--- a/Capitulos de Tesis/Capítulo IV.docx
+++ b/Capitulos de Tesis/Capítulo IV.docx
@@ -264,7 +264,7 @@
           </mc:Choice>
           <mc:Fallback>
             <w:pict>
-              <v:group w14:anchorId="76B9694D" id="Group 17" o:spid="_x0000_s1026" style="position:absolute;margin-left:-4.45pt;margin-top:9.2pt;width:450.2pt;height:127.25pt;z-index:251659264" coordorigin="2268,6021" coordsize="8280,2340" o:gfxdata="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">
+              <v:group w14:anchorId="720B25CE" id="Group 17" o:spid="_x0000_s1026" style="position:absolute;margin-left:-4.45pt;margin-top:9.2pt;width:450.2pt;height:127.25pt;z-index:251659264" coordorigin="2268,6021" coordsize="8280,2340" o:gfxdata="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">
                 <v:shapetype id="_x0000_t75" coordsize="21600,21600" o:spt="75" o:preferrelative="t" path="m@4@5l@4@11@9@11@9@5xe" filled="f" stroked="f">
                   <v:stroke joinstyle="miter"/>
                   <v:formulas>
@@ -4947,14 +4947,17 @@
         <w:t>,</w:t>
       </w:r>
       <w:r>
-        <w:t xml:space="preserve"> llama </w:t>
+        <w:t xml:space="preserve"> llama a</w:t>
+      </w:r>
+      <w:r>
+        <w:t xml:space="preserve"> </w:t>
+      </w:r>
+      <w:r>
+        <w:t>`</w:t>
       </w:r>
       <w:proofErr w:type="spellStart"/>
       <w:r>
-        <w:t>a</w:t>
-      </w:r>
-      <w:r>
-        <w:t>`obtener_</w:t>
+        <w:t>obtener_</w:t>
       </w:r>
       <w:proofErr w:type="gramStart"/>
       <w:r>
@@ -5075,6 +5078,11 @@
       <w:r>
         <w:t>, formato de correo electrónico con patrón estándar, formato de usuario alfanumérico, longitud mínima de contraseña, y coincidencia entre contraseña y confirmación.</w:t>
       </w:r>
+    </w:p>
+    <w:p>
+      <w:pPr>
+        <w:pStyle w:val="Tesis"/>
+      </w:pPr>
     </w:p>
     <w:p>
       <w:pPr>
@@ -5297,7 +5305,11 @@
         <w:t>En la figura 1 se observa la pantalla de inicio de toda la aplicación, donde se muestra el logo de la aplicación y el bot</w:t>
       </w:r>
       <w:r>
-        <w:t xml:space="preserve">ón que te lleva a la pantalla del </w:t>
+        <w:t xml:space="preserve">ón que te lleva a la pantalla </w:t>
+      </w:r>
+      <w:r>
+        <w:lastRenderedPageBreak/>
+        <w:t xml:space="preserve">del </w:t>
       </w:r>
       <w:proofErr w:type="spellStart"/>
       <w:r>
@@ -5554,6 +5566,7 @@
         <w:pStyle w:val="Tesis"/>
       </w:pPr>
       <w:r>
+        <w:lastRenderedPageBreak/>
         <w:t xml:space="preserve">En la figura 3 </w:t>
       </w:r>
       <w:proofErr w:type="spellStart"/>
@@ -5562,11 +5575,7 @@
       </w:r>
       <w:proofErr w:type="spellEnd"/>
       <w:r>
-        <w:t xml:space="preserve"> la pantalla de registro de usuario, en donde se pide </w:t>
-      </w:r>
-      <w:r>
-        <w:lastRenderedPageBreak/>
-        <w:t xml:space="preserve">al usuario ingresar sus datos, incluyendo el correo electrónico, un nombre de usuario y la contraseña, una vez finalizado el registro de usuario el programa te redirige a la pantalla del </w:t>
+        <w:t xml:space="preserve"> la pantalla de registro de usuario, en donde se pide al usuario ingresar sus datos, incluyendo el correo electrónico, un nombre de usuario y la contraseña, una vez finalizado el registro de usuario el programa te redirige a la pantalla del </w:t>
       </w:r>
       <w:proofErr w:type="spellStart"/>
       <w:r>
@@ -8108,7 +8117,7 @@
 <file path=word/charts/chart1.xml><?xml version="1.0" encoding="utf-8"?>
 <c:chartSpace xmlns:c="http://schemas.openxmlformats.org/drawingml/2006/chart" xmlns:a="http://schemas.openxmlformats.org/drawingml/2006/main" xmlns:r="http://schemas.openxmlformats.org/officeDocument/2006/relationships" xmlns:c16r2="http://schemas.microsoft.com/office/drawing/2015/06/chart">
   <c:date1904 val="0"/>
-  <c:lang val="es-MX"/>
+  <c:lang val="es-ES"/>
   <c:roundedCorners val="0"/>
   <mc:AlternateContent xmlns:mc="http://schemas.openxmlformats.org/markup-compatibility/2006">
     <mc:Choice xmlns:c14="http://schemas.microsoft.com/office/drawing/2007/8/2/chart" Requires="c14">
@@ -8611,7 +8620,7 @@
 <file path=word/charts/chart10.xml><?xml version="1.0" encoding="utf-8"?>
 <c:chartSpace xmlns:c="http://schemas.openxmlformats.org/drawingml/2006/chart" xmlns:a="http://schemas.openxmlformats.org/drawingml/2006/main" xmlns:r="http://schemas.openxmlformats.org/officeDocument/2006/relationships" xmlns:c16r2="http://schemas.microsoft.com/office/drawing/2015/06/chart">
   <c:date1904 val="0"/>
-  <c:lang val="es-MX"/>
+  <c:lang val="es-ES"/>
   <c:roundedCorners val="0"/>
   <mc:AlternateContent xmlns:mc="http://schemas.openxmlformats.org/markup-compatibility/2006">
     <mc:Choice xmlns:c14="http://schemas.microsoft.com/office/drawing/2007/8/2/chart" Requires="c14">
@@ -8982,7 +8991,7 @@
 <file path=word/charts/chart11.xml><?xml version="1.0" encoding="utf-8"?>
 <c:chartSpace xmlns:c="http://schemas.openxmlformats.org/drawingml/2006/chart" xmlns:a="http://schemas.openxmlformats.org/drawingml/2006/main" xmlns:r="http://schemas.openxmlformats.org/officeDocument/2006/relationships" xmlns:c16r2="http://schemas.microsoft.com/office/drawing/2015/06/chart">
   <c:date1904 val="0"/>
-  <c:lang val="es-MX"/>
+  <c:lang val="es-ES"/>
   <c:roundedCorners val="0"/>
   <mc:AlternateContent xmlns:mc="http://schemas.openxmlformats.org/markup-compatibility/2006">
     <mc:Choice xmlns:c14="http://schemas.microsoft.com/office/drawing/2007/8/2/chart" Requires="c14">
@@ -9353,7 +9362,7 @@
 <file path=word/charts/chart12.xml><?xml version="1.0" encoding="utf-8"?>
 <c:chartSpace xmlns:c="http://schemas.openxmlformats.org/drawingml/2006/chart" xmlns:a="http://schemas.openxmlformats.org/drawingml/2006/main" xmlns:r="http://schemas.openxmlformats.org/officeDocument/2006/relationships" xmlns:c16r2="http://schemas.microsoft.com/office/drawing/2015/06/chart">
   <c:date1904 val="0"/>
-  <c:lang val="es-MX"/>
+  <c:lang val="es-ES"/>
   <c:roundedCorners val="0"/>
   <mc:AlternateContent xmlns:mc="http://schemas.openxmlformats.org/markup-compatibility/2006">
     <mc:Choice xmlns:c14="http://schemas.microsoft.com/office/drawing/2007/8/2/chart" Requires="c14">
@@ -9724,7 +9733,7 @@
 <file path=word/charts/chart2.xml><?xml version="1.0" encoding="utf-8"?>
 <c:chartSpace xmlns:c="http://schemas.openxmlformats.org/drawingml/2006/chart" xmlns:a="http://schemas.openxmlformats.org/drawingml/2006/main" xmlns:r="http://schemas.openxmlformats.org/officeDocument/2006/relationships" xmlns:c16r2="http://schemas.microsoft.com/office/drawing/2015/06/chart">
   <c:date1904 val="0"/>
-  <c:lang val="es-MX"/>
+  <c:lang val="es-ES"/>
   <c:roundedCorners val="0"/>
   <mc:AlternateContent xmlns:mc="http://schemas.openxmlformats.org/markup-compatibility/2006">
     <mc:Choice xmlns:c14="http://schemas.microsoft.com/office/drawing/2007/8/2/chart" Requires="c14">
@@ -10141,7 +10150,7 @@
 <file path=word/charts/chart3.xml><?xml version="1.0" encoding="utf-8"?>
 <c:chartSpace xmlns:c="http://schemas.openxmlformats.org/drawingml/2006/chart" xmlns:a="http://schemas.openxmlformats.org/drawingml/2006/main" xmlns:r="http://schemas.openxmlformats.org/officeDocument/2006/relationships" xmlns:c16r2="http://schemas.microsoft.com/office/drawing/2015/06/chart">
   <c:date1904 val="0"/>
-  <c:lang val="es-MX"/>
+  <c:lang val="es-ES"/>
   <c:roundedCorners val="0"/>
   <mc:AlternateContent xmlns:mc="http://schemas.openxmlformats.org/markup-compatibility/2006">
     <mc:Choice xmlns:c14="http://schemas.microsoft.com/office/drawing/2007/8/2/chart" Requires="c14">
@@ -10460,7 +10469,7 @@
 <file path=word/charts/chart4.xml><?xml version="1.0" encoding="utf-8"?>
 <c:chartSpace xmlns:c="http://schemas.openxmlformats.org/drawingml/2006/chart" xmlns:a="http://schemas.openxmlformats.org/drawingml/2006/main" xmlns:r="http://schemas.openxmlformats.org/officeDocument/2006/relationships" xmlns:c16r2="http://schemas.microsoft.com/office/drawing/2015/06/chart">
   <c:date1904 val="0"/>
-  <c:lang val="es-MX"/>
+  <c:lang val="es-ES"/>
   <c:roundedCorners val="0"/>
   <mc:AlternateContent xmlns:mc="http://schemas.openxmlformats.org/markup-compatibility/2006">
     <mc:Choice xmlns:c14="http://schemas.microsoft.com/office/drawing/2007/8/2/chart" Requires="c14">
@@ -10809,7 +10818,7 @@
 <file path=word/charts/chart5.xml><?xml version="1.0" encoding="utf-8"?>
 <c:chartSpace xmlns:c="http://schemas.openxmlformats.org/drawingml/2006/chart" xmlns:a="http://schemas.openxmlformats.org/drawingml/2006/main" xmlns:r="http://schemas.openxmlformats.org/officeDocument/2006/relationships" xmlns:c16r2="http://schemas.microsoft.com/office/drawing/2015/06/chart">
   <c:date1904 val="0"/>
-  <c:lang val="es-MX"/>
+  <c:lang val="es-ES"/>
   <c:roundedCorners val="0"/>
   <mc:AlternateContent xmlns:mc="http://schemas.openxmlformats.org/markup-compatibility/2006">
     <mc:Choice xmlns:c14="http://schemas.microsoft.com/office/drawing/2007/8/2/chart" Requires="c14">
@@ -11200,7 +11209,7 @@
 <file path=word/charts/chart6.xml><?xml version="1.0" encoding="utf-8"?>
 <c:chartSpace xmlns:c="http://schemas.openxmlformats.org/drawingml/2006/chart" xmlns:a="http://schemas.openxmlformats.org/drawingml/2006/main" xmlns:r="http://schemas.openxmlformats.org/officeDocument/2006/relationships" xmlns:c16r2="http://schemas.microsoft.com/office/drawing/2015/06/chart">
   <c:date1904 val="0"/>
-  <c:lang val="es-MX"/>
+  <c:lang val="es-ES"/>
   <c:roundedCorners val="0"/>
   <mc:AlternateContent xmlns:mc="http://schemas.openxmlformats.org/markup-compatibility/2006">
     <mc:Choice xmlns:c14="http://schemas.microsoft.com/office/drawing/2007/8/2/chart" Requires="c14">
@@ -11557,7 +11566,7 @@
 <file path=word/charts/chart7.xml><?xml version="1.0" encoding="utf-8"?>
 <c:chartSpace xmlns:c="http://schemas.openxmlformats.org/drawingml/2006/chart" xmlns:a="http://schemas.openxmlformats.org/drawingml/2006/main" xmlns:r="http://schemas.openxmlformats.org/officeDocument/2006/relationships" xmlns:c16r2="http://schemas.microsoft.com/office/drawing/2015/06/chart">
   <c:date1904 val="0"/>
-  <c:lang val="es-MX"/>
+  <c:lang val="es-ES"/>
   <c:roundedCorners val="0"/>
   <mc:AlternateContent xmlns:mc="http://schemas.openxmlformats.org/markup-compatibility/2006">
     <mc:Choice xmlns:c14="http://schemas.microsoft.com/office/drawing/2007/8/2/chart" Requires="c14">
@@ -11868,7 +11877,7 @@
 <file path=word/charts/chart8.xml><?xml version="1.0" encoding="utf-8"?>
 <c:chartSpace xmlns:c="http://schemas.openxmlformats.org/drawingml/2006/chart" xmlns:a="http://schemas.openxmlformats.org/drawingml/2006/main" xmlns:r="http://schemas.openxmlformats.org/officeDocument/2006/relationships" xmlns:c16r2="http://schemas.microsoft.com/office/drawing/2015/06/chart">
   <c:date1904 val="0"/>
-  <c:lang val="es-MX"/>
+  <c:lang val="es-ES"/>
   <c:roundedCorners val="0"/>
   <mc:AlternateContent xmlns:mc="http://schemas.openxmlformats.org/markup-compatibility/2006">
     <mc:Choice xmlns:c14="http://schemas.microsoft.com/office/drawing/2007/8/2/chart" Requires="c14">
@@ -12271,7 +12280,7 @@
 <file path=word/charts/chart9.xml><?xml version="1.0" encoding="utf-8"?>
 <c:chartSpace xmlns:c="http://schemas.openxmlformats.org/drawingml/2006/chart" xmlns:a="http://schemas.openxmlformats.org/drawingml/2006/main" xmlns:r="http://schemas.openxmlformats.org/officeDocument/2006/relationships" xmlns:c16r2="http://schemas.microsoft.com/office/drawing/2015/06/chart">
   <c:date1904 val="0"/>
-  <c:lang val="es-MX"/>
+  <c:lang val="es-ES"/>
   <c:roundedCorners val="0"/>
   <mc:AlternateContent xmlns:mc="http://schemas.openxmlformats.org/markup-compatibility/2006">
     <mc:Choice xmlns:c14="http://schemas.microsoft.com/office/drawing/2007/8/2/chart" Requires="c14">

--- a/Capitulos de Tesis/Capítulo IV.docx
+++ b/Capitulos de Tesis/Capítulo IV.docx
@@ -4023,28 +4023,14 @@
         <w:rPr>
           <w:lang w:val="es-ES_tradnl"/>
         </w:rPr>
-        <w:t>obtener_ruta_</w:t>
-      </w:r>
-      <w:proofErr w:type="gramStart"/>
+        <w:t>obtener_ruta_base</w:t>
+      </w:r>
+      <w:proofErr w:type="spellEnd"/>
       <w:r>
         <w:rPr>
           <w:lang w:val="es-ES_tradnl"/>
         </w:rPr>
-        <w:t>base</w:t>
-      </w:r>
-      <w:proofErr w:type="spellEnd"/>
-      <w:r>
-        <w:rPr>
-          <w:lang w:val="es-ES_tradnl"/>
-        </w:rPr>
-        <w:t>(</w:t>
-      </w:r>
-      <w:proofErr w:type="gramEnd"/>
-      <w:r>
-        <w:rPr>
-          <w:lang w:val="es-ES_tradnl"/>
-        </w:rPr>
-        <w:t xml:space="preserve">)’ detecta automáticamente si el programa se ejecutaba desde el código fuente o desde </w:t>
+        <w:t xml:space="preserve">()’ detecta automáticamente si el programa se ejecutaba desde el código fuente o desde </w:t>
       </w:r>
       <w:r>
         <w:rPr>
@@ -4072,56 +4058,28 @@
         <w:rPr>
           <w:lang w:val="es-ES_tradnl"/>
         </w:rPr>
-        <w:t>obtener_ruta_</w:t>
-      </w:r>
-      <w:proofErr w:type="gramStart"/>
+        <w:t>obtener_ruta_db</w:t>
+      </w:r>
+      <w:proofErr w:type="spellEnd"/>
       <w:r>
         <w:rPr>
           <w:lang w:val="es-ES_tradnl"/>
         </w:rPr>
-        <w:t>db</w:t>
+        <w:t>()’ que simplemente concatena la ruta base con el nombre de la base de datos. Seguidamente se creó, ‘</w:t>
+      </w:r>
+      <w:proofErr w:type="spellStart"/>
+      <w:r>
+        <w:rPr>
+          <w:lang w:val="es-ES_tradnl"/>
+        </w:rPr>
+        <w:t>obtener_ruta_recurso</w:t>
       </w:r>
       <w:proofErr w:type="spellEnd"/>
       <w:r>
         <w:rPr>
           <w:lang w:val="es-ES_tradnl"/>
         </w:rPr>
-        <w:t>(</w:t>
-      </w:r>
-      <w:proofErr w:type="gramEnd"/>
-      <w:r>
-        <w:rPr>
-          <w:lang w:val="es-ES_tradnl"/>
-        </w:rPr>
-        <w:t>)’ que simplemente concatena la ruta base con el nombre de la base de datos. Seguidamente se creó, ‘</w:t>
-      </w:r>
-      <w:proofErr w:type="spellStart"/>
-      <w:r>
-        <w:rPr>
-          <w:lang w:val="es-ES_tradnl"/>
-        </w:rPr>
-        <w:t>obtener_ruta_</w:t>
-      </w:r>
-      <w:proofErr w:type="gramStart"/>
-      <w:r>
-        <w:rPr>
-          <w:lang w:val="es-ES_tradnl"/>
-        </w:rPr>
-        <w:t>recurso</w:t>
-      </w:r>
-      <w:proofErr w:type="spellEnd"/>
-      <w:r>
-        <w:rPr>
-          <w:lang w:val="es-ES_tradnl"/>
-        </w:rPr>
-        <w:t>(</w:t>
-      </w:r>
-      <w:proofErr w:type="gramEnd"/>
-      <w:r>
-        <w:rPr>
-          <w:lang w:val="es-ES_tradnl"/>
-        </w:rPr>
-        <w:t>)’ para localizar imágenes y otros archivos estáticos que se utilizan en la aplicación.</w:t>
+        <w:t>()’ para localizar imágenes y otros archivos estáticos que se utilizan en la aplicación.</w:t>
       </w:r>
     </w:p>
     <w:p>
@@ -4158,15 +4116,7 @@
       </w:r>
       <w:proofErr w:type="spellEnd"/>
       <w:r>
-        <w:t>__’ recibe el objeto ‘page’ del Flet y lo almacena para ser usado más adelante. El método ‘</w:t>
-      </w:r>
-      <w:proofErr w:type="gramStart"/>
-      <w:r>
-        <w:t>inicializar(</w:t>
-      </w:r>
-      <w:proofErr w:type="gramEnd"/>
-      <w:r>
-        <w:t xml:space="preserve">)’ configura el </w:t>
+        <w:t xml:space="preserve">__’ recibe el objeto ‘page’ del Flet y lo almacena para ser usado más adelante. El método ‘inicializar()’ configura el </w:t>
       </w:r>
       <w:proofErr w:type="spellStart"/>
       <w:r>
@@ -4193,101 +4143,77 @@
       </w:r>
       <w:proofErr w:type="spellStart"/>
       <w:r>
-        <w:t>crear_</w:t>
-      </w:r>
-      <w:proofErr w:type="gramStart"/>
+        <w:t>crear_sidebar</w:t>
+      </w:r>
+      <w:proofErr w:type="spellEnd"/>
+      <w:r>
+        <w:t>()` genera dinámicamente los botones de navegación</w:t>
+      </w:r>
+      <w:r>
+        <w:t xml:space="preserve"> de la </w:t>
+      </w:r>
+      <w:r>
+        <w:t>barra lateral</w:t>
+      </w:r>
+      <w:r>
+        <w:t>.</w:t>
+      </w:r>
+    </w:p>
+    <w:p>
+      <w:pPr>
+        <w:pStyle w:val="Tesis"/>
+      </w:pPr>
+      <w:r>
+        <w:t>El método ‘</w:t>
+      </w:r>
+      <w:proofErr w:type="spellStart"/>
+      <w:r>
+        <w:t>navegar_a</w:t>
+      </w:r>
+      <w:proofErr w:type="spellEnd"/>
+      <w:r>
+        <w:t xml:space="preserve">()’ </w:t>
+      </w:r>
+      <w:r>
+        <w:t>de la clase ‘</w:t>
+      </w:r>
+      <w:proofErr w:type="spellStart"/>
+      <w:r>
+        <w:t>NavegadorCentral</w:t>
+      </w:r>
+      <w:proofErr w:type="spellEnd"/>
+      <w:r>
+        <w:t xml:space="preserve">’ define el centro del sistema de rutas internas. Está función recibe indicando la pantalla o módulo destino, realizando </w:t>
+      </w:r>
+      <w:proofErr w:type="spellStart"/>
+      <w:r>
+        <w:t>imports</w:t>
+      </w:r>
+      <w:proofErr w:type="spellEnd"/>
+      <w:r>
+        <w:t xml:space="preserve"> dinámicos de los módulos correspondientes, ejecutando la función de contenido enviando los datos del usuario, y actualizando el </w:t>
+      </w:r>
+      <w:proofErr w:type="spellStart"/>
       <w:r>
         <w:t>sidebar</w:t>
       </w:r>
       <w:proofErr w:type="spellEnd"/>
       <w:r>
-        <w:t>(</w:t>
-      </w:r>
-      <w:proofErr w:type="gramEnd"/>
-      <w:r>
-        <w:t>)` genera dinámicamente los botones de navegación</w:t>
-      </w:r>
-      <w:r>
-        <w:t xml:space="preserve"> de la </w:t>
-      </w:r>
-      <w:r>
-        <w:t>barra lateral</w:t>
-      </w:r>
-      <w:r>
-        <w:t>.</w:t>
-      </w:r>
-    </w:p>
-    <w:p>
-      <w:pPr>
-        <w:pStyle w:val="Tesis"/>
-      </w:pPr>
-      <w:r>
-        <w:t>El método ‘</w:t>
+        <w:t xml:space="preserve"> para reflejar visualmente </w:t>
+      </w:r>
+      <w:r>
+        <w:t xml:space="preserve">la nueva ubicación. </w:t>
+      </w:r>
+      <w:r>
+        <w:t>Finalmente, `</w:t>
       </w:r>
       <w:proofErr w:type="spellStart"/>
       <w:r>
-        <w:t>navegar_</w:t>
-      </w:r>
-      <w:proofErr w:type="gramStart"/>
-      <w:r>
-        <w:t>a</w:t>
+        <w:t>cerrar_sesion</w:t>
       </w:r>
       <w:proofErr w:type="spellEnd"/>
       <w:r>
-        <w:t>(</w:t>
-      </w:r>
-      <w:proofErr w:type="gramEnd"/>
-      <w:r>
-        <w:t xml:space="preserve">)’ </w:t>
-      </w:r>
-      <w:r>
-        <w:t>de la clase ‘</w:t>
-      </w:r>
-      <w:proofErr w:type="spellStart"/>
-      <w:r>
-        <w:t>NavegadorCentral</w:t>
-      </w:r>
-      <w:proofErr w:type="spellEnd"/>
-      <w:r>
-        <w:t xml:space="preserve">’ define el centro del sistema de rutas internas. Está función recibe indicando la pantalla o módulo destino, realizando </w:t>
-      </w:r>
-      <w:proofErr w:type="spellStart"/>
-      <w:r>
-        <w:t>imports</w:t>
-      </w:r>
-      <w:proofErr w:type="spellEnd"/>
-      <w:r>
-        <w:t xml:space="preserve"> dinámicos de los módulos correspondientes, ejecutando la función de contenido enviando los datos del usuario, y actualizando el </w:t>
-      </w:r>
-      <w:proofErr w:type="spellStart"/>
-      <w:r>
-        <w:t>sidebar</w:t>
-      </w:r>
-      <w:proofErr w:type="spellEnd"/>
-      <w:r>
-        <w:t xml:space="preserve"> para reflejar visualmente </w:t>
-      </w:r>
-      <w:r>
-        <w:t xml:space="preserve">la nueva ubicación. </w:t>
-      </w:r>
-      <w:r>
-        <w:t>Finalmente, `</w:t>
-      </w:r>
-      <w:proofErr w:type="spellStart"/>
-      <w:r>
-        <w:t>cerrar_</w:t>
-      </w:r>
-      <w:proofErr w:type="gramStart"/>
-      <w:r>
-        <w:t>sesion</w:t>
-      </w:r>
-      <w:proofErr w:type="spellEnd"/>
-      <w:r>
-        <w:t>(</w:t>
-      </w:r>
-      <w:proofErr w:type="gramEnd"/>
-      <w:r>
-        <w:t xml:space="preserve">)` limpia la página </w:t>
+        <w:t xml:space="preserve">()` limpia la página </w:t>
       </w:r>
       <w:r>
         <w:t>donde se encuentre el usuario</w:t>
@@ -4353,19 +4279,11 @@
       </w:r>
       <w:proofErr w:type="spellStart"/>
       <w:r>
-        <w:t>registrar_</w:t>
-      </w:r>
-      <w:proofErr w:type="gramStart"/>
-      <w:r>
-        <w:t>vista</w:t>
+        <w:t>registrar_vista</w:t>
       </w:r>
       <w:proofErr w:type="spellEnd"/>
       <w:r>
-        <w:t>(</w:t>
-      </w:r>
-      <w:proofErr w:type="gramEnd"/>
-      <w:r>
-        <w:t xml:space="preserve">)’ añade entradas a este diccionario asociando nombres de vista </w:t>
+        <w:t xml:space="preserve">()’ añade entradas a este diccionario asociando nombres de vista </w:t>
       </w:r>
       <w:r>
         <w:t>con las funciones que las renderizan</w:t>
@@ -4378,19 +4296,11 @@
       </w:r>
       <w:proofErr w:type="spellStart"/>
       <w:r>
-        <w:t>navegar_</w:t>
-      </w:r>
-      <w:proofErr w:type="gramStart"/>
-      <w:r>
-        <w:t>a</w:t>
+        <w:t>navegar_a</w:t>
       </w:r>
       <w:proofErr w:type="spellEnd"/>
       <w:r>
-        <w:t>(</w:t>
-      </w:r>
-      <w:proofErr w:type="gramEnd"/>
-      <w:r>
-        <w:t>)`</w:t>
+        <w:t>()`</w:t>
       </w:r>
       <w:r>
         <w:t>,</w:t>
@@ -4418,19 +4328,11 @@
       </w:r>
       <w:proofErr w:type="spellStart"/>
       <w:r>
-        <w:t>inicializar_</w:t>
-      </w:r>
-      <w:proofErr w:type="gramStart"/>
-      <w:r>
-        <w:t>vistas</w:t>
+        <w:t>inicializar_vistas</w:t>
       </w:r>
       <w:proofErr w:type="spellEnd"/>
       <w:r>
-        <w:t>(</w:t>
-      </w:r>
-      <w:proofErr w:type="gramEnd"/>
-      <w:r>
-        <w:t xml:space="preserve">)` importa todos los módulos de vistas y registrarlos, utilizando </w:t>
+        <w:t xml:space="preserve">()` importa todos los módulos de vistas y registrarlos, utilizando </w:t>
       </w:r>
       <w:proofErr w:type="spellStart"/>
       <w:r>
@@ -4473,23 +4375,7 @@
       </w:r>
       <w:proofErr w:type="spellEnd"/>
       <w:r>
-        <w:t>’ verifica si ya existe una instancia de la clase y, de no ser así, crea una nueva llamando a ‘_</w:t>
-      </w:r>
-      <w:proofErr w:type="gramStart"/>
-      <w:r>
-        <w:t>inicializar(</w:t>
-      </w:r>
-      <w:proofErr w:type="gramEnd"/>
-      <w:r>
-        <w:t>)’. El método ‘_</w:t>
-      </w:r>
-      <w:proofErr w:type="gramStart"/>
-      <w:r>
-        <w:t>conectar(</w:t>
-      </w:r>
-      <w:proofErr w:type="gramEnd"/>
-      <w:r>
-        <w:t xml:space="preserve">)’ abre una conexión s </w:t>
+        <w:t xml:space="preserve">’ verifica si ya existe una instancia de la clase y, de no ser así, crea una nueva llamando a ‘_inicializar()’. El método ‘_conectar()’ abre una conexión s </w:t>
       </w:r>
       <w:proofErr w:type="spellStart"/>
       <w:r>
@@ -4501,19 +4387,11 @@
       </w:r>
       <w:proofErr w:type="spellStart"/>
       <w:r>
-        <w:t>obtener_ruta_</w:t>
-      </w:r>
-      <w:proofErr w:type="gramStart"/>
-      <w:r>
-        <w:t>db</w:t>
+        <w:t>obtener_ruta_db</w:t>
       </w:r>
       <w:proofErr w:type="spellEnd"/>
       <w:r>
-        <w:t>(</w:t>
-      </w:r>
-      <w:proofErr w:type="gramEnd"/>
-      <w:r>
-        <w:t>)’ del módulo de configuración. La función de ‘</w:t>
+        <w:t>()’ del módulo de configuración. La función de ‘</w:t>
       </w:r>
       <w:proofErr w:type="spellStart"/>
       <w:r>
@@ -4528,19 +4406,11 @@
       </w:r>
       <w:proofErr w:type="spellStart"/>
       <w:r>
-        <w:t>obtener_usuario_por_</w:t>
-      </w:r>
-      <w:proofErr w:type="gramStart"/>
-      <w:r>
-        <w:t>correo</w:t>
+        <w:t>obtener_usuario_por_correo</w:t>
       </w:r>
       <w:proofErr w:type="spellEnd"/>
       <w:r>
-        <w:t>(</w:t>
-      </w:r>
-      <w:proofErr w:type="gramEnd"/>
-      <w:r>
-        <w:t>)’</w:t>
+        <w:t>()’</w:t>
       </w:r>
       <w:r>
         <w:t xml:space="preserve"> busca solamente por dirección de correo electrónico, siendo vital para el proceso de recuperación de contraseña.</w:t>
@@ -4555,19 +4425,11 @@
       </w:r>
       <w:proofErr w:type="spellStart"/>
       <w:r>
-        <w:t>actualizar_</w:t>
-      </w:r>
-      <w:proofErr w:type="gramStart"/>
-      <w:r>
-        <w:t>puntuacion</w:t>
+        <w:t>actualizar_puntuacion</w:t>
       </w:r>
       <w:proofErr w:type="spellEnd"/>
       <w:r>
-        <w:t>(</w:t>
-      </w:r>
-      <w:proofErr w:type="gramEnd"/>
-      <w:r>
-        <w:t>)` modificaba los puntos acumulados del usuario y opcionalmente su etapa y nivel actuales cuando avanzaba en el contenido educativo.</w:t>
+        <w:t>()` modificaba los puntos acumulados del usuario y opcionalmente su etapa y nivel actuales cuando avanzaba en el contenido educativo.</w:t>
       </w:r>
     </w:p>
     <w:p>
@@ -4584,19 +4446,11 @@
       </w:r>
       <w:proofErr w:type="spellStart"/>
       <w:r>
-        <w:t>actualizar_</w:t>
-      </w:r>
-      <w:proofErr w:type="gramStart"/>
-      <w:r>
-        <w:t>vidas</w:t>
+        <w:t>actualizar_vidas</w:t>
       </w:r>
       <w:proofErr w:type="spellEnd"/>
       <w:r>
-        <w:t>(</w:t>
-      </w:r>
-      <w:proofErr w:type="gramEnd"/>
-      <w:r>
-        <w:t xml:space="preserve">)`, que recibía el ID de usuario, cantidad de vidas y </w:t>
+        <w:t xml:space="preserve">()`, que recibía el ID de usuario, cantidad de vidas y </w:t>
       </w:r>
       <w:proofErr w:type="spellStart"/>
       <w:r>
@@ -4611,19 +4465,11 @@
       </w:r>
       <w:proofErr w:type="spellStart"/>
       <w:r>
-        <w:t>guardar_codigo_</w:t>
-      </w:r>
-      <w:proofErr w:type="gramStart"/>
-      <w:r>
-        <w:t>recuperacion</w:t>
+        <w:t>guardar_codigo_recuperacion</w:t>
       </w:r>
       <w:proofErr w:type="spellEnd"/>
       <w:r>
-        <w:t>(</w:t>
-      </w:r>
-      <w:proofErr w:type="gramEnd"/>
-      <w:r>
-        <w:t xml:space="preserve">)` marcaba códigos anteriores como usados e insertaba uno nuevo con </w:t>
+        <w:t xml:space="preserve">()` marcaba códigos anteriores como usados e insertaba uno nuevo con </w:t>
       </w:r>
       <w:proofErr w:type="spellStart"/>
       <w:r>
@@ -4634,62 +4480,36 @@
         <w:t xml:space="preserve"> de expiración calculado sumando minutos a la hora actual usando `</w:t>
       </w:r>
       <w:proofErr w:type="spellStart"/>
-      <w:proofErr w:type="gramStart"/>
       <w:r>
         <w:t>datetime.now</w:t>
       </w:r>
       <w:proofErr w:type="spellEnd"/>
       <w:r>
-        <w:t>(</w:t>
-      </w:r>
-      <w:proofErr w:type="gramEnd"/>
-      <w:r>
-        <w:t xml:space="preserve">) + </w:t>
+        <w:t xml:space="preserve">() + </w:t>
       </w:r>
       <w:proofErr w:type="spellStart"/>
-      <w:proofErr w:type="gramStart"/>
       <w:r>
         <w:t>timedelta</w:t>
       </w:r>
       <w:proofErr w:type="spellEnd"/>
       <w:r>
-        <w:t>(</w:t>
-      </w:r>
-      <w:proofErr w:type="gramEnd"/>
-      <w:r>
-        <w:t>)`. `</w:t>
+        <w:t>()`. `</w:t>
       </w:r>
       <w:proofErr w:type="spellStart"/>
       <w:r>
-        <w:t>verificar_codigo_</w:t>
-      </w:r>
-      <w:proofErr w:type="gramStart"/>
-      <w:r>
-        <w:t>recuperacion</w:t>
+        <w:t>verificar_codigo_recuperacion</w:t>
       </w:r>
       <w:proofErr w:type="spellEnd"/>
       <w:r>
-        <w:t>(</w:t>
-      </w:r>
-      <w:proofErr w:type="gramEnd"/>
-      <w:r>
-        <w:t>)` comprobaba que un código existiera, no estuviera usado y no hubiera expirado comparando contra la hora actual de la base de datos. Finalmente, `</w:t>
+        <w:t>()` comprobaba que un código existiera, no estuviera usado y no hubiera expirado comparando contra la hora actual de la base de datos. Finalmente, `</w:t>
       </w:r>
       <w:proofErr w:type="spellStart"/>
       <w:r>
-        <w:t>marcar_codigo_</w:t>
-      </w:r>
-      <w:proofErr w:type="gramStart"/>
-      <w:r>
-        <w:t>usado</w:t>
+        <w:t>marcar_codigo_usado</w:t>
       </w:r>
       <w:proofErr w:type="spellEnd"/>
       <w:r>
-        <w:t>(</w:t>
-      </w:r>
-      <w:proofErr w:type="gramEnd"/>
-      <w:r>
-        <w:t>)` actualizaba el estado del código para evitar reutilizaciones después del cambio de contraseña exitoso</w:t>
+        <w:t>()` actualizaba el estado del código para evitar reutilizaciones después del cambio de contraseña exitoso</w:t>
       </w:r>
       <w:r>
         <w:t>.</w:t>
@@ -4752,37 +4572,25 @@
       </w:r>
       <w:proofErr w:type="spellStart"/>
       <w:r>
-        <w:t>generar_codigo_</w:t>
-      </w:r>
-      <w:proofErr w:type="gramStart"/>
-      <w:r>
-        <w:t>recuperacion</w:t>
+        <w:t>generar_codigo_recuperacion</w:t>
       </w:r>
       <w:proofErr w:type="spellEnd"/>
       <w:r>
-        <w:t>(</w:t>
-      </w:r>
-      <w:proofErr w:type="gramEnd"/>
-      <w:r>
-        <w:t>)’ utilizando ‘</w:t>
+        <w:t>()’ utilizando ‘</w:t>
       </w:r>
       <w:proofErr w:type="spellStart"/>
-      <w:proofErr w:type="gramStart"/>
       <w:r>
         <w:t>random.choices</w:t>
       </w:r>
       <w:proofErr w:type="spellEnd"/>
-      <w:proofErr w:type="gramEnd"/>
       <w:r>
         <w:t>()’ con ’</w:t>
       </w:r>
       <w:proofErr w:type="spellStart"/>
-      <w:proofErr w:type="gramStart"/>
       <w:r>
         <w:t>string.digits</w:t>
       </w:r>
       <w:proofErr w:type="spellEnd"/>
-      <w:proofErr w:type="gramEnd"/>
       <w:r>
         <w:t>’ para crear cadenas aleatorias de 6 números</w:t>
       </w:r>
@@ -4791,19 +4599,11 @@
       </w:r>
       <w:proofErr w:type="spellStart"/>
       <w:r>
-        <w:t>enviar_email_</w:t>
-      </w:r>
-      <w:proofErr w:type="gramStart"/>
-      <w:r>
-        <w:t>recuperacion</w:t>
+        <w:t>enviar_email_recuperacion</w:t>
       </w:r>
       <w:proofErr w:type="spellEnd"/>
       <w:r>
-        <w:t>(</w:t>
-      </w:r>
-      <w:proofErr w:type="gramEnd"/>
-      <w:r>
-        <w:t>)’ construye los mensajes usando la clase ‘</w:t>
+        <w:t>()’ construye los mensajes usando la clase ‘</w:t>
       </w:r>
       <w:proofErr w:type="spellStart"/>
       <w:r>
@@ -4814,12 +4614,10 @@
         <w:t>’ del módulo ‘</w:t>
       </w:r>
       <w:proofErr w:type="spellStart"/>
-      <w:proofErr w:type="gramStart"/>
       <w:r>
         <w:t>email.message</w:t>
       </w:r>
       <w:proofErr w:type="spellEnd"/>
-      <w:proofErr w:type="gramEnd"/>
       <w:r>
         <w:t xml:space="preserve">’, pudiendo </w:t>
       </w:r>
@@ -4862,38 +4660,22 @@
       </w:r>
       <w:proofErr w:type="spellStart"/>
       <w:r>
-        <w:t>mostrar_</w:t>
-      </w:r>
-      <w:proofErr w:type="gramStart"/>
-      <w:r>
-        <w:t>login</w:t>
+        <w:t>mostrar_login</w:t>
       </w:r>
       <w:proofErr w:type="spellEnd"/>
       <w:r>
-        <w:t>(</w:t>
-      </w:r>
-      <w:proofErr w:type="gramEnd"/>
-      <w:r>
-        <w:t xml:space="preserve">)’ se ocupa de configurar la página de Flet estableciendo título, color de fondo, y alineaciones </w:t>
+        <w:t xml:space="preserve">()’ se ocupa de configurar la página de Flet estableciendo título, color de fondo, y alineaciones </w:t>
       </w:r>
       <w:r>
         <w:t>tanto vertical como horizontal. Dentro de esta, se encuentra la función ‘</w:t>
       </w:r>
       <w:proofErr w:type="spellStart"/>
       <w:r>
-        <w:t>mostrar_</w:t>
-      </w:r>
-      <w:proofErr w:type="gramStart"/>
-      <w:r>
-        <w:t>mensaje</w:t>
+        <w:t>mostrar_mensaje</w:t>
       </w:r>
       <w:proofErr w:type="spellEnd"/>
       <w:r>
-        <w:t>(</w:t>
-      </w:r>
-      <w:proofErr w:type="gramEnd"/>
-      <w:r>
-        <w:t>)’ encargada de crear un ‘</w:t>
+        <w:t>()’ encargada de crear un ‘</w:t>
       </w:r>
       <w:proofErr w:type="spellStart"/>
       <w:r>
@@ -4908,19 +4690,11 @@
       </w:r>
       <w:proofErr w:type="spellStart"/>
       <w:r>
-        <w:t>login_</w:t>
-      </w:r>
-      <w:proofErr w:type="gramStart"/>
-      <w:r>
-        <w:t>click</w:t>
+        <w:t>login_click</w:t>
       </w:r>
       <w:proofErr w:type="spellEnd"/>
       <w:r>
-        <w:t>(</w:t>
-      </w:r>
-      <w:proofErr w:type="gramEnd"/>
-      <w:r>
-        <w:t>)’ maneja todo el flujo de autenticación</w:t>
+        <w:t>()’ maneja todo el flujo de autenticación</w:t>
       </w:r>
       <w:r>
         <w:t>, extrayendo los valores de los campos de texto y realiza las validaciones necesarias</w:t>
@@ -4957,19 +4731,11 @@
       </w:r>
       <w:proofErr w:type="spellStart"/>
       <w:r>
-        <w:t>obtener_</w:t>
-      </w:r>
-      <w:proofErr w:type="gramStart"/>
-      <w:r>
-        <w:t>navegador</w:t>
+        <w:t>obtener_navegador</w:t>
       </w:r>
       <w:proofErr w:type="spellEnd"/>
       <w:r>
-        <w:t>(</w:t>
-      </w:r>
-      <w:proofErr w:type="gramEnd"/>
-      <w:r>
-        <w:t>)` para inicializar el sistema de navegación persistente</w:t>
+        <w:t>()` para inicializar el sistema de navegación persistente</w:t>
       </w:r>
       <w:r>
         <w:t xml:space="preserve"> y se redirige</w:t>
@@ -5005,35 +4771,19 @@
       </w:r>
       <w:proofErr w:type="spellStart"/>
       <w:r>
-        <w:t>mostrar_</w:t>
-      </w:r>
-      <w:proofErr w:type="gramStart"/>
-      <w:r>
-        <w:t>registro</w:t>
+        <w:t>mostrar_registro</w:t>
       </w:r>
       <w:proofErr w:type="spellEnd"/>
       <w:r>
-        <w:t>(</w:t>
-      </w:r>
-      <w:proofErr w:type="gramEnd"/>
-      <w:r>
-        <w:t>)` con una función auxiliar `</w:t>
+        <w:t>()` con una función auxiliar `</w:t>
       </w:r>
       <w:proofErr w:type="spellStart"/>
       <w:r>
-        <w:t>crear_</w:t>
-      </w:r>
-      <w:proofErr w:type="gramStart"/>
-      <w:r>
-        <w:t>tf</w:t>
+        <w:t>crear_tf</w:t>
       </w:r>
       <w:proofErr w:type="spellEnd"/>
       <w:r>
-        <w:t>(</w:t>
-      </w:r>
-      <w:proofErr w:type="gramEnd"/>
-      <w:r>
-        <w:t>)`</w:t>
+        <w:t>()`</w:t>
       </w:r>
       <w:r>
         <w:t xml:space="preserve"> empleada para crear </w:t>
@@ -5043,32 +4793,19 @@
       </w:r>
       <w:proofErr w:type="spellStart"/>
       <w:r>
-        <w:t>registrar_</w:t>
-      </w:r>
-      <w:proofErr w:type="gramStart"/>
-      <w:r>
-        <w:t>click</w:t>
+        <w:t>registrar_click</w:t>
       </w:r>
       <w:proofErr w:type="spellEnd"/>
       <w:r>
-        <w:t>(</w:t>
-      </w:r>
-      <w:proofErr w:type="gramEnd"/>
-      <w:r>
-        <w:t>)` ejecutaba seis validaciones secuenciales: campos vacíos con `</w:t>
+        <w:t>()` ejecutaba seis validaciones secuenciales: campos vacíos con `</w:t>
       </w:r>
       <w:proofErr w:type="spellStart"/>
-      <w:proofErr w:type="gramStart"/>
       <w:r>
         <w:t>all</w:t>
       </w:r>
       <w:proofErr w:type="spellEnd"/>
       <w:r>
-        <w:t>(</w:t>
-      </w:r>
-      <w:proofErr w:type="gramEnd"/>
-      <w:r>
-        <w:t xml:space="preserve">)`, nombres con letras y espacios mediante </w:t>
+        <w:t xml:space="preserve">()`, nombres con letras y espacios mediante </w:t>
       </w:r>
       <w:proofErr w:type="spellStart"/>
       <w:r>
@@ -5083,16 +4820,136 @@
       <w:pPr>
         <w:pStyle w:val="Tesis"/>
       </w:pPr>
+      <w:r>
+        <w:lastRenderedPageBreak/>
+        <w:t>Desarrollo del sistema de navegación principal</w:t>
+      </w:r>
     </w:p>
     <w:p>
       <w:pPr>
         <w:pStyle w:val="Tesis"/>
       </w:pPr>
+      <w:r>
+        <w:t>En el archivo ‘menu_vista.py’ se implementó la vista central de la aplicación mediante ‘</w:t>
+      </w:r>
+      <w:proofErr w:type="spellStart"/>
+      <w:r>
+        <w:t>mostrar_interfaz_camino</w:t>
+      </w:r>
+      <w:proofErr w:type="spellEnd"/>
+      <w:r>
+        <w:t xml:space="preserve">()’. Esta función comenzaba extrayendo los datos del usuario del recibidos. </w:t>
+      </w:r>
+      <w:r>
+        <w:t>Obten</w:t>
+      </w:r>
+      <w:r>
+        <w:t>ía</w:t>
+      </w:r>
+      <w:r>
+        <w:t xml:space="preserve"> el ID de usuario, etapa y nivel actuales, puntos totales, racha de días y vidas disponibles. El sistema de recarga automática de vidas calculaba la diferencia temporal entre la última recarga registrada y la hora actual usando `</w:t>
+      </w:r>
+      <w:proofErr w:type="spellStart"/>
+      <w:r>
+        <w:t>datetime.strptime</w:t>
+      </w:r>
+      <w:proofErr w:type="spellEnd"/>
+      <w:r>
+        <w:t xml:space="preserve">()` para </w:t>
+      </w:r>
+      <w:proofErr w:type="spellStart"/>
+      <w:r>
+        <w:t>parsear</w:t>
+      </w:r>
+      <w:proofErr w:type="spellEnd"/>
+      <w:r>
+        <w:t xml:space="preserve"> y `</w:t>
+      </w:r>
+      <w:proofErr w:type="spellStart"/>
+      <w:r>
+        <w:t>datetime.now</w:t>
+      </w:r>
+      <w:proofErr w:type="spellEnd"/>
+      <w:r>
+        <w:t>()` para obtener momento presente.</w:t>
+      </w:r>
     </w:p>
     <w:p>
       <w:pPr>
         <w:pStyle w:val="Tesis"/>
       </w:pPr>
+      <w:r>
+        <w:t xml:space="preserve">La diferencia de convertía a horas totales, y si superaba cuatro horas, ejecutaba una actualización SQL para restablecer vidas a cinco, </w:t>
+      </w:r>
+      <w:r>
+        <w:t>Si no, calculaba el tiempo restante descomponiendo en horas y minutos mediante operaciones módulo y división entera.</w:t>
+      </w:r>
+      <w:r>
+        <w:t xml:space="preserve"> </w:t>
+      </w:r>
+      <w:r>
+        <w:t>La construcción visual del camino progresivo utilizaba un bucle `</w:t>
+      </w:r>
+      <w:proofErr w:type="spellStart"/>
+      <w:r>
+        <w:t>for</w:t>
+      </w:r>
+      <w:proofErr w:type="spellEnd"/>
+      <w:r>
+        <w:t>` sobre veinte niveles, creando contenedores visualmente diferenciados según el estado</w:t>
+      </w:r>
+      <w:r>
+        <w:t xml:space="preserve">. </w:t>
+      </w:r>
+      <w:r>
+        <w:t>Cada contenedor respondía al evento de clic mediante `</w:t>
+      </w:r>
+      <w:proofErr w:type="spellStart"/>
+      <w:r>
+        <w:t>on_click</w:t>
+      </w:r>
+      <w:proofErr w:type="spellEnd"/>
+      <w:r>
+        <w:t>` que invocaba `</w:t>
+      </w:r>
+      <w:proofErr w:type="spellStart"/>
+      <w:r>
+        <w:t>mostrar_nivel</w:t>
+      </w:r>
+      <w:proofErr w:type="spellEnd"/>
+      <w:r>
+        <w:t>()` del módulo `</w:t>
+      </w:r>
+      <w:proofErr w:type="spellStart"/>
+      <w:r>
+        <w:t>nivel_vista</w:t>
+      </w:r>
+      <w:proofErr w:type="spellEnd"/>
+      <w:r>
+        <w:t xml:space="preserve">` importado localmente dentro del </w:t>
+      </w:r>
+      <w:proofErr w:type="spellStart"/>
+      <w:r>
+        <w:t>handler</w:t>
+      </w:r>
+      <w:proofErr w:type="spellEnd"/>
+      <w:r>
+        <w:t>.</w:t>
+      </w:r>
+      <w:r>
+        <w:t xml:space="preserve"> </w:t>
+      </w:r>
+      <w:r>
+        <w:t>El archivo `etapas_vista.py` proporcionaba `</w:t>
+      </w:r>
+      <w:proofErr w:type="spellStart"/>
+      <w:r>
+        <w:t>mostrar_etapas</w:t>
+      </w:r>
+      <w:proofErr w:type="spellEnd"/>
+      <w:r>
+        <w:t>()` como selector visual de etapas temáticas. Extraía la etapa máxima desbloqueada del usuario y generaba seis botones representando cada etapa matemática.</w:t>
+      </w:r>
     </w:p>
     <w:p>
       <w:pPr>
@@ -5102,12 +4959,193 @@
     <w:p>
       <w:pPr>
         <w:pStyle w:val="Tesis"/>
+      </w:pPr>
+      <w:r>
+        <w:t>Implementación del motor de ejercicios:</w:t>
+      </w:r>
+    </w:p>
+    <w:p>
+      <w:pPr>
+        <w:pStyle w:val="Tesis"/>
+      </w:pPr>
+      <w:r>
+        <w:t xml:space="preserve">Dentro del código del software, el archivo denominado ‘nivel_vista.py’ contenía posiblemente la lógica más compleja del sistema. La función </w:t>
+      </w:r>
+      <w:r>
+        <w:lastRenderedPageBreak/>
+        <w:t>‘</w:t>
+      </w:r>
+      <w:proofErr w:type="spellStart"/>
+      <w:r>
+        <w:t>mostrar_nivel</w:t>
+      </w:r>
+      <w:proofErr w:type="spellEnd"/>
+      <w:r>
+        <w:t>()’ recibía los datos del usuario y la etapa elegida, determinando el ejercicio a mostrar mediante una consulta SQL</w:t>
+      </w:r>
+      <w:r>
+        <w:t xml:space="preserve">. </w:t>
+      </w:r>
+      <w:r>
+        <w:t>Para ejercicios de selección múltiple, generaba cuatro botones etiquetados A-D usando un diccionario de opciones y el método `</w:t>
+      </w:r>
+      <w:proofErr w:type="spellStart"/>
+      <w:r>
+        <w:t>items</w:t>
+      </w:r>
+      <w:proofErr w:type="spellEnd"/>
+      <w:r>
+        <w:t xml:space="preserve">()`. </w:t>
+      </w:r>
+    </w:p>
+    <w:p>
+      <w:pPr>
+        <w:pStyle w:val="Tesis"/>
+      </w:pPr>
+      <w:r>
+        <w:t xml:space="preserve">Cada botón tenía su propio </w:t>
+      </w:r>
+      <w:proofErr w:type="spellStart"/>
+      <w:r>
+        <w:t>handler</w:t>
+      </w:r>
+      <w:proofErr w:type="spellEnd"/>
+      <w:r>
+        <w:t xml:space="preserve"> `</w:t>
+      </w:r>
+      <w:proofErr w:type="spellStart"/>
+      <w:r>
+        <w:t>verificar_respuesta</w:t>
+      </w:r>
+      <w:proofErr w:type="spellEnd"/>
+      <w:r>
+        <w:t>()` que comparaba la letra seleccionada contra `</w:t>
+      </w:r>
+      <w:proofErr w:type="spellStart"/>
+      <w:r>
+        <w:t>respuesta_correcta</w:t>
+      </w:r>
+      <w:proofErr w:type="spellEnd"/>
+      <w:r>
+        <w:t xml:space="preserve">`. Para verdadero/falso, mostraba solo dos botones con texto literal. Para </w:t>
+      </w:r>
+      <w:proofErr w:type="spellStart"/>
+      <w:r>
+        <w:t>completación</w:t>
+      </w:r>
+      <w:proofErr w:type="spellEnd"/>
+      <w:r>
+        <w:t>, creaba un `</w:t>
+      </w:r>
+      <w:proofErr w:type="spellStart"/>
+      <w:r>
+        <w:t>TextField</w:t>
+      </w:r>
+      <w:proofErr w:type="spellEnd"/>
+      <w:r>
+        <w:t>` donde el usuario escribía libremente, aplicando normalización de `</w:t>
+      </w:r>
+      <w:proofErr w:type="spellStart"/>
+      <w:r>
+        <w:t>lower</w:t>
+      </w:r>
+      <w:proofErr w:type="spellEnd"/>
+      <w:r>
+        <w:t>().</w:t>
+      </w:r>
+      <w:proofErr w:type="spellStart"/>
+      <w:r>
+        <w:t>strip</w:t>
+      </w:r>
+      <w:proofErr w:type="spellEnd"/>
+      <w:r>
+        <w:t>().</w:t>
+      </w:r>
+      <w:proofErr w:type="spellStart"/>
+      <w:r>
+        <w:t>replace</w:t>
+      </w:r>
+      <w:proofErr w:type="spellEnd"/>
+      <w:r>
+        <w:t>(" ", "")` antes de comparar contra la respuesta almacenada.</w:t>
+      </w:r>
+    </w:p>
+    <w:p>
+      <w:pPr>
+        <w:pStyle w:val="Tesis"/>
+      </w:pPr>
+      <w:r>
+        <w:t xml:space="preserve">Los ejercicios de conexión requerían </w:t>
+      </w:r>
+      <w:r>
+        <w:t xml:space="preserve">una </w:t>
+      </w:r>
+      <w:r>
+        <w:t xml:space="preserve">lógica especial: </w:t>
+      </w:r>
+      <w:proofErr w:type="spellStart"/>
+      <w:r>
+        <w:t>parseaban</w:t>
+      </w:r>
+      <w:proofErr w:type="spellEnd"/>
+      <w:r>
+        <w:t xml:space="preserve"> el formato "A|B" de las opciones dividiendo por pipe, mantenían estado de selección mediante variables externas, y verificaban pares cuando el usuario hacía dos selecciones consecutivas. El sistema de retroalimentación utilizaba `</w:t>
+      </w:r>
+      <w:proofErr w:type="spellStart"/>
+      <w:r>
+        <w:t>SnackBar</w:t>
+      </w:r>
+      <w:proofErr w:type="spellEnd"/>
+      <w:r>
+        <w:t>` con colores verde para correcto y rojo para incorrecto, aplicando `</w:t>
+      </w:r>
+      <w:proofErr w:type="spellStart"/>
+      <w:r>
+        <w:t>page.update</w:t>
+      </w:r>
+      <w:proofErr w:type="spellEnd"/>
+      <w:r>
+        <w:t>()` para refrescar inmediatamente.</w:t>
+      </w:r>
+    </w:p>
+    <w:p>
+      <w:pPr>
+        <w:pStyle w:val="Tesis"/>
+      </w:pPr>
+    </w:p>
+    <w:p>
+      <w:pPr>
+        <w:pStyle w:val="Tesis"/>
+      </w:pPr>
+    </w:p>
+    <w:p>
+      <w:pPr>
+        <w:pStyle w:val="Tesis"/>
+      </w:pPr>
+    </w:p>
+    <w:p>
+      <w:pPr>
+        <w:pStyle w:val="Tesis"/>
+      </w:pPr>
+    </w:p>
+    <w:p>
+      <w:pPr>
+        <w:pStyle w:val="Tesis"/>
+      </w:pPr>
+    </w:p>
+    <w:p>
+      <w:pPr>
+        <w:pStyle w:val="Tesis"/>
         <w:rPr>
           <w:lang w:val="es-ES_tradnl"/>
         </w:rPr>
       </w:pPr>
       <w:r>
-        <w:t>Se desarrollaron las interacciones y conexiones entre la interfaz de usuario y la base de datos diseñados en la fase anterior, prácticamente t</w:t>
+        <w:t xml:space="preserve">Se desarrollaron las interacciones y conexiones entre la interfaz de usuario y la base de datos diseñados en la fase anterior, prácticamente </w:t>
+      </w:r>
+      <w:r>
+        <w:lastRenderedPageBreak/>
+        <w:t>t</w:t>
       </w:r>
       <w:r>
         <w:t>raduciendo del diseño al código</w:t>
@@ -5305,11 +5343,7 @@
         <w:t>En la figura 1 se observa la pantalla de inicio de toda la aplicación, donde se muestra el logo de la aplicación y el bot</w:t>
       </w:r>
       <w:r>
-        <w:t xml:space="preserve">ón que te lleva a la pantalla </w:t>
-      </w:r>
-      <w:r>
-        <w:lastRenderedPageBreak/>
-        <w:t xml:space="preserve">del </w:t>
+        <w:t xml:space="preserve">ón que te lleva a la pantalla del </w:t>
       </w:r>
       <w:proofErr w:type="spellStart"/>
       <w:r>
@@ -5341,6 +5375,7 @@
           <w:lang w:val="es-ES_tradnl"/>
           <w14:ligatures w14:val="standardContextual"/>
         </w:rPr>
+        <w:lastRenderedPageBreak/>
         <w:drawing>
           <wp:inline distT="0" distB="0" distL="0" distR="0" wp14:anchorId="28C28851" wp14:editId="12A9EACB">
             <wp:extent cx="4320000" cy="2259371"/>
@@ -5566,16 +5601,19 @@
         <w:pStyle w:val="Tesis"/>
       </w:pPr>
       <w:r>
+        <w:t xml:space="preserve">En la figura 3 </w:t>
+      </w:r>
+      <w:proofErr w:type="spellStart"/>
+      <w:r>
+        <w:t>esta</w:t>
+      </w:r>
+      <w:proofErr w:type="spellEnd"/>
+      <w:r>
+        <w:t xml:space="preserve"> la pantalla de registro de usuario, en donde se pide al usuario ingresar sus datos, incluyendo el correo electrónico, un nombre de </w:t>
+      </w:r>
+      <w:r>
         <w:lastRenderedPageBreak/>
-        <w:t xml:space="preserve">En la figura 3 </w:t>
-      </w:r>
-      <w:proofErr w:type="spellStart"/>
-      <w:r>
-        <w:t>esta</w:t>
-      </w:r>
-      <w:proofErr w:type="spellEnd"/>
-      <w:r>
-        <w:t xml:space="preserve"> la pantalla de registro de usuario, en donde se pide al usuario ingresar sus datos, incluyendo el correo electrónico, un nombre de usuario y la contraseña, una vez finalizado el registro de usuario el programa te redirige a la pantalla del </w:t>
+        <w:t xml:space="preserve">usuario y la contraseña, una vez finalizado el registro de usuario el programa te redirige a la pantalla del </w:t>
       </w:r>
       <w:proofErr w:type="spellStart"/>
       <w:r>
@@ -8117,7 +8155,7 @@
 <file path=word/charts/chart1.xml><?xml version="1.0" encoding="utf-8"?>
 <c:chartSpace xmlns:c="http://schemas.openxmlformats.org/drawingml/2006/chart" xmlns:a="http://schemas.openxmlformats.org/drawingml/2006/main" xmlns:r="http://schemas.openxmlformats.org/officeDocument/2006/relationships" xmlns:c16r2="http://schemas.microsoft.com/office/drawing/2015/06/chart">
   <c:date1904 val="0"/>
-  <c:lang val="es-ES"/>
+  <c:lang val="es-MX"/>
   <c:roundedCorners val="0"/>
   <mc:AlternateContent xmlns:mc="http://schemas.openxmlformats.org/markup-compatibility/2006">
     <mc:Choice xmlns:c14="http://schemas.microsoft.com/office/drawing/2007/8/2/chart" Requires="c14">
@@ -8620,7 +8658,7 @@
 <file path=word/charts/chart10.xml><?xml version="1.0" encoding="utf-8"?>
 <c:chartSpace xmlns:c="http://schemas.openxmlformats.org/drawingml/2006/chart" xmlns:a="http://schemas.openxmlformats.org/drawingml/2006/main" xmlns:r="http://schemas.openxmlformats.org/officeDocument/2006/relationships" xmlns:c16r2="http://schemas.microsoft.com/office/drawing/2015/06/chart">
   <c:date1904 val="0"/>
-  <c:lang val="es-ES"/>
+  <c:lang val="es-MX"/>
   <c:roundedCorners val="0"/>
   <mc:AlternateContent xmlns:mc="http://schemas.openxmlformats.org/markup-compatibility/2006">
     <mc:Choice xmlns:c14="http://schemas.microsoft.com/office/drawing/2007/8/2/chart" Requires="c14">
@@ -8991,7 +9029,7 @@
 <file path=word/charts/chart11.xml><?xml version="1.0" encoding="utf-8"?>
 <c:chartSpace xmlns:c="http://schemas.openxmlformats.org/drawingml/2006/chart" xmlns:a="http://schemas.openxmlformats.org/drawingml/2006/main" xmlns:r="http://schemas.openxmlformats.org/officeDocument/2006/relationships" xmlns:c16r2="http://schemas.microsoft.com/office/drawing/2015/06/chart">
   <c:date1904 val="0"/>
-  <c:lang val="es-ES"/>
+  <c:lang val="es-MX"/>
   <c:roundedCorners val="0"/>
   <mc:AlternateContent xmlns:mc="http://schemas.openxmlformats.org/markup-compatibility/2006">
     <mc:Choice xmlns:c14="http://schemas.microsoft.com/office/drawing/2007/8/2/chart" Requires="c14">
@@ -9362,7 +9400,7 @@
 <file path=word/charts/chart12.xml><?xml version="1.0" encoding="utf-8"?>
 <c:chartSpace xmlns:c="http://schemas.openxmlformats.org/drawingml/2006/chart" xmlns:a="http://schemas.openxmlformats.org/drawingml/2006/main" xmlns:r="http://schemas.openxmlformats.org/officeDocument/2006/relationships" xmlns:c16r2="http://schemas.microsoft.com/office/drawing/2015/06/chart">
   <c:date1904 val="0"/>
-  <c:lang val="es-ES"/>
+  <c:lang val="es-MX"/>
   <c:roundedCorners val="0"/>
   <mc:AlternateContent xmlns:mc="http://schemas.openxmlformats.org/markup-compatibility/2006">
     <mc:Choice xmlns:c14="http://schemas.microsoft.com/office/drawing/2007/8/2/chart" Requires="c14">
@@ -9733,7 +9771,7 @@
 <file path=word/charts/chart2.xml><?xml version="1.0" encoding="utf-8"?>
 <c:chartSpace xmlns:c="http://schemas.openxmlformats.org/drawingml/2006/chart" xmlns:a="http://schemas.openxmlformats.org/drawingml/2006/main" xmlns:r="http://schemas.openxmlformats.org/officeDocument/2006/relationships" xmlns:c16r2="http://schemas.microsoft.com/office/drawing/2015/06/chart">
   <c:date1904 val="0"/>
-  <c:lang val="es-ES"/>
+  <c:lang val="es-MX"/>
   <c:roundedCorners val="0"/>
   <mc:AlternateContent xmlns:mc="http://schemas.openxmlformats.org/markup-compatibility/2006">
     <mc:Choice xmlns:c14="http://schemas.microsoft.com/office/drawing/2007/8/2/chart" Requires="c14">
@@ -10150,7 +10188,7 @@
 <file path=word/charts/chart3.xml><?xml version="1.0" encoding="utf-8"?>
 <c:chartSpace xmlns:c="http://schemas.openxmlformats.org/drawingml/2006/chart" xmlns:a="http://schemas.openxmlformats.org/drawingml/2006/main" xmlns:r="http://schemas.openxmlformats.org/officeDocument/2006/relationships" xmlns:c16r2="http://schemas.microsoft.com/office/drawing/2015/06/chart">
   <c:date1904 val="0"/>
-  <c:lang val="es-ES"/>
+  <c:lang val="es-MX"/>
   <c:roundedCorners val="0"/>
   <mc:AlternateContent xmlns:mc="http://schemas.openxmlformats.org/markup-compatibility/2006">
     <mc:Choice xmlns:c14="http://schemas.microsoft.com/office/drawing/2007/8/2/chart" Requires="c14">
@@ -10469,7 +10507,7 @@
 <file path=word/charts/chart4.xml><?xml version="1.0" encoding="utf-8"?>
 <c:chartSpace xmlns:c="http://schemas.openxmlformats.org/drawingml/2006/chart" xmlns:a="http://schemas.openxmlformats.org/drawingml/2006/main" xmlns:r="http://schemas.openxmlformats.org/officeDocument/2006/relationships" xmlns:c16r2="http://schemas.microsoft.com/office/drawing/2015/06/chart">
   <c:date1904 val="0"/>
-  <c:lang val="es-ES"/>
+  <c:lang val="es-MX"/>
   <c:roundedCorners val="0"/>
   <mc:AlternateContent xmlns:mc="http://schemas.openxmlformats.org/markup-compatibility/2006">
     <mc:Choice xmlns:c14="http://schemas.microsoft.com/office/drawing/2007/8/2/chart" Requires="c14">
@@ -10818,7 +10856,7 @@
 <file path=word/charts/chart5.xml><?xml version="1.0" encoding="utf-8"?>
 <c:chartSpace xmlns:c="http://schemas.openxmlformats.org/drawingml/2006/chart" xmlns:a="http://schemas.openxmlformats.org/drawingml/2006/main" xmlns:r="http://schemas.openxmlformats.org/officeDocument/2006/relationships" xmlns:c16r2="http://schemas.microsoft.com/office/drawing/2015/06/chart">
   <c:date1904 val="0"/>
-  <c:lang val="es-ES"/>
+  <c:lang val="es-MX"/>
   <c:roundedCorners val="0"/>
   <mc:AlternateContent xmlns:mc="http://schemas.openxmlformats.org/markup-compatibility/2006">
     <mc:Choice xmlns:c14="http://schemas.microsoft.com/office/drawing/2007/8/2/chart" Requires="c14">
@@ -11209,7 +11247,7 @@
 <file path=word/charts/chart6.xml><?xml version="1.0" encoding="utf-8"?>
 <c:chartSpace xmlns:c="http://schemas.openxmlformats.org/drawingml/2006/chart" xmlns:a="http://schemas.openxmlformats.org/drawingml/2006/main" xmlns:r="http://schemas.openxmlformats.org/officeDocument/2006/relationships" xmlns:c16r2="http://schemas.microsoft.com/office/drawing/2015/06/chart">
   <c:date1904 val="0"/>
-  <c:lang val="es-ES"/>
+  <c:lang val="es-MX"/>
   <c:roundedCorners val="0"/>
   <mc:AlternateContent xmlns:mc="http://schemas.openxmlformats.org/markup-compatibility/2006">
     <mc:Choice xmlns:c14="http://schemas.microsoft.com/office/drawing/2007/8/2/chart" Requires="c14">
@@ -11566,7 +11604,7 @@
 <file path=word/charts/chart7.xml><?xml version="1.0" encoding="utf-8"?>
 <c:chartSpace xmlns:c="http://schemas.openxmlformats.org/drawingml/2006/chart" xmlns:a="http://schemas.openxmlformats.org/drawingml/2006/main" xmlns:r="http://schemas.openxmlformats.org/officeDocument/2006/relationships" xmlns:c16r2="http://schemas.microsoft.com/office/drawing/2015/06/chart">
   <c:date1904 val="0"/>
-  <c:lang val="es-ES"/>
+  <c:lang val="es-MX"/>
   <c:roundedCorners val="0"/>
   <mc:AlternateContent xmlns:mc="http://schemas.openxmlformats.org/markup-compatibility/2006">
     <mc:Choice xmlns:c14="http://schemas.microsoft.com/office/drawing/2007/8/2/chart" Requires="c14">
@@ -11877,7 +11915,7 @@
 <file path=word/charts/chart8.xml><?xml version="1.0" encoding="utf-8"?>
 <c:chartSpace xmlns:c="http://schemas.openxmlformats.org/drawingml/2006/chart" xmlns:a="http://schemas.openxmlformats.org/drawingml/2006/main" xmlns:r="http://schemas.openxmlformats.org/officeDocument/2006/relationships" xmlns:c16r2="http://schemas.microsoft.com/office/drawing/2015/06/chart">
   <c:date1904 val="0"/>
-  <c:lang val="es-ES"/>
+  <c:lang val="es-MX"/>
   <c:roundedCorners val="0"/>
   <mc:AlternateContent xmlns:mc="http://schemas.openxmlformats.org/markup-compatibility/2006">
     <mc:Choice xmlns:c14="http://schemas.microsoft.com/office/drawing/2007/8/2/chart" Requires="c14">
@@ -12280,7 +12318,7 @@
 <file path=word/charts/chart9.xml><?xml version="1.0" encoding="utf-8"?>
 <c:chartSpace xmlns:c="http://schemas.openxmlformats.org/drawingml/2006/chart" xmlns:a="http://schemas.openxmlformats.org/drawingml/2006/main" xmlns:r="http://schemas.openxmlformats.org/officeDocument/2006/relationships" xmlns:c16r2="http://schemas.microsoft.com/office/drawing/2015/06/chart">
   <c:date1904 val="0"/>
-  <c:lang val="es-ES"/>
+  <c:lang val="es-MX"/>
   <c:roundedCorners val="0"/>
   <mc:AlternateContent xmlns:mc="http://schemas.openxmlformats.org/markup-compatibility/2006">
     <mc:Choice xmlns:c14="http://schemas.microsoft.com/office/drawing/2007/8/2/chart" Requires="c14">

--- a/Capitulos de Tesis/Capítulo IV.docx
+++ b/Capitulos de Tesis/Capítulo IV.docx
@@ -613,15 +613,7 @@
         <w:t xml:space="preserve"> de su aplicación</w:t>
       </w:r>
       <w:r>
-        <w:t xml:space="preserve">, basados en la metodología de Pressman (2010) descrita en el capítulo anterior, se desarrolló una aplicación educativa </w:t>
-      </w:r>
-      <w:proofErr w:type="spellStart"/>
-      <w:r>
-        <w:t>gamificada</w:t>
-      </w:r>
-      <w:proofErr w:type="spellEnd"/>
-      <w:r>
-        <w:t xml:space="preserve"> para potenciar el rendimiento académico en estudiantes de media general y bachillerato en Venezuela. En esta parte de la investigación</w:t>
+        <w:t>, basados en la metodología de Pressman (2010) descrita en el capítulo anterior, se desarrolló una aplicación educativa gamificada para potenciar el rendimiento académico en estudiantes de media general y bachillerato en Venezuela. En esta parte de la investigación</w:t>
       </w:r>
       <w:r>
         <w:t xml:space="preserve"> se profundiza en las actividades realizadas en las 5 fases que componen la metodología de Pressman (2010), mediante las cuales se obtienen y usan los datos necesarios para la construcción de la aplicación; dichas fases son: Comunicación, Planeación, Diseño, Construcción y Despliegue.</w:t>
@@ -1192,15 +1184,7 @@
         <w:t>s</w:t>
       </w:r>
       <w:r>
-        <w:t xml:space="preserve"> preferencias de aquellos estudiantes que estudian de forma autónoma, los resultados muestran que predomina el formato audiovisual, con </w:t>
-      </w:r>
-      <w:proofErr w:type="spellStart"/>
-      <w:r>
-        <w:t>Youtube</w:t>
-      </w:r>
-      <w:proofErr w:type="spellEnd"/>
-      <w:r>
-        <w:t xml:space="preserve"> como la herramienta m</w:t>
+        <w:t xml:space="preserve"> preferencias de aquellos estudiantes que estudian de forma autónoma, los resultados muestran que predomina el formato audiovisual, con Youtube como la herramienta m</w:t>
       </w:r>
       <w:r>
         <w:t>á</w:t>
@@ -1508,15 +1492,7 @@
         <w:t>extraño</w:t>
       </w:r>
       <w:r>
-        <w:t xml:space="preserve">. Por otro lado, el uso de plataformas de </w:t>
-      </w:r>
-      <w:proofErr w:type="spellStart"/>
-      <w:r>
-        <w:t>streaming</w:t>
-      </w:r>
-      <w:proofErr w:type="spellEnd"/>
-      <w:r>
-        <w:t xml:space="preserve"> es mínimo</w:t>
+        <w:t>. Por otro lado, el uso de plataformas de streaming es mínimo</w:t>
       </w:r>
       <w:r>
         <w:t>, solo del</w:t>
@@ -1770,26 +1746,10 @@
         <w:t>Esto es una validación directa de que el modelo de gamificación no solo es viable, sino que es el que ellos prefieren por encima de otros métodos,</w:t>
       </w:r>
       <w:r>
-        <w:t xml:space="preserve"> En segundo lugar, muy por debajo se encuentra </w:t>
-      </w:r>
-      <w:proofErr w:type="spellStart"/>
-      <w:r>
-        <w:t>Socratic</w:t>
-      </w:r>
-      <w:proofErr w:type="spellEnd"/>
-      <w:r>
-        <w:t xml:space="preserve"> con un 13%</w:t>
-      </w:r>
-      <w:r>
-        <w:t xml:space="preserve">, una herramienta enfocada en resolver dudas específicas mediante inteligencia artificial. Seguido por </w:t>
-      </w:r>
-      <w:proofErr w:type="spellStart"/>
-      <w:r>
-        <w:t>Photomath</w:t>
-      </w:r>
-      <w:proofErr w:type="spellEnd"/>
-      <w:r>
-        <w:t xml:space="preserve"> y Gemini (IA), ambas con un 8%</w:t>
+        <w:t xml:space="preserve"> En segundo lugar, muy por debajo se encuentra Socratic con un 13%</w:t>
+      </w:r>
+      <w:r>
+        <w:t>, una herramienta enfocada en resolver dudas específicas mediante inteligencia artificial. Seguido por Photomath y Gemini (IA), ambas con un 8%</w:t>
       </w:r>
       <w:r>
         <w:t xml:space="preserve">. </w:t>
@@ -2291,34 +2251,10 @@
         <w:pStyle w:val="Tesis"/>
       </w:pPr>
       <w:r>
-        <w:t xml:space="preserve">Con un 24%, lo sigue los </w:t>
-      </w:r>
-      <w:proofErr w:type="spellStart"/>
-      <w:r>
-        <w:t>quizzes</w:t>
-      </w:r>
-      <w:proofErr w:type="spellEnd"/>
-      <w:r>
-        <w:t xml:space="preserve"> y </w:t>
-      </w:r>
-      <w:proofErr w:type="spellStart"/>
-      <w:r>
-        <w:t>tests</w:t>
-      </w:r>
-      <w:proofErr w:type="spellEnd"/>
-      <w:r>
-        <w:t xml:space="preserve"> rápidos. Esto complementa perfectamente el punto anterior, sugiriendo que después de la “experiencia interactiva”, los estudiantes valoran una evaluación breve y directa que les dé</w:t>
-      </w:r>
-      <w:r>
-        <w:t xml:space="preserve"> </w:t>
-      </w:r>
-      <w:proofErr w:type="spellStart"/>
-      <w:r>
-        <w:t>feedback</w:t>
-      </w:r>
-      <w:proofErr w:type="spellEnd"/>
-      <w:r>
-        <w:t xml:space="preserve"> sobre su desempeño. Por otra parte, los formatos más tradicionales </w:t>
+        <w:t>Con un 24%, lo sigue los quizzes y tests rápidos. Esto complementa perfectamente el punto anterior, sugiriendo que después de la “experiencia interactiva”, los estudiantes valoran una evaluación breve y directa que les dé</w:t>
+      </w:r>
+      <w:r>
+        <w:t xml:space="preserve"> feedback sobre su desempeño. Por otra parte, los formatos más tradicionales </w:t>
       </w:r>
       <w:r>
         <w:lastRenderedPageBreak/>
@@ -2575,15 +2511,7 @@
         <w:t xml:space="preserve"> se</w:t>
       </w:r>
       <w:r>
-        <w:t xml:space="preserve"> dividió el desarrollo en iteraciones (</w:t>
-      </w:r>
-      <w:proofErr w:type="spellStart"/>
-      <w:r>
-        <w:t>sprints</w:t>
-      </w:r>
-      <w:proofErr w:type="spellEnd"/>
-      <w:r>
-        <w:t>), teniendo en cuenta las tecnologías seleccionadas. Se estableció el siguiente cronograma preliminar:</w:t>
+        <w:t xml:space="preserve"> dividió el desarrollo en iteraciones (sprints), teniendo en cuenta las tecnologías seleccionadas. Se estableció el siguiente cronograma preliminar:</w:t>
       </w:r>
     </w:p>
     <w:p>
@@ -2601,15 +2529,7 @@
         <w:t xml:space="preserve"> Instalación y configuración de Python, Flet, XAMPP/MySQL, se diseña el esquema de la base de datos</w:t>
       </w:r>
       <w:r>
-        <w:t xml:space="preserve"> en </w:t>
-      </w:r>
-      <w:proofErr w:type="spellStart"/>
-      <w:r>
-        <w:t>phpMyAdmin</w:t>
-      </w:r>
-      <w:proofErr w:type="spellEnd"/>
-      <w:r>
-        <w:t>. Creación del script de conexión entre la aplicación y la base de datos.</w:t>
+        <w:t xml:space="preserve"> en phpMyAdmin. Creación del script de conexión entre la aplicación y la base de datos.</w:t>
       </w:r>
     </w:p>
     <w:p>
@@ -2643,9 +2563,8 @@
           <w:bCs w:val="0"/>
           <w:color w:val="000000" w:themeColor="text1"/>
         </w:rPr>
-        <w:t xml:space="preserve">Sprint 3 (Módulo de Contenido </w:t>
-      </w:r>
-      <w:proofErr w:type="spellStart"/>
+        <w:t xml:space="preserve">Sprint 3 (Módulo de Contenido Gamificado </w:t>
+      </w:r>
       <w:r>
         <w:rPr>
           <w:rStyle w:val="Fuerte"/>
@@ -2654,9 +2573,8 @@
           <w:bCs w:val="0"/>
           <w:color w:val="000000" w:themeColor="text1"/>
         </w:rPr>
-        <w:t>Gamificado</w:t>
-      </w:r>
-      <w:proofErr w:type="spellEnd"/>
+        <w:t>–</w:t>
+      </w:r>
       <w:r>
         <w:rPr>
           <w:rStyle w:val="Fuerte"/>
@@ -2675,7 +2593,15 @@
           <w:bCs w:val="0"/>
           <w:color w:val="000000" w:themeColor="text1"/>
         </w:rPr>
-        <w:t>–</w:t>
+        <w:t>Simulaciones):</w:t>
+      </w:r>
+      <w:r>
+        <w:rPr>
+          <w:rStyle w:val="Fuerte"/>
+          <w:rFonts w:eastAsiaTheme="majorEastAsia"/>
+          <w:color w:val="000000" w:themeColor="text1"/>
+        </w:rPr>
+        <w:t xml:space="preserve"> </w:t>
       </w:r>
       <w:r>
         <w:rPr>
@@ -2685,34 +2611,6 @@
           <w:bCs w:val="0"/>
           <w:color w:val="000000" w:themeColor="text1"/>
         </w:rPr>
-        <w:t xml:space="preserve"> </w:t>
-      </w:r>
-      <w:r>
-        <w:rPr>
-          <w:rStyle w:val="Fuerte"/>
-          <w:rFonts w:eastAsiaTheme="majorEastAsia"/>
-          <w:b w:val="0"/>
-          <w:bCs w:val="0"/>
-          <w:color w:val="000000" w:themeColor="text1"/>
-        </w:rPr>
-        <w:t>Simulaciones):</w:t>
-      </w:r>
-      <w:r>
-        <w:rPr>
-          <w:rStyle w:val="Fuerte"/>
-          <w:rFonts w:eastAsiaTheme="majorEastAsia"/>
-          <w:color w:val="000000" w:themeColor="text1"/>
-        </w:rPr>
-        <w:t xml:space="preserve"> </w:t>
-      </w:r>
-      <w:r>
-        <w:rPr>
-          <w:rStyle w:val="Fuerte"/>
-          <w:rFonts w:eastAsiaTheme="majorEastAsia"/>
-          <w:b w:val="0"/>
-          <w:bCs w:val="0"/>
-          <w:color w:val="000000" w:themeColor="text1"/>
-        </w:rPr>
         <w:t>Implementación del primer módulo de simulación interactiva usando la lógica de simulación de Python y el desarrollo de la interfaz interactiva con controles de Flet (sliders, botones, gráficos básicos).</w:t>
       </w:r>
     </w:p>
@@ -2759,15 +2657,7 @@
         </w:numPr>
       </w:pPr>
       <w:r>
-        <w:t xml:space="preserve">Sprint 5 (Sistema de Retos y </w:t>
-      </w:r>
-      <w:proofErr w:type="spellStart"/>
-      <w:r>
-        <w:t>Quizzes</w:t>
-      </w:r>
-      <w:proofErr w:type="spellEnd"/>
-      <w:r>
-        <w:t>)</w:t>
+        <w:t>Sprint 5 (Sistema de Retos y Quizzes)</w:t>
       </w:r>
       <w:r>
         <w:t>:</w:t>
@@ -2800,31 +2690,7 @@
         <w:t>”</w:t>
       </w:r>
       <w:r>
-        <w:t xml:space="preserve">. Integración de un módulo de </w:t>
-      </w:r>
-      <w:proofErr w:type="spellStart"/>
-      <w:r>
-        <w:t>quizzes</w:t>
-      </w:r>
-      <w:proofErr w:type="spellEnd"/>
-      <w:r>
-        <w:t xml:space="preserve"> y </w:t>
-      </w:r>
-      <w:proofErr w:type="spellStart"/>
-      <w:r>
-        <w:t>tests</w:t>
-      </w:r>
-      <w:proofErr w:type="spellEnd"/>
-      <w:r>
-        <w:t xml:space="preserve"> rápidos con corrección automática y </w:t>
-      </w:r>
-      <w:proofErr w:type="spellStart"/>
-      <w:r>
-        <w:t>feedback</w:t>
-      </w:r>
-      <w:proofErr w:type="spellEnd"/>
-      <w:r>
-        <w:t xml:space="preserve"> inmediato. Conexión de estos sistemas con la base de datos para guardar el progreso y las recompensas obtenidas.</w:t>
+        <w:t>. Integración de un módulo de quizzes y tests rápidos con corrección automática y feedback inmediato. Conexión de estos sistemas con la base de datos para guardar el progreso y las recompensas obtenidas.</w:t>
       </w:r>
     </w:p>
     <w:p>
@@ -2919,14 +2785,12 @@
       <w:r>
         <w:t xml:space="preserve">utilizados fue </w:t>
       </w:r>
-      <w:proofErr w:type="spellStart"/>
       <w:r>
         <w:t>Star</w:t>
       </w:r>
       <w:r>
         <w:t>UML</w:t>
       </w:r>
-      <w:proofErr w:type="spellEnd"/>
       <w:r>
         <w:t>, una herramienta para el modelamiento de software basado en los estándares UML, permite</w:t>
       </w:r>
@@ -3079,16 +2943,11 @@
         <w:t>Para el diseño de los prototipos de las pantallas de la aplicación se utilizó</w:t>
       </w:r>
       <w:r>
-        <w:t xml:space="preserve"> </w:t>
-      </w:r>
-      <w:proofErr w:type="spellStart"/>
-      <w:r>
-        <w:t>Canv</w:t>
+        <w:t xml:space="preserve"> Canv</w:t>
       </w:r>
       <w:r>
         <w:t>a</w:t>
       </w:r>
-      <w:proofErr w:type="spellEnd"/>
       <w:r>
         <w:t xml:space="preserve">, </w:t>
       </w:r>
@@ -4016,70 +3875,14 @@
         <w:rPr>
           <w:lang w:val="es-ES_tradnl"/>
         </w:rPr>
-        <w:t xml:space="preserve"> correctamente tanto en modo desarrollo como empacado y como ejecutable. La función ‘</w:t>
-      </w:r>
-      <w:proofErr w:type="spellStart"/>
+        <w:t xml:space="preserve"> correctamente tanto en modo desarrollo como empacado y como ejecutable. La función ‘obtener_ruta_base()’ detecta automáticamente si el programa se ejecutaba desde el código fuente o desde </w:t>
+      </w:r>
       <w:r>
         <w:rPr>
           <w:lang w:val="es-ES_tradnl"/>
         </w:rPr>
-        <w:t>obtener_ruta_base</w:t>
-      </w:r>
-      <w:proofErr w:type="spellEnd"/>
-      <w:r>
-        <w:rPr>
-          <w:lang w:val="es-ES_tradnl"/>
-        </w:rPr>
-        <w:t xml:space="preserve">()’ detecta automáticamente si el programa se ejecutaba desde el código fuente o desde </w:t>
-      </w:r>
-      <w:r>
-        <w:rPr>
-          <w:lang w:val="es-ES_tradnl"/>
-        </w:rPr>
         <w:lastRenderedPageBreak/>
-        <w:t xml:space="preserve">un archivo generado por PyInstaller, permitiendo que las rutas a recursos y base de datos sean dinámicas. Dentro del archivo de configuración, también se </w:t>
-      </w:r>
-      <w:proofErr w:type="spellStart"/>
-      <w:r>
-        <w:rPr>
-          <w:lang w:val="es-ES_tradnl"/>
-        </w:rPr>
-        <w:t>implemento</w:t>
-      </w:r>
-      <w:proofErr w:type="spellEnd"/>
-      <w:r>
-        <w:rPr>
-          <w:lang w:val="es-ES_tradnl"/>
-        </w:rPr>
-        <w:t xml:space="preserve"> ‘</w:t>
-      </w:r>
-      <w:proofErr w:type="spellStart"/>
-      <w:r>
-        <w:rPr>
-          <w:lang w:val="es-ES_tradnl"/>
-        </w:rPr>
-        <w:t>obtener_ruta_db</w:t>
-      </w:r>
-      <w:proofErr w:type="spellEnd"/>
-      <w:r>
-        <w:rPr>
-          <w:lang w:val="es-ES_tradnl"/>
-        </w:rPr>
-        <w:t>()’ que simplemente concatena la ruta base con el nombre de la base de datos. Seguidamente se creó, ‘</w:t>
-      </w:r>
-      <w:proofErr w:type="spellStart"/>
-      <w:r>
-        <w:rPr>
-          <w:lang w:val="es-ES_tradnl"/>
-        </w:rPr>
-        <w:t>obtener_ruta_recurso</w:t>
-      </w:r>
-      <w:proofErr w:type="spellEnd"/>
-      <w:r>
-        <w:rPr>
-          <w:lang w:val="es-ES_tradnl"/>
-        </w:rPr>
-        <w:t>()’ para localizar imágenes y otros archivos estáticos que se utilizan en la aplicación.</w:t>
+        <w:t>un archivo generado por PyInstaller, permitiendo que las rutas a recursos y base de datos sean dinámicas. Dentro del archivo de configuración, también se implemento ‘obtener_ruta_db()’ que simplemente concatena la ruta base con el nombre de la base de datos. Seguidamente se creó, ‘obtener_ruta_recurso()’ para localizar imágenes y otros archivos estáticos que se utilizan en la aplicación.</w:t>
       </w:r>
     </w:p>
     <w:p>
@@ -4108,23 +3911,7 @@
         <w:t>La clase ‘Navegador central’ fue uno de los desarrollos más importantes de esta fase</w:t>
       </w:r>
       <w:r>
-        <w:t xml:space="preserve"> inicial. Su método ‘__</w:t>
-      </w:r>
-      <w:proofErr w:type="spellStart"/>
-      <w:r>
-        <w:t>init</w:t>
-      </w:r>
-      <w:proofErr w:type="spellEnd"/>
-      <w:r>
-        <w:t xml:space="preserve">__’ recibe el objeto ‘page’ del Flet y lo almacena para ser usado más adelante. El método ‘inicializar()’ configura el </w:t>
-      </w:r>
-      <w:proofErr w:type="spellStart"/>
-      <w:r>
-        <w:t>layout</w:t>
-      </w:r>
-      <w:proofErr w:type="spellEnd"/>
-      <w:r>
-        <w:t xml:space="preserve"> principal de todo el software, creando un</w:t>
+        <w:t xml:space="preserve"> inicial. Su método ‘__init__’ recibe el objeto ‘page’ del Flet y lo almacena para ser usado más adelante. El método ‘inicializar()’ configura el layout principal de todo el software, creando un</w:t>
       </w:r>
       <w:r>
         <w:t>a</w:t>
@@ -4139,15 +3926,7 @@
         <w:t xml:space="preserve"> persistente a la izquierda junto con un contenedor central dinámico y e</w:t>
       </w:r>
       <w:r>
-        <w:t>l método `_</w:t>
-      </w:r>
-      <w:proofErr w:type="spellStart"/>
-      <w:r>
-        <w:t>crear_sidebar</w:t>
-      </w:r>
-      <w:proofErr w:type="spellEnd"/>
-      <w:r>
-        <w:t>()` genera dinámicamente los botones de navegación</w:t>
+        <w:t>l método `_crear_sidebar()` genera dinámicamente los botones de navegación</w:t>
       </w:r>
       <w:r>
         <w:t xml:space="preserve"> de la </w:t>
@@ -4164,56 +3943,16 @@
         <w:pStyle w:val="Tesis"/>
       </w:pPr>
       <w:r>
-        <w:t>El método ‘</w:t>
-      </w:r>
-      <w:proofErr w:type="spellStart"/>
-      <w:r>
-        <w:t>navegar_a</w:t>
-      </w:r>
-      <w:proofErr w:type="spellEnd"/>
-      <w:r>
-        <w:t xml:space="preserve">()’ </w:t>
-      </w:r>
-      <w:r>
-        <w:t>de la clase ‘</w:t>
-      </w:r>
-      <w:proofErr w:type="spellStart"/>
-      <w:r>
-        <w:t>NavegadorCentral</w:t>
-      </w:r>
-      <w:proofErr w:type="spellEnd"/>
-      <w:r>
-        <w:t xml:space="preserve">’ define el centro del sistema de rutas internas. Está función recibe indicando la pantalla o módulo destino, realizando </w:t>
-      </w:r>
-      <w:proofErr w:type="spellStart"/>
-      <w:r>
-        <w:t>imports</w:t>
-      </w:r>
-      <w:proofErr w:type="spellEnd"/>
-      <w:r>
-        <w:t xml:space="preserve"> dinámicos de los módulos correspondientes, ejecutando la función de contenido enviando los datos del usuario, y actualizando el </w:t>
-      </w:r>
-      <w:proofErr w:type="spellStart"/>
-      <w:r>
-        <w:t>sidebar</w:t>
-      </w:r>
-      <w:proofErr w:type="spellEnd"/>
-      <w:r>
-        <w:t xml:space="preserve"> para reflejar visualmente </w:t>
+        <w:t xml:space="preserve">El método ‘navegar_a()’ </w:t>
+      </w:r>
+      <w:r>
+        <w:t xml:space="preserve">de la clase ‘NavegadorCentral’ define el centro del sistema de rutas internas. Está función recibe indicando la pantalla o módulo destino, realizando imports dinámicos de los módulos correspondientes, ejecutando la función de contenido enviando los datos del usuario, y actualizando el sidebar para reflejar visualmente </w:t>
       </w:r>
       <w:r>
         <w:t xml:space="preserve">la nueva ubicación. </w:t>
       </w:r>
       <w:r>
-        <w:t>Finalmente, `</w:t>
-      </w:r>
-      <w:proofErr w:type="spellStart"/>
-      <w:r>
-        <w:t>cerrar_sesion</w:t>
-      </w:r>
-      <w:proofErr w:type="spellEnd"/>
-      <w:r>
-        <w:t xml:space="preserve">()` limpia la página </w:t>
+        <w:t xml:space="preserve">Finalmente, `cerrar_sesion()` limpia la página </w:t>
       </w:r>
       <w:r>
         <w:t>donde se encuentre el usuario</w:t>
@@ -4225,15 +3964,7 @@
         <w:t>se redirige</w:t>
       </w:r>
       <w:r>
-        <w:t xml:space="preserve"> al </w:t>
-      </w:r>
-      <w:proofErr w:type="spellStart"/>
-      <w:r>
-        <w:t>login</w:t>
-      </w:r>
-      <w:proofErr w:type="spellEnd"/>
-      <w:r>
-        <w:t xml:space="preserve">, </w:t>
+        <w:t xml:space="preserve"> al login, </w:t>
       </w:r>
       <w:r>
         <w:t>cerrando</w:t>
@@ -4267,23 +3998,7 @@
       </w:r>
       <w:r>
         <w:lastRenderedPageBreak/>
-        <w:t>‘_</w:t>
-      </w:r>
-      <w:proofErr w:type="spellStart"/>
-      <w:r>
-        <w:t>vistas_registradas</w:t>
-      </w:r>
-      <w:proofErr w:type="spellEnd"/>
-      <w:r>
-        <w:t>’ que funcionaba como registro central de todas las vistas disponibles. La función ‘</w:t>
-      </w:r>
-      <w:proofErr w:type="spellStart"/>
-      <w:r>
-        <w:t>registrar_vista</w:t>
-      </w:r>
-      <w:proofErr w:type="spellEnd"/>
-      <w:r>
-        <w:t xml:space="preserve">()’ añade entradas a este diccionario asociando nombres de vista </w:t>
+        <w:t xml:space="preserve">‘_vistas_registradas’ que funcionaba como registro central de todas las vistas disponibles. La función ‘registrar_vista()’ añade entradas a este diccionario asociando nombres de vista </w:t>
       </w:r>
       <w:r>
         <w:t>con las funciones que las renderizan</w:t>
@@ -4292,15 +4007,7 @@
         <w:t>, seguidamente tenemos a l</w:t>
       </w:r>
       <w:r>
-        <w:t>a función `</w:t>
-      </w:r>
-      <w:proofErr w:type="spellStart"/>
-      <w:r>
-        <w:t>navegar_a</w:t>
-      </w:r>
-      <w:proofErr w:type="spellEnd"/>
-      <w:r>
-        <w:t>()`</w:t>
+        <w:t>a función `navegar_a()`</w:t>
       </w:r>
       <w:r>
         <w:t>,</w:t>
@@ -4324,23 +4031,7 @@
         <w:t xml:space="preserve"> usuario</w:t>
       </w:r>
       <w:r>
-        <w:t xml:space="preserve"> registrado y opcionalmente los datos del usuario. La función `</w:t>
-      </w:r>
-      <w:proofErr w:type="spellStart"/>
-      <w:r>
-        <w:t>inicializar_vistas</w:t>
-      </w:r>
-      <w:proofErr w:type="spellEnd"/>
-      <w:r>
-        <w:t xml:space="preserve">()` importa todos los módulos de vistas y registrarlos, utilizando </w:t>
-      </w:r>
-      <w:proofErr w:type="spellStart"/>
-      <w:r>
-        <w:t>imports</w:t>
-      </w:r>
-      <w:proofErr w:type="spellEnd"/>
-      <w:r>
-        <w:t xml:space="preserve"> diferidos para evitar que Python detectara dependencias circulares al cargar los archivos.</w:t>
+        <w:t xml:space="preserve"> registrado y opcionalmente los datos del usuario. La función `inicializar_vistas()` importa todos los módulos de vistas y registrarlos, utilizando imports diferidos para evitar que Python detectara dependencias circulares al cargar los archivos.</w:t>
       </w:r>
     </w:p>
     <w:p>
@@ -4367,50 +4058,10 @@
         <w:t>La construcción continuó con el sistema de almacenamiento mediante el archivo ‘gestor_db.py’, que implementa el patrón Singleton para garantizar una única conexión a la base de datos SQLite. El método</w:t>
       </w:r>
       <w:r>
-        <w:t xml:space="preserve"> ‘_new_’ de la clase ‘</w:t>
-      </w:r>
-      <w:proofErr w:type="spellStart"/>
-      <w:r>
-        <w:t>GestorDB</w:t>
-      </w:r>
-      <w:proofErr w:type="spellEnd"/>
-      <w:r>
-        <w:t xml:space="preserve">’ verifica si ya existe una instancia de la clase y, de no ser así, crea una nueva llamando a ‘_inicializar()’. El método ‘_conectar()’ abre una conexión s </w:t>
-      </w:r>
-      <w:proofErr w:type="spellStart"/>
-      <w:r>
-        <w:t>SqLite</w:t>
-      </w:r>
-      <w:proofErr w:type="spellEnd"/>
-      <w:r>
-        <w:t xml:space="preserve"> usando la ruta proporcionada por ‘</w:t>
-      </w:r>
-      <w:proofErr w:type="spellStart"/>
-      <w:r>
-        <w:t>obtener_ruta_db</w:t>
-      </w:r>
-      <w:proofErr w:type="spellEnd"/>
-      <w:r>
-        <w:t>()’ del módulo de configuración. La función de ‘</w:t>
-      </w:r>
-      <w:proofErr w:type="spellStart"/>
-      <w:r>
-        <w:t>obtener_usuario_por_credenciales</w:t>
-      </w:r>
-      <w:proofErr w:type="spellEnd"/>
-      <w:r>
-        <w:t>’</w:t>
-      </w:r>
-      <w:r>
-        <w:t xml:space="preserve"> realiza búsquedas en la tabla de usuarios filtrando por nombre de usuario y contraseña, retornando si las credenciales coinciden. Su opuesto es la función ‘</w:t>
-      </w:r>
-      <w:proofErr w:type="spellStart"/>
-      <w:r>
-        <w:t>obtener_usuario_por_correo</w:t>
-      </w:r>
-      <w:proofErr w:type="spellEnd"/>
-      <w:r>
-        <w:t>()’</w:t>
+        <w:t xml:space="preserve"> ‘_new_’ de la clase ‘GestorDB’ verifica si ya existe una instancia de la clase y, de no ser así, crea una nueva llamando a ‘_inicializar()’. El método ‘_conectar()’ abre una conexión s SqLite usando la ruta proporcionada por ‘obtener_ruta_db()’ del módulo de configuración. La función de ‘obtener_usuario_por_credenciales’</w:t>
+      </w:r>
+      <w:r>
+        <w:t xml:space="preserve"> realiza búsquedas en la tabla de usuarios filtrando por nombre de usuario y contraseña, retornando si las credenciales coinciden. Su opuesto es la función ‘obtener_usuario_por_correo()’</w:t>
       </w:r>
       <w:r>
         <w:t xml:space="preserve"> busca solamente por dirección de correo electrónico, siendo vital para el proceso de recuperación de contraseña.</w:t>
@@ -4421,15 +4072,7 @@
         <w:pStyle w:val="Tesis"/>
       </w:pPr>
       <w:r>
-        <w:t>El método `</w:t>
-      </w:r>
-      <w:proofErr w:type="spellStart"/>
-      <w:r>
-        <w:t>actualizar_puntuacion</w:t>
-      </w:r>
-      <w:proofErr w:type="spellEnd"/>
-      <w:r>
-        <w:t>()` modificaba los puntos acumulados del usuario y opcionalmente su etapa y nivel actuales cuando avanzaba en el contenido educativo.</w:t>
+        <w:t>El método `actualizar_puntuacion()` modificaba los puntos acumulados del usuario y opcionalmente su etapa y nivel actuales cuando avanzaba en el contenido educativo.</w:t>
       </w:r>
     </w:p>
     <w:p>
@@ -4442,74 +4085,10 @@
         <w:pStyle w:val="Tesis"/>
       </w:pPr>
       <w:r>
-        <w:t>El sistema de vidas se implementó mediante `</w:t>
-      </w:r>
-      <w:proofErr w:type="spellStart"/>
-      <w:r>
-        <w:t>actualizar_vidas</w:t>
-      </w:r>
-      <w:proofErr w:type="spellEnd"/>
-      <w:r>
-        <w:t xml:space="preserve">()`, que recibía el ID de usuario, cantidad de vidas y </w:t>
-      </w:r>
-      <w:proofErr w:type="spellStart"/>
-      <w:r>
-        <w:t>timestamp</w:t>
-      </w:r>
-      <w:proofErr w:type="spellEnd"/>
-      <w:r>
-        <w:t xml:space="preserve"> de última recarga. </w:t>
-      </w:r>
-      <w:r>
-        <w:t>Para la recuperación de contraseña, se implementaron tres métodos especializados. `</w:t>
-      </w:r>
-      <w:proofErr w:type="spellStart"/>
-      <w:r>
-        <w:t>guardar_codigo_recuperacion</w:t>
-      </w:r>
-      <w:proofErr w:type="spellEnd"/>
-      <w:r>
-        <w:t xml:space="preserve">()` marcaba códigos anteriores como usados e insertaba uno nuevo con </w:t>
-      </w:r>
-      <w:proofErr w:type="spellStart"/>
-      <w:r>
-        <w:t>timestamp</w:t>
-      </w:r>
-      <w:proofErr w:type="spellEnd"/>
-      <w:r>
-        <w:t xml:space="preserve"> de expiración calculado sumando minutos a la hora actual usando `</w:t>
-      </w:r>
-      <w:proofErr w:type="spellStart"/>
-      <w:r>
-        <w:t>datetime.now</w:t>
-      </w:r>
-      <w:proofErr w:type="spellEnd"/>
-      <w:r>
-        <w:t xml:space="preserve">() + </w:t>
-      </w:r>
-      <w:proofErr w:type="spellStart"/>
-      <w:r>
-        <w:t>timedelta</w:t>
-      </w:r>
-      <w:proofErr w:type="spellEnd"/>
-      <w:r>
-        <w:t>()`. `</w:t>
-      </w:r>
-      <w:proofErr w:type="spellStart"/>
-      <w:r>
-        <w:t>verificar_codigo_recuperacion</w:t>
-      </w:r>
-      <w:proofErr w:type="spellEnd"/>
-      <w:r>
-        <w:t>()` comprobaba que un código existiera, no estuviera usado y no hubiera expirado comparando contra la hora actual de la base de datos. Finalmente, `</w:t>
-      </w:r>
-      <w:proofErr w:type="spellStart"/>
-      <w:r>
-        <w:t>marcar_codigo_usado</w:t>
-      </w:r>
-      <w:proofErr w:type="spellEnd"/>
-      <w:r>
-        <w:t>()` actualizaba el estado del código para evitar reutilizaciones después del cambio de contraseña exitoso</w:t>
+        <w:t xml:space="preserve">El sistema de vidas se implementó mediante `actualizar_vidas()`, que recibía el ID de usuario, cantidad de vidas y timestamp de última recarga. </w:t>
+      </w:r>
+      <w:r>
+        <w:t>Para la recuperación de contraseña, se implementaron tres métodos especializados. `guardar_codigo_recuperacion()` marcaba códigos anteriores como usados e insertaba uno nuevo con timestamp de expiración calculado sumando minutos a la hora actual usando `datetime.now() + timedelta()`. `verificar_codigo_recuperacion()` comprobaba que un código existiera, no estuviera usado y no hubiera expirado comparando contra la hora actual de la base de datos. Finalmente, `marcar_codigo_usado()` actualizaba el estado del código para evitar reutilizaciones después del cambio de contraseña exitoso</w:t>
       </w:r>
       <w:r>
         <w:t>.</w:t>
@@ -4568,66 +4147,10 @@
         <w:t>Siendo la primera</w:t>
       </w:r>
       <w:r>
-        <w:t xml:space="preserve"> ‘</w:t>
-      </w:r>
-      <w:proofErr w:type="spellStart"/>
-      <w:r>
-        <w:t>generar_codigo_recuperacion</w:t>
-      </w:r>
-      <w:proofErr w:type="spellEnd"/>
-      <w:r>
-        <w:t>()’ utilizando ‘</w:t>
-      </w:r>
-      <w:proofErr w:type="spellStart"/>
-      <w:r>
-        <w:t>random.choices</w:t>
-      </w:r>
-      <w:proofErr w:type="spellEnd"/>
-      <w:r>
-        <w:t>()’ con ’</w:t>
-      </w:r>
-      <w:proofErr w:type="spellStart"/>
-      <w:r>
-        <w:t>string.digits</w:t>
-      </w:r>
-      <w:proofErr w:type="spellEnd"/>
-      <w:r>
-        <w:t>’ para crear cadenas aleatorias de 6 números</w:t>
-      </w:r>
-      <w:r>
-        <w:t>, ‘</w:t>
-      </w:r>
-      <w:proofErr w:type="spellStart"/>
-      <w:r>
-        <w:t>enviar_email_recuperacion</w:t>
-      </w:r>
-      <w:proofErr w:type="spellEnd"/>
-      <w:r>
-        <w:t>()’ construye los mensajes usando la clase ‘</w:t>
-      </w:r>
-      <w:proofErr w:type="spellStart"/>
-      <w:r>
-        <w:t>EmailMessage</w:t>
-      </w:r>
-      <w:proofErr w:type="spellEnd"/>
-      <w:r>
-        <w:t>’ del módulo ‘</w:t>
-      </w:r>
-      <w:proofErr w:type="spellStart"/>
-      <w:r>
-        <w:t>email.message</w:t>
-      </w:r>
-      <w:proofErr w:type="spellEnd"/>
-      <w:r>
-        <w:t xml:space="preserve">’, pudiendo </w:t>
-      </w:r>
-      <w:proofErr w:type="spellStart"/>
-      <w:r>
-        <w:t>confugrar</w:t>
-      </w:r>
-      <w:proofErr w:type="spellEnd"/>
-      <w:r>
-        <w:t xml:space="preserve"> tanto la versión de texto plano como HTML con estilos CSS con la paleta de colores </w:t>
+        <w:t xml:space="preserve"> ‘generar_codigo_recuperacion()’ utilizando ‘random.choices()’ con ’string.digits’ para crear cadenas aleatorias de 6 números</w:t>
+      </w:r>
+      <w:r>
+        <w:t xml:space="preserve">, ‘enviar_email_recuperacion()’ construye los mensajes usando la clase ‘EmailMessage’ del módulo ‘email.message’, pudiendo confugrar tanto la versión de texto plano como HTML con estilos CSS con la paleta de colores </w:t>
       </w:r>
       <w:r>
         <w:lastRenderedPageBreak/>
@@ -4656,45 +4179,13 @@
         <w:pStyle w:val="Tesis"/>
       </w:pPr>
       <w:r>
-        <w:t>El desarrollo de las interfaces inicio con el archivo ‘login_vista.py’, donde su principal función ‘</w:t>
-      </w:r>
-      <w:proofErr w:type="spellStart"/>
-      <w:r>
-        <w:t>mostrar_login</w:t>
-      </w:r>
-      <w:proofErr w:type="spellEnd"/>
-      <w:r>
-        <w:t xml:space="preserve">()’ se ocupa de configurar la página de Flet estableciendo título, color de fondo, y alineaciones </w:t>
-      </w:r>
-      <w:r>
-        <w:t>tanto vertical como horizontal. Dentro de esta, se encuentra la función ‘</w:t>
-      </w:r>
-      <w:proofErr w:type="spellStart"/>
-      <w:r>
-        <w:t>mostrar_mensaje</w:t>
-      </w:r>
-      <w:proofErr w:type="spellEnd"/>
-      <w:r>
-        <w:t>()’ encargada de crear un ‘</w:t>
-      </w:r>
-      <w:proofErr w:type="spellStart"/>
-      <w:r>
-        <w:t>SnackBar</w:t>
-      </w:r>
-      <w:proofErr w:type="spellEnd"/>
-      <w:r>
-        <w:t>’ para las notificaciones temporales con colores dinámicos</w:t>
-      </w:r>
-      <w:r>
-        <w:t xml:space="preserve"> y la función ‘</w:t>
-      </w:r>
-      <w:proofErr w:type="spellStart"/>
-      <w:r>
-        <w:t>login_click</w:t>
-      </w:r>
-      <w:proofErr w:type="spellEnd"/>
-      <w:r>
-        <w:t>()’ maneja todo el flujo de autenticación</w:t>
+        <w:t xml:space="preserve">El desarrollo de las interfaces inicio con el archivo ‘login_vista.py’, donde su principal función ‘mostrar_login()’ se ocupa de configurar la página de Flet estableciendo título, color de fondo, y alineaciones </w:t>
+      </w:r>
+      <w:r>
+        <w:t>tanto vertical como horizontal. Dentro de esta, se encuentra la función ‘mostrar_mensaje()’ encargada de crear un ‘SnackBar’ para las notificaciones temporales con colores dinámicos</w:t>
+      </w:r>
+      <w:r>
+        <w:t xml:space="preserve"> y la función ‘login_click()’ maneja todo el flujo de autenticación</w:t>
       </w:r>
       <w:r>
         <w:t>, extrayendo los valores de los campos de texto y realiza las validaciones necesarias</w:t>
@@ -4727,15 +4218,7 @@
         <w:t xml:space="preserve"> </w:t>
       </w:r>
       <w:r>
-        <w:t>`</w:t>
-      </w:r>
-      <w:proofErr w:type="spellStart"/>
-      <w:r>
-        <w:t>obtener_navegador</w:t>
-      </w:r>
-      <w:proofErr w:type="spellEnd"/>
-      <w:r>
-        <w:t>()` para inicializar el sistema de navegación persistente</w:t>
+        <w:t>`obtener_navegador()` para inicializar el sistema de navegación persistente</w:t>
       </w:r>
       <w:r>
         <w:t xml:space="preserve"> y se redirige</w:t>
@@ -4767,53 +4250,13 @@
         <w:t>iene</w:t>
       </w:r>
       <w:r>
-        <w:t xml:space="preserve"> `</w:t>
-      </w:r>
-      <w:proofErr w:type="spellStart"/>
-      <w:r>
-        <w:t>mostrar_registro</w:t>
-      </w:r>
-      <w:proofErr w:type="spellEnd"/>
-      <w:r>
-        <w:t>()` con una función auxiliar `</w:t>
-      </w:r>
-      <w:proofErr w:type="spellStart"/>
-      <w:r>
-        <w:t>crear_tf</w:t>
-      </w:r>
-      <w:proofErr w:type="spellEnd"/>
-      <w:r>
-        <w:t>()`</w:t>
+        <w:t xml:space="preserve"> `mostrar_registro()` con una función auxiliar `crear_tf()`</w:t>
       </w:r>
       <w:r>
         <w:t xml:space="preserve"> empleada para crear </w:t>
       </w:r>
       <w:r>
-        <w:t>campos de texto configurados consistentemente con bordes invisibles, fondo gris claro, iconos prefijos y colores personalizados. La función `</w:t>
-      </w:r>
-      <w:proofErr w:type="spellStart"/>
-      <w:r>
-        <w:t>registrar_click</w:t>
-      </w:r>
-      <w:proofErr w:type="spellEnd"/>
-      <w:r>
-        <w:t>()` ejecutaba seis validaciones secuenciales: campos vacíos con `</w:t>
-      </w:r>
-      <w:proofErr w:type="spellStart"/>
-      <w:r>
-        <w:t>all</w:t>
-      </w:r>
-      <w:proofErr w:type="spellEnd"/>
-      <w:r>
-        <w:t xml:space="preserve">()`, nombres con letras y espacios mediante </w:t>
-      </w:r>
-      <w:proofErr w:type="spellStart"/>
-      <w:r>
-        <w:t>regex</w:t>
-      </w:r>
-      <w:proofErr w:type="spellEnd"/>
-      <w:r>
-        <w:t>, formato de correo electrónico con patrón estándar, formato de usuario alfanumérico, longitud mínima de contraseña, y coincidencia entre contraseña y confirmación.</w:t>
+        <w:t>campos de texto configurados consistentemente con bordes invisibles, fondo gris claro, iconos prefijos y colores personalizados. La función `registrar_click()` ejecutaba seis validaciones secuenciales: campos vacíos con `all()`, nombres con letras y espacios mediante regex, formato de correo electrónico con patrón estándar, formato de usuario alfanumérico, longitud mínima de contraseña, y coincidencia entre contraseña y confirmación.</w:t>
       </w:r>
     </w:p>
     <w:p>
@@ -4830,15 +4273,7 @@
         <w:pStyle w:val="Tesis"/>
       </w:pPr>
       <w:r>
-        <w:t>En el archivo ‘menu_vista.py’ se implementó la vista central de la aplicación mediante ‘</w:t>
-      </w:r>
-      <w:proofErr w:type="spellStart"/>
-      <w:r>
-        <w:t>mostrar_interfaz_camino</w:t>
-      </w:r>
-      <w:proofErr w:type="spellEnd"/>
-      <w:r>
-        <w:t xml:space="preserve">()’. Esta función comenzaba extrayendo los datos del usuario del recibidos. </w:t>
+        <w:t xml:space="preserve">En el archivo ‘menu_vista.py’ se implementó la vista central de la aplicación mediante ‘mostrar_interfaz_camino()’. Esta función comenzaba extrayendo los datos del usuario del recibidos. </w:t>
       </w:r>
       <w:r>
         <w:t>Obten</w:t>
@@ -4847,31 +4282,7 @@
         <w:t>ía</w:t>
       </w:r>
       <w:r>
-        <w:t xml:space="preserve"> el ID de usuario, etapa y nivel actuales, puntos totales, racha de días y vidas disponibles. El sistema de recarga automática de vidas calculaba la diferencia temporal entre la última recarga registrada y la hora actual usando `</w:t>
-      </w:r>
-      <w:proofErr w:type="spellStart"/>
-      <w:r>
-        <w:t>datetime.strptime</w:t>
-      </w:r>
-      <w:proofErr w:type="spellEnd"/>
-      <w:r>
-        <w:t xml:space="preserve">()` para </w:t>
-      </w:r>
-      <w:proofErr w:type="spellStart"/>
-      <w:r>
-        <w:t>parsear</w:t>
-      </w:r>
-      <w:proofErr w:type="spellEnd"/>
-      <w:r>
-        <w:t xml:space="preserve"> y `</w:t>
-      </w:r>
-      <w:proofErr w:type="spellStart"/>
-      <w:r>
-        <w:t>datetime.now</w:t>
-      </w:r>
-      <w:proofErr w:type="spellEnd"/>
-      <w:r>
-        <w:t>()` para obtener momento presente.</w:t>
+        <w:t xml:space="preserve"> el ID de usuario, etapa y nivel actuales, puntos totales, racha de días y vidas disponibles. El sistema de recarga automática de vidas calculaba la diferencia temporal entre la última recarga registrada y la hora actual usando `datetime.strptime()` para parsear y `datetime.now()` para obtener momento presente.</w:t>
       </w:r>
     </w:p>
     <w:p>
@@ -4888,67 +4299,19 @@
         <w:t xml:space="preserve"> </w:t>
       </w:r>
       <w:r>
-        <w:t>La construcción visual del camino progresivo utilizaba un bucle `</w:t>
-      </w:r>
-      <w:proofErr w:type="spellStart"/>
-      <w:r>
-        <w:t>for</w:t>
-      </w:r>
-      <w:proofErr w:type="spellEnd"/>
-      <w:r>
-        <w:t>` sobre veinte niveles, creando contenedores visualmente diferenciados según el estado</w:t>
+        <w:t>La construcción visual del camino progresivo utilizaba un bucle `for` sobre veinte niveles, creando contenedores visualmente diferenciados según el estado</w:t>
       </w:r>
       <w:r>
         <w:t xml:space="preserve">. </w:t>
       </w:r>
       <w:r>
-        <w:t>Cada contenedor respondía al evento de clic mediante `</w:t>
-      </w:r>
-      <w:proofErr w:type="spellStart"/>
-      <w:r>
-        <w:t>on_click</w:t>
-      </w:r>
-      <w:proofErr w:type="spellEnd"/>
-      <w:r>
-        <w:t>` que invocaba `</w:t>
-      </w:r>
-      <w:proofErr w:type="spellStart"/>
-      <w:r>
-        <w:t>mostrar_nivel</w:t>
-      </w:r>
-      <w:proofErr w:type="spellEnd"/>
-      <w:r>
-        <w:t>()` del módulo `</w:t>
-      </w:r>
-      <w:proofErr w:type="spellStart"/>
-      <w:r>
-        <w:t>nivel_vista</w:t>
-      </w:r>
-      <w:proofErr w:type="spellEnd"/>
-      <w:r>
-        <w:t xml:space="preserve">` importado localmente dentro del </w:t>
-      </w:r>
-      <w:proofErr w:type="spellStart"/>
-      <w:r>
-        <w:t>handler</w:t>
-      </w:r>
-      <w:proofErr w:type="spellEnd"/>
-      <w:r>
-        <w:t>.</w:t>
+        <w:t>Cada contenedor respondía al evento de clic mediante `on_click` que invocaba `mostrar_nivel()` del módulo `nivel_vista` importado localmente dentro del handler.</w:t>
       </w:r>
       <w:r>
         <w:t xml:space="preserve"> </w:t>
       </w:r>
       <w:r>
-        <w:t>El archivo `etapas_vista.py` proporcionaba `</w:t>
-      </w:r>
-      <w:proofErr w:type="spellStart"/>
-      <w:r>
-        <w:t>mostrar_etapas</w:t>
-      </w:r>
-      <w:proofErr w:type="spellEnd"/>
-      <w:r>
-        <w:t>()` como selector visual de etapas temáticas. Extraía la etapa máxima desbloqueada del usuario y generaba seis botones representando cada etapa matemática.</w:t>
+        <w:t>El archivo `etapas_vista.py` proporcionaba `mostrar_etapas()` como selector visual de etapas temáticas. Extraía la etapa máxima desbloqueada del usuario y generaba seis botones representando cada etapa matemática.</w:t>
       </w:r>
     </w:p>
     <w:p>
@@ -4973,29 +4336,13 @@
       </w:r>
       <w:r>
         <w:lastRenderedPageBreak/>
-        <w:t>‘</w:t>
-      </w:r>
-      <w:proofErr w:type="spellStart"/>
-      <w:r>
-        <w:t>mostrar_nivel</w:t>
-      </w:r>
-      <w:proofErr w:type="spellEnd"/>
-      <w:r>
-        <w:t>()’ recibía los datos del usuario y la etapa elegida, determinando el ejercicio a mostrar mediante una consulta SQL</w:t>
+        <w:t>‘mostrar_nivel()’ recibía los datos del usuario y la etapa elegida, determinando el ejercicio a mostrar mediante una consulta SQL</w:t>
       </w:r>
       <w:r>
         <w:t xml:space="preserve">. </w:t>
       </w:r>
       <w:r>
-        <w:t>Para ejercicios de selección múltiple, generaba cuatro botones etiquetados A-D usando un diccionario de opciones y el método `</w:t>
-      </w:r>
-      <w:proofErr w:type="spellStart"/>
-      <w:r>
-        <w:t>items</w:t>
-      </w:r>
-      <w:proofErr w:type="spellEnd"/>
-      <w:r>
-        <w:t xml:space="preserve">()`. </w:t>
+        <w:t xml:space="preserve">Para ejercicios de selección múltiple, generaba cuatro botones etiquetados A-D usando un diccionario de opciones y el método `items()`. </w:t>
       </w:r>
     </w:p>
     <w:p>
@@ -5003,71 +4350,7 @@
         <w:pStyle w:val="Tesis"/>
       </w:pPr>
       <w:r>
-        <w:t xml:space="preserve">Cada botón tenía su propio </w:t>
-      </w:r>
-      <w:proofErr w:type="spellStart"/>
-      <w:r>
-        <w:t>handler</w:t>
-      </w:r>
-      <w:proofErr w:type="spellEnd"/>
-      <w:r>
-        <w:t xml:space="preserve"> `</w:t>
-      </w:r>
-      <w:proofErr w:type="spellStart"/>
-      <w:r>
-        <w:t>verificar_respuesta</w:t>
-      </w:r>
-      <w:proofErr w:type="spellEnd"/>
-      <w:r>
-        <w:t>()` que comparaba la letra seleccionada contra `</w:t>
-      </w:r>
-      <w:proofErr w:type="spellStart"/>
-      <w:r>
-        <w:t>respuesta_correcta</w:t>
-      </w:r>
-      <w:proofErr w:type="spellEnd"/>
-      <w:r>
-        <w:t xml:space="preserve">`. Para verdadero/falso, mostraba solo dos botones con texto literal. Para </w:t>
-      </w:r>
-      <w:proofErr w:type="spellStart"/>
-      <w:r>
-        <w:t>completación</w:t>
-      </w:r>
-      <w:proofErr w:type="spellEnd"/>
-      <w:r>
-        <w:t>, creaba un `</w:t>
-      </w:r>
-      <w:proofErr w:type="spellStart"/>
-      <w:r>
-        <w:t>TextField</w:t>
-      </w:r>
-      <w:proofErr w:type="spellEnd"/>
-      <w:r>
-        <w:t>` donde el usuario escribía libremente, aplicando normalización de `</w:t>
-      </w:r>
-      <w:proofErr w:type="spellStart"/>
-      <w:r>
-        <w:t>lower</w:t>
-      </w:r>
-      <w:proofErr w:type="spellEnd"/>
-      <w:r>
-        <w:t>().</w:t>
-      </w:r>
-      <w:proofErr w:type="spellStart"/>
-      <w:r>
-        <w:t>strip</w:t>
-      </w:r>
-      <w:proofErr w:type="spellEnd"/>
-      <w:r>
-        <w:t>().</w:t>
-      </w:r>
-      <w:proofErr w:type="spellStart"/>
-      <w:r>
-        <w:t>replace</w:t>
-      </w:r>
-      <w:proofErr w:type="spellEnd"/>
-      <w:r>
-        <w:t>(" ", "")` antes de comparar contra la respuesta almacenada.</w:t>
+        <w:t>Cada botón tenía su propio handler `verificar_respuesta()` que comparaba la letra seleccionada contra `respuesta_correcta`. Para verdadero/falso, mostraba solo dos botones con texto literal. Para completación, creaba un `TextField` donde el usuario escribía libremente, aplicando normalización de `lower().strip().replace(" ", "")` antes de comparar contra la respuesta almacenada.</w:t>
       </w:r>
     </w:p>
     <w:p>
@@ -5081,31 +4364,7 @@
         <w:t xml:space="preserve">una </w:t>
       </w:r>
       <w:r>
-        <w:t xml:space="preserve">lógica especial: </w:t>
-      </w:r>
-      <w:proofErr w:type="spellStart"/>
-      <w:r>
-        <w:t>parseaban</w:t>
-      </w:r>
-      <w:proofErr w:type="spellEnd"/>
-      <w:r>
-        <w:t xml:space="preserve"> el formato "A|B" de las opciones dividiendo por pipe, mantenían estado de selección mediante variables externas, y verificaban pares cuando el usuario hacía dos selecciones consecutivas. El sistema de retroalimentación utilizaba `</w:t>
-      </w:r>
-      <w:proofErr w:type="spellStart"/>
-      <w:r>
-        <w:t>SnackBar</w:t>
-      </w:r>
-      <w:proofErr w:type="spellEnd"/>
-      <w:r>
-        <w:t>` con colores verde para correcto y rojo para incorrecto, aplicando `</w:t>
-      </w:r>
-      <w:proofErr w:type="spellStart"/>
-      <w:r>
-        <w:t>page.update</w:t>
-      </w:r>
-      <w:proofErr w:type="spellEnd"/>
-      <w:r>
-        <w:t>()` para refrescar inmediatamente.</w:t>
+        <w:t>lógica especial: parseaban el formato "A|B" de las opciones dividiendo por pipe, mantenían estado de selección mediante variables externas, y verificaban pares cuando el usuario hacía dos selecciones consecutivas. El sistema de retroalimentación utilizaba `SnackBar` con colores verde para correcto y rojo para incorrecto, aplicando `page.update()` para refrescar inmediatamente.</w:t>
       </w:r>
     </w:p>
     <w:p>
@@ -5117,16 +4376,50 @@
       <w:pPr>
         <w:pStyle w:val="Tesis"/>
       </w:pPr>
+      <w:r>
+        <w:t>Vistas Secundarias y Complementarias</w:t>
+      </w:r>
     </w:p>
     <w:p>
       <w:pPr>
         <w:pStyle w:val="Tesis"/>
       </w:pPr>
+      <w:r>
+        <w:t>Siguiendo con las otras vistas del programas, en el archivo ‘perfil_vista.py’</w:t>
+      </w:r>
+      <w:r>
+        <w:t xml:space="preserve"> se implemento la función ‘mostrar_perfil’ como un dashboard informativo, organizaba visualmente los da</w:t>
+      </w:r>
+      <w:r>
+        <w:t>to</w:t>
+      </w:r>
+      <w:r>
+        <w:t>s en tarjetas con sombras y bordes redondeados</w:t>
+      </w:r>
+      <w:r>
+        <w:t xml:space="preserve">, el avatar con un ícono y color personalizado usando ‘ft.Icon’ con el tamaño 64 y color dinámico desde ‘user_data’. </w:t>
+      </w:r>
+      <w:r>
+        <w:t xml:space="preserve">Las estadísticas </w:t>
+      </w:r>
+      <w:r>
+        <w:lastRenderedPageBreak/>
+        <w:t>se presentaban en grid de dos columnas usando `ft.ResponsiveRow`, mostrando puntos totales, rango calculado mediante `obtener_info_rango()`, etapa y nivel actuales, racha de días consecutivos, vidas disponibles con indicador visual, y fecha de último acceso formateada.</w:t>
+      </w:r>
     </w:p>
     <w:p>
       <w:pPr>
         <w:pStyle w:val="Tesis"/>
       </w:pPr>
+      <w:r>
+        <w:t xml:space="preserve">El archivo `biblioteca_vista.py` proporcionó </w:t>
+      </w:r>
+      <w:r>
+        <w:t xml:space="preserve">un módulo </w:t>
+      </w:r>
+      <w:r>
+        <w:t>con contenido educativo estático organizado por etapas. Utilizaba `ft.ExpansionTile` para crear secciones colapsables que el usuario podía expandir para leer teoría matemática sin consumir vidas ni afectar su progreso. Cada etapa contenía explicaciones sobre los conceptos que luego se practicaban en los ejercicios, sirviendo como referencia consultable durante el aprendizaje.</w:t>
+      </w:r>
     </w:p>
     <w:p>
       <w:pPr>
@@ -5136,16 +4429,35 @@
     <w:p>
       <w:pPr>
         <w:pStyle w:val="Tesis"/>
+      </w:pPr>
+      <w:r>
+        <w:t>Integración y Punto de Entrada</w:t>
+      </w:r>
+    </w:p>
+    <w:p>
+      <w:pPr>
+        <w:pStyle w:val="Tesis"/>
+      </w:pPr>
+    </w:p>
+    <w:p>
+      <w:pPr>
+        <w:pStyle w:val="Tesis"/>
+      </w:pPr>
+    </w:p>
+    <w:p>
+      <w:pPr>
+        <w:pStyle w:val="Tesis"/>
+      </w:pPr>
+    </w:p>
+    <w:p>
+      <w:pPr>
+        <w:pStyle w:val="Tesis"/>
         <w:rPr>
           <w:lang w:val="es-ES_tradnl"/>
         </w:rPr>
       </w:pPr>
       <w:r>
-        <w:t xml:space="preserve">Se desarrollaron las interacciones y conexiones entre la interfaz de usuario y la base de datos diseñados en la fase anterior, prácticamente </w:t>
-      </w:r>
-      <w:r>
-        <w:lastRenderedPageBreak/>
-        <w:t>t</w:t>
+        <w:t>Se desarrollaron las interacciones y conexiones entre la interfaz de usuario y la base de datos diseñados en la fase anterior, prácticamente t</w:t>
       </w:r>
       <w:r>
         <w:t>raduciendo del diseño al código</w:t>
@@ -5154,18 +4466,10 @@
         <w:t xml:space="preserve"> del programa para lo cual se utilizó </w:t>
       </w:r>
       <w:r>
-        <w:t xml:space="preserve">Flet, el cual es un </w:t>
-      </w:r>
-      <w:proofErr w:type="spellStart"/>
-      <w:r>
-        <w:t>frame</w:t>
-      </w:r>
-      <w:r>
-        <w:t>work</w:t>
-      </w:r>
-      <w:proofErr w:type="spellEnd"/>
-      <w:r>
-        <w:t xml:space="preserve"> </w:t>
+        <w:t>Flet, el cual es un frame</w:t>
+      </w:r>
+      <w:r>
+        <w:t xml:space="preserve">work </w:t>
       </w:r>
       <w:r>
         <w:rPr>
@@ -5343,15 +4647,7 @@
         <w:t>En la figura 1 se observa la pantalla de inicio de toda la aplicación, donde se muestra el logo de la aplicación y el bot</w:t>
       </w:r>
       <w:r>
-        <w:t xml:space="preserve">ón que te lleva a la pantalla del </w:t>
-      </w:r>
-      <w:proofErr w:type="spellStart"/>
-      <w:r>
-        <w:t>login</w:t>
-      </w:r>
-      <w:proofErr w:type="spellEnd"/>
-      <w:r>
-        <w:t>.</w:t>
+        <w:t>ón que te lleva a la pantalla del login.</w:t>
       </w:r>
     </w:p>
     <w:p>
@@ -5375,7 +4671,6 @@
           <w:lang w:val="es-ES_tradnl"/>
           <w14:ligatures w14:val="standardContextual"/>
         </w:rPr>
-        <w:lastRenderedPageBreak/>
         <w:drawing>
           <wp:inline distT="0" distB="0" distL="0" distR="0" wp14:anchorId="28C28851" wp14:editId="12A9EACB">
             <wp:extent cx="4320000" cy="2259371"/>
@@ -5469,15 +4764,11 @@
         <w:pStyle w:val="Tesis"/>
       </w:pPr>
       <w:r>
-        <w:t xml:space="preserve">Como se mencionó anteriormente, la pantalla de inicio te lleva a la pantalla de </w:t>
-      </w:r>
-      <w:proofErr w:type="spellStart"/>
-      <w:r>
-        <w:t>login</w:t>
-      </w:r>
-      <w:proofErr w:type="spellEnd"/>
-      <w:r>
-        <w:t xml:space="preserve"> en donde el usuario inicia sesión para ingresar a su perfil, en caso de que el usuario no tenga un perfil, abajo del botón de “Iniciar Sesión” estará la opción para crear un perfil nuevo.</w:t>
+        <w:t xml:space="preserve">Como se mencionó anteriormente, la pantalla de inicio te lleva a la pantalla de login en donde el usuario inicia sesión para ingresar a su perfil, en </w:t>
+      </w:r>
+      <w:r>
+        <w:lastRenderedPageBreak/>
+        <w:t>caso de que el usuario no tenga un perfil, abajo del botón de “Iniciar Sesión” estará la opción para crear un perfil nuevo.</w:t>
       </w:r>
     </w:p>
     <w:p>
@@ -5601,27 +4892,7 @@
         <w:pStyle w:val="Tesis"/>
       </w:pPr>
       <w:r>
-        <w:t xml:space="preserve">En la figura 3 </w:t>
-      </w:r>
-      <w:proofErr w:type="spellStart"/>
-      <w:r>
-        <w:t>esta</w:t>
-      </w:r>
-      <w:proofErr w:type="spellEnd"/>
-      <w:r>
-        <w:t xml:space="preserve"> la pantalla de registro de usuario, en donde se pide al usuario ingresar sus datos, incluyendo el correo electrónico, un nombre de </w:t>
-      </w:r>
-      <w:r>
-        <w:lastRenderedPageBreak/>
-        <w:t xml:space="preserve">usuario y la contraseña, una vez finalizado el registro de usuario el programa te redirige a la pantalla del </w:t>
-      </w:r>
-      <w:proofErr w:type="spellStart"/>
-      <w:r>
-        <w:t>login</w:t>
-      </w:r>
-      <w:proofErr w:type="spellEnd"/>
-      <w:r>
-        <w:t>.</w:t>
+        <w:t>En la figura 3 esta la pantalla de registro de usuario, en donde se pide al usuario ingresar sus datos, incluyendo el correo electrónico, un nombre de usuario y la contraseña, una vez finalizado el registro de usuario el programa te redirige a la pantalla del login.</w:t>
       </w:r>
     </w:p>
     <w:p>
@@ -5713,6 +4984,7 @@
           <w:b/>
           <w:bCs/>
         </w:rPr>
+        <w:lastRenderedPageBreak/>
         <w:t>FIGURA N°4. Pantalla Principal</w:t>
       </w:r>
     </w:p>
@@ -5776,7 +5048,6 @@
           <w:lang w:val="es-ES_tradnl"/>
           <w14:ligatures w14:val="standardContextual"/>
         </w:rPr>
-        <w:lastRenderedPageBreak/>
         <w:drawing>
           <wp:inline distT="0" distB="0" distL="0" distR="0" wp14:anchorId="5E078E8D" wp14:editId="0B464FB6">
             <wp:extent cx="4320000" cy="2261933"/>
@@ -5907,6 +5178,7 @@
           <w:lang w:val="es-ES_tradnl"/>
           <w14:ligatures w14:val="standardContextual"/>
         </w:rPr>
+        <w:lastRenderedPageBreak/>
         <w:drawing>
           <wp:inline distT="0" distB="0" distL="0" distR="0" wp14:anchorId="097FDEBC" wp14:editId="2BA24538">
             <wp:extent cx="4320000" cy="2257166"/>
@@ -6155,7 +5427,11 @@
         <w:pStyle w:val="Tesis"/>
       </w:pPr>
       <w:r>
-        <w:t>La pantalla de biblioteca consiste en múltiples pestañas que contienen información sobre los temas que se abarcan en las todas las etapas de aplicación, funcionando como un refuerzo para aquellos usuarios que tengan problemas para entender conceptos que se tratan.</w:t>
+        <w:t xml:space="preserve">La pantalla de biblioteca consiste en múltiples pestañas que contienen información sobre los temas que se abarcan en las todas las etapas de </w:t>
+      </w:r>
+      <w:r>
+        <w:lastRenderedPageBreak/>
+        <w:t>aplicación, funcionando como un refuerzo para aquellos usuarios que tengan problemas para entender conceptos que se tratan.</w:t>
       </w:r>
     </w:p>
     <w:p>
@@ -6272,11 +5548,7 @@
         <w:pStyle w:val="Tesis"/>
       </w:pPr>
       <w:r>
-        <w:t xml:space="preserve">El apartado de la personalización se muestran las opciones de icono </w:t>
-      </w:r>
-      <w:r>
-        <w:lastRenderedPageBreak/>
-        <w:t>que pueden usar los usuarios para personalizar su perfil</w:t>
+        <w:t>El apartado de la personalización se muestran las opciones de icono que pueden usar los usuarios para personalizar su perfil</w:t>
       </w:r>
       <w:r>
         <w:t>, los cuales se desbloquean al ir avanzando en la aplicación</w:t>
@@ -6432,23 +5704,15 @@
         <w:t xml:space="preserve"> </w:t>
       </w:r>
       <w:r>
-        <w:t xml:space="preserve">aplicadas a la aplicación educativa </w:t>
-      </w:r>
-      <w:proofErr w:type="spellStart"/>
-      <w:r>
-        <w:t>gamificada</w:t>
-      </w:r>
-      <w:proofErr w:type="spellEnd"/>
+        <w:t xml:space="preserve">aplicadas a la aplicación educativa gamificada </w:t>
+      </w:r>
+      <w:r>
+        <w:t>formando parte de la cuarta fase de la metodología propuesta por Pressman (2010), denominada Construcción.</w:t>
+      </w:r>
       <w:r>
         <w:t xml:space="preserve"> </w:t>
       </w:r>
       <w:r>
-        <w:t>formando parte de la cuarta fase de la metodología propuesta por Pressman (2010), denominada Construcción.</w:t>
-      </w:r>
-      <w:r>
-        <w:t xml:space="preserve"> </w:t>
-      </w:r>
-      <w:r>
         <w:t xml:space="preserve">Es indispensable </w:t>
       </w:r>
       <w:r>
@@ -6461,11 +5725,7 @@
         <w:t xml:space="preserve">a fin de </w:t>
       </w:r>
       <w:r>
-        <w:t xml:space="preserve">evaluar la </w:t>
-      </w:r>
-      <w:r>
-        <w:lastRenderedPageBreak/>
-        <w:t>funcionalidad, la integración entre las pantallas y en caso de que ha</w:t>
+        <w:t>evaluar la funcionalidad, la integración entre las pantallas y en caso de que ha</w:t>
       </w:r>
       <w:r>
         <w:t>ll</w:t>
@@ -8155,7 +7415,7 @@
 <file path=word/charts/chart1.xml><?xml version="1.0" encoding="utf-8"?>
 <c:chartSpace xmlns:c="http://schemas.openxmlformats.org/drawingml/2006/chart" xmlns:a="http://schemas.openxmlformats.org/drawingml/2006/main" xmlns:r="http://schemas.openxmlformats.org/officeDocument/2006/relationships" xmlns:c16r2="http://schemas.microsoft.com/office/drawing/2015/06/chart">
   <c:date1904 val="0"/>
-  <c:lang val="es-MX"/>
+  <c:lang val="es-ES"/>
   <c:roundedCorners val="0"/>
   <mc:AlternateContent xmlns:mc="http://schemas.openxmlformats.org/markup-compatibility/2006">
     <mc:Choice xmlns:c14="http://schemas.microsoft.com/office/drawing/2007/8/2/chart" Requires="c14">
@@ -8658,7 +7918,7 @@
 <file path=word/charts/chart10.xml><?xml version="1.0" encoding="utf-8"?>
 <c:chartSpace xmlns:c="http://schemas.openxmlformats.org/drawingml/2006/chart" xmlns:a="http://schemas.openxmlformats.org/drawingml/2006/main" xmlns:r="http://schemas.openxmlformats.org/officeDocument/2006/relationships" xmlns:c16r2="http://schemas.microsoft.com/office/drawing/2015/06/chart">
   <c:date1904 val="0"/>
-  <c:lang val="es-MX"/>
+  <c:lang val="es-ES"/>
   <c:roundedCorners val="0"/>
   <mc:AlternateContent xmlns:mc="http://schemas.openxmlformats.org/markup-compatibility/2006">
     <mc:Choice xmlns:c14="http://schemas.microsoft.com/office/drawing/2007/8/2/chart" Requires="c14">
@@ -9029,7 +8289,7 @@
 <file path=word/charts/chart11.xml><?xml version="1.0" encoding="utf-8"?>
 <c:chartSpace xmlns:c="http://schemas.openxmlformats.org/drawingml/2006/chart" xmlns:a="http://schemas.openxmlformats.org/drawingml/2006/main" xmlns:r="http://schemas.openxmlformats.org/officeDocument/2006/relationships" xmlns:c16r2="http://schemas.microsoft.com/office/drawing/2015/06/chart">
   <c:date1904 val="0"/>
-  <c:lang val="es-MX"/>
+  <c:lang val="es-ES"/>
   <c:roundedCorners val="0"/>
   <mc:AlternateContent xmlns:mc="http://schemas.openxmlformats.org/markup-compatibility/2006">
     <mc:Choice xmlns:c14="http://schemas.microsoft.com/office/drawing/2007/8/2/chart" Requires="c14">
@@ -9400,7 +8660,7 @@
 <file path=word/charts/chart12.xml><?xml version="1.0" encoding="utf-8"?>
 <c:chartSpace xmlns:c="http://schemas.openxmlformats.org/drawingml/2006/chart" xmlns:a="http://schemas.openxmlformats.org/drawingml/2006/main" xmlns:r="http://schemas.openxmlformats.org/officeDocument/2006/relationships" xmlns:c16r2="http://schemas.microsoft.com/office/drawing/2015/06/chart">
   <c:date1904 val="0"/>
-  <c:lang val="es-MX"/>
+  <c:lang val="es-ES"/>
   <c:roundedCorners val="0"/>
   <mc:AlternateContent xmlns:mc="http://schemas.openxmlformats.org/markup-compatibility/2006">
     <mc:Choice xmlns:c14="http://schemas.microsoft.com/office/drawing/2007/8/2/chart" Requires="c14">
@@ -9771,7 +9031,7 @@
 <file path=word/charts/chart2.xml><?xml version="1.0" encoding="utf-8"?>
 <c:chartSpace xmlns:c="http://schemas.openxmlformats.org/drawingml/2006/chart" xmlns:a="http://schemas.openxmlformats.org/drawingml/2006/main" xmlns:r="http://schemas.openxmlformats.org/officeDocument/2006/relationships" xmlns:c16r2="http://schemas.microsoft.com/office/drawing/2015/06/chart">
   <c:date1904 val="0"/>
-  <c:lang val="es-MX"/>
+  <c:lang val="es-ES"/>
   <c:roundedCorners val="0"/>
   <mc:AlternateContent xmlns:mc="http://schemas.openxmlformats.org/markup-compatibility/2006">
     <mc:Choice xmlns:c14="http://schemas.microsoft.com/office/drawing/2007/8/2/chart" Requires="c14">
@@ -10188,7 +9448,7 @@
 <file path=word/charts/chart3.xml><?xml version="1.0" encoding="utf-8"?>
 <c:chartSpace xmlns:c="http://schemas.openxmlformats.org/drawingml/2006/chart" xmlns:a="http://schemas.openxmlformats.org/drawingml/2006/main" xmlns:r="http://schemas.openxmlformats.org/officeDocument/2006/relationships" xmlns:c16r2="http://schemas.microsoft.com/office/drawing/2015/06/chart">
   <c:date1904 val="0"/>
-  <c:lang val="es-MX"/>
+  <c:lang val="es-ES"/>
   <c:roundedCorners val="0"/>
   <mc:AlternateContent xmlns:mc="http://schemas.openxmlformats.org/markup-compatibility/2006">
     <mc:Choice xmlns:c14="http://schemas.microsoft.com/office/drawing/2007/8/2/chart" Requires="c14">
@@ -10507,7 +9767,7 @@
 <file path=word/charts/chart4.xml><?xml version="1.0" encoding="utf-8"?>
 <c:chartSpace xmlns:c="http://schemas.openxmlformats.org/drawingml/2006/chart" xmlns:a="http://schemas.openxmlformats.org/drawingml/2006/main" xmlns:r="http://schemas.openxmlformats.org/officeDocument/2006/relationships" xmlns:c16r2="http://schemas.microsoft.com/office/drawing/2015/06/chart">
   <c:date1904 val="0"/>
-  <c:lang val="es-MX"/>
+  <c:lang val="es-ES"/>
   <c:roundedCorners val="0"/>
   <mc:AlternateContent xmlns:mc="http://schemas.openxmlformats.org/markup-compatibility/2006">
     <mc:Choice xmlns:c14="http://schemas.microsoft.com/office/drawing/2007/8/2/chart" Requires="c14">
@@ -10856,7 +10116,7 @@
 <file path=word/charts/chart5.xml><?xml version="1.0" encoding="utf-8"?>
 <c:chartSpace xmlns:c="http://schemas.openxmlformats.org/drawingml/2006/chart" xmlns:a="http://schemas.openxmlformats.org/drawingml/2006/main" xmlns:r="http://schemas.openxmlformats.org/officeDocument/2006/relationships" xmlns:c16r2="http://schemas.microsoft.com/office/drawing/2015/06/chart">
   <c:date1904 val="0"/>
-  <c:lang val="es-MX"/>
+  <c:lang val="es-ES"/>
   <c:roundedCorners val="0"/>
   <mc:AlternateContent xmlns:mc="http://schemas.openxmlformats.org/markup-compatibility/2006">
     <mc:Choice xmlns:c14="http://schemas.microsoft.com/office/drawing/2007/8/2/chart" Requires="c14">
@@ -11247,7 +10507,7 @@
 <file path=word/charts/chart6.xml><?xml version="1.0" encoding="utf-8"?>
 <c:chartSpace xmlns:c="http://schemas.openxmlformats.org/drawingml/2006/chart" xmlns:a="http://schemas.openxmlformats.org/drawingml/2006/main" xmlns:r="http://schemas.openxmlformats.org/officeDocument/2006/relationships" xmlns:c16r2="http://schemas.microsoft.com/office/drawing/2015/06/chart">
   <c:date1904 val="0"/>
-  <c:lang val="es-MX"/>
+  <c:lang val="es-ES"/>
   <c:roundedCorners val="0"/>
   <mc:AlternateContent xmlns:mc="http://schemas.openxmlformats.org/markup-compatibility/2006">
     <mc:Choice xmlns:c14="http://schemas.microsoft.com/office/drawing/2007/8/2/chart" Requires="c14">
@@ -11604,7 +10864,7 @@
 <file path=word/charts/chart7.xml><?xml version="1.0" encoding="utf-8"?>
 <c:chartSpace xmlns:c="http://schemas.openxmlformats.org/drawingml/2006/chart" xmlns:a="http://schemas.openxmlformats.org/drawingml/2006/main" xmlns:r="http://schemas.openxmlformats.org/officeDocument/2006/relationships" xmlns:c16r2="http://schemas.microsoft.com/office/drawing/2015/06/chart">
   <c:date1904 val="0"/>
-  <c:lang val="es-MX"/>
+  <c:lang val="es-ES"/>
   <c:roundedCorners val="0"/>
   <mc:AlternateContent xmlns:mc="http://schemas.openxmlformats.org/markup-compatibility/2006">
     <mc:Choice xmlns:c14="http://schemas.microsoft.com/office/drawing/2007/8/2/chart" Requires="c14">
@@ -11915,7 +11175,7 @@
 <file path=word/charts/chart8.xml><?xml version="1.0" encoding="utf-8"?>
 <c:chartSpace xmlns:c="http://schemas.openxmlformats.org/drawingml/2006/chart" xmlns:a="http://schemas.openxmlformats.org/drawingml/2006/main" xmlns:r="http://schemas.openxmlformats.org/officeDocument/2006/relationships" xmlns:c16r2="http://schemas.microsoft.com/office/drawing/2015/06/chart">
   <c:date1904 val="0"/>
-  <c:lang val="es-MX"/>
+  <c:lang val="es-ES"/>
   <c:roundedCorners val="0"/>
   <mc:AlternateContent xmlns:mc="http://schemas.openxmlformats.org/markup-compatibility/2006">
     <mc:Choice xmlns:c14="http://schemas.microsoft.com/office/drawing/2007/8/2/chart" Requires="c14">
@@ -12318,7 +11578,7 @@
 <file path=word/charts/chart9.xml><?xml version="1.0" encoding="utf-8"?>
 <c:chartSpace xmlns:c="http://schemas.openxmlformats.org/drawingml/2006/chart" xmlns:a="http://schemas.openxmlformats.org/drawingml/2006/main" xmlns:r="http://schemas.openxmlformats.org/officeDocument/2006/relationships" xmlns:c16r2="http://schemas.microsoft.com/office/drawing/2015/06/chart">
   <c:date1904 val="0"/>
-  <c:lang val="es-MX"/>
+  <c:lang val="es-ES"/>
   <c:roundedCorners val="0"/>
   <mc:AlternateContent xmlns:mc="http://schemas.openxmlformats.org/markup-compatibility/2006">
     <mc:Choice xmlns:c14="http://schemas.microsoft.com/office/drawing/2007/8/2/chart" Requires="c14">

--- a/Capitulos de Tesis/Capítulo IV.docx
+++ b/Capitulos de Tesis/Capítulo IV.docx
@@ -613,7 +613,15 @@
         <w:t xml:space="preserve"> de su aplicación</w:t>
       </w:r>
       <w:r>
-        <w:t>, basados en la metodología de Pressman (2010) descrita en el capítulo anterior, se desarrolló una aplicación educativa gamificada para potenciar el rendimiento académico en estudiantes de media general y bachillerato en Venezuela. En esta parte de la investigación</w:t>
+        <w:t xml:space="preserve">, basados en la metodología de Pressman (2010) descrita en el capítulo anterior, se desarrolló una aplicación educativa </w:t>
+      </w:r>
+      <w:proofErr w:type="spellStart"/>
+      <w:r>
+        <w:t>gamificada</w:t>
+      </w:r>
+      <w:proofErr w:type="spellEnd"/>
+      <w:r>
+        <w:t xml:space="preserve"> para potenciar el rendimiento académico en estudiantes de media general y bachillerato en Venezuela. En esta parte de la investigación</w:t>
       </w:r>
       <w:r>
         <w:t xml:space="preserve"> se profundiza en las actividades realizadas en las 5 fases que componen la metodología de Pressman (2010), mediante las cuales se obtienen y usan los datos necesarios para la construcción de la aplicación; dichas fases son: Comunicación, Planeación, Diseño, Construcción y Despliegue.</w:t>
@@ -1184,7 +1192,15 @@
         <w:t>s</w:t>
       </w:r>
       <w:r>
-        <w:t xml:space="preserve"> preferencias de aquellos estudiantes que estudian de forma autónoma, los resultados muestran que predomina el formato audiovisual, con Youtube como la herramienta m</w:t>
+        <w:t xml:space="preserve"> preferencias de aquellos estudiantes que estudian de forma autónoma, los resultados muestran que predomina el formato audiovisual, con </w:t>
+      </w:r>
+      <w:proofErr w:type="spellStart"/>
+      <w:r>
+        <w:t>Youtube</w:t>
+      </w:r>
+      <w:proofErr w:type="spellEnd"/>
+      <w:r>
+        <w:t xml:space="preserve"> como la herramienta m</w:t>
       </w:r>
       <w:r>
         <w:t>á</w:t>
@@ -1492,7 +1508,15 @@
         <w:t>extraño</w:t>
       </w:r>
       <w:r>
-        <w:t>. Por otro lado, el uso de plataformas de streaming es mínimo</w:t>
+        <w:t xml:space="preserve">. Por otro lado, el uso de plataformas de </w:t>
+      </w:r>
+      <w:proofErr w:type="spellStart"/>
+      <w:r>
+        <w:t>streaming</w:t>
+      </w:r>
+      <w:proofErr w:type="spellEnd"/>
+      <w:r>
+        <w:t xml:space="preserve"> es mínimo</w:t>
       </w:r>
       <w:r>
         <w:t>, solo del</w:t>
@@ -1746,10 +1770,26 @@
         <w:t>Esto es una validación directa de que el modelo de gamificación no solo es viable, sino que es el que ellos prefieren por encima de otros métodos,</w:t>
       </w:r>
       <w:r>
-        <w:t xml:space="preserve"> En segundo lugar, muy por debajo se encuentra Socratic con un 13%</w:t>
-      </w:r>
-      <w:r>
-        <w:t>, una herramienta enfocada en resolver dudas específicas mediante inteligencia artificial. Seguido por Photomath y Gemini (IA), ambas con un 8%</w:t>
+        <w:t xml:space="preserve"> En segundo lugar, muy por debajo se encuentra </w:t>
+      </w:r>
+      <w:proofErr w:type="spellStart"/>
+      <w:r>
+        <w:t>Socratic</w:t>
+      </w:r>
+      <w:proofErr w:type="spellEnd"/>
+      <w:r>
+        <w:t xml:space="preserve"> con un 13%</w:t>
+      </w:r>
+      <w:r>
+        <w:t xml:space="preserve">, una herramienta enfocada en resolver dudas específicas mediante inteligencia artificial. Seguido por </w:t>
+      </w:r>
+      <w:proofErr w:type="spellStart"/>
+      <w:r>
+        <w:t>Photomath</w:t>
+      </w:r>
+      <w:proofErr w:type="spellEnd"/>
+      <w:r>
+        <w:t xml:space="preserve"> y Gemini (IA), ambas con un 8%</w:t>
       </w:r>
       <w:r>
         <w:t xml:space="preserve">. </w:t>
@@ -2251,10 +2291,34 @@
         <w:pStyle w:val="Tesis"/>
       </w:pPr>
       <w:r>
-        <w:t>Con un 24%, lo sigue los quizzes y tests rápidos. Esto complementa perfectamente el punto anterior, sugiriendo que después de la “experiencia interactiva”, los estudiantes valoran una evaluación breve y directa que les dé</w:t>
-      </w:r>
-      <w:r>
-        <w:t xml:space="preserve"> feedback sobre su desempeño. Por otra parte, los formatos más tradicionales </w:t>
+        <w:t xml:space="preserve">Con un 24%, lo sigue los </w:t>
+      </w:r>
+      <w:proofErr w:type="spellStart"/>
+      <w:r>
+        <w:t>quizzes</w:t>
+      </w:r>
+      <w:proofErr w:type="spellEnd"/>
+      <w:r>
+        <w:t xml:space="preserve"> y </w:t>
+      </w:r>
+      <w:proofErr w:type="spellStart"/>
+      <w:r>
+        <w:t>tests</w:t>
+      </w:r>
+      <w:proofErr w:type="spellEnd"/>
+      <w:r>
+        <w:t xml:space="preserve"> rápidos. Esto complementa perfectamente el punto anterior, sugiriendo que después de la “experiencia interactiva”, los estudiantes valoran una evaluación breve y directa que les dé</w:t>
+      </w:r>
+      <w:r>
+        <w:t xml:space="preserve"> </w:t>
+      </w:r>
+      <w:proofErr w:type="spellStart"/>
+      <w:r>
+        <w:t>feedback</w:t>
+      </w:r>
+      <w:proofErr w:type="spellEnd"/>
+      <w:r>
+        <w:t xml:space="preserve"> sobre su desempeño. Por otra parte, los formatos más tradicionales </w:t>
       </w:r>
       <w:r>
         <w:lastRenderedPageBreak/>
@@ -2511,7 +2575,15 @@
         <w:t xml:space="preserve"> se</w:t>
       </w:r>
       <w:r>
-        <w:t xml:space="preserve"> dividió el desarrollo en iteraciones (sprints), teniendo en cuenta las tecnologías seleccionadas. Se estableció el siguiente cronograma preliminar:</w:t>
+        <w:t xml:space="preserve"> dividió el desarrollo en iteraciones (</w:t>
+      </w:r>
+      <w:proofErr w:type="spellStart"/>
+      <w:r>
+        <w:t>sprints</w:t>
+      </w:r>
+      <w:proofErr w:type="spellEnd"/>
+      <w:r>
+        <w:t>), teniendo en cuenta las tecnologías seleccionadas. Se estableció el siguiente cronograma preliminar:</w:t>
       </w:r>
     </w:p>
     <w:p>
@@ -2529,7 +2601,15 @@
         <w:t xml:space="preserve"> Instalación y configuración de Python, Flet, XAMPP/MySQL, se diseña el esquema de la base de datos</w:t>
       </w:r>
       <w:r>
-        <w:t xml:space="preserve"> en phpMyAdmin. Creación del script de conexión entre la aplicación y la base de datos.</w:t>
+        <w:t xml:space="preserve"> en </w:t>
+      </w:r>
+      <w:proofErr w:type="spellStart"/>
+      <w:r>
+        <w:t>phpMyAdmin</w:t>
+      </w:r>
+      <w:proofErr w:type="spellEnd"/>
+      <w:r>
+        <w:t>. Creación del script de conexión entre la aplicación y la base de datos.</w:t>
       </w:r>
     </w:p>
     <w:p>
@@ -2563,8 +2643,9 @@
           <w:bCs w:val="0"/>
           <w:color w:val="000000" w:themeColor="text1"/>
         </w:rPr>
-        <w:t xml:space="preserve">Sprint 3 (Módulo de Contenido Gamificado </w:t>
-      </w:r>
+        <w:t xml:space="preserve">Sprint 3 (Módulo de Contenido </w:t>
+      </w:r>
+      <w:proofErr w:type="spellStart"/>
       <w:r>
         <w:rPr>
           <w:rStyle w:val="Fuerte"/>
@@ -2573,8 +2654,9 @@
           <w:bCs w:val="0"/>
           <w:color w:val="000000" w:themeColor="text1"/>
         </w:rPr>
-        <w:t>–</w:t>
-      </w:r>
+        <w:t>Gamificado</w:t>
+      </w:r>
+      <w:proofErr w:type="spellEnd"/>
       <w:r>
         <w:rPr>
           <w:rStyle w:val="Fuerte"/>
@@ -2593,15 +2675,7 @@
           <w:bCs w:val="0"/>
           <w:color w:val="000000" w:themeColor="text1"/>
         </w:rPr>
-        <w:t>Simulaciones):</w:t>
-      </w:r>
-      <w:r>
-        <w:rPr>
-          <w:rStyle w:val="Fuerte"/>
-          <w:rFonts w:eastAsiaTheme="majorEastAsia"/>
-          <w:color w:val="000000" w:themeColor="text1"/>
-        </w:rPr>
-        <w:t xml:space="preserve"> </w:t>
+        <w:t>–</w:t>
       </w:r>
       <w:r>
         <w:rPr>
@@ -2611,6 +2685,34 @@
           <w:bCs w:val="0"/>
           <w:color w:val="000000" w:themeColor="text1"/>
         </w:rPr>
+        <w:t xml:space="preserve"> </w:t>
+      </w:r>
+      <w:r>
+        <w:rPr>
+          <w:rStyle w:val="Fuerte"/>
+          <w:rFonts w:eastAsiaTheme="majorEastAsia"/>
+          <w:b w:val="0"/>
+          <w:bCs w:val="0"/>
+          <w:color w:val="000000" w:themeColor="text1"/>
+        </w:rPr>
+        <w:t>Simulaciones):</w:t>
+      </w:r>
+      <w:r>
+        <w:rPr>
+          <w:rStyle w:val="Fuerte"/>
+          <w:rFonts w:eastAsiaTheme="majorEastAsia"/>
+          <w:color w:val="000000" w:themeColor="text1"/>
+        </w:rPr>
+        <w:t xml:space="preserve"> </w:t>
+      </w:r>
+      <w:r>
+        <w:rPr>
+          <w:rStyle w:val="Fuerte"/>
+          <w:rFonts w:eastAsiaTheme="majorEastAsia"/>
+          <w:b w:val="0"/>
+          <w:bCs w:val="0"/>
+          <w:color w:val="000000" w:themeColor="text1"/>
+        </w:rPr>
         <w:t>Implementación del primer módulo de simulación interactiva usando la lógica de simulación de Python y el desarrollo de la interfaz interactiva con controles de Flet (sliders, botones, gráficos básicos).</w:t>
       </w:r>
     </w:p>
@@ -2657,7 +2759,15 @@
         </w:numPr>
       </w:pPr>
       <w:r>
-        <w:t>Sprint 5 (Sistema de Retos y Quizzes)</w:t>
+        <w:t xml:space="preserve">Sprint 5 (Sistema de Retos y </w:t>
+      </w:r>
+      <w:proofErr w:type="spellStart"/>
+      <w:r>
+        <w:t>Quizzes</w:t>
+      </w:r>
+      <w:proofErr w:type="spellEnd"/>
+      <w:r>
+        <w:t>)</w:t>
       </w:r>
       <w:r>
         <w:t>:</w:t>
@@ -2690,7 +2800,31 @@
         <w:t>”</w:t>
       </w:r>
       <w:r>
-        <w:t>. Integración de un módulo de quizzes y tests rápidos con corrección automática y feedback inmediato. Conexión de estos sistemas con la base de datos para guardar el progreso y las recompensas obtenidas.</w:t>
+        <w:t xml:space="preserve">. Integración de un módulo de </w:t>
+      </w:r>
+      <w:proofErr w:type="spellStart"/>
+      <w:r>
+        <w:t>quizzes</w:t>
+      </w:r>
+      <w:proofErr w:type="spellEnd"/>
+      <w:r>
+        <w:t xml:space="preserve"> y </w:t>
+      </w:r>
+      <w:proofErr w:type="spellStart"/>
+      <w:r>
+        <w:t>tests</w:t>
+      </w:r>
+      <w:proofErr w:type="spellEnd"/>
+      <w:r>
+        <w:t xml:space="preserve"> rápidos con corrección automática y </w:t>
+      </w:r>
+      <w:proofErr w:type="spellStart"/>
+      <w:r>
+        <w:t>feedback</w:t>
+      </w:r>
+      <w:proofErr w:type="spellEnd"/>
+      <w:r>
+        <w:t xml:space="preserve"> inmediato. Conexión de estos sistemas con la base de datos para guardar el progreso y las recompensas obtenidas.</w:t>
       </w:r>
     </w:p>
     <w:p>
@@ -2785,12 +2919,14 @@
       <w:r>
         <w:t xml:space="preserve">utilizados fue </w:t>
       </w:r>
+      <w:proofErr w:type="spellStart"/>
       <w:r>
         <w:t>Star</w:t>
       </w:r>
       <w:r>
         <w:t>UML</w:t>
       </w:r>
+      <w:proofErr w:type="spellEnd"/>
       <w:r>
         <w:t>, una herramienta para el modelamiento de software basado en los estándares UML, permite</w:t>
       </w:r>
@@ -2943,11 +3079,16 @@
         <w:t>Para el diseño de los prototipos de las pantallas de la aplicación se utilizó</w:t>
       </w:r>
       <w:r>
-        <w:t xml:space="preserve"> Canv</w:t>
+        <w:t xml:space="preserve"> </w:t>
+      </w:r>
+      <w:proofErr w:type="spellStart"/>
+      <w:r>
+        <w:t>Canv</w:t>
       </w:r>
       <w:r>
         <w:t>a</w:t>
       </w:r>
+      <w:proofErr w:type="spellEnd"/>
       <w:r>
         <w:t xml:space="preserve">, </w:t>
       </w:r>
@@ -3875,14 +4016,70 @@
         <w:rPr>
           <w:lang w:val="es-ES_tradnl"/>
         </w:rPr>
-        <w:t xml:space="preserve"> correctamente tanto en modo desarrollo como empacado y como ejecutable. La función ‘obtener_ruta_base()’ detecta automáticamente si el programa se ejecutaba desde el código fuente o desde </w:t>
-      </w:r>
+        <w:t xml:space="preserve"> correctamente tanto en modo desarrollo como empacado y como ejecutable. La función ‘</w:t>
+      </w:r>
+      <w:proofErr w:type="spellStart"/>
       <w:r>
         <w:rPr>
           <w:lang w:val="es-ES_tradnl"/>
         </w:rPr>
+        <w:t>obtener_ruta_base</w:t>
+      </w:r>
+      <w:proofErr w:type="spellEnd"/>
+      <w:r>
+        <w:rPr>
+          <w:lang w:val="es-ES_tradnl"/>
+        </w:rPr>
+        <w:t xml:space="preserve">()’ detecta automáticamente si el programa se ejecutaba desde el código fuente o desde </w:t>
+      </w:r>
+      <w:r>
+        <w:rPr>
+          <w:lang w:val="es-ES_tradnl"/>
+        </w:rPr>
         <w:lastRenderedPageBreak/>
-        <w:t>un archivo generado por PyInstaller, permitiendo que las rutas a recursos y base de datos sean dinámicas. Dentro del archivo de configuración, también se implemento ‘obtener_ruta_db()’ que simplemente concatena la ruta base con el nombre de la base de datos. Seguidamente se creó, ‘obtener_ruta_recurso()’ para localizar imágenes y otros archivos estáticos que se utilizan en la aplicación.</w:t>
+        <w:t xml:space="preserve">un archivo generado por PyInstaller, permitiendo que las rutas a recursos y base de datos sean dinámicas. Dentro del archivo de configuración, también se </w:t>
+      </w:r>
+      <w:proofErr w:type="spellStart"/>
+      <w:r>
+        <w:rPr>
+          <w:lang w:val="es-ES_tradnl"/>
+        </w:rPr>
+        <w:t>implemento</w:t>
+      </w:r>
+      <w:proofErr w:type="spellEnd"/>
+      <w:r>
+        <w:rPr>
+          <w:lang w:val="es-ES_tradnl"/>
+        </w:rPr>
+        <w:t xml:space="preserve"> ‘</w:t>
+      </w:r>
+      <w:proofErr w:type="spellStart"/>
+      <w:r>
+        <w:rPr>
+          <w:lang w:val="es-ES_tradnl"/>
+        </w:rPr>
+        <w:t>obtener_ruta_db</w:t>
+      </w:r>
+      <w:proofErr w:type="spellEnd"/>
+      <w:r>
+        <w:rPr>
+          <w:lang w:val="es-ES_tradnl"/>
+        </w:rPr>
+        <w:t>()’ que simplemente concatena la ruta base con el nombre de la base de datos. Seguidamente se creó, ‘</w:t>
+      </w:r>
+      <w:proofErr w:type="spellStart"/>
+      <w:r>
+        <w:rPr>
+          <w:lang w:val="es-ES_tradnl"/>
+        </w:rPr>
+        <w:t>obtener_ruta_recurso</w:t>
+      </w:r>
+      <w:proofErr w:type="spellEnd"/>
+      <w:r>
+        <w:rPr>
+          <w:lang w:val="es-ES_tradnl"/>
+        </w:rPr>
+        <w:t>()’ para localizar imágenes y otros archivos estáticos que se utilizan en la aplicación.</w:t>
       </w:r>
     </w:p>
     <w:p>
@@ -3911,7 +4108,23 @@
         <w:t>La clase ‘Navegador central’ fue uno de los desarrollos más importantes de esta fase</w:t>
       </w:r>
       <w:r>
-        <w:t xml:space="preserve"> inicial. Su método ‘__init__’ recibe el objeto ‘page’ del Flet y lo almacena para ser usado más adelante. El método ‘inicializar()’ configura el layout principal de todo el software, creando un</w:t>
+        <w:t xml:space="preserve"> inicial. Su método ‘__</w:t>
+      </w:r>
+      <w:proofErr w:type="spellStart"/>
+      <w:r>
+        <w:t>init</w:t>
+      </w:r>
+      <w:proofErr w:type="spellEnd"/>
+      <w:r>
+        <w:t xml:space="preserve">__’ recibe el objeto ‘page’ del Flet y lo almacena para ser usado más adelante. El método ‘inicializar()’ configura el </w:t>
+      </w:r>
+      <w:proofErr w:type="spellStart"/>
+      <w:r>
+        <w:t>layout</w:t>
+      </w:r>
+      <w:proofErr w:type="spellEnd"/>
+      <w:r>
+        <w:t xml:space="preserve"> principal de todo el software, creando un</w:t>
       </w:r>
       <w:r>
         <w:t>a</w:t>
@@ -3926,7 +4139,15 @@
         <w:t xml:space="preserve"> persistente a la izquierda junto con un contenedor central dinámico y e</w:t>
       </w:r>
       <w:r>
-        <w:t>l método `_crear_sidebar()` genera dinámicamente los botones de navegación</w:t>
+        <w:t>l método `_</w:t>
+      </w:r>
+      <w:proofErr w:type="spellStart"/>
+      <w:r>
+        <w:t>crear_sidebar</w:t>
+      </w:r>
+      <w:proofErr w:type="spellEnd"/>
+      <w:r>
+        <w:t>()` genera dinámicamente los botones de navegación</w:t>
       </w:r>
       <w:r>
         <w:t xml:space="preserve"> de la </w:t>
@@ -3943,16 +4164,56 @@
         <w:pStyle w:val="Tesis"/>
       </w:pPr>
       <w:r>
-        <w:t xml:space="preserve">El método ‘navegar_a()’ </w:t>
-      </w:r>
-      <w:r>
-        <w:t xml:space="preserve">de la clase ‘NavegadorCentral’ define el centro del sistema de rutas internas. Está función recibe indicando la pantalla o módulo destino, realizando imports dinámicos de los módulos correspondientes, ejecutando la función de contenido enviando los datos del usuario, y actualizando el sidebar para reflejar visualmente </w:t>
+        <w:t>El método ‘</w:t>
+      </w:r>
+      <w:proofErr w:type="spellStart"/>
+      <w:r>
+        <w:t>navegar_a</w:t>
+      </w:r>
+      <w:proofErr w:type="spellEnd"/>
+      <w:r>
+        <w:t xml:space="preserve">()’ </w:t>
+      </w:r>
+      <w:r>
+        <w:t>de la clase ‘</w:t>
+      </w:r>
+      <w:proofErr w:type="spellStart"/>
+      <w:r>
+        <w:t>NavegadorCentral</w:t>
+      </w:r>
+      <w:proofErr w:type="spellEnd"/>
+      <w:r>
+        <w:t xml:space="preserve">’ define el centro del sistema de rutas internas. Está función recibe indicando la pantalla o módulo destino, realizando </w:t>
+      </w:r>
+      <w:proofErr w:type="spellStart"/>
+      <w:r>
+        <w:t>imports</w:t>
+      </w:r>
+      <w:proofErr w:type="spellEnd"/>
+      <w:r>
+        <w:t xml:space="preserve"> dinámicos de los módulos correspondientes, ejecutando la función de contenido enviando los datos del usuario, y actualizando el </w:t>
+      </w:r>
+      <w:proofErr w:type="spellStart"/>
+      <w:r>
+        <w:t>sidebar</w:t>
+      </w:r>
+      <w:proofErr w:type="spellEnd"/>
+      <w:r>
+        <w:t xml:space="preserve"> para reflejar visualmente </w:t>
       </w:r>
       <w:r>
         <w:t xml:space="preserve">la nueva ubicación. </w:t>
       </w:r>
       <w:r>
-        <w:t xml:space="preserve">Finalmente, `cerrar_sesion()` limpia la página </w:t>
+        <w:t>Finalmente, `</w:t>
+      </w:r>
+      <w:proofErr w:type="spellStart"/>
+      <w:r>
+        <w:t>cerrar_sesion</w:t>
+      </w:r>
+      <w:proofErr w:type="spellEnd"/>
+      <w:r>
+        <w:t xml:space="preserve">()` limpia la página </w:t>
       </w:r>
       <w:r>
         <w:t>donde se encuentre el usuario</w:t>
@@ -3964,7 +4225,15 @@
         <w:t>se redirige</w:t>
       </w:r>
       <w:r>
-        <w:t xml:space="preserve"> al login, </w:t>
+        <w:t xml:space="preserve"> al </w:t>
+      </w:r>
+      <w:proofErr w:type="spellStart"/>
+      <w:r>
+        <w:t>login</w:t>
+      </w:r>
+      <w:proofErr w:type="spellEnd"/>
+      <w:r>
+        <w:t xml:space="preserve">, </w:t>
       </w:r>
       <w:r>
         <w:t>cerrando</w:t>
@@ -3998,7 +4267,23 @@
       </w:r>
       <w:r>
         <w:lastRenderedPageBreak/>
-        <w:t xml:space="preserve">‘_vistas_registradas’ que funcionaba como registro central de todas las vistas disponibles. La función ‘registrar_vista()’ añade entradas a este diccionario asociando nombres de vista </w:t>
+        <w:t>‘_</w:t>
+      </w:r>
+      <w:proofErr w:type="spellStart"/>
+      <w:r>
+        <w:t>vistas_registradas</w:t>
+      </w:r>
+      <w:proofErr w:type="spellEnd"/>
+      <w:r>
+        <w:t>’ que funcionaba como registro central de todas las vistas disponibles. La función ‘</w:t>
+      </w:r>
+      <w:proofErr w:type="spellStart"/>
+      <w:r>
+        <w:t>registrar_vista</w:t>
+      </w:r>
+      <w:proofErr w:type="spellEnd"/>
+      <w:r>
+        <w:t xml:space="preserve">()’ añade entradas a este diccionario asociando nombres de vista </w:t>
       </w:r>
       <w:r>
         <w:t>con las funciones que las renderizan</w:t>
@@ -4007,7 +4292,15 @@
         <w:t>, seguidamente tenemos a l</w:t>
       </w:r>
       <w:r>
-        <w:t>a función `navegar_a()`</w:t>
+        <w:t>a función `</w:t>
+      </w:r>
+      <w:proofErr w:type="spellStart"/>
+      <w:r>
+        <w:t>navegar_a</w:t>
+      </w:r>
+      <w:proofErr w:type="spellEnd"/>
+      <w:r>
+        <w:t>()`</w:t>
       </w:r>
       <w:r>
         <w:t>,</w:t>
@@ -4031,7 +4324,23 @@
         <w:t xml:space="preserve"> usuario</w:t>
       </w:r>
       <w:r>
-        <w:t xml:space="preserve"> registrado y opcionalmente los datos del usuario. La función `inicializar_vistas()` importa todos los módulos de vistas y registrarlos, utilizando imports diferidos para evitar que Python detectara dependencias circulares al cargar los archivos.</w:t>
+        <w:t xml:space="preserve"> registrado y opcionalmente los datos del usuario. La función `</w:t>
+      </w:r>
+      <w:proofErr w:type="spellStart"/>
+      <w:r>
+        <w:t>inicializar_vistas</w:t>
+      </w:r>
+      <w:proofErr w:type="spellEnd"/>
+      <w:r>
+        <w:t xml:space="preserve">()` importa todos los módulos de vistas y registrarlos, utilizando </w:t>
+      </w:r>
+      <w:proofErr w:type="spellStart"/>
+      <w:r>
+        <w:t>imports</w:t>
+      </w:r>
+      <w:proofErr w:type="spellEnd"/>
+      <w:r>
+        <w:t xml:space="preserve"> diferidos para evitar que Python detectara dependencias circulares al cargar los archivos.</w:t>
       </w:r>
     </w:p>
     <w:p>
@@ -4058,10 +4367,50 @@
         <w:t>La construcción continuó con el sistema de almacenamiento mediante el archivo ‘gestor_db.py’, que implementa el patrón Singleton para garantizar una única conexión a la base de datos SQLite. El método</w:t>
       </w:r>
       <w:r>
-        <w:t xml:space="preserve"> ‘_new_’ de la clase ‘GestorDB’ verifica si ya existe una instancia de la clase y, de no ser así, crea una nueva llamando a ‘_inicializar()’. El método ‘_conectar()’ abre una conexión s SqLite usando la ruta proporcionada por ‘obtener_ruta_db()’ del módulo de configuración. La función de ‘obtener_usuario_por_credenciales’</w:t>
-      </w:r>
-      <w:r>
-        <w:t xml:space="preserve"> realiza búsquedas en la tabla de usuarios filtrando por nombre de usuario y contraseña, retornando si las credenciales coinciden. Su opuesto es la función ‘obtener_usuario_por_correo()’</w:t>
+        <w:t xml:space="preserve"> ‘_new_’ de la clase ‘</w:t>
+      </w:r>
+      <w:proofErr w:type="spellStart"/>
+      <w:r>
+        <w:t>GestorDB</w:t>
+      </w:r>
+      <w:proofErr w:type="spellEnd"/>
+      <w:r>
+        <w:t xml:space="preserve">’ verifica si ya existe una instancia de la clase y, de no ser así, crea una nueva llamando a ‘_inicializar()’. El método ‘_conectar()’ abre una conexión s </w:t>
+      </w:r>
+      <w:proofErr w:type="spellStart"/>
+      <w:r>
+        <w:t>SqLite</w:t>
+      </w:r>
+      <w:proofErr w:type="spellEnd"/>
+      <w:r>
+        <w:t xml:space="preserve"> usando la ruta proporcionada por ‘</w:t>
+      </w:r>
+      <w:proofErr w:type="spellStart"/>
+      <w:r>
+        <w:t>obtener_ruta_db</w:t>
+      </w:r>
+      <w:proofErr w:type="spellEnd"/>
+      <w:r>
+        <w:t>()’ del módulo de configuración. La función de ‘</w:t>
+      </w:r>
+      <w:proofErr w:type="spellStart"/>
+      <w:r>
+        <w:t>obtener_usuario_por_credenciales</w:t>
+      </w:r>
+      <w:proofErr w:type="spellEnd"/>
+      <w:r>
+        <w:t>’</w:t>
+      </w:r>
+      <w:r>
+        <w:t xml:space="preserve"> realiza búsquedas en la tabla de usuarios filtrando por nombre de usuario y contraseña, retornando si las credenciales coinciden. Su opuesto es la función ‘</w:t>
+      </w:r>
+      <w:proofErr w:type="spellStart"/>
+      <w:r>
+        <w:t>obtener_usuario_por_correo</w:t>
+      </w:r>
+      <w:proofErr w:type="spellEnd"/>
+      <w:r>
+        <w:t>()’</w:t>
       </w:r>
       <w:r>
         <w:t xml:space="preserve"> busca solamente por dirección de correo electrónico, siendo vital para el proceso de recuperación de contraseña.</w:t>
@@ -4072,7 +4421,15 @@
         <w:pStyle w:val="Tesis"/>
       </w:pPr>
       <w:r>
-        <w:t>El método `actualizar_puntuacion()` modificaba los puntos acumulados del usuario y opcionalmente su etapa y nivel actuales cuando avanzaba en el contenido educativo.</w:t>
+        <w:t>El método `</w:t>
+      </w:r>
+      <w:proofErr w:type="spellStart"/>
+      <w:r>
+        <w:t>actualizar_puntuacion</w:t>
+      </w:r>
+      <w:proofErr w:type="spellEnd"/>
+      <w:r>
+        <w:t>()` modificaba los puntos acumulados del usuario y opcionalmente su etapa y nivel actuales cuando avanzaba en el contenido educativo.</w:t>
       </w:r>
     </w:p>
     <w:p>
@@ -4085,10 +4442,74 @@
         <w:pStyle w:val="Tesis"/>
       </w:pPr>
       <w:r>
-        <w:t xml:space="preserve">El sistema de vidas se implementó mediante `actualizar_vidas()`, que recibía el ID de usuario, cantidad de vidas y timestamp de última recarga. </w:t>
-      </w:r>
-      <w:r>
-        <w:t>Para la recuperación de contraseña, se implementaron tres métodos especializados. `guardar_codigo_recuperacion()` marcaba códigos anteriores como usados e insertaba uno nuevo con timestamp de expiración calculado sumando minutos a la hora actual usando `datetime.now() + timedelta()`. `verificar_codigo_recuperacion()` comprobaba que un código existiera, no estuviera usado y no hubiera expirado comparando contra la hora actual de la base de datos. Finalmente, `marcar_codigo_usado()` actualizaba el estado del código para evitar reutilizaciones después del cambio de contraseña exitoso</w:t>
+        <w:t>El sistema de vidas se implementó mediante `</w:t>
+      </w:r>
+      <w:proofErr w:type="spellStart"/>
+      <w:r>
+        <w:t>actualizar_vidas</w:t>
+      </w:r>
+      <w:proofErr w:type="spellEnd"/>
+      <w:r>
+        <w:t xml:space="preserve">()`, que recibía el ID de usuario, cantidad de vidas y </w:t>
+      </w:r>
+      <w:proofErr w:type="spellStart"/>
+      <w:r>
+        <w:t>timestamp</w:t>
+      </w:r>
+      <w:proofErr w:type="spellEnd"/>
+      <w:r>
+        <w:t xml:space="preserve"> de última recarga. </w:t>
+      </w:r>
+      <w:r>
+        <w:t>Para la recuperación de contraseña, se implementaron tres métodos especializados. `</w:t>
+      </w:r>
+      <w:proofErr w:type="spellStart"/>
+      <w:r>
+        <w:t>guardar_codigo_recuperacion</w:t>
+      </w:r>
+      <w:proofErr w:type="spellEnd"/>
+      <w:r>
+        <w:t xml:space="preserve">()` marcaba códigos anteriores como usados e insertaba uno nuevo con </w:t>
+      </w:r>
+      <w:proofErr w:type="spellStart"/>
+      <w:r>
+        <w:t>timestamp</w:t>
+      </w:r>
+      <w:proofErr w:type="spellEnd"/>
+      <w:r>
+        <w:t xml:space="preserve"> de expiración calculado sumando minutos a la hora actual usando `</w:t>
+      </w:r>
+      <w:proofErr w:type="spellStart"/>
+      <w:r>
+        <w:t>datetime.now</w:t>
+      </w:r>
+      <w:proofErr w:type="spellEnd"/>
+      <w:r>
+        <w:t xml:space="preserve">() + </w:t>
+      </w:r>
+      <w:proofErr w:type="spellStart"/>
+      <w:r>
+        <w:t>timedelta</w:t>
+      </w:r>
+      <w:proofErr w:type="spellEnd"/>
+      <w:r>
+        <w:t>()`. `</w:t>
+      </w:r>
+      <w:proofErr w:type="spellStart"/>
+      <w:r>
+        <w:t>verificar_codigo_recuperacion</w:t>
+      </w:r>
+      <w:proofErr w:type="spellEnd"/>
+      <w:r>
+        <w:t>()` comprobaba que un código existiera, no estuviera usado y no hubiera expirado comparando contra la hora actual de la base de datos. Finalmente, `</w:t>
+      </w:r>
+      <w:proofErr w:type="spellStart"/>
+      <w:r>
+        <w:t>marcar_codigo_usado</w:t>
+      </w:r>
+      <w:proofErr w:type="spellEnd"/>
+      <w:r>
+        <w:t>()` actualizaba el estado del código para evitar reutilizaciones después del cambio de contraseña exitoso</w:t>
       </w:r>
       <w:r>
         <w:t>.</w:t>
@@ -4147,10 +4568,66 @@
         <w:t>Siendo la primera</w:t>
       </w:r>
       <w:r>
-        <w:t xml:space="preserve"> ‘generar_codigo_recuperacion()’ utilizando ‘random.choices()’ con ’string.digits’ para crear cadenas aleatorias de 6 números</w:t>
-      </w:r>
-      <w:r>
-        <w:t xml:space="preserve">, ‘enviar_email_recuperacion()’ construye los mensajes usando la clase ‘EmailMessage’ del módulo ‘email.message’, pudiendo confugrar tanto la versión de texto plano como HTML con estilos CSS con la paleta de colores </w:t>
+        <w:t xml:space="preserve"> ‘</w:t>
+      </w:r>
+      <w:proofErr w:type="spellStart"/>
+      <w:r>
+        <w:t>generar_codigo_recuperacion</w:t>
+      </w:r>
+      <w:proofErr w:type="spellEnd"/>
+      <w:r>
+        <w:t>()’ utilizando ‘</w:t>
+      </w:r>
+      <w:proofErr w:type="spellStart"/>
+      <w:r>
+        <w:t>random.choices</w:t>
+      </w:r>
+      <w:proofErr w:type="spellEnd"/>
+      <w:r>
+        <w:t>()’ con ’</w:t>
+      </w:r>
+      <w:proofErr w:type="spellStart"/>
+      <w:r>
+        <w:t>string.digits</w:t>
+      </w:r>
+      <w:proofErr w:type="spellEnd"/>
+      <w:r>
+        <w:t>’ para crear cadenas aleatorias de 6 números</w:t>
+      </w:r>
+      <w:r>
+        <w:t>, ‘</w:t>
+      </w:r>
+      <w:proofErr w:type="spellStart"/>
+      <w:r>
+        <w:t>enviar_email_recuperacion</w:t>
+      </w:r>
+      <w:proofErr w:type="spellEnd"/>
+      <w:r>
+        <w:t>()’ construye los mensajes usando la clase ‘</w:t>
+      </w:r>
+      <w:proofErr w:type="spellStart"/>
+      <w:r>
+        <w:t>EmailMessage</w:t>
+      </w:r>
+      <w:proofErr w:type="spellEnd"/>
+      <w:r>
+        <w:t>’ del módulo ‘</w:t>
+      </w:r>
+      <w:proofErr w:type="spellStart"/>
+      <w:r>
+        <w:t>email.message</w:t>
+      </w:r>
+      <w:proofErr w:type="spellEnd"/>
+      <w:r>
+        <w:t xml:space="preserve">’, pudiendo </w:t>
+      </w:r>
+      <w:proofErr w:type="spellStart"/>
+      <w:r>
+        <w:t>confugrar</w:t>
+      </w:r>
+      <w:proofErr w:type="spellEnd"/>
+      <w:r>
+        <w:t xml:space="preserve"> tanto la versión de texto plano como HTML con estilos CSS con la paleta de colores </w:t>
       </w:r>
       <w:r>
         <w:lastRenderedPageBreak/>
@@ -4179,13 +4656,45 @@
         <w:pStyle w:val="Tesis"/>
       </w:pPr>
       <w:r>
-        <w:t xml:space="preserve">El desarrollo de las interfaces inicio con el archivo ‘login_vista.py’, donde su principal función ‘mostrar_login()’ se ocupa de configurar la página de Flet estableciendo título, color de fondo, y alineaciones </w:t>
-      </w:r>
-      <w:r>
-        <w:t>tanto vertical como horizontal. Dentro de esta, se encuentra la función ‘mostrar_mensaje()’ encargada de crear un ‘SnackBar’ para las notificaciones temporales con colores dinámicos</w:t>
-      </w:r>
-      <w:r>
-        <w:t xml:space="preserve"> y la función ‘login_click()’ maneja todo el flujo de autenticación</w:t>
+        <w:t>El desarrollo de las interfaces inicio con el archivo ‘login_vista.py’, donde su principal función ‘</w:t>
+      </w:r>
+      <w:proofErr w:type="spellStart"/>
+      <w:r>
+        <w:t>mostrar_login</w:t>
+      </w:r>
+      <w:proofErr w:type="spellEnd"/>
+      <w:r>
+        <w:t xml:space="preserve">()’ se ocupa de configurar la página de Flet estableciendo título, color de fondo, y alineaciones </w:t>
+      </w:r>
+      <w:r>
+        <w:t>tanto vertical como horizontal. Dentro de esta, se encuentra la función ‘</w:t>
+      </w:r>
+      <w:proofErr w:type="spellStart"/>
+      <w:r>
+        <w:t>mostrar_mensaje</w:t>
+      </w:r>
+      <w:proofErr w:type="spellEnd"/>
+      <w:r>
+        <w:t>()’ encargada de crear un ‘</w:t>
+      </w:r>
+      <w:proofErr w:type="spellStart"/>
+      <w:r>
+        <w:t>SnackBar</w:t>
+      </w:r>
+      <w:proofErr w:type="spellEnd"/>
+      <w:r>
+        <w:t>’ para las notificaciones temporales con colores dinámicos</w:t>
+      </w:r>
+      <w:r>
+        <w:t xml:space="preserve"> y la función ‘</w:t>
+      </w:r>
+      <w:proofErr w:type="spellStart"/>
+      <w:r>
+        <w:t>login_click</w:t>
+      </w:r>
+      <w:proofErr w:type="spellEnd"/>
+      <w:r>
+        <w:t>()’ maneja todo el flujo de autenticación</w:t>
       </w:r>
       <w:r>
         <w:t>, extrayendo los valores de los campos de texto y realiza las validaciones necesarias</w:t>
@@ -4218,7 +4727,15 @@
         <w:t xml:space="preserve"> </w:t>
       </w:r>
       <w:r>
-        <w:t>`obtener_navegador()` para inicializar el sistema de navegación persistente</w:t>
+        <w:t>`</w:t>
+      </w:r>
+      <w:proofErr w:type="spellStart"/>
+      <w:r>
+        <w:t>obtener_navegador</w:t>
+      </w:r>
+      <w:proofErr w:type="spellEnd"/>
+      <w:r>
+        <w:t>()` para inicializar el sistema de navegación persistente</w:t>
       </w:r>
       <w:r>
         <w:t xml:space="preserve"> y se redirige</w:t>
@@ -4250,13 +4767,53 @@
         <w:t>iene</w:t>
       </w:r>
       <w:r>
-        <w:t xml:space="preserve"> `mostrar_registro()` con una función auxiliar `crear_tf()`</w:t>
+        <w:t xml:space="preserve"> `</w:t>
+      </w:r>
+      <w:proofErr w:type="spellStart"/>
+      <w:r>
+        <w:t>mostrar_registro</w:t>
+      </w:r>
+      <w:proofErr w:type="spellEnd"/>
+      <w:r>
+        <w:t>()` con una función auxiliar `</w:t>
+      </w:r>
+      <w:proofErr w:type="spellStart"/>
+      <w:r>
+        <w:t>crear_tf</w:t>
+      </w:r>
+      <w:proofErr w:type="spellEnd"/>
+      <w:r>
+        <w:t>()`</w:t>
       </w:r>
       <w:r>
         <w:t xml:space="preserve"> empleada para crear </w:t>
       </w:r>
       <w:r>
-        <w:t>campos de texto configurados consistentemente con bordes invisibles, fondo gris claro, iconos prefijos y colores personalizados. La función `registrar_click()` ejecutaba seis validaciones secuenciales: campos vacíos con `all()`, nombres con letras y espacios mediante regex, formato de correo electrónico con patrón estándar, formato de usuario alfanumérico, longitud mínima de contraseña, y coincidencia entre contraseña y confirmación.</w:t>
+        <w:t>campos de texto configurados consistentemente con bordes invisibles, fondo gris claro, iconos prefijos y colores personalizados. La función `</w:t>
+      </w:r>
+      <w:proofErr w:type="spellStart"/>
+      <w:r>
+        <w:t>registrar_click</w:t>
+      </w:r>
+      <w:proofErr w:type="spellEnd"/>
+      <w:r>
+        <w:t>()` ejecutaba seis validaciones secuenciales: campos vacíos con `</w:t>
+      </w:r>
+      <w:proofErr w:type="spellStart"/>
+      <w:r>
+        <w:t>all</w:t>
+      </w:r>
+      <w:proofErr w:type="spellEnd"/>
+      <w:r>
+        <w:t xml:space="preserve">()`, nombres con letras y espacios mediante </w:t>
+      </w:r>
+      <w:proofErr w:type="spellStart"/>
+      <w:r>
+        <w:t>regex</w:t>
+      </w:r>
+      <w:proofErr w:type="spellEnd"/>
+      <w:r>
+        <w:t>, formato de correo electrónico con patrón estándar, formato de usuario alfanumérico, longitud mínima de contraseña, y coincidencia entre contraseña y confirmación.</w:t>
       </w:r>
     </w:p>
     <w:p>
@@ -4273,7 +4830,15 @@
         <w:pStyle w:val="Tesis"/>
       </w:pPr>
       <w:r>
-        <w:t xml:space="preserve">En el archivo ‘menu_vista.py’ se implementó la vista central de la aplicación mediante ‘mostrar_interfaz_camino()’. Esta función comenzaba extrayendo los datos del usuario del recibidos. </w:t>
+        <w:t>En el archivo ‘menu_vista.py’ se implementó la vista central de la aplicación mediante ‘</w:t>
+      </w:r>
+      <w:proofErr w:type="spellStart"/>
+      <w:r>
+        <w:t>mostrar_interfaz_camino</w:t>
+      </w:r>
+      <w:proofErr w:type="spellEnd"/>
+      <w:r>
+        <w:t xml:space="preserve">()’. Esta función comenzaba extrayendo los datos del usuario del recibidos. </w:t>
       </w:r>
       <w:r>
         <w:t>Obten</w:t>
@@ -4282,7 +4847,31 @@
         <w:t>ía</w:t>
       </w:r>
       <w:r>
-        <w:t xml:space="preserve"> el ID de usuario, etapa y nivel actuales, puntos totales, racha de días y vidas disponibles. El sistema de recarga automática de vidas calculaba la diferencia temporal entre la última recarga registrada y la hora actual usando `datetime.strptime()` para parsear y `datetime.now()` para obtener momento presente.</w:t>
+        <w:t xml:space="preserve"> el ID de usuario, etapa y nivel actuales, puntos totales, racha de días y vidas disponibles. El sistema de recarga automática de vidas calculaba la diferencia temporal entre la última recarga registrada y la hora actual usando `</w:t>
+      </w:r>
+      <w:proofErr w:type="spellStart"/>
+      <w:r>
+        <w:t>datetime.strptime</w:t>
+      </w:r>
+      <w:proofErr w:type="spellEnd"/>
+      <w:r>
+        <w:t xml:space="preserve">()` para </w:t>
+      </w:r>
+      <w:proofErr w:type="spellStart"/>
+      <w:r>
+        <w:t>parsear</w:t>
+      </w:r>
+      <w:proofErr w:type="spellEnd"/>
+      <w:r>
+        <w:t xml:space="preserve"> y `</w:t>
+      </w:r>
+      <w:proofErr w:type="spellStart"/>
+      <w:r>
+        <w:t>datetime.now</w:t>
+      </w:r>
+      <w:proofErr w:type="spellEnd"/>
+      <w:r>
+        <w:t>()` para obtener momento presente.</w:t>
       </w:r>
     </w:p>
     <w:p>
@@ -4299,19 +4888,67 @@
         <w:t xml:space="preserve"> </w:t>
       </w:r>
       <w:r>
-        <w:t>La construcción visual del camino progresivo utilizaba un bucle `for` sobre veinte niveles, creando contenedores visualmente diferenciados según el estado</w:t>
+        <w:t>La construcción visual del camino progresivo utilizaba un bucle `</w:t>
+      </w:r>
+      <w:proofErr w:type="spellStart"/>
+      <w:r>
+        <w:t>for</w:t>
+      </w:r>
+      <w:proofErr w:type="spellEnd"/>
+      <w:r>
+        <w:t>` sobre veinte niveles, creando contenedores visualmente diferenciados según el estado</w:t>
       </w:r>
       <w:r>
         <w:t xml:space="preserve">. </w:t>
       </w:r>
       <w:r>
-        <w:t>Cada contenedor respondía al evento de clic mediante `on_click` que invocaba `mostrar_nivel()` del módulo `nivel_vista` importado localmente dentro del handler.</w:t>
+        <w:t>Cada contenedor respondía al evento de clic mediante `</w:t>
+      </w:r>
+      <w:proofErr w:type="spellStart"/>
+      <w:r>
+        <w:t>on_click</w:t>
+      </w:r>
+      <w:proofErr w:type="spellEnd"/>
+      <w:r>
+        <w:t>` que invocaba `</w:t>
+      </w:r>
+      <w:proofErr w:type="spellStart"/>
+      <w:r>
+        <w:t>mostrar_nivel</w:t>
+      </w:r>
+      <w:proofErr w:type="spellEnd"/>
+      <w:r>
+        <w:t>()` del módulo `</w:t>
+      </w:r>
+      <w:proofErr w:type="spellStart"/>
+      <w:r>
+        <w:t>nivel_vista</w:t>
+      </w:r>
+      <w:proofErr w:type="spellEnd"/>
+      <w:r>
+        <w:t xml:space="preserve">` importado localmente dentro del </w:t>
+      </w:r>
+      <w:proofErr w:type="spellStart"/>
+      <w:r>
+        <w:t>handler</w:t>
+      </w:r>
+      <w:proofErr w:type="spellEnd"/>
+      <w:r>
+        <w:t>.</w:t>
       </w:r>
       <w:r>
         <w:t xml:space="preserve"> </w:t>
       </w:r>
       <w:r>
-        <w:t>El archivo `etapas_vista.py` proporcionaba `mostrar_etapas()` como selector visual de etapas temáticas. Extraía la etapa máxima desbloqueada del usuario y generaba seis botones representando cada etapa matemática.</w:t>
+        <w:t>El archivo `etapas_vista.py` proporcionaba `</w:t>
+      </w:r>
+      <w:proofErr w:type="spellStart"/>
+      <w:r>
+        <w:t>mostrar_etapas</w:t>
+      </w:r>
+      <w:proofErr w:type="spellEnd"/>
+      <w:r>
+        <w:t>()` como selector visual de etapas temáticas. Extraía la etapa máxima desbloqueada del usuario y generaba seis botones representando cada etapa matemática.</w:t>
       </w:r>
     </w:p>
     <w:p>
@@ -4336,13 +4973,29 @@
       </w:r>
       <w:r>
         <w:lastRenderedPageBreak/>
-        <w:t>‘mostrar_nivel()’ recibía los datos del usuario y la etapa elegida, determinando el ejercicio a mostrar mediante una consulta SQL</w:t>
+        <w:t>‘</w:t>
+      </w:r>
+      <w:proofErr w:type="spellStart"/>
+      <w:r>
+        <w:t>mostrar_nivel</w:t>
+      </w:r>
+      <w:proofErr w:type="spellEnd"/>
+      <w:r>
+        <w:t>()’ recibía los datos del usuario y la etapa elegida, determinando el ejercicio a mostrar mediante una consulta SQL</w:t>
       </w:r>
       <w:r>
         <w:t xml:space="preserve">. </w:t>
       </w:r>
       <w:r>
-        <w:t xml:space="preserve">Para ejercicios de selección múltiple, generaba cuatro botones etiquetados A-D usando un diccionario de opciones y el método `items()`. </w:t>
+        <w:t>Para ejercicios de selección múltiple, generaba cuatro botones etiquetados A-D usando un diccionario de opciones y el método `</w:t>
+      </w:r>
+      <w:proofErr w:type="spellStart"/>
+      <w:r>
+        <w:t>items</w:t>
+      </w:r>
+      <w:proofErr w:type="spellEnd"/>
+      <w:r>
+        <w:t xml:space="preserve">()`. </w:t>
       </w:r>
     </w:p>
     <w:p>
@@ -4350,7 +5003,71 @@
         <w:pStyle w:val="Tesis"/>
       </w:pPr>
       <w:r>
-        <w:t>Cada botón tenía su propio handler `verificar_respuesta()` que comparaba la letra seleccionada contra `respuesta_correcta`. Para verdadero/falso, mostraba solo dos botones con texto literal. Para completación, creaba un `TextField` donde el usuario escribía libremente, aplicando normalización de `lower().strip().replace(" ", "")` antes de comparar contra la respuesta almacenada.</w:t>
+        <w:t xml:space="preserve">Cada botón tenía su propio </w:t>
+      </w:r>
+      <w:proofErr w:type="spellStart"/>
+      <w:r>
+        <w:t>handler</w:t>
+      </w:r>
+      <w:proofErr w:type="spellEnd"/>
+      <w:r>
+        <w:t xml:space="preserve"> `</w:t>
+      </w:r>
+      <w:proofErr w:type="spellStart"/>
+      <w:r>
+        <w:t>verificar_respuesta</w:t>
+      </w:r>
+      <w:proofErr w:type="spellEnd"/>
+      <w:r>
+        <w:t>()` que comparaba la letra seleccionada contra `</w:t>
+      </w:r>
+      <w:proofErr w:type="spellStart"/>
+      <w:r>
+        <w:t>respuesta_correcta</w:t>
+      </w:r>
+      <w:proofErr w:type="spellEnd"/>
+      <w:r>
+        <w:t xml:space="preserve">`. Para verdadero/falso, mostraba solo dos botones con texto literal. Para </w:t>
+      </w:r>
+      <w:proofErr w:type="spellStart"/>
+      <w:r>
+        <w:t>completación</w:t>
+      </w:r>
+      <w:proofErr w:type="spellEnd"/>
+      <w:r>
+        <w:t>, creaba un `</w:t>
+      </w:r>
+      <w:proofErr w:type="spellStart"/>
+      <w:r>
+        <w:t>TextField</w:t>
+      </w:r>
+      <w:proofErr w:type="spellEnd"/>
+      <w:r>
+        <w:t>` donde el usuario escribía libremente, aplicando normalización de `</w:t>
+      </w:r>
+      <w:proofErr w:type="spellStart"/>
+      <w:r>
+        <w:t>lower</w:t>
+      </w:r>
+      <w:proofErr w:type="spellEnd"/>
+      <w:r>
+        <w:t>().</w:t>
+      </w:r>
+      <w:proofErr w:type="spellStart"/>
+      <w:r>
+        <w:t>strip</w:t>
+      </w:r>
+      <w:proofErr w:type="spellEnd"/>
+      <w:r>
+        <w:t>().</w:t>
+      </w:r>
+      <w:proofErr w:type="spellStart"/>
+      <w:r>
+        <w:t>replace</w:t>
+      </w:r>
+      <w:proofErr w:type="spellEnd"/>
+      <w:r>
+        <w:t>(" ", "")` antes de comparar contra la respuesta almacenada.</w:t>
       </w:r>
     </w:p>
     <w:p>
@@ -4364,7 +5081,31 @@
         <w:t xml:space="preserve">una </w:t>
       </w:r>
       <w:r>
-        <w:t>lógica especial: parseaban el formato "A|B" de las opciones dividiendo por pipe, mantenían estado de selección mediante variables externas, y verificaban pares cuando el usuario hacía dos selecciones consecutivas. El sistema de retroalimentación utilizaba `SnackBar` con colores verde para correcto y rojo para incorrecto, aplicando `page.update()` para refrescar inmediatamente.</w:t>
+        <w:t xml:space="preserve">lógica especial: </w:t>
+      </w:r>
+      <w:proofErr w:type="spellStart"/>
+      <w:r>
+        <w:t>parseaban</w:t>
+      </w:r>
+      <w:proofErr w:type="spellEnd"/>
+      <w:r>
+        <w:t xml:space="preserve"> el formato "A|B" de las opciones dividiendo por pipe, mantenían estado de selección mediante variables externas, y verificaban pares cuando el usuario hacía dos selecciones consecutivas. El sistema de retroalimentación utilizaba `</w:t>
+      </w:r>
+      <w:proofErr w:type="spellStart"/>
+      <w:r>
+        <w:t>SnackBar</w:t>
+      </w:r>
+      <w:proofErr w:type="spellEnd"/>
+      <w:r>
+        <w:t>` con colores verde para correcto y rojo para incorrecto, aplicando `</w:t>
+      </w:r>
+      <w:proofErr w:type="spellStart"/>
+      <w:r>
+        <w:t>page.update</w:t>
+      </w:r>
+      <w:proofErr w:type="spellEnd"/>
+      <w:r>
+        <w:t>()` para refrescar inmediatamente.</w:t>
       </w:r>
     </w:p>
     <w:p>
@@ -4388,7 +5129,31 @@
         <w:t>Siguiendo con las otras vistas del programas, en el archivo ‘perfil_vista.py’</w:t>
       </w:r>
       <w:r>
-        <w:t xml:space="preserve"> se implemento la función ‘mostrar_perfil’ como un dashboard informativo, organizaba visualmente los da</w:t>
+        <w:t xml:space="preserve"> se </w:t>
+      </w:r>
+      <w:proofErr w:type="spellStart"/>
+      <w:r>
+        <w:t>implemento</w:t>
+      </w:r>
+      <w:proofErr w:type="spellEnd"/>
+      <w:r>
+        <w:t xml:space="preserve"> la función ‘</w:t>
+      </w:r>
+      <w:proofErr w:type="spellStart"/>
+      <w:r>
+        <w:t>mostrar_perfil</w:t>
+      </w:r>
+      <w:proofErr w:type="spellEnd"/>
+      <w:r>
+        <w:t xml:space="preserve">’ como un </w:t>
+      </w:r>
+      <w:proofErr w:type="spellStart"/>
+      <w:r>
+        <w:t>dashboard</w:t>
+      </w:r>
+      <w:proofErr w:type="spellEnd"/>
+      <w:r>
+        <w:t xml:space="preserve"> informativo, organizaba visualmente los da</w:t>
       </w:r>
       <w:r>
         <w:t>to</w:t>
@@ -4397,14 +5162,54 @@
         <w:t>s en tarjetas con sombras y bordes redondeados</w:t>
       </w:r>
       <w:r>
-        <w:t xml:space="preserve">, el avatar con un ícono y color personalizado usando ‘ft.Icon’ con el tamaño 64 y color dinámico desde ‘user_data’. </w:t>
+        <w:t>, el avatar con un ícono y color personalizado usando ‘</w:t>
+      </w:r>
+      <w:proofErr w:type="spellStart"/>
+      <w:r>
+        <w:t>ft.Icon</w:t>
+      </w:r>
+      <w:proofErr w:type="spellEnd"/>
+      <w:r>
+        <w:t>’ con el tamaño 64 y color dinámico desde ‘</w:t>
+      </w:r>
+      <w:proofErr w:type="spellStart"/>
+      <w:r>
+        <w:t>user_data</w:t>
+      </w:r>
+      <w:proofErr w:type="spellEnd"/>
+      <w:r>
+        <w:t xml:space="preserve">’. </w:t>
       </w:r>
       <w:r>
         <w:t xml:space="preserve">Las estadísticas </w:t>
       </w:r>
       <w:r>
         <w:lastRenderedPageBreak/>
-        <w:t>se presentaban en grid de dos columnas usando `ft.ResponsiveRow`, mostrando puntos totales, rango calculado mediante `obtener_info_rango()`, etapa y nivel actuales, racha de días consecutivos, vidas disponibles con indicador visual, y fecha de último acceso formateada.</w:t>
+        <w:t xml:space="preserve">se presentaban en </w:t>
+      </w:r>
+      <w:proofErr w:type="spellStart"/>
+      <w:r>
+        <w:t>grid</w:t>
+      </w:r>
+      <w:proofErr w:type="spellEnd"/>
+      <w:r>
+        <w:t xml:space="preserve"> de dos columnas usando `</w:t>
+      </w:r>
+      <w:proofErr w:type="spellStart"/>
+      <w:r>
+        <w:t>ft.ResponsiveRow</w:t>
+      </w:r>
+      <w:proofErr w:type="spellEnd"/>
+      <w:r>
+        <w:t>`, mostrando puntos totales, rango calculado mediante `</w:t>
+      </w:r>
+      <w:proofErr w:type="spellStart"/>
+      <w:r>
+        <w:t>obtener_info_rango</w:t>
+      </w:r>
+      <w:proofErr w:type="spellEnd"/>
+      <w:r>
+        <w:t>()`, etapa y nivel actuales, racha de días consecutivos, vidas disponibles con indicador visual, y fecha de último acceso formateada.</w:t>
       </w:r>
     </w:p>
     <w:p>
@@ -4418,21 +5223,29 @@
         <w:t xml:space="preserve">un módulo </w:t>
       </w:r>
       <w:r>
-        <w:t>con contenido educativo estático organizado por etapas. Utilizaba `ft.ExpansionTile` para crear secciones colapsables que el usuario podía expandir para leer teoría matemática sin consumir vidas ni afectar su progreso. Cada etapa contenía explicaciones sobre los conceptos que luego se practicaban en los ejercicios, sirviendo como referencia consultable durante el aprendizaje.</w:t>
+        <w:t>con contenido educativo estático organizado por etapas. Utilizaba `</w:t>
+      </w:r>
+      <w:proofErr w:type="spellStart"/>
+      <w:r>
+        <w:t>ft.ExpansionTile</w:t>
+      </w:r>
+      <w:proofErr w:type="spellEnd"/>
+      <w:r>
+        <w:t>` para crear secciones colapsables que el usuario podía expandir para leer teoría matemática sin consumir vidas ni afectar su progreso. Cada etapa contenía explicaciones sobre los conceptos que luego se practicaban en los ejercicios, sirviendo como referencia consultable durante el aprendizaje.</w:t>
       </w:r>
     </w:p>
     <w:p>
       <w:pPr>
         <w:pStyle w:val="Tesis"/>
       </w:pPr>
+      <w:r>
+        <w:t>Aquí una foto</w:t>
+      </w:r>
     </w:p>
     <w:p>
       <w:pPr>
         <w:pStyle w:val="Tesis"/>
       </w:pPr>
-      <w:r>
-        <w:t>Integración y Punto de Entrada</w:t>
-      </w:r>
     </w:p>
     <w:p>
       <w:pPr>
@@ -4442,16 +5255,6 @@
     <w:p>
       <w:pPr>
         <w:pStyle w:val="Tesis"/>
-      </w:pPr>
-    </w:p>
-    <w:p>
-      <w:pPr>
-        <w:pStyle w:val="Tesis"/>
-      </w:pPr>
-    </w:p>
-    <w:p>
-      <w:pPr>
-        <w:pStyle w:val="Tesis"/>
         <w:rPr>
           <w:lang w:val="es-ES_tradnl"/>
         </w:rPr>
@@ -4466,10 +5269,18 @@
         <w:t xml:space="preserve"> del programa para lo cual se utilizó </w:t>
       </w:r>
       <w:r>
-        <w:t>Flet, el cual es un frame</w:t>
-      </w:r>
-      <w:r>
-        <w:t xml:space="preserve">work </w:t>
+        <w:t xml:space="preserve">Flet, el cual es un </w:t>
+      </w:r>
+      <w:proofErr w:type="spellStart"/>
+      <w:r>
+        <w:t>frame</w:t>
+      </w:r>
+      <w:r>
+        <w:t>work</w:t>
+      </w:r>
+      <w:proofErr w:type="spellEnd"/>
+      <w:r>
+        <w:t xml:space="preserve"> </w:t>
       </w:r>
       <w:r>
         <w:rPr>
@@ -4542,19 +5353,33 @@
         <w:ind w:firstLine="0"/>
         <w:jc w:val="center"/>
         <w:rPr>
-          <w:lang w:val="es-ES_tradnl"/>
-        </w:rPr>
-      </w:pPr>
-      <w:r>
-        <w:rPr>
           <w:noProof/>
           <w:lang w:val="es-ES_tradnl"/>
           <w14:ligatures w14:val="standardContextual"/>
         </w:rPr>
+      </w:pPr>
+    </w:p>
+    <w:p>
+      <w:pPr>
+        <w:pStyle w:val="Tesis"/>
+        <w:spacing w:line="240" w:lineRule="auto"/>
+        <w:ind w:firstLine="0"/>
+        <w:jc w:val="center"/>
+        <w:rPr>
+          <w:lang w:val="es-ES_tradnl"/>
+        </w:rPr>
+      </w:pPr>
+      <w:r>
+        <w:rPr>
+          <w:noProof/>
+          <w:lang w:val="es-ES_tradnl"/>
+          <w14:ligatures w14:val="standardContextual"/>
+        </w:rPr>
+        <w:lastRenderedPageBreak/>
         <w:drawing>
-          <wp:inline distT="0" distB="0" distL="0" distR="0" wp14:anchorId="43359052" wp14:editId="1BA12D96">
-            <wp:extent cx="4320000" cy="2261738"/>
-            <wp:effectExtent l="0" t="0" r="4445" b="5715"/>
+          <wp:inline distT="0" distB="0" distL="0" distR="0" wp14:anchorId="43359052" wp14:editId="43B23234">
+            <wp:extent cx="4318635" cy="2258437"/>
+            <wp:effectExtent l="0" t="0" r="5715" b="8890"/>
             <wp:docPr id="1785749341" name="Imagen 3"/>
             <wp:cNvGraphicFramePr>
               <a:graphicFrameLocks xmlns:a="http://schemas.openxmlformats.org/drawingml/2006/main" noChangeAspect="1"/>
@@ -4563,7 +5388,7 @@
               <a:graphicData uri="http://schemas.openxmlformats.org/drawingml/2006/picture">
                 <pic:pic xmlns:pic="http://schemas.openxmlformats.org/drawingml/2006/picture">
                   <pic:nvPicPr>
-                    <pic:cNvPr id="1785749341" name="Imagen 1785749341"/>
+                    <pic:cNvPr id="1785749341" name="Imagen 3"/>
                     <pic:cNvPicPr/>
                   </pic:nvPicPr>
                   <pic:blipFill rotWithShape="1">
@@ -4574,7 +5399,7 @@
                         </a:ext>
                       </a:extLst>
                     </a:blip>
-                    <a:srcRect t="2323" b="4552"/>
+                    <a:srcRect t="2478" b="4515"/>
                     <a:stretch>
                       <a:fillRect/>
                     </a:stretch>
@@ -4582,7 +5407,7 @@
                   <pic:spPr bwMode="auto">
                     <a:xfrm>
                       <a:off x="0" y="0"/>
-                      <a:ext cx="4320000" cy="2261738"/>
+                      <a:ext cx="4320000" cy="2259151"/>
                     </a:xfrm>
                     <a:prstGeom prst="rect">
                       <a:avLst/>
@@ -4647,7 +5472,15 @@
         <w:t>En la figura 1 se observa la pantalla de inicio de toda la aplicación, donde se muestra el logo de la aplicación y el bot</w:t>
       </w:r>
       <w:r>
-        <w:t>ón que te lleva a la pantalla del login.</w:t>
+        <w:t xml:space="preserve">ón que te lleva a la pantalla del </w:t>
+      </w:r>
+      <w:proofErr w:type="spellStart"/>
+      <w:r>
+        <w:t>login</w:t>
+      </w:r>
+      <w:proofErr w:type="spellEnd"/>
+      <w:r>
+        <w:t>.</w:t>
       </w:r>
     </w:p>
     <w:p>
@@ -4764,11 +5597,19 @@
         <w:pStyle w:val="Tesis"/>
       </w:pPr>
       <w:r>
-        <w:t xml:space="preserve">Como se mencionó anteriormente, la pantalla de inicio te lleva a la pantalla de login en donde el usuario inicia sesión para ingresar a su perfil, en </w:t>
+        <w:t xml:space="preserve">Como se mencionó anteriormente, la pantalla de inicio te lleva a la pantalla de </w:t>
+      </w:r>
+      <w:proofErr w:type="spellStart"/>
+      <w:r>
+        <w:t>login</w:t>
+      </w:r>
+      <w:proofErr w:type="spellEnd"/>
+      <w:r>
+        <w:t xml:space="preserve"> en donde el usuario inicia sesión para ingresar a su perfil, en caso de que el usuario no tenga un perfil, abajo del botón de “Iniciar Sesión” </w:t>
       </w:r>
       <w:r>
         <w:lastRenderedPageBreak/>
-        <w:t>caso de que el usuario no tenga un perfil, abajo del botón de “Iniciar Sesión” estará la opción para crear un perfil nuevo.</w:t>
+        <w:t>estará la opción para crear un perfil nuevo.</w:t>
       </w:r>
     </w:p>
     <w:p>
@@ -4783,19 +5624,32 @@
         <w:ind w:firstLine="0"/>
         <w:jc w:val="center"/>
         <w:rPr>
-          <w:lang w:val="es-ES_tradnl"/>
-        </w:rPr>
-      </w:pPr>
-      <w:r>
-        <w:rPr>
           <w:noProof/>
           <w:lang w:val="es-ES_tradnl"/>
           <w14:ligatures w14:val="standardContextual"/>
         </w:rPr>
+      </w:pPr>
+    </w:p>
+    <w:p>
+      <w:pPr>
+        <w:pStyle w:val="Tesis"/>
+        <w:spacing w:line="240" w:lineRule="auto"/>
+        <w:ind w:firstLine="0"/>
+        <w:jc w:val="center"/>
+        <w:rPr>
+          <w:lang w:val="es-ES_tradnl"/>
+        </w:rPr>
+      </w:pPr>
+      <w:r>
+        <w:rPr>
+          <w:noProof/>
+          <w:lang w:val="es-ES_tradnl"/>
+          <w14:ligatures w14:val="standardContextual"/>
+        </w:rPr>
         <w:drawing>
-          <wp:inline distT="0" distB="0" distL="0" distR="0" wp14:anchorId="13E829E0" wp14:editId="6269DF57">
-            <wp:extent cx="4320000" cy="2256412"/>
-            <wp:effectExtent l="0" t="0" r="4445" b="0"/>
+          <wp:inline distT="0" distB="0" distL="0" distR="0" wp14:anchorId="13E829E0" wp14:editId="3BDA606E">
+            <wp:extent cx="4319270" cy="2250830"/>
+            <wp:effectExtent l="0" t="0" r="5080" b="0"/>
             <wp:docPr id="191360681" name="Imagen 5"/>
             <wp:cNvGraphicFramePr>
               <a:graphicFrameLocks xmlns:a="http://schemas.openxmlformats.org/drawingml/2006/main" noChangeAspect="1"/>
@@ -4804,7 +5658,7 @@
               <a:graphicData uri="http://schemas.openxmlformats.org/drawingml/2006/picture">
                 <pic:pic xmlns:pic="http://schemas.openxmlformats.org/drawingml/2006/picture">
                   <pic:nvPicPr>
-                    <pic:cNvPr id="191360681" name="Imagen 191360681"/>
+                    <pic:cNvPr id="191360681" name="Imagen 5"/>
                     <pic:cNvPicPr/>
                   </pic:nvPicPr>
                   <pic:blipFill rotWithShape="1">
@@ -4815,7 +5669,7 @@
                         </a:ext>
                       </a:extLst>
                     </a:blip>
-                    <a:srcRect t="2342" b="4752"/>
+                    <a:srcRect t="2426" b="4894"/>
                     <a:stretch>
                       <a:fillRect/>
                     </a:stretch>
@@ -4823,7 +5677,7 @@
                   <pic:spPr bwMode="auto">
                     <a:xfrm>
                       <a:off x="0" y="0"/>
-                      <a:ext cx="4320000" cy="2256412"/>
+                      <a:ext cx="4320000" cy="2251210"/>
                     </a:xfrm>
                     <a:prstGeom prst="rect">
                       <a:avLst/>
@@ -4892,13 +5746,22 @@
         <w:pStyle w:val="Tesis"/>
       </w:pPr>
       <w:r>
-        <w:t>En la figura 3 esta la pantalla de registro de usuario, en donde se pide al usuario ingresar sus datos, incluyendo el correo electrónico, un nombre de usuario y la contraseña, una vez finalizado el registro de usuario el programa te redirige a la pantalla del login.</w:t>
-      </w:r>
-    </w:p>
-    <w:p>
-      <w:pPr>
-        <w:pStyle w:val="Tesis"/>
-      </w:pPr>
+        <w:t>En la figura 3 est</w:t>
+      </w:r>
+      <w:r>
+        <w:t>á</w:t>
+      </w:r>
+      <w:r>
+        <w:t xml:space="preserve"> la pantalla de registro de usuario, en donde se pide al usuario ingresar sus datos, incluyendo el correo electrónico, un nombre de usuario y la contraseña, una vez finalizado el registro de usuario el programa te redirige a la pantalla del </w:t>
+      </w:r>
+      <w:proofErr w:type="spellStart"/>
+      <w:r>
+        <w:t>login</w:t>
+      </w:r>
+      <w:proofErr w:type="spellEnd"/>
+      <w:r>
+        <w:t>.</w:t>
+      </w:r>
     </w:p>
     <w:p>
       <w:pPr>
@@ -4907,19 +5770,32 @@
         <w:ind w:firstLine="0"/>
         <w:jc w:val="center"/>
         <w:rPr>
-          <w:lang w:val="es-ES_tradnl"/>
-        </w:rPr>
-      </w:pPr>
-      <w:r>
-        <w:rPr>
           <w:noProof/>
           <w:lang w:val="es-ES_tradnl"/>
           <w14:ligatures w14:val="standardContextual"/>
         </w:rPr>
+      </w:pPr>
+    </w:p>
+    <w:p>
+      <w:pPr>
+        <w:pStyle w:val="Tesis"/>
+        <w:spacing w:line="240" w:lineRule="auto"/>
+        <w:ind w:firstLine="0"/>
+        <w:jc w:val="center"/>
+        <w:rPr>
+          <w:lang w:val="es-ES_tradnl"/>
+        </w:rPr>
+      </w:pPr>
+      <w:r>
+        <w:rPr>
+          <w:noProof/>
+          <w:lang w:val="es-ES_tradnl"/>
+          <w14:ligatures w14:val="standardContextual"/>
+        </w:rPr>
         <w:drawing>
-          <wp:inline distT="0" distB="0" distL="0" distR="0" wp14:anchorId="173C109A" wp14:editId="5FA1EF65">
-            <wp:extent cx="4320000" cy="2260111"/>
-            <wp:effectExtent l="0" t="0" r="4445" b="6985"/>
+          <wp:inline distT="0" distB="0" distL="0" distR="0" wp14:anchorId="173C109A" wp14:editId="72979274">
+            <wp:extent cx="4318797" cy="2257832"/>
+            <wp:effectExtent l="0" t="0" r="5715" b="9525"/>
             <wp:docPr id="738655362" name="Imagen 6"/>
             <wp:cNvGraphicFramePr>
               <a:graphicFrameLocks xmlns:a="http://schemas.openxmlformats.org/drawingml/2006/main" noChangeAspect="1"/>
@@ -4928,7 +5804,7 @@
               <a:graphicData uri="http://schemas.openxmlformats.org/drawingml/2006/picture">
                 <pic:pic xmlns:pic="http://schemas.openxmlformats.org/drawingml/2006/picture">
                   <pic:nvPicPr>
-                    <pic:cNvPr id="738655362" name="Imagen 738655362"/>
+                    <pic:cNvPr id="738655362" name="Imagen 6"/>
                     <pic:cNvPicPr/>
                   </pic:nvPicPr>
                   <pic:blipFill rotWithShape="1">
@@ -4939,7 +5815,7 @@
                         </a:ext>
                       </a:extLst>
                     </a:blip>
-                    <a:srcRect t="2277" b="4665"/>
+                    <a:srcRect t="2228" b="4794"/>
                     <a:stretch>
                       <a:fillRect/>
                     </a:stretch>
@@ -4947,7 +5823,7 @@
                   <pic:spPr bwMode="auto">
                     <a:xfrm>
                       <a:off x="0" y="0"/>
-                      <a:ext cx="4320000" cy="2260111"/>
+                      <a:ext cx="4320000" cy="2258461"/>
                     </a:xfrm>
                     <a:prstGeom prst="rect">
                       <a:avLst/>
@@ -4984,7 +5860,6 @@
           <w:b/>
           <w:bCs/>
         </w:rPr>
-        <w:lastRenderedPageBreak/>
         <w:t>FIGURA N°4. Pantalla Principal</w:t>
       </w:r>
     </w:p>
@@ -5010,6 +5885,7 @@
         <w:pStyle w:val="Tesis"/>
       </w:pPr>
       <w:r>
+        <w:lastRenderedPageBreak/>
         <w:t xml:space="preserve">Aquí en la pantalla principal se visualiza el menú lateral </w:t>
       </w:r>
       <w:r>
@@ -5024,11 +5900,6 @@
       <w:r>
         <w:t xml:space="preserve"> Y en el centro de la pantalla se visualizan los niveles de la etapa, que se van resolviendo en orden de arriba a abajo, el nivel que se debe resolver se ve de color morado, los que no se han resuelto de color gris y los resueltos de color verde.</w:t>
       </w:r>
-    </w:p>
-    <w:p>
-      <w:pPr>
-        <w:pStyle w:val="Tesis"/>
-      </w:pPr>
     </w:p>
     <w:p>
       <w:pPr>
@@ -5042,16 +5913,29 @@
           <w14:ligatures w14:val="standardContextual"/>
         </w:rPr>
       </w:pPr>
-      <w:r>
+    </w:p>
+    <w:p>
+      <w:pPr>
+        <w:pStyle w:val="Tesis"/>
+        <w:spacing w:line="240" w:lineRule="auto"/>
+        <w:ind w:firstLine="0"/>
+        <w:jc w:val="center"/>
         <w:rPr>
           <w:noProof/>
           <w:lang w:val="es-ES_tradnl"/>
           <w14:ligatures w14:val="standardContextual"/>
         </w:rPr>
+      </w:pPr>
+      <w:r>
+        <w:rPr>
+          <w:noProof/>
+          <w:lang w:val="es-ES_tradnl"/>
+          <w14:ligatures w14:val="standardContextual"/>
+        </w:rPr>
         <w:drawing>
-          <wp:inline distT="0" distB="0" distL="0" distR="0" wp14:anchorId="5E078E8D" wp14:editId="0B464FB6">
-            <wp:extent cx="4320000" cy="2261933"/>
-            <wp:effectExtent l="0" t="0" r="4445" b="5080"/>
+          <wp:inline distT="0" distB="0" distL="0" distR="0" wp14:anchorId="5E078E8D" wp14:editId="27D0068A">
+            <wp:extent cx="4319270" cy="2250440"/>
+            <wp:effectExtent l="0" t="0" r="5080" b="0"/>
             <wp:docPr id="1618073263" name="Imagen 11"/>
             <wp:cNvGraphicFramePr>
               <a:graphicFrameLocks xmlns:a="http://schemas.openxmlformats.org/drawingml/2006/main" noChangeAspect="1"/>
@@ -5060,7 +5944,7 @@
               <a:graphicData uri="http://schemas.openxmlformats.org/drawingml/2006/picture">
                 <pic:pic xmlns:pic="http://schemas.openxmlformats.org/drawingml/2006/picture">
                   <pic:nvPicPr>
-                    <pic:cNvPr id="1618073263" name="Imagen 1618073263"/>
+                    <pic:cNvPr id="1618073263" name="Imagen 11"/>
                     <pic:cNvPicPr/>
                   </pic:nvPicPr>
                   <pic:blipFill rotWithShape="1">
@@ -5071,7 +5955,7 @@
                         </a:ext>
                       </a:extLst>
                     </a:blip>
-                    <a:srcRect t="2301" b="4566"/>
+                    <a:srcRect t="2603" b="4733"/>
                     <a:stretch>
                       <a:fillRect/>
                     </a:stretch>
@@ -5079,7 +5963,7 @@
                   <pic:spPr bwMode="auto">
                     <a:xfrm>
                       <a:off x="0" y="0"/>
-                      <a:ext cx="4320000" cy="2261933"/>
+                      <a:ext cx="4320000" cy="2250820"/>
                     </a:xfrm>
                     <a:prstGeom prst="rect">
                       <a:avLst/>
@@ -5159,7 +6043,14 @@
     <w:p>
       <w:pPr>
         <w:pStyle w:val="Tesis"/>
+        <w:spacing w:line="240" w:lineRule="auto"/>
         <w:ind w:firstLine="0"/>
+        <w:jc w:val="center"/>
+        <w:rPr>
+          <w:noProof/>
+          <w:lang w:val="es-ES_tradnl"/>
+          <w14:ligatures w14:val="standardContextual"/>
+        </w:rPr>
       </w:pPr>
     </w:p>
     <w:p>
@@ -5180,9 +6071,9 @@
         </w:rPr>
         <w:lastRenderedPageBreak/>
         <w:drawing>
-          <wp:inline distT="0" distB="0" distL="0" distR="0" wp14:anchorId="097FDEBC" wp14:editId="2BA24538">
-            <wp:extent cx="4320000" cy="2257166"/>
-            <wp:effectExtent l="0" t="0" r="4445" b="0"/>
+          <wp:inline distT="0" distB="0" distL="0" distR="0" wp14:anchorId="097FDEBC" wp14:editId="5A477E08">
+            <wp:extent cx="4319270" cy="2260600"/>
+            <wp:effectExtent l="0" t="0" r="5080" b="6350"/>
             <wp:docPr id="1454684841" name="Imagen 7"/>
             <wp:cNvGraphicFramePr>
               <a:graphicFrameLocks xmlns:a="http://schemas.openxmlformats.org/drawingml/2006/main" noChangeAspect="1"/>
@@ -5191,7 +6082,7 @@
               <a:graphicData uri="http://schemas.openxmlformats.org/drawingml/2006/picture">
                 <pic:pic xmlns:pic="http://schemas.openxmlformats.org/drawingml/2006/picture">
                   <pic:nvPicPr>
-                    <pic:cNvPr id="1454684841" name="Imagen 1454684841"/>
+                    <pic:cNvPr id="1454684841" name="Imagen 7"/>
                     <pic:cNvPicPr/>
                   </pic:nvPicPr>
                   <pic:blipFill rotWithShape="1">
@@ -5202,7 +6093,7 @@
                         </a:ext>
                       </a:extLst>
                     </a:blip>
-                    <a:srcRect t="2438" b="4626"/>
+                    <a:srcRect t="2282" b="4635"/>
                     <a:stretch>
                       <a:fillRect/>
                     </a:stretch>
@@ -5210,7 +6101,7 @@
                   <pic:spPr bwMode="auto">
                     <a:xfrm>
                       <a:off x="0" y="0"/>
-                      <a:ext cx="4320000" cy="2257166"/>
+                      <a:ext cx="4320000" cy="2260982"/>
                     </a:xfrm>
                     <a:prstGeom prst="rect">
                       <a:avLst/>
@@ -5560,6 +6451,14 @@
     <w:p>
       <w:pPr>
         <w:pStyle w:val="Tesis"/>
+        <w:spacing w:line="240" w:lineRule="auto"/>
+        <w:ind w:firstLine="0"/>
+        <w:jc w:val="center"/>
+        <w:rPr>
+          <w:noProof/>
+          <w:lang w:val="es-ES_tradnl"/>
+          <w14:ligatures w14:val="standardContextual"/>
+        </w:rPr>
       </w:pPr>
     </w:p>
     <w:p>
@@ -5579,9 +6478,9 @@
           <w14:ligatures w14:val="standardContextual"/>
         </w:rPr>
         <w:drawing>
-          <wp:inline distT="0" distB="0" distL="0" distR="0" wp14:anchorId="343A8F66" wp14:editId="0D1B205F">
-            <wp:extent cx="4320000" cy="2256394"/>
-            <wp:effectExtent l="0" t="0" r="4445" b="0"/>
+          <wp:inline distT="0" distB="0" distL="0" distR="0" wp14:anchorId="343A8F66" wp14:editId="5B86B7D6">
+            <wp:extent cx="4319270" cy="2250440"/>
+            <wp:effectExtent l="0" t="0" r="5080" b="0"/>
             <wp:docPr id="86461207" name="Imagen 10"/>
             <wp:cNvGraphicFramePr>
               <a:graphicFrameLocks xmlns:a="http://schemas.openxmlformats.org/drawingml/2006/main" noChangeAspect="1"/>
@@ -5590,7 +6489,7 @@
               <a:graphicData uri="http://schemas.openxmlformats.org/drawingml/2006/picture">
                 <pic:pic xmlns:pic="http://schemas.openxmlformats.org/drawingml/2006/picture">
                   <pic:nvPicPr>
-                    <pic:cNvPr id="86461207" name="Imagen 86461207"/>
+                    <pic:cNvPr id="86461207" name="Imagen 10"/>
                     <pic:cNvPicPr/>
                   </pic:nvPicPr>
                   <pic:blipFill rotWithShape="1">
@@ -5601,7 +6500,7 @@
                         </a:ext>
                       </a:extLst>
                     </a:blip>
-                    <a:srcRect t="2429" b="4666"/>
+                    <a:srcRect t="2299" b="5038"/>
                     <a:stretch>
                       <a:fillRect/>
                     </a:stretch>
@@ -5609,7 +6508,7 @@
                   <pic:spPr bwMode="auto">
                     <a:xfrm>
                       <a:off x="0" y="0"/>
-                      <a:ext cx="4320000" cy="2256394"/>
+                      <a:ext cx="4320000" cy="2250820"/>
                     </a:xfrm>
                     <a:prstGeom prst="rect">
                       <a:avLst/>
@@ -5704,7 +6603,15 @@
         <w:t xml:space="preserve"> </w:t>
       </w:r>
       <w:r>
-        <w:t xml:space="preserve">aplicadas a la aplicación educativa gamificada </w:t>
+        <w:t xml:space="preserve">aplicadas a la aplicación educativa </w:t>
+      </w:r>
+      <w:proofErr w:type="spellStart"/>
+      <w:r>
+        <w:t>gamificada</w:t>
+      </w:r>
+      <w:proofErr w:type="spellEnd"/>
+      <w:r>
+        <w:t xml:space="preserve"> </w:t>
       </w:r>
       <w:r>
         <w:t>formando parte de la cuarta fase de la metodología propuesta por Pressman (2010), denominada Construcción.</w:t>
@@ -5772,6 +6679,452 @@
       <w:r>
         <w:t>.</w:t>
       </w:r>
+    </w:p>
+    <w:tbl>
+      <w:tblPr>
+        <w:tblStyle w:val="Tablaconcuadrcula"/>
+        <w:tblW w:w="0" w:type="auto"/>
+        <w:tblLook w:val="04A0" w:firstRow="1" w:lastRow="0" w:firstColumn="1" w:lastColumn="0" w:noHBand="0" w:noVBand="1"/>
+      </w:tblPr>
+      <w:tblGrid>
+        <w:gridCol w:w="2753"/>
+        <w:gridCol w:w="2754"/>
+        <w:gridCol w:w="2754"/>
+      </w:tblGrid>
+      <w:tr>
+        <w:tc>
+          <w:tcPr>
+            <w:tcW w:w="2753" w:type="dxa"/>
+            <w:shd w:val="clear" w:color="auto" w:fill="D1D1D1" w:themeFill="background2" w:themeFillShade="E6"/>
+          </w:tcPr>
+          <w:p>
+            <w:pPr>
+              <w:pStyle w:val="Tesis"/>
+              <w:ind w:firstLine="0"/>
+              <w:jc w:val="center"/>
+            </w:pPr>
+            <w:r>
+              <w:t>Módulo del Programa</w:t>
+            </w:r>
+          </w:p>
+        </w:tc>
+        <w:tc>
+          <w:tcPr>
+            <w:tcW w:w="2754" w:type="dxa"/>
+            <w:shd w:val="clear" w:color="auto" w:fill="D1D1D1" w:themeFill="background2" w:themeFillShade="E6"/>
+          </w:tcPr>
+          <w:p>
+            <w:pPr>
+              <w:pStyle w:val="Tesis"/>
+              <w:ind w:firstLine="0"/>
+              <w:jc w:val="center"/>
+            </w:pPr>
+            <w:r>
+              <w:t>Tipo de Prueba</w:t>
+            </w:r>
+          </w:p>
+        </w:tc>
+        <w:tc>
+          <w:tcPr>
+            <w:tcW w:w="2754" w:type="dxa"/>
+            <w:shd w:val="clear" w:color="auto" w:fill="D1D1D1" w:themeFill="background2" w:themeFillShade="E6"/>
+          </w:tcPr>
+          <w:p>
+            <w:pPr>
+              <w:pStyle w:val="Tesis"/>
+              <w:ind w:firstLine="0"/>
+              <w:jc w:val="center"/>
+            </w:pPr>
+            <w:r>
+              <w:t>Error Encontrado</w:t>
+            </w:r>
+          </w:p>
+        </w:tc>
+      </w:tr>
+      <w:tr>
+        <w:tc>
+          <w:tcPr>
+            <w:tcW w:w="2753" w:type="dxa"/>
+          </w:tcPr>
+          <w:p>
+            <w:pPr>
+              <w:pStyle w:val="Tesis"/>
+              <w:ind w:firstLine="0"/>
+              <w:jc w:val="center"/>
+            </w:pPr>
+            <w:r>
+              <w:t xml:space="preserve">Registro de usuario en la aplicación </w:t>
+            </w:r>
+          </w:p>
+        </w:tc>
+        <w:tc>
+          <w:tcPr>
+            <w:tcW w:w="2754" w:type="dxa"/>
+          </w:tcPr>
+          <w:p>
+            <w:pPr>
+              <w:pStyle w:val="Tesis"/>
+              <w:ind w:firstLine="0"/>
+              <w:jc w:val="center"/>
+            </w:pPr>
+            <w:r>
+              <w:t>Prueba</w:t>
+            </w:r>
+            <w:r>
+              <w:t>s de valores límites</w:t>
+            </w:r>
+          </w:p>
+        </w:tc>
+        <w:tc>
+          <w:tcPr>
+            <w:tcW w:w="2754" w:type="dxa"/>
+          </w:tcPr>
+          <w:p>
+            <w:pPr>
+              <w:pStyle w:val="Tesis"/>
+              <w:ind w:firstLine="0"/>
+              <w:jc w:val="center"/>
+            </w:pPr>
+          </w:p>
+        </w:tc>
+      </w:tr>
+      <w:tr>
+        <w:tc>
+          <w:tcPr>
+            <w:tcW w:w="2753" w:type="dxa"/>
+          </w:tcPr>
+          <w:p>
+            <w:pPr>
+              <w:pStyle w:val="Tesis"/>
+              <w:ind w:firstLine="0"/>
+              <w:jc w:val="center"/>
+              <w:rPr>
+                <w:lang w:val="es-ES_tradnl"/>
+              </w:rPr>
+            </w:pPr>
+            <w:r>
+              <w:rPr>
+                <w:lang w:val="es-ES_tradnl"/>
+              </w:rPr>
+              <w:t>Inicio de sesión de un usuario</w:t>
+            </w:r>
+          </w:p>
+        </w:tc>
+        <w:tc>
+          <w:tcPr>
+            <w:tcW w:w="2754" w:type="dxa"/>
+          </w:tcPr>
+          <w:p>
+            <w:pPr>
+              <w:pStyle w:val="Tesis"/>
+              <w:ind w:firstLine="0"/>
+              <w:jc w:val="center"/>
+            </w:pPr>
+            <w:r>
+              <w:t xml:space="preserve">Prueba de </w:t>
+            </w:r>
+            <w:r>
+              <w:t>registro</w:t>
+            </w:r>
+          </w:p>
+        </w:tc>
+        <w:tc>
+          <w:tcPr>
+            <w:tcW w:w="2754" w:type="dxa"/>
+          </w:tcPr>
+          <w:p>
+            <w:pPr>
+              <w:pStyle w:val="Tesis"/>
+              <w:ind w:firstLine="0"/>
+              <w:jc w:val="center"/>
+            </w:pPr>
+          </w:p>
+        </w:tc>
+      </w:tr>
+      <w:tr>
+        <w:tc>
+          <w:tcPr>
+            <w:tcW w:w="2753" w:type="dxa"/>
+          </w:tcPr>
+          <w:p>
+            <w:pPr>
+              <w:pStyle w:val="Tesis"/>
+              <w:ind w:firstLine="0"/>
+              <w:jc w:val="center"/>
+            </w:pPr>
+            <w:r>
+              <w:lastRenderedPageBreak/>
+              <w:t>Navegación desde el módulo principal</w:t>
+            </w:r>
+          </w:p>
+        </w:tc>
+        <w:tc>
+          <w:tcPr>
+            <w:tcW w:w="2754" w:type="dxa"/>
+          </w:tcPr>
+          <w:p>
+            <w:pPr>
+              <w:pStyle w:val="Tesis"/>
+              <w:ind w:firstLine="0"/>
+              <w:jc w:val="center"/>
+            </w:pPr>
+            <w:r>
+              <w:t>Prueba de interfaz de usuario</w:t>
+            </w:r>
+          </w:p>
+          <w:p>
+            <w:pPr>
+              <w:pStyle w:val="Tesis"/>
+              <w:ind w:firstLine="0"/>
+              <w:jc w:val="center"/>
+            </w:pPr>
+          </w:p>
+        </w:tc>
+        <w:tc>
+          <w:tcPr>
+            <w:tcW w:w="2754" w:type="dxa"/>
+          </w:tcPr>
+          <w:p>
+            <w:pPr>
+              <w:pStyle w:val="Tesis"/>
+              <w:ind w:firstLine="0"/>
+              <w:jc w:val="center"/>
+            </w:pPr>
+          </w:p>
+        </w:tc>
+      </w:tr>
+      <w:tr>
+        <w:tc>
+          <w:tcPr>
+            <w:tcW w:w="2753" w:type="dxa"/>
+          </w:tcPr>
+          <w:p>
+            <w:pPr>
+              <w:pStyle w:val="Tesis"/>
+              <w:ind w:firstLine="0"/>
+              <w:jc w:val="center"/>
+            </w:pPr>
+            <w:r>
+              <w:t>Funcionalidad de los ejercicios</w:t>
+            </w:r>
+          </w:p>
+        </w:tc>
+        <w:tc>
+          <w:tcPr>
+            <w:tcW w:w="2754" w:type="dxa"/>
+          </w:tcPr>
+          <w:p>
+            <w:pPr>
+              <w:pStyle w:val="Tesis"/>
+              <w:ind w:firstLine="0"/>
+              <w:jc w:val="center"/>
+            </w:pPr>
+            <w:r>
+              <w:t>Pruebas funcionales</w:t>
+            </w:r>
+          </w:p>
+        </w:tc>
+        <w:tc>
+          <w:tcPr>
+            <w:tcW w:w="2754" w:type="dxa"/>
+          </w:tcPr>
+          <w:p>
+            <w:pPr>
+              <w:pStyle w:val="Tesis"/>
+              <w:ind w:firstLine="0"/>
+              <w:jc w:val="center"/>
+            </w:pPr>
+          </w:p>
+        </w:tc>
+      </w:tr>
+      <w:tr>
+        <w:tc>
+          <w:tcPr>
+            <w:tcW w:w="2753" w:type="dxa"/>
+          </w:tcPr>
+          <w:p>
+            <w:pPr>
+              <w:pStyle w:val="Tesis"/>
+              <w:ind w:firstLine="0"/>
+              <w:jc w:val="center"/>
+            </w:pPr>
+            <w:r>
+              <w:t>Resolución de los ejercicios</w:t>
+            </w:r>
+          </w:p>
+        </w:tc>
+        <w:tc>
+          <w:tcPr>
+            <w:tcW w:w="2754" w:type="dxa"/>
+          </w:tcPr>
+          <w:p>
+            <w:pPr>
+              <w:pStyle w:val="Tesis"/>
+              <w:ind w:firstLine="0"/>
+              <w:jc w:val="center"/>
+            </w:pPr>
+            <w:r>
+              <w:t>Pruebas de lógica</w:t>
+            </w:r>
+          </w:p>
+        </w:tc>
+        <w:tc>
+          <w:tcPr>
+            <w:tcW w:w="2754" w:type="dxa"/>
+          </w:tcPr>
+          <w:p>
+            <w:pPr>
+              <w:pStyle w:val="Tesis"/>
+              <w:ind w:firstLine="0"/>
+              <w:jc w:val="center"/>
+            </w:pPr>
+          </w:p>
+        </w:tc>
+      </w:tr>
+      <w:tr>
+        <w:tc>
+          <w:tcPr>
+            <w:tcW w:w="2753" w:type="dxa"/>
+          </w:tcPr>
+          <w:p>
+            <w:pPr>
+              <w:pStyle w:val="Tesis"/>
+              <w:ind w:firstLine="0"/>
+              <w:jc w:val="center"/>
+            </w:pPr>
+            <w:r>
+              <w:t>Funcionalidad de la biblioteca</w:t>
+            </w:r>
+          </w:p>
+        </w:tc>
+        <w:tc>
+          <w:tcPr>
+            <w:tcW w:w="2754" w:type="dxa"/>
+          </w:tcPr>
+          <w:p>
+            <w:pPr>
+              <w:pStyle w:val="Tesis"/>
+              <w:ind w:firstLine="0"/>
+              <w:jc w:val="center"/>
+            </w:pPr>
+            <w:r>
+              <w:t xml:space="preserve">Pruebas de integración </w:t>
+            </w:r>
+          </w:p>
+        </w:tc>
+        <w:tc>
+          <w:tcPr>
+            <w:tcW w:w="2754" w:type="dxa"/>
+          </w:tcPr>
+          <w:p>
+            <w:pPr>
+              <w:pStyle w:val="Tesis"/>
+              <w:ind w:firstLine="0"/>
+              <w:jc w:val="center"/>
+            </w:pPr>
+          </w:p>
+        </w:tc>
+      </w:tr>
+      <w:tr>
+        <w:tc>
+          <w:tcPr>
+            <w:tcW w:w="2753" w:type="dxa"/>
+          </w:tcPr>
+          <w:p>
+            <w:pPr>
+              <w:pStyle w:val="Tesis"/>
+              <w:ind w:firstLine="0"/>
+              <w:jc w:val="center"/>
+            </w:pPr>
+            <w:r>
+              <w:t>Modificación del perfil del usuario</w:t>
+            </w:r>
+          </w:p>
+        </w:tc>
+        <w:tc>
+          <w:tcPr>
+            <w:tcW w:w="2754" w:type="dxa"/>
+          </w:tcPr>
+          <w:p>
+            <w:pPr>
+              <w:pStyle w:val="Tesis"/>
+              <w:ind w:firstLine="0"/>
+              <w:jc w:val="center"/>
+            </w:pPr>
+            <w:r>
+              <w:t>Pruebas funcionales de actualización</w:t>
+            </w:r>
+          </w:p>
+        </w:tc>
+        <w:tc>
+          <w:tcPr>
+            <w:tcW w:w="2754" w:type="dxa"/>
+          </w:tcPr>
+          <w:p>
+            <w:pPr>
+              <w:pStyle w:val="Tesis"/>
+              <w:ind w:firstLine="0"/>
+              <w:jc w:val="center"/>
+            </w:pPr>
+          </w:p>
+        </w:tc>
+      </w:tr>
+      <w:tr>
+        <w:tc>
+          <w:tcPr>
+            <w:tcW w:w="2753" w:type="dxa"/>
+          </w:tcPr>
+          <w:p>
+            <w:pPr>
+              <w:pStyle w:val="Tesis"/>
+              <w:ind w:firstLine="0"/>
+              <w:jc w:val="center"/>
+              <w:rPr>
+                <w:lang w:val="es-ES_tradnl"/>
+              </w:rPr>
+            </w:pPr>
+            <w:r>
+              <w:rPr>
+                <w:lang w:val="es-ES_tradnl"/>
+              </w:rPr>
+              <w:t>Recuperación de contraseña</w:t>
+            </w:r>
+          </w:p>
+        </w:tc>
+        <w:tc>
+          <w:tcPr>
+            <w:tcW w:w="2754" w:type="dxa"/>
+          </w:tcPr>
+          <w:p>
+            <w:pPr>
+              <w:pStyle w:val="Tesis"/>
+              <w:ind w:firstLine="0"/>
+              <w:jc w:val="center"/>
+            </w:pPr>
+            <w:r>
+              <w:t>Prueba de autenticación</w:t>
+            </w:r>
+          </w:p>
+        </w:tc>
+        <w:tc>
+          <w:tcPr>
+            <w:tcW w:w="2754" w:type="dxa"/>
+          </w:tcPr>
+          <w:p>
+            <w:pPr>
+              <w:pStyle w:val="Tesis"/>
+              <w:ind w:firstLine="0"/>
+              <w:jc w:val="center"/>
+            </w:pPr>
+          </w:p>
+        </w:tc>
+      </w:tr>
+    </w:tbl>
+    <w:p>
+      <w:pPr>
+        <w:pStyle w:val="Tesis"/>
+        <w:ind w:firstLine="0"/>
+      </w:pPr>
     </w:p>
     <w:p>
       <w:pPr>
@@ -7415,7 +8768,7 @@
 <file path=word/charts/chart1.xml><?xml version="1.0" encoding="utf-8"?>
 <c:chartSpace xmlns:c="http://schemas.openxmlformats.org/drawingml/2006/chart" xmlns:a="http://schemas.openxmlformats.org/drawingml/2006/main" xmlns:r="http://schemas.openxmlformats.org/officeDocument/2006/relationships" xmlns:c16r2="http://schemas.microsoft.com/office/drawing/2015/06/chart">
   <c:date1904 val="0"/>
-  <c:lang val="es-ES"/>
+  <c:lang val="es-MX"/>
   <c:roundedCorners val="0"/>
   <mc:AlternateContent xmlns:mc="http://schemas.openxmlformats.org/markup-compatibility/2006">
     <mc:Choice xmlns:c14="http://schemas.microsoft.com/office/drawing/2007/8/2/chart" Requires="c14">
@@ -7918,7 +9271,7 @@
 <file path=word/charts/chart10.xml><?xml version="1.0" encoding="utf-8"?>
 <c:chartSpace xmlns:c="http://schemas.openxmlformats.org/drawingml/2006/chart" xmlns:a="http://schemas.openxmlformats.org/drawingml/2006/main" xmlns:r="http://schemas.openxmlformats.org/officeDocument/2006/relationships" xmlns:c16r2="http://schemas.microsoft.com/office/drawing/2015/06/chart">
   <c:date1904 val="0"/>
-  <c:lang val="es-ES"/>
+  <c:lang val="es-MX"/>
   <c:roundedCorners val="0"/>
   <mc:AlternateContent xmlns:mc="http://schemas.openxmlformats.org/markup-compatibility/2006">
     <mc:Choice xmlns:c14="http://schemas.microsoft.com/office/drawing/2007/8/2/chart" Requires="c14">
@@ -8289,7 +9642,7 @@
 <file path=word/charts/chart11.xml><?xml version="1.0" encoding="utf-8"?>
 <c:chartSpace xmlns:c="http://schemas.openxmlformats.org/drawingml/2006/chart" xmlns:a="http://schemas.openxmlformats.org/drawingml/2006/main" xmlns:r="http://schemas.openxmlformats.org/officeDocument/2006/relationships" xmlns:c16r2="http://schemas.microsoft.com/office/drawing/2015/06/chart">
   <c:date1904 val="0"/>
-  <c:lang val="es-ES"/>
+  <c:lang val="es-MX"/>
   <c:roundedCorners val="0"/>
   <mc:AlternateContent xmlns:mc="http://schemas.openxmlformats.org/markup-compatibility/2006">
     <mc:Choice xmlns:c14="http://schemas.microsoft.com/office/drawing/2007/8/2/chart" Requires="c14">
@@ -8660,7 +10013,7 @@
 <file path=word/charts/chart12.xml><?xml version="1.0" encoding="utf-8"?>
 <c:chartSpace xmlns:c="http://schemas.openxmlformats.org/drawingml/2006/chart" xmlns:a="http://schemas.openxmlformats.org/drawingml/2006/main" xmlns:r="http://schemas.openxmlformats.org/officeDocument/2006/relationships" xmlns:c16r2="http://schemas.microsoft.com/office/drawing/2015/06/chart">
   <c:date1904 val="0"/>
-  <c:lang val="es-ES"/>
+  <c:lang val="es-MX"/>
   <c:roundedCorners val="0"/>
   <mc:AlternateContent xmlns:mc="http://schemas.openxmlformats.org/markup-compatibility/2006">
     <mc:Choice xmlns:c14="http://schemas.microsoft.com/office/drawing/2007/8/2/chart" Requires="c14">
@@ -9031,7 +10384,7 @@
 <file path=word/charts/chart2.xml><?xml version="1.0" encoding="utf-8"?>
 <c:chartSpace xmlns:c="http://schemas.openxmlformats.org/drawingml/2006/chart" xmlns:a="http://schemas.openxmlformats.org/drawingml/2006/main" xmlns:r="http://schemas.openxmlformats.org/officeDocument/2006/relationships" xmlns:c16r2="http://schemas.microsoft.com/office/drawing/2015/06/chart">
   <c:date1904 val="0"/>
-  <c:lang val="es-ES"/>
+  <c:lang val="es-MX"/>
   <c:roundedCorners val="0"/>
   <mc:AlternateContent xmlns:mc="http://schemas.openxmlformats.org/markup-compatibility/2006">
     <mc:Choice xmlns:c14="http://schemas.microsoft.com/office/drawing/2007/8/2/chart" Requires="c14">
@@ -9448,7 +10801,7 @@
 <file path=word/charts/chart3.xml><?xml version="1.0" encoding="utf-8"?>
 <c:chartSpace xmlns:c="http://schemas.openxmlformats.org/drawingml/2006/chart" xmlns:a="http://schemas.openxmlformats.org/drawingml/2006/main" xmlns:r="http://schemas.openxmlformats.org/officeDocument/2006/relationships" xmlns:c16r2="http://schemas.microsoft.com/office/drawing/2015/06/chart">
   <c:date1904 val="0"/>
-  <c:lang val="es-ES"/>
+  <c:lang val="es-MX"/>
   <c:roundedCorners val="0"/>
   <mc:AlternateContent xmlns:mc="http://schemas.openxmlformats.org/markup-compatibility/2006">
     <mc:Choice xmlns:c14="http://schemas.microsoft.com/office/drawing/2007/8/2/chart" Requires="c14">
@@ -9767,7 +11120,7 @@
 <file path=word/charts/chart4.xml><?xml version="1.0" encoding="utf-8"?>
 <c:chartSpace xmlns:c="http://schemas.openxmlformats.org/drawingml/2006/chart" xmlns:a="http://schemas.openxmlformats.org/drawingml/2006/main" xmlns:r="http://schemas.openxmlformats.org/officeDocument/2006/relationships" xmlns:c16r2="http://schemas.microsoft.com/office/drawing/2015/06/chart">
   <c:date1904 val="0"/>
-  <c:lang val="es-ES"/>
+  <c:lang val="es-MX"/>
   <c:roundedCorners val="0"/>
   <mc:AlternateContent xmlns:mc="http://schemas.openxmlformats.org/markup-compatibility/2006">
     <mc:Choice xmlns:c14="http://schemas.microsoft.com/office/drawing/2007/8/2/chart" Requires="c14">
@@ -10116,7 +11469,7 @@
 <file path=word/charts/chart5.xml><?xml version="1.0" encoding="utf-8"?>
 <c:chartSpace xmlns:c="http://schemas.openxmlformats.org/drawingml/2006/chart" xmlns:a="http://schemas.openxmlformats.org/drawingml/2006/main" xmlns:r="http://schemas.openxmlformats.org/officeDocument/2006/relationships" xmlns:c16r2="http://schemas.microsoft.com/office/drawing/2015/06/chart">
   <c:date1904 val="0"/>
-  <c:lang val="es-ES"/>
+  <c:lang val="es-MX"/>
   <c:roundedCorners val="0"/>
   <mc:AlternateContent xmlns:mc="http://schemas.openxmlformats.org/markup-compatibility/2006">
     <mc:Choice xmlns:c14="http://schemas.microsoft.com/office/drawing/2007/8/2/chart" Requires="c14">
@@ -10507,7 +11860,7 @@
 <file path=word/charts/chart6.xml><?xml version="1.0" encoding="utf-8"?>
 <c:chartSpace xmlns:c="http://schemas.openxmlformats.org/drawingml/2006/chart" xmlns:a="http://schemas.openxmlformats.org/drawingml/2006/main" xmlns:r="http://schemas.openxmlformats.org/officeDocument/2006/relationships" xmlns:c16r2="http://schemas.microsoft.com/office/drawing/2015/06/chart">
   <c:date1904 val="0"/>
-  <c:lang val="es-ES"/>
+  <c:lang val="es-MX"/>
   <c:roundedCorners val="0"/>
   <mc:AlternateContent xmlns:mc="http://schemas.openxmlformats.org/markup-compatibility/2006">
     <mc:Choice xmlns:c14="http://schemas.microsoft.com/office/drawing/2007/8/2/chart" Requires="c14">
@@ -10864,7 +12217,7 @@
 <file path=word/charts/chart7.xml><?xml version="1.0" encoding="utf-8"?>
 <c:chartSpace xmlns:c="http://schemas.openxmlformats.org/drawingml/2006/chart" xmlns:a="http://schemas.openxmlformats.org/drawingml/2006/main" xmlns:r="http://schemas.openxmlformats.org/officeDocument/2006/relationships" xmlns:c16r2="http://schemas.microsoft.com/office/drawing/2015/06/chart">
   <c:date1904 val="0"/>
-  <c:lang val="es-ES"/>
+  <c:lang val="es-MX"/>
   <c:roundedCorners val="0"/>
   <mc:AlternateContent xmlns:mc="http://schemas.openxmlformats.org/markup-compatibility/2006">
     <mc:Choice xmlns:c14="http://schemas.microsoft.com/office/drawing/2007/8/2/chart" Requires="c14">
@@ -11175,7 +12528,7 @@
 <file path=word/charts/chart8.xml><?xml version="1.0" encoding="utf-8"?>
 <c:chartSpace xmlns:c="http://schemas.openxmlformats.org/drawingml/2006/chart" xmlns:a="http://schemas.openxmlformats.org/drawingml/2006/main" xmlns:r="http://schemas.openxmlformats.org/officeDocument/2006/relationships" xmlns:c16r2="http://schemas.microsoft.com/office/drawing/2015/06/chart">
   <c:date1904 val="0"/>
-  <c:lang val="es-ES"/>
+  <c:lang val="es-MX"/>
   <c:roundedCorners val="0"/>
   <mc:AlternateContent xmlns:mc="http://schemas.openxmlformats.org/markup-compatibility/2006">
     <mc:Choice xmlns:c14="http://schemas.microsoft.com/office/drawing/2007/8/2/chart" Requires="c14">
@@ -11578,7 +12931,7 @@
 <file path=word/charts/chart9.xml><?xml version="1.0" encoding="utf-8"?>
 <c:chartSpace xmlns:c="http://schemas.openxmlformats.org/drawingml/2006/chart" xmlns:a="http://schemas.openxmlformats.org/drawingml/2006/main" xmlns:r="http://schemas.openxmlformats.org/officeDocument/2006/relationships" xmlns:c16r2="http://schemas.microsoft.com/office/drawing/2015/06/chart">
   <c:date1904 val="0"/>
-  <c:lang val="es-ES"/>
+  <c:lang val="es-MX"/>
   <c:roundedCorners val="0"/>
   <mc:AlternateContent xmlns:mc="http://schemas.openxmlformats.org/markup-compatibility/2006">
     <mc:Choice xmlns:c14="http://schemas.microsoft.com/office/drawing/2007/8/2/chart" Requires="c14">

--- a/Capitulos de Tesis/Capítulo IV.docx
+++ b/Capitulos de Tesis/Capítulo IV.docx
@@ -4023,14 +4023,28 @@
         <w:rPr>
           <w:lang w:val="es-ES_tradnl"/>
         </w:rPr>
-        <w:t>obtener_ruta_base</w:t>
+        <w:t>obtener_ruta_</w:t>
+      </w:r>
+      <w:proofErr w:type="gramStart"/>
+      <w:r>
+        <w:rPr>
+          <w:lang w:val="es-ES_tradnl"/>
+        </w:rPr>
+        <w:t>base</w:t>
       </w:r>
       <w:proofErr w:type="spellEnd"/>
       <w:r>
         <w:rPr>
           <w:lang w:val="es-ES_tradnl"/>
         </w:rPr>
-        <w:t xml:space="preserve">()’ detecta automáticamente si el programa se ejecutaba desde el código fuente o desde </w:t>
+        <w:t>(</w:t>
+      </w:r>
+      <w:proofErr w:type="gramEnd"/>
+      <w:r>
+        <w:rPr>
+          <w:lang w:val="es-ES_tradnl"/>
+        </w:rPr>
+        <w:t xml:space="preserve">)’ detecta automáticamente si el programa se ejecutaba desde el código fuente o desde </w:t>
       </w:r>
       <w:r>
         <w:rPr>
@@ -4058,28 +4072,56 @@
         <w:rPr>
           <w:lang w:val="es-ES_tradnl"/>
         </w:rPr>
-        <w:t>obtener_ruta_db</w:t>
+        <w:t>obtener_ruta_</w:t>
+      </w:r>
+      <w:proofErr w:type="gramStart"/>
+      <w:r>
+        <w:rPr>
+          <w:lang w:val="es-ES_tradnl"/>
+        </w:rPr>
+        <w:t>db</w:t>
       </w:r>
       <w:proofErr w:type="spellEnd"/>
       <w:r>
         <w:rPr>
           <w:lang w:val="es-ES_tradnl"/>
         </w:rPr>
-        <w:t>()’ que simplemente concatena la ruta base con el nombre de la base de datos. Seguidamente se creó, ‘</w:t>
+        <w:t>(</w:t>
+      </w:r>
+      <w:proofErr w:type="gramEnd"/>
+      <w:r>
+        <w:rPr>
+          <w:lang w:val="es-ES_tradnl"/>
+        </w:rPr>
+        <w:t>)’ que simplemente concatena la ruta base con el nombre de la base de datos. Seguidamente se creó, ‘</w:t>
       </w:r>
       <w:proofErr w:type="spellStart"/>
       <w:r>
         <w:rPr>
           <w:lang w:val="es-ES_tradnl"/>
         </w:rPr>
-        <w:t>obtener_ruta_recurso</w:t>
+        <w:t>obtener_ruta_</w:t>
+      </w:r>
+      <w:proofErr w:type="gramStart"/>
+      <w:r>
+        <w:rPr>
+          <w:lang w:val="es-ES_tradnl"/>
+        </w:rPr>
+        <w:t>recurso</w:t>
       </w:r>
       <w:proofErr w:type="spellEnd"/>
       <w:r>
         <w:rPr>
           <w:lang w:val="es-ES_tradnl"/>
         </w:rPr>
-        <w:t>()’ para localizar imágenes y otros archivos estáticos que se utilizan en la aplicación.</w:t>
+        <w:t>(</w:t>
+      </w:r>
+      <w:proofErr w:type="gramEnd"/>
+      <w:r>
+        <w:rPr>
+          <w:lang w:val="es-ES_tradnl"/>
+        </w:rPr>
+        <w:t>)’ para localizar imágenes y otros archivos estáticos que se utilizan en la aplicación.</w:t>
       </w:r>
     </w:p>
     <w:p>
@@ -4116,7 +4158,15 @@
       </w:r>
       <w:proofErr w:type="spellEnd"/>
       <w:r>
-        <w:t xml:space="preserve">__’ recibe el objeto ‘page’ del Flet y lo almacena para ser usado más adelante. El método ‘inicializar()’ configura el </w:t>
+        <w:t>__’ recibe el objeto ‘page’ del Flet y lo almacena para ser usado más adelante. El método ‘</w:t>
+      </w:r>
+      <w:proofErr w:type="gramStart"/>
+      <w:r>
+        <w:t>inicializar(</w:t>
+      </w:r>
+      <w:proofErr w:type="gramEnd"/>
+      <w:r>
+        <w:t xml:space="preserve">)’ configura el </w:t>
       </w:r>
       <w:proofErr w:type="spellStart"/>
       <w:r>
@@ -4143,11 +4193,19 @@
       </w:r>
       <w:proofErr w:type="spellStart"/>
       <w:r>
-        <w:t>crear_sidebar</w:t>
+        <w:t>crear_</w:t>
+      </w:r>
+      <w:proofErr w:type="gramStart"/>
+      <w:r>
+        <w:t>sidebar</w:t>
       </w:r>
       <w:proofErr w:type="spellEnd"/>
       <w:r>
-        <w:t>()` genera dinámicamente los botones de navegación</w:t>
+        <w:t>(</w:t>
+      </w:r>
+      <w:proofErr w:type="gramEnd"/>
+      <w:r>
+        <w:t>)` genera dinámicamente los botones de navegación</w:t>
       </w:r>
       <w:r>
         <w:t xml:space="preserve"> de la </w:t>
@@ -4168,11 +4226,19 @@
       </w:r>
       <w:proofErr w:type="spellStart"/>
       <w:r>
-        <w:t>navegar_a</w:t>
+        <w:t>navegar_</w:t>
+      </w:r>
+      <w:proofErr w:type="gramStart"/>
+      <w:r>
+        <w:t>a</w:t>
       </w:r>
       <w:proofErr w:type="spellEnd"/>
       <w:r>
-        <w:t xml:space="preserve">()’ </w:t>
+        <w:t>(</w:t>
+      </w:r>
+      <w:proofErr w:type="gramEnd"/>
+      <w:r>
+        <w:t xml:space="preserve">)’ </w:t>
       </w:r>
       <w:r>
         <w:t>de la clase ‘</w:t>
@@ -4209,11 +4275,19 @@
       </w:r>
       <w:proofErr w:type="spellStart"/>
       <w:r>
-        <w:t>cerrar_sesion</w:t>
+        <w:t>cerrar_</w:t>
+      </w:r>
+      <w:proofErr w:type="gramStart"/>
+      <w:r>
+        <w:t>sesion</w:t>
       </w:r>
       <w:proofErr w:type="spellEnd"/>
       <w:r>
-        <w:t xml:space="preserve">()` limpia la página </w:t>
+        <w:t>(</w:t>
+      </w:r>
+      <w:proofErr w:type="gramEnd"/>
+      <w:r>
+        <w:t xml:space="preserve">)` limpia la página </w:t>
       </w:r>
       <w:r>
         <w:t>donde se encuentre el usuario</w:t>
@@ -4279,11 +4353,19 @@
       </w:r>
       <w:proofErr w:type="spellStart"/>
       <w:r>
-        <w:t>registrar_vista</w:t>
+        <w:t>registrar_</w:t>
+      </w:r>
+      <w:proofErr w:type="gramStart"/>
+      <w:r>
+        <w:t>vista</w:t>
       </w:r>
       <w:proofErr w:type="spellEnd"/>
       <w:r>
-        <w:t xml:space="preserve">()’ añade entradas a este diccionario asociando nombres de vista </w:t>
+        <w:t>(</w:t>
+      </w:r>
+      <w:proofErr w:type="gramEnd"/>
+      <w:r>
+        <w:t xml:space="preserve">)’ añade entradas a este diccionario asociando nombres de vista </w:t>
       </w:r>
       <w:r>
         <w:t>con las funciones que las renderizan</w:t>
@@ -4296,11 +4378,19 @@
       </w:r>
       <w:proofErr w:type="spellStart"/>
       <w:r>
-        <w:t>navegar_a</w:t>
+        <w:t>navegar_</w:t>
+      </w:r>
+      <w:proofErr w:type="gramStart"/>
+      <w:r>
+        <w:t>a</w:t>
       </w:r>
       <w:proofErr w:type="spellEnd"/>
       <w:r>
-        <w:t>()`</w:t>
+        <w:t>(</w:t>
+      </w:r>
+      <w:proofErr w:type="gramEnd"/>
+      <w:r>
+        <w:t>)`</w:t>
       </w:r>
       <w:r>
         <w:t>,</w:t>
@@ -4328,11 +4418,19 @@
       </w:r>
       <w:proofErr w:type="spellStart"/>
       <w:r>
-        <w:t>inicializar_vistas</w:t>
+        <w:t>inicializar_</w:t>
+      </w:r>
+      <w:proofErr w:type="gramStart"/>
+      <w:r>
+        <w:t>vistas</w:t>
       </w:r>
       <w:proofErr w:type="spellEnd"/>
       <w:r>
-        <w:t xml:space="preserve">()` importa todos los módulos de vistas y registrarlos, utilizando </w:t>
+        <w:t>(</w:t>
+      </w:r>
+      <w:proofErr w:type="gramEnd"/>
+      <w:r>
+        <w:t xml:space="preserve">)` importa todos los módulos de vistas y registrarlos, utilizando </w:t>
       </w:r>
       <w:proofErr w:type="spellStart"/>
       <w:r>
@@ -4375,7 +4473,23 @@
       </w:r>
       <w:proofErr w:type="spellEnd"/>
       <w:r>
-        <w:t xml:space="preserve">’ verifica si ya existe una instancia de la clase y, de no ser así, crea una nueva llamando a ‘_inicializar()’. El método ‘_conectar()’ abre una conexión s </w:t>
+        <w:t>’ verifica si ya existe una instancia de la clase y, de no ser así, crea una nueva llamando a ‘_</w:t>
+      </w:r>
+      <w:proofErr w:type="gramStart"/>
+      <w:r>
+        <w:t>inicializar(</w:t>
+      </w:r>
+      <w:proofErr w:type="gramEnd"/>
+      <w:r>
+        <w:t>)’. El método ‘_</w:t>
+      </w:r>
+      <w:proofErr w:type="gramStart"/>
+      <w:r>
+        <w:t>conectar(</w:t>
+      </w:r>
+      <w:proofErr w:type="gramEnd"/>
+      <w:r>
+        <w:t xml:space="preserve">)’ abre una conexión s </w:t>
       </w:r>
       <w:proofErr w:type="spellStart"/>
       <w:r>
@@ -4387,11 +4501,19 @@
       </w:r>
       <w:proofErr w:type="spellStart"/>
       <w:r>
-        <w:t>obtener_ruta_db</w:t>
+        <w:t>obtener_ruta_</w:t>
+      </w:r>
+      <w:proofErr w:type="gramStart"/>
+      <w:r>
+        <w:t>db</w:t>
       </w:r>
       <w:proofErr w:type="spellEnd"/>
       <w:r>
-        <w:t>()’ del módulo de configuración. La función de ‘</w:t>
+        <w:t>(</w:t>
+      </w:r>
+      <w:proofErr w:type="gramEnd"/>
+      <w:r>
+        <w:t>)’ del módulo de configuración. La función de ‘</w:t>
       </w:r>
       <w:proofErr w:type="spellStart"/>
       <w:r>
@@ -4406,11 +4528,19 @@
       </w:r>
       <w:proofErr w:type="spellStart"/>
       <w:r>
-        <w:t>obtener_usuario_por_correo</w:t>
+        <w:t>obtener_usuario_por_</w:t>
+      </w:r>
+      <w:proofErr w:type="gramStart"/>
+      <w:r>
+        <w:t>correo</w:t>
       </w:r>
       <w:proofErr w:type="spellEnd"/>
       <w:r>
-        <w:t>()’</w:t>
+        <w:t>(</w:t>
+      </w:r>
+      <w:proofErr w:type="gramEnd"/>
+      <w:r>
+        <w:t>)’</w:t>
       </w:r>
       <w:r>
         <w:t xml:space="preserve"> busca solamente por dirección de correo electrónico, siendo vital para el proceso de recuperación de contraseña.</w:t>
@@ -4425,11 +4555,19 @@
       </w:r>
       <w:proofErr w:type="spellStart"/>
       <w:r>
-        <w:t>actualizar_puntuacion</w:t>
+        <w:t>actualizar_</w:t>
+      </w:r>
+      <w:proofErr w:type="gramStart"/>
+      <w:r>
+        <w:t>puntuacion</w:t>
       </w:r>
       <w:proofErr w:type="spellEnd"/>
       <w:r>
-        <w:t>()` modificaba los puntos acumulados del usuario y opcionalmente su etapa y nivel actuales cuando avanzaba en el contenido educativo.</w:t>
+        <w:t>(</w:t>
+      </w:r>
+      <w:proofErr w:type="gramEnd"/>
+      <w:r>
+        <w:t>)` modificaba los puntos acumulados del usuario y opcionalmente su etapa y nivel actuales cuando avanzaba en el contenido educativo.</w:t>
       </w:r>
     </w:p>
     <w:p>
@@ -4446,11 +4584,19 @@
       </w:r>
       <w:proofErr w:type="spellStart"/>
       <w:r>
-        <w:t>actualizar_vidas</w:t>
+        <w:t>actualizar_</w:t>
+      </w:r>
+      <w:proofErr w:type="gramStart"/>
+      <w:r>
+        <w:t>vidas</w:t>
       </w:r>
       <w:proofErr w:type="spellEnd"/>
       <w:r>
-        <w:t xml:space="preserve">()`, que recibía el ID de usuario, cantidad de vidas y </w:t>
+        <w:t>(</w:t>
+      </w:r>
+      <w:proofErr w:type="gramEnd"/>
+      <w:r>
+        <w:t xml:space="preserve">)`, que recibía el ID de usuario, cantidad de vidas y </w:t>
       </w:r>
       <w:proofErr w:type="spellStart"/>
       <w:r>
@@ -4465,11 +4611,19 @@
       </w:r>
       <w:proofErr w:type="spellStart"/>
       <w:r>
-        <w:t>guardar_codigo_recuperacion</w:t>
+        <w:t>guardar_codigo_</w:t>
+      </w:r>
+      <w:proofErr w:type="gramStart"/>
+      <w:r>
+        <w:t>recuperacion</w:t>
       </w:r>
       <w:proofErr w:type="spellEnd"/>
       <w:r>
-        <w:t xml:space="preserve">()` marcaba códigos anteriores como usados e insertaba uno nuevo con </w:t>
+        <w:t>(</w:t>
+      </w:r>
+      <w:proofErr w:type="gramEnd"/>
+      <w:r>
+        <w:t xml:space="preserve">)` marcaba códigos anteriores como usados e insertaba uno nuevo con </w:t>
       </w:r>
       <w:proofErr w:type="spellStart"/>
       <w:r>
@@ -4480,36 +4634,62 @@
         <w:t xml:space="preserve"> de expiración calculado sumando minutos a la hora actual usando `</w:t>
       </w:r>
       <w:proofErr w:type="spellStart"/>
+      <w:proofErr w:type="gramStart"/>
       <w:r>
         <w:t>datetime.now</w:t>
       </w:r>
       <w:proofErr w:type="spellEnd"/>
       <w:r>
-        <w:t xml:space="preserve">() + </w:t>
+        <w:t>(</w:t>
+      </w:r>
+      <w:proofErr w:type="gramEnd"/>
+      <w:r>
+        <w:t xml:space="preserve">) + </w:t>
       </w:r>
       <w:proofErr w:type="spellStart"/>
+      <w:proofErr w:type="gramStart"/>
       <w:r>
         <w:t>timedelta</w:t>
       </w:r>
       <w:proofErr w:type="spellEnd"/>
       <w:r>
-        <w:t>()`. `</w:t>
+        <w:t>(</w:t>
+      </w:r>
+      <w:proofErr w:type="gramEnd"/>
+      <w:r>
+        <w:t>)`. `</w:t>
       </w:r>
       <w:proofErr w:type="spellStart"/>
       <w:r>
-        <w:t>verificar_codigo_recuperacion</w:t>
+        <w:t>verificar_codigo_</w:t>
+      </w:r>
+      <w:proofErr w:type="gramStart"/>
+      <w:r>
+        <w:t>recuperacion</w:t>
       </w:r>
       <w:proofErr w:type="spellEnd"/>
       <w:r>
-        <w:t>()` comprobaba que un código existiera, no estuviera usado y no hubiera expirado comparando contra la hora actual de la base de datos. Finalmente, `</w:t>
+        <w:t>(</w:t>
+      </w:r>
+      <w:proofErr w:type="gramEnd"/>
+      <w:r>
+        <w:t>)` comprobaba que un código existiera, no estuviera usado y no hubiera expirado comparando contra la hora actual de la base de datos. Finalmente, `</w:t>
       </w:r>
       <w:proofErr w:type="spellStart"/>
       <w:r>
-        <w:t>marcar_codigo_usado</w:t>
+        <w:t>marcar_codigo_</w:t>
+      </w:r>
+      <w:proofErr w:type="gramStart"/>
+      <w:r>
+        <w:t>usado</w:t>
       </w:r>
       <w:proofErr w:type="spellEnd"/>
       <w:r>
-        <w:t>()` actualizaba el estado del código para evitar reutilizaciones después del cambio de contraseña exitoso</w:t>
+        <w:t>(</w:t>
+      </w:r>
+      <w:proofErr w:type="gramEnd"/>
+      <w:r>
+        <w:t>)` actualizaba el estado del código para evitar reutilizaciones después del cambio de contraseña exitoso</w:t>
       </w:r>
       <w:r>
         <w:t>.</w:t>
@@ -4572,25 +4752,37 @@
       </w:r>
       <w:proofErr w:type="spellStart"/>
       <w:r>
-        <w:t>generar_codigo_recuperacion</w:t>
+        <w:t>generar_codigo_</w:t>
+      </w:r>
+      <w:proofErr w:type="gramStart"/>
+      <w:r>
+        <w:t>recuperacion</w:t>
       </w:r>
       <w:proofErr w:type="spellEnd"/>
       <w:r>
-        <w:t>()’ utilizando ‘</w:t>
+        <w:t>(</w:t>
+      </w:r>
+      <w:proofErr w:type="gramEnd"/>
+      <w:r>
+        <w:t>)’ utilizando ‘</w:t>
       </w:r>
       <w:proofErr w:type="spellStart"/>
+      <w:proofErr w:type="gramStart"/>
       <w:r>
         <w:t>random.choices</w:t>
       </w:r>
       <w:proofErr w:type="spellEnd"/>
+      <w:proofErr w:type="gramEnd"/>
       <w:r>
         <w:t>()’ con ’</w:t>
       </w:r>
       <w:proofErr w:type="spellStart"/>
+      <w:proofErr w:type="gramStart"/>
       <w:r>
         <w:t>string.digits</w:t>
       </w:r>
       <w:proofErr w:type="spellEnd"/>
+      <w:proofErr w:type="gramEnd"/>
       <w:r>
         <w:t>’ para crear cadenas aleatorias de 6 números</w:t>
       </w:r>
@@ -4599,11 +4791,19 @@
       </w:r>
       <w:proofErr w:type="spellStart"/>
       <w:r>
-        <w:t>enviar_email_recuperacion</w:t>
+        <w:t>enviar_email_</w:t>
+      </w:r>
+      <w:proofErr w:type="gramStart"/>
+      <w:r>
+        <w:t>recuperacion</w:t>
       </w:r>
       <w:proofErr w:type="spellEnd"/>
       <w:r>
-        <w:t>()’ construye los mensajes usando la clase ‘</w:t>
+        <w:t>(</w:t>
+      </w:r>
+      <w:proofErr w:type="gramEnd"/>
+      <w:r>
+        <w:t>)’ construye los mensajes usando la clase ‘</w:t>
       </w:r>
       <w:proofErr w:type="spellStart"/>
       <w:r>
@@ -4614,10 +4814,12 @@
         <w:t>’ del módulo ‘</w:t>
       </w:r>
       <w:proofErr w:type="spellStart"/>
+      <w:proofErr w:type="gramStart"/>
       <w:r>
         <w:t>email.message</w:t>
       </w:r>
       <w:proofErr w:type="spellEnd"/>
+      <w:proofErr w:type="gramEnd"/>
       <w:r>
         <w:t xml:space="preserve">’, pudiendo </w:t>
       </w:r>
@@ -4660,22 +4862,38 @@
       </w:r>
       <w:proofErr w:type="spellStart"/>
       <w:r>
-        <w:t>mostrar_login</w:t>
+        <w:t>mostrar_</w:t>
+      </w:r>
+      <w:proofErr w:type="gramStart"/>
+      <w:r>
+        <w:t>login</w:t>
       </w:r>
       <w:proofErr w:type="spellEnd"/>
       <w:r>
-        <w:t xml:space="preserve">()’ se ocupa de configurar la página de Flet estableciendo título, color de fondo, y alineaciones </w:t>
+        <w:t>(</w:t>
+      </w:r>
+      <w:proofErr w:type="gramEnd"/>
+      <w:r>
+        <w:t xml:space="preserve">)’ se ocupa de configurar la página de Flet estableciendo título, color de fondo, y alineaciones </w:t>
       </w:r>
       <w:r>
         <w:t>tanto vertical como horizontal. Dentro de esta, se encuentra la función ‘</w:t>
       </w:r>
       <w:proofErr w:type="spellStart"/>
       <w:r>
-        <w:t>mostrar_mensaje</w:t>
+        <w:t>mostrar_</w:t>
+      </w:r>
+      <w:proofErr w:type="gramStart"/>
+      <w:r>
+        <w:t>mensaje</w:t>
       </w:r>
       <w:proofErr w:type="spellEnd"/>
       <w:r>
-        <w:t>()’ encargada de crear un ‘</w:t>
+        <w:t>(</w:t>
+      </w:r>
+      <w:proofErr w:type="gramEnd"/>
+      <w:r>
+        <w:t>)’ encargada de crear un ‘</w:t>
       </w:r>
       <w:proofErr w:type="spellStart"/>
       <w:r>
@@ -4690,11 +4908,19 @@
       </w:r>
       <w:proofErr w:type="spellStart"/>
       <w:r>
-        <w:t>login_click</w:t>
+        <w:t>login_</w:t>
+      </w:r>
+      <w:proofErr w:type="gramStart"/>
+      <w:r>
+        <w:t>click</w:t>
       </w:r>
       <w:proofErr w:type="spellEnd"/>
       <w:r>
-        <w:t>()’ maneja todo el flujo de autenticación</w:t>
+        <w:t>(</w:t>
+      </w:r>
+      <w:proofErr w:type="gramEnd"/>
+      <w:r>
+        <w:t>)’ maneja todo el flujo de autenticación</w:t>
       </w:r>
       <w:r>
         <w:t>, extrayendo los valores de los campos de texto y realiza las validaciones necesarias</w:t>
@@ -4731,11 +4957,19 @@
       </w:r>
       <w:proofErr w:type="spellStart"/>
       <w:r>
-        <w:t>obtener_navegador</w:t>
+        <w:t>obtener_</w:t>
+      </w:r>
+      <w:proofErr w:type="gramStart"/>
+      <w:r>
+        <w:t>navegador</w:t>
       </w:r>
       <w:proofErr w:type="spellEnd"/>
       <w:r>
-        <w:t>()` para inicializar el sistema de navegación persistente</w:t>
+        <w:t>(</w:t>
+      </w:r>
+      <w:proofErr w:type="gramEnd"/>
+      <w:r>
+        <w:t>)` para inicializar el sistema de navegación persistente</w:t>
       </w:r>
       <w:r>
         <w:t xml:space="preserve"> y se redirige</w:t>
@@ -4771,19 +5005,35 @@
       </w:r>
       <w:proofErr w:type="spellStart"/>
       <w:r>
-        <w:t>mostrar_registro</w:t>
+        <w:t>mostrar_</w:t>
+      </w:r>
+      <w:proofErr w:type="gramStart"/>
+      <w:r>
+        <w:t>registro</w:t>
       </w:r>
       <w:proofErr w:type="spellEnd"/>
       <w:r>
-        <w:t>()` con una función auxiliar `</w:t>
+        <w:t>(</w:t>
+      </w:r>
+      <w:proofErr w:type="gramEnd"/>
+      <w:r>
+        <w:t>)` con una función auxiliar `</w:t>
       </w:r>
       <w:proofErr w:type="spellStart"/>
       <w:r>
-        <w:t>crear_tf</w:t>
+        <w:t>crear_</w:t>
+      </w:r>
+      <w:proofErr w:type="gramStart"/>
+      <w:r>
+        <w:t>tf</w:t>
       </w:r>
       <w:proofErr w:type="spellEnd"/>
       <w:r>
-        <w:t>()`</w:t>
+        <w:t>(</w:t>
+      </w:r>
+      <w:proofErr w:type="gramEnd"/>
+      <w:r>
+        <w:t>)`</w:t>
       </w:r>
       <w:r>
         <w:t xml:space="preserve"> empleada para crear </w:t>
@@ -4793,19 +5043,32 @@
       </w:r>
       <w:proofErr w:type="spellStart"/>
       <w:r>
-        <w:t>registrar_click</w:t>
+        <w:t>registrar_</w:t>
+      </w:r>
+      <w:proofErr w:type="gramStart"/>
+      <w:r>
+        <w:t>click</w:t>
       </w:r>
       <w:proofErr w:type="spellEnd"/>
       <w:r>
-        <w:t>()` ejecutaba seis validaciones secuenciales: campos vacíos con `</w:t>
+        <w:t>(</w:t>
+      </w:r>
+      <w:proofErr w:type="gramEnd"/>
+      <w:r>
+        <w:t>)` ejecutaba seis validaciones secuenciales: campos vacíos con `</w:t>
       </w:r>
       <w:proofErr w:type="spellStart"/>
+      <w:proofErr w:type="gramStart"/>
       <w:r>
         <w:t>all</w:t>
       </w:r>
       <w:proofErr w:type="spellEnd"/>
       <w:r>
-        <w:t xml:space="preserve">()`, nombres con letras y espacios mediante </w:t>
+        <w:t>(</w:t>
+      </w:r>
+      <w:proofErr w:type="gramEnd"/>
+      <w:r>
+        <w:t xml:space="preserve">)`, nombres con letras y espacios mediante </w:t>
       </w:r>
       <w:proofErr w:type="spellStart"/>
       <w:r>
@@ -4834,11 +5097,19 @@
       </w:r>
       <w:proofErr w:type="spellStart"/>
       <w:r>
-        <w:t>mostrar_interfaz_camino</w:t>
+        <w:t>mostrar_interfaz_</w:t>
+      </w:r>
+      <w:proofErr w:type="gramStart"/>
+      <w:r>
+        <w:t>camino</w:t>
       </w:r>
       <w:proofErr w:type="spellEnd"/>
       <w:r>
-        <w:t xml:space="preserve">()’. Esta función comenzaba extrayendo los datos del usuario del recibidos. </w:t>
+        <w:t>(</w:t>
+      </w:r>
+      <w:proofErr w:type="gramEnd"/>
+      <w:r>
+        <w:t xml:space="preserve">)’. Esta función comenzaba extrayendo los datos del usuario del recibidos. </w:t>
       </w:r>
       <w:r>
         <w:t>Obten</w:t>
@@ -4850,12 +5121,17 @@
         <w:t xml:space="preserve"> el ID de usuario, etapa y nivel actuales, puntos totales, racha de días y vidas disponibles. El sistema de recarga automática de vidas calculaba la diferencia temporal entre la última recarga registrada y la hora actual usando `</w:t>
       </w:r>
       <w:proofErr w:type="spellStart"/>
+      <w:proofErr w:type="gramStart"/>
       <w:r>
         <w:t>datetime.strptime</w:t>
       </w:r>
       <w:proofErr w:type="spellEnd"/>
       <w:r>
-        <w:t xml:space="preserve">()` para </w:t>
+        <w:t>()`</w:t>
+      </w:r>
+      <w:proofErr w:type="gramEnd"/>
+      <w:r>
+        <w:t xml:space="preserve"> para </w:t>
       </w:r>
       <w:proofErr w:type="spellStart"/>
       <w:r>
@@ -4866,12 +5142,17 @@
         <w:t xml:space="preserve"> y `</w:t>
       </w:r>
       <w:proofErr w:type="spellStart"/>
+      <w:proofErr w:type="gramStart"/>
       <w:r>
         <w:t>datetime.now</w:t>
       </w:r>
       <w:proofErr w:type="spellEnd"/>
       <w:r>
-        <w:t>()` para obtener momento presente.</w:t>
+        <w:t>(</w:t>
+      </w:r>
+      <w:proofErr w:type="gramEnd"/>
+      <w:r>
+        <w:t>)` para obtener momento presente.</w:t>
       </w:r>
     </w:p>
     <w:p>
@@ -4914,11 +5195,19 @@
       </w:r>
       <w:proofErr w:type="spellStart"/>
       <w:r>
-        <w:t>mostrar_nivel</w:t>
+        <w:t>mostrar_</w:t>
+      </w:r>
+      <w:proofErr w:type="gramStart"/>
+      <w:r>
+        <w:t>nivel</w:t>
       </w:r>
       <w:proofErr w:type="spellEnd"/>
       <w:r>
-        <w:t>()` del módulo `</w:t>
+        <w:t>(</w:t>
+      </w:r>
+      <w:proofErr w:type="gramEnd"/>
+      <w:r>
+        <w:t>)` del módulo `</w:t>
       </w:r>
       <w:proofErr w:type="spellStart"/>
       <w:r>
@@ -4944,11 +5233,19 @@
       </w:r>
       <w:proofErr w:type="spellStart"/>
       <w:r>
-        <w:t>mostrar_etapas</w:t>
+        <w:t>mostrar_</w:t>
+      </w:r>
+      <w:proofErr w:type="gramStart"/>
+      <w:r>
+        <w:t>etapas</w:t>
       </w:r>
       <w:proofErr w:type="spellEnd"/>
       <w:r>
-        <w:t>()` como selector visual de etapas temáticas. Extraía la etapa máxima desbloqueada del usuario y generaba seis botones representando cada etapa matemática.</w:t>
+        <w:t>(</w:t>
+      </w:r>
+      <w:proofErr w:type="gramEnd"/>
+      <w:r>
+        <w:t>)` como selector visual de etapas temáticas. Extraía la etapa máxima desbloqueada del usuario y generaba seis botones representando cada etapa matemática.</w:t>
       </w:r>
     </w:p>
     <w:p>
@@ -4977,11 +5274,19 @@
       </w:r>
       <w:proofErr w:type="spellStart"/>
       <w:r>
-        <w:t>mostrar_nivel</w:t>
+        <w:t>mostrar_</w:t>
+      </w:r>
+      <w:proofErr w:type="gramStart"/>
+      <w:r>
+        <w:t>nivel</w:t>
       </w:r>
       <w:proofErr w:type="spellEnd"/>
       <w:r>
-        <w:t>()’ recibía los datos del usuario y la etapa elegida, determinando el ejercicio a mostrar mediante una consulta SQL</w:t>
+        <w:t>(</w:t>
+      </w:r>
+      <w:proofErr w:type="gramEnd"/>
+      <w:r>
+        <w:t>)’ recibía los datos del usuario y la etapa elegida, determinando el ejercicio a mostrar mediante una consulta SQL</w:t>
       </w:r>
       <w:r>
         <w:t xml:space="preserve">. </w:t>
@@ -4990,12 +5295,17 @@
         <w:t>Para ejercicios de selección múltiple, generaba cuatro botones etiquetados A-D usando un diccionario de opciones y el método `</w:t>
       </w:r>
       <w:proofErr w:type="spellStart"/>
+      <w:proofErr w:type="gramStart"/>
       <w:r>
         <w:t>items</w:t>
       </w:r>
       <w:proofErr w:type="spellEnd"/>
       <w:r>
-        <w:t xml:space="preserve">()`. </w:t>
+        <w:t>(</w:t>
+      </w:r>
+      <w:proofErr w:type="gramEnd"/>
+      <w:r>
+        <w:t xml:space="preserve">)`. </w:t>
       </w:r>
     </w:p>
     <w:p>
@@ -5015,11 +5325,19 @@
       </w:r>
       <w:proofErr w:type="spellStart"/>
       <w:r>
-        <w:t>verificar_respuesta</w:t>
+        <w:t>verificar_</w:t>
+      </w:r>
+      <w:proofErr w:type="gramStart"/>
+      <w:r>
+        <w:t>respuesta</w:t>
       </w:r>
       <w:proofErr w:type="spellEnd"/>
       <w:r>
-        <w:t>()` que comparaba la letra seleccionada contra `</w:t>
+        <w:t>(</w:t>
+      </w:r>
+      <w:proofErr w:type="gramEnd"/>
+      <w:r>
+        <w:t>)` que comparaba la letra seleccionada contra `</w:t>
       </w:r>
       <w:proofErr w:type="spellStart"/>
       <w:r>
@@ -5051,23 +5369,41 @@
       </w:r>
       <w:proofErr w:type="spellEnd"/>
       <w:r>
-        <w:t>().</w:t>
+        <w:t>(</w:t>
+      </w:r>
+      <w:proofErr w:type="gramStart"/>
+      <w:r>
+        <w:t>).</w:t>
       </w:r>
       <w:proofErr w:type="spellStart"/>
       <w:r>
         <w:t>strip</w:t>
       </w:r>
       <w:proofErr w:type="spellEnd"/>
-      <w:r>
-        <w:t>().</w:t>
+      <w:proofErr w:type="gramEnd"/>
+      <w:r>
+        <w:t>(</w:t>
+      </w:r>
+      <w:proofErr w:type="gramStart"/>
+      <w:r>
+        <w:t>).</w:t>
       </w:r>
       <w:proofErr w:type="spellStart"/>
       <w:r>
         <w:t>replace</w:t>
       </w:r>
       <w:proofErr w:type="spellEnd"/>
-      <w:r>
-        <w:t>(" ", "")` antes de comparar contra la respuesta almacenada.</w:t>
+      <w:proofErr w:type="gramEnd"/>
+      <w:r>
+        <w:t>(" ", "</w:t>
+      </w:r>
+      <w:proofErr w:type="gramStart"/>
+      <w:r>
+        <w:t>")`</w:t>
+      </w:r>
+      <w:proofErr w:type="gramEnd"/>
+      <w:r>
+        <w:t xml:space="preserve"> antes de comparar contra la respuesta almacenada.</w:t>
       </w:r>
     </w:p>
     <w:p>
@@ -5100,12 +5436,17 @@
         <w:t>` con colores verde para correcto y rojo para incorrecto, aplicando `</w:t>
       </w:r>
       <w:proofErr w:type="spellStart"/>
+      <w:proofErr w:type="gramStart"/>
       <w:r>
         <w:t>page.update</w:t>
       </w:r>
       <w:proofErr w:type="spellEnd"/>
       <w:r>
-        <w:t>()` para refrescar inmediatamente.</w:t>
+        <w:t>()`</w:t>
+      </w:r>
+      <w:proofErr w:type="gramEnd"/>
+      <w:r>
+        <w:t xml:space="preserve"> para refrescar inmediatamente.</w:t>
       </w:r>
     </w:p>
     <w:p>
@@ -5126,7 +5467,15 @@
         <w:pStyle w:val="Tesis"/>
       </w:pPr>
       <w:r>
-        <w:t>Siguiendo con las otras vistas del programas, en el archivo ‘perfil_vista.py’</w:t>
+        <w:t xml:space="preserve">Siguiendo con las otras vistas </w:t>
+      </w:r>
+      <w:proofErr w:type="gramStart"/>
+      <w:r>
+        <w:t>del programas</w:t>
+      </w:r>
+      <w:proofErr w:type="gramEnd"/>
+      <w:r>
+        <w:t>, en el archivo ‘perfil_vista.py’</w:t>
       </w:r>
       <w:r>
         <w:t xml:space="preserve"> se </w:t>
@@ -5165,10 +5514,12 @@
         <w:t>, el avatar con un ícono y color personalizado usando ‘</w:t>
       </w:r>
       <w:proofErr w:type="spellStart"/>
+      <w:proofErr w:type="gramStart"/>
       <w:r>
         <w:t>ft.Icon</w:t>
       </w:r>
       <w:proofErr w:type="spellEnd"/>
+      <w:proofErr w:type="gramEnd"/>
       <w:r>
         <w:t>’ con el tamaño 64 y color dinámico desde ‘</w:t>
       </w:r>
@@ -5196,20 +5547,30 @@
         <w:t xml:space="preserve"> de dos columnas usando `</w:t>
       </w:r>
       <w:proofErr w:type="spellStart"/>
+      <w:proofErr w:type="gramStart"/>
       <w:r>
         <w:t>ft.ResponsiveRow</w:t>
       </w:r>
       <w:proofErr w:type="spellEnd"/>
+      <w:proofErr w:type="gramEnd"/>
       <w:r>
         <w:t>`, mostrando puntos totales, rango calculado mediante `</w:t>
       </w:r>
       <w:proofErr w:type="spellStart"/>
       <w:r>
-        <w:t>obtener_info_rango</w:t>
+        <w:t>obtener_info_</w:t>
+      </w:r>
+      <w:proofErr w:type="gramStart"/>
+      <w:r>
+        <w:t>rango</w:t>
       </w:r>
       <w:proofErr w:type="spellEnd"/>
       <w:r>
-        <w:t>()`, etapa y nivel actuales, racha de días consecutivos, vidas disponibles con indicador visual, y fecha de último acceso formateada.</w:t>
+        <w:t>(</w:t>
+      </w:r>
+      <w:proofErr w:type="gramEnd"/>
+      <w:r>
+        <w:t>)`, etapa y nivel actuales, racha de días consecutivos, vidas disponibles con indicador visual, y fecha de último acceso formateada.</w:t>
       </w:r>
     </w:p>
     <w:p>
@@ -5226,10 +5587,12 @@
         <w:t>con contenido educativo estático organizado por etapas. Utilizaba `</w:t>
       </w:r>
       <w:proofErr w:type="spellStart"/>
+      <w:proofErr w:type="gramStart"/>
       <w:r>
         <w:t>ft.ExpansionTile</w:t>
       </w:r>
       <w:proofErr w:type="spellEnd"/>
+      <w:proofErr w:type="gramEnd"/>
       <w:r>
         <w:t>` para crear secciones colapsables que el usuario podía expandir para leer teoría matemática sin consumir vidas ni afectar su progreso. Cada etapa contenía explicaciones sobre los conceptos que luego se practicaban en los ejercicios, sirviendo como referencia consultable durante el aprendizaje.</w:t>
       </w:r>
@@ -5377,7 +5740,7 @@
         </w:rPr>
         <w:lastRenderedPageBreak/>
         <w:drawing>
-          <wp:inline distT="0" distB="0" distL="0" distR="0" wp14:anchorId="43359052" wp14:editId="43B23234">
+          <wp:inline distT="0" distB="0" distL="0" distR="0" wp14:anchorId="43359052" wp14:editId="77A03CF7">
             <wp:extent cx="4318635" cy="2258437"/>
             <wp:effectExtent l="0" t="0" r="5715" b="8890"/>
             <wp:docPr id="1785749341" name="Imagen 3"/>
@@ -6478,7 +6841,7 @@
           <w14:ligatures w14:val="standardContextual"/>
         </w:rPr>
         <w:drawing>
-          <wp:inline distT="0" distB="0" distL="0" distR="0" wp14:anchorId="343A8F66" wp14:editId="5B86B7D6">
+          <wp:inline distT="0" distB="0" distL="0" distR="0" wp14:anchorId="343A8F66" wp14:editId="5747C6BE">
             <wp:extent cx="4319270" cy="2250440"/>
             <wp:effectExtent l="0" t="0" r="5080" b="0"/>
             <wp:docPr id="86461207" name="Imagen 10"/>
@@ -7129,6 +7492,24 @@
     <w:p>
       <w:pPr>
         <w:pStyle w:val="Tesis"/>
+        <w:ind w:firstLine="0"/>
+        <w:rPr>
+          <w:b/>
+          <w:bCs/>
+        </w:rPr>
+      </w:pPr>
+      <w:r>
+        <w:rPr>
+          <w:b/>
+          <w:bCs/>
+        </w:rPr>
+        <w:t>FASE V: DESPLIEGUE</w:t>
+      </w:r>
+    </w:p>
+    <w:p>
+      <w:pPr>
+        <w:pStyle w:val="Tesis"/>
+        <w:ind w:firstLine="0"/>
       </w:pPr>
     </w:p>
     <w:sectPr>
@@ -8768,7 +9149,7 @@
 <file path=word/charts/chart1.xml><?xml version="1.0" encoding="utf-8"?>
 <c:chartSpace xmlns:c="http://schemas.openxmlformats.org/drawingml/2006/chart" xmlns:a="http://schemas.openxmlformats.org/drawingml/2006/main" xmlns:r="http://schemas.openxmlformats.org/officeDocument/2006/relationships" xmlns:c16r2="http://schemas.microsoft.com/office/drawing/2015/06/chart">
   <c:date1904 val="0"/>
-  <c:lang val="es-MX"/>
+  <c:lang val="es-ES"/>
   <c:roundedCorners val="0"/>
   <mc:AlternateContent xmlns:mc="http://schemas.openxmlformats.org/markup-compatibility/2006">
     <mc:Choice xmlns:c14="http://schemas.microsoft.com/office/drawing/2007/8/2/chart" Requires="c14">
@@ -9271,7 +9652,7 @@
 <file path=word/charts/chart10.xml><?xml version="1.0" encoding="utf-8"?>
 <c:chartSpace xmlns:c="http://schemas.openxmlformats.org/drawingml/2006/chart" xmlns:a="http://schemas.openxmlformats.org/drawingml/2006/main" xmlns:r="http://schemas.openxmlformats.org/officeDocument/2006/relationships" xmlns:c16r2="http://schemas.microsoft.com/office/drawing/2015/06/chart">
   <c:date1904 val="0"/>
-  <c:lang val="es-MX"/>
+  <c:lang val="es-ES"/>
   <c:roundedCorners val="0"/>
   <mc:AlternateContent xmlns:mc="http://schemas.openxmlformats.org/markup-compatibility/2006">
     <mc:Choice xmlns:c14="http://schemas.microsoft.com/office/drawing/2007/8/2/chart" Requires="c14">
@@ -9642,7 +10023,7 @@
 <file path=word/charts/chart11.xml><?xml version="1.0" encoding="utf-8"?>
 <c:chartSpace xmlns:c="http://schemas.openxmlformats.org/drawingml/2006/chart" xmlns:a="http://schemas.openxmlformats.org/drawingml/2006/main" xmlns:r="http://schemas.openxmlformats.org/officeDocument/2006/relationships" xmlns:c16r2="http://schemas.microsoft.com/office/drawing/2015/06/chart">
   <c:date1904 val="0"/>
-  <c:lang val="es-MX"/>
+  <c:lang val="es-ES"/>
   <c:roundedCorners val="0"/>
   <mc:AlternateContent xmlns:mc="http://schemas.openxmlformats.org/markup-compatibility/2006">
     <mc:Choice xmlns:c14="http://schemas.microsoft.com/office/drawing/2007/8/2/chart" Requires="c14">
@@ -10013,7 +10394,7 @@
 <file path=word/charts/chart12.xml><?xml version="1.0" encoding="utf-8"?>
 <c:chartSpace xmlns:c="http://schemas.openxmlformats.org/drawingml/2006/chart" xmlns:a="http://schemas.openxmlformats.org/drawingml/2006/main" xmlns:r="http://schemas.openxmlformats.org/officeDocument/2006/relationships" xmlns:c16r2="http://schemas.microsoft.com/office/drawing/2015/06/chart">
   <c:date1904 val="0"/>
-  <c:lang val="es-MX"/>
+  <c:lang val="es-ES"/>
   <c:roundedCorners val="0"/>
   <mc:AlternateContent xmlns:mc="http://schemas.openxmlformats.org/markup-compatibility/2006">
     <mc:Choice xmlns:c14="http://schemas.microsoft.com/office/drawing/2007/8/2/chart" Requires="c14">
@@ -10384,7 +10765,7 @@
 <file path=word/charts/chart2.xml><?xml version="1.0" encoding="utf-8"?>
 <c:chartSpace xmlns:c="http://schemas.openxmlformats.org/drawingml/2006/chart" xmlns:a="http://schemas.openxmlformats.org/drawingml/2006/main" xmlns:r="http://schemas.openxmlformats.org/officeDocument/2006/relationships" xmlns:c16r2="http://schemas.microsoft.com/office/drawing/2015/06/chart">
   <c:date1904 val="0"/>
-  <c:lang val="es-MX"/>
+  <c:lang val="es-ES"/>
   <c:roundedCorners val="0"/>
   <mc:AlternateContent xmlns:mc="http://schemas.openxmlformats.org/markup-compatibility/2006">
     <mc:Choice xmlns:c14="http://schemas.microsoft.com/office/drawing/2007/8/2/chart" Requires="c14">
@@ -10801,7 +11182,7 @@
 <file path=word/charts/chart3.xml><?xml version="1.0" encoding="utf-8"?>
 <c:chartSpace xmlns:c="http://schemas.openxmlformats.org/drawingml/2006/chart" xmlns:a="http://schemas.openxmlformats.org/drawingml/2006/main" xmlns:r="http://schemas.openxmlformats.org/officeDocument/2006/relationships" xmlns:c16r2="http://schemas.microsoft.com/office/drawing/2015/06/chart">
   <c:date1904 val="0"/>
-  <c:lang val="es-MX"/>
+  <c:lang val="es-ES"/>
   <c:roundedCorners val="0"/>
   <mc:AlternateContent xmlns:mc="http://schemas.openxmlformats.org/markup-compatibility/2006">
     <mc:Choice xmlns:c14="http://schemas.microsoft.com/office/drawing/2007/8/2/chart" Requires="c14">
@@ -11120,7 +11501,7 @@
 <file path=word/charts/chart4.xml><?xml version="1.0" encoding="utf-8"?>
 <c:chartSpace xmlns:c="http://schemas.openxmlformats.org/drawingml/2006/chart" xmlns:a="http://schemas.openxmlformats.org/drawingml/2006/main" xmlns:r="http://schemas.openxmlformats.org/officeDocument/2006/relationships" xmlns:c16r2="http://schemas.microsoft.com/office/drawing/2015/06/chart">
   <c:date1904 val="0"/>
-  <c:lang val="es-MX"/>
+  <c:lang val="es-ES"/>
   <c:roundedCorners val="0"/>
   <mc:AlternateContent xmlns:mc="http://schemas.openxmlformats.org/markup-compatibility/2006">
     <mc:Choice xmlns:c14="http://schemas.microsoft.com/office/drawing/2007/8/2/chart" Requires="c14">
@@ -11469,7 +11850,7 @@
 <file path=word/charts/chart5.xml><?xml version="1.0" encoding="utf-8"?>
 <c:chartSpace xmlns:c="http://schemas.openxmlformats.org/drawingml/2006/chart" xmlns:a="http://schemas.openxmlformats.org/drawingml/2006/main" xmlns:r="http://schemas.openxmlformats.org/officeDocument/2006/relationships" xmlns:c16r2="http://schemas.microsoft.com/office/drawing/2015/06/chart">
   <c:date1904 val="0"/>
-  <c:lang val="es-MX"/>
+  <c:lang val="es-ES"/>
   <c:roundedCorners val="0"/>
   <mc:AlternateContent xmlns:mc="http://schemas.openxmlformats.org/markup-compatibility/2006">
     <mc:Choice xmlns:c14="http://schemas.microsoft.com/office/drawing/2007/8/2/chart" Requires="c14">
@@ -11860,7 +12241,7 @@
 <file path=word/charts/chart6.xml><?xml version="1.0" encoding="utf-8"?>
 <c:chartSpace xmlns:c="http://schemas.openxmlformats.org/drawingml/2006/chart" xmlns:a="http://schemas.openxmlformats.org/drawingml/2006/main" xmlns:r="http://schemas.openxmlformats.org/officeDocument/2006/relationships" xmlns:c16r2="http://schemas.microsoft.com/office/drawing/2015/06/chart">
   <c:date1904 val="0"/>
-  <c:lang val="es-MX"/>
+  <c:lang val="es-ES"/>
   <c:roundedCorners val="0"/>
   <mc:AlternateContent xmlns:mc="http://schemas.openxmlformats.org/markup-compatibility/2006">
     <mc:Choice xmlns:c14="http://schemas.microsoft.com/office/drawing/2007/8/2/chart" Requires="c14">
@@ -12217,7 +12598,7 @@
 <file path=word/charts/chart7.xml><?xml version="1.0" encoding="utf-8"?>
 <c:chartSpace xmlns:c="http://schemas.openxmlformats.org/drawingml/2006/chart" xmlns:a="http://schemas.openxmlformats.org/drawingml/2006/main" xmlns:r="http://schemas.openxmlformats.org/officeDocument/2006/relationships" xmlns:c16r2="http://schemas.microsoft.com/office/drawing/2015/06/chart">
   <c:date1904 val="0"/>
-  <c:lang val="es-MX"/>
+  <c:lang val="es-ES"/>
   <c:roundedCorners val="0"/>
   <mc:AlternateContent xmlns:mc="http://schemas.openxmlformats.org/markup-compatibility/2006">
     <mc:Choice xmlns:c14="http://schemas.microsoft.com/office/drawing/2007/8/2/chart" Requires="c14">
@@ -12528,7 +12909,7 @@
 <file path=word/charts/chart8.xml><?xml version="1.0" encoding="utf-8"?>
 <c:chartSpace xmlns:c="http://schemas.openxmlformats.org/drawingml/2006/chart" xmlns:a="http://schemas.openxmlformats.org/drawingml/2006/main" xmlns:r="http://schemas.openxmlformats.org/officeDocument/2006/relationships" xmlns:c16r2="http://schemas.microsoft.com/office/drawing/2015/06/chart">
   <c:date1904 val="0"/>
-  <c:lang val="es-MX"/>
+  <c:lang val="es-ES"/>
   <c:roundedCorners val="0"/>
   <mc:AlternateContent xmlns:mc="http://schemas.openxmlformats.org/markup-compatibility/2006">
     <mc:Choice xmlns:c14="http://schemas.microsoft.com/office/drawing/2007/8/2/chart" Requires="c14">
@@ -12931,7 +13312,7 @@
 <file path=word/charts/chart9.xml><?xml version="1.0" encoding="utf-8"?>
 <c:chartSpace xmlns:c="http://schemas.openxmlformats.org/drawingml/2006/chart" xmlns:a="http://schemas.openxmlformats.org/drawingml/2006/main" xmlns:r="http://schemas.openxmlformats.org/officeDocument/2006/relationships" xmlns:c16r2="http://schemas.microsoft.com/office/drawing/2015/06/chart">
   <c:date1904 val="0"/>
-  <c:lang val="es-MX"/>
+  <c:lang val="es-ES"/>
   <c:roundedCorners val="0"/>
   <mc:AlternateContent xmlns:mc="http://schemas.openxmlformats.org/markup-compatibility/2006">
     <mc:Choice xmlns:c14="http://schemas.microsoft.com/office/drawing/2007/8/2/chart" Requires="c14">

--- a/Capitulos de Tesis/Capítulo IV.docx
+++ b/Capitulos de Tesis/Capítulo IV.docx
@@ -613,15 +613,7 @@
         <w:t xml:space="preserve"> de su aplicación</w:t>
       </w:r>
       <w:r>
-        <w:t xml:space="preserve">, basados en la metodología de Pressman (2010) descrita en el capítulo anterior, se desarrolló una aplicación educativa </w:t>
-      </w:r>
-      <w:proofErr w:type="spellStart"/>
-      <w:r>
-        <w:t>gamificada</w:t>
-      </w:r>
-      <w:proofErr w:type="spellEnd"/>
-      <w:r>
-        <w:t xml:space="preserve"> para potenciar el rendimiento académico en estudiantes de media general y bachillerato en Venezuela. En esta parte de la investigación</w:t>
+        <w:t>, basados en la metodología de Pressman (2010) descrita en el capítulo anterior, se desarrolló una aplicación educativa gamificada para potenciar el rendimiento académico en estudiantes de media general y bachillerato en Venezuela. En esta parte de la investigación</w:t>
       </w:r>
       <w:r>
         <w:t xml:space="preserve"> se profundiza en las actividades realizadas en las 5 fases que componen la metodología de Pressman (2010), mediante las cuales se obtienen y usan los datos necesarios para la construcción de la aplicación; dichas fases son: Comunicación, Planeación, Diseño, Construcción y Despliegue.</w:t>
@@ -1192,15 +1184,7 @@
         <w:t>s</w:t>
       </w:r>
       <w:r>
-        <w:t xml:space="preserve"> preferencias de aquellos estudiantes que estudian de forma autónoma, los resultados muestran que predomina el formato audiovisual, con </w:t>
-      </w:r>
-      <w:proofErr w:type="spellStart"/>
-      <w:r>
-        <w:t>Youtube</w:t>
-      </w:r>
-      <w:proofErr w:type="spellEnd"/>
-      <w:r>
-        <w:t xml:space="preserve"> como la herramienta m</w:t>
+        <w:t xml:space="preserve"> preferencias de aquellos estudiantes que estudian de forma autónoma, los resultados muestran que predomina el formato audiovisual, con Youtube como la herramienta m</w:t>
       </w:r>
       <w:r>
         <w:t>á</w:t>
@@ -1508,15 +1492,7 @@
         <w:t>extraño</w:t>
       </w:r>
       <w:r>
-        <w:t xml:space="preserve">. Por otro lado, el uso de plataformas de </w:t>
-      </w:r>
-      <w:proofErr w:type="spellStart"/>
-      <w:r>
-        <w:t>streaming</w:t>
-      </w:r>
-      <w:proofErr w:type="spellEnd"/>
-      <w:r>
-        <w:t xml:space="preserve"> es mínimo</w:t>
+        <w:t>. Por otro lado, el uso de plataformas de streaming es mínimo</w:t>
       </w:r>
       <w:r>
         <w:t>, solo del</w:t>
@@ -1770,26 +1746,10 @@
         <w:t>Esto es una validación directa de que el modelo de gamificación no solo es viable, sino que es el que ellos prefieren por encima de otros métodos,</w:t>
       </w:r>
       <w:r>
-        <w:t xml:space="preserve"> En segundo lugar, muy por debajo se encuentra </w:t>
-      </w:r>
-      <w:proofErr w:type="spellStart"/>
-      <w:r>
-        <w:t>Socratic</w:t>
-      </w:r>
-      <w:proofErr w:type="spellEnd"/>
-      <w:r>
-        <w:t xml:space="preserve"> con un 13%</w:t>
-      </w:r>
-      <w:r>
-        <w:t xml:space="preserve">, una herramienta enfocada en resolver dudas específicas mediante inteligencia artificial. Seguido por </w:t>
-      </w:r>
-      <w:proofErr w:type="spellStart"/>
-      <w:r>
-        <w:t>Photomath</w:t>
-      </w:r>
-      <w:proofErr w:type="spellEnd"/>
-      <w:r>
-        <w:t xml:space="preserve"> y Gemini (IA), ambas con un 8%</w:t>
+        <w:t xml:space="preserve"> En segundo lugar, muy por debajo se encuentra Socratic con un 13%</w:t>
+      </w:r>
+      <w:r>
+        <w:t>, una herramienta enfocada en resolver dudas específicas mediante inteligencia artificial. Seguido por Photomath y Gemini (IA), ambas con un 8%</w:t>
       </w:r>
       <w:r>
         <w:t xml:space="preserve">. </w:t>
@@ -2291,34 +2251,10 @@
         <w:pStyle w:val="Tesis"/>
       </w:pPr>
       <w:r>
-        <w:t xml:space="preserve">Con un 24%, lo sigue los </w:t>
-      </w:r>
-      <w:proofErr w:type="spellStart"/>
-      <w:r>
-        <w:t>quizzes</w:t>
-      </w:r>
-      <w:proofErr w:type="spellEnd"/>
-      <w:r>
-        <w:t xml:space="preserve"> y </w:t>
-      </w:r>
-      <w:proofErr w:type="spellStart"/>
-      <w:r>
-        <w:t>tests</w:t>
-      </w:r>
-      <w:proofErr w:type="spellEnd"/>
-      <w:r>
-        <w:t xml:space="preserve"> rápidos. Esto complementa perfectamente el punto anterior, sugiriendo que después de la “experiencia interactiva”, los estudiantes valoran una evaluación breve y directa que les dé</w:t>
-      </w:r>
-      <w:r>
-        <w:t xml:space="preserve"> </w:t>
-      </w:r>
-      <w:proofErr w:type="spellStart"/>
-      <w:r>
-        <w:t>feedback</w:t>
-      </w:r>
-      <w:proofErr w:type="spellEnd"/>
-      <w:r>
-        <w:t xml:space="preserve"> sobre su desempeño. Por otra parte, los formatos más tradicionales </w:t>
+        <w:t>Con un 24%, lo sigue los quizzes y tests rápidos. Esto complementa perfectamente el punto anterior, sugiriendo que después de la “experiencia interactiva”, los estudiantes valoran una evaluación breve y directa que les dé</w:t>
+      </w:r>
+      <w:r>
+        <w:t xml:space="preserve"> feedback sobre su desempeño. Por otra parte, los formatos más tradicionales </w:t>
       </w:r>
       <w:r>
         <w:lastRenderedPageBreak/>
@@ -2575,15 +2511,7 @@
         <w:t xml:space="preserve"> se</w:t>
       </w:r>
       <w:r>
-        <w:t xml:space="preserve"> dividió el desarrollo en iteraciones (</w:t>
-      </w:r>
-      <w:proofErr w:type="spellStart"/>
-      <w:r>
-        <w:t>sprints</w:t>
-      </w:r>
-      <w:proofErr w:type="spellEnd"/>
-      <w:r>
-        <w:t>), teniendo en cuenta las tecnologías seleccionadas. Se estableció el siguiente cronograma preliminar:</w:t>
+        <w:t xml:space="preserve"> dividió el desarrollo en iteraciones (sprints), teniendo en cuenta las tecnologías seleccionadas. Se estableció el siguiente cronograma preliminar:</w:t>
       </w:r>
     </w:p>
     <w:p>
@@ -2601,15 +2529,7 @@
         <w:t xml:space="preserve"> Instalación y configuración de Python, Flet, XAMPP/MySQL, se diseña el esquema de la base de datos</w:t>
       </w:r>
       <w:r>
-        <w:t xml:space="preserve"> en </w:t>
-      </w:r>
-      <w:proofErr w:type="spellStart"/>
-      <w:r>
-        <w:t>phpMyAdmin</w:t>
-      </w:r>
-      <w:proofErr w:type="spellEnd"/>
-      <w:r>
-        <w:t>. Creación del script de conexión entre la aplicación y la base de datos.</w:t>
+        <w:t xml:space="preserve"> en phpMyAdmin. Creación del script de conexión entre la aplicación y la base de datos.</w:t>
       </w:r>
     </w:p>
     <w:p>
@@ -2643,9 +2563,8 @@
           <w:bCs w:val="0"/>
           <w:color w:val="000000" w:themeColor="text1"/>
         </w:rPr>
-        <w:t xml:space="preserve">Sprint 3 (Módulo de Contenido </w:t>
-      </w:r>
-      <w:proofErr w:type="spellStart"/>
+        <w:t xml:space="preserve">Sprint 3 (Módulo de Contenido Gamificado </w:t>
+      </w:r>
       <w:r>
         <w:rPr>
           <w:rStyle w:val="Fuerte"/>
@@ -2654,9 +2573,8 @@
           <w:bCs w:val="0"/>
           <w:color w:val="000000" w:themeColor="text1"/>
         </w:rPr>
-        <w:t>Gamificado</w:t>
-      </w:r>
-      <w:proofErr w:type="spellEnd"/>
+        <w:t>–</w:t>
+      </w:r>
       <w:r>
         <w:rPr>
           <w:rStyle w:val="Fuerte"/>
@@ -2675,7 +2593,15 @@
           <w:bCs w:val="0"/>
           <w:color w:val="000000" w:themeColor="text1"/>
         </w:rPr>
-        <w:t>–</w:t>
+        <w:t>Simulaciones):</w:t>
+      </w:r>
+      <w:r>
+        <w:rPr>
+          <w:rStyle w:val="Fuerte"/>
+          <w:rFonts w:eastAsiaTheme="majorEastAsia"/>
+          <w:color w:val="000000" w:themeColor="text1"/>
+        </w:rPr>
+        <w:t xml:space="preserve"> </w:t>
       </w:r>
       <w:r>
         <w:rPr>
@@ -2685,34 +2611,6 @@
           <w:bCs w:val="0"/>
           <w:color w:val="000000" w:themeColor="text1"/>
         </w:rPr>
-        <w:t xml:space="preserve"> </w:t>
-      </w:r>
-      <w:r>
-        <w:rPr>
-          <w:rStyle w:val="Fuerte"/>
-          <w:rFonts w:eastAsiaTheme="majorEastAsia"/>
-          <w:b w:val="0"/>
-          <w:bCs w:val="0"/>
-          <w:color w:val="000000" w:themeColor="text1"/>
-        </w:rPr>
-        <w:t>Simulaciones):</w:t>
-      </w:r>
-      <w:r>
-        <w:rPr>
-          <w:rStyle w:val="Fuerte"/>
-          <w:rFonts w:eastAsiaTheme="majorEastAsia"/>
-          <w:color w:val="000000" w:themeColor="text1"/>
-        </w:rPr>
-        <w:t xml:space="preserve"> </w:t>
-      </w:r>
-      <w:r>
-        <w:rPr>
-          <w:rStyle w:val="Fuerte"/>
-          <w:rFonts w:eastAsiaTheme="majorEastAsia"/>
-          <w:b w:val="0"/>
-          <w:bCs w:val="0"/>
-          <w:color w:val="000000" w:themeColor="text1"/>
-        </w:rPr>
         <w:t>Implementación del primer módulo de simulación interactiva usando la lógica de simulación de Python y el desarrollo de la interfaz interactiva con controles de Flet (sliders, botones, gráficos básicos).</w:t>
       </w:r>
     </w:p>
@@ -2759,15 +2657,7 @@
         </w:numPr>
       </w:pPr>
       <w:r>
-        <w:t xml:space="preserve">Sprint 5 (Sistema de Retos y </w:t>
-      </w:r>
-      <w:proofErr w:type="spellStart"/>
-      <w:r>
-        <w:t>Quizzes</w:t>
-      </w:r>
-      <w:proofErr w:type="spellEnd"/>
-      <w:r>
-        <w:t>)</w:t>
+        <w:t>Sprint 5 (Sistema de Retos y Quizzes)</w:t>
       </w:r>
       <w:r>
         <w:t>:</w:t>
@@ -2800,31 +2690,7 @@
         <w:t>”</w:t>
       </w:r>
       <w:r>
-        <w:t xml:space="preserve">. Integración de un módulo de </w:t>
-      </w:r>
-      <w:proofErr w:type="spellStart"/>
-      <w:r>
-        <w:t>quizzes</w:t>
-      </w:r>
-      <w:proofErr w:type="spellEnd"/>
-      <w:r>
-        <w:t xml:space="preserve"> y </w:t>
-      </w:r>
-      <w:proofErr w:type="spellStart"/>
-      <w:r>
-        <w:t>tests</w:t>
-      </w:r>
-      <w:proofErr w:type="spellEnd"/>
-      <w:r>
-        <w:t xml:space="preserve"> rápidos con corrección automática y </w:t>
-      </w:r>
-      <w:proofErr w:type="spellStart"/>
-      <w:r>
-        <w:t>feedback</w:t>
-      </w:r>
-      <w:proofErr w:type="spellEnd"/>
-      <w:r>
-        <w:t xml:space="preserve"> inmediato. Conexión de estos sistemas con la base de datos para guardar el progreso y las recompensas obtenidas.</w:t>
+        <w:t>. Integración de un módulo de quizzes y tests rápidos con corrección automática y feedback inmediato. Conexión de estos sistemas con la base de datos para guardar el progreso y las recompensas obtenidas.</w:t>
       </w:r>
     </w:p>
     <w:p>
@@ -2919,14 +2785,12 @@
       <w:r>
         <w:t xml:space="preserve">utilizados fue </w:t>
       </w:r>
-      <w:proofErr w:type="spellStart"/>
       <w:r>
         <w:t>Star</w:t>
       </w:r>
       <w:r>
         <w:t>UML</w:t>
       </w:r>
-      <w:proofErr w:type="spellEnd"/>
       <w:r>
         <w:t>, una herramienta para el modelamiento de software basado en los estándares UML, permite</w:t>
       </w:r>
@@ -3079,16 +2943,11 @@
         <w:t>Para el diseño de los prototipos de las pantallas de la aplicación se utilizó</w:t>
       </w:r>
       <w:r>
-        <w:t xml:space="preserve"> </w:t>
-      </w:r>
-      <w:proofErr w:type="spellStart"/>
-      <w:r>
-        <w:t>Canv</w:t>
+        <w:t xml:space="preserve"> Canv</w:t>
       </w:r>
       <w:r>
         <w:t>a</w:t>
       </w:r>
-      <w:proofErr w:type="spellEnd"/>
       <w:r>
         <w:t xml:space="preserve">, </w:t>
       </w:r>
@@ -4016,112 +3875,14 @@
         <w:rPr>
           <w:lang w:val="es-ES_tradnl"/>
         </w:rPr>
-        <w:t xml:space="preserve"> correctamente tanto en modo desarrollo como empacado y como ejecutable. La función ‘</w:t>
-      </w:r>
-      <w:proofErr w:type="spellStart"/>
+        <w:t xml:space="preserve"> correctamente tanto en modo desarrollo como empacado y como ejecutable. La función ‘obtener_ruta_base()’ detecta automáticamente si el programa se ejecutaba desde el código fuente o desde </w:t>
+      </w:r>
       <w:r>
         <w:rPr>
           <w:lang w:val="es-ES_tradnl"/>
         </w:rPr>
-        <w:t>obtener_ruta_</w:t>
-      </w:r>
-      <w:proofErr w:type="gramStart"/>
-      <w:r>
-        <w:rPr>
-          <w:lang w:val="es-ES_tradnl"/>
-        </w:rPr>
-        <w:t>base</w:t>
-      </w:r>
-      <w:proofErr w:type="spellEnd"/>
-      <w:r>
-        <w:rPr>
-          <w:lang w:val="es-ES_tradnl"/>
-        </w:rPr>
-        <w:t>(</w:t>
-      </w:r>
-      <w:proofErr w:type="gramEnd"/>
-      <w:r>
-        <w:rPr>
-          <w:lang w:val="es-ES_tradnl"/>
-        </w:rPr>
-        <w:t xml:space="preserve">)’ detecta automáticamente si el programa se ejecutaba desde el código fuente o desde </w:t>
-      </w:r>
-      <w:r>
-        <w:rPr>
-          <w:lang w:val="es-ES_tradnl"/>
-        </w:rPr>
         <w:lastRenderedPageBreak/>
-        <w:t xml:space="preserve">un archivo generado por PyInstaller, permitiendo que las rutas a recursos y base de datos sean dinámicas. Dentro del archivo de configuración, también se </w:t>
-      </w:r>
-      <w:proofErr w:type="spellStart"/>
-      <w:r>
-        <w:rPr>
-          <w:lang w:val="es-ES_tradnl"/>
-        </w:rPr>
-        <w:t>implemento</w:t>
-      </w:r>
-      <w:proofErr w:type="spellEnd"/>
-      <w:r>
-        <w:rPr>
-          <w:lang w:val="es-ES_tradnl"/>
-        </w:rPr>
-        <w:t xml:space="preserve"> ‘</w:t>
-      </w:r>
-      <w:proofErr w:type="spellStart"/>
-      <w:r>
-        <w:rPr>
-          <w:lang w:val="es-ES_tradnl"/>
-        </w:rPr>
-        <w:t>obtener_ruta_</w:t>
-      </w:r>
-      <w:proofErr w:type="gramStart"/>
-      <w:r>
-        <w:rPr>
-          <w:lang w:val="es-ES_tradnl"/>
-        </w:rPr>
-        <w:t>db</w:t>
-      </w:r>
-      <w:proofErr w:type="spellEnd"/>
-      <w:r>
-        <w:rPr>
-          <w:lang w:val="es-ES_tradnl"/>
-        </w:rPr>
-        <w:t>(</w:t>
-      </w:r>
-      <w:proofErr w:type="gramEnd"/>
-      <w:r>
-        <w:rPr>
-          <w:lang w:val="es-ES_tradnl"/>
-        </w:rPr>
-        <w:t>)’ que simplemente concatena la ruta base con el nombre de la base de datos. Seguidamente se creó, ‘</w:t>
-      </w:r>
-      <w:proofErr w:type="spellStart"/>
-      <w:r>
-        <w:rPr>
-          <w:lang w:val="es-ES_tradnl"/>
-        </w:rPr>
-        <w:t>obtener_ruta_</w:t>
-      </w:r>
-      <w:proofErr w:type="gramStart"/>
-      <w:r>
-        <w:rPr>
-          <w:lang w:val="es-ES_tradnl"/>
-        </w:rPr>
-        <w:t>recurso</w:t>
-      </w:r>
-      <w:proofErr w:type="spellEnd"/>
-      <w:r>
-        <w:rPr>
-          <w:lang w:val="es-ES_tradnl"/>
-        </w:rPr>
-        <w:t>(</w:t>
-      </w:r>
-      <w:proofErr w:type="gramEnd"/>
-      <w:r>
-        <w:rPr>
-          <w:lang w:val="es-ES_tradnl"/>
-        </w:rPr>
-        <w:t>)’ para localizar imágenes y otros archivos estáticos que se utilizan en la aplicación.</w:t>
+        <w:t>un archivo generado por PyInstaller, permitiendo que las rutas a recursos y base de datos sean dinámicas. Dentro del archivo de configuración, también se implemento ‘obtener_ruta_db()’ que simplemente concatena la ruta base con el nombre de la base de datos. Seguidamente se creó, ‘obtener_ruta_recurso()’ para localizar imágenes y otros archivos estáticos que se utilizan en la aplicación.</w:t>
       </w:r>
     </w:p>
     <w:p>
@@ -4150,31 +3911,7 @@
         <w:t>La clase ‘Navegador central’ fue uno de los desarrollos más importantes de esta fase</w:t>
       </w:r>
       <w:r>
-        <w:t xml:space="preserve"> inicial. Su método ‘__</w:t>
-      </w:r>
-      <w:proofErr w:type="spellStart"/>
-      <w:r>
-        <w:t>init</w:t>
-      </w:r>
-      <w:proofErr w:type="spellEnd"/>
-      <w:r>
-        <w:t>__’ recibe el objeto ‘page’ del Flet y lo almacena para ser usado más adelante. El método ‘</w:t>
-      </w:r>
-      <w:proofErr w:type="gramStart"/>
-      <w:r>
-        <w:t>inicializar(</w:t>
-      </w:r>
-      <w:proofErr w:type="gramEnd"/>
-      <w:r>
-        <w:t xml:space="preserve">)’ configura el </w:t>
-      </w:r>
-      <w:proofErr w:type="spellStart"/>
-      <w:r>
-        <w:t>layout</w:t>
-      </w:r>
-      <w:proofErr w:type="spellEnd"/>
-      <w:r>
-        <w:t xml:space="preserve"> principal de todo el software, creando un</w:t>
+        <w:t xml:space="preserve"> inicial. Su método ‘__init__’ recibe el objeto ‘page’ del Flet y lo almacena para ser usado más adelante. El método ‘inicializar()’ configura el layout principal de todo el software, creando un</w:t>
       </w:r>
       <w:r>
         <w:t>a</w:t>
@@ -4189,23 +3926,7 @@
         <w:t xml:space="preserve"> persistente a la izquierda junto con un contenedor central dinámico y e</w:t>
       </w:r>
       <w:r>
-        <w:t>l método `_</w:t>
-      </w:r>
-      <w:proofErr w:type="spellStart"/>
-      <w:r>
-        <w:t>crear_</w:t>
-      </w:r>
-      <w:proofErr w:type="gramStart"/>
-      <w:r>
-        <w:t>sidebar</w:t>
-      </w:r>
-      <w:proofErr w:type="spellEnd"/>
-      <w:r>
-        <w:t>(</w:t>
-      </w:r>
-      <w:proofErr w:type="gramEnd"/>
-      <w:r>
-        <w:t>)` genera dinámicamente los botones de navegación</w:t>
+        <w:t>l método `_crear_sidebar()` genera dinámicamente los botones de navegación</w:t>
       </w:r>
       <w:r>
         <w:t xml:space="preserve"> de la </w:t>
@@ -4222,72 +3943,16 @@
         <w:pStyle w:val="Tesis"/>
       </w:pPr>
       <w:r>
-        <w:t>El método ‘</w:t>
-      </w:r>
-      <w:proofErr w:type="spellStart"/>
-      <w:r>
-        <w:t>navegar_</w:t>
-      </w:r>
-      <w:proofErr w:type="gramStart"/>
-      <w:r>
-        <w:t>a</w:t>
-      </w:r>
-      <w:proofErr w:type="spellEnd"/>
-      <w:r>
-        <w:t>(</w:t>
-      </w:r>
-      <w:proofErr w:type="gramEnd"/>
-      <w:r>
-        <w:t xml:space="preserve">)’ </w:t>
-      </w:r>
-      <w:r>
-        <w:t>de la clase ‘</w:t>
-      </w:r>
-      <w:proofErr w:type="spellStart"/>
-      <w:r>
-        <w:t>NavegadorCentral</w:t>
-      </w:r>
-      <w:proofErr w:type="spellEnd"/>
-      <w:r>
-        <w:t xml:space="preserve">’ define el centro del sistema de rutas internas. Está función recibe indicando la pantalla o módulo destino, realizando </w:t>
-      </w:r>
-      <w:proofErr w:type="spellStart"/>
-      <w:r>
-        <w:t>imports</w:t>
-      </w:r>
-      <w:proofErr w:type="spellEnd"/>
-      <w:r>
-        <w:t xml:space="preserve"> dinámicos de los módulos correspondientes, ejecutando la función de contenido enviando los datos del usuario, y actualizando el </w:t>
-      </w:r>
-      <w:proofErr w:type="spellStart"/>
-      <w:r>
-        <w:t>sidebar</w:t>
-      </w:r>
-      <w:proofErr w:type="spellEnd"/>
-      <w:r>
-        <w:t xml:space="preserve"> para reflejar visualmente </w:t>
+        <w:t xml:space="preserve">El método ‘navegar_a()’ </w:t>
+      </w:r>
+      <w:r>
+        <w:t xml:space="preserve">de la clase ‘NavegadorCentral’ define el centro del sistema de rutas internas. Está función recibe indicando la pantalla o módulo destino, realizando imports dinámicos de los módulos correspondientes, ejecutando la función de contenido enviando los datos del usuario, y actualizando el sidebar para reflejar visualmente </w:t>
       </w:r>
       <w:r>
         <w:t xml:space="preserve">la nueva ubicación. </w:t>
       </w:r>
       <w:r>
-        <w:t>Finalmente, `</w:t>
-      </w:r>
-      <w:proofErr w:type="spellStart"/>
-      <w:r>
-        <w:t>cerrar_</w:t>
-      </w:r>
-      <w:proofErr w:type="gramStart"/>
-      <w:r>
-        <w:t>sesion</w:t>
-      </w:r>
-      <w:proofErr w:type="spellEnd"/>
-      <w:r>
-        <w:t>(</w:t>
-      </w:r>
-      <w:proofErr w:type="gramEnd"/>
-      <w:r>
-        <w:t xml:space="preserve">)` limpia la página </w:t>
+        <w:t xml:space="preserve">Finalmente, `cerrar_sesion()` limpia la página </w:t>
       </w:r>
       <w:r>
         <w:t>donde se encuentre el usuario</w:t>
@@ -4299,15 +3964,7 @@
         <w:t>se redirige</w:t>
       </w:r>
       <w:r>
-        <w:t xml:space="preserve"> al </w:t>
-      </w:r>
-      <w:proofErr w:type="spellStart"/>
-      <w:r>
-        <w:t>login</w:t>
-      </w:r>
-      <w:proofErr w:type="spellEnd"/>
-      <w:r>
-        <w:t xml:space="preserve">, </w:t>
+        <w:t xml:space="preserve"> al login, </w:t>
       </w:r>
       <w:r>
         <w:t>cerrando</w:t>
@@ -4341,31 +3998,7 @@
       </w:r>
       <w:r>
         <w:lastRenderedPageBreak/>
-        <w:t>‘_</w:t>
-      </w:r>
-      <w:proofErr w:type="spellStart"/>
-      <w:r>
-        <w:t>vistas_registradas</w:t>
-      </w:r>
-      <w:proofErr w:type="spellEnd"/>
-      <w:r>
-        <w:t>’ que funcionaba como registro central de todas las vistas disponibles. La función ‘</w:t>
-      </w:r>
-      <w:proofErr w:type="spellStart"/>
-      <w:r>
-        <w:t>registrar_</w:t>
-      </w:r>
-      <w:proofErr w:type="gramStart"/>
-      <w:r>
-        <w:t>vista</w:t>
-      </w:r>
-      <w:proofErr w:type="spellEnd"/>
-      <w:r>
-        <w:t>(</w:t>
-      </w:r>
-      <w:proofErr w:type="gramEnd"/>
-      <w:r>
-        <w:t xml:space="preserve">)’ añade entradas a este diccionario asociando nombres de vista </w:t>
+        <w:t xml:space="preserve">‘_vistas_registradas’ que funcionaba como registro central de todas las vistas disponibles. La función ‘registrar_vista()’ añade entradas a este diccionario asociando nombres de vista </w:t>
       </w:r>
       <w:r>
         <w:t>con las funciones que las renderizan</w:t>
@@ -4374,23 +4007,7 @@
         <w:t>, seguidamente tenemos a l</w:t>
       </w:r>
       <w:r>
-        <w:t>a función `</w:t>
-      </w:r>
-      <w:proofErr w:type="spellStart"/>
-      <w:r>
-        <w:t>navegar_</w:t>
-      </w:r>
-      <w:proofErr w:type="gramStart"/>
-      <w:r>
-        <w:t>a</w:t>
-      </w:r>
-      <w:proofErr w:type="spellEnd"/>
-      <w:r>
-        <w:t>(</w:t>
-      </w:r>
-      <w:proofErr w:type="gramEnd"/>
-      <w:r>
-        <w:t>)`</w:t>
+        <w:t>a función `navegar_a()`</w:t>
       </w:r>
       <w:r>
         <w:t>,</w:t>
@@ -4414,31 +4031,7 @@
         <w:t xml:space="preserve"> usuario</w:t>
       </w:r>
       <w:r>
-        <w:t xml:space="preserve"> registrado y opcionalmente los datos del usuario. La función `</w:t>
-      </w:r>
-      <w:proofErr w:type="spellStart"/>
-      <w:r>
-        <w:t>inicializar_</w:t>
-      </w:r>
-      <w:proofErr w:type="gramStart"/>
-      <w:r>
-        <w:t>vistas</w:t>
-      </w:r>
-      <w:proofErr w:type="spellEnd"/>
-      <w:r>
-        <w:t>(</w:t>
-      </w:r>
-      <w:proofErr w:type="gramEnd"/>
-      <w:r>
-        <w:t xml:space="preserve">)` importa todos los módulos de vistas y registrarlos, utilizando </w:t>
-      </w:r>
-      <w:proofErr w:type="spellStart"/>
-      <w:r>
-        <w:t>imports</w:t>
-      </w:r>
-      <w:proofErr w:type="spellEnd"/>
-      <w:r>
-        <w:t xml:space="preserve"> diferidos para evitar que Python detectara dependencias circulares al cargar los archivos.</w:t>
+        <w:t xml:space="preserve"> registrado y opcionalmente los datos del usuario. La función `inicializar_vistas()` importa todos los módulos de vistas y registrarlos, utilizando imports diferidos para evitar que Python detectara dependencias circulares al cargar los archivos.</w:t>
       </w:r>
     </w:p>
     <w:p>
@@ -4465,82 +4058,10 @@
         <w:t>La construcción continuó con el sistema de almacenamiento mediante el archivo ‘gestor_db.py’, que implementa el patrón Singleton para garantizar una única conexión a la base de datos SQLite. El método</w:t>
       </w:r>
       <w:r>
-        <w:t xml:space="preserve"> ‘_new_’ de la clase ‘</w:t>
-      </w:r>
-      <w:proofErr w:type="spellStart"/>
-      <w:r>
-        <w:t>GestorDB</w:t>
-      </w:r>
-      <w:proofErr w:type="spellEnd"/>
-      <w:r>
-        <w:t>’ verifica si ya existe una instancia de la clase y, de no ser así, crea una nueva llamando a ‘_</w:t>
-      </w:r>
-      <w:proofErr w:type="gramStart"/>
-      <w:r>
-        <w:t>inicializar(</w:t>
-      </w:r>
-      <w:proofErr w:type="gramEnd"/>
-      <w:r>
-        <w:t>)’. El método ‘_</w:t>
-      </w:r>
-      <w:proofErr w:type="gramStart"/>
-      <w:r>
-        <w:t>conectar(</w:t>
-      </w:r>
-      <w:proofErr w:type="gramEnd"/>
-      <w:r>
-        <w:t xml:space="preserve">)’ abre una conexión s </w:t>
-      </w:r>
-      <w:proofErr w:type="spellStart"/>
-      <w:r>
-        <w:t>SqLite</w:t>
-      </w:r>
-      <w:proofErr w:type="spellEnd"/>
-      <w:r>
-        <w:t xml:space="preserve"> usando la ruta proporcionada por ‘</w:t>
-      </w:r>
-      <w:proofErr w:type="spellStart"/>
-      <w:r>
-        <w:t>obtener_ruta_</w:t>
-      </w:r>
-      <w:proofErr w:type="gramStart"/>
-      <w:r>
-        <w:t>db</w:t>
-      </w:r>
-      <w:proofErr w:type="spellEnd"/>
-      <w:r>
-        <w:t>(</w:t>
-      </w:r>
-      <w:proofErr w:type="gramEnd"/>
-      <w:r>
-        <w:t>)’ del módulo de configuración. La función de ‘</w:t>
-      </w:r>
-      <w:proofErr w:type="spellStart"/>
-      <w:r>
-        <w:t>obtener_usuario_por_credenciales</w:t>
-      </w:r>
-      <w:proofErr w:type="spellEnd"/>
-      <w:r>
-        <w:t>’</w:t>
-      </w:r>
-      <w:r>
-        <w:t xml:space="preserve"> realiza búsquedas en la tabla de usuarios filtrando por nombre de usuario y contraseña, retornando si las credenciales coinciden. Su opuesto es la función ‘</w:t>
-      </w:r>
-      <w:proofErr w:type="spellStart"/>
-      <w:r>
-        <w:t>obtener_usuario_por_</w:t>
-      </w:r>
-      <w:proofErr w:type="gramStart"/>
-      <w:r>
-        <w:t>correo</w:t>
-      </w:r>
-      <w:proofErr w:type="spellEnd"/>
-      <w:r>
-        <w:t>(</w:t>
-      </w:r>
-      <w:proofErr w:type="gramEnd"/>
-      <w:r>
-        <w:t>)’</w:t>
+        <w:t xml:space="preserve"> ‘_new_’ de la clase ‘GestorDB’ verifica si ya existe una instancia de la clase y, de no ser así, crea una nueva llamando a ‘_inicializar()’. El método ‘_conectar()’ abre una conexión s SqLite usando la ruta proporcionada por ‘obtener_ruta_db()’ del módulo de configuración. La función de ‘obtener_usuario_por_credenciales’</w:t>
+      </w:r>
+      <w:r>
+        <w:t xml:space="preserve"> realiza búsquedas en la tabla de usuarios filtrando por nombre de usuario y contraseña, retornando si las credenciales coinciden. Su opuesto es la función ‘obtener_usuario_por_correo()’</w:t>
       </w:r>
       <w:r>
         <w:t xml:space="preserve"> busca solamente por dirección de correo electrónico, siendo vital para el proceso de recuperación de contraseña.</w:t>
@@ -4551,23 +4072,7 @@
         <w:pStyle w:val="Tesis"/>
       </w:pPr>
       <w:r>
-        <w:t>El método `</w:t>
-      </w:r>
-      <w:proofErr w:type="spellStart"/>
-      <w:r>
-        <w:t>actualizar_</w:t>
-      </w:r>
-      <w:proofErr w:type="gramStart"/>
-      <w:r>
-        <w:t>puntuacion</w:t>
-      </w:r>
-      <w:proofErr w:type="spellEnd"/>
-      <w:r>
-        <w:t>(</w:t>
-      </w:r>
-      <w:proofErr w:type="gramEnd"/>
-      <w:r>
-        <w:t>)` modificaba los puntos acumulados del usuario y opcionalmente su etapa y nivel actuales cuando avanzaba en el contenido educativo.</w:t>
+        <w:t>El método `actualizar_puntuacion()` modificaba los puntos acumulados del usuario y opcionalmente su etapa y nivel actuales cuando avanzaba en el contenido educativo.</w:t>
       </w:r>
     </w:p>
     <w:p>
@@ -4580,116 +4085,10 @@
         <w:pStyle w:val="Tesis"/>
       </w:pPr>
       <w:r>
-        <w:t>El sistema de vidas se implementó mediante `</w:t>
-      </w:r>
-      <w:proofErr w:type="spellStart"/>
-      <w:r>
-        <w:t>actualizar_</w:t>
-      </w:r>
-      <w:proofErr w:type="gramStart"/>
-      <w:r>
-        <w:t>vidas</w:t>
-      </w:r>
-      <w:proofErr w:type="spellEnd"/>
-      <w:r>
-        <w:t>(</w:t>
-      </w:r>
-      <w:proofErr w:type="gramEnd"/>
-      <w:r>
-        <w:t xml:space="preserve">)`, que recibía el ID de usuario, cantidad de vidas y </w:t>
-      </w:r>
-      <w:proofErr w:type="spellStart"/>
-      <w:r>
-        <w:t>timestamp</w:t>
-      </w:r>
-      <w:proofErr w:type="spellEnd"/>
-      <w:r>
-        <w:t xml:space="preserve"> de última recarga. </w:t>
-      </w:r>
-      <w:r>
-        <w:t>Para la recuperación de contraseña, se implementaron tres métodos especializados. `</w:t>
-      </w:r>
-      <w:proofErr w:type="spellStart"/>
-      <w:r>
-        <w:t>guardar_codigo_</w:t>
-      </w:r>
-      <w:proofErr w:type="gramStart"/>
-      <w:r>
-        <w:t>recuperacion</w:t>
-      </w:r>
-      <w:proofErr w:type="spellEnd"/>
-      <w:r>
-        <w:t>(</w:t>
-      </w:r>
-      <w:proofErr w:type="gramEnd"/>
-      <w:r>
-        <w:t xml:space="preserve">)` marcaba códigos anteriores como usados e insertaba uno nuevo con </w:t>
-      </w:r>
-      <w:proofErr w:type="spellStart"/>
-      <w:r>
-        <w:t>timestamp</w:t>
-      </w:r>
-      <w:proofErr w:type="spellEnd"/>
-      <w:r>
-        <w:t xml:space="preserve"> de expiración calculado sumando minutos a la hora actual usando `</w:t>
-      </w:r>
-      <w:proofErr w:type="spellStart"/>
-      <w:proofErr w:type="gramStart"/>
-      <w:r>
-        <w:t>datetime.now</w:t>
-      </w:r>
-      <w:proofErr w:type="spellEnd"/>
-      <w:r>
-        <w:t>(</w:t>
-      </w:r>
-      <w:proofErr w:type="gramEnd"/>
-      <w:r>
-        <w:t xml:space="preserve">) + </w:t>
-      </w:r>
-      <w:proofErr w:type="spellStart"/>
-      <w:proofErr w:type="gramStart"/>
-      <w:r>
-        <w:t>timedelta</w:t>
-      </w:r>
-      <w:proofErr w:type="spellEnd"/>
-      <w:r>
-        <w:t>(</w:t>
-      </w:r>
-      <w:proofErr w:type="gramEnd"/>
-      <w:r>
-        <w:t>)`. `</w:t>
-      </w:r>
-      <w:proofErr w:type="spellStart"/>
-      <w:r>
-        <w:t>verificar_codigo_</w:t>
-      </w:r>
-      <w:proofErr w:type="gramStart"/>
-      <w:r>
-        <w:t>recuperacion</w:t>
-      </w:r>
-      <w:proofErr w:type="spellEnd"/>
-      <w:r>
-        <w:t>(</w:t>
-      </w:r>
-      <w:proofErr w:type="gramEnd"/>
-      <w:r>
-        <w:t>)` comprobaba que un código existiera, no estuviera usado y no hubiera expirado comparando contra la hora actual de la base de datos. Finalmente, `</w:t>
-      </w:r>
-      <w:proofErr w:type="spellStart"/>
-      <w:r>
-        <w:t>marcar_codigo_</w:t>
-      </w:r>
-      <w:proofErr w:type="gramStart"/>
-      <w:r>
-        <w:t>usado</w:t>
-      </w:r>
-      <w:proofErr w:type="spellEnd"/>
-      <w:r>
-        <w:t>(</w:t>
-      </w:r>
-      <w:proofErr w:type="gramEnd"/>
-      <w:r>
-        <w:t>)` actualizaba el estado del código para evitar reutilizaciones después del cambio de contraseña exitoso</w:t>
+        <w:t xml:space="preserve">El sistema de vidas se implementó mediante `actualizar_vidas()`, que recibía el ID de usuario, cantidad de vidas y timestamp de última recarga. </w:t>
+      </w:r>
+      <w:r>
+        <w:t>Para la recuperación de contraseña, se implementaron tres métodos especializados. `guardar_codigo_recuperacion()` marcaba códigos anteriores como usados e insertaba uno nuevo con timestamp de expiración calculado sumando minutos a la hora actual usando `datetime.now() + timedelta()`. `verificar_codigo_recuperacion()` comprobaba que un código existiera, no estuviera usado y no hubiera expirado comparando contra la hora actual de la base de datos. Finalmente, `marcar_codigo_usado()` actualizaba el estado del código para evitar reutilizaciones después del cambio de contraseña exitoso</w:t>
       </w:r>
       <w:r>
         <w:t>.</w:t>
@@ -4708,7 +4107,14 @@
           <w:b/>
           <w:bCs/>
         </w:rPr>
-        <w:t>AQUÍ SE PONE UNA FOTO</w:t>
+        <w:t xml:space="preserve">AQUÍ SE PONE UNA </w:t>
+      </w:r>
+      <w:r>
+        <w:rPr>
+          <w:b/>
+          <w:bCs/>
+        </w:rPr>
+        <w:t>IMAGEN</w:t>
       </w:r>
     </w:p>
     <w:p>
@@ -4748,88 +4154,10 @@
         <w:t>Siendo la primera</w:t>
       </w:r>
       <w:r>
-        <w:t xml:space="preserve"> ‘</w:t>
-      </w:r>
-      <w:proofErr w:type="spellStart"/>
-      <w:r>
-        <w:t>generar_codigo_</w:t>
-      </w:r>
-      <w:proofErr w:type="gramStart"/>
-      <w:r>
-        <w:t>recuperacion</w:t>
-      </w:r>
-      <w:proofErr w:type="spellEnd"/>
-      <w:r>
-        <w:t>(</w:t>
-      </w:r>
-      <w:proofErr w:type="gramEnd"/>
-      <w:r>
-        <w:t>)’ utilizando ‘</w:t>
-      </w:r>
-      <w:proofErr w:type="spellStart"/>
-      <w:proofErr w:type="gramStart"/>
-      <w:r>
-        <w:t>random.choices</w:t>
-      </w:r>
-      <w:proofErr w:type="spellEnd"/>
-      <w:proofErr w:type="gramEnd"/>
-      <w:r>
-        <w:t>()’ con ’</w:t>
-      </w:r>
-      <w:proofErr w:type="spellStart"/>
-      <w:proofErr w:type="gramStart"/>
-      <w:r>
-        <w:t>string.digits</w:t>
-      </w:r>
-      <w:proofErr w:type="spellEnd"/>
-      <w:proofErr w:type="gramEnd"/>
-      <w:r>
-        <w:t>’ para crear cadenas aleatorias de 6 números</w:t>
-      </w:r>
-      <w:r>
-        <w:t>, ‘</w:t>
-      </w:r>
-      <w:proofErr w:type="spellStart"/>
-      <w:r>
-        <w:t>enviar_email_</w:t>
-      </w:r>
-      <w:proofErr w:type="gramStart"/>
-      <w:r>
-        <w:t>recuperacion</w:t>
-      </w:r>
-      <w:proofErr w:type="spellEnd"/>
-      <w:r>
-        <w:t>(</w:t>
-      </w:r>
-      <w:proofErr w:type="gramEnd"/>
-      <w:r>
-        <w:t>)’ construye los mensajes usando la clase ‘</w:t>
-      </w:r>
-      <w:proofErr w:type="spellStart"/>
-      <w:r>
-        <w:t>EmailMessage</w:t>
-      </w:r>
-      <w:proofErr w:type="spellEnd"/>
-      <w:r>
-        <w:t>’ del módulo ‘</w:t>
-      </w:r>
-      <w:proofErr w:type="spellStart"/>
-      <w:proofErr w:type="gramStart"/>
-      <w:r>
-        <w:t>email.message</w:t>
-      </w:r>
-      <w:proofErr w:type="spellEnd"/>
-      <w:proofErr w:type="gramEnd"/>
-      <w:r>
-        <w:t xml:space="preserve">’, pudiendo </w:t>
-      </w:r>
-      <w:proofErr w:type="spellStart"/>
-      <w:r>
-        <w:t>confugrar</w:t>
-      </w:r>
-      <w:proofErr w:type="spellEnd"/>
-      <w:r>
-        <w:t xml:space="preserve"> tanto la versión de texto plano como HTML con estilos CSS con la paleta de colores </w:t>
+        <w:t xml:space="preserve"> ‘generar_codigo_recuperacion()’ utilizando ‘random.choices()’ con ’string.digits’ para crear cadenas aleatorias de 6 números</w:t>
+      </w:r>
+      <w:r>
+        <w:t xml:space="preserve">, ‘enviar_email_recuperacion()’ construye los mensajes usando la clase ‘EmailMessage’ del módulo ‘email.message’, pudiendo confugrar tanto la versión de texto plano como HTML con estilos CSS con la paleta de colores </w:t>
       </w:r>
       <w:r>
         <w:lastRenderedPageBreak/>
@@ -4842,7 +4170,18 @@
     <w:p>
       <w:pPr>
         <w:pStyle w:val="Tesis"/>
-      </w:pPr>
+        <w:rPr>
+          <w:b/>
+          <w:bCs/>
+        </w:rPr>
+      </w:pPr>
+      <w:r>
+        <w:rPr>
+          <w:b/>
+          <w:bCs/>
+        </w:rPr>
+        <w:t>AQUÍ SE PONE UNA IMAGEN</w:t>
+      </w:r>
     </w:p>
     <w:p>
       <w:pPr>
@@ -4858,69 +4197,13 @@
         <w:pStyle w:val="Tesis"/>
       </w:pPr>
       <w:r>
-        <w:t>El desarrollo de las interfaces inicio con el archivo ‘login_vista.py’, donde su principal función ‘</w:t>
-      </w:r>
-      <w:proofErr w:type="spellStart"/>
-      <w:r>
-        <w:t>mostrar_</w:t>
-      </w:r>
-      <w:proofErr w:type="gramStart"/>
-      <w:r>
-        <w:t>login</w:t>
-      </w:r>
-      <w:proofErr w:type="spellEnd"/>
-      <w:r>
-        <w:t>(</w:t>
-      </w:r>
-      <w:proofErr w:type="gramEnd"/>
-      <w:r>
-        <w:t xml:space="preserve">)’ se ocupa de configurar la página de Flet estableciendo título, color de fondo, y alineaciones </w:t>
-      </w:r>
-      <w:r>
-        <w:t>tanto vertical como horizontal. Dentro de esta, se encuentra la función ‘</w:t>
-      </w:r>
-      <w:proofErr w:type="spellStart"/>
-      <w:r>
-        <w:t>mostrar_</w:t>
-      </w:r>
-      <w:proofErr w:type="gramStart"/>
-      <w:r>
-        <w:t>mensaje</w:t>
-      </w:r>
-      <w:proofErr w:type="spellEnd"/>
-      <w:r>
-        <w:t>(</w:t>
-      </w:r>
-      <w:proofErr w:type="gramEnd"/>
-      <w:r>
-        <w:t>)’ encargada de crear un ‘</w:t>
-      </w:r>
-      <w:proofErr w:type="spellStart"/>
-      <w:r>
-        <w:t>SnackBar</w:t>
-      </w:r>
-      <w:proofErr w:type="spellEnd"/>
-      <w:r>
-        <w:t>’ para las notificaciones temporales con colores dinámicos</w:t>
-      </w:r>
-      <w:r>
-        <w:t xml:space="preserve"> y la función ‘</w:t>
-      </w:r>
-      <w:proofErr w:type="spellStart"/>
-      <w:r>
-        <w:t>login_</w:t>
-      </w:r>
-      <w:proofErr w:type="gramStart"/>
-      <w:r>
-        <w:t>click</w:t>
-      </w:r>
-      <w:proofErr w:type="spellEnd"/>
-      <w:r>
-        <w:t>(</w:t>
-      </w:r>
-      <w:proofErr w:type="gramEnd"/>
-      <w:r>
-        <w:t>)’ maneja todo el flujo de autenticación</w:t>
+        <w:t xml:space="preserve">El desarrollo de las interfaces inicio con el archivo ‘login_vista.py’, donde su principal función ‘mostrar_login()’ se ocupa de configurar la página de Flet estableciendo título, color de fondo, y alineaciones </w:t>
+      </w:r>
+      <w:r>
+        <w:t>tanto vertical como horizontal. Dentro de esta, se encuentra la función ‘mostrar_mensaje()’ encargada de crear un ‘SnackBar’ para las notificaciones temporales con colores dinámicos</w:t>
+      </w:r>
+      <w:r>
+        <w:t xml:space="preserve"> y la función ‘login_click()’ maneja todo el flujo de autenticación</w:t>
       </w:r>
       <w:r>
         <w:t>, extrayendo los valores de los campos de texto y realiza las validaciones necesarias</w:t>
@@ -4953,23 +4236,7 @@
         <w:t xml:space="preserve"> </w:t>
       </w:r>
       <w:r>
-        <w:t>`</w:t>
-      </w:r>
-      <w:proofErr w:type="spellStart"/>
-      <w:r>
-        <w:t>obtener_</w:t>
-      </w:r>
-      <w:proofErr w:type="gramStart"/>
-      <w:r>
-        <w:t>navegador</w:t>
-      </w:r>
-      <w:proofErr w:type="spellEnd"/>
-      <w:r>
-        <w:t>(</w:t>
-      </w:r>
-      <w:proofErr w:type="gramEnd"/>
-      <w:r>
-        <w:t>)` para inicializar el sistema de navegación persistente</w:t>
+        <w:t>`obtener_navegador()` para inicializar el sistema de navegación persistente</w:t>
       </w:r>
       <w:r>
         <w:t xml:space="preserve"> y se redirige</w:t>
@@ -4993,6 +4260,10 @@
     <w:p>
       <w:pPr>
         <w:pStyle w:val="Tesis"/>
+        <w:rPr>
+          <w:b/>
+          <w:bCs/>
+        </w:rPr>
       </w:pPr>
       <w:r>
         <w:t>El archivo `registro_vista.py` cont</w:t>
@@ -5001,82 +4272,24 @@
         <w:t>iene</w:t>
       </w:r>
       <w:r>
-        <w:t xml:space="preserve"> `</w:t>
-      </w:r>
-      <w:proofErr w:type="spellStart"/>
-      <w:r>
-        <w:t>mostrar_</w:t>
-      </w:r>
-      <w:proofErr w:type="gramStart"/>
-      <w:r>
-        <w:t>registro</w:t>
-      </w:r>
-      <w:proofErr w:type="spellEnd"/>
-      <w:r>
-        <w:t>(</w:t>
-      </w:r>
-      <w:proofErr w:type="gramEnd"/>
-      <w:r>
-        <w:t>)` con una función auxiliar `</w:t>
-      </w:r>
-      <w:proofErr w:type="spellStart"/>
-      <w:r>
-        <w:t>crear_</w:t>
-      </w:r>
-      <w:proofErr w:type="gramStart"/>
-      <w:r>
-        <w:t>tf</w:t>
-      </w:r>
-      <w:proofErr w:type="spellEnd"/>
-      <w:r>
-        <w:t>(</w:t>
-      </w:r>
-      <w:proofErr w:type="gramEnd"/>
-      <w:r>
-        <w:t>)`</w:t>
+        <w:t xml:space="preserve"> `mostrar_registro()` con una función auxiliar `crear_tf()`</w:t>
       </w:r>
       <w:r>
         <w:t xml:space="preserve"> empleada para crear </w:t>
       </w:r>
       <w:r>
-        <w:t>campos de texto configurados consistentemente con bordes invisibles, fondo gris claro, iconos prefijos y colores personalizados. La función `</w:t>
-      </w:r>
-      <w:proofErr w:type="spellStart"/>
-      <w:r>
-        <w:t>registrar_</w:t>
-      </w:r>
-      <w:proofErr w:type="gramStart"/>
-      <w:r>
-        <w:t>click</w:t>
-      </w:r>
-      <w:proofErr w:type="spellEnd"/>
-      <w:r>
-        <w:t>(</w:t>
-      </w:r>
-      <w:proofErr w:type="gramEnd"/>
-      <w:r>
-        <w:t>)` ejecutaba seis validaciones secuenciales: campos vacíos con `</w:t>
-      </w:r>
-      <w:proofErr w:type="spellStart"/>
-      <w:proofErr w:type="gramStart"/>
-      <w:r>
-        <w:t>all</w:t>
-      </w:r>
-      <w:proofErr w:type="spellEnd"/>
-      <w:r>
-        <w:t>(</w:t>
-      </w:r>
-      <w:proofErr w:type="gramEnd"/>
-      <w:r>
-        <w:t xml:space="preserve">)`, nombres con letras y espacios mediante </w:t>
-      </w:r>
-      <w:proofErr w:type="spellStart"/>
-      <w:r>
-        <w:t>regex</w:t>
-      </w:r>
-      <w:proofErr w:type="spellEnd"/>
-      <w:r>
-        <w:t>, formato de correo electrónico con patrón estándar, formato de usuario alfanumérico, longitud mínima de contraseña, y coincidencia entre contraseña y confirmación.</w:t>
+        <w:t>campos de texto configurados consistentemente con bordes invisibles, fondo gris claro, iconos prefijos y colores personalizados. La función `registrar_click()` ejecutaba seis validaciones secuenciales: campos vacíos con `all()`, nombres con letras y espacios mediante regex, formato de correo electrónico con patrón estándar, formato de usuario alfanumérico, longitud mínima de contraseña, y coincidencia entre contraseña y confirmación.</w:t>
+      </w:r>
+      <w:r>
+        <w:br/>
+      </w:r>
+      <w:r>
+        <w:rPr>
+          <w:b/>
+          <w:bCs/>
+        </w:rPr>
+        <w:lastRenderedPageBreak/>
+        <w:t>AQUÍ SE PONE UNA IMAGEN</w:t>
       </w:r>
     </w:p>
     <w:p>
@@ -5084,8 +4297,92 @@
         <w:pStyle w:val="Tesis"/>
       </w:pPr>
       <w:r>
+        <w:t>Desarrollo del sistema de navegación principal</w:t>
+      </w:r>
+    </w:p>
+    <w:p>
+      <w:pPr>
+        <w:pStyle w:val="Tesis"/>
+      </w:pPr>
+      <w:r>
+        <w:t xml:space="preserve">En el archivo ‘menu_vista.py’ se implementó la vista central de la aplicación mediante ‘mostrar_interfaz_camino()’. Esta función comenzaba extrayendo los datos del usuario del recibidos. </w:t>
+      </w:r>
+      <w:r>
+        <w:t>Obten</w:t>
+      </w:r>
+      <w:r>
+        <w:t>ía</w:t>
+      </w:r>
+      <w:r>
+        <w:t xml:space="preserve"> el ID de usuario, etapa y nivel actuales, puntos totales, racha de días y vidas disponibles. El sistema de recarga automática de vidas calculaba la diferencia temporal entre la última recarga registrada y la hora actual usando `datetime.strptime()` para parsear y `datetime.now()` para obtener momento presente.</w:t>
+      </w:r>
+    </w:p>
+    <w:p>
+      <w:pPr>
+        <w:pStyle w:val="Tesis"/>
+      </w:pPr>
+      <w:r>
+        <w:t xml:space="preserve">La diferencia de convertía a horas totales, y si superaba cuatro horas, ejecutaba una actualización SQL para restablecer vidas a cinco, </w:t>
+      </w:r>
+      <w:r>
+        <w:t>Si no, calculaba el tiempo restante descomponiendo en horas y minutos mediante operaciones módulo y división entera.</w:t>
+      </w:r>
+      <w:r>
+        <w:t xml:space="preserve"> </w:t>
+      </w:r>
+      <w:r>
+        <w:t>La construcción visual del camino progresivo utilizaba un bucle `for` sobre veinte niveles, creando contenedores visualmente diferenciados según el estado</w:t>
+      </w:r>
+      <w:r>
+        <w:t xml:space="preserve">. </w:t>
+      </w:r>
+      <w:r>
+        <w:t>Cada contenedor respondía al evento de clic mediante `on_click` que invocaba `mostrar_nivel()` del módulo `nivel_vista` importado localmente dentro del handler.</w:t>
+      </w:r>
+      <w:r>
+        <w:t xml:space="preserve"> </w:t>
+      </w:r>
+      <w:r>
+        <w:t>El archivo `etapas_vista.py` proporcionaba `mostrar_etapas()` como selector visual de etapas temáticas. Extraía la etapa máxima desbloqueada del usuario y generaba seis botones representando cada etapa matemática.</w:t>
+      </w:r>
+    </w:p>
+    <w:p>
+      <w:pPr>
+        <w:pStyle w:val="Tesis"/>
+        <w:ind w:firstLine="0"/>
+      </w:pPr>
+      <w:r>
+        <w:rPr>
+          <w:b/>
+          <w:bCs/>
+        </w:rPr>
+        <w:t>AQUÍ SE PONE UNA IMAGEN</w:t>
+      </w:r>
+    </w:p>
+    <w:p>
+      <w:pPr>
+        <w:pStyle w:val="Tesis"/>
+      </w:pPr>
+      <w:r>
+        <w:t>Implementación del motor de ejercicios:</w:t>
+      </w:r>
+    </w:p>
+    <w:p>
+      <w:pPr>
+        <w:pStyle w:val="Tesis"/>
+      </w:pPr>
+      <w:r>
+        <w:t xml:space="preserve">Dentro del código del software, el archivo denominado ‘nivel_vista.py’ </w:t>
+      </w:r>
+      <w:r>
         <w:lastRenderedPageBreak/>
-        <w:t>Desarrollo del sistema de navegación principal</w:t>
+        <w:t>contenía posiblemente la lógica más compleja del sistema. La función ‘mostrar_nivel()’ recibía los datos del usuario y la etapa elegida, determinando el ejercicio a mostrar mediante una consulta SQL</w:t>
+      </w:r>
+      <w:r>
+        <w:t xml:space="preserve">. </w:t>
+      </w:r>
+      <w:r>
+        <w:t xml:space="preserve">Para ejercicios de selección múltiple, generaba cuatro botones etiquetados A-D usando un diccionario de opciones y el método `items()`. </w:t>
       </w:r>
     </w:p>
     <w:p>
@@ -5093,66 +4390,7 @@
         <w:pStyle w:val="Tesis"/>
       </w:pPr>
       <w:r>
-        <w:t>En el archivo ‘menu_vista.py’ se implementó la vista central de la aplicación mediante ‘</w:t>
-      </w:r>
-      <w:proofErr w:type="spellStart"/>
-      <w:r>
-        <w:t>mostrar_interfaz_</w:t>
-      </w:r>
-      <w:proofErr w:type="gramStart"/>
-      <w:r>
-        <w:t>camino</w:t>
-      </w:r>
-      <w:proofErr w:type="spellEnd"/>
-      <w:r>
-        <w:t>(</w:t>
-      </w:r>
-      <w:proofErr w:type="gramEnd"/>
-      <w:r>
-        <w:t xml:space="preserve">)’. Esta función comenzaba extrayendo los datos del usuario del recibidos. </w:t>
-      </w:r>
-      <w:r>
-        <w:t>Obten</w:t>
-      </w:r>
-      <w:r>
-        <w:t>ía</w:t>
-      </w:r>
-      <w:r>
-        <w:t xml:space="preserve"> el ID de usuario, etapa y nivel actuales, puntos totales, racha de días y vidas disponibles. El sistema de recarga automática de vidas calculaba la diferencia temporal entre la última recarga registrada y la hora actual usando `</w:t>
-      </w:r>
-      <w:proofErr w:type="spellStart"/>
-      <w:proofErr w:type="gramStart"/>
-      <w:r>
-        <w:t>datetime.strptime</w:t>
-      </w:r>
-      <w:proofErr w:type="spellEnd"/>
-      <w:r>
-        <w:t>()`</w:t>
-      </w:r>
-      <w:proofErr w:type="gramEnd"/>
-      <w:r>
-        <w:t xml:space="preserve"> para </w:t>
-      </w:r>
-      <w:proofErr w:type="spellStart"/>
-      <w:r>
-        <w:t>parsear</w:t>
-      </w:r>
-      <w:proofErr w:type="spellEnd"/>
-      <w:r>
-        <w:t xml:space="preserve"> y `</w:t>
-      </w:r>
-      <w:proofErr w:type="spellStart"/>
-      <w:proofErr w:type="gramStart"/>
-      <w:r>
-        <w:t>datetime.now</w:t>
-      </w:r>
-      <w:proofErr w:type="spellEnd"/>
-      <w:r>
-        <w:t>(</w:t>
-      </w:r>
-      <w:proofErr w:type="gramEnd"/>
-      <w:r>
-        <w:t>)` para obtener momento presente.</w:t>
+        <w:t>Cada botón tenía su propio handler `verificar_respuesta()` que comparaba la letra seleccionada contra `respuesta_correcta`. Para verdadero/falso, mostraba solo dos botones con texto literal. Para completación, creaba un `TextField` donde el usuario escribía libremente, aplicando normalización de `lower().strip().replace(" ", "")` antes de comparar contra la respuesta almacenada.</w:t>
       </w:r>
     </w:p>
     <w:p>
@@ -5160,105 +4398,34 @@
         <w:pStyle w:val="Tesis"/>
       </w:pPr>
       <w:r>
-        <w:t xml:space="preserve">La diferencia de convertía a horas totales, y si superaba cuatro horas, ejecutaba una actualización SQL para restablecer vidas a cinco, </w:t>
-      </w:r>
-      <w:r>
-        <w:t>Si no, calculaba el tiempo restante descomponiendo en horas y minutos mediante operaciones módulo y división entera.</w:t>
-      </w:r>
-      <w:r>
-        <w:t xml:space="preserve"> </w:t>
-      </w:r>
-      <w:r>
-        <w:t>La construcción visual del camino progresivo utilizaba un bucle `</w:t>
-      </w:r>
-      <w:proofErr w:type="spellStart"/>
-      <w:r>
-        <w:t>for</w:t>
-      </w:r>
-      <w:proofErr w:type="spellEnd"/>
-      <w:r>
-        <w:t>` sobre veinte niveles, creando contenedores visualmente diferenciados según el estado</w:t>
-      </w:r>
-      <w:r>
-        <w:t xml:space="preserve">. </w:t>
-      </w:r>
-      <w:r>
-        <w:t>Cada contenedor respondía al evento de clic mediante `</w:t>
-      </w:r>
-      <w:proofErr w:type="spellStart"/>
-      <w:r>
-        <w:t>on_click</w:t>
-      </w:r>
-      <w:proofErr w:type="spellEnd"/>
-      <w:r>
-        <w:t>` que invocaba `</w:t>
-      </w:r>
-      <w:proofErr w:type="spellStart"/>
-      <w:r>
-        <w:t>mostrar_</w:t>
-      </w:r>
-      <w:proofErr w:type="gramStart"/>
-      <w:r>
-        <w:t>nivel</w:t>
-      </w:r>
-      <w:proofErr w:type="spellEnd"/>
-      <w:r>
-        <w:t>(</w:t>
-      </w:r>
-      <w:proofErr w:type="gramEnd"/>
-      <w:r>
-        <w:t>)` del módulo `</w:t>
-      </w:r>
-      <w:proofErr w:type="spellStart"/>
-      <w:r>
-        <w:t>nivel_vista</w:t>
-      </w:r>
-      <w:proofErr w:type="spellEnd"/>
-      <w:r>
-        <w:t xml:space="preserve">` importado localmente dentro del </w:t>
-      </w:r>
-      <w:proofErr w:type="spellStart"/>
-      <w:r>
-        <w:t>handler</w:t>
-      </w:r>
-      <w:proofErr w:type="spellEnd"/>
-      <w:r>
-        <w:t>.</w:t>
-      </w:r>
-      <w:r>
-        <w:t xml:space="preserve"> </w:t>
-      </w:r>
-      <w:r>
-        <w:t>El archivo `etapas_vista.py` proporcionaba `</w:t>
-      </w:r>
-      <w:proofErr w:type="spellStart"/>
-      <w:r>
-        <w:t>mostrar_</w:t>
-      </w:r>
-      <w:proofErr w:type="gramStart"/>
-      <w:r>
-        <w:t>etapas</w:t>
-      </w:r>
-      <w:proofErr w:type="spellEnd"/>
-      <w:r>
-        <w:t>(</w:t>
-      </w:r>
-      <w:proofErr w:type="gramEnd"/>
-      <w:r>
-        <w:t>)` como selector visual de etapas temáticas. Extraía la etapa máxima desbloqueada del usuario y generaba seis botones representando cada etapa matemática.</w:t>
+        <w:t xml:space="preserve">Los ejercicios de conexión requerían </w:t>
+      </w:r>
+      <w:r>
+        <w:t xml:space="preserve">una </w:t>
+      </w:r>
+      <w:r>
+        <w:t>lógica especial: parseaban el formato "A|B" de las opciones dividiendo por pipe, mantenían estado de selección mediante variables externas, y verificaban pares cuando el usuario hacía dos selecciones consecutivas. El sistema de retroalimentación utilizaba `SnackBar` con colores verde para correcto y rojo para incorrecto, aplicando `page.update()` para refrescar inmediatamente.</w:t>
       </w:r>
     </w:p>
     <w:p>
       <w:pPr>
         <w:pStyle w:val="Tesis"/>
-      </w:pPr>
+        <w:ind w:firstLine="0"/>
+      </w:pPr>
+      <w:r>
+        <w:rPr>
+          <w:b/>
+          <w:bCs/>
+        </w:rPr>
+        <w:t>AQUÍ SE PONE UNA IMAGEN</w:t>
+      </w:r>
     </w:p>
     <w:p>
       <w:pPr>
         <w:pStyle w:val="Tesis"/>
       </w:pPr>
       <w:r>
-        <w:t>Implementación del motor de ejercicios:</w:t>
+        <w:t>Vistas Secundarias y Complementarias</w:t>
       </w:r>
     </w:p>
     <w:p>
@@ -5266,46 +4433,26 @@
         <w:pStyle w:val="Tesis"/>
       </w:pPr>
       <w:r>
-        <w:t xml:space="preserve">Dentro del código del software, el archivo denominado ‘nivel_vista.py’ contenía posiblemente la lógica más compleja del sistema. La función </w:t>
+        <w:t>Siguiendo con las otras vistas del programas, en el archivo ‘perfil_vista.py’</w:t>
+      </w:r>
+      <w:r>
+        <w:t xml:space="preserve"> se implemento la función ‘mostrar_perfil’ como un dashboard informativo, organizaba visualmente los da</w:t>
+      </w:r>
+      <w:r>
+        <w:t>to</w:t>
+      </w:r>
+      <w:r>
+        <w:t>s en tarjetas con sombras y bordes redondeados</w:t>
+      </w:r>
+      <w:r>
+        <w:t xml:space="preserve">, el avatar con un ícono y color personalizado usando </w:t>
       </w:r>
       <w:r>
         <w:lastRenderedPageBreak/>
-        <w:t>‘</w:t>
-      </w:r>
-      <w:proofErr w:type="spellStart"/>
-      <w:r>
-        <w:t>mostrar_</w:t>
-      </w:r>
-      <w:proofErr w:type="gramStart"/>
-      <w:r>
-        <w:t>nivel</w:t>
-      </w:r>
-      <w:proofErr w:type="spellEnd"/>
-      <w:r>
-        <w:t>(</w:t>
-      </w:r>
-      <w:proofErr w:type="gramEnd"/>
-      <w:r>
-        <w:t>)’ recibía los datos del usuario y la etapa elegida, determinando el ejercicio a mostrar mediante una consulta SQL</w:t>
-      </w:r>
-      <w:r>
-        <w:t xml:space="preserve">. </w:t>
-      </w:r>
-      <w:r>
-        <w:t>Para ejercicios de selección múltiple, generaba cuatro botones etiquetados A-D usando un diccionario de opciones y el método `</w:t>
-      </w:r>
-      <w:proofErr w:type="spellStart"/>
-      <w:proofErr w:type="gramStart"/>
-      <w:r>
-        <w:t>items</w:t>
-      </w:r>
-      <w:proofErr w:type="spellEnd"/>
-      <w:r>
-        <w:t>(</w:t>
-      </w:r>
-      <w:proofErr w:type="gramEnd"/>
-      <w:r>
-        <w:t xml:space="preserve">)`. </w:t>
+        <w:t xml:space="preserve">‘ft.Icon’ con el tamaño 64 y color dinámico desde ‘user_data’. </w:t>
+      </w:r>
+      <w:r>
+        <w:t>Las estadísticas se presentaban en grid de dos columnas usando `ft.ResponsiveRow`, mostrando puntos totales, rango calculado mediante `obtener_info_rango()`, etapa y nivel actuales, racha de días consecutivos, vidas disponibles con indicador visual, y fecha de último acceso formateada.</w:t>
       </w:r>
     </w:p>
     <w:p>
@@ -5313,311 +4460,31 @@
         <w:pStyle w:val="Tesis"/>
       </w:pPr>
       <w:r>
-        <w:t xml:space="preserve">Cada botón tenía su propio </w:t>
-      </w:r>
-      <w:proofErr w:type="spellStart"/>
-      <w:r>
-        <w:t>handler</w:t>
-      </w:r>
-      <w:proofErr w:type="spellEnd"/>
-      <w:r>
-        <w:t xml:space="preserve"> `</w:t>
-      </w:r>
-      <w:proofErr w:type="spellStart"/>
-      <w:r>
-        <w:t>verificar_</w:t>
-      </w:r>
-      <w:proofErr w:type="gramStart"/>
-      <w:r>
-        <w:t>respuesta</w:t>
-      </w:r>
-      <w:proofErr w:type="spellEnd"/>
-      <w:r>
-        <w:t>(</w:t>
-      </w:r>
-      <w:proofErr w:type="gramEnd"/>
-      <w:r>
-        <w:t>)` que comparaba la letra seleccionada contra `</w:t>
-      </w:r>
-      <w:proofErr w:type="spellStart"/>
-      <w:r>
-        <w:t>respuesta_correcta</w:t>
-      </w:r>
-      <w:proofErr w:type="spellEnd"/>
-      <w:r>
-        <w:t xml:space="preserve">`. Para verdadero/falso, mostraba solo dos botones con texto literal. Para </w:t>
-      </w:r>
-      <w:proofErr w:type="spellStart"/>
-      <w:r>
-        <w:t>completación</w:t>
-      </w:r>
-      <w:proofErr w:type="spellEnd"/>
-      <w:r>
-        <w:t>, creaba un `</w:t>
-      </w:r>
-      <w:proofErr w:type="spellStart"/>
-      <w:r>
-        <w:t>TextField</w:t>
-      </w:r>
-      <w:proofErr w:type="spellEnd"/>
-      <w:r>
-        <w:t>` donde el usuario escribía libremente, aplicando normalización de `</w:t>
-      </w:r>
-      <w:proofErr w:type="spellStart"/>
-      <w:r>
-        <w:t>lower</w:t>
-      </w:r>
-      <w:proofErr w:type="spellEnd"/>
-      <w:r>
-        <w:t>(</w:t>
-      </w:r>
-      <w:proofErr w:type="gramStart"/>
-      <w:r>
-        <w:t>).</w:t>
-      </w:r>
-      <w:proofErr w:type="spellStart"/>
-      <w:r>
-        <w:t>strip</w:t>
-      </w:r>
-      <w:proofErr w:type="spellEnd"/>
-      <w:proofErr w:type="gramEnd"/>
-      <w:r>
-        <w:t>(</w:t>
-      </w:r>
-      <w:proofErr w:type="gramStart"/>
-      <w:r>
-        <w:t>).</w:t>
-      </w:r>
-      <w:proofErr w:type="spellStart"/>
-      <w:r>
-        <w:t>replace</w:t>
-      </w:r>
-      <w:proofErr w:type="spellEnd"/>
-      <w:proofErr w:type="gramEnd"/>
-      <w:r>
-        <w:t>(" ", "</w:t>
-      </w:r>
-      <w:proofErr w:type="gramStart"/>
-      <w:r>
-        <w:t>")`</w:t>
-      </w:r>
-      <w:proofErr w:type="gramEnd"/>
-      <w:r>
-        <w:t xml:space="preserve"> antes de comparar contra la respuesta almacenada.</w:t>
+        <w:t xml:space="preserve">El archivo `biblioteca_vista.py` proporcionó </w:t>
+      </w:r>
+      <w:r>
+        <w:t xml:space="preserve">un módulo </w:t>
+      </w:r>
+      <w:r>
+        <w:t>con contenido educativo estático organizado por etapas. Utilizaba `ft.ExpansionTile` para crear secciones colapsables que el usuario podía expandir para leer teoría matemática sin consumir vidas ni afectar su progreso. Cada etapa contenía explicaciones sobre los conceptos que luego se practicaban en los ejercicios, sirviendo como referencia consultable durante el aprendizaje.</w:t>
       </w:r>
     </w:p>
     <w:p>
       <w:pPr>
         <w:pStyle w:val="Tesis"/>
-      </w:pPr>
-      <w:r>
-        <w:t xml:space="preserve">Los ejercicios de conexión requerían </w:t>
-      </w:r>
-      <w:r>
-        <w:t xml:space="preserve">una </w:t>
-      </w:r>
-      <w:r>
-        <w:t xml:space="preserve">lógica especial: </w:t>
-      </w:r>
-      <w:proofErr w:type="spellStart"/>
-      <w:r>
-        <w:t>parseaban</w:t>
-      </w:r>
-      <w:proofErr w:type="spellEnd"/>
-      <w:r>
-        <w:t xml:space="preserve"> el formato "A|B" de las opciones dividiendo por pipe, mantenían estado de selección mediante variables externas, y verificaban pares cuando el usuario hacía dos selecciones consecutivas. El sistema de retroalimentación utilizaba `</w:t>
-      </w:r>
-      <w:proofErr w:type="spellStart"/>
-      <w:r>
-        <w:t>SnackBar</w:t>
-      </w:r>
-      <w:proofErr w:type="spellEnd"/>
-      <w:r>
-        <w:t>` con colores verde para correcto y rojo para incorrecto, aplicando `</w:t>
-      </w:r>
-      <w:proofErr w:type="spellStart"/>
-      <w:proofErr w:type="gramStart"/>
-      <w:r>
-        <w:t>page.update</w:t>
-      </w:r>
-      <w:proofErr w:type="spellEnd"/>
-      <w:r>
-        <w:t>()`</w:t>
-      </w:r>
-      <w:proofErr w:type="gramEnd"/>
-      <w:r>
-        <w:t xml:space="preserve"> para refrescar inmediatamente.</w:t>
+        <w:ind w:firstLine="0"/>
+      </w:pPr>
+      <w:r>
+        <w:rPr>
+          <w:b/>
+          <w:bCs/>
+        </w:rPr>
+        <w:t>AQUÍ SE PONE UNA IMAGEN</w:t>
       </w:r>
     </w:p>
     <w:p>
       <w:pPr>
         <w:pStyle w:val="Tesis"/>
-      </w:pPr>
-    </w:p>
-    <w:p>
-      <w:pPr>
-        <w:pStyle w:val="Tesis"/>
-      </w:pPr>
-      <w:r>
-        <w:t>Vistas Secundarias y Complementarias</w:t>
-      </w:r>
-    </w:p>
-    <w:p>
-      <w:pPr>
-        <w:pStyle w:val="Tesis"/>
-      </w:pPr>
-      <w:r>
-        <w:t xml:space="preserve">Siguiendo con las otras vistas </w:t>
-      </w:r>
-      <w:proofErr w:type="gramStart"/>
-      <w:r>
-        <w:t>del programas</w:t>
-      </w:r>
-      <w:proofErr w:type="gramEnd"/>
-      <w:r>
-        <w:t>, en el archivo ‘perfil_vista.py’</w:t>
-      </w:r>
-      <w:r>
-        <w:t xml:space="preserve"> se </w:t>
-      </w:r>
-      <w:proofErr w:type="spellStart"/>
-      <w:r>
-        <w:t>implemento</w:t>
-      </w:r>
-      <w:proofErr w:type="spellEnd"/>
-      <w:r>
-        <w:t xml:space="preserve"> la función ‘</w:t>
-      </w:r>
-      <w:proofErr w:type="spellStart"/>
-      <w:r>
-        <w:t>mostrar_perfil</w:t>
-      </w:r>
-      <w:proofErr w:type="spellEnd"/>
-      <w:r>
-        <w:t xml:space="preserve">’ como un </w:t>
-      </w:r>
-      <w:proofErr w:type="spellStart"/>
-      <w:r>
-        <w:t>dashboard</w:t>
-      </w:r>
-      <w:proofErr w:type="spellEnd"/>
-      <w:r>
-        <w:t xml:space="preserve"> informativo, organizaba visualmente los da</w:t>
-      </w:r>
-      <w:r>
-        <w:t>to</w:t>
-      </w:r>
-      <w:r>
-        <w:t>s en tarjetas con sombras y bordes redondeados</w:t>
-      </w:r>
-      <w:r>
-        <w:t>, el avatar con un ícono y color personalizado usando ‘</w:t>
-      </w:r>
-      <w:proofErr w:type="spellStart"/>
-      <w:proofErr w:type="gramStart"/>
-      <w:r>
-        <w:t>ft.Icon</w:t>
-      </w:r>
-      <w:proofErr w:type="spellEnd"/>
-      <w:proofErr w:type="gramEnd"/>
-      <w:r>
-        <w:t>’ con el tamaño 64 y color dinámico desde ‘</w:t>
-      </w:r>
-      <w:proofErr w:type="spellStart"/>
-      <w:r>
-        <w:t>user_data</w:t>
-      </w:r>
-      <w:proofErr w:type="spellEnd"/>
-      <w:r>
-        <w:t xml:space="preserve">’. </w:t>
-      </w:r>
-      <w:r>
-        <w:t xml:space="preserve">Las estadísticas </w:t>
-      </w:r>
-      <w:r>
-        <w:lastRenderedPageBreak/>
-        <w:t xml:space="preserve">se presentaban en </w:t>
-      </w:r>
-      <w:proofErr w:type="spellStart"/>
-      <w:r>
-        <w:t>grid</w:t>
-      </w:r>
-      <w:proofErr w:type="spellEnd"/>
-      <w:r>
-        <w:t xml:space="preserve"> de dos columnas usando `</w:t>
-      </w:r>
-      <w:proofErr w:type="spellStart"/>
-      <w:proofErr w:type="gramStart"/>
-      <w:r>
-        <w:t>ft.ResponsiveRow</w:t>
-      </w:r>
-      <w:proofErr w:type="spellEnd"/>
-      <w:proofErr w:type="gramEnd"/>
-      <w:r>
-        <w:t>`, mostrando puntos totales, rango calculado mediante `</w:t>
-      </w:r>
-      <w:proofErr w:type="spellStart"/>
-      <w:r>
-        <w:t>obtener_info_</w:t>
-      </w:r>
-      <w:proofErr w:type="gramStart"/>
-      <w:r>
-        <w:t>rango</w:t>
-      </w:r>
-      <w:proofErr w:type="spellEnd"/>
-      <w:r>
-        <w:t>(</w:t>
-      </w:r>
-      <w:proofErr w:type="gramEnd"/>
-      <w:r>
-        <w:t>)`, etapa y nivel actuales, racha de días consecutivos, vidas disponibles con indicador visual, y fecha de último acceso formateada.</w:t>
-      </w:r>
-    </w:p>
-    <w:p>
-      <w:pPr>
-        <w:pStyle w:val="Tesis"/>
-      </w:pPr>
-      <w:r>
-        <w:t xml:space="preserve">El archivo `biblioteca_vista.py` proporcionó </w:t>
-      </w:r>
-      <w:r>
-        <w:t xml:space="preserve">un módulo </w:t>
-      </w:r>
-      <w:r>
-        <w:t>con contenido educativo estático organizado por etapas. Utilizaba `</w:t>
-      </w:r>
-      <w:proofErr w:type="spellStart"/>
-      <w:proofErr w:type="gramStart"/>
-      <w:r>
-        <w:t>ft.ExpansionTile</w:t>
-      </w:r>
-      <w:proofErr w:type="spellEnd"/>
-      <w:proofErr w:type="gramEnd"/>
-      <w:r>
-        <w:t>` para crear secciones colapsables que el usuario podía expandir para leer teoría matemática sin consumir vidas ni afectar su progreso. Cada etapa contenía explicaciones sobre los conceptos que luego se practicaban en los ejercicios, sirviendo como referencia consultable durante el aprendizaje.</w:t>
-      </w:r>
-    </w:p>
-    <w:p>
-      <w:pPr>
-        <w:pStyle w:val="Tesis"/>
-      </w:pPr>
-      <w:r>
-        <w:t>Aquí una foto</w:t>
-      </w:r>
-    </w:p>
-    <w:p>
-      <w:pPr>
-        <w:pStyle w:val="Tesis"/>
-      </w:pPr>
-    </w:p>
-    <w:p>
-      <w:pPr>
-        <w:pStyle w:val="Tesis"/>
-      </w:pPr>
-    </w:p>
-    <w:p>
-      <w:pPr>
-        <w:pStyle w:val="Tesis"/>
         <w:rPr>
           <w:lang w:val="es-ES_tradnl"/>
         </w:rPr>
@@ -5632,18 +4499,10 @@
         <w:t xml:space="preserve"> del programa para lo cual se utilizó </w:t>
       </w:r>
       <w:r>
-        <w:t xml:space="preserve">Flet, el cual es un </w:t>
-      </w:r>
-      <w:proofErr w:type="spellStart"/>
-      <w:r>
-        <w:t>frame</w:t>
-      </w:r>
-      <w:r>
-        <w:t>work</w:t>
-      </w:r>
-      <w:proofErr w:type="spellEnd"/>
-      <w:r>
-        <w:t xml:space="preserve"> </w:t>
+        <w:t>Flet, el cual es un frame</w:t>
+      </w:r>
+      <w:r>
+        <w:t xml:space="preserve">work </w:t>
       </w:r>
       <w:r>
         <w:rPr>
@@ -5740,7 +4599,7 @@
         </w:rPr>
         <w:lastRenderedPageBreak/>
         <w:drawing>
-          <wp:inline distT="0" distB="0" distL="0" distR="0" wp14:anchorId="43359052" wp14:editId="77A03CF7">
+          <wp:inline distT="0" distB="0" distL="0" distR="0" wp14:anchorId="43359052" wp14:editId="31276429">
             <wp:extent cx="4318635" cy="2258437"/>
             <wp:effectExtent l="0" t="0" r="5715" b="8890"/>
             <wp:docPr id="1785749341" name="Imagen 3"/>
@@ -5835,15 +4694,7 @@
         <w:t>En la figura 1 se observa la pantalla de inicio de toda la aplicación, donde se muestra el logo de la aplicación y el bot</w:t>
       </w:r>
       <w:r>
-        <w:t xml:space="preserve">ón que te lleva a la pantalla del </w:t>
-      </w:r>
-      <w:proofErr w:type="spellStart"/>
-      <w:r>
-        <w:t>login</w:t>
-      </w:r>
-      <w:proofErr w:type="spellEnd"/>
-      <w:r>
-        <w:t>.</w:t>
+        <w:t>ón que te lleva a la pantalla del login.</w:t>
       </w:r>
     </w:p>
     <w:p>
@@ -5960,15 +4811,7 @@
         <w:pStyle w:val="Tesis"/>
       </w:pPr>
       <w:r>
-        <w:t xml:space="preserve">Como se mencionó anteriormente, la pantalla de inicio te lleva a la pantalla de </w:t>
-      </w:r>
-      <w:proofErr w:type="spellStart"/>
-      <w:r>
-        <w:t>login</w:t>
-      </w:r>
-      <w:proofErr w:type="spellEnd"/>
-      <w:r>
-        <w:t xml:space="preserve"> en donde el usuario inicia sesión para ingresar a su perfil, en caso de que el usuario no tenga un perfil, abajo del botón de “Iniciar Sesión” </w:t>
+        <w:t xml:space="preserve">Como se mencionó anteriormente, la pantalla de inicio te lleva a la pantalla de login en donde el usuario inicia sesión para ingresar a su perfil, en caso de que el usuario no tenga un perfil, abajo del botón de “Iniciar Sesión” </w:t>
       </w:r>
       <w:r>
         <w:lastRenderedPageBreak/>
@@ -6115,15 +4958,7 @@
         <w:t>á</w:t>
       </w:r>
       <w:r>
-        <w:t xml:space="preserve"> la pantalla de registro de usuario, en donde se pide al usuario ingresar sus datos, incluyendo el correo electrónico, un nombre de usuario y la contraseña, una vez finalizado el registro de usuario el programa te redirige a la pantalla del </w:t>
-      </w:r>
-      <w:proofErr w:type="spellStart"/>
-      <w:r>
-        <w:t>login</w:t>
-      </w:r>
-      <w:proofErr w:type="spellEnd"/>
-      <w:r>
-        <w:t>.</w:t>
+        <w:t xml:space="preserve"> la pantalla de registro de usuario, en donde se pide al usuario ingresar sus datos, incluyendo el correo electrónico, un nombre de usuario y la contraseña, una vez finalizado el registro de usuario el programa te redirige a la pantalla del login.</w:t>
       </w:r>
     </w:p>
     <w:p>
@@ -6841,7 +5676,7 @@
           <w14:ligatures w14:val="standardContextual"/>
         </w:rPr>
         <w:drawing>
-          <wp:inline distT="0" distB="0" distL="0" distR="0" wp14:anchorId="343A8F66" wp14:editId="5747C6BE">
+          <wp:inline distT="0" distB="0" distL="0" distR="0" wp14:anchorId="343A8F66" wp14:editId="4301A518">
             <wp:extent cx="4319270" cy="2250440"/>
             <wp:effectExtent l="0" t="0" r="5080" b="0"/>
             <wp:docPr id="86461207" name="Imagen 10"/>
@@ -6966,15 +5801,7 @@
         <w:t xml:space="preserve"> </w:t>
       </w:r>
       <w:r>
-        <w:t xml:space="preserve">aplicadas a la aplicación educativa </w:t>
-      </w:r>
-      <w:proofErr w:type="spellStart"/>
-      <w:r>
-        <w:t>gamificada</w:t>
-      </w:r>
-      <w:proofErr w:type="spellEnd"/>
-      <w:r>
-        <w:t xml:space="preserve"> </w:t>
+        <w:t xml:space="preserve">aplicadas a la aplicación educativa gamificada </w:t>
       </w:r>
       <w:r>
         <w:t>formando parte de la cuarta fase de la metodología propuesta por Pressman (2010), denominada Construcción.</w:t>

--- a/Capitulos de Tesis/Capítulo IV.docx
+++ b/Capitulos de Tesis/Capítulo IV.docx
@@ -613,7 +613,7 @@
         <w:t xml:space="preserve"> de su aplicación</w:t>
       </w:r>
       <w:r>
-        <w:t>, basados en la metodología de Pressman (2010) descrita en el capítulo anterior, se desarrolló una aplicación educativa gamificada para potenciar el rendimiento académico en estudiantes de media general y bachillerato en Venezuela. En esta parte de la investigación</w:t>
+        <w:t>, basados en la metodología de Pressman (2010) descrita en el capítulo anterior, se desarrolló una aplicación educativa gamificada para potenciar el rendimiento académico en estudiantes de bachillerato en Venezuela. En esta parte de la investigación</w:t>
       </w:r>
       <w:r>
         <w:t xml:space="preserve"> se profundiza en las actividades realizadas en las 5 fases que componen la metodología de Pressman (2010), mediante las cuales se obtienen y usan los datos necesarios para la construcción de la aplicación; dichas fases son: Comunicación, Planeación, Diseño, Construcción y Despliegue.</w:t>
@@ -2526,10 +2526,22 @@
         <w:t>Sprint 1 (Configuración del Entorno y Base de Datos):</w:t>
       </w:r>
       <w:r>
-        <w:t xml:space="preserve"> Instalación y configuración de Python, Flet, XAMPP/MySQL, se diseña el esquema de la base de datos</w:t>
-      </w:r>
-      <w:r>
-        <w:t xml:space="preserve"> en phpMyAdmin. Creación del script de conexión entre la aplicación y la base de datos.</w:t>
+        <w:t xml:space="preserve"> Instalación y configuración de Python, Flet, SQL</w:t>
+      </w:r>
+      <w:r>
+        <w:t>ite</w:t>
+      </w:r>
+      <w:r>
+        <w:t>, se diseña el esquema de la base de datos</w:t>
+      </w:r>
+      <w:r>
+        <w:t xml:space="preserve"> en</w:t>
+      </w:r>
+      <w:r>
+        <w:t xml:space="preserve"> SQLite</w:t>
+      </w:r>
+      <w:r>
+        <w:t>. Creación del script de conexión entre la aplicación y la base de datos.</w:t>
       </w:r>
     </w:p>
     <w:p>
@@ -2563,7 +2575,15 @@
           <w:bCs w:val="0"/>
           <w:color w:val="000000" w:themeColor="text1"/>
         </w:rPr>
-        <w:t xml:space="preserve">Sprint 3 (Módulo de Contenido Gamificado </w:t>
+        <w:t>Sprint 3 (Módulo de Contenido Gamificado):</w:t>
+      </w:r>
+      <w:r>
+        <w:rPr>
+          <w:rStyle w:val="Fuerte"/>
+          <w:rFonts w:eastAsiaTheme="majorEastAsia"/>
+          <w:color w:val="000000" w:themeColor="text1"/>
+        </w:rPr>
+        <w:t xml:space="preserve"> </w:t>
       </w:r>
       <w:r>
         <w:rPr>
@@ -2573,7 +2593,7 @@
           <w:bCs w:val="0"/>
           <w:color w:val="000000" w:themeColor="text1"/>
         </w:rPr>
-        <w:t>–</w:t>
+        <w:t>Implementación del primer módulo interactiv</w:t>
       </w:r>
       <w:r>
         <w:rPr>
@@ -2583,7 +2603,7 @@
           <w:bCs w:val="0"/>
           <w:color w:val="000000" w:themeColor="text1"/>
         </w:rPr>
-        <w:t xml:space="preserve"> </w:t>
+        <w:t>o</w:t>
       </w:r>
       <w:r>
         <w:rPr>
@@ -2593,25 +2613,7 @@
           <w:bCs w:val="0"/>
           <w:color w:val="000000" w:themeColor="text1"/>
         </w:rPr>
-        <w:t>Simulaciones):</w:t>
-      </w:r>
-      <w:r>
-        <w:rPr>
-          <w:rStyle w:val="Fuerte"/>
-          <w:rFonts w:eastAsiaTheme="majorEastAsia"/>
-          <w:color w:val="000000" w:themeColor="text1"/>
-        </w:rPr>
-        <w:t xml:space="preserve"> </w:t>
-      </w:r>
-      <w:r>
-        <w:rPr>
-          <w:rStyle w:val="Fuerte"/>
-          <w:rFonts w:eastAsiaTheme="majorEastAsia"/>
-          <w:b w:val="0"/>
-          <w:bCs w:val="0"/>
-          <w:color w:val="000000" w:themeColor="text1"/>
-        </w:rPr>
-        <w:t>Implementación del primer módulo de simulación interactiva usando la lógica de simulación de Python y el desarrollo de la interfaz interactiva con controles de Flet (sliders, botones, gráficos básicos).</w:t>
+        <w:t xml:space="preserve"> usando la lógica de simulación de Python y el desarrollo de la interfaz interactiva con controles de Flet (sliders, botones, gráficos básicos).</w:t>
       </w:r>
     </w:p>
     <w:p>
@@ -2626,26 +2628,41 @@
         <w:t>Sprint 4 (Sistemas de Progresión y Recompensas):</w:t>
       </w:r>
       <w:r>
-        <w:t xml:space="preserve"> Implementación de los sistemas de niveles, experiencia (XP) </w:t>
-      </w:r>
-      <w:r>
-        <w:t xml:space="preserve">y </w:t>
+        <w:t xml:space="preserve"> Implementación de los sistemas de niveles, </w:t>
+      </w:r>
+      <w:r>
+        <w:t>rangos,</w:t>
+      </w:r>
+      <w:r>
+        <w:t xml:space="preserve"> </w:t>
       </w:r>
       <w:r>
         <w:t>logros</w:t>
       </w:r>
       <w:r>
-        <w:t xml:space="preserve">, se crea el sistema de </w:t>
+        <w:t xml:space="preserve">, y su registro en la </w:t>
+      </w:r>
+      <w:r>
+        <w:t>ba</w:t>
+      </w:r>
+      <w:r>
+        <w:t xml:space="preserve">se de datos y se </w:t>
       </w:r>
       <w:r>
         <w:lastRenderedPageBreak/>
-        <w:t xml:space="preserve">economía virtual (monedas) y su registro en la </w:t>
-      </w:r>
-      <w:r>
-        <w:t>ba</w:t>
-      </w:r>
-      <w:r>
-        <w:t>se de datos y se desarrolla una “tienda” básica para canjear monedas por elementos de personalización.</w:t>
+        <w:t xml:space="preserve">desarrolla una </w:t>
+      </w:r>
+      <w:r>
+        <w:t xml:space="preserve">biblioteca </w:t>
+      </w:r>
+      <w:r>
+        <w:t>básica para</w:t>
+      </w:r>
+      <w:r>
+        <w:t xml:space="preserve"> complementar los conocimientos del estudiante</w:t>
+      </w:r>
+      <w:r>
+        <w:t>.</w:t>
       </w:r>
     </w:p>
     <w:p>
@@ -2657,7 +2674,19 @@
         </w:numPr>
       </w:pPr>
       <w:r>
-        <w:t>Sprint 5 (Sistema de Retos y Quizzes)</w:t>
+        <w:t>Sprint 5 (Sistema d</w:t>
+      </w:r>
+      <w:r>
+        <w:t>e Perfil</w:t>
+      </w:r>
+      <w:r>
+        <w:t xml:space="preserve"> y </w:t>
+      </w:r>
+      <w:r>
+        <w:t>niveles</w:t>
+      </w:r>
+      <w:r>
+        <w:t>)</w:t>
       </w:r>
       <w:r>
         <w:t>:</w:t>
@@ -2669,28 +2698,28 @@
         <w:t xml:space="preserve">Implementación del sistema de </w:t>
       </w:r>
       <w:r>
-        <w:t>“</w:t>
-      </w:r>
-      <w:r>
-        <w:t>misiones diarias</w:t>
-      </w:r>
-      <w:r>
-        <w:t>”</w:t>
-      </w:r>
-      <w:r>
-        <w:t xml:space="preserve"> o </w:t>
-      </w:r>
-      <w:r>
-        <w:t>“</w:t>
-      </w:r>
-      <w:r>
-        <w:t>retos</w:t>
-      </w:r>
-      <w:r>
-        <w:t>”</w:t>
-      </w:r>
-      <w:r>
-        <w:t>. Integración de un módulo de quizzes y tests rápidos con corrección automática y feedback inmediato. Conexión de estos sistemas con la base de datos para guardar el progreso y las recompensas obtenidas.</w:t>
+        <w:t>perfil del usuario y la i</w:t>
+      </w:r>
+      <w:r>
+        <w:t xml:space="preserve">ntegración de </w:t>
+      </w:r>
+      <w:r>
+        <w:t>los</w:t>
+      </w:r>
+      <w:r>
+        <w:t xml:space="preserve"> módulo</w:t>
+      </w:r>
+      <w:r>
+        <w:t>s</w:t>
+      </w:r>
+      <w:r>
+        <w:t xml:space="preserve"> de </w:t>
+      </w:r>
+      <w:r>
+        <w:t>los niveles y etapas</w:t>
+      </w:r>
+      <w:r>
+        <w:t>. Conexión de estos sistemas con la base de datos para guardar el progreso y las recompensas obtenidas.</w:t>
       </w:r>
     </w:p>
     <w:p>
@@ -2849,6 +2878,7 @@
           <w:noProof/>
           <w14:ligatures w14:val="standardContextual"/>
         </w:rPr>
+        <w:lastRenderedPageBreak/>
         <w:drawing>
           <wp:inline distT="0" distB="0" distL="0" distR="0" wp14:anchorId="79538DFF" wp14:editId="0506CFA1">
             <wp:extent cx="3487629" cy="2880000"/>
@@ -3882,7 +3912,19 @@
           <w:lang w:val="es-ES_tradnl"/>
         </w:rPr>
         <w:lastRenderedPageBreak/>
-        <w:t>un archivo generado por PyInstaller, permitiendo que las rutas a recursos y base de datos sean dinámicas. Dentro del archivo de configuración, también se implemento ‘obtener_ruta_db()’ que simplemente concatena la ruta base con el nombre de la base de datos. Seguidamente se creó, ‘obtener_ruta_recurso()’ para localizar imágenes y otros archivos estáticos que se utilizan en la aplicación.</w:t>
+        <w:t>un archivo generado por PyInstaller, permitiendo que las rutas a recursos y base de datos sean dinámicas. Dentro del archivo de configuración, también se implement</w:t>
+      </w:r>
+      <w:r>
+        <w:rPr>
+          <w:lang w:val="es-ES_tradnl"/>
+        </w:rPr>
+        <w:t>ó</w:t>
+      </w:r>
+      <w:r>
+        <w:rPr>
+          <w:lang w:val="es-ES_tradnl"/>
+        </w:rPr>
+        <w:t xml:space="preserve"> ‘obtener_ruta_db()’ que simplemente concatena la ruta base con el nombre de la base de datos. Seguidamente se creó, ‘obtener_ruta_recurso()’ para localizar imágenes y otros archivos estáticos que se utilizan en la aplicación.</w:t>
       </w:r>
     </w:p>
     <w:p>
@@ -4599,7 +4641,7 @@
         </w:rPr>
         <w:lastRenderedPageBreak/>
         <w:drawing>
-          <wp:inline distT="0" distB="0" distL="0" distR="0" wp14:anchorId="43359052" wp14:editId="31276429">
+          <wp:inline distT="0" distB="0" distL="0" distR="0" wp14:anchorId="43359052" wp14:editId="1E1435BF">
             <wp:extent cx="4318635" cy="2258437"/>
             <wp:effectExtent l="0" t="0" r="5715" b="8890"/>
             <wp:docPr id="1785749341" name="Imagen 3"/>
@@ -5676,7 +5718,7 @@
           <w14:ligatures w14:val="standardContextual"/>
         </w:rPr>
         <w:drawing>
-          <wp:inline distT="0" distB="0" distL="0" distR="0" wp14:anchorId="343A8F66" wp14:editId="4301A518">
+          <wp:inline distT="0" distB="0" distL="0" distR="0" wp14:anchorId="343A8F66" wp14:editId="4ADD124F">
             <wp:extent cx="4319270" cy="2250440"/>
             <wp:effectExtent l="0" t="0" r="5080" b="0"/>
             <wp:docPr id="86461207" name="Imagen 10"/>
@@ -7976,7 +8018,7 @@
 <file path=word/charts/chart1.xml><?xml version="1.0" encoding="utf-8"?>
 <c:chartSpace xmlns:c="http://schemas.openxmlformats.org/drawingml/2006/chart" xmlns:a="http://schemas.openxmlformats.org/drawingml/2006/main" xmlns:r="http://schemas.openxmlformats.org/officeDocument/2006/relationships" xmlns:c16r2="http://schemas.microsoft.com/office/drawing/2015/06/chart">
   <c:date1904 val="0"/>
-  <c:lang val="es-ES"/>
+  <c:lang val="es-MX"/>
   <c:roundedCorners val="0"/>
   <mc:AlternateContent xmlns:mc="http://schemas.openxmlformats.org/markup-compatibility/2006">
     <mc:Choice xmlns:c14="http://schemas.microsoft.com/office/drawing/2007/8/2/chart" Requires="c14">
@@ -8479,7 +8521,7 @@
 <file path=word/charts/chart10.xml><?xml version="1.0" encoding="utf-8"?>
 <c:chartSpace xmlns:c="http://schemas.openxmlformats.org/drawingml/2006/chart" xmlns:a="http://schemas.openxmlformats.org/drawingml/2006/main" xmlns:r="http://schemas.openxmlformats.org/officeDocument/2006/relationships" xmlns:c16r2="http://schemas.microsoft.com/office/drawing/2015/06/chart">
   <c:date1904 val="0"/>
-  <c:lang val="es-ES"/>
+  <c:lang val="es-MX"/>
   <c:roundedCorners val="0"/>
   <mc:AlternateContent xmlns:mc="http://schemas.openxmlformats.org/markup-compatibility/2006">
     <mc:Choice xmlns:c14="http://schemas.microsoft.com/office/drawing/2007/8/2/chart" Requires="c14">
@@ -8850,7 +8892,7 @@
 <file path=word/charts/chart11.xml><?xml version="1.0" encoding="utf-8"?>
 <c:chartSpace xmlns:c="http://schemas.openxmlformats.org/drawingml/2006/chart" xmlns:a="http://schemas.openxmlformats.org/drawingml/2006/main" xmlns:r="http://schemas.openxmlformats.org/officeDocument/2006/relationships" xmlns:c16r2="http://schemas.microsoft.com/office/drawing/2015/06/chart">
   <c:date1904 val="0"/>
-  <c:lang val="es-ES"/>
+  <c:lang val="es-MX"/>
   <c:roundedCorners val="0"/>
   <mc:AlternateContent xmlns:mc="http://schemas.openxmlformats.org/markup-compatibility/2006">
     <mc:Choice xmlns:c14="http://schemas.microsoft.com/office/drawing/2007/8/2/chart" Requires="c14">
@@ -9221,7 +9263,7 @@
 <file path=word/charts/chart12.xml><?xml version="1.0" encoding="utf-8"?>
 <c:chartSpace xmlns:c="http://schemas.openxmlformats.org/drawingml/2006/chart" xmlns:a="http://schemas.openxmlformats.org/drawingml/2006/main" xmlns:r="http://schemas.openxmlformats.org/officeDocument/2006/relationships" xmlns:c16r2="http://schemas.microsoft.com/office/drawing/2015/06/chart">
   <c:date1904 val="0"/>
-  <c:lang val="es-ES"/>
+  <c:lang val="es-MX"/>
   <c:roundedCorners val="0"/>
   <mc:AlternateContent xmlns:mc="http://schemas.openxmlformats.org/markup-compatibility/2006">
     <mc:Choice xmlns:c14="http://schemas.microsoft.com/office/drawing/2007/8/2/chart" Requires="c14">
@@ -9592,7 +9634,7 @@
 <file path=word/charts/chart2.xml><?xml version="1.0" encoding="utf-8"?>
 <c:chartSpace xmlns:c="http://schemas.openxmlformats.org/drawingml/2006/chart" xmlns:a="http://schemas.openxmlformats.org/drawingml/2006/main" xmlns:r="http://schemas.openxmlformats.org/officeDocument/2006/relationships" xmlns:c16r2="http://schemas.microsoft.com/office/drawing/2015/06/chart">
   <c:date1904 val="0"/>
-  <c:lang val="es-ES"/>
+  <c:lang val="es-MX"/>
   <c:roundedCorners val="0"/>
   <mc:AlternateContent xmlns:mc="http://schemas.openxmlformats.org/markup-compatibility/2006">
     <mc:Choice xmlns:c14="http://schemas.microsoft.com/office/drawing/2007/8/2/chart" Requires="c14">
@@ -10009,7 +10051,7 @@
 <file path=word/charts/chart3.xml><?xml version="1.0" encoding="utf-8"?>
 <c:chartSpace xmlns:c="http://schemas.openxmlformats.org/drawingml/2006/chart" xmlns:a="http://schemas.openxmlformats.org/drawingml/2006/main" xmlns:r="http://schemas.openxmlformats.org/officeDocument/2006/relationships" xmlns:c16r2="http://schemas.microsoft.com/office/drawing/2015/06/chart">
   <c:date1904 val="0"/>
-  <c:lang val="es-ES"/>
+  <c:lang val="es-MX"/>
   <c:roundedCorners val="0"/>
   <mc:AlternateContent xmlns:mc="http://schemas.openxmlformats.org/markup-compatibility/2006">
     <mc:Choice xmlns:c14="http://schemas.microsoft.com/office/drawing/2007/8/2/chart" Requires="c14">
@@ -10328,7 +10370,7 @@
 <file path=word/charts/chart4.xml><?xml version="1.0" encoding="utf-8"?>
 <c:chartSpace xmlns:c="http://schemas.openxmlformats.org/drawingml/2006/chart" xmlns:a="http://schemas.openxmlformats.org/drawingml/2006/main" xmlns:r="http://schemas.openxmlformats.org/officeDocument/2006/relationships" xmlns:c16r2="http://schemas.microsoft.com/office/drawing/2015/06/chart">
   <c:date1904 val="0"/>
-  <c:lang val="es-ES"/>
+  <c:lang val="es-MX"/>
   <c:roundedCorners val="0"/>
   <mc:AlternateContent xmlns:mc="http://schemas.openxmlformats.org/markup-compatibility/2006">
     <mc:Choice xmlns:c14="http://schemas.microsoft.com/office/drawing/2007/8/2/chart" Requires="c14">
@@ -10677,7 +10719,7 @@
 <file path=word/charts/chart5.xml><?xml version="1.0" encoding="utf-8"?>
 <c:chartSpace xmlns:c="http://schemas.openxmlformats.org/drawingml/2006/chart" xmlns:a="http://schemas.openxmlformats.org/drawingml/2006/main" xmlns:r="http://schemas.openxmlformats.org/officeDocument/2006/relationships" xmlns:c16r2="http://schemas.microsoft.com/office/drawing/2015/06/chart">
   <c:date1904 val="0"/>
-  <c:lang val="es-ES"/>
+  <c:lang val="es-MX"/>
   <c:roundedCorners val="0"/>
   <mc:AlternateContent xmlns:mc="http://schemas.openxmlformats.org/markup-compatibility/2006">
     <mc:Choice xmlns:c14="http://schemas.microsoft.com/office/drawing/2007/8/2/chart" Requires="c14">
@@ -11068,7 +11110,7 @@
 <file path=word/charts/chart6.xml><?xml version="1.0" encoding="utf-8"?>
 <c:chartSpace xmlns:c="http://schemas.openxmlformats.org/drawingml/2006/chart" xmlns:a="http://schemas.openxmlformats.org/drawingml/2006/main" xmlns:r="http://schemas.openxmlformats.org/officeDocument/2006/relationships" xmlns:c16r2="http://schemas.microsoft.com/office/drawing/2015/06/chart">
   <c:date1904 val="0"/>
-  <c:lang val="es-ES"/>
+  <c:lang val="es-MX"/>
   <c:roundedCorners val="0"/>
   <mc:AlternateContent xmlns:mc="http://schemas.openxmlformats.org/markup-compatibility/2006">
     <mc:Choice xmlns:c14="http://schemas.microsoft.com/office/drawing/2007/8/2/chart" Requires="c14">
@@ -11425,7 +11467,7 @@
 <file path=word/charts/chart7.xml><?xml version="1.0" encoding="utf-8"?>
 <c:chartSpace xmlns:c="http://schemas.openxmlformats.org/drawingml/2006/chart" xmlns:a="http://schemas.openxmlformats.org/drawingml/2006/main" xmlns:r="http://schemas.openxmlformats.org/officeDocument/2006/relationships" xmlns:c16r2="http://schemas.microsoft.com/office/drawing/2015/06/chart">
   <c:date1904 val="0"/>
-  <c:lang val="es-ES"/>
+  <c:lang val="es-MX"/>
   <c:roundedCorners val="0"/>
   <mc:AlternateContent xmlns:mc="http://schemas.openxmlformats.org/markup-compatibility/2006">
     <mc:Choice xmlns:c14="http://schemas.microsoft.com/office/drawing/2007/8/2/chart" Requires="c14">
@@ -11736,7 +11778,7 @@
 <file path=word/charts/chart8.xml><?xml version="1.0" encoding="utf-8"?>
 <c:chartSpace xmlns:c="http://schemas.openxmlformats.org/drawingml/2006/chart" xmlns:a="http://schemas.openxmlformats.org/drawingml/2006/main" xmlns:r="http://schemas.openxmlformats.org/officeDocument/2006/relationships" xmlns:c16r2="http://schemas.microsoft.com/office/drawing/2015/06/chart">
   <c:date1904 val="0"/>
-  <c:lang val="es-ES"/>
+  <c:lang val="es-MX"/>
   <c:roundedCorners val="0"/>
   <mc:AlternateContent xmlns:mc="http://schemas.openxmlformats.org/markup-compatibility/2006">
     <mc:Choice xmlns:c14="http://schemas.microsoft.com/office/drawing/2007/8/2/chart" Requires="c14">
@@ -12139,7 +12181,7 @@
 <file path=word/charts/chart9.xml><?xml version="1.0" encoding="utf-8"?>
 <c:chartSpace xmlns:c="http://schemas.openxmlformats.org/drawingml/2006/chart" xmlns:a="http://schemas.openxmlformats.org/drawingml/2006/main" xmlns:r="http://schemas.openxmlformats.org/officeDocument/2006/relationships" xmlns:c16r2="http://schemas.microsoft.com/office/drawing/2015/06/chart">
   <c:date1904 val="0"/>
-  <c:lang val="es-ES"/>
+  <c:lang val="es-MX"/>
   <c:roundedCorners val="0"/>
   <mc:AlternateContent xmlns:mc="http://schemas.openxmlformats.org/markup-compatibility/2006">
     <mc:Choice xmlns:c14="http://schemas.microsoft.com/office/drawing/2007/8/2/chart" Requires="c14">

--- a/Capitulos de Tesis/Capítulo IV.docx
+++ b/Capitulos de Tesis/Capítulo IV.docx
@@ -1,6 +1,6 @@
 
 <file path=word/document.xml><?xml version="1.0" encoding="utf-8"?>
-<w:document xmlns:wpc="http://schemas.microsoft.com/office/word/2010/wordprocessingCanvas" xmlns:cx="http://schemas.microsoft.com/office/drawing/2014/chartex" xmlns:cx1="http://schemas.microsoft.com/office/drawing/2015/9/8/chartex" xmlns:cx2="http://schemas.microsoft.com/office/drawing/2015/10/21/chartex" xmlns:cx3="http://schemas.microsoft.com/office/drawing/2016/5/9/chartex" xmlns:cx4="http://schemas.microsoft.com/office/drawing/2016/5/10/chartex" xmlns:cx5="http://schemas.microsoft.com/office/drawing/2016/5/11/chartex" xmlns:cx6="http://schemas.microsoft.com/office/drawing/2016/5/12/chartex" xmlns:cx7="http://schemas.microsoft.com/office/drawing/2016/5/13/chartex" xmlns:cx8="http://schemas.microsoft.com/office/drawing/2016/5/14/chartex" xmlns:mc="http://schemas.openxmlformats.org/markup-compatibility/2006" xmlns:aink="http://schemas.microsoft.com/office/drawing/2016/ink" xmlns:am3d="http://schemas.microsoft.com/office/drawing/2017/model3d" xmlns:o="urn:schemas-microsoft-com:office:office" xmlns:oel="http://schemas.microsoft.com/office/2019/extlst" xmlns:r="http://schemas.openxmlformats.org/officeDocument/2006/relationships" xmlns:m="http://schemas.openxmlformats.org/officeDocument/2006/math" xmlns:v="urn:schemas-microsoft-com:vml" xmlns:wp14="http://schemas.microsoft.com/office/word/2010/wordprocessingDrawing" xmlns:wp="http://schemas.openxmlformats.org/drawingml/2006/wordprocessingDrawing" xmlns:w10="urn:schemas-microsoft-com:office:word" xmlns:w="http://schemas.openxmlformats.org/wordprocessingml/2006/main" xmlns:w14="http://schemas.microsoft.com/office/word/2010/wordml" xmlns:w15="http://schemas.microsoft.com/office/word/2012/wordml" xmlns:w16cex="http://schemas.microsoft.com/office/word/2018/wordml/cex" xmlns:w16cid="http://schemas.microsoft.com/office/word/2016/wordml/cid" xmlns:w16="http://schemas.microsoft.com/office/word/2018/wordml" xmlns:w16du="http://schemas.microsoft.com/office/word/2023/wordml/word16du" xmlns:w16sdtdh="http://schemas.microsoft.com/office/word/2020/wordml/sdtdatahash" xmlns:w16sdtfl="http://schemas.microsoft.com/office/word/2024/wordml/sdtformatlock" xmlns:w16se="http://schemas.microsoft.com/office/word/2015/wordml/symex" xmlns:wpg="http://schemas.microsoft.com/office/word/2010/wordprocessingGroup" xmlns:wpi="http://schemas.microsoft.com/office/word/2010/wordprocessingInk" xmlns:wne="http://schemas.microsoft.com/office/word/2006/wordml" xmlns:wps="http://schemas.microsoft.com/office/word/2010/wordprocessingShape" mc:Ignorable="w14 w15 w16se w16cid w16 w16cex w16sdtdh w16sdtfl w16du wp14">
+<w:document xmlns:wpc="http://schemas.microsoft.com/office/word/2010/wordprocessingCanvas" xmlns:cx="http://schemas.microsoft.com/office/drawing/2014/chartex" xmlns:cx1="http://schemas.microsoft.com/office/drawing/2015/9/8/chartex" xmlns:cx2="http://schemas.microsoft.com/office/drawing/2015/10/21/chartex" xmlns:cx3="http://schemas.microsoft.com/office/drawing/2016/5/9/chartex" xmlns:cx4="http://schemas.microsoft.com/office/drawing/2016/5/10/chartex" xmlns:cx5="http://schemas.microsoft.com/office/drawing/2016/5/11/chartex" xmlns:cx6="http://schemas.microsoft.com/office/drawing/2016/5/12/chartex" xmlns:cx7="http://schemas.microsoft.com/office/drawing/2016/5/13/chartex" xmlns:cx8="http://schemas.microsoft.com/office/drawing/2016/5/14/chartex" xmlns:mc="http://schemas.openxmlformats.org/markup-compatibility/2006" xmlns:aink="http://schemas.microsoft.com/office/drawing/2016/ink" xmlns:am3d="http://schemas.microsoft.com/office/drawing/2017/model3d" xmlns:o="urn:schemas-microsoft-com:office:office" xmlns:oel="http://schemas.microsoft.com/office/2019/extlst" xmlns:r="http://schemas.openxmlformats.org/officeDocument/2006/relationships" xmlns:m="http://schemas.openxmlformats.org/officeDocument/2006/math" xmlns:v="urn:schemas-microsoft-com:vml" xmlns:wp14="http://schemas.microsoft.com/office/word/2010/wordprocessingDrawing" xmlns:wp="http://schemas.openxmlformats.org/drawingml/2006/wordprocessingDrawing" xmlns:w10="urn:schemas-microsoft-com:office:word" xmlns:w="http://schemas.openxmlformats.org/wordprocessingml/2006/main" xmlns:w14="http://schemas.microsoft.com/office/word/2010/wordml" xmlns:w15="http://schemas.microsoft.com/office/word/2012/wordml" xmlns:w16cex="http://schemas.microsoft.com/office/word/2018/wordml/cex" xmlns:w16cid="http://schemas.microsoft.com/office/word/2016/wordml/cid" xmlns:w16="http://schemas.microsoft.com/office/word/2018/wordml" xmlns:w16sdtdh="http://schemas.microsoft.com/office/word/2020/wordml/sdtdatahash" xmlns:w16se="http://schemas.microsoft.com/office/word/2015/wordml/symex" xmlns:wpg="http://schemas.microsoft.com/office/word/2010/wordprocessingGroup" xmlns:wpi="http://schemas.microsoft.com/office/word/2010/wordprocessingInk" xmlns:wne="http://schemas.microsoft.com/office/word/2006/wordml" xmlns:wps="http://schemas.microsoft.com/office/word/2010/wordprocessingShape" mc:Ignorable="w14 w15 w16se w16cid w16 w16cex w16sdtdh wp14">
   <w:body>
     <w:p/>
     <w:p>
@@ -262,7 +262,7 @@
               </wp:anchor>
             </w:drawing>
           </mc:Choice>
-          <mc:Fallback>
+          <mc:Fallback xmlns:w16sdtfl="http://schemas.microsoft.com/office/word/2024/wordml/sdtformatlock" xmlns:w16du="http://schemas.microsoft.com/office/word/2023/wordml/word16du">
             <w:pict>
               <v:group w14:anchorId="720B25CE" id="Group 17" o:spid="_x0000_s1026" style="position:absolute;margin-left:-4.45pt;margin-top:9.2pt;width:450.2pt;height:127.25pt;z-index:251659264" coordorigin="2268,6021" coordsize="8280,2340" o:gfxdata="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">
                 <v:shapetype id="_x0000_t75" coordsize="21600,21600" o:spt="75" o:preferrelative="t" path="m@4@5l@4@11@9@11@9@5xe" filled="f" stroked="f">
@@ -2569,7 +2569,7 @@
       </w:pPr>
       <w:r>
         <w:rPr>
-          <w:rStyle w:val="Fuerte"/>
+          <w:rStyle w:val="Textoennegrita"/>
           <w:rFonts w:eastAsiaTheme="majorEastAsia"/>
           <w:b w:val="0"/>
           <w:bCs w:val="0"/>
@@ -2579,7 +2579,7 @@
       </w:r>
       <w:r>
         <w:rPr>
-          <w:rStyle w:val="Fuerte"/>
+          <w:rStyle w:val="Textoennegrita"/>
           <w:rFonts w:eastAsiaTheme="majorEastAsia"/>
           <w:color w:val="000000" w:themeColor="text1"/>
         </w:rPr>
@@ -2587,7 +2587,7 @@
       </w:r>
       <w:r>
         <w:rPr>
-          <w:rStyle w:val="Fuerte"/>
+          <w:rStyle w:val="Textoennegrita"/>
           <w:rFonts w:eastAsiaTheme="majorEastAsia"/>
           <w:b w:val="0"/>
           <w:bCs w:val="0"/>
@@ -2597,7 +2597,7 @@
       </w:r>
       <w:r>
         <w:rPr>
-          <w:rStyle w:val="Fuerte"/>
+          <w:rStyle w:val="Textoennegrita"/>
           <w:rFonts w:eastAsiaTheme="majorEastAsia"/>
           <w:b w:val="0"/>
           <w:bCs w:val="0"/>
@@ -2607,7 +2607,7 @@
       </w:r>
       <w:r>
         <w:rPr>
-          <w:rStyle w:val="Fuerte"/>
+          <w:rStyle w:val="Textoennegrita"/>
           <w:rFonts w:eastAsiaTheme="majorEastAsia"/>
           <w:b w:val="0"/>
           <w:bCs w:val="0"/>
@@ -3905,7 +3905,21 @@
         <w:rPr>
           <w:lang w:val="es-ES_tradnl"/>
         </w:rPr>
-        <w:t xml:space="preserve"> correctamente tanto en modo desarrollo como empacado y como ejecutable. La función ‘obtener_ruta_base()’ detecta automáticamente si el programa se ejecutaba desde el código fuente o desde </w:t>
+        <w:t xml:space="preserve"> correctamente tanto en modo desarrollo como empacado y como ejecutable. La función ‘obtener_ruta_</w:t>
+      </w:r>
+      <w:proofErr w:type="gramStart"/>
+      <w:r>
+        <w:rPr>
+          <w:lang w:val="es-ES_tradnl"/>
+        </w:rPr>
+        <w:t>base(</w:t>
+      </w:r>
+      <w:proofErr w:type="gramEnd"/>
+      <w:r>
+        <w:rPr>
+          <w:lang w:val="es-ES_tradnl"/>
+        </w:rPr>
+        <w:t xml:space="preserve">)’ detecta automáticamente si el programa se ejecutaba desde el código fuente o desde </w:t>
       </w:r>
       <w:r>
         <w:rPr>
@@ -3924,7 +3938,35 @@
         <w:rPr>
           <w:lang w:val="es-ES_tradnl"/>
         </w:rPr>
-        <w:t xml:space="preserve"> ‘obtener_ruta_db()’ que simplemente concatena la ruta base con el nombre de la base de datos. Seguidamente se creó, ‘obtener_ruta_recurso()’ para localizar imágenes y otros archivos estáticos que se utilizan en la aplicación.</w:t>
+        <w:t xml:space="preserve"> ‘obtener_ruta_</w:t>
+      </w:r>
+      <w:proofErr w:type="gramStart"/>
+      <w:r>
+        <w:rPr>
+          <w:lang w:val="es-ES_tradnl"/>
+        </w:rPr>
+        <w:t>db(</w:t>
+      </w:r>
+      <w:proofErr w:type="gramEnd"/>
+      <w:r>
+        <w:rPr>
+          <w:lang w:val="es-ES_tradnl"/>
+        </w:rPr>
+        <w:t>)’ que simplemente concatena la ruta base con el nombre de la base de datos. Seguidamente se creó, ‘obtener_ruta_</w:t>
+      </w:r>
+      <w:proofErr w:type="gramStart"/>
+      <w:r>
+        <w:rPr>
+          <w:lang w:val="es-ES_tradnl"/>
+        </w:rPr>
+        <w:t>recurso(</w:t>
+      </w:r>
+      <w:proofErr w:type="gramEnd"/>
+      <w:r>
+        <w:rPr>
+          <w:lang w:val="es-ES_tradnl"/>
+        </w:rPr>
+        <w:t>)’ para localizar imágenes y otros archivos estáticos que se utilizan en la aplicación.</w:t>
       </w:r>
     </w:p>
     <w:p>
@@ -3953,7 +3995,15 @@
         <w:t>La clase ‘Navegador central’ fue uno de los desarrollos más importantes de esta fase</w:t>
       </w:r>
       <w:r>
-        <w:t xml:space="preserve"> inicial. Su método ‘__init__’ recibe el objeto ‘page’ del Flet y lo almacena para ser usado más adelante. El método ‘inicializar()’ configura el layout principal de todo el software, creando un</w:t>
+        <w:t xml:space="preserve"> inicial. Su método ‘__init__’ recibe el objeto ‘page’ del Flet y lo almacena para ser usado más adelante. El método ‘</w:t>
+      </w:r>
+      <w:proofErr w:type="gramStart"/>
+      <w:r>
+        <w:t>inicializar(</w:t>
+      </w:r>
+      <w:proofErr w:type="gramEnd"/>
+      <w:r>
+        <w:t>)’ configura el layout principal de todo el software, creando un</w:t>
       </w:r>
       <w:r>
         <w:t>a</w:t>
@@ -3985,7 +4035,15 @@
         <w:pStyle w:val="Tesis"/>
       </w:pPr>
       <w:r>
-        <w:t xml:space="preserve">El método ‘navegar_a()’ </w:t>
+        <w:t>El método ‘navegar_</w:t>
+      </w:r>
+      <w:proofErr w:type="gramStart"/>
+      <w:r>
+        <w:t>a(</w:t>
+      </w:r>
+      <w:proofErr w:type="gramEnd"/>
+      <w:r>
+        <w:t xml:space="preserve">)’ </w:t>
       </w:r>
       <w:r>
         <w:t xml:space="preserve">de la clase ‘NavegadorCentral’ define el centro del sistema de rutas internas. Está función recibe indicando la pantalla o módulo destino, realizando imports dinámicos de los módulos correspondientes, ejecutando la función de contenido enviando los datos del usuario, y actualizando el sidebar para reflejar visualmente </w:t>
@@ -3994,7 +4052,15 @@
         <w:t xml:space="preserve">la nueva ubicación. </w:t>
       </w:r>
       <w:r>
-        <w:t xml:space="preserve">Finalmente, `cerrar_sesion()` limpia la página </w:t>
+        <w:t>Finalmente, `cerrar_</w:t>
+      </w:r>
+      <w:proofErr w:type="gramStart"/>
+      <w:r>
+        <w:t>sesion(</w:t>
+      </w:r>
+      <w:proofErr w:type="gramEnd"/>
+      <w:r>
+        <w:t xml:space="preserve">)` limpia la página </w:t>
       </w:r>
       <w:r>
         <w:t>donde se encuentre el usuario</w:t>
@@ -4040,7 +4106,15 @@
       </w:r>
       <w:r>
         <w:lastRenderedPageBreak/>
-        <w:t xml:space="preserve">‘_vistas_registradas’ que funcionaba como registro central de todas las vistas disponibles. La función ‘registrar_vista()’ añade entradas a este diccionario asociando nombres de vista </w:t>
+        <w:t>‘_vistas_registradas’ que funcionaba como registro central de todas las vistas disponibles. La función ‘registrar_</w:t>
+      </w:r>
+      <w:proofErr w:type="gramStart"/>
+      <w:r>
+        <w:t>vista(</w:t>
+      </w:r>
+      <w:proofErr w:type="gramEnd"/>
+      <w:r>
+        <w:t xml:space="preserve">)’ añade entradas a este diccionario asociando nombres de vista </w:t>
       </w:r>
       <w:r>
         <w:t>con las funciones que las renderizan</w:t>
@@ -4073,7 +4147,15 @@
         <w:t xml:space="preserve"> usuario</w:t>
       </w:r>
       <w:r>
-        <w:t xml:space="preserve"> registrado y opcionalmente los datos del usuario. La función `inicializar_vistas()` importa todos los módulos de vistas y registrarlos, utilizando imports diferidos para evitar que Python detectara dependencias circulares al cargar los archivos.</w:t>
+        <w:t xml:space="preserve"> registrado y opcionalmente los datos del usuario. La función `inicializar_</w:t>
+      </w:r>
+      <w:proofErr w:type="gramStart"/>
+      <w:r>
+        <w:t>vistas(</w:t>
+      </w:r>
+      <w:proofErr w:type="gramEnd"/>
+      <w:r>
+        <w:t>)` importa todos los módulos de vistas y registrarlos, utilizando imports diferidos para evitar que Python detectara dependencias circulares al cargar los archivos.</w:t>
       </w:r>
     </w:p>
     <w:p>
@@ -4100,10 +4182,34 @@
         <w:t>La construcción continuó con el sistema de almacenamiento mediante el archivo ‘gestor_db.py’, que implementa el patrón Singleton para garantizar una única conexión a la base de datos SQLite. El método</w:t>
       </w:r>
       <w:r>
-        <w:t xml:space="preserve"> ‘_new_’ de la clase ‘GestorDB’ verifica si ya existe una instancia de la clase y, de no ser así, crea una nueva llamando a ‘_inicializar()’. El método ‘_conectar()’ abre una conexión s SqLite usando la ruta proporcionada por ‘obtener_ruta_db()’ del módulo de configuración. La función de ‘obtener_usuario_por_credenciales’</w:t>
-      </w:r>
-      <w:r>
-        <w:t xml:space="preserve"> realiza búsquedas en la tabla de usuarios filtrando por nombre de usuario y contraseña, retornando si las credenciales coinciden. Su opuesto es la función ‘obtener_usuario_por_correo()’</w:t>
+        <w:t xml:space="preserve"> ‘_new_’ de la clase ‘GestorDB’ verifica si ya existe una instancia de la clase y, de no ser así, crea una nueva llamando a ‘_</w:t>
+      </w:r>
+      <w:proofErr w:type="gramStart"/>
+      <w:r>
+        <w:t>inicializar(</w:t>
+      </w:r>
+      <w:proofErr w:type="gramEnd"/>
+      <w:r>
+        <w:t>)’. El método ‘_</w:t>
+      </w:r>
+      <w:proofErr w:type="gramStart"/>
+      <w:r>
+        <w:t>conectar(</w:t>
+      </w:r>
+      <w:proofErr w:type="gramEnd"/>
+      <w:r>
+        <w:t>)’ abre una conexión s SqLite usando la ruta proporcionada por ‘obtener_ruta_db()’ del módulo de configuración. La función de ‘obtener_usuario_por_credenciales’</w:t>
+      </w:r>
+      <w:r>
+        <w:t xml:space="preserve"> realiza búsquedas en la tabla de usuarios filtrando por nombre de usuario y contraseña, retornando si las credenciales coinciden. Su opuesto es la función ‘obtener_usuario_por_</w:t>
+      </w:r>
+      <w:proofErr w:type="gramStart"/>
+      <w:r>
+        <w:t>correo(</w:t>
+      </w:r>
+      <w:proofErr w:type="gramEnd"/>
+      <w:r>
+        <w:t>)’</w:t>
       </w:r>
       <w:r>
         <w:t xml:space="preserve"> busca solamente por dirección de correo electrónico, siendo vital para el proceso de recuperación de contraseña.</w:t>
@@ -4114,7 +4220,15 @@
         <w:pStyle w:val="Tesis"/>
       </w:pPr>
       <w:r>
-        <w:t>El método `actualizar_puntuacion()` modificaba los puntos acumulados del usuario y opcionalmente su etapa y nivel actuales cuando avanzaba en el contenido educativo.</w:t>
+        <w:t>El método `actualizar_</w:t>
+      </w:r>
+      <w:proofErr w:type="gramStart"/>
+      <w:r>
+        <w:t>puntuacion(</w:t>
+      </w:r>
+      <w:proofErr w:type="gramEnd"/>
+      <w:r>
+        <w:t>)` modificaba los puntos acumulados del usuario y opcionalmente su etapa y nivel actuales cuando avanzaba en el contenido educativo.</w:t>
       </w:r>
     </w:p>
     <w:p>
@@ -4127,10 +4241,42 @@
         <w:pStyle w:val="Tesis"/>
       </w:pPr>
       <w:r>
-        <w:t xml:space="preserve">El sistema de vidas se implementó mediante `actualizar_vidas()`, que recibía el ID de usuario, cantidad de vidas y timestamp de última recarga. </w:t>
-      </w:r>
-      <w:r>
-        <w:t>Para la recuperación de contraseña, se implementaron tres métodos especializados. `guardar_codigo_recuperacion()` marcaba códigos anteriores como usados e insertaba uno nuevo con timestamp de expiración calculado sumando minutos a la hora actual usando `datetime.now() + timedelta()`. `verificar_codigo_recuperacion()` comprobaba que un código existiera, no estuviera usado y no hubiera expirado comparando contra la hora actual de la base de datos. Finalmente, `marcar_codigo_usado()` actualizaba el estado del código para evitar reutilizaciones después del cambio de contraseña exitoso</w:t>
+        <w:t>El sistema de vidas se implementó mediante `actualizar_</w:t>
+      </w:r>
+      <w:proofErr w:type="gramStart"/>
+      <w:r>
+        <w:t>vidas(</w:t>
+      </w:r>
+      <w:proofErr w:type="gramEnd"/>
+      <w:r>
+        <w:t xml:space="preserve">)`, que recibía el ID de usuario, cantidad de vidas y timestamp de última recarga. </w:t>
+      </w:r>
+      <w:r>
+        <w:t>Para la recuperación de contraseña, se implementaron tres métodos especializados. `guardar_codigo_</w:t>
+      </w:r>
+      <w:proofErr w:type="gramStart"/>
+      <w:r>
+        <w:t>recuperacion(</w:t>
+      </w:r>
+      <w:proofErr w:type="gramEnd"/>
+      <w:r>
+        <w:t>)` marcaba códigos anteriores como usados e insertaba uno nuevo con timestamp de expiración calculado sumando minutos a la hora actual usando `datetime.now() + timedelta()`. `verificar_codigo_</w:t>
+      </w:r>
+      <w:proofErr w:type="gramStart"/>
+      <w:r>
+        <w:t>recuperacion(</w:t>
+      </w:r>
+      <w:proofErr w:type="gramEnd"/>
+      <w:r>
+        <w:t>)` comprobaba que un código existiera, no estuviera usado y no hubiera expirado comparando contra la hora actual de la base de datos. Finalmente, `marcar_codigo_</w:t>
+      </w:r>
+      <w:proofErr w:type="gramStart"/>
+      <w:r>
+        <w:t>usado(</w:t>
+      </w:r>
+      <w:proofErr w:type="gramEnd"/>
+      <w:r>
+        <w:t>)` actualizaba el estado del código para evitar reutilizaciones después del cambio de contraseña exitoso</w:t>
       </w:r>
       <w:r>
         <w:t>.</w:t>
@@ -4196,7 +4342,15 @@
         <w:t>Siendo la primera</w:t>
       </w:r>
       <w:r>
-        <w:t xml:space="preserve"> ‘generar_codigo_recuperacion()’ utilizando ‘random.choices()’ con ’string.digits’ para crear cadenas aleatorias de 6 números</w:t>
+        <w:t xml:space="preserve"> ‘generar_codigo_</w:t>
+      </w:r>
+      <w:proofErr w:type="gramStart"/>
+      <w:r>
+        <w:t>recuperacion(</w:t>
+      </w:r>
+      <w:proofErr w:type="gramEnd"/>
+      <w:r>
+        <w:t>)’ utilizando ‘random.choices()’ con ’string.digits’ para crear cadenas aleatorias de 6 números</w:t>
       </w:r>
       <w:r>
         <w:t xml:space="preserve">, ‘enviar_email_recuperacion()’ construye los mensajes usando la clase ‘EmailMessage’ del módulo ‘email.message’, pudiendo confugrar tanto la versión de texto plano como HTML con estilos CSS con la paleta de colores </w:t>
@@ -4239,10 +4393,26 @@
         <w:pStyle w:val="Tesis"/>
       </w:pPr>
       <w:r>
-        <w:t xml:space="preserve">El desarrollo de las interfaces inicio con el archivo ‘login_vista.py’, donde su principal función ‘mostrar_login()’ se ocupa de configurar la página de Flet estableciendo título, color de fondo, y alineaciones </w:t>
-      </w:r>
-      <w:r>
-        <w:t>tanto vertical como horizontal. Dentro de esta, se encuentra la función ‘mostrar_mensaje()’ encargada de crear un ‘SnackBar’ para las notificaciones temporales con colores dinámicos</w:t>
+        <w:t>El desarrollo de las interfaces inicio con el archivo ‘login_vista.py’, donde su principal función ‘mostrar_</w:t>
+      </w:r>
+      <w:proofErr w:type="gramStart"/>
+      <w:r>
+        <w:t>login(</w:t>
+      </w:r>
+      <w:proofErr w:type="gramEnd"/>
+      <w:r>
+        <w:t xml:space="preserve">)’ se ocupa de configurar la página de Flet estableciendo título, color de fondo, y alineaciones </w:t>
+      </w:r>
+      <w:r>
+        <w:t>tanto vertical como horizontal. Dentro de esta, se encuentra la función ‘mostrar_</w:t>
+      </w:r>
+      <w:proofErr w:type="gramStart"/>
+      <w:r>
+        <w:t>mensaje(</w:t>
+      </w:r>
+      <w:proofErr w:type="gramEnd"/>
+      <w:r>
+        <w:t>)’ encargada de crear un ‘SnackBar’ para las notificaciones temporales con colores dinámicos</w:t>
       </w:r>
       <w:r>
         <w:t xml:space="preserve"> y la función ‘login_click()’ maneja todo el flujo de autenticación</w:t>
@@ -4278,7 +4448,15 @@
         <w:t xml:space="preserve"> </w:t>
       </w:r>
       <w:r>
-        <w:t>`obtener_navegador()` para inicializar el sistema de navegación persistente</w:t>
+        <w:t>`obtener_</w:t>
+      </w:r>
+      <w:proofErr w:type="gramStart"/>
+      <w:r>
+        <w:t>navegador(</w:t>
+      </w:r>
+      <w:proofErr w:type="gramEnd"/>
+      <w:r>
+        <w:t>)` para inicializar el sistema de navegación persistente</w:t>
       </w:r>
       <w:r>
         <w:t xml:space="preserve"> y se redirige</w:t>
@@ -4314,13 +4492,29 @@
         <w:t>iene</w:t>
       </w:r>
       <w:r>
-        <w:t xml:space="preserve"> `mostrar_registro()` con una función auxiliar `crear_tf()`</w:t>
+        <w:t xml:space="preserve"> `mostrar_</w:t>
+      </w:r>
+      <w:proofErr w:type="gramStart"/>
+      <w:r>
+        <w:t>registro(</w:t>
+      </w:r>
+      <w:proofErr w:type="gramEnd"/>
+      <w:r>
+        <w:t>)` con una función auxiliar `crear_tf()`</w:t>
       </w:r>
       <w:r>
         <w:t xml:space="preserve"> empleada para crear </w:t>
       </w:r>
       <w:r>
-        <w:t>campos de texto configurados consistentemente con bordes invisibles, fondo gris claro, iconos prefijos y colores personalizados. La función `registrar_click()` ejecutaba seis validaciones secuenciales: campos vacíos con `all()`, nombres con letras y espacios mediante regex, formato de correo electrónico con patrón estándar, formato de usuario alfanumérico, longitud mínima de contraseña, y coincidencia entre contraseña y confirmación.</w:t>
+        <w:t>campos de texto configurados consistentemente con bordes invisibles, fondo gris claro, iconos prefijos y colores personalizados. La función `registrar_</w:t>
+      </w:r>
+      <w:proofErr w:type="gramStart"/>
+      <w:r>
+        <w:t>click(</w:t>
+      </w:r>
+      <w:proofErr w:type="gramEnd"/>
+      <w:r>
+        <w:t>)` ejecutaba seis validaciones secuenciales: campos vacíos con `all()`, nombres con letras y espacios mediante regex, formato de correo electrónico con patrón estándar, formato de usuario alfanumérico, longitud mínima de contraseña, y coincidencia entre contraseña y confirmación.</w:t>
       </w:r>
       <w:r>
         <w:br/>
@@ -4347,7 +4541,15 @@
         <w:pStyle w:val="Tesis"/>
       </w:pPr>
       <w:r>
-        <w:t xml:space="preserve">En el archivo ‘menu_vista.py’ se implementó la vista central de la aplicación mediante ‘mostrar_interfaz_camino()’. Esta función comenzaba extrayendo los datos del usuario del recibidos. </w:t>
+        <w:t>En el archivo ‘menu_vista.py’ se implementó la vista central de la aplicación mediante ‘mostrar_interfaz_</w:t>
+      </w:r>
+      <w:proofErr w:type="gramStart"/>
+      <w:r>
+        <w:t>camino(</w:t>
+      </w:r>
+      <w:proofErr w:type="gramEnd"/>
+      <w:r>
+        <w:t xml:space="preserve">)’. Esta función comenzaba extrayendo los datos del usuario del recibidos. </w:t>
       </w:r>
       <w:r>
         <w:t>Obten</w:t>
@@ -4356,7 +4558,15 @@
         <w:t>ía</w:t>
       </w:r>
       <w:r>
-        <w:t xml:space="preserve"> el ID de usuario, etapa y nivel actuales, puntos totales, racha de días y vidas disponibles. El sistema de recarga automática de vidas calculaba la diferencia temporal entre la última recarga registrada y la hora actual usando `datetime.strptime()` para parsear y `datetime.now()` para obtener momento presente.</w:t>
+        <w:t xml:space="preserve"> el ID de usuario, etapa y nivel actuales, puntos totales, racha de días y vidas disponibles. El sistema de recarga automática de vidas calculaba la diferencia temporal entre la última recarga registrada y la hora actual usando `</w:t>
+      </w:r>
+      <w:proofErr w:type="gramStart"/>
+      <w:r>
+        <w:t>datetime.strptime</w:t>
+      </w:r>
+      <w:proofErr w:type="gramEnd"/>
+      <w:r>
+        <w:t>()` para parsear y `datetime.now()` para obtener momento presente.</w:t>
       </w:r>
     </w:p>
     <w:p>
@@ -4379,13 +4589,29 @@
         <w:t xml:space="preserve">. </w:t>
       </w:r>
       <w:r>
-        <w:t>Cada contenedor respondía al evento de clic mediante `on_click` que invocaba `mostrar_nivel()` del módulo `nivel_vista` importado localmente dentro del handler.</w:t>
+        <w:t>Cada contenedor respondía al evento de clic mediante `on_click` que invocaba `mostrar_</w:t>
+      </w:r>
+      <w:proofErr w:type="gramStart"/>
+      <w:r>
+        <w:t>nivel(</w:t>
+      </w:r>
+      <w:proofErr w:type="gramEnd"/>
+      <w:r>
+        <w:t>)` del módulo `nivel_vista` importado localmente dentro del handler.</w:t>
       </w:r>
       <w:r>
         <w:t xml:space="preserve"> </w:t>
       </w:r>
       <w:r>
-        <w:t>El archivo `etapas_vista.py` proporcionaba `mostrar_etapas()` como selector visual de etapas temáticas. Extraía la etapa máxima desbloqueada del usuario y generaba seis botones representando cada etapa matemática.</w:t>
+        <w:t>El archivo `etapas_vista.py` proporcionaba `mostrar_</w:t>
+      </w:r>
+      <w:proofErr w:type="gramStart"/>
+      <w:r>
+        <w:t>etapas(</w:t>
+      </w:r>
+      <w:proofErr w:type="gramEnd"/>
+      <w:r>
+        <w:t>)` como selector visual de etapas temáticas. Extraía la etapa máxima desbloqueada del usuario y generaba seis botones representando cada etapa matemática.</w:t>
       </w:r>
     </w:p>
     <w:p>
@@ -4418,13 +4644,29 @@
       </w:r>
       <w:r>
         <w:lastRenderedPageBreak/>
-        <w:t>contenía posiblemente la lógica más compleja del sistema. La función ‘mostrar_nivel()’ recibía los datos del usuario y la etapa elegida, determinando el ejercicio a mostrar mediante una consulta SQL</w:t>
+        <w:t>contenía posiblemente la lógica más compleja del sistema. La función ‘mostrar_</w:t>
+      </w:r>
+      <w:proofErr w:type="gramStart"/>
+      <w:r>
+        <w:t>nivel(</w:t>
+      </w:r>
+      <w:proofErr w:type="gramEnd"/>
+      <w:r>
+        <w:t>)’ recibía los datos del usuario y la etapa elegida, determinando el ejercicio a mostrar mediante una consulta SQL</w:t>
       </w:r>
       <w:r>
         <w:t xml:space="preserve">. </w:t>
       </w:r>
       <w:r>
-        <w:t xml:space="preserve">Para ejercicios de selección múltiple, generaba cuatro botones etiquetados A-D usando un diccionario de opciones y el método `items()`. </w:t>
+        <w:t>Para ejercicios de selección múltiple, generaba cuatro botones etiquetados A-D usando un diccionario de opciones y el método `</w:t>
+      </w:r>
+      <w:proofErr w:type="gramStart"/>
+      <w:r>
+        <w:t>items(</w:t>
+      </w:r>
+      <w:proofErr w:type="gramEnd"/>
+      <w:r>
+        <w:t xml:space="preserve">)`. </w:t>
       </w:r>
     </w:p>
     <w:p>
@@ -4432,7 +4674,23 @@
         <w:pStyle w:val="Tesis"/>
       </w:pPr>
       <w:r>
-        <w:t>Cada botón tenía su propio handler `verificar_respuesta()` que comparaba la letra seleccionada contra `respuesta_correcta`. Para verdadero/falso, mostraba solo dos botones con texto literal. Para completación, creaba un `TextField` donde el usuario escribía libremente, aplicando normalización de `lower().strip().replace(" ", "")` antes de comparar contra la respuesta almacenada.</w:t>
+        <w:t>Cada botón tenía su propio handler `verificar_</w:t>
+      </w:r>
+      <w:proofErr w:type="gramStart"/>
+      <w:r>
+        <w:t>respuesta(</w:t>
+      </w:r>
+      <w:proofErr w:type="gramEnd"/>
+      <w:r>
+        <w:t>)` que comparaba la letra seleccionada contra `respuesta_correcta`. Para verdadero/falso, mostraba solo dos botones con texto literal. Para completación, creaba un `TextField` donde el usuario escribía libremente, aplicando normalización de `lower(</w:t>
+      </w:r>
+      <w:proofErr w:type="gramStart"/>
+      <w:r>
+        <w:t>).strip</w:t>
+      </w:r>
+      <w:proofErr w:type="gramEnd"/>
+      <w:r>
+        <w:t>().replace(" ", "")` antes de comparar contra la respuesta almacenada.</w:t>
       </w:r>
     </w:p>
     <w:p>
@@ -4446,7 +4704,15 @@
         <w:t xml:space="preserve">una </w:t>
       </w:r>
       <w:r>
-        <w:t>lógica especial: parseaban el formato "A|B" de las opciones dividiendo por pipe, mantenían estado de selección mediante variables externas, y verificaban pares cuando el usuario hacía dos selecciones consecutivas. El sistema de retroalimentación utilizaba `SnackBar` con colores verde para correcto y rojo para incorrecto, aplicando `page.update()` para refrescar inmediatamente.</w:t>
+        <w:t>lógica especial: parseaban el formato "A|B" de las opciones dividiendo por pipe, mantenían estado de selección mediante variables externas, y verificaban pares cuando el usuario hacía dos selecciones consecutivas. El sistema de retroalimentación utilizaba `SnackBar` con colores verde para correcto y rojo para incorrecto, aplicando `</w:t>
+      </w:r>
+      <w:proofErr w:type="gramStart"/>
+      <w:r>
+        <w:t>page.update</w:t>
+      </w:r>
+      <w:proofErr w:type="gramEnd"/>
+      <w:r>
+        <w:t>()` para refrescar inmediatamente.</w:t>
       </w:r>
     </w:p>
     <w:p>
@@ -4491,10 +4757,26 @@
       </w:r>
       <w:r>
         <w:lastRenderedPageBreak/>
-        <w:t xml:space="preserve">‘ft.Icon’ con el tamaño 64 y color dinámico desde ‘user_data’. </w:t>
-      </w:r>
-      <w:r>
-        <w:t>Las estadísticas se presentaban en grid de dos columnas usando `ft.ResponsiveRow`, mostrando puntos totales, rango calculado mediante `obtener_info_rango()`, etapa y nivel actuales, racha de días consecutivos, vidas disponibles con indicador visual, y fecha de último acceso formateada.</w:t>
+        <w:t>‘</w:t>
+      </w:r>
+      <w:proofErr w:type="gramStart"/>
+      <w:r>
+        <w:t>ft.Icon</w:t>
+      </w:r>
+      <w:proofErr w:type="gramEnd"/>
+      <w:r>
+        <w:t xml:space="preserve">’ con el tamaño 64 y color dinámico desde ‘user_data’. </w:t>
+      </w:r>
+      <w:r>
+        <w:t>Las estadísticas se presentaban en grid de dos columnas usando `</w:t>
+      </w:r>
+      <w:proofErr w:type="gramStart"/>
+      <w:r>
+        <w:t>ft.ResponsiveRow</w:t>
+      </w:r>
+      <w:proofErr w:type="gramEnd"/>
+      <w:r>
+        <w:t>`, mostrando puntos totales, rango calculado mediante `obtener_info_rango()`, etapa y nivel actuales, racha de días consecutivos, vidas disponibles con indicador visual, y fecha de último acceso formateada.</w:t>
       </w:r>
     </w:p>
     <w:p>
@@ -4508,7 +4790,15 @@
         <w:t xml:space="preserve">un módulo </w:t>
       </w:r>
       <w:r>
-        <w:t>con contenido educativo estático organizado por etapas. Utilizaba `ft.ExpansionTile` para crear secciones colapsables que el usuario podía expandir para leer teoría matemática sin consumir vidas ni afectar su progreso. Cada etapa contenía explicaciones sobre los conceptos que luego se practicaban en los ejercicios, sirviendo como referencia consultable durante el aprendizaje.</w:t>
+        <w:t>con contenido educativo estático organizado por etapas. Utilizaba `</w:t>
+      </w:r>
+      <w:proofErr w:type="gramStart"/>
+      <w:r>
+        <w:t>ft.ExpansionTile</w:t>
+      </w:r>
+      <w:proofErr w:type="gramEnd"/>
+      <w:r>
+        <w:t>` para crear secciones colapsables que el usuario podía expandir para leer teoría matemática sin consumir vidas ni afectar su progreso. Cada etapa contenía explicaciones sobre los conceptos que luego se practicaban en los ejercicios, sirviendo como referencia consultable durante el aprendizaje.</w:t>
       </w:r>
     </w:p>
     <w:p>
@@ -4641,7 +4931,7 @@
         </w:rPr>
         <w:lastRenderedPageBreak/>
         <w:drawing>
-          <wp:inline distT="0" distB="0" distL="0" distR="0" wp14:anchorId="43359052" wp14:editId="1E1435BF">
+          <wp:inline distT="0" distB="0" distL="0" distR="0" wp14:anchorId="43359052" wp14:editId="521E0116">
             <wp:extent cx="4318635" cy="2258437"/>
             <wp:effectExtent l="0" t="0" r="5715" b="8890"/>
             <wp:docPr id="1785749341" name="Imagen 3"/>
@@ -4748,6 +5038,102 @@
       <w:pPr>
         <w:pStyle w:val="Tesis"/>
         <w:spacing w:line="240" w:lineRule="auto"/>
+        <w:jc w:val="center"/>
+      </w:pPr>
+      <w:r>
+        <w:rPr>
+          <w:noProof/>
+          <w14:ligatures w14:val="standardContextual"/>
+        </w:rPr>
+        <w:drawing>
+          <wp:inline distT="0" distB="0" distL="0" distR="0" wp14:anchorId="1143148B" wp14:editId="64FCD255">
+            <wp:extent cx="4320000" cy="2276828"/>
+            <wp:effectExtent l="0" t="0" r="4445" b="9525"/>
+            <wp:docPr id="1" name="Imagen 1"/>
+            <wp:cNvGraphicFramePr>
+              <a:graphicFrameLocks xmlns:a="http://schemas.openxmlformats.org/drawingml/2006/main" noChangeAspect="1"/>
+            </wp:cNvGraphicFramePr>
+            <a:graphic xmlns:a="http://schemas.openxmlformats.org/drawingml/2006/main">
+              <a:graphicData uri="http://schemas.openxmlformats.org/drawingml/2006/picture">
+                <pic:pic xmlns:pic="http://schemas.openxmlformats.org/drawingml/2006/picture">
+                  <pic:nvPicPr>
+                    <pic:cNvPr id="1" name="Imagen 1"/>
+                    <pic:cNvPicPr/>
+                  </pic:nvPicPr>
+                  <pic:blipFill rotWithShape="1">
+                    <a:blip r:embed="rId30" cstate="print">
+                      <a:extLst>
+                        <a:ext uri="{28A0092B-C50C-407E-A947-70E740481C1C}">
+                          <a14:useLocalDpi xmlns:a14="http://schemas.microsoft.com/office/drawing/2010/main" val="0"/>
+                        </a:ext>
+                      </a:extLst>
+                    </a:blip>
+                    <a:srcRect t="2317" b="3976"/>
+                    <a:stretch/>
+                  </pic:blipFill>
+                  <pic:spPr bwMode="auto">
+                    <a:xfrm>
+                      <a:off x="0" y="0"/>
+                      <a:ext cx="4320000" cy="2276828"/>
+                    </a:xfrm>
+                    <a:prstGeom prst="rect">
+                      <a:avLst/>
+                    </a:prstGeom>
+                    <a:ln>
+                      <a:noFill/>
+                    </a:ln>
+                    <a:extLst>
+                      <a:ext uri="{53640926-AAD7-44D8-BBD7-CCE9431645EC}">
+                        <a14:shadowObscured xmlns:a14="http://schemas.microsoft.com/office/drawing/2010/main"/>
+                      </a:ext>
+                    </a:extLst>
+                  </pic:spPr>
+                </pic:pic>
+              </a:graphicData>
+            </a:graphic>
+          </wp:inline>
+        </w:drawing>
+      </w:r>
+    </w:p>
+    <w:p>
+      <w:pPr>
+        <w:pStyle w:val="Tesis"/>
+        <w:spacing w:line="240" w:lineRule="auto"/>
+        <w:jc w:val="center"/>
+      </w:pPr>
+      <w:r>
+        <w:rPr>
+          <w:b/>
+          <w:bCs/>
+        </w:rPr>
+        <w:t>FIGURA N°</w:t>
+      </w:r>
+      <w:r>
+        <w:rPr>
+          <w:b/>
+          <w:bCs/>
+        </w:rPr>
+        <w:t>2</w:t>
+      </w:r>
+      <w:r>
+        <w:rPr>
+          <w:b/>
+          <w:bCs/>
+        </w:rPr>
+        <w:t xml:space="preserve">. </w:t>
+      </w:r>
+      <w:r>
+        <w:rPr>
+          <w:b/>
+          <w:bCs/>
+        </w:rPr>
+        <w:t>Usuarios Registrados</w:t>
+      </w:r>
+    </w:p>
+    <w:p>
+      <w:pPr>
+        <w:pStyle w:val="Tesis"/>
+        <w:spacing w:line="240" w:lineRule="auto"/>
         <w:ind w:firstLine="0"/>
         <w:jc w:val="center"/>
         <w:rPr>
@@ -4760,8 +5146,9 @@
           <w:lang w:val="es-ES_tradnl"/>
           <w14:ligatures w14:val="standardContextual"/>
         </w:rPr>
+        <w:lastRenderedPageBreak/>
         <w:drawing>
-          <wp:inline distT="0" distB="0" distL="0" distR="0" wp14:anchorId="28C28851" wp14:editId="12A9EACB">
+          <wp:inline distT="0" distB="0" distL="0" distR="0" wp14:anchorId="28C28851" wp14:editId="7C8DBF9D">
             <wp:extent cx="4320000" cy="2259371"/>
             <wp:effectExtent l="0" t="0" r="4445" b="7620"/>
             <wp:docPr id="1466195500" name="Imagen 4"/>
@@ -4772,18 +5159,18 @@
               <a:graphicData uri="http://schemas.openxmlformats.org/drawingml/2006/picture">
                 <pic:pic xmlns:pic="http://schemas.openxmlformats.org/drawingml/2006/picture">
                   <pic:nvPicPr>
-                    <pic:cNvPr id="1466195500" name="Imagen 1466195500"/>
+                    <pic:cNvPr id="1466195500" name="Imagen 4"/>
                     <pic:cNvPicPr/>
                   </pic:nvPicPr>
-                  <pic:blipFill rotWithShape="1">
-                    <a:blip r:embed="rId30" cstate="print">
+                  <pic:blipFill>
+                    <a:blip r:embed="rId31" cstate="print">
                       <a:extLst>
                         <a:ext uri="{28A0092B-C50C-407E-A947-70E740481C1C}">
                           <a14:useLocalDpi xmlns:a14="http://schemas.microsoft.com/office/drawing/2010/main" val="0"/>
                         </a:ext>
                       </a:extLst>
                     </a:blip>
-                    <a:srcRect t="2269" b="4704"/>
+                    <a:srcRect t="3511" b="3511"/>
                     <a:stretch>
                       <a:fillRect/>
                     </a:stretch>
@@ -4853,11 +5240,7 @@
         <w:pStyle w:val="Tesis"/>
       </w:pPr>
       <w:r>
-        <w:t xml:space="preserve">Como se mencionó anteriormente, la pantalla de inicio te lleva a la pantalla de login en donde el usuario inicia sesión para ingresar a su perfil, en caso de que el usuario no tenga un perfil, abajo del botón de “Iniciar Sesión” </w:t>
-      </w:r>
-      <w:r>
-        <w:lastRenderedPageBreak/>
-        <w:t>estará la opción para crear un perfil nuevo.</w:t>
+        <w:t>Como se mencionó anteriormente, la pantalla de inicio te lleva a la pantalla de login en donde el usuario inicia sesión para ingresar a su perfil, en caso de que el usuario no tenga un perfil, abajo del botón de “Iniciar Sesión” estará la opción para crear un perfil nuevo.</w:t>
       </w:r>
     </w:p>
     <w:p>
@@ -4910,7 +5293,7 @@
                     <pic:cNvPicPr/>
                   </pic:nvPicPr>
                   <pic:blipFill rotWithShape="1">
-                    <a:blip r:embed="rId31" cstate="print">
+                    <a:blip r:embed="rId32" cstate="print">
                       <a:extLst>
                         <a:ext uri="{28A0092B-C50C-407E-A947-70E740481C1C}">
                           <a14:useLocalDpi xmlns:a14="http://schemas.microsoft.com/office/drawing/2010/main" val="0"/>
@@ -5000,7 +5383,11 @@
         <w:t>á</w:t>
       </w:r>
       <w:r>
-        <w:t xml:space="preserve"> la pantalla de registro de usuario, en donde se pide al usuario ingresar sus datos, incluyendo el correo electrónico, un nombre de usuario y la contraseña, una vez finalizado el registro de usuario el programa te redirige a la pantalla del login.</w:t>
+        <w:t xml:space="preserve"> la pantalla de registro de usuario, en donde se pide </w:t>
+      </w:r>
+      <w:r>
+        <w:lastRenderedPageBreak/>
+        <w:t>al usuario ingresar sus datos, incluyendo el correo electrónico, un nombre de usuario y la contraseña, una vez finalizado el registro de usuario el programa te redirige a la pantalla del login.</w:t>
       </w:r>
     </w:p>
     <w:p>
@@ -5048,7 +5435,7 @@
                     <pic:cNvPicPr/>
                   </pic:nvPicPr>
                   <pic:blipFill rotWithShape="1">
-                    <a:blip r:embed="rId32" cstate="print">
+                    <a:blip r:embed="rId33" cstate="print">
                       <a:extLst>
                         <a:ext uri="{28A0092B-C50C-407E-A947-70E740481C1C}">
                           <a14:useLocalDpi xmlns:a14="http://schemas.microsoft.com/office/drawing/2010/main" val="0"/>
@@ -5125,7 +5512,6 @@
         <w:pStyle w:val="Tesis"/>
       </w:pPr>
       <w:r>
-        <w:lastRenderedPageBreak/>
         <w:t xml:space="preserve">Aquí en la pantalla principal se visualiza el menú lateral </w:t>
       </w:r>
       <w:r>
@@ -5172,6 +5558,7 @@
           <w:lang w:val="es-ES_tradnl"/>
           <w14:ligatures w14:val="standardContextual"/>
         </w:rPr>
+        <w:lastRenderedPageBreak/>
         <w:drawing>
           <wp:inline distT="0" distB="0" distL="0" distR="0" wp14:anchorId="5E078E8D" wp14:editId="27D0068A">
             <wp:extent cx="4319270" cy="2250440"/>
@@ -5188,7 +5575,7 @@
                     <pic:cNvPicPr/>
                   </pic:nvPicPr>
                   <pic:blipFill rotWithShape="1">
-                    <a:blip r:embed="rId33" cstate="print">
+                    <a:blip r:embed="rId34" cstate="print">
                       <a:extLst>
                         <a:ext uri="{28A0092B-C50C-407E-A947-70E740481C1C}">
                           <a14:useLocalDpi xmlns:a14="http://schemas.microsoft.com/office/drawing/2010/main" val="0"/>
@@ -5309,7 +5696,6 @@
           <w:lang w:val="es-ES_tradnl"/>
           <w14:ligatures w14:val="standardContextual"/>
         </w:rPr>
-        <w:lastRenderedPageBreak/>
         <w:drawing>
           <wp:inline distT="0" distB="0" distL="0" distR="0" wp14:anchorId="097FDEBC" wp14:editId="5A477E08">
             <wp:extent cx="4319270" cy="2260600"/>
@@ -5326,7 +5712,7 @@
                     <pic:cNvPicPr/>
                   </pic:nvPicPr>
                   <pic:blipFill rotWithShape="1">
-                    <a:blip r:embed="rId34" cstate="print">
+                    <a:blip r:embed="rId35" cstate="print">
                       <a:extLst>
                         <a:ext uri="{28A0092B-C50C-407E-A947-70E740481C1C}">
                           <a14:useLocalDpi xmlns:a14="http://schemas.microsoft.com/office/drawing/2010/main" val="0"/>
@@ -5464,7 +5850,7 @@
                     <pic:cNvPicPr/>
                   </pic:nvPicPr>
                   <pic:blipFill rotWithShape="1">
-                    <a:blip r:embed="rId35" cstate="print">
+                    <a:blip r:embed="rId36" cstate="print">
                       <a:extLst>
                         <a:ext uri="{28A0092B-C50C-407E-A947-70E740481C1C}">
                           <a14:useLocalDpi xmlns:a14="http://schemas.microsoft.com/office/drawing/2010/main" val="0"/>
@@ -5558,11 +5944,7 @@
         <w:pStyle w:val="Tesis"/>
       </w:pPr>
       <w:r>
-        <w:t xml:space="preserve">La pantalla de biblioteca consiste en múltiples pestañas que contienen información sobre los temas que se abarcan en las todas las etapas de </w:t>
-      </w:r>
-      <w:r>
-        <w:lastRenderedPageBreak/>
-        <w:t>aplicación, funcionando como un refuerzo para aquellos usuarios que tengan problemas para entender conceptos que se tratan.</w:t>
+        <w:t>La pantalla de biblioteca consiste en múltiples pestañas que contienen información sobre los temas que se abarcan en las todas las etapas de aplicación, funcionando como un refuerzo para aquellos usuarios que tengan problemas para entender conceptos que se tratan.</w:t>
       </w:r>
     </w:p>
     <w:p>
@@ -5602,7 +5984,7 @@
                     <pic:cNvPicPr/>
                   </pic:nvPicPr>
                   <pic:blipFill rotWithShape="1">
-                    <a:blip r:embed="rId36" cstate="print">
+                    <a:blip r:embed="rId37" cstate="print">
                       <a:extLst>
                         <a:ext uri="{28A0092B-C50C-407E-A947-70E740481C1C}">
                           <a14:useLocalDpi xmlns:a14="http://schemas.microsoft.com/office/drawing/2010/main" val="0"/>
@@ -5679,7 +6061,11 @@
         <w:pStyle w:val="Tesis"/>
       </w:pPr>
       <w:r>
-        <w:t>El apartado de la personalización se muestran las opciones de icono que pueden usar los usuarios para personalizar su perfil</w:t>
+        <w:t xml:space="preserve">El apartado de la personalización se muestran las opciones de icono </w:t>
+      </w:r>
+      <w:r>
+        <w:lastRenderedPageBreak/>
+        <w:t>que pueden usar los usuarios para personalizar su perfil</w:t>
       </w:r>
       <w:r>
         <w:t>, los cuales se desbloquean al ir avanzando en la aplicación</w:t>
@@ -5718,7 +6104,7 @@
           <w14:ligatures w14:val="standardContextual"/>
         </w:rPr>
         <w:drawing>
-          <wp:inline distT="0" distB="0" distL="0" distR="0" wp14:anchorId="343A8F66" wp14:editId="4ADD124F">
+          <wp:inline distT="0" distB="0" distL="0" distR="0" wp14:anchorId="343A8F66" wp14:editId="37380E6A">
             <wp:extent cx="4319270" cy="2250440"/>
             <wp:effectExtent l="0" t="0" r="5080" b="0"/>
             <wp:docPr id="86461207" name="Imagen 10"/>
@@ -5733,7 +6119,7 @@
                     <pic:cNvPicPr/>
                   </pic:nvPicPr>
                   <pic:blipFill rotWithShape="1">
-                    <a:blip r:embed="rId37" cstate="print">
+                    <a:blip r:embed="rId38" cstate="print">
                       <a:extLst>
                         <a:ext uri="{28A0092B-C50C-407E-A947-70E740481C1C}">
                           <a14:useLocalDpi xmlns:a14="http://schemas.microsoft.com/office/drawing/2010/main" val="0"/>
@@ -5864,7 +6250,11 @@
         <w:t xml:space="preserve">a fin de </w:t>
       </w:r>
       <w:r>
-        <w:t>evaluar la funcionalidad, la integración entre las pantallas y en caso de que ha</w:t>
+        <w:t xml:space="preserve">evaluar la </w:t>
+      </w:r>
+      <w:r>
+        <w:lastRenderedPageBreak/>
+        <w:t>funcionalidad, la integración entre las pantallas y en caso de que ha</w:t>
       </w:r>
       <w:r>
         <w:t>ll</w:t>
@@ -6085,7 +6475,6 @@
               <w:jc w:val="center"/>
             </w:pPr>
             <w:r>
-              <w:lastRenderedPageBreak/>
               <w:t>Navegación desde el módulo principal</w:t>
             </w:r>
           </w:p>
@@ -6319,7 +6708,14 @@
               <w:rPr>
                 <w:lang w:val="es-ES_tradnl"/>
               </w:rPr>
-              <w:t>Recuperación de contraseña</w:t>
+              <w:t xml:space="preserve">Recuperación de </w:t>
+            </w:r>
+            <w:r>
+              <w:rPr>
+                <w:lang w:val="es-ES_tradnl"/>
+              </w:rPr>
+              <w:lastRenderedPageBreak/>
+              <w:t>contraseña</w:t>
             </w:r>
           </w:p>
         </w:tc>
@@ -6334,7 +6730,12 @@
               <w:jc w:val="center"/>
             </w:pPr>
             <w:r>
-              <w:t>Prueba de autenticación</w:t>
+              <w:lastRenderedPageBreak/>
+              <w:t xml:space="preserve">Prueba de </w:t>
+            </w:r>
+            <w:r>
+              <w:lastRenderedPageBreak/>
+              <w:t>autenticación</w:t>
             </w:r>
           </w:p>
         </w:tc>
@@ -6392,7 +6793,7 @@
 </file>
 
 <file path=word/endnotes.xml><?xml version="1.0" encoding="utf-8"?>
-<w:endnotes xmlns:wpc="http://schemas.microsoft.com/office/word/2010/wordprocessingCanvas" xmlns:cx="http://schemas.microsoft.com/office/drawing/2014/chartex" xmlns:cx1="http://schemas.microsoft.com/office/drawing/2015/9/8/chartex" xmlns:cx2="http://schemas.microsoft.com/office/drawing/2015/10/21/chartex" xmlns:cx3="http://schemas.microsoft.com/office/drawing/2016/5/9/chartex" xmlns:cx4="http://schemas.microsoft.com/office/drawing/2016/5/10/chartex" xmlns:cx5="http://schemas.microsoft.com/office/drawing/2016/5/11/chartex" xmlns:cx6="http://schemas.microsoft.com/office/drawing/2016/5/12/chartex" xmlns:cx7="http://schemas.microsoft.com/office/drawing/2016/5/13/chartex" xmlns:cx8="http://schemas.microsoft.com/office/drawing/2016/5/14/chartex" xmlns:mc="http://schemas.openxmlformats.org/markup-compatibility/2006" xmlns:aink="http://schemas.microsoft.com/office/drawing/2016/ink" xmlns:am3d="http://schemas.microsoft.com/office/drawing/2017/model3d" xmlns:o="urn:schemas-microsoft-com:office:office" xmlns:oel="http://schemas.microsoft.com/office/2019/extlst" xmlns:r="http://schemas.openxmlformats.org/officeDocument/2006/relationships" xmlns:m="http://schemas.openxmlformats.org/officeDocument/2006/math" xmlns:v="urn:schemas-microsoft-com:vml" xmlns:wp14="http://schemas.microsoft.com/office/word/2010/wordprocessingDrawing" xmlns:wp="http://schemas.openxmlformats.org/drawingml/2006/wordprocessingDrawing" xmlns:w10="urn:schemas-microsoft-com:office:word" xmlns:w="http://schemas.openxmlformats.org/wordprocessingml/2006/main" xmlns:w14="http://schemas.microsoft.com/office/word/2010/wordml" xmlns:w15="http://schemas.microsoft.com/office/word/2012/wordml" xmlns:w16cex="http://schemas.microsoft.com/office/word/2018/wordml/cex" xmlns:w16cid="http://schemas.microsoft.com/office/word/2016/wordml/cid" xmlns:w16="http://schemas.microsoft.com/office/word/2018/wordml" xmlns:w16du="http://schemas.microsoft.com/office/word/2023/wordml/word16du" xmlns:w16sdtdh="http://schemas.microsoft.com/office/word/2020/wordml/sdtdatahash" xmlns:w16sdtfl="http://schemas.microsoft.com/office/word/2024/wordml/sdtformatlock" xmlns:w16se="http://schemas.microsoft.com/office/word/2015/wordml/symex" xmlns:wpg="http://schemas.microsoft.com/office/word/2010/wordprocessingGroup" xmlns:wpi="http://schemas.microsoft.com/office/word/2010/wordprocessingInk" xmlns:wne="http://schemas.microsoft.com/office/word/2006/wordml" xmlns:wps="http://schemas.microsoft.com/office/word/2010/wordprocessingShape" mc:Ignorable="w14 w15 w16se w16cid w16 w16cex w16sdtdh w16sdtfl w16du wp14">
+<w:endnotes xmlns:wpc="http://schemas.microsoft.com/office/word/2010/wordprocessingCanvas" xmlns:cx="http://schemas.microsoft.com/office/drawing/2014/chartex" xmlns:cx1="http://schemas.microsoft.com/office/drawing/2015/9/8/chartex" xmlns:cx2="http://schemas.microsoft.com/office/drawing/2015/10/21/chartex" xmlns:cx3="http://schemas.microsoft.com/office/drawing/2016/5/9/chartex" xmlns:cx4="http://schemas.microsoft.com/office/drawing/2016/5/10/chartex" xmlns:cx5="http://schemas.microsoft.com/office/drawing/2016/5/11/chartex" xmlns:cx6="http://schemas.microsoft.com/office/drawing/2016/5/12/chartex" xmlns:cx7="http://schemas.microsoft.com/office/drawing/2016/5/13/chartex" xmlns:cx8="http://schemas.microsoft.com/office/drawing/2016/5/14/chartex" xmlns:mc="http://schemas.openxmlformats.org/markup-compatibility/2006" xmlns:aink="http://schemas.microsoft.com/office/drawing/2016/ink" xmlns:am3d="http://schemas.microsoft.com/office/drawing/2017/model3d" xmlns:o="urn:schemas-microsoft-com:office:office" xmlns:oel="http://schemas.microsoft.com/office/2019/extlst" xmlns:r="http://schemas.openxmlformats.org/officeDocument/2006/relationships" xmlns:m="http://schemas.openxmlformats.org/officeDocument/2006/math" xmlns:v="urn:schemas-microsoft-com:vml" xmlns:wp14="http://schemas.microsoft.com/office/word/2010/wordprocessingDrawing" xmlns:wp="http://schemas.openxmlformats.org/drawingml/2006/wordprocessingDrawing" xmlns:w10="urn:schemas-microsoft-com:office:word" xmlns:w="http://schemas.openxmlformats.org/wordprocessingml/2006/main" xmlns:w14="http://schemas.microsoft.com/office/word/2010/wordml" xmlns:w15="http://schemas.microsoft.com/office/word/2012/wordml" xmlns:w16cex="http://schemas.microsoft.com/office/word/2018/wordml/cex" xmlns:w16cid="http://schemas.microsoft.com/office/word/2016/wordml/cid" xmlns:w16="http://schemas.microsoft.com/office/word/2018/wordml" xmlns:w16sdtdh="http://schemas.microsoft.com/office/word/2020/wordml/sdtdatahash" xmlns:w16se="http://schemas.microsoft.com/office/word/2015/wordml/symex" xmlns:wpg="http://schemas.microsoft.com/office/word/2010/wordprocessingGroup" xmlns:wpi="http://schemas.microsoft.com/office/word/2010/wordprocessingInk" xmlns:wne="http://schemas.microsoft.com/office/word/2006/wordml" xmlns:wps="http://schemas.microsoft.com/office/word/2010/wordprocessingShape" mc:Ignorable="w14 w15 w16se w16cid w16 w16cex w16sdtdh wp14">
   <w:endnote w:type="separator" w:id="-1">
     <w:p>
       <w:r>
@@ -6411,7 +6812,7 @@
 </file>
 
 <file path=word/footnotes.xml><?xml version="1.0" encoding="utf-8"?>
-<w:footnotes xmlns:wpc="http://schemas.microsoft.com/office/word/2010/wordprocessingCanvas" xmlns:cx="http://schemas.microsoft.com/office/drawing/2014/chartex" xmlns:cx1="http://schemas.microsoft.com/office/drawing/2015/9/8/chartex" xmlns:cx2="http://schemas.microsoft.com/office/drawing/2015/10/21/chartex" xmlns:cx3="http://schemas.microsoft.com/office/drawing/2016/5/9/chartex" xmlns:cx4="http://schemas.microsoft.com/office/drawing/2016/5/10/chartex" xmlns:cx5="http://schemas.microsoft.com/office/drawing/2016/5/11/chartex" xmlns:cx6="http://schemas.microsoft.com/office/drawing/2016/5/12/chartex" xmlns:cx7="http://schemas.microsoft.com/office/drawing/2016/5/13/chartex" xmlns:cx8="http://schemas.microsoft.com/office/drawing/2016/5/14/chartex" xmlns:mc="http://schemas.openxmlformats.org/markup-compatibility/2006" xmlns:aink="http://schemas.microsoft.com/office/drawing/2016/ink" xmlns:am3d="http://schemas.microsoft.com/office/drawing/2017/model3d" xmlns:o="urn:schemas-microsoft-com:office:office" xmlns:oel="http://schemas.microsoft.com/office/2019/extlst" xmlns:r="http://schemas.openxmlformats.org/officeDocument/2006/relationships" xmlns:m="http://schemas.openxmlformats.org/officeDocument/2006/math" xmlns:v="urn:schemas-microsoft-com:vml" xmlns:wp14="http://schemas.microsoft.com/office/word/2010/wordprocessingDrawing" xmlns:wp="http://schemas.openxmlformats.org/drawingml/2006/wordprocessingDrawing" xmlns:w10="urn:schemas-microsoft-com:office:word" xmlns:w="http://schemas.openxmlformats.org/wordprocessingml/2006/main" xmlns:w14="http://schemas.microsoft.com/office/word/2010/wordml" xmlns:w15="http://schemas.microsoft.com/office/word/2012/wordml" xmlns:w16cex="http://schemas.microsoft.com/office/word/2018/wordml/cex" xmlns:w16cid="http://schemas.microsoft.com/office/word/2016/wordml/cid" xmlns:w16="http://schemas.microsoft.com/office/word/2018/wordml" xmlns:w16du="http://schemas.microsoft.com/office/word/2023/wordml/word16du" xmlns:w16sdtdh="http://schemas.microsoft.com/office/word/2020/wordml/sdtdatahash" xmlns:w16sdtfl="http://schemas.microsoft.com/office/word/2024/wordml/sdtformatlock" xmlns:w16se="http://schemas.microsoft.com/office/word/2015/wordml/symex" xmlns:wpg="http://schemas.microsoft.com/office/word/2010/wordprocessingGroup" xmlns:wpi="http://schemas.microsoft.com/office/word/2010/wordprocessingInk" xmlns:wne="http://schemas.microsoft.com/office/word/2006/wordml" xmlns:wps="http://schemas.microsoft.com/office/word/2010/wordprocessingShape" mc:Ignorable="w14 w15 w16se w16cid w16 w16cex w16sdtdh w16sdtfl w16du wp14">
+<w:footnotes xmlns:wpc="http://schemas.microsoft.com/office/word/2010/wordprocessingCanvas" xmlns:cx="http://schemas.microsoft.com/office/drawing/2014/chartex" xmlns:cx1="http://schemas.microsoft.com/office/drawing/2015/9/8/chartex" xmlns:cx2="http://schemas.microsoft.com/office/drawing/2015/10/21/chartex" xmlns:cx3="http://schemas.microsoft.com/office/drawing/2016/5/9/chartex" xmlns:cx4="http://schemas.microsoft.com/office/drawing/2016/5/10/chartex" xmlns:cx5="http://schemas.microsoft.com/office/drawing/2016/5/11/chartex" xmlns:cx6="http://schemas.microsoft.com/office/drawing/2016/5/12/chartex" xmlns:cx7="http://schemas.microsoft.com/office/drawing/2016/5/13/chartex" xmlns:cx8="http://schemas.microsoft.com/office/drawing/2016/5/14/chartex" xmlns:mc="http://schemas.openxmlformats.org/markup-compatibility/2006" xmlns:aink="http://schemas.microsoft.com/office/drawing/2016/ink" xmlns:am3d="http://schemas.microsoft.com/office/drawing/2017/model3d" xmlns:o="urn:schemas-microsoft-com:office:office" xmlns:oel="http://schemas.microsoft.com/office/2019/extlst" xmlns:r="http://schemas.openxmlformats.org/officeDocument/2006/relationships" xmlns:m="http://schemas.openxmlformats.org/officeDocument/2006/math" xmlns:v="urn:schemas-microsoft-com:vml" xmlns:wp14="http://schemas.microsoft.com/office/word/2010/wordprocessingDrawing" xmlns:wp="http://schemas.openxmlformats.org/drawingml/2006/wordprocessingDrawing" xmlns:w10="urn:schemas-microsoft-com:office:word" xmlns:w="http://schemas.openxmlformats.org/wordprocessingml/2006/main" xmlns:w14="http://schemas.microsoft.com/office/word/2010/wordml" xmlns:w15="http://schemas.microsoft.com/office/word/2012/wordml" xmlns:w16cex="http://schemas.microsoft.com/office/word/2018/wordml/cex" xmlns:w16cid="http://schemas.microsoft.com/office/word/2016/wordml/cid" xmlns:w16="http://schemas.microsoft.com/office/word/2018/wordml" xmlns:w16sdtdh="http://schemas.microsoft.com/office/word/2020/wordml/sdtdatahash" xmlns:w16se="http://schemas.microsoft.com/office/word/2015/wordml/symex" xmlns:wpg="http://schemas.microsoft.com/office/word/2010/wordprocessingGroup" xmlns:wpi="http://schemas.microsoft.com/office/word/2010/wordprocessingInk" xmlns:wne="http://schemas.microsoft.com/office/word/2006/wordml" xmlns:wps="http://schemas.microsoft.com/office/word/2010/wordprocessingShape" mc:Ignorable="w14 w15 w16se w16cid w16 w16cex w16sdtdh wp14">
   <w:footnote w:type="separator" w:id="-1">
     <w:p>
       <w:r>
@@ -6430,7 +6831,7 @@
 </file>
 
 <file path=word/numbering.xml><?xml version="1.0" encoding="utf-8"?>
-<w:numbering xmlns:wpc="http://schemas.microsoft.com/office/word/2010/wordprocessingCanvas" xmlns:cx="http://schemas.microsoft.com/office/drawing/2014/chartex" xmlns:cx1="http://schemas.microsoft.com/office/drawing/2015/9/8/chartex" xmlns:cx2="http://schemas.microsoft.com/office/drawing/2015/10/21/chartex" xmlns:cx3="http://schemas.microsoft.com/office/drawing/2016/5/9/chartex" xmlns:cx4="http://schemas.microsoft.com/office/drawing/2016/5/10/chartex" xmlns:cx5="http://schemas.microsoft.com/office/drawing/2016/5/11/chartex" xmlns:cx6="http://schemas.microsoft.com/office/drawing/2016/5/12/chartex" xmlns:cx7="http://schemas.microsoft.com/office/drawing/2016/5/13/chartex" xmlns:cx8="http://schemas.microsoft.com/office/drawing/2016/5/14/chartex" xmlns:mc="http://schemas.openxmlformats.org/markup-compatibility/2006" xmlns:aink="http://schemas.microsoft.com/office/drawing/2016/ink" xmlns:am3d="http://schemas.microsoft.com/office/drawing/2017/model3d" xmlns:o="urn:schemas-microsoft-com:office:office" xmlns:oel="http://schemas.microsoft.com/office/2019/extlst" xmlns:r="http://schemas.openxmlformats.org/officeDocument/2006/relationships" xmlns:m="http://schemas.openxmlformats.org/officeDocument/2006/math" xmlns:v="urn:schemas-microsoft-com:vml" xmlns:wp14="http://schemas.microsoft.com/office/word/2010/wordprocessingDrawing" xmlns:wp="http://schemas.openxmlformats.org/drawingml/2006/wordprocessingDrawing" xmlns:w10="urn:schemas-microsoft-com:office:word" xmlns:w="http://schemas.openxmlformats.org/wordprocessingml/2006/main" xmlns:w14="http://schemas.microsoft.com/office/word/2010/wordml" xmlns:w15="http://schemas.microsoft.com/office/word/2012/wordml" xmlns:w16cex="http://schemas.microsoft.com/office/word/2018/wordml/cex" xmlns:w16cid="http://schemas.microsoft.com/office/word/2016/wordml/cid" xmlns:w16="http://schemas.microsoft.com/office/word/2018/wordml" xmlns:w16du="http://schemas.microsoft.com/office/word/2023/wordml/word16du" xmlns:w16sdtdh="http://schemas.microsoft.com/office/word/2020/wordml/sdtdatahash" xmlns:w16sdtfl="http://schemas.microsoft.com/office/word/2024/wordml/sdtformatlock" xmlns:w16se="http://schemas.microsoft.com/office/word/2015/wordml/symex" xmlns:wpg="http://schemas.microsoft.com/office/word/2010/wordprocessingGroup" xmlns:wpi="http://schemas.microsoft.com/office/word/2010/wordprocessingInk" xmlns:wne="http://schemas.microsoft.com/office/word/2006/wordml" xmlns:wps="http://schemas.microsoft.com/office/word/2010/wordprocessingShape" mc:Ignorable="w14 w15 w16se w16cid w16 w16cex w16sdtdh w16sdtfl w16du wp14">
+<w:numbering xmlns:wpc="http://schemas.microsoft.com/office/word/2010/wordprocessingCanvas" xmlns:cx="http://schemas.microsoft.com/office/drawing/2014/chartex" xmlns:cx1="http://schemas.microsoft.com/office/drawing/2015/9/8/chartex" xmlns:cx2="http://schemas.microsoft.com/office/drawing/2015/10/21/chartex" xmlns:cx3="http://schemas.microsoft.com/office/drawing/2016/5/9/chartex" xmlns:cx4="http://schemas.microsoft.com/office/drawing/2016/5/10/chartex" xmlns:cx5="http://schemas.microsoft.com/office/drawing/2016/5/11/chartex" xmlns:cx6="http://schemas.microsoft.com/office/drawing/2016/5/12/chartex" xmlns:cx7="http://schemas.microsoft.com/office/drawing/2016/5/13/chartex" xmlns:cx8="http://schemas.microsoft.com/office/drawing/2016/5/14/chartex" xmlns:mc="http://schemas.openxmlformats.org/markup-compatibility/2006" xmlns:aink="http://schemas.microsoft.com/office/drawing/2016/ink" xmlns:am3d="http://schemas.microsoft.com/office/drawing/2017/model3d" xmlns:o="urn:schemas-microsoft-com:office:office" xmlns:oel="http://schemas.microsoft.com/office/2019/extlst" xmlns:r="http://schemas.openxmlformats.org/officeDocument/2006/relationships" xmlns:m="http://schemas.openxmlformats.org/officeDocument/2006/math" xmlns:v="urn:schemas-microsoft-com:vml" xmlns:wp14="http://schemas.microsoft.com/office/word/2010/wordprocessingDrawing" xmlns:wp="http://schemas.openxmlformats.org/drawingml/2006/wordprocessingDrawing" xmlns:w10="urn:schemas-microsoft-com:office:word" xmlns:w="http://schemas.openxmlformats.org/wordprocessingml/2006/main" xmlns:w14="http://schemas.microsoft.com/office/word/2010/wordml" xmlns:w15="http://schemas.microsoft.com/office/word/2012/wordml" xmlns:w16cex="http://schemas.microsoft.com/office/word/2018/wordml/cex" xmlns:w16cid="http://schemas.microsoft.com/office/word/2016/wordml/cid" xmlns:w16="http://schemas.microsoft.com/office/word/2018/wordml" xmlns:w16sdtdh="http://schemas.microsoft.com/office/word/2020/wordml/sdtdatahash" xmlns:w16se="http://schemas.microsoft.com/office/word/2015/wordml/symex" xmlns:wpg="http://schemas.microsoft.com/office/word/2010/wordprocessingGroup" xmlns:wpi="http://schemas.microsoft.com/office/word/2010/wordprocessingInk" xmlns:wne="http://schemas.microsoft.com/office/word/2006/wordml" xmlns:wps="http://schemas.microsoft.com/office/word/2010/wordprocessingShape" mc:Ignorable="w14 w15 w16se w16cid w16 w16cex w16sdtdh wp14">
   <w:abstractNum w:abstractNumId="0" w15:restartNumberingAfterBreak="0">
     <w:nsid w:val="02C57005"/>
     <w:multiLevelType w:val="hybridMultilevel"/>
@@ -6819,7 +7220,7 @@
 </file>
 
 <file path=word/styles.xml><?xml version="1.0" encoding="utf-8"?>
-<w:styles xmlns:mc="http://schemas.openxmlformats.org/markup-compatibility/2006" xmlns:r="http://schemas.openxmlformats.org/officeDocument/2006/relationships" xmlns:w="http://schemas.openxmlformats.org/wordprocessingml/2006/main" xmlns:w14="http://schemas.microsoft.com/office/word/2010/wordml" xmlns:w15="http://schemas.microsoft.com/office/word/2012/wordml" xmlns:w16cex="http://schemas.microsoft.com/office/word/2018/wordml/cex" xmlns:w16cid="http://schemas.microsoft.com/office/word/2016/wordml/cid" xmlns:w16="http://schemas.microsoft.com/office/word/2018/wordml" xmlns:w16du="http://schemas.microsoft.com/office/word/2023/wordml/word16du" xmlns:w16sdtdh="http://schemas.microsoft.com/office/word/2020/wordml/sdtdatahash" xmlns:w16sdtfl="http://schemas.microsoft.com/office/word/2024/wordml/sdtformatlock" xmlns:w16se="http://schemas.microsoft.com/office/word/2015/wordml/symex" mc:Ignorable="w14 w15 w16se w16cid w16 w16cex w16sdtdh w16sdtfl w16du">
+<w:styles xmlns:mc="http://schemas.openxmlformats.org/markup-compatibility/2006" xmlns:r="http://schemas.openxmlformats.org/officeDocument/2006/relationships" xmlns:w="http://schemas.openxmlformats.org/wordprocessingml/2006/main" xmlns:w14="http://schemas.microsoft.com/office/word/2010/wordml" xmlns:w15="http://schemas.microsoft.com/office/word/2012/wordml" xmlns:w16cex="http://schemas.microsoft.com/office/word/2018/wordml/cex" xmlns:w16cid="http://schemas.microsoft.com/office/word/2016/wordml/cid" xmlns:w16="http://schemas.microsoft.com/office/word/2018/wordml" xmlns:w16sdtdh="http://schemas.microsoft.com/office/word/2020/wordml/sdtdatahash" xmlns:w16se="http://schemas.microsoft.com/office/word/2015/wordml/symex" mc:Ignorable="w14 w15 w16se w16cid w16 w16cex w16sdtdh">
   <w:docDefaults>
     <w:rPrDefault>
       <w:rPr>
@@ -7963,7 +8364,7 @@
       <w:lang w:val="es-VE"/>
     </w:rPr>
   </w:style>
-  <w:style w:type="character" w:styleId="Fuerte">
+  <w:style w:type="character" w:styleId="Textoennegrita">
     <w:name w:val="Strong"/>
     <w:basedOn w:val="Fuentedeprrafopredeter"/>
     <w:uiPriority w:val="22"/>
@@ -8018,7 +8419,7 @@
 <file path=word/charts/chart1.xml><?xml version="1.0" encoding="utf-8"?>
 <c:chartSpace xmlns:c="http://schemas.openxmlformats.org/drawingml/2006/chart" xmlns:a="http://schemas.openxmlformats.org/drawingml/2006/main" xmlns:r="http://schemas.openxmlformats.org/officeDocument/2006/relationships" xmlns:c16r2="http://schemas.microsoft.com/office/drawing/2015/06/chart">
   <c:date1904 val="0"/>
-  <c:lang val="es-MX"/>
+  <c:lang val="es-ES"/>
   <c:roundedCorners val="0"/>
   <mc:AlternateContent xmlns:mc="http://schemas.openxmlformats.org/markup-compatibility/2006">
     <mc:Choice xmlns:c14="http://schemas.microsoft.com/office/drawing/2007/8/2/chart" Requires="c14">
@@ -8052,7 +8453,7 @@
               <a:cs typeface="+mn-cs"/>
             </a:defRPr>
           </a:pPr>
-          <a:endParaRPr lang="es-VE"/>
+          <a:endParaRPr lang="es-MX"/>
         </a:p>
       </c:txPr>
     </c:title>
@@ -8319,7 +8720,7 @@
                     <a:cs typeface="+mn-cs"/>
                   </a:defRPr>
                 </a:pPr>
-                <a:endParaRPr lang="es-VE"/>
+                <a:endParaRPr lang="es-MX"/>
               </a:p>
             </c:txPr>
             <c:dLblPos val="inEnd"/>
@@ -8473,13 +8874,12 @@
               <a:cs typeface="+mn-cs"/>
             </a:defRPr>
           </a:pPr>
-          <a:endParaRPr lang="es-VE"/>
+          <a:endParaRPr lang="es-MX"/>
         </a:p>
       </c:txPr>
     </c:legend>
     <c:plotVisOnly val="1"/>
     <c:dispBlanksAs val="gap"/>
-    <c:showDLblsOverMax val="0"/>
     <c:extLst>
       <c:ext xmlns:c16r3="http://schemas.microsoft.com/office/drawing/2017/03/chart" uri="{56B9EC1D-385E-4148-901F-78D8002777C0}">
         <c16r3:dataDisplayOptions16>
@@ -8487,6 +8887,7 @@
         </c16r3:dataDisplayOptions16>
       </c:ext>
     </c:extLst>
+    <c:showDLblsOverMax val="0"/>
   </c:chart>
   <c:spPr>
     <a:noFill/>
@@ -8509,7 +8910,7 @@
           </a:solidFill>
         </a:defRPr>
       </a:pPr>
-      <a:endParaRPr lang="es-VE"/>
+      <a:endParaRPr lang="es-MX"/>
     </a:p>
   </c:txPr>
   <c:externalData r:id="rId3">
@@ -8521,7 +8922,7 @@
 <file path=word/charts/chart10.xml><?xml version="1.0" encoding="utf-8"?>
 <c:chartSpace xmlns:c="http://schemas.openxmlformats.org/drawingml/2006/chart" xmlns:a="http://schemas.openxmlformats.org/drawingml/2006/main" xmlns:r="http://schemas.openxmlformats.org/officeDocument/2006/relationships" xmlns:c16r2="http://schemas.microsoft.com/office/drawing/2015/06/chart">
   <c:date1904 val="0"/>
-  <c:lang val="es-MX"/>
+  <c:lang val="es-ES"/>
   <c:roundedCorners val="0"/>
   <mc:AlternateContent xmlns:mc="http://schemas.openxmlformats.org/markup-compatibility/2006">
     <mc:Choice xmlns:c14="http://schemas.microsoft.com/office/drawing/2007/8/2/chart" Requires="c14">
@@ -8577,7 +8978,7 @@
               <a:cs typeface="+mn-cs"/>
             </a:defRPr>
           </a:pPr>
-          <a:endParaRPr lang="es-VE"/>
+          <a:endParaRPr lang="es-MX"/>
         </a:p>
       </c:txPr>
     </c:title>
@@ -8718,7 +9119,7 @@
                     <a:cs typeface="+mn-cs"/>
                   </a:defRPr>
                 </a:pPr>
-                <a:endParaRPr lang="es-VE"/>
+                <a:endParaRPr lang="es-MX"/>
               </a:p>
             </c:txPr>
             <c:dLblPos val="inEnd"/>
@@ -8842,13 +9243,12 @@
               <a:cs typeface="+mn-cs"/>
             </a:defRPr>
           </a:pPr>
-          <a:endParaRPr lang="es-VE"/>
+          <a:endParaRPr lang="es-MX"/>
         </a:p>
       </c:txPr>
     </c:legend>
     <c:plotVisOnly val="1"/>
     <c:dispBlanksAs val="gap"/>
-    <c:showDLblsOverMax val="0"/>
     <c:extLst>
       <c:ext xmlns:c16r3="http://schemas.microsoft.com/office/drawing/2017/03/chart" uri="{56B9EC1D-385E-4148-901F-78D8002777C0}">
         <c16r3:dataDisplayOptions16>
@@ -8856,6 +9256,7 @@
         </c16r3:dataDisplayOptions16>
       </c:ext>
     </c:extLst>
+    <c:showDLblsOverMax val="0"/>
   </c:chart>
   <c:spPr>
     <a:solidFill>
@@ -8880,7 +9281,7 @@
           </a:solidFill>
         </a:defRPr>
       </a:pPr>
-      <a:endParaRPr lang="es-VE"/>
+      <a:endParaRPr lang="es-MX"/>
     </a:p>
   </c:txPr>
   <c:externalData r:id="rId3">
@@ -8892,7 +9293,7 @@
 <file path=word/charts/chart11.xml><?xml version="1.0" encoding="utf-8"?>
 <c:chartSpace xmlns:c="http://schemas.openxmlformats.org/drawingml/2006/chart" xmlns:a="http://schemas.openxmlformats.org/drawingml/2006/main" xmlns:r="http://schemas.openxmlformats.org/officeDocument/2006/relationships" xmlns:c16r2="http://schemas.microsoft.com/office/drawing/2015/06/chart">
   <c:date1904 val="0"/>
-  <c:lang val="es-MX"/>
+  <c:lang val="es-ES"/>
   <c:roundedCorners val="0"/>
   <mc:AlternateContent xmlns:mc="http://schemas.openxmlformats.org/markup-compatibility/2006">
     <mc:Choice xmlns:c14="http://schemas.microsoft.com/office/drawing/2007/8/2/chart" Requires="c14">
@@ -8948,7 +9349,7 @@
               <a:cs typeface="+mn-cs"/>
             </a:defRPr>
           </a:pPr>
-          <a:endParaRPr lang="es-VE"/>
+          <a:endParaRPr lang="es-MX"/>
         </a:p>
       </c:txPr>
     </c:title>
@@ -9089,7 +9490,7 @@
                     <a:cs typeface="+mn-cs"/>
                   </a:defRPr>
                 </a:pPr>
-                <a:endParaRPr lang="es-VE"/>
+                <a:endParaRPr lang="es-MX"/>
               </a:p>
             </c:txPr>
             <c:dLblPos val="inEnd"/>
@@ -9213,13 +9614,12 @@
               <a:cs typeface="+mn-cs"/>
             </a:defRPr>
           </a:pPr>
-          <a:endParaRPr lang="es-VE"/>
+          <a:endParaRPr lang="es-MX"/>
         </a:p>
       </c:txPr>
     </c:legend>
     <c:plotVisOnly val="1"/>
     <c:dispBlanksAs val="gap"/>
-    <c:showDLblsOverMax val="0"/>
     <c:extLst>
       <c:ext xmlns:c16r3="http://schemas.microsoft.com/office/drawing/2017/03/chart" uri="{56B9EC1D-385E-4148-901F-78D8002777C0}">
         <c16r3:dataDisplayOptions16>
@@ -9227,6 +9627,7 @@
         </c16r3:dataDisplayOptions16>
       </c:ext>
     </c:extLst>
+    <c:showDLblsOverMax val="0"/>
   </c:chart>
   <c:spPr>
     <a:solidFill>
@@ -9251,7 +9652,7 @@
           </a:solidFill>
         </a:defRPr>
       </a:pPr>
-      <a:endParaRPr lang="es-VE"/>
+      <a:endParaRPr lang="es-MX"/>
     </a:p>
   </c:txPr>
   <c:externalData r:id="rId3">
@@ -9263,7 +9664,7 @@
 <file path=word/charts/chart12.xml><?xml version="1.0" encoding="utf-8"?>
 <c:chartSpace xmlns:c="http://schemas.openxmlformats.org/drawingml/2006/chart" xmlns:a="http://schemas.openxmlformats.org/drawingml/2006/main" xmlns:r="http://schemas.openxmlformats.org/officeDocument/2006/relationships" xmlns:c16r2="http://schemas.microsoft.com/office/drawing/2015/06/chart">
   <c:date1904 val="0"/>
-  <c:lang val="es-MX"/>
+  <c:lang val="es-ES"/>
   <c:roundedCorners val="0"/>
   <mc:AlternateContent xmlns:mc="http://schemas.openxmlformats.org/markup-compatibility/2006">
     <mc:Choice xmlns:c14="http://schemas.microsoft.com/office/drawing/2007/8/2/chart" Requires="c14">
@@ -9319,7 +9720,7 @@
               <a:cs typeface="+mn-cs"/>
             </a:defRPr>
           </a:pPr>
-          <a:endParaRPr lang="es-VE"/>
+          <a:endParaRPr lang="es-MX"/>
         </a:p>
       </c:txPr>
     </c:title>
@@ -9460,7 +9861,7 @@
                     <a:cs typeface="+mn-cs"/>
                   </a:defRPr>
                 </a:pPr>
-                <a:endParaRPr lang="es-VE"/>
+                <a:endParaRPr lang="es-MX"/>
               </a:p>
             </c:txPr>
             <c:dLblPos val="inEnd"/>
@@ -9584,13 +9985,12 @@
               <a:cs typeface="+mn-cs"/>
             </a:defRPr>
           </a:pPr>
-          <a:endParaRPr lang="es-VE"/>
+          <a:endParaRPr lang="es-MX"/>
         </a:p>
       </c:txPr>
     </c:legend>
     <c:plotVisOnly val="1"/>
     <c:dispBlanksAs val="gap"/>
-    <c:showDLblsOverMax val="0"/>
     <c:extLst>
       <c:ext xmlns:c16r3="http://schemas.microsoft.com/office/drawing/2017/03/chart" uri="{56B9EC1D-385E-4148-901F-78D8002777C0}">
         <c16r3:dataDisplayOptions16>
@@ -9598,6 +9998,7 @@
         </c16r3:dataDisplayOptions16>
       </c:ext>
     </c:extLst>
+    <c:showDLblsOverMax val="0"/>
   </c:chart>
   <c:spPr>
     <a:solidFill>
@@ -9622,7 +10023,7 @@
           </a:solidFill>
         </a:defRPr>
       </a:pPr>
-      <a:endParaRPr lang="es-VE"/>
+      <a:endParaRPr lang="es-MX"/>
     </a:p>
   </c:txPr>
   <c:externalData r:id="rId3">
@@ -9634,7 +10035,7 @@
 <file path=word/charts/chart2.xml><?xml version="1.0" encoding="utf-8"?>
 <c:chartSpace xmlns:c="http://schemas.openxmlformats.org/drawingml/2006/chart" xmlns:a="http://schemas.openxmlformats.org/drawingml/2006/main" xmlns:r="http://schemas.openxmlformats.org/officeDocument/2006/relationships" xmlns:c16r2="http://schemas.microsoft.com/office/drawing/2015/06/chart">
   <c:date1904 val="0"/>
-  <c:lang val="es-MX"/>
+  <c:lang val="es-ES"/>
   <c:roundedCorners val="0"/>
   <mc:AlternateContent xmlns:mc="http://schemas.openxmlformats.org/markup-compatibility/2006">
     <mc:Choice xmlns:c14="http://schemas.microsoft.com/office/drawing/2007/8/2/chart" Requires="c14">
@@ -9668,7 +10069,7 @@
               <a:cs typeface="+mn-cs"/>
             </a:defRPr>
           </a:pPr>
-          <a:endParaRPr lang="es-VE"/>
+          <a:endParaRPr lang="es-MX"/>
         </a:p>
       </c:txPr>
     </c:title>
@@ -9857,7 +10258,7 @@
                     <a:cs typeface="+mn-cs"/>
                   </a:defRPr>
                 </a:pPr>
-                <a:endParaRPr lang="es-VE"/>
+                <a:endParaRPr lang="es-MX"/>
               </a:p>
             </c:txPr>
             <c:dLblPos val="inEnd"/>
@@ -10001,13 +10402,12 @@
               <a:cs typeface="+mn-cs"/>
             </a:defRPr>
           </a:pPr>
-          <a:endParaRPr lang="es-VE"/>
+          <a:endParaRPr lang="es-MX"/>
         </a:p>
       </c:txPr>
     </c:legend>
     <c:plotVisOnly val="1"/>
     <c:dispBlanksAs val="gap"/>
-    <c:showDLblsOverMax val="0"/>
     <c:extLst>
       <c:ext xmlns:c16r3="http://schemas.microsoft.com/office/drawing/2017/03/chart" uri="{56B9EC1D-385E-4148-901F-78D8002777C0}">
         <c16r3:dataDisplayOptions16>
@@ -10015,6 +10415,7 @@
         </c16r3:dataDisplayOptions16>
       </c:ext>
     </c:extLst>
+    <c:showDLblsOverMax val="0"/>
   </c:chart>
   <c:spPr>
     <a:solidFill>
@@ -10039,7 +10440,7 @@
           </a:solidFill>
         </a:defRPr>
       </a:pPr>
-      <a:endParaRPr lang="es-VE"/>
+      <a:endParaRPr lang="es-MX"/>
     </a:p>
   </c:txPr>
   <c:externalData r:id="rId3">
@@ -10051,7 +10452,7 @@
 <file path=word/charts/chart3.xml><?xml version="1.0" encoding="utf-8"?>
 <c:chartSpace xmlns:c="http://schemas.openxmlformats.org/drawingml/2006/chart" xmlns:a="http://schemas.openxmlformats.org/drawingml/2006/main" xmlns:r="http://schemas.openxmlformats.org/officeDocument/2006/relationships" xmlns:c16r2="http://schemas.microsoft.com/office/drawing/2015/06/chart">
   <c:date1904 val="0"/>
-  <c:lang val="es-MX"/>
+  <c:lang val="es-ES"/>
   <c:roundedCorners val="0"/>
   <mc:AlternateContent xmlns:mc="http://schemas.openxmlformats.org/markup-compatibility/2006">
     <mc:Choice xmlns:c14="http://schemas.microsoft.com/office/drawing/2007/8/2/chart" Requires="c14">
@@ -10115,7 +10516,7 @@
               <a:cs typeface="+mn-cs"/>
             </a:defRPr>
           </a:pPr>
-          <a:endParaRPr lang="es-VE"/>
+          <a:endParaRPr lang="es-MX"/>
         </a:p>
       </c:txPr>
     </c:title>
@@ -10208,7 +10609,7 @@
                     <a:cs typeface="+mn-cs"/>
                   </a:defRPr>
                 </a:pPr>
-                <a:endParaRPr lang="es-VE"/>
+                <a:endParaRPr lang="es-MX"/>
               </a:p>
             </c:txPr>
             <c:dLblPos val="inEnd"/>
@@ -10320,13 +10721,12 @@
               <a:cs typeface="+mn-cs"/>
             </a:defRPr>
           </a:pPr>
-          <a:endParaRPr lang="es-VE"/>
+          <a:endParaRPr lang="es-MX"/>
         </a:p>
       </c:txPr>
     </c:legend>
     <c:plotVisOnly val="1"/>
     <c:dispBlanksAs val="gap"/>
-    <c:showDLblsOverMax val="0"/>
     <c:extLst>
       <c:ext xmlns:c16r3="http://schemas.microsoft.com/office/drawing/2017/03/chart" uri="{56B9EC1D-385E-4148-901F-78D8002777C0}">
         <c16r3:dataDisplayOptions16>
@@ -10334,6 +10734,7 @@
         </c16r3:dataDisplayOptions16>
       </c:ext>
     </c:extLst>
+    <c:showDLblsOverMax val="0"/>
   </c:chart>
   <c:spPr>
     <a:solidFill>
@@ -10358,7 +10759,7 @@
           </a:solidFill>
         </a:defRPr>
       </a:pPr>
-      <a:endParaRPr lang="es-VE"/>
+      <a:endParaRPr lang="es-MX"/>
     </a:p>
   </c:txPr>
   <c:externalData r:id="rId3">
@@ -10370,7 +10771,7 @@
 <file path=word/charts/chart4.xml><?xml version="1.0" encoding="utf-8"?>
 <c:chartSpace xmlns:c="http://schemas.openxmlformats.org/drawingml/2006/chart" xmlns:a="http://schemas.openxmlformats.org/drawingml/2006/main" xmlns:r="http://schemas.openxmlformats.org/officeDocument/2006/relationships" xmlns:c16r2="http://schemas.microsoft.com/office/drawing/2015/06/chart">
   <c:date1904 val="0"/>
-  <c:lang val="es-MX"/>
+  <c:lang val="es-ES"/>
   <c:roundedCorners val="0"/>
   <mc:AlternateContent xmlns:mc="http://schemas.openxmlformats.org/markup-compatibility/2006">
     <mc:Choice xmlns:c14="http://schemas.microsoft.com/office/drawing/2007/8/2/chart" Requires="c14">
@@ -10404,7 +10805,7 @@
               <a:cs typeface="+mn-cs"/>
             </a:defRPr>
           </a:pPr>
-          <a:endParaRPr lang="es-VE"/>
+          <a:endParaRPr lang="es-MX"/>
         </a:p>
       </c:txPr>
     </c:title>
@@ -10545,7 +10946,7 @@
                     <a:cs typeface="+mn-cs"/>
                   </a:defRPr>
                 </a:pPr>
-                <a:endParaRPr lang="es-VE"/>
+                <a:endParaRPr lang="es-MX"/>
               </a:p>
             </c:txPr>
             <c:dLblPos val="inEnd"/>
@@ -10669,13 +11070,12 @@
               <a:cs typeface="+mn-cs"/>
             </a:defRPr>
           </a:pPr>
-          <a:endParaRPr lang="es-VE"/>
+          <a:endParaRPr lang="es-MX"/>
         </a:p>
       </c:txPr>
     </c:legend>
     <c:plotVisOnly val="1"/>
     <c:dispBlanksAs val="gap"/>
-    <c:showDLblsOverMax val="0"/>
     <c:extLst>
       <c:ext xmlns:c16r3="http://schemas.microsoft.com/office/drawing/2017/03/chart" uri="{56B9EC1D-385E-4148-901F-78D8002777C0}">
         <c16r3:dataDisplayOptions16>
@@ -10683,6 +11083,7 @@
         </c16r3:dataDisplayOptions16>
       </c:ext>
     </c:extLst>
+    <c:showDLblsOverMax val="0"/>
   </c:chart>
   <c:spPr>
     <a:solidFill>
@@ -10707,7 +11108,7 @@
           </a:solidFill>
         </a:defRPr>
       </a:pPr>
-      <a:endParaRPr lang="es-VE"/>
+      <a:endParaRPr lang="es-MX"/>
     </a:p>
   </c:txPr>
   <c:externalData r:id="rId3">
@@ -10719,7 +11120,7 @@
 <file path=word/charts/chart5.xml><?xml version="1.0" encoding="utf-8"?>
 <c:chartSpace xmlns:c="http://schemas.openxmlformats.org/drawingml/2006/chart" xmlns:a="http://schemas.openxmlformats.org/drawingml/2006/main" xmlns:r="http://schemas.openxmlformats.org/officeDocument/2006/relationships" xmlns:c16r2="http://schemas.microsoft.com/office/drawing/2015/06/chart">
   <c:date1904 val="0"/>
-  <c:lang val="es-MX"/>
+  <c:lang val="es-ES"/>
   <c:roundedCorners val="0"/>
   <mc:AlternateContent xmlns:mc="http://schemas.openxmlformats.org/markup-compatibility/2006">
     <mc:Choice xmlns:c14="http://schemas.microsoft.com/office/drawing/2007/8/2/chart" Requires="c14">
@@ -10756,7 +11157,7 @@
               <a:cs typeface="+mn-cs"/>
             </a:defRPr>
           </a:pPr>
-          <a:endParaRPr lang="es-VE"/>
+          <a:endParaRPr lang="es-MX"/>
         </a:p>
       </c:txPr>
     </c:title>
@@ -10924,7 +11325,7 @@
                     <a:cs typeface="+mn-cs"/>
                   </a:defRPr>
                 </a:pPr>
-                <a:endParaRPr lang="es-VE"/>
+                <a:endParaRPr lang="es-MX"/>
               </a:p>
             </c:txPr>
             <c:dLblPos val="inEnd"/>
@@ -11057,13 +11458,12 @@
               <a:cs typeface="+mn-cs"/>
             </a:defRPr>
           </a:pPr>
-          <a:endParaRPr lang="es-VE"/>
+          <a:endParaRPr lang="es-MX"/>
         </a:p>
       </c:txPr>
     </c:legend>
     <c:plotVisOnly val="1"/>
     <c:dispBlanksAs val="gap"/>
-    <c:showDLblsOverMax val="0"/>
     <c:extLst>
       <c:ext xmlns:c16r3="http://schemas.microsoft.com/office/drawing/2017/03/chart" uri="{56B9EC1D-385E-4148-901F-78D8002777C0}">
         <c16r3:dataDisplayOptions16>
@@ -11071,6 +11471,7 @@
         </c16r3:dataDisplayOptions16>
       </c:ext>
     </c:extLst>
+    <c:showDLblsOverMax val="0"/>
   </c:chart>
   <c:spPr>
     <a:solidFill>
@@ -11098,7 +11499,7 @@
           </a:solidFill>
         </a:defRPr>
       </a:pPr>
-      <a:endParaRPr lang="es-VE"/>
+      <a:endParaRPr lang="es-MX"/>
     </a:p>
   </c:txPr>
   <c:externalData r:id="rId3">
@@ -11110,7 +11511,7 @@
 <file path=word/charts/chart6.xml><?xml version="1.0" encoding="utf-8"?>
 <c:chartSpace xmlns:c="http://schemas.openxmlformats.org/drawingml/2006/chart" xmlns:a="http://schemas.openxmlformats.org/drawingml/2006/main" xmlns:r="http://schemas.openxmlformats.org/officeDocument/2006/relationships" xmlns:c16r2="http://schemas.microsoft.com/office/drawing/2015/06/chart">
   <c:date1904 val="0"/>
-  <c:lang val="es-MX"/>
+  <c:lang val="es-ES"/>
   <c:roundedCorners val="0"/>
   <mc:AlternateContent xmlns:mc="http://schemas.openxmlformats.org/markup-compatibility/2006">
     <mc:Choice xmlns:c14="http://schemas.microsoft.com/office/drawing/2007/8/2/chart" Requires="c14">
@@ -11146,7 +11547,7 @@
               <a:cs typeface="+mn-cs"/>
             </a:defRPr>
           </a:pPr>
-          <a:endParaRPr lang="es-VE"/>
+          <a:endParaRPr lang="es-MX"/>
         </a:p>
       </c:txPr>
     </c:title>
@@ -11289,7 +11690,7 @@
                     <a:cs typeface="+mn-cs"/>
                   </a:defRPr>
                 </a:pPr>
-                <a:endParaRPr lang="es-VE"/>
+                <a:endParaRPr lang="es-MX"/>
               </a:p>
             </c:txPr>
             <c:dLblPos val="inEnd"/>
@@ -11415,13 +11816,12 @@
               <a:cs typeface="+mn-cs"/>
             </a:defRPr>
           </a:pPr>
-          <a:endParaRPr lang="es-VE"/>
+          <a:endParaRPr lang="es-MX"/>
         </a:p>
       </c:txPr>
     </c:legend>
     <c:plotVisOnly val="1"/>
     <c:dispBlanksAs val="gap"/>
-    <c:showDLblsOverMax val="0"/>
     <c:extLst>
       <c:ext xmlns:c16r3="http://schemas.microsoft.com/office/drawing/2017/03/chart" uri="{56B9EC1D-385E-4148-901F-78D8002777C0}">
         <c16r3:dataDisplayOptions16>
@@ -11429,6 +11829,7 @@
         </c16r3:dataDisplayOptions16>
       </c:ext>
     </c:extLst>
+    <c:showDLblsOverMax val="0"/>
   </c:chart>
   <c:spPr>
     <a:solidFill>
@@ -11455,7 +11856,7 @@
           </a:solidFill>
         </a:defRPr>
       </a:pPr>
-      <a:endParaRPr lang="es-VE"/>
+      <a:endParaRPr lang="es-MX"/>
     </a:p>
   </c:txPr>
   <c:externalData r:id="rId3">
@@ -11467,7 +11868,7 @@
 <file path=word/charts/chart7.xml><?xml version="1.0" encoding="utf-8"?>
 <c:chartSpace xmlns:c="http://schemas.openxmlformats.org/drawingml/2006/chart" xmlns:a="http://schemas.openxmlformats.org/drawingml/2006/main" xmlns:r="http://schemas.openxmlformats.org/officeDocument/2006/relationships" xmlns:c16r2="http://schemas.microsoft.com/office/drawing/2015/06/chart">
   <c:date1904 val="0"/>
-  <c:lang val="es-MX"/>
+  <c:lang val="es-ES"/>
   <c:roundedCorners val="0"/>
   <mc:AlternateContent xmlns:mc="http://schemas.openxmlformats.org/markup-compatibility/2006">
     <mc:Choice xmlns:c14="http://schemas.microsoft.com/office/drawing/2007/8/2/chart" Requires="c14">
@@ -11523,7 +11924,7 @@
               <a:cs typeface="+mn-cs"/>
             </a:defRPr>
           </a:pPr>
-          <a:endParaRPr lang="es-VE"/>
+          <a:endParaRPr lang="es-MX"/>
         </a:p>
       </c:txPr>
     </c:title>
@@ -11616,7 +12017,7 @@
                     <a:cs typeface="+mn-cs"/>
                   </a:defRPr>
                 </a:pPr>
-                <a:endParaRPr lang="es-VE"/>
+                <a:endParaRPr lang="es-MX"/>
               </a:p>
             </c:txPr>
             <c:dLblPos val="inEnd"/>
@@ -11728,13 +12129,12 @@
               <a:cs typeface="+mn-cs"/>
             </a:defRPr>
           </a:pPr>
-          <a:endParaRPr lang="es-VE"/>
+          <a:endParaRPr lang="es-MX"/>
         </a:p>
       </c:txPr>
     </c:legend>
     <c:plotVisOnly val="1"/>
     <c:dispBlanksAs val="gap"/>
-    <c:showDLblsOverMax val="0"/>
     <c:extLst>
       <c:ext xmlns:c16r3="http://schemas.microsoft.com/office/drawing/2017/03/chart" uri="{56B9EC1D-385E-4148-901F-78D8002777C0}">
         <c16r3:dataDisplayOptions16>
@@ -11742,6 +12142,7 @@
         </c16r3:dataDisplayOptions16>
       </c:ext>
     </c:extLst>
+    <c:showDLblsOverMax val="0"/>
   </c:chart>
   <c:spPr>
     <a:solidFill>
@@ -11766,7 +12167,7 @@
           </a:solidFill>
         </a:defRPr>
       </a:pPr>
-      <a:endParaRPr lang="es-VE"/>
+      <a:endParaRPr lang="es-MX"/>
     </a:p>
   </c:txPr>
   <c:externalData r:id="rId3">
@@ -11778,7 +12179,7 @@
 <file path=word/charts/chart8.xml><?xml version="1.0" encoding="utf-8"?>
 <c:chartSpace xmlns:c="http://schemas.openxmlformats.org/drawingml/2006/chart" xmlns:a="http://schemas.openxmlformats.org/drawingml/2006/main" xmlns:r="http://schemas.openxmlformats.org/officeDocument/2006/relationships" xmlns:c16r2="http://schemas.microsoft.com/office/drawing/2015/06/chart">
   <c:date1904 val="0"/>
-  <c:lang val="es-MX"/>
+  <c:lang val="es-ES"/>
   <c:roundedCorners val="0"/>
   <mc:AlternateContent xmlns:mc="http://schemas.openxmlformats.org/markup-compatibility/2006">
     <mc:Choice xmlns:c14="http://schemas.microsoft.com/office/drawing/2007/8/2/chart" Requires="c14">
@@ -11836,7 +12237,7 @@
               <a:cs typeface="+mn-cs"/>
             </a:defRPr>
           </a:pPr>
-          <a:endParaRPr lang="es-VE"/>
+          <a:endParaRPr lang="es-MX"/>
         </a:p>
       </c:txPr>
     </c:title>
@@ -12001,7 +12402,7 @@
                     <a:cs typeface="+mn-cs"/>
                   </a:defRPr>
                 </a:pPr>
-                <a:endParaRPr lang="es-VE"/>
+                <a:endParaRPr lang="es-MX"/>
               </a:p>
             </c:txPr>
             <c:dLblPos val="inEnd"/>
@@ -12131,13 +12532,12 @@
               <a:cs typeface="+mn-cs"/>
             </a:defRPr>
           </a:pPr>
-          <a:endParaRPr lang="es-VE"/>
+          <a:endParaRPr lang="es-MX"/>
         </a:p>
       </c:txPr>
     </c:legend>
     <c:plotVisOnly val="1"/>
     <c:dispBlanksAs val="gap"/>
-    <c:showDLblsOverMax val="0"/>
     <c:extLst>
       <c:ext xmlns:c16r3="http://schemas.microsoft.com/office/drawing/2017/03/chart" uri="{56B9EC1D-385E-4148-901F-78D8002777C0}">
         <c16r3:dataDisplayOptions16>
@@ -12145,6 +12545,7 @@
         </c16r3:dataDisplayOptions16>
       </c:ext>
     </c:extLst>
+    <c:showDLblsOverMax val="0"/>
   </c:chart>
   <c:spPr>
     <a:solidFill>
@@ -12169,7 +12570,7 @@
           </a:solidFill>
         </a:defRPr>
       </a:pPr>
-      <a:endParaRPr lang="es-VE"/>
+      <a:endParaRPr lang="es-MX"/>
     </a:p>
   </c:txPr>
   <c:externalData r:id="rId3">
@@ -12181,7 +12582,7 @@
 <file path=word/charts/chart9.xml><?xml version="1.0" encoding="utf-8"?>
 <c:chartSpace xmlns:c="http://schemas.openxmlformats.org/drawingml/2006/chart" xmlns:a="http://schemas.openxmlformats.org/drawingml/2006/main" xmlns:r="http://schemas.openxmlformats.org/officeDocument/2006/relationships" xmlns:c16r2="http://schemas.microsoft.com/office/drawing/2015/06/chart">
   <c:date1904 val="0"/>
-  <c:lang val="es-MX"/>
+  <c:lang val="es-ES"/>
   <c:roundedCorners val="0"/>
   <mc:AlternateContent xmlns:mc="http://schemas.openxmlformats.org/markup-compatibility/2006">
     <mc:Choice xmlns:c14="http://schemas.microsoft.com/office/drawing/2007/8/2/chart" Requires="c14">
@@ -12243,7 +12644,7 @@
               <a:cs typeface="+mn-cs"/>
             </a:defRPr>
           </a:pPr>
-          <a:endParaRPr lang="es-VE"/>
+          <a:endParaRPr lang="es-MX"/>
         </a:p>
       </c:txPr>
     </c:title>
@@ -12303,7 +12704,7 @@
                     <a:cs typeface="+mn-cs"/>
                   </a:defRPr>
                 </a:pPr>
-                <a:endParaRPr lang="es-VE"/>
+                <a:endParaRPr lang="es-MX"/>
               </a:p>
             </c:txPr>
             <c:dLblPos val="outEnd"/>
@@ -12436,7 +12837,7 @@
                     <a:cs typeface="+mn-cs"/>
                   </a:defRPr>
                 </a:pPr>
-                <a:endParaRPr lang="es-VE"/>
+                <a:endParaRPr lang="es-MX"/>
               </a:p>
             </c:txPr>
             <c:dLblPos val="outEnd"/>
@@ -12569,7 +12970,7 @@
                     <a:cs typeface="+mn-cs"/>
                   </a:defRPr>
                 </a:pPr>
-                <a:endParaRPr lang="es-VE"/>
+                <a:endParaRPr lang="es-MX"/>
               </a:p>
             </c:txPr>
             <c:dLblPos val="outEnd"/>
@@ -12702,7 +13103,7 @@
                     <a:cs typeface="+mn-cs"/>
                   </a:defRPr>
                 </a:pPr>
-                <a:endParaRPr lang="es-VE"/>
+                <a:endParaRPr lang="es-MX"/>
               </a:p>
             </c:txPr>
             <c:dLblPos val="outEnd"/>
@@ -12835,7 +13236,7 @@
                     <a:cs typeface="+mn-cs"/>
                   </a:defRPr>
                 </a:pPr>
-                <a:endParaRPr lang="es-VE"/>
+                <a:endParaRPr lang="es-MX"/>
               </a:p>
             </c:txPr>
             <c:dLblPos val="outEnd"/>
@@ -12974,7 +13375,7 @@
                 <a:cs typeface="+mn-cs"/>
               </a:defRPr>
             </a:pPr>
-            <a:endParaRPr lang="es-VE"/>
+            <a:endParaRPr lang="es-MX"/>
           </a:p>
         </c:txPr>
         <c:crossAx val="1830007439"/>
@@ -13033,7 +13434,7 @@
                 <a:cs typeface="+mn-cs"/>
               </a:defRPr>
             </a:pPr>
-            <a:endParaRPr lang="es-VE"/>
+            <a:endParaRPr lang="es-MX"/>
           </a:p>
         </c:txPr>
         <c:crossAx val="1830009839"/>
@@ -13075,13 +13476,12 @@
               <a:cs typeface="+mn-cs"/>
             </a:defRPr>
           </a:pPr>
-          <a:endParaRPr lang="es-VE"/>
+          <a:endParaRPr lang="es-MX"/>
         </a:p>
       </c:txPr>
     </c:legend>
     <c:plotVisOnly val="1"/>
     <c:dispBlanksAs val="gap"/>
-    <c:showDLblsOverMax val="0"/>
     <c:extLst>
       <c:ext xmlns:c16r3="http://schemas.microsoft.com/office/drawing/2017/03/chart" uri="{56B9EC1D-385E-4148-901F-78D8002777C0}">
         <c16r3:dataDisplayOptions16>
@@ -13089,6 +13489,7 @@
         </c16r3:dataDisplayOptions16>
       </c:ext>
     </c:extLst>
+    <c:showDLblsOverMax val="0"/>
   </c:chart>
   <c:spPr>
     <a:solidFill>
@@ -13116,7 +13517,7 @@
           </a:solidFill>
         </a:defRPr>
       </a:pPr>
-      <a:endParaRPr lang="es-VE"/>
+      <a:endParaRPr lang="es-MX"/>
     </a:p>
   </c:txPr>
   <c:externalData r:id="rId3">

--- a/Capitulos de Tesis/Capítulo IV.docx
+++ b/Capitulos de Tesis/Capítulo IV.docx
@@ -613,7 +613,15 @@
         <w:t xml:space="preserve"> de su aplicación</w:t>
       </w:r>
       <w:r>
-        <w:t>, basados en la metodología de Pressman (2010) descrita en el capítulo anterior, se desarrolló una aplicación educativa gamificada para potenciar el rendimiento académico en estudiantes de bachillerato en Venezuela. En esta parte de la investigación</w:t>
+        <w:t xml:space="preserve">, basados en la metodología de Pressman (2010) descrita en el capítulo anterior, se desarrolló una aplicación educativa </w:t>
+      </w:r>
+      <w:proofErr w:type="spellStart"/>
+      <w:r>
+        <w:t>gamificada</w:t>
+      </w:r>
+      <w:proofErr w:type="spellEnd"/>
+      <w:r>
+        <w:t xml:space="preserve"> para potenciar el rendimiento académico en estudiantes de bachillerato en Venezuela. En esta parte de la investigación</w:t>
       </w:r>
       <w:r>
         <w:t xml:space="preserve"> se profundiza en las actividades realizadas en las 5 fases que componen la metodología de Pressman (2010), mediante las cuales se obtienen y usan los datos necesarios para la construcción de la aplicación; dichas fases son: Comunicación, Planeación, Diseño, Construcción y Despliegue.</w:t>
@@ -731,7 +739,15 @@
         <w:t>Después se procedió a redactar un cuestionario que fue el instrumento de recolección de datos elegido</w:t>
       </w:r>
       <w:r>
-        <w:t>, conformado por 14 preguntas que fue aplicado a una muestra de los estudiantes del colegio Nuestra Sra de Guadalupe</w:t>
+        <w:t xml:space="preserve">, conformado por 14 preguntas que fue aplicado a una muestra de los estudiantes del colegio Nuestra </w:t>
+      </w:r>
+      <w:proofErr w:type="spellStart"/>
+      <w:r>
+        <w:t>Sra</w:t>
+      </w:r>
+      <w:proofErr w:type="spellEnd"/>
+      <w:r>
+        <w:t xml:space="preserve"> de Guadalupe</w:t>
       </w:r>
       <w:r>
         <w:t>, luego de su realización se analizaron los resultados obtenidos los cuales fueron los siguientes:</w:t>
@@ -831,13 +847,21 @@
         <w:t>,</w:t>
       </w:r>
       <w:r>
-        <w:t xml:space="preserve"> A</w:t>
+        <w:t xml:space="preserve"> </w:t>
+      </w:r>
+      <w:proofErr w:type="spellStart"/>
+      <w:r>
+        <w:t>A</w:t>
       </w:r>
       <w:r>
         <w:t>c</w:t>
       </w:r>
       <w:r>
-        <w:t>urero (202</w:t>
+        <w:t>urero</w:t>
+      </w:r>
+      <w:proofErr w:type="spellEnd"/>
+      <w:r>
+        <w:t xml:space="preserve"> (202</w:t>
       </w:r>
       <w:r>
         <w:t>5</w:t>
@@ -958,13 +982,21 @@
         <w:t>,</w:t>
       </w:r>
       <w:r>
-        <w:t xml:space="preserve"> A</w:t>
+        <w:t xml:space="preserve"> </w:t>
+      </w:r>
+      <w:proofErr w:type="spellStart"/>
+      <w:r>
+        <w:t>A</w:t>
       </w:r>
       <w:r>
         <w:t>c</w:t>
       </w:r>
       <w:r>
-        <w:t>urero (202</w:t>
+        <w:t>urero</w:t>
+      </w:r>
+      <w:proofErr w:type="spellEnd"/>
+      <w:r>
+        <w:t xml:space="preserve"> (202</w:t>
       </w:r>
       <w:r>
         <w:t>5</w:t>
@@ -1058,13 +1090,21 @@
         <w:t>,</w:t>
       </w:r>
       <w:r>
-        <w:t xml:space="preserve"> A</w:t>
+        <w:t xml:space="preserve"> </w:t>
+      </w:r>
+      <w:proofErr w:type="spellStart"/>
+      <w:r>
+        <w:t>A</w:t>
       </w:r>
       <w:r>
         <w:t>c</w:t>
       </w:r>
       <w:r>
-        <w:t>urero (202</w:t>
+        <w:t>urero</w:t>
+      </w:r>
+      <w:proofErr w:type="spellEnd"/>
+      <w:r>
+        <w:t xml:space="preserve"> (202</w:t>
       </w:r>
       <w:r>
         <w:t>5</w:t>
@@ -1158,13 +1198,21 @@
         <w:t>,</w:t>
       </w:r>
       <w:r>
-        <w:t xml:space="preserve"> A</w:t>
+        <w:t xml:space="preserve"> </w:t>
+      </w:r>
+      <w:proofErr w:type="spellStart"/>
+      <w:r>
+        <w:t>A</w:t>
       </w:r>
       <w:r>
         <w:t>c</w:t>
       </w:r>
       <w:r>
-        <w:t>urero (202</w:t>
+        <w:t>urero</w:t>
+      </w:r>
+      <w:proofErr w:type="spellEnd"/>
+      <w:r>
+        <w:t xml:space="preserve"> (202</w:t>
       </w:r>
       <w:r>
         <w:t>5</w:t>
@@ -1184,7 +1232,15 @@
         <w:t>s</w:t>
       </w:r>
       <w:r>
-        <w:t xml:space="preserve"> preferencias de aquellos estudiantes que estudian de forma autónoma, los resultados muestran que predomina el formato audiovisual, con Youtube como la herramienta m</w:t>
+        <w:t xml:space="preserve"> preferencias de aquellos estudiantes que estudian de forma autónoma, los resultados muestran que predomina el formato audiovisual, con </w:t>
+      </w:r>
+      <w:proofErr w:type="spellStart"/>
+      <w:r>
+        <w:t>Youtube</w:t>
+      </w:r>
+      <w:proofErr w:type="spellEnd"/>
+      <w:r>
+        <w:t xml:space="preserve"> como la herramienta m</w:t>
       </w:r>
       <w:r>
         <w:t>á</w:t>
@@ -1273,13 +1329,21 @@
         <w:t>,</w:t>
       </w:r>
       <w:r>
-        <w:t xml:space="preserve"> A</w:t>
+        <w:t xml:space="preserve"> </w:t>
+      </w:r>
+      <w:proofErr w:type="spellStart"/>
+      <w:r>
+        <w:t>A</w:t>
       </w:r>
       <w:r>
         <w:t>c</w:t>
       </w:r>
       <w:r>
-        <w:t>urero (202</w:t>
+        <w:t>urero</w:t>
+      </w:r>
+      <w:proofErr w:type="spellEnd"/>
+      <w:r>
+        <w:t xml:space="preserve"> (202</w:t>
       </w:r>
       <w:r>
         <w:t>5</w:t>
@@ -1391,13 +1455,21 @@
         <w:t>,</w:t>
       </w:r>
       <w:r>
-        <w:t xml:space="preserve"> A</w:t>
+        <w:t xml:space="preserve"> </w:t>
+      </w:r>
+      <w:proofErr w:type="spellStart"/>
+      <w:r>
+        <w:t>A</w:t>
       </w:r>
       <w:r>
         <w:t>c</w:t>
       </w:r>
       <w:r>
-        <w:t>urero (202</w:t>
+        <w:t>urero</w:t>
+      </w:r>
+      <w:proofErr w:type="spellEnd"/>
+      <w:r>
+        <w:t xml:space="preserve"> (202</w:t>
       </w:r>
       <w:r>
         <w:t>5</w:t>
@@ -1492,7 +1564,15 @@
         <w:t>extraño</w:t>
       </w:r>
       <w:r>
-        <w:t>. Por otro lado, el uso de plataformas de streaming es mínimo</w:t>
+        <w:t xml:space="preserve">. Por otro lado, el uso de plataformas de </w:t>
+      </w:r>
+      <w:proofErr w:type="spellStart"/>
+      <w:r>
+        <w:t>streaming</w:t>
+      </w:r>
+      <w:proofErr w:type="spellEnd"/>
+      <w:r>
+        <w:t xml:space="preserve"> es mínimo</w:t>
       </w:r>
       <w:r>
         <w:t>, solo del</w:t>
@@ -1590,13 +1670,21 @@
         <w:t>,</w:t>
       </w:r>
       <w:r>
-        <w:t xml:space="preserve"> A</w:t>
+        <w:t xml:space="preserve"> </w:t>
+      </w:r>
+      <w:proofErr w:type="spellStart"/>
+      <w:r>
+        <w:t>A</w:t>
       </w:r>
       <w:r>
         <w:t>c</w:t>
       </w:r>
       <w:r>
-        <w:t>urero (202</w:t>
+        <w:t>urero</w:t>
+      </w:r>
+      <w:proofErr w:type="spellEnd"/>
+      <w:r>
+        <w:t xml:space="preserve"> (202</w:t>
       </w:r>
       <w:r>
         <w:t>5</w:t>
@@ -1705,13 +1793,21 @@
         <w:t>,</w:t>
       </w:r>
       <w:r>
-        <w:t xml:space="preserve"> A</w:t>
+        <w:t xml:space="preserve"> </w:t>
+      </w:r>
+      <w:proofErr w:type="spellStart"/>
+      <w:r>
+        <w:t>A</w:t>
       </w:r>
       <w:r>
         <w:t>c</w:t>
       </w:r>
       <w:r>
-        <w:t>urero (202</w:t>
+        <w:t>urero</w:t>
+      </w:r>
+      <w:proofErr w:type="spellEnd"/>
+      <w:r>
+        <w:t xml:space="preserve"> (202</w:t>
       </w:r>
       <w:r>
         <w:t>5</w:t>
@@ -1746,10 +1842,26 @@
         <w:t>Esto es una validación directa de que el modelo de gamificación no solo es viable, sino que es el que ellos prefieren por encima de otros métodos,</w:t>
       </w:r>
       <w:r>
-        <w:t xml:space="preserve"> En segundo lugar, muy por debajo se encuentra Socratic con un 13%</w:t>
-      </w:r>
-      <w:r>
-        <w:t>, una herramienta enfocada en resolver dudas específicas mediante inteligencia artificial. Seguido por Photomath y Gemini (IA), ambas con un 8%</w:t>
+        <w:t xml:space="preserve"> En segundo lugar, muy por debajo se encuentra </w:t>
+      </w:r>
+      <w:proofErr w:type="spellStart"/>
+      <w:r>
+        <w:t>Socratic</w:t>
+      </w:r>
+      <w:proofErr w:type="spellEnd"/>
+      <w:r>
+        <w:t xml:space="preserve"> con un 13%</w:t>
+      </w:r>
+      <w:r>
+        <w:t xml:space="preserve">, una herramienta enfocada en resolver dudas específicas mediante inteligencia artificial. Seguido por </w:t>
+      </w:r>
+      <w:proofErr w:type="spellStart"/>
+      <w:r>
+        <w:t>Photomath</w:t>
+      </w:r>
+      <w:proofErr w:type="spellEnd"/>
+      <w:r>
+        <w:t xml:space="preserve"> y Gemini (IA), ambas con un 8%</w:t>
       </w:r>
       <w:r>
         <w:t xml:space="preserve">. </w:t>
@@ -1760,7 +1872,15 @@
         <w:pStyle w:val="Tesis"/>
       </w:pPr>
       <w:r>
-        <w:t>Es interesante como Khan Academy, que tiene un enfoque más tradicional y estructurado, obtuvo un 0% de menciones en esta muestra. Con lo que se concluye que los estudiantes actuales evitan los formatos que se sienten como una clase “una clase grabada” o un libro de texto digital, y se inclinan por herramientas que ofrecen interactividad inmediata o soluciones creativas.</w:t>
+        <w:t xml:space="preserve">Es interesante como Khan </w:t>
+      </w:r>
+      <w:proofErr w:type="spellStart"/>
+      <w:r>
+        <w:t>Academy</w:t>
+      </w:r>
+      <w:proofErr w:type="spellEnd"/>
+      <w:r>
+        <w:t>, que tiene un enfoque más tradicional y estructurado, obtuvo un 0% de menciones en esta muestra. Con lo que se concluye que los estudiantes actuales evitan los formatos que se sienten como una clase “una clase grabada” o un libro de texto digital, y se inclinan por herramientas que ofrecen interactividad inmediata o soluciones creativas.</w:t>
       </w:r>
     </w:p>
     <w:p>
@@ -1842,13 +1962,21 @@
         <w:t>,</w:t>
       </w:r>
       <w:r>
-        <w:t xml:space="preserve"> A</w:t>
+        <w:t xml:space="preserve"> </w:t>
+      </w:r>
+      <w:proofErr w:type="spellStart"/>
+      <w:r>
+        <w:t>A</w:t>
       </w:r>
       <w:r>
         <w:t>c</w:t>
       </w:r>
       <w:r>
-        <w:t>urero (202</w:t>
+        <w:t>urero</w:t>
+      </w:r>
+      <w:proofErr w:type="spellEnd"/>
+      <w:r>
+        <w:t xml:space="preserve"> (202</w:t>
       </w:r>
       <w:r>
         <w:t>5</w:t>
@@ -2084,13 +2212,21 @@
         <w:t>,</w:t>
       </w:r>
       <w:r>
-        <w:t xml:space="preserve"> A</w:t>
+        <w:t xml:space="preserve"> </w:t>
+      </w:r>
+      <w:proofErr w:type="spellStart"/>
+      <w:r>
+        <w:t>A</w:t>
       </w:r>
       <w:r>
         <w:t>c</w:t>
       </w:r>
       <w:r>
-        <w:t>urero (202</w:t>
+        <w:t>urero</w:t>
+      </w:r>
+      <w:proofErr w:type="spellEnd"/>
+      <w:r>
+        <w:t xml:space="preserve"> (202</w:t>
       </w:r>
       <w:r>
         <w:t>5</w:t>
@@ -2220,13 +2356,21 @@
         <w:t>,</w:t>
       </w:r>
       <w:r>
-        <w:t xml:space="preserve"> A</w:t>
+        <w:t xml:space="preserve"> </w:t>
+      </w:r>
+      <w:proofErr w:type="spellStart"/>
+      <w:r>
+        <w:t>A</w:t>
       </w:r>
       <w:r>
         <w:t>c</w:t>
       </w:r>
       <w:r>
-        <w:t>urero (202</w:t>
+        <w:t>urero</w:t>
+      </w:r>
+      <w:proofErr w:type="spellEnd"/>
+      <w:r>
+        <w:t xml:space="preserve"> (202</w:t>
       </w:r>
       <w:r>
         <w:t>5</w:t>
@@ -2251,10 +2395,34 @@
         <w:pStyle w:val="Tesis"/>
       </w:pPr>
       <w:r>
-        <w:t>Con un 24%, lo sigue los quizzes y tests rápidos. Esto complementa perfectamente el punto anterior, sugiriendo que después de la “experiencia interactiva”, los estudiantes valoran una evaluación breve y directa que les dé</w:t>
-      </w:r>
-      <w:r>
-        <w:t xml:space="preserve"> feedback sobre su desempeño. Por otra parte, los formatos más tradicionales </w:t>
+        <w:t xml:space="preserve">Con un 24%, lo sigue los </w:t>
+      </w:r>
+      <w:proofErr w:type="spellStart"/>
+      <w:r>
+        <w:t>quizzes</w:t>
+      </w:r>
+      <w:proofErr w:type="spellEnd"/>
+      <w:r>
+        <w:t xml:space="preserve"> y </w:t>
+      </w:r>
+      <w:proofErr w:type="spellStart"/>
+      <w:r>
+        <w:t>tests</w:t>
+      </w:r>
+      <w:proofErr w:type="spellEnd"/>
+      <w:r>
+        <w:t xml:space="preserve"> rápidos. Esto complementa perfectamente el punto anterior, sugiriendo que después de la “experiencia interactiva”, los estudiantes valoran una evaluación breve y directa que les dé</w:t>
+      </w:r>
+      <w:r>
+        <w:t xml:space="preserve"> </w:t>
+      </w:r>
+      <w:proofErr w:type="spellStart"/>
+      <w:r>
+        <w:t>feedback</w:t>
+      </w:r>
+      <w:proofErr w:type="spellEnd"/>
+      <w:r>
+        <w:t xml:space="preserve"> sobre su desempeño. Por otra parte, los formatos más tradicionales </w:t>
       </w:r>
       <w:r>
         <w:lastRenderedPageBreak/>
@@ -2332,13 +2500,21 @@
         <w:t>,</w:t>
       </w:r>
       <w:r>
-        <w:t xml:space="preserve"> A</w:t>
+        <w:t xml:space="preserve"> </w:t>
+      </w:r>
+      <w:proofErr w:type="spellStart"/>
+      <w:r>
+        <w:t>A</w:t>
       </w:r>
       <w:r>
         <w:t>c</w:t>
       </w:r>
       <w:r>
-        <w:t>urero (202</w:t>
+        <w:t>urero</w:t>
+      </w:r>
+      <w:proofErr w:type="spellEnd"/>
+      <w:r>
+        <w:t xml:space="preserve"> (202</w:t>
       </w:r>
       <w:r>
         <w:t>5</w:t>
@@ -2511,7 +2687,15 @@
         <w:t xml:space="preserve"> se</w:t>
       </w:r>
       <w:r>
-        <w:t xml:space="preserve"> dividió el desarrollo en iteraciones (sprints), teniendo en cuenta las tecnologías seleccionadas. Se estableció el siguiente cronograma preliminar:</w:t>
+        <w:t xml:space="preserve"> dividió el desarrollo en iteraciones (</w:t>
+      </w:r>
+      <w:proofErr w:type="spellStart"/>
+      <w:r>
+        <w:t>sprints</w:t>
+      </w:r>
+      <w:proofErr w:type="spellEnd"/>
+      <w:r>
+        <w:t>), teniendo en cuenta las tecnologías seleccionadas. Se estableció el siguiente cronograma preliminar:</w:t>
       </w:r>
     </w:p>
     <w:p>
@@ -2526,7 +2710,15 @@
         <w:t>Sprint 1 (Configuración del Entorno y Base de Datos):</w:t>
       </w:r>
       <w:r>
-        <w:t xml:space="preserve"> Instalación y configuración de Python, Flet, SQL</w:t>
+        <w:t xml:space="preserve"> Instalación y configuración de Python, </w:t>
+      </w:r>
+      <w:proofErr w:type="spellStart"/>
+      <w:r>
+        <w:t>Flet</w:t>
+      </w:r>
+      <w:proofErr w:type="spellEnd"/>
+      <w:r>
+        <w:t>, SQL</w:t>
       </w:r>
       <w:r>
         <w:t>ite</w:t>
@@ -2556,7 +2748,15 @@
         <w:t>Sprint 2 (Estructura base de la aplicación y autenticación):</w:t>
       </w:r>
       <w:r>
-        <w:t xml:space="preserve"> Desarrollo de la navegación principal de la aplicación con Flet. Implementación del módulo de registro e inicio de sesión de usuarios, conectado a la base de datos MySQL. Creación de la pantalla de perfil de usuario.</w:t>
+        <w:t xml:space="preserve"> Desarrollo de la navegación principal de la aplicación con </w:t>
+      </w:r>
+      <w:proofErr w:type="spellStart"/>
+      <w:r>
+        <w:t>Flet</w:t>
+      </w:r>
+      <w:proofErr w:type="spellEnd"/>
+      <w:r>
+        <w:t>. Implementación del módulo de registro e inicio de sesión de usuarios, conectado a la base de datos MySQL. Creación de la pantalla de perfil de usuario.</w:t>
       </w:r>
     </w:p>
     <w:p>
@@ -2575,16 +2775,9 @@
           <w:bCs w:val="0"/>
           <w:color w:val="000000" w:themeColor="text1"/>
         </w:rPr>
-        <w:t>Sprint 3 (Módulo de Contenido Gamificado):</w:t>
-      </w:r>
-      <w:r>
-        <w:rPr>
-          <w:rStyle w:val="Textoennegrita"/>
-          <w:rFonts w:eastAsiaTheme="majorEastAsia"/>
-          <w:color w:val="000000" w:themeColor="text1"/>
-        </w:rPr>
-        <w:t xml:space="preserve"> </w:t>
-      </w:r>
+        <w:t xml:space="preserve">Sprint 3 (Módulo de Contenido </w:t>
+      </w:r>
+      <w:proofErr w:type="spellStart"/>
       <w:r>
         <w:rPr>
           <w:rStyle w:val="Textoennegrita"/>
@@ -2593,8 +2786,9 @@
           <w:bCs w:val="0"/>
           <w:color w:val="000000" w:themeColor="text1"/>
         </w:rPr>
-        <w:t>Implementación del primer módulo interactiv</w:t>
-      </w:r>
+        <w:t>Gamificado</w:t>
+      </w:r>
+      <w:proofErr w:type="spellEnd"/>
       <w:r>
         <w:rPr>
           <w:rStyle w:val="Textoennegrita"/>
@@ -2603,7 +2797,15 @@
           <w:bCs w:val="0"/>
           <w:color w:val="000000" w:themeColor="text1"/>
         </w:rPr>
-        <w:t>o</w:t>
+        <w:t>):</w:t>
+      </w:r>
+      <w:r>
+        <w:rPr>
+          <w:rStyle w:val="Textoennegrita"/>
+          <w:rFonts w:eastAsiaTheme="majorEastAsia"/>
+          <w:color w:val="000000" w:themeColor="text1"/>
+        </w:rPr>
+        <w:t xml:space="preserve"> </w:t>
       </w:r>
       <w:r>
         <w:rPr>
@@ -2613,7 +2815,49 @@
           <w:bCs w:val="0"/>
           <w:color w:val="000000" w:themeColor="text1"/>
         </w:rPr>
-        <w:t xml:space="preserve"> usando la lógica de simulación de Python y el desarrollo de la interfaz interactiva con controles de Flet (sliders, botones, gráficos básicos).</w:t>
+        <w:t>Implementación del primer módulo interactiv</w:t>
+      </w:r>
+      <w:r>
+        <w:rPr>
+          <w:rStyle w:val="Textoennegrita"/>
+          <w:rFonts w:eastAsiaTheme="majorEastAsia"/>
+          <w:b w:val="0"/>
+          <w:bCs w:val="0"/>
+          <w:color w:val="000000" w:themeColor="text1"/>
+        </w:rPr>
+        <w:t>o</w:t>
+      </w:r>
+      <w:r>
+        <w:rPr>
+          <w:rStyle w:val="Textoennegrita"/>
+          <w:rFonts w:eastAsiaTheme="majorEastAsia"/>
+          <w:b w:val="0"/>
+          <w:bCs w:val="0"/>
+          <w:color w:val="000000" w:themeColor="text1"/>
+        </w:rPr>
+        <w:t xml:space="preserve"> usando la lógica de simulación de Python y el desarrollo de la interfaz interactiva con controles de </w:t>
+      </w:r>
+      <w:proofErr w:type="spellStart"/>
+      <w:r>
+        <w:rPr>
+          <w:rStyle w:val="Textoennegrita"/>
+          <w:rFonts w:eastAsiaTheme="majorEastAsia"/>
+          <w:b w:val="0"/>
+          <w:bCs w:val="0"/>
+          <w:color w:val="000000" w:themeColor="text1"/>
+        </w:rPr>
+        <w:t>Flet</w:t>
+      </w:r>
+      <w:proofErr w:type="spellEnd"/>
+      <w:r>
+        <w:rPr>
+          <w:rStyle w:val="Textoennegrita"/>
+          <w:rFonts w:eastAsiaTheme="majorEastAsia"/>
+          <w:b w:val="0"/>
+          <w:bCs w:val="0"/>
+          <w:color w:val="000000" w:themeColor="text1"/>
+        </w:rPr>
+        <w:t xml:space="preserve"> (sliders, botones, gráficos básicos).</w:t>
       </w:r>
     </w:p>
     <w:p>
@@ -2814,12 +3058,14 @@
       <w:r>
         <w:t xml:space="preserve">utilizados fue </w:t>
       </w:r>
+      <w:proofErr w:type="spellStart"/>
       <w:r>
         <w:t>Star</w:t>
       </w:r>
       <w:r>
         <w:t>UML</w:t>
       </w:r>
+      <w:proofErr w:type="spellEnd"/>
       <w:r>
         <w:t>, una herramienta para el modelamiento de software basado en los estándares UML, permite</w:t>
       </w:r>
@@ -2962,7 +3208,15 @@
         <w:t xml:space="preserve">Fuente: </w:t>
       </w:r>
       <w:r>
-        <w:t>Araujo, Montiel, Acurero (2026)</w:t>
+        <w:t xml:space="preserve">Araujo, Montiel, </w:t>
+      </w:r>
+      <w:proofErr w:type="spellStart"/>
+      <w:r>
+        <w:t>Acurero</w:t>
+      </w:r>
+      <w:proofErr w:type="spellEnd"/>
+      <w:r>
+        <w:t xml:space="preserve"> (2026)</w:t>
       </w:r>
     </w:p>
     <w:p>
@@ -2973,11 +3227,16 @@
         <w:t>Para el diseño de los prototipos de las pantallas de la aplicación se utilizó</w:t>
       </w:r>
       <w:r>
-        <w:t xml:space="preserve"> Canv</w:t>
+        <w:t xml:space="preserve"> </w:t>
+      </w:r>
+      <w:proofErr w:type="spellStart"/>
+      <w:r>
+        <w:t>Canv</w:t>
       </w:r>
       <w:r>
         <w:t>a</w:t>
       </w:r>
+      <w:proofErr w:type="spellEnd"/>
       <w:r>
         <w:t xml:space="preserve">, </w:t>
       </w:r>
@@ -3136,7 +3395,15 @@
         <w:t>Fuentes:</w:t>
       </w:r>
       <w:r>
-        <w:t xml:space="preserve"> Araujo, Montiel, Acurero (202</w:t>
+        <w:t xml:space="preserve"> Araujo, Montiel, </w:t>
+      </w:r>
+      <w:proofErr w:type="spellStart"/>
+      <w:r>
+        <w:t>Acurero</w:t>
+      </w:r>
+      <w:proofErr w:type="spellEnd"/>
+      <w:r>
+        <w:t xml:space="preserve"> (202</w:t>
       </w:r>
       <w:r>
         <w:t>5</w:t>
@@ -3280,7 +3547,15 @@
         <w:t>Fuentes:</w:t>
       </w:r>
       <w:r>
-        <w:t xml:space="preserve"> Araujo, Montiel, Acurero (202</w:t>
+        <w:t xml:space="preserve"> Araujo, Montiel, </w:t>
+      </w:r>
+      <w:proofErr w:type="spellStart"/>
+      <w:r>
+        <w:t>Acurero</w:t>
+      </w:r>
+      <w:proofErr w:type="spellEnd"/>
+      <w:r>
+        <w:t xml:space="preserve"> (202</w:t>
       </w:r>
       <w:r>
         <w:t>5</w:t>
@@ -3407,7 +3682,15 @@
         <w:t>Fuentes:</w:t>
       </w:r>
       <w:r>
-        <w:t xml:space="preserve"> Araujo, Montiel, Acurero (202</w:t>
+        <w:t xml:space="preserve"> Araujo, Montiel, </w:t>
+      </w:r>
+      <w:proofErr w:type="spellStart"/>
+      <w:r>
+        <w:t>Acurero</w:t>
+      </w:r>
+      <w:proofErr w:type="spellEnd"/>
+      <w:r>
+        <w:t xml:space="preserve"> (202</w:t>
       </w:r>
       <w:r>
         <w:t>5</w:t>
@@ -3527,7 +3810,15 @@
         <w:t>Fuentes:</w:t>
       </w:r>
       <w:r>
-        <w:t xml:space="preserve"> Araujo, Montiel, Acurero (202</w:t>
+        <w:t xml:space="preserve"> Araujo, Montiel, </w:t>
+      </w:r>
+      <w:proofErr w:type="spellStart"/>
+      <w:r>
+        <w:t>Acurero</w:t>
+      </w:r>
+      <w:proofErr w:type="spellEnd"/>
+      <w:r>
+        <w:t xml:space="preserve"> (202</w:t>
       </w:r>
       <w:r>
         <w:t>5</w:t>
@@ -3636,7 +3927,15 @@
         <w:t>Fuentes:</w:t>
       </w:r>
       <w:r>
-        <w:t xml:space="preserve"> Araujo, Montiel, Acurero (202</w:t>
+        <w:t xml:space="preserve"> Araujo, Montiel, </w:t>
+      </w:r>
+      <w:proofErr w:type="spellStart"/>
+      <w:r>
+        <w:t>Acurero</w:t>
+      </w:r>
+      <w:proofErr w:type="spellEnd"/>
+      <w:r>
+        <w:t xml:space="preserve"> (202</w:t>
       </w:r>
       <w:r>
         <w:t>5</w:t>
@@ -3724,7 +4023,23 @@
           <w:b/>
           <w:bCs/>
         </w:rPr>
-        <w:t>Prototipo del Login de la Aplicación</w:t>
+        <w:t xml:space="preserve">Prototipo del </w:t>
+      </w:r>
+      <w:proofErr w:type="spellStart"/>
+      <w:r>
+        <w:rPr>
+          <w:b/>
+          <w:bCs/>
+        </w:rPr>
+        <w:t>Login</w:t>
+      </w:r>
+      <w:proofErr w:type="spellEnd"/>
+      <w:r>
+        <w:rPr>
+          <w:b/>
+          <w:bCs/>
+        </w:rPr>
+        <w:t xml:space="preserve"> de la Aplicación</w:t>
       </w:r>
     </w:p>
     <w:p>
@@ -3742,7 +4057,15 @@
         <w:t>Fuentes:</w:t>
       </w:r>
       <w:r>
-        <w:t xml:space="preserve"> Araujo, Montiel, Acurero (202</w:t>
+        <w:t xml:space="preserve"> Araujo, Montiel, </w:t>
+      </w:r>
+      <w:proofErr w:type="spellStart"/>
+      <w:r>
+        <w:t>Acurero</w:t>
+      </w:r>
+      <w:proofErr w:type="spellEnd"/>
+      <w:r>
+        <w:t xml:space="preserve"> (202</w:t>
       </w:r>
       <w:r>
         <w:t>5)</w:t>
@@ -3905,68 +4228,82 @@
         <w:rPr>
           <w:lang w:val="es-ES_tradnl"/>
         </w:rPr>
-        <w:t xml:space="preserve"> correctamente tanto en modo desarrollo como empacado y como ejecutable. La función ‘obtener_ruta_</w:t>
-      </w:r>
-      <w:proofErr w:type="gramStart"/>
+        <w:t xml:space="preserve"> correctamente tanto en modo desarrollo como empacado y como ejecutable. La función ‘</w:t>
+      </w:r>
+      <w:proofErr w:type="spellStart"/>
       <w:r>
         <w:rPr>
           <w:lang w:val="es-ES_tradnl"/>
         </w:rPr>
-        <w:t>base(</w:t>
-      </w:r>
-      <w:proofErr w:type="gramEnd"/>
+        <w:t>obtener_ruta_base</w:t>
+      </w:r>
+      <w:proofErr w:type="spellEnd"/>
       <w:r>
         <w:rPr>
           <w:lang w:val="es-ES_tradnl"/>
         </w:rPr>
-        <w:t xml:space="preserve">)’ detecta automáticamente si el programa se ejecutaba desde el código fuente o desde </w:t>
+        <w:t xml:space="preserve">()’ detecta automáticamente si el programa se ejecutaba desde el código fuente o desde </w:t>
       </w:r>
       <w:r>
         <w:rPr>
           <w:lang w:val="es-ES_tradnl"/>
         </w:rPr>
         <w:lastRenderedPageBreak/>
-        <w:t>un archivo generado por PyInstaller, permitiendo que las rutas a recursos y base de datos sean dinámicas. Dentro del archivo de configuración, también se implement</w:t>
-      </w:r>
+        <w:t xml:space="preserve">un archivo generado por </w:t>
+      </w:r>
+      <w:proofErr w:type="spellStart"/>
       <w:r>
         <w:rPr>
           <w:lang w:val="es-ES_tradnl"/>
         </w:rPr>
+        <w:t>PyInstaller</w:t>
+      </w:r>
+      <w:proofErr w:type="spellEnd"/>
+      <w:r>
+        <w:rPr>
+          <w:lang w:val="es-ES_tradnl"/>
+        </w:rPr>
+        <w:t>, permitiendo que las rutas a recursos y base de datos sean dinámicas. Dentro del archivo de configuración, también se implement</w:t>
+      </w:r>
+      <w:r>
+        <w:rPr>
+          <w:lang w:val="es-ES_tradnl"/>
+        </w:rPr>
         <w:t>ó</w:t>
       </w:r>
       <w:r>
         <w:rPr>
           <w:lang w:val="es-ES_tradnl"/>
         </w:rPr>
-        <w:t xml:space="preserve"> ‘obtener_ruta_</w:t>
-      </w:r>
-      <w:proofErr w:type="gramStart"/>
+        <w:t xml:space="preserve"> ‘</w:t>
+      </w:r>
+      <w:proofErr w:type="spellStart"/>
       <w:r>
         <w:rPr>
           <w:lang w:val="es-ES_tradnl"/>
         </w:rPr>
-        <w:t>db(</w:t>
-      </w:r>
-      <w:proofErr w:type="gramEnd"/>
+        <w:t>obtener_ruta_db</w:t>
+      </w:r>
+      <w:proofErr w:type="spellEnd"/>
       <w:r>
         <w:rPr>
           <w:lang w:val="es-ES_tradnl"/>
         </w:rPr>
-        <w:t>)’ que simplemente concatena la ruta base con el nombre de la base de datos. Seguidamente se creó, ‘obtener_ruta_</w:t>
-      </w:r>
-      <w:proofErr w:type="gramStart"/>
+        <w:t>()’ que simplemente concatena la ruta base con el nombre de la base de datos. Seguidamente se creó, ‘</w:t>
+      </w:r>
+      <w:proofErr w:type="spellStart"/>
       <w:r>
         <w:rPr>
           <w:lang w:val="es-ES_tradnl"/>
         </w:rPr>
-        <w:t>recurso(</w:t>
-      </w:r>
-      <w:proofErr w:type="gramEnd"/>
+        <w:t>obtener_ruta_recurso</w:t>
+      </w:r>
+      <w:proofErr w:type="spellEnd"/>
       <w:r>
         <w:rPr>
           <w:lang w:val="es-ES_tradnl"/>
         </w:rPr>
-        <w:t>)’ para localizar imágenes y otros archivos estáticos que se utilizan en la aplicación.</w:t>
+        <w:t>()’ para localizar imágenes y otros archivos estáticos que se utilizan en la aplicación.</w:t>
       </w:r>
     </w:p>
     <w:p>
@@ -3995,15 +4332,31 @@
         <w:t>La clase ‘Navegador central’ fue uno de los desarrollos más importantes de esta fase</w:t>
       </w:r>
       <w:r>
-        <w:t xml:space="preserve"> inicial. Su método ‘__init__’ recibe el objeto ‘page’ del Flet y lo almacena para ser usado más adelante. El método ‘</w:t>
-      </w:r>
-      <w:proofErr w:type="gramStart"/>
-      <w:r>
-        <w:t>inicializar(</w:t>
-      </w:r>
-      <w:proofErr w:type="gramEnd"/>
-      <w:r>
-        <w:t>)’ configura el layout principal de todo el software, creando un</w:t>
+        <w:t xml:space="preserve"> inicial. Su método ‘__</w:t>
+      </w:r>
+      <w:proofErr w:type="spellStart"/>
+      <w:r>
+        <w:t>init</w:t>
+      </w:r>
+      <w:proofErr w:type="spellEnd"/>
+      <w:r>
+        <w:t xml:space="preserve">__’ recibe el objeto ‘page’ del </w:t>
+      </w:r>
+      <w:proofErr w:type="spellStart"/>
+      <w:r>
+        <w:t>Flet</w:t>
+      </w:r>
+      <w:proofErr w:type="spellEnd"/>
+      <w:r>
+        <w:t xml:space="preserve"> y lo almacena para ser usado más adelante. El método ‘inicializar()’ configura el </w:t>
+      </w:r>
+      <w:proofErr w:type="spellStart"/>
+      <w:r>
+        <w:t>layout</w:t>
+      </w:r>
+      <w:proofErr w:type="spellEnd"/>
+      <w:r>
+        <w:t xml:space="preserve"> principal de todo el software, creando un</w:t>
       </w:r>
       <w:r>
         <w:t>a</w:t>
@@ -4018,7 +4371,15 @@
         <w:t xml:space="preserve"> persistente a la izquierda junto con un contenedor central dinámico y e</w:t>
       </w:r>
       <w:r>
-        <w:t>l método `_crear_sidebar()` genera dinámicamente los botones de navegación</w:t>
+        <w:t>l método `_</w:t>
+      </w:r>
+      <w:proofErr w:type="spellStart"/>
+      <w:r>
+        <w:t>crear_sidebar</w:t>
+      </w:r>
+      <w:proofErr w:type="spellEnd"/>
+      <w:r>
+        <w:t>()` genera dinámicamente los botones de navegación</w:t>
       </w:r>
       <w:r>
         <w:t xml:space="preserve"> de la </w:t>
@@ -4035,32 +4396,56 @@
         <w:pStyle w:val="Tesis"/>
       </w:pPr>
       <w:r>
-        <w:t>El método ‘navegar_</w:t>
-      </w:r>
-      <w:proofErr w:type="gramStart"/>
-      <w:r>
-        <w:t>a(</w:t>
-      </w:r>
-      <w:proofErr w:type="gramEnd"/>
-      <w:r>
-        <w:t xml:space="preserve">)’ </w:t>
-      </w:r>
-      <w:r>
-        <w:t xml:space="preserve">de la clase ‘NavegadorCentral’ define el centro del sistema de rutas internas. Está función recibe indicando la pantalla o módulo destino, realizando imports dinámicos de los módulos correspondientes, ejecutando la función de contenido enviando los datos del usuario, y actualizando el sidebar para reflejar visualmente </w:t>
+        <w:t>El método ‘</w:t>
+      </w:r>
+      <w:proofErr w:type="spellStart"/>
+      <w:r>
+        <w:t>navegar_a</w:t>
+      </w:r>
+      <w:proofErr w:type="spellEnd"/>
+      <w:r>
+        <w:t xml:space="preserve">()’ </w:t>
+      </w:r>
+      <w:r>
+        <w:t>de la clase ‘</w:t>
+      </w:r>
+      <w:proofErr w:type="spellStart"/>
+      <w:r>
+        <w:t>NavegadorCentral</w:t>
+      </w:r>
+      <w:proofErr w:type="spellEnd"/>
+      <w:r>
+        <w:t xml:space="preserve">’ define el centro del sistema de rutas internas. Está función recibe indicando la pantalla o módulo destino, realizando </w:t>
+      </w:r>
+      <w:proofErr w:type="spellStart"/>
+      <w:r>
+        <w:t>imports</w:t>
+      </w:r>
+      <w:proofErr w:type="spellEnd"/>
+      <w:r>
+        <w:t xml:space="preserve"> dinámicos de los módulos correspondientes, ejecutando la función de contenido enviando los datos del usuario, y actualizando el </w:t>
+      </w:r>
+      <w:proofErr w:type="spellStart"/>
+      <w:r>
+        <w:t>sidebar</w:t>
+      </w:r>
+      <w:proofErr w:type="spellEnd"/>
+      <w:r>
+        <w:t xml:space="preserve"> para reflejar visualmente </w:t>
       </w:r>
       <w:r>
         <w:t xml:space="preserve">la nueva ubicación. </w:t>
       </w:r>
       <w:r>
-        <w:t>Finalmente, `cerrar_</w:t>
-      </w:r>
-      <w:proofErr w:type="gramStart"/>
-      <w:r>
-        <w:t>sesion(</w:t>
-      </w:r>
-      <w:proofErr w:type="gramEnd"/>
-      <w:r>
-        <w:t xml:space="preserve">)` limpia la página </w:t>
+        <w:t>Finalmente, `</w:t>
+      </w:r>
+      <w:proofErr w:type="spellStart"/>
+      <w:r>
+        <w:t>cerrar_sesion</w:t>
+      </w:r>
+      <w:proofErr w:type="spellEnd"/>
+      <w:r>
+        <w:t xml:space="preserve">()` limpia la página </w:t>
       </w:r>
       <w:r>
         <w:t>donde se encuentre el usuario</w:t>
@@ -4072,7 +4457,15 @@
         <w:t>se redirige</w:t>
       </w:r>
       <w:r>
-        <w:t xml:space="preserve"> al login, </w:t>
+        <w:t xml:space="preserve"> al </w:t>
+      </w:r>
+      <w:proofErr w:type="spellStart"/>
+      <w:r>
+        <w:t>login</w:t>
+      </w:r>
+      <w:proofErr w:type="spellEnd"/>
+      <w:r>
+        <w:t xml:space="preserve">, </w:t>
       </w:r>
       <w:r>
         <w:t>cerrando</w:t>
@@ -4106,15 +4499,23 @@
       </w:r>
       <w:r>
         <w:lastRenderedPageBreak/>
-        <w:t>‘_vistas_registradas’ que funcionaba como registro central de todas las vistas disponibles. La función ‘registrar_</w:t>
-      </w:r>
-      <w:proofErr w:type="gramStart"/>
-      <w:r>
-        <w:t>vista(</w:t>
-      </w:r>
-      <w:proofErr w:type="gramEnd"/>
-      <w:r>
-        <w:t xml:space="preserve">)’ añade entradas a este diccionario asociando nombres de vista </w:t>
+        <w:t>‘_</w:t>
+      </w:r>
+      <w:proofErr w:type="spellStart"/>
+      <w:r>
+        <w:t>vistas_registradas</w:t>
+      </w:r>
+      <w:proofErr w:type="spellEnd"/>
+      <w:r>
+        <w:t>’ que funcionaba como registro central de todas las vistas disponibles. La función ‘</w:t>
+      </w:r>
+      <w:proofErr w:type="spellStart"/>
+      <w:r>
+        <w:t>registrar_vista</w:t>
+      </w:r>
+      <w:proofErr w:type="spellEnd"/>
+      <w:r>
+        <w:t xml:space="preserve">()’ añade entradas a este diccionario asociando nombres de vista </w:t>
       </w:r>
       <w:r>
         <w:t>con las funciones que las renderizan</w:t>
@@ -4123,7 +4524,15 @@
         <w:t>, seguidamente tenemos a l</w:t>
       </w:r>
       <w:r>
-        <w:t>a función `navegar_a()`</w:t>
+        <w:t>a función `</w:t>
+      </w:r>
+      <w:proofErr w:type="spellStart"/>
+      <w:r>
+        <w:t>navegar_a</w:t>
+      </w:r>
+      <w:proofErr w:type="spellEnd"/>
+      <w:r>
+        <w:t>()`</w:t>
       </w:r>
       <w:r>
         <w:t>,</w:t>
@@ -4147,15 +4556,23 @@
         <w:t xml:space="preserve"> usuario</w:t>
       </w:r>
       <w:r>
-        <w:t xml:space="preserve"> registrado y opcionalmente los datos del usuario. La función `inicializar_</w:t>
-      </w:r>
-      <w:proofErr w:type="gramStart"/>
-      <w:r>
-        <w:t>vistas(</w:t>
-      </w:r>
-      <w:proofErr w:type="gramEnd"/>
-      <w:r>
-        <w:t>)` importa todos los módulos de vistas y registrarlos, utilizando imports diferidos para evitar que Python detectara dependencias circulares al cargar los archivos.</w:t>
+        <w:t xml:space="preserve"> registrado y opcionalmente los datos del usuario. La función `</w:t>
+      </w:r>
+      <w:proofErr w:type="spellStart"/>
+      <w:r>
+        <w:t>inicializar_vistas</w:t>
+      </w:r>
+      <w:proofErr w:type="spellEnd"/>
+      <w:r>
+        <w:t xml:space="preserve">()` importa todos los módulos de vistas y registrarlos, utilizando </w:t>
+      </w:r>
+      <w:proofErr w:type="spellStart"/>
+      <w:r>
+        <w:t>imports</w:t>
+      </w:r>
+      <w:proofErr w:type="spellEnd"/>
+      <w:r>
+        <w:t xml:space="preserve"> diferidos para evitar que Python detectara dependencias circulares al cargar los archivos.</w:t>
       </w:r>
     </w:p>
     <w:p>
@@ -4179,37 +4596,61 @@
         <w:pStyle w:val="Tesis"/>
       </w:pPr>
       <w:r>
-        <w:t>La construcción continuó con el sistema de almacenamiento mediante el archivo ‘gestor_db.py’, que implementa el patrón Singleton para garantizar una única conexión a la base de datos SQLite. El método</w:t>
-      </w:r>
-      <w:r>
-        <w:t xml:space="preserve"> ‘_new_’ de la clase ‘GestorDB’ verifica si ya existe una instancia de la clase y, de no ser así, crea una nueva llamando a ‘_</w:t>
-      </w:r>
-      <w:proofErr w:type="gramStart"/>
-      <w:r>
-        <w:t>inicializar(</w:t>
-      </w:r>
-      <w:proofErr w:type="gramEnd"/>
-      <w:r>
-        <w:t>)’. El método ‘_</w:t>
-      </w:r>
-      <w:proofErr w:type="gramStart"/>
-      <w:r>
-        <w:t>conectar(</w:t>
-      </w:r>
-      <w:proofErr w:type="gramEnd"/>
-      <w:r>
-        <w:t>)’ abre una conexión s SqLite usando la ruta proporcionada por ‘obtener_ruta_db()’ del módulo de configuración. La función de ‘obtener_usuario_por_credenciales’</w:t>
-      </w:r>
-      <w:r>
-        <w:t xml:space="preserve"> realiza búsquedas en la tabla de usuarios filtrando por nombre de usuario y contraseña, retornando si las credenciales coinciden. Su opuesto es la función ‘obtener_usuario_por_</w:t>
-      </w:r>
-      <w:proofErr w:type="gramStart"/>
-      <w:r>
-        <w:t>correo(</w:t>
-      </w:r>
-      <w:proofErr w:type="gramEnd"/>
-      <w:r>
-        <w:t>)’</w:t>
+        <w:t xml:space="preserve">La construcción continuó con el sistema de almacenamiento mediante el archivo ‘gestor_db.py’, que implementa el patrón </w:t>
+      </w:r>
+      <w:proofErr w:type="spellStart"/>
+      <w:r>
+        <w:t>Singleton</w:t>
+      </w:r>
+      <w:proofErr w:type="spellEnd"/>
+      <w:r>
+        <w:t xml:space="preserve"> para garantizar una única conexión a la base de datos SQLite. El método</w:t>
+      </w:r>
+      <w:r>
+        <w:t xml:space="preserve"> ‘_new_’ de la clase ‘</w:t>
+      </w:r>
+      <w:proofErr w:type="spellStart"/>
+      <w:r>
+        <w:t>GestorDB</w:t>
+      </w:r>
+      <w:proofErr w:type="spellEnd"/>
+      <w:r>
+        <w:t xml:space="preserve">’ verifica si ya existe una instancia de la clase y, de no ser así, crea una nueva llamando a ‘_inicializar()’. El método ‘_conectar()’ abre una conexión s </w:t>
+      </w:r>
+      <w:proofErr w:type="spellStart"/>
+      <w:r>
+        <w:t>SqLite</w:t>
+      </w:r>
+      <w:proofErr w:type="spellEnd"/>
+      <w:r>
+        <w:t xml:space="preserve"> usando la ruta proporcionada por ‘</w:t>
+      </w:r>
+      <w:proofErr w:type="spellStart"/>
+      <w:r>
+        <w:t>obtener_ruta_db</w:t>
+      </w:r>
+      <w:proofErr w:type="spellEnd"/>
+      <w:r>
+        <w:t>()’ del módulo de configuración. La función de ‘</w:t>
+      </w:r>
+      <w:proofErr w:type="spellStart"/>
+      <w:r>
+        <w:t>obtener_usuario_por_credenciales</w:t>
+      </w:r>
+      <w:proofErr w:type="spellEnd"/>
+      <w:r>
+        <w:t>’</w:t>
+      </w:r>
+      <w:r>
+        <w:t xml:space="preserve"> realiza búsquedas en la tabla de usuarios filtrando por nombre de usuario y contraseña, retornando si las credenciales coinciden. Su opuesto es la función ‘</w:t>
+      </w:r>
+      <w:proofErr w:type="spellStart"/>
+      <w:r>
+        <w:t>obtener_usuario_por_correo</w:t>
+      </w:r>
+      <w:proofErr w:type="spellEnd"/>
+      <w:r>
+        <w:t>()’</w:t>
       </w:r>
       <w:r>
         <w:t xml:space="preserve"> busca solamente por dirección de correo electrónico, siendo vital para el proceso de recuperación de contraseña.</w:t>
@@ -4220,15 +4661,15 @@
         <w:pStyle w:val="Tesis"/>
       </w:pPr>
       <w:r>
-        <w:t>El método `actualizar_</w:t>
-      </w:r>
-      <w:proofErr w:type="gramStart"/>
-      <w:r>
-        <w:t>puntuacion(</w:t>
-      </w:r>
-      <w:proofErr w:type="gramEnd"/>
-      <w:r>
-        <w:t>)` modificaba los puntos acumulados del usuario y opcionalmente su etapa y nivel actuales cuando avanzaba en el contenido educativo.</w:t>
+        <w:t>El método `</w:t>
+      </w:r>
+      <w:proofErr w:type="spellStart"/>
+      <w:r>
+        <w:t>actualizar_puntuacion</w:t>
+      </w:r>
+      <w:proofErr w:type="spellEnd"/>
+      <w:r>
+        <w:t>()` modificaba los puntos acumulados del usuario y opcionalmente su etapa y nivel actuales cuando avanzaba en el contenido educativo.</w:t>
       </w:r>
     </w:p>
     <w:p>
@@ -4241,42 +4682,74 @@
         <w:pStyle w:val="Tesis"/>
       </w:pPr>
       <w:r>
-        <w:t>El sistema de vidas se implementó mediante `actualizar_</w:t>
-      </w:r>
-      <w:proofErr w:type="gramStart"/>
-      <w:r>
-        <w:t>vidas(</w:t>
-      </w:r>
-      <w:proofErr w:type="gramEnd"/>
-      <w:r>
-        <w:t xml:space="preserve">)`, que recibía el ID de usuario, cantidad de vidas y timestamp de última recarga. </w:t>
-      </w:r>
-      <w:r>
-        <w:t>Para la recuperación de contraseña, se implementaron tres métodos especializados. `guardar_codigo_</w:t>
-      </w:r>
-      <w:proofErr w:type="gramStart"/>
-      <w:r>
-        <w:t>recuperacion(</w:t>
-      </w:r>
-      <w:proofErr w:type="gramEnd"/>
-      <w:r>
-        <w:t>)` marcaba códigos anteriores como usados e insertaba uno nuevo con timestamp de expiración calculado sumando minutos a la hora actual usando `datetime.now() + timedelta()`. `verificar_codigo_</w:t>
-      </w:r>
-      <w:proofErr w:type="gramStart"/>
-      <w:r>
-        <w:t>recuperacion(</w:t>
-      </w:r>
-      <w:proofErr w:type="gramEnd"/>
-      <w:r>
-        <w:t>)` comprobaba que un código existiera, no estuviera usado y no hubiera expirado comparando contra la hora actual de la base de datos. Finalmente, `marcar_codigo_</w:t>
-      </w:r>
-      <w:proofErr w:type="gramStart"/>
-      <w:r>
-        <w:t>usado(</w:t>
-      </w:r>
-      <w:proofErr w:type="gramEnd"/>
-      <w:r>
-        <w:t>)` actualizaba el estado del código para evitar reutilizaciones después del cambio de contraseña exitoso</w:t>
+        <w:t>El sistema de vidas se implementó mediante `</w:t>
+      </w:r>
+      <w:proofErr w:type="spellStart"/>
+      <w:r>
+        <w:t>actualizar_vidas</w:t>
+      </w:r>
+      <w:proofErr w:type="spellEnd"/>
+      <w:r>
+        <w:t xml:space="preserve">()`, que recibía el ID de usuario, cantidad de vidas y </w:t>
+      </w:r>
+      <w:proofErr w:type="spellStart"/>
+      <w:r>
+        <w:t>timestamp</w:t>
+      </w:r>
+      <w:proofErr w:type="spellEnd"/>
+      <w:r>
+        <w:t xml:space="preserve"> de última recarga. </w:t>
+      </w:r>
+      <w:r>
+        <w:t>Para la recuperación de contraseña, se implementaron tres métodos especializados. `</w:t>
+      </w:r>
+      <w:proofErr w:type="spellStart"/>
+      <w:r>
+        <w:t>guardar_codigo_recuperacion</w:t>
+      </w:r>
+      <w:proofErr w:type="spellEnd"/>
+      <w:r>
+        <w:t xml:space="preserve">()` marcaba códigos anteriores como usados e insertaba uno nuevo con </w:t>
+      </w:r>
+      <w:proofErr w:type="spellStart"/>
+      <w:r>
+        <w:t>timestamp</w:t>
+      </w:r>
+      <w:proofErr w:type="spellEnd"/>
+      <w:r>
+        <w:t xml:space="preserve"> de expiración calculado sumando minutos a la hora actual usando `</w:t>
+      </w:r>
+      <w:proofErr w:type="spellStart"/>
+      <w:r>
+        <w:t>datetime.now</w:t>
+      </w:r>
+      <w:proofErr w:type="spellEnd"/>
+      <w:r>
+        <w:t xml:space="preserve">() + </w:t>
+      </w:r>
+      <w:proofErr w:type="spellStart"/>
+      <w:r>
+        <w:t>timedelta</w:t>
+      </w:r>
+      <w:proofErr w:type="spellEnd"/>
+      <w:r>
+        <w:t>()`. `</w:t>
+      </w:r>
+      <w:proofErr w:type="spellStart"/>
+      <w:r>
+        <w:t>verificar_codigo_recuperacion</w:t>
+      </w:r>
+      <w:proofErr w:type="spellEnd"/>
+      <w:r>
+        <w:t>()` comprobaba que un código existiera, no estuviera usado y no hubiera expirado comparando contra la hora actual de la base de datos. Finalmente, `</w:t>
+      </w:r>
+      <w:proofErr w:type="spellStart"/>
+      <w:r>
+        <w:t>marcar_codigo_usado</w:t>
+      </w:r>
+      <w:proofErr w:type="spellEnd"/>
+      <w:r>
+        <w:t>()` actualizaba el estado del código para evitar reutilizaciones después del cambio de contraseña exitoso</w:t>
       </w:r>
       <w:r>
         <w:t>.</w:t>
@@ -4342,18 +4815,66 @@
         <w:t>Siendo la primera</w:t>
       </w:r>
       <w:r>
-        <w:t xml:space="preserve"> ‘generar_codigo_</w:t>
-      </w:r>
-      <w:proofErr w:type="gramStart"/>
-      <w:r>
-        <w:t>recuperacion(</w:t>
-      </w:r>
-      <w:proofErr w:type="gramEnd"/>
-      <w:r>
-        <w:t>)’ utilizando ‘random.choices()’ con ’string.digits’ para crear cadenas aleatorias de 6 números</w:t>
-      </w:r>
-      <w:r>
-        <w:t xml:space="preserve">, ‘enviar_email_recuperacion()’ construye los mensajes usando la clase ‘EmailMessage’ del módulo ‘email.message’, pudiendo confugrar tanto la versión de texto plano como HTML con estilos CSS con la paleta de colores </w:t>
+        <w:t xml:space="preserve"> ‘</w:t>
+      </w:r>
+      <w:proofErr w:type="spellStart"/>
+      <w:r>
+        <w:t>generar_codigo_recuperacion</w:t>
+      </w:r>
+      <w:proofErr w:type="spellEnd"/>
+      <w:r>
+        <w:t>()’ utilizando ‘</w:t>
+      </w:r>
+      <w:proofErr w:type="spellStart"/>
+      <w:r>
+        <w:t>random.choices</w:t>
+      </w:r>
+      <w:proofErr w:type="spellEnd"/>
+      <w:r>
+        <w:t>()’ con ’</w:t>
+      </w:r>
+      <w:proofErr w:type="spellStart"/>
+      <w:r>
+        <w:t>string.digits</w:t>
+      </w:r>
+      <w:proofErr w:type="spellEnd"/>
+      <w:r>
+        <w:t>’ para crear cadenas aleatorias de 6 números</w:t>
+      </w:r>
+      <w:r>
+        <w:t>, ‘</w:t>
+      </w:r>
+      <w:proofErr w:type="spellStart"/>
+      <w:r>
+        <w:t>enviar_email_recuperacion</w:t>
+      </w:r>
+      <w:proofErr w:type="spellEnd"/>
+      <w:r>
+        <w:t>()’ construye los mensajes usando la clase ‘</w:t>
+      </w:r>
+      <w:proofErr w:type="spellStart"/>
+      <w:r>
+        <w:t>EmailMessage</w:t>
+      </w:r>
+      <w:proofErr w:type="spellEnd"/>
+      <w:r>
+        <w:t>’ del módulo ‘</w:t>
+      </w:r>
+      <w:proofErr w:type="spellStart"/>
+      <w:r>
+        <w:t>email.message</w:t>
+      </w:r>
+      <w:proofErr w:type="spellEnd"/>
+      <w:r>
+        <w:t xml:space="preserve">’, pudiendo </w:t>
+      </w:r>
+      <w:proofErr w:type="spellStart"/>
+      <w:r>
+        <w:t>confugrar</w:t>
+      </w:r>
+      <w:proofErr w:type="spellEnd"/>
+      <w:r>
+        <w:t xml:space="preserve"> tanto la versión de texto plano como HTML con estilos CSS con la paleta de colores </w:t>
       </w:r>
       <w:r>
         <w:lastRenderedPageBreak/>
@@ -4393,29 +4914,53 @@
         <w:pStyle w:val="Tesis"/>
       </w:pPr>
       <w:r>
-        <w:t>El desarrollo de las interfaces inicio con el archivo ‘login_vista.py’, donde su principal función ‘mostrar_</w:t>
-      </w:r>
-      <w:proofErr w:type="gramStart"/>
-      <w:r>
-        <w:t>login(</w:t>
-      </w:r>
-      <w:proofErr w:type="gramEnd"/>
-      <w:r>
-        <w:t xml:space="preserve">)’ se ocupa de configurar la página de Flet estableciendo título, color de fondo, y alineaciones </w:t>
-      </w:r>
-      <w:r>
-        <w:t>tanto vertical como horizontal. Dentro de esta, se encuentra la función ‘mostrar_</w:t>
-      </w:r>
-      <w:proofErr w:type="gramStart"/>
-      <w:r>
-        <w:t>mensaje(</w:t>
-      </w:r>
-      <w:proofErr w:type="gramEnd"/>
-      <w:r>
-        <w:t>)’ encargada de crear un ‘SnackBar’ para las notificaciones temporales con colores dinámicos</w:t>
-      </w:r>
-      <w:r>
-        <w:t xml:space="preserve"> y la función ‘login_click()’ maneja todo el flujo de autenticación</w:t>
+        <w:t>El desarrollo de las interfaces inicio con el archivo ‘login_vista.py’, donde su principal función ‘</w:t>
+      </w:r>
+      <w:proofErr w:type="spellStart"/>
+      <w:r>
+        <w:t>mostrar_login</w:t>
+      </w:r>
+      <w:proofErr w:type="spellEnd"/>
+      <w:r>
+        <w:t xml:space="preserve">()’ se ocupa de configurar la página de </w:t>
+      </w:r>
+      <w:proofErr w:type="spellStart"/>
+      <w:r>
+        <w:t>Flet</w:t>
+      </w:r>
+      <w:proofErr w:type="spellEnd"/>
+      <w:r>
+        <w:t xml:space="preserve"> estableciendo título, color de fondo, y alineaciones </w:t>
+      </w:r>
+      <w:r>
+        <w:t>tanto vertical como horizontal. Dentro de esta, se encuentra la función ‘</w:t>
+      </w:r>
+      <w:proofErr w:type="spellStart"/>
+      <w:r>
+        <w:t>mostrar_mensaje</w:t>
+      </w:r>
+      <w:proofErr w:type="spellEnd"/>
+      <w:r>
+        <w:t>()’ encargada de crear un ‘</w:t>
+      </w:r>
+      <w:proofErr w:type="spellStart"/>
+      <w:r>
+        <w:t>SnackBar</w:t>
+      </w:r>
+      <w:proofErr w:type="spellEnd"/>
+      <w:r>
+        <w:t>’ para las notificaciones temporales con colores dinámicos</w:t>
+      </w:r>
+      <w:r>
+        <w:t xml:space="preserve"> y la función ‘</w:t>
+      </w:r>
+      <w:proofErr w:type="spellStart"/>
+      <w:r>
+        <w:t>login_click</w:t>
+      </w:r>
+      <w:proofErr w:type="spellEnd"/>
+      <w:r>
+        <w:t>()’ maneja todo el flujo de autenticación</w:t>
       </w:r>
       <w:r>
         <w:t>, extrayendo los valores de los campos de texto y realiza las validaciones necesarias</w:t>
@@ -4448,15 +4993,15 @@
         <w:t xml:space="preserve"> </w:t>
       </w:r>
       <w:r>
-        <w:t>`obtener_</w:t>
-      </w:r>
-      <w:proofErr w:type="gramStart"/>
-      <w:r>
-        <w:t>navegador(</w:t>
-      </w:r>
-      <w:proofErr w:type="gramEnd"/>
-      <w:r>
-        <w:t>)` para inicializar el sistema de navegación persistente</w:t>
+        <w:t>`</w:t>
+      </w:r>
+      <w:proofErr w:type="spellStart"/>
+      <w:r>
+        <w:t>obtener_navegador</w:t>
+      </w:r>
+      <w:proofErr w:type="spellEnd"/>
+      <w:r>
+        <w:t>()` para inicializar el sistema de navegación persistente</w:t>
       </w:r>
       <w:r>
         <w:t xml:space="preserve"> y se redirige</w:t>
@@ -4492,29 +5037,53 @@
         <w:t>iene</w:t>
       </w:r>
       <w:r>
-        <w:t xml:space="preserve"> `mostrar_</w:t>
-      </w:r>
-      <w:proofErr w:type="gramStart"/>
-      <w:r>
-        <w:t>registro(</w:t>
-      </w:r>
-      <w:proofErr w:type="gramEnd"/>
-      <w:r>
-        <w:t>)` con una función auxiliar `crear_tf()`</w:t>
+        <w:t xml:space="preserve"> `</w:t>
+      </w:r>
+      <w:proofErr w:type="spellStart"/>
+      <w:r>
+        <w:t>mostrar_registro</w:t>
+      </w:r>
+      <w:proofErr w:type="spellEnd"/>
+      <w:r>
+        <w:t>()` con una función auxiliar `</w:t>
+      </w:r>
+      <w:proofErr w:type="spellStart"/>
+      <w:r>
+        <w:t>crear_tf</w:t>
+      </w:r>
+      <w:proofErr w:type="spellEnd"/>
+      <w:r>
+        <w:t>()`</w:t>
       </w:r>
       <w:r>
         <w:t xml:space="preserve"> empleada para crear </w:t>
       </w:r>
       <w:r>
-        <w:t>campos de texto configurados consistentemente con bordes invisibles, fondo gris claro, iconos prefijos y colores personalizados. La función `registrar_</w:t>
-      </w:r>
-      <w:proofErr w:type="gramStart"/>
-      <w:r>
-        <w:t>click(</w:t>
-      </w:r>
-      <w:proofErr w:type="gramEnd"/>
-      <w:r>
-        <w:t>)` ejecutaba seis validaciones secuenciales: campos vacíos con `all()`, nombres con letras y espacios mediante regex, formato de correo electrónico con patrón estándar, formato de usuario alfanumérico, longitud mínima de contraseña, y coincidencia entre contraseña y confirmación.</w:t>
+        <w:t>campos de texto configurados consistentemente con bordes invisibles, fondo gris claro, iconos prefijos y colores personalizados. La función `</w:t>
+      </w:r>
+      <w:proofErr w:type="spellStart"/>
+      <w:r>
+        <w:t>registrar_click</w:t>
+      </w:r>
+      <w:proofErr w:type="spellEnd"/>
+      <w:r>
+        <w:t>()` ejecutaba seis validaciones secuenciales: campos vacíos con `</w:t>
+      </w:r>
+      <w:proofErr w:type="spellStart"/>
+      <w:r>
+        <w:t>all</w:t>
+      </w:r>
+      <w:proofErr w:type="spellEnd"/>
+      <w:r>
+        <w:t xml:space="preserve">()`, nombres con letras y espacios mediante </w:t>
+      </w:r>
+      <w:proofErr w:type="spellStart"/>
+      <w:r>
+        <w:t>regex</w:t>
+      </w:r>
+      <w:proofErr w:type="spellEnd"/>
+      <w:r>
+        <w:t>, formato de correo electrónico con patrón estándar, formato de usuario alfanumérico, longitud mínima de contraseña, y coincidencia entre contraseña y confirmación.</w:t>
       </w:r>
       <w:r>
         <w:br/>
@@ -4541,15 +5110,15 @@
         <w:pStyle w:val="Tesis"/>
       </w:pPr>
       <w:r>
-        <w:t>En el archivo ‘menu_vista.py’ se implementó la vista central de la aplicación mediante ‘mostrar_interfaz_</w:t>
-      </w:r>
-      <w:proofErr w:type="gramStart"/>
-      <w:r>
-        <w:t>camino(</w:t>
-      </w:r>
-      <w:proofErr w:type="gramEnd"/>
-      <w:r>
-        <w:t xml:space="preserve">)’. Esta función comenzaba extrayendo los datos del usuario del recibidos. </w:t>
+        <w:t>En el archivo ‘menu_vista.py’ se implementó la vista central de la aplicación mediante ‘</w:t>
+      </w:r>
+      <w:proofErr w:type="spellStart"/>
+      <w:r>
+        <w:t>mostrar_interfaz_camino</w:t>
+      </w:r>
+      <w:proofErr w:type="spellEnd"/>
+      <w:r>
+        <w:t xml:space="preserve">()’. Esta función comenzaba extrayendo los datos del usuario del recibidos. </w:t>
       </w:r>
       <w:r>
         <w:t>Obten</w:t>
@@ -4560,13 +5129,29 @@
       <w:r>
         <w:t xml:space="preserve"> el ID de usuario, etapa y nivel actuales, puntos totales, racha de días y vidas disponibles. El sistema de recarga automática de vidas calculaba la diferencia temporal entre la última recarga registrada y la hora actual usando `</w:t>
       </w:r>
-      <w:proofErr w:type="gramStart"/>
+      <w:proofErr w:type="spellStart"/>
       <w:r>
         <w:t>datetime.strptime</w:t>
       </w:r>
-      <w:proofErr w:type="gramEnd"/>
-      <w:r>
-        <w:t>()` para parsear y `datetime.now()` para obtener momento presente.</w:t>
+      <w:proofErr w:type="spellEnd"/>
+      <w:r>
+        <w:t xml:space="preserve">()` para </w:t>
+      </w:r>
+      <w:proofErr w:type="spellStart"/>
+      <w:r>
+        <w:t>parsear</w:t>
+      </w:r>
+      <w:proofErr w:type="spellEnd"/>
+      <w:r>
+        <w:t xml:space="preserve"> y `</w:t>
+      </w:r>
+      <w:proofErr w:type="spellStart"/>
+      <w:r>
+        <w:t>datetime.now</w:t>
+      </w:r>
+      <w:proofErr w:type="spellEnd"/>
+      <w:r>
+        <w:t>()` para obtener momento presente.</w:t>
       </w:r>
     </w:p>
     <w:p>
@@ -4583,35 +5168,67 @@
         <w:t xml:space="preserve"> </w:t>
       </w:r>
       <w:r>
-        <w:t>La construcción visual del camino progresivo utilizaba un bucle `for` sobre veinte niveles, creando contenedores visualmente diferenciados según el estado</w:t>
+        <w:t>La construcción visual del camino progresivo utilizaba un bucle `</w:t>
+      </w:r>
+      <w:proofErr w:type="spellStart"/>
+      <w:r>
+        <w:t>for</w:t>
+      </w:r>
+      <w:proofErr w:type="spellEnd"/>
+      <w:r>
+        <w:t>` sobre veinte niveles, creando contenedores visualmente diferenciados según el estado</w:t>
       </w:r>
       <w:r>
         <w:t xml:space="preserve">. </w:t>
       </w:r>
       <w:r>
-        <w:t>Cada contenedor respondía al evento de clic mediante `on_click` que invocaba `mostrar_</w:t>
-      </w:r>
-      <w:proofErr w:type="gramStart"/>
-      <w:r>
-        <w:t>nivel(</w:t>
-      </w:r>
-      <w:proofErr w:type="gramEnd"/>
-      <w:r>
-        <w:t>)` del módulo `nivel_vista` importado localmente dentro del handler.</w:t>
+        <w:t>Cada contenedor respondía al evento de clic mediante `</w:t>
+      </w:r>
+      <w:proofErr w:type="spellStart"/>
+      <w:r>
+        <w:t>on_click</w:t>
+      </w:r>
+      <w:proofErr w:type="spellEnd"/>
+      <w:r>
+        <w:t>` que invocaba `</w:t>
+      </w:r>
+      <w:proofErr w:type="spellStart"/>
+      <w:r>
+        <w:t>mostrar_nivel</w:t>
+      </w:r>
+      <w:proofErr w:type="spellEnd"/>
+      <w:r>
+        <w:t>()` del módulo `</w:t>
+      </w:r>
+      <w:proofErr w:type="spellStart"/>
+      <w:r>
+        <w:t>nivel_vista</w:t>
+      </w:r>
+      <w:proofErr w:type="spellEnd"/>
+      <w:r>
+        <w:t xml:space="preserve">` importado localmente dentro del </w:t>
+      </w:r>
+      <w:proofErr w:type="spellStart"/>
+      <w:r>
+        <w:t>handler</w:t>
+      </w:r>
+      <w:proofErr w:type="spellEnd"/>
+      <w:r>
+        <w:t>.</w:t>
       </w:r>
       <w:r>
         <w:t xml:space="preserve"> </w:t>
       </w:r>
       <w:r>
-        <w:t>El archivo `etapas_vista.py` proporcionaba `mostrar_</w:t>
-      </w:r>
-      <w:proofErr w:type="gramStart"/>
-      <w:r>
-        <w:t>etapas(</w:t>
-      </w:r>
-      <w:proofErr w:type="gramEnd"/>
-      <w:r>
-        <w:t>)` como selector visual de etapas temáticas. Extraía la etapa máxima desbloqueada del usuario y generaba seis botones representando cada etapa matemática.</w:t>
+        <w:t>El archivo `etapas_vista.py` proporcionaba `</w:t>
+      </w:r>
+      <w:proofErr w:type="spellStart"/>
+      <w:r>
+        <w:t>mostrar_etapas</w:t>
+      </w:r>
+      <w:proofErr w:type="spellEnd"/>
+      <w:r>
+        <w:t>()` como selector visual de etapas temáticas. Extraía la etapa máxima desbloqueada del usuario y generaba seis botones representando cada etapa matemática.</w:t>
       </w:r>
     </w:p>
     <w:p>
@@ -4644,15 +5261,15 @@
       </w:r>
       <w:r>
         <w:lastRenderedPageBreak/>
-        <w:t>contenía posiblemente la lógica más compleja del sistema. La función ‘mostrar_</w:t>
-      </w:r>
-      <w:proofErr w:type="gramStart"/>
-      <w:r>
-        <w:t>nivel(</w:t>
-      </w:r>
-      <w:proofErr w:type="gramEnd"/>
-      <w:r>
-        <w:t>)’ recibía los datos del usuario y la etapa elegida, determinando el ejercicio a mostrar mediante una consulta SQL</w:t>
+        <w:t>contenía posiblemente la lógica más compleja del sistema. La función ‘</w:t>
+      </w:r>
+      <w:proofErr w:type="spellStart"/>
+      <w:r>
+        <w:t>mostrar_nivel</w:t>
+      </w:r>
+      <w:proofErr w:type="spellEnd"/>
+      <w:r>
+        <w:t>()’ recibía los datos del usuario y la etapa elegida, determinando el ejercicio a mostrar mediante una consulta SQL</w:t>
       </w:r>
       <w:r>
         <w:t xml:space="preserve">. </w:t>
@@ -4660,13 +5277,13 @@
       <w:r>
         <w:t>Para ejercicios de selección múltiple, generaba cuatro botones etiquetados A-D usando un diccionario de opciones y el método `</w:t>
       </w:r>
-      <w:proofErr w:type="gramStart"/>
-      <w:r>
-        <w:t>items(</w:t>
-      </w:r>
-      <w:proofErr w:type="gramEnd"/>
-      <w:r>
-        <w:t xml:space="preserve">)`. </w:t>
+      <w:proofErr w:type="spellStart"/>
+      <w:r>
+        <w:t>items</w:t>
+      </w:r>
+      <w:proofErr w:type="spellEnd"/>
+      <w:r>
+        <w:t xml:space="preserve">()`. </w:t>
       </w:r>
     </w:p>
     <w:p>
@@ -4674,23 +5291,71 @@
         <w:pStyle w:val="Tesis"/>
       </w:pPr>
       <w:r>
-        <w:t>Cada botón tenía su propio handler `verificar_</w:t>
-      </w:r>
-      <w:proofErr w:type="gramStart"/>
-      <w:r>
-        <w:t>respuesta(</w:t>
-      </w:r>
-      <w:proofErr w:type="gramEnd"/>
-      <w:r>
-        <w:t>)` que comparaba la letra seleccionada contra `respuesta_correcta`. Para verdadero/falso, mostraba solo dos botones con texto literal. Para completación, creaba un `TextField` donde el usuario escribía libremente, aplicando normalización de `lower(</w:t>
-      </w:r>
-      <w:proofErr w:type="gramStart"/>
-      <w:r>
-        <w:t>).strip</w:t>
-      </w:r>
-      <w:proofErr w:type="gramEnd"/>
-      <w:r>
-        <w:t>().replace(" ", "")` antes de comparar contra la respuesta almacenada.</w:t>
+        <w:t xml:space="preserve">Cada botón tenía su propio </w:t>
+      </w:r>
+      <w:proofErr w:type="spellStart"/>
+      <w:r>
+        <w:t>handler</w:t>
+      </w:r>
+      <w:proofErr w:type="spellEnd"/>
+      <w:r>
+        <w:t xml:space="preserve"> `</w:t>
+      </w:r>
+      <w:proofErr w:type="spellStart"/>
+      <w:r>
+        <w:t>verificar_respuesta</w:t>
+      </w:r>
+      <w:proofErr w:type="spellEnd"/>
+      <w:r>
+        <w:t>()` que comparaba la letra seleccionada contra `</w:t>
+      </w:r>
+      <w:proofErr w:type="spellStart"/>
+      <w:r>
+        <w:t>respuesta_correcta</w:t>
+      </w:r>
+      <w:proofErr w:type="spellEnd"/>
+      <w:r>
+        <w:t xml:space="preserve">`. Para verdadero/falso, mostraba solo dos botones con texto literal. Para </w:t>
+      </w:r>
+      <w:proofErr w:type="spellStart"/>
+      <w:r>
+        <w:t>completación</w:t>
+      </w:r>
+      <w:proofErr w:type="spellEnd"/>
+      <w:r>
+        <w:t>, creaba un `</w:t>
+      </w:r>
+      <w:proofErr w:type="spellStart"/>
+      <w:r>
+        <w:t>TextField</w:t>
+      </w:r>
+      <w:proofErr w:type="spellEnd"/>
+      <w:r>
+        <w:t>` donde el usuario escribía libremente, aplicando normalización de `</w:t>
+      </w:r>
+      <w:proofErr w:type="spellStart"/>
+      <w:r>
+        <w:t>lower</w:t>
+      </w:r>
+      <w:proofErr w:type="spellEnd"/>
+      <w:r>
+        <w:t>().</w:t>
+      </w:r>
+      <w:proofErr w:type="spellStart"/>
+      <w:r>
+        <w:t>strip</w:t>
+      </w:r>
+      <w:proofErr w:type="spellEnd"/>
+      <w:r>
+        <w:t>().</w:t>
+      </w:r>
+      <w:proofErr w:type="spellStart"/>
+      <w:r>
+        <w:t>replace</w:t>
+      </w:r>
+      <w:proofErr w:type="spellEnd"/>
+      <w:r>
+        <w:t>(" ", "")` antes de comparar contra la respuesta almacenada.</w:t>
       </w:r>
     </w:p>
     <w:p>
@@ -4704,13 +5369,29 @@
         <w:t xml:space="preserve">una </w:t>
       </w:r>
       <w:r>
-        <w:t>lógica especial: parseaban el formato "A|B" de las opciones dividiendo por pipe, mantenían estado de selección mediante variables externas, y verificaban pares cuando el usuario hacía dos selecciones consecutivas. El sistema de retroalimentación utilizaba `SnackBar` con colores verde para correcto y rojo para incorrecto, aplicando `</w:t>
-      </w:r>
-      <w:proofErr w:type="gramStart"/>
+        <w:t xml:space="preserve">lógica especial: </w:t>
+      </w:r>
+      <w:proofErr w:type="spellStart"/>
+      <w:r>
+        <w:t>parseaban</w:t>
+      </w:r>
+      <w:proofErr w:type="spellEnd"/>
+      <w:r>
+        <w:t xml:space="preserve"> el formato "A|B" de las opciones dividiendo por pipe, mantenían estado de selección mediante variables externas, y verificaban pares cuando el usuario hacía dos selecciones consecutivas. El sistema de retroalimentación utilizaba `</w:t>
+      </w:r>
+      <w:proofErr w:type="spellStart"/>
+      <w:r>
+        <w:t>SnackBar</w:t>
+      </w:r>
+      <w:proofErr w:type="spellEnd"/>
+      <w:r>
+        <w:t>` con colores verde para correcto y rojo para incorrecto, aplicando `</w:t>
+      </w:r>
+      <w:proofErr w:type="spellStart"/>
       <w:r>
         <w:t>page.update</w:t>
       </w:r>
-      <w:proofErr w:type="gramEnd"/>
+      <w:proofErr w:type="spellEnd"/>
       <w:r>
         <w:t>()` para refrescar inmediatamente.</w:t>
       </w:r>
@@ -4744,7 +5425,31 @@
         <w:t>Siguiendo con las otras vistas del programas, en el archivo ‘perfil_vista.py’</w:t>
       </w:r>
       <w:r>
-        <w:t xml:space="preserve"> se implemento la función ‘mostrar_perfil’ como un dashboard informativo, organizaba visualmente los da</w:t>
+        <w:t xml:space="preserve"> se </w:t>
+      </w:r>
+      <w:proofErr w:type="spellStart"/>
+      <w:r>
+        <w:t>implemento</w:t>
+      </w:r>
+      <w:proofErr w:type="spellEnd"/>
+      <w:r>
+        <w:t xml:space="preserve"> la función ‘</w:t>
+      </w:r>
+      <w:proofErr w:type="spellStart"/>
+      <w:r>
+        <w:t>mostrar_perfil</w:t>
+      </w:r>
+      <w:proofErr w:type="spellEnd"/>
+      <w:r>
+        <w:t xml:space="preserve">’ como un </w:t>
+      </w:r>
+      <w:proofErr w:type="spellStart"/>
+      <w:r>
+        <w:t>dashboard</w:t>
+      </w:r>
+      <w:proofErr w:type="spellEnd"/>
+      <w:r>
+        <w:t xml:space="preserve"> informativo, organizaba visualmente los da</w:t>
       </w:r>
       <w:r>
         <w:t>to</w:t>
@@ -4759,24 +5464,48 @@
         <w:lastRenderedPageBreak/>
         <w:t>‘</w:t>
       </w:r>
-      <w:proofErr w:type="gramStart"/>
+      <w:proofErr w:type="spellStart"/>
       <w:r>
         <w:t>ft.Icon</w:t>
       </w:r>
-      <w:proofErr w:type="gramEnd"/>
-      <w:r>
-        <w:t xml:space="preserve">’ con el tamaño 64 y color dinámico desde ‘user_data’. </w:t>
-      </w:r>
-      <w:r>
-        <w:t>Las estadísticas se presentaban en grid de dos columnas usando `</w:t>
-      </w:r>
-      <w:proofErr w:type="gramStart"/>
+      <w:proofErr w:type="spellEnd"/>
+      <w:r>
+        <w:t>’ con el tamaño 64 y color dinámico desde ‘</w:t>
+      </w:r>
+      <w:proofErr w:type="spellStart"/>
+      <w:r>
+        <w:t>user_data</w:t>
+      </w:r>
+      <w:proofErr w:type="spellEnd"/>
+      <w:r>
+        <w:t xml:space="preserve">’. </w:t>
+      </w:r>
+      <w:r>
+        <w:t xml:space="preserve">Las estadísticas se presentaban en </w:t>
+      </w:r>
+      <w:proofErr w:type="spellStart"/>
+      <w:r>
+        <w:t>grid</w:t>
+      </w:r>
+      <w:proofErr w:type="spellEnd"/>
+      <w:r>
+        <w:t xml:space="preserve"> de dos columnas usando `</w:t>
+      </w:r>
+      <w:proofErr w:type="spellStart"/>
       <w:r>
         <w:t>ft.ResponsiveRow</w:t>
       </w:r>
-      <w:proofErr w:type="gramEnd"/>
-      <w:r>
-        <w:t>`, mostrando puntos totales, rango calculado mediante `obtener_info_rango()`, etapa y nivel actuales, racha de días consecutivos, vidas disponibles con indicador visual, y fecha de último acceso formateada.</w:t>
+      <w:proofErr w:type="spellEnd"/>
+      <w:r>
+        <w:t>`, mostrando puntos totales, rango calculado mediante `</w:t>
+      </w:r>
+      <w:proofErr w:type="spellStart"/>
+      <w:r>
+        <w:t>obtener_info_rango</w:t>
+      </w:r>
+      <w:proofErr w:type="spellEnd"/>
+      <w:r>
+        <w:t>()`, etapa y nivel actuales, racha de días consecutivos, vidas disponibles con indicador visual, y fecha de último acceso formateada.</w:t>
       </w:r>
     </w:p>
     <w:p>
@@ -4792,11 +5521,11 @@
       <w:r>
         <w:t>con contenido educativo estático organizado por etapas. Utilizaba `</w:t>
       </w:r>
-      <w:proofErr w:type="gramStart"/>
+      <w:proofErr w:type="spellStart"/>
       <w:r>
         <w:t>ft.ExpansionTile</w:t>
       </w:r>
-      <w:proofErr w:type="gramEnd"/>
+      <w:proofErr w:type="spellEnd"/>
       <w:r>
         <w:t>` para crear secciones colapsables que el usuario podía expandir para leer teoría matemática sin consumir vidas ni afectar su progreso. Cada etapa contenía explicaciones sobre los conceptos que luego se practicaban en los ejercicios, sirviendo como referencia consultable durante el aprendizaje.</w:t>
       </w:r>
@@ -4830,11 +5559,24 @@
       <w:r>
         <w:t xml:space="preserve"> del programa para lo cual se utilizó </w:t>
       </w:r>
-      <w:r>
-        <w:t>Flet, el cual es un frame</w:t>
-      </w:r>
-      <w:r>
-        <w:t xml:space="preserve">work </w:t>
+      <w:proofErr w:type="spellStart"/>
+      <w:r>
+        <w:t>Flet</w:t>
+      </w:r>
+      <w:proofErr w:type="spellEnd"/>
+      <w:r>
+        <w:t xml:space="preserve">, el cual es un </w:t>
+      </w:r>
+      <w:proofErr w:type="spellStart"/>
+      <w:r>
+        <w:t>frame</w:t>
+      </w:r>
+      <w:r>
+        <w:t>work</w:t>
+      </w:r>
+      <w:proofErr w:type="spellEnd"/>
+      <w:r>
+        <w:t xml:space="preserve"> </w:t>
       </w:r>
       <w:r>
         <w:rPr>
@@ -5015,7 +5757,15 @@
         <w:t>Fuente:</w:t>
       </w:r>
       <w:r>
-        <w:t xml:space="preserve"> Araujo, Montiel, Acurero (2025)</w:t>
+        <w:t xml:space="preserve"> Araujo, Montiel, </w:t>
+      </w:r>
+      <w:proofErr w:type="spellStart"/>
+      <w:r>
+        <w:t>Acurero</w:t>
+      </w:r>
+      <w:proofErr w:type="spellEnd"/>
+      <w:r>
+        <w:t xml:space="preserve"> (2025)</w:t>
       </w:r>
     </w:p>
     <w:p>
@@ -5026,7 +5776,15 @@
         <w:t>En la figura 1 se observa la pantalla de inicio de toda la aplicación, donde se muestra el logo de la aplicación y el bot</w:t>
       </w:r>
       <w:r>
-        <w:t>ón que te lleva a la pantalla del login.</w:t>
+        <w:t xml:space="preserve">ón que te lleva a la pantalla del </w:t>
+      </w:r>
+      <w:proofErr w:type="spellStart"/>
+      <w:r>
+        <w:t>login</w:t>
+      </w:r>
+      <w:proofErr w:type="spellEnd"/>
+      <w:r>
+        <w:t>.</w:t>
       </w:r>
     </w:p>
     <w:p>
@@ -5098,36 +5856,48 @@
     <w:p>
       <w:pPr>
         <w:pStyle w:val="Tesis"/>
-        <w:spacing w:line="240" w:lineRule="auto"/>
+        <w:spacing w:line="360" w:lineRule="auto"/>
         <w:jc w:val="center"/>
-      </w:pPr>
-      <w:r>
         <w:rPr>
           <w:b/>
           <w:bCs/>
         </w:rPr>
-        <w:t>FIGURA N°</w:t>
-      </w:r>
+      </w:pPr>
       <w:r>
         <w:rPr>
           <w:b/>
           <w:bCs/>
         </w:rPr>
-        <w:t>2</w:t>
+        <w:t>FIGURA N°</w:t>
       </w:r>
       <w:r>
         <w:rPr>
           <w:b/>
           <w:bCs/>
         </w:rPr>
-        <w:t xml:space="preserve">. </w:t>
+        <w:t>2</w:t>
       </w:r>
       <w:r>
         <w:rPr>
           <w:b/>
           <w:bCs/>
         </w:rPr>
+        <w:t xml:space="preserve">. </w:t>
+      </w:r>
+      <w:r>
+        <w:rPr>
+          <w:b/>
+          <w:bCs/>
+        </w:rPr>
         <w:t>Usuarios Registrados</w:t>
+      </w:r>
+    </w:p>
+    <w:p>
+      <w:pPr>
+        <w:pStyle w:val="Tesis"/>
+      </w:pPr>
+      <w:r>
+        <w:t xml:space="preserve">En este módulo, se visualizan los múltiples usuarios que se han registrado, de esta manera, si desea iniciar sesión solo tendrán que elegir su perfil y </w:t>
       </w:r>
     </w:p>
     <w:p>
@@ -5215,8 +5985,17 @@
           <w:b/>
           <w:bCs/>
         </w:rPr>
-        <w:t>FIGURA N°2. Login</w:t>
-      </w:r>
+        <w:t xml:space="preserve">FIGURA N°2. </w:t>
+      </w:r>
+      <w:proofErr w:type="spellStart"/>
+      <w:r>
+        <w:rPr>
+          <w:b/>
+          <w:bCs/>
+        </w:rPr>
+        <w:t>Login</w:t>
+      </w:r>
+      <w:proofErr w:type="spellEnd"/>
     </w:p>
     <w:p>
       <w:pPr>
@@ -5232,7 +6011,15 @@
         <w:t>Fuente:</w:t>
       </w:r>
       <w:r>
-        <w:t xml:space="preserve"> Araujo, Montiel y Acurero (2025)</w:t>
+        <w:t xml:space="preserve"> Araujo, Montiel y </w:t>
+      </w:r>
+      <w:proofErr w:type="spellStart"/>
+      <w:r>
+        <w:t>Acurero</w:t>
+      </w:r>
+      <w:proofErr w:type="spellEnd"/>
+      <w:r>
+        <w:t xml:space="preserve"> (2025)</w:t>
       </w:r>
     </w:p>
     <w:p>
@@ -5240,7 +6027,15 @@
         <w:pStyle w:val="Tesis"/>
       </w:pPr>
       <w:r>
-        <w:t>Como se mencionó anteriormente, la pantalla de inicio te lleva a la pantalla de login en donde el usuario inicia sesión para ingresar a su perfil, en caso de que el usuario no tenga un perfil, abajo del botón de “Iniciar Sesión” estará la opción para crear un perfil nuevo.</w:t>
+        <w:t xml:space="preserve">Como se mencionó anteriormente, la pantalla de inicio te lleva a la pantalla de </w:t>
+      </w:r>
+      <w:proofErr w:type="spellStart"/>
+      <w:r>
+        <w:t>login</w:t>
+      </w:r>
+      <w:proofErr w:type="spellEnd"/>
+      <w:r>
+        <w:t xml:space="preserve"> en donde el usuario inicia sesión para ingresar a su perfil, en caso de que el usuario no tenga un perfil, abajo del botón de “Iniciar Sesión” estará la opción para crear un perfil nuevo.</w:t>
       </w:r>
     </w:p>
     <w:p>
@@ -5369,7 +6164,15 @@
         <w:t>Fuente:</w:t>
       </w:r>
       <w:r>
-        <w:t xml:space="preserve"> Araujo, Montiel y Acurero (2025)</w:t>
+        <w:t xml:space="preserve"> Araujo, Montiel y </w:t>
+      </w:r>
+      <w:proofErr w:type="spellStart"/>
+      <w:r>
+        <w:t>Acurero</w:t>
+      </w:r>
+      <w:proofErr w:type="spellEnd"/>
+      <w:r>
+        <w:t xml:space="preserve"> (2025)</w:t>
       </w:r>
     </w:p>
     <w:p>
@@ -5387,7 +6190,15 @@
       </w:r>
       <w:r>
         <w:lastRenderedPageBreak/>
-        <w:t>al usuario ingresar sus datos, incluyendo el correo electrónico, un nombre de usuario y la contraseña, una vez finalizado el registro de usuario el programa te redirige a la pantalla del login.</w:t>
+        <w:t xml:space="preserve">al usuario ingresar sus datos, incluyendo el correo electrónico, un nombre de usuario y la contraseña, una vez finalizado el registro de usuario el programa te redirige a la pantalla del </w:t>
+      </w:r>
+      <w:proofErr w:type="spellStart"/>
+      <w:r>
+        <w:t>login</w:t>
+      </w:r>
+      <w:proofErr w:type="spellEnd"/>
+      <w:r>
+        <w:t>.</w:t>
       </w:r>
     </w:p>
     <w:p>
@@ -5504,7 +6315,15 @@
         <w:t>Fuente:</w:t>
       </w:r>
       <w:r>
-        <w:t xml:space="preserve"> Araujo, Montiel y Acurero (2025)</w:t>
+        <w:t xml:space="preserve"> Araujo, Montiel y </w:t>
+      </w:r>
+      <w:proofErr w:type="spellStart"/>
+      <w:r>
+        <w:t>Acurero</w:t>
+      </w:r>
+      <w:proofErr w:type="spellEnd"/>
+      <w:r>
+        <w:t xml:space="preserve"> (2025)</w:t>
       </w:r>
     </w:p>
     <w:p>
@@ -5656,7 +6475,15 @@
         <w:t>Fuente:</w:t>
       </w:r>
       <w:r>
-        <w:t xml:space="preserve"> Araujo, Montiel y Acurero (2025)</w:t>
+        <w:t xml:space="preserve"> Araujo, Montiel y </w:t>
+      </w:r>
+      <w:proofErr w:type="spellStart"/>
+      <w:r>
+        <w:t>Acurero</w:t>
+      </w:r>
+      <w:proofErr w:type="spellEnd"/>
+      <w:r>
+        <w:t xml:space="preserve"> (2025)</w:t>
       </w:r>
     </w:p>
     <w:p>
@@ -5796,7 +6623,15 @@
         <w:t>Fuente:</w:t>
       </w:r>
       <w:r>
-        <w:t xml:space="preserve"> Araujo, Montiel y Acurero (2025)</w:t>
+        <w:t xml:space="preserve"> Araujo, Montiel y </w:t>
+      </w:r>
+      <w:proofErr w:type="spellStart"/>
+      <w:r>
+        <w:t>Acurero</w:t>
+      </w:r>
+      <w:proofErr w:type="spellEnd"/>
+      <w:r>
+        <w:t xml:space="preserve"> (2025)</w:t>
       </w:r>
     </w:p>
     <w:p>
@@ -5936,7 +6771,15 @@
         <w:t>Fuente:</w:t>
       </w:r>
       <w:r>
-        <w:t xml:space="preserve"> Araujo, Montiel y Acurero (2025)</w:t>
+        <w:t xml:space="preserve"> Araujo, Montiel y </w:t>
+      </w:r>
+      <w:proofErr w:type="spellStart"/>
+      <w:r>
+        <w:t>Acurero</w:t>
+      </w:r>
+      <w:proofErr w:type="spellEnd"/>
+      <w:r>
+        <w:t xml:space="preserve"> (2025)</w:t>
       </w:r>
     </w:p>
     <w:p>
@@ -6053,7 +6896,15 @@
         <w:t>Fuente:</w:t>
       </w:r>
       <w:r>
-        <w:t xml:space="preserve"> Araujo, Montiel y Acurero (2025)</w:t>
+        <w:t xml:space="preserve"> Araujo, Montiel y </w:t>
+      </w:r>
+      <w:proofErr w:type="spellStart"/>
+      <w:r>
+        <w:t>Acurero</w:t>
+      </w:r>
+      <w:proofErr w:type="spellEnd"/>
+      <w:r>
+        <w:t xml:space="preserve"> (2025)</w:t>
       </w:r>
     </w:p>
     <w:p>
@@ -6188,7 +7039,15 @@
         <w:t>Fuente:</w:t>
       </w:r>
       <w:r>
-        <w:t xml:space="preserve"> Araujo, Montiel y Acurero (2025)</w:t>
+        <w:t xml:space="preserve"> Araujo, Montiel y </w:t>
+      </w:r>
+      <w:proofErr w:type="spellStart"/>
+      <w:r>
+        <w:t>Acurero</w:t>
+      </w:r>
+      <w:proofErr w:type="spellEnd"/>
+      <w:r>
+        <w:t xml:space="preserve"> (2025)</w:t>
       </w:r>
     </w:p>
     <w:p>
@@ -6229,7 +7088,15 @@
         <w:t xml:space="preserve"> </w:t>
       </w:r>
       <w:r>
-        <w:t xml:space="preserve">aplicadas a la aplicación educativa gamificada </w:t>
+        <w:t xml:space="preserve">aplicadas a la aplicación educativa </w:t>
+      </w:r>
+      <w:proofErr w:type="spellStart"/>
+      <w:r>
+        <w:t>gamificada</w:t>
+      </w:r>
+      <w:proofErr w:type="spellEnd"/>
+      <w:r>
+        <w:t xml:space="preserve"> </w:t>
       </w:r>
       <w:r>
         <w:t>formando parte de la cuarta fase de la metodología propuesta por Pressman (2010), denominada Construcción.</w:t>

--- a/Capitulos de Tesis/Capítulo IV.docx
+++ b/Capitulos de Tesis/Capítulo IV.docx
@@ -1,6 +1,6 @@
 
 <file path=word/document.xml><?xml version="1.0" encoding="utf-8"?>
-<w:document xmlns:wpc="http://schemas.microsoft.com/office/word/2010/wordprocessingCanvas" xmlns:cx="http://schemas.microsoft.com/office/drawing/2014/chartex" xmlns:cx1="http://schemas.microsoft.com/office/drawing/2015/9/8/chartex" xmlns:cx2="http://schemas.microsoft.com/office/drawing/2015/10/21/chartex" xmlns:cx3="http://schemas.microsoft.com/office/drawing/2016/5/9/chartex" xmlns:cx4="http://schemas.microsoft.com/office/drawing/2016/5/10/chartex" xmlns:cx5="http://schemas.microsoft.com/office/drawing/2016/5/11/chartex" xmlns:cx6="http://schemas.microsoft.com/office/drawing/2016/5/12/chartex" xmlns:cx7="http://schemas.microsoft.com/office/drawing/2016/5/13/chartex" xmlns:cx8="http://schemas.microsoft.com/office/drawing/2016/5/14/chartex" xmlns:mc="http://schemas.openxmlformats.org/markup-compatibility/2006" xmlns:aink="http://schemas.microsoft.com/office/drawing/2016/ink" xmlns:am3d="http://schemas.microsoft.com/office/drawing/2017/model3d" xmlns:o="urn:schemas-microsoft-com:office:office" xmlns:oel="http://schemas.microsoft.com/office/2019/extlst" xmlns:r="http://schemas.openxmlformats.org/officeDocument/2006/relationships" xmlns:m="http://schemas.openxmlformats.org/officeDocument/2006/math" xmlns:v="urn:schemas-microsoft-com:vml" xmlns:wp14="http://schemas.microsoft.com/office/word/2010/wordprocessingDrawing" xmlns:wp="http://schemas.openxmlformats.org/drawingml/2006/wordprocessingDrawing" xmlns:w10="urn:schemas-microsoft-com:office:word" xmlns:w="http://schemas.openxmlformats.org/wordprocessingml/2006/main" xmlns:w14="http://schemas.microsoft.com/office/word/2010/wordml" xmlns:w15="http://schemas.microsoft.com/office/word/2012/wordml" xmlns:w16cex="http://schemas.microsoft.com/office/word/2018/wordml/cex" xmlns:w16cid="http://schemas.microsoft.com/office/word/2016/wordml/cid" xmlns:w16="http://schemas.microsoft.com/office/word/2018/wordml" xmlns:w16sdtdh="http://schemas.microsoft.com/office/word/2020/wordml/sdtdatahash" xmlns:w16se="http://schemas.microsoft.com/office/word/2015/wordml/symex" xmlns:wpg="http://schemas.microsoft.com/office/word/2010/wordprocessingGroup" xmlns:wpi="http://schemas.microsoft.com/office/word/2010/wordprocessingInk" xmlns:wne="http://schemas.microsoft.com/office/word/2006/wordml" xmlns:wps="http://schemas.microsoft.com/office/word/2010/wordprocessingShape" mc:Ignorable="w14 w15 w16se w16cid w16 w16cex w16sdtdh wp14">
+<w:document xmlns:wpc="http://schemas.microsoft.com/office/word/2010/wordprocessingCanvas" xmlns:cx="http://schemas.microsoft.com/office/drawing/2014/chartex" xmlns:cx1="http://schemas.microsoft.com/office/drawing/2015/9/8/chartex" xmlns:cx2="http://schemas.microsoft.com/office/drawing/2015/10/21/chartex" xmlns:cx3="http://schemas.microsoft.com/office/drawing/2016/5/9/chartex" xmlns:cx4="http://schemas.microsoft.com/office/drawing/2016/5/10/chartex" xmlns:cx5="http://schemas.microsoft.com/office/drawing/2016/5/11/chartex" xmlns:cx6="http://schemas.microsoft.com/office/drawing/2016/5/12/chartex" xmlns:cx7="http://schemas.microsoft.com/office/drawing/2016/5/13/chartex" xmlns:cx8="http://schemas.microsoft.com/office/drawing/2016/5/14/chartex" xmlns:mc="http://schemas.openxmlformats.org/markup-compatibility/2006" xmlns:aink="http://schemas.microsoft.com/office/drawing/2016/ink" xmlns:am3d="http://schemas.microsoft.com/office/drawing/2017/model3d" xmlns:o="urn:schemas-microsoft-com:office:office" xmlns:oel="http://schemas.microsoft.com/office/2019/extlst" xmlns:r="http://schemas.openxmlformats.org/officeDocument/2006/relationships" xmlns:m="http://schemas.openxmlformats.org/officeDocument/2006/math" xmlns:v="urn:schemas-microsoft-com:vml" xmlns:wp14="http://schemas.microsoft.com/office/word/2010/wordprocessingDrawing" xmlns:wp="http://schemas.openxmlformats.org/drawingml/2006/wordprocessingDrawing" xmlns:w10="urn:schemas-microsoft-com:office:word" xmlns:w="http://schemas.openxmlformats.org/wordprocessingml/2006/main" xmlns:w14="http://schemas.microsoft.com/office/word/2010/wordml" xmlns:w15="http://schemas.microsoft.com/office/word/2012/wordml" xmlns:w16cex="http://schemas.microsoft.com/office/word/2018/wordml/cex" xmlns:w16cid="http://schemas.microsoft.com/office/word/2016/wordml/cid" xmlns:w16="http://schemas.microsoft.com/office/word/2018/wordml" xmlns:w16du="http://schemas.microsoft.com/office/word/2023/wordml/word16du" xmlns:w16sdtdh="http://schemas.microsoft.com/office/word/2020/wordml/sdtdatahash" xmlns:w16se="http://schemas.microsoft.com/office/word/2015/wordml/symex" xmlns:wpg="http://schemas.microsoft.com/office/word/2010/wordprocessingGroup" xmlns:wpi="http://schemas.microsoft.com/office/word/2010/wordprocessingInk" xmlns:wne="http://schemas.microsoft.com/office/word/2006/wordml" xmlns:wps="http://schemas.microsoft.com/office/word/2010/wordprocessingShape" mc:Ignorable="w14 w15 w16se w16cid w16 w16cex w16sdtdh wp14">
   <w:body>
     <w:p/>
     <w:p>
@@ -262,7 +262,7 @@
               </wp:anchor>
             </w:drawing>
           </mc:Choice>
-          <mc:Fallback xmlns:w16sdtfl="http://schemas.microsoft.com/office/word/2024/wordml/sdtformatlock" xmlns:w16du="http://schemas.microsoft.com/office/word/2023/wordml/word16du">
+          <mc:Fallback xmlns:w16sdtfl="http://schemas.microsoft.com/office/word/2024/wordml/sdtformatlock">
             <w:pict>
               <v:group w14:anchorId="720B25CE" id="Group 17" o:spid="_x0000_s1026" style="position:absolute;margin-left:-4.45pt;margin-top:9.2pt;width:450.2pt;height:127.25pt;z-index:251659264" coordorigin="2268,6021" coordsize="8280,2340" o:gfxdata="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">
                 <v:shapetype id="_x0000_t75" coordsize="21600,21600" o:spt="75" o:preferrelative="t" path="m@4@5l@4@11@9@11@9@5xe" filled="f" stroked="f">
@@ -4235,14 +4235,28 @@
         <w:rPr>
           <w:lang w:val="es-ES_tradnl"/>
         </w:rPr>
-        <w:t>obtener_ruta_base</w:t>
+        <w:t>obtener_ruta_</w:t>
+      </w:r>
+      <w:proofErr w:type="gramStart"/>
+      <w:r>
+        <w:rPr>
+          <w:lang w:val="es-ES_tradnl"/>
+        </w:rPr>
+        <w:t>base</w:t>
       </w:r>
       <w:proofErr w:type="spellEnd"/>
       <w:r>
         <w:rPr>
           <w:lang w:val="es-ES_tradnl"/>
         </w:rPr>
-        <w:t xml:space="preserve">()’ detecta automáticamente si el programa se ejecutaba desde el código fuente o desde </w:t>
+        <w:t>(</w:t>
+      </w:r>
+      <w:proofErr w:type="gramEnd"/>
+      <w:r>
+        <w:rPr>
+          <w:lang w:val="es-ES_tradnl"/>
+        </w:rPr>
+        <w:t xml:space="preserve">)’ detecta automáticamente si el programa se ejecutaba desde el código fuente o desde </w:t>
       </w:r>
       <w:r>
         <w:rPr>
@@ -4282,110 +4296,808 @@
         <w:rPr>
           <w:lang w:val="es-ES_tradnl"/>
         </w:rPr>
+        <w:t>obtener_ruta_</w:t>
+      </w:r>
+      <w:proofErr w:type="gramStart"/>
+      <w:r>
+        <w:rPr>
+          <w:lang w:val="es-ES_tradnl"/>
+        </w:rPr>
+        <w:t>db</w:t>
+      </w:r>
+      <w:proofErr w:type="spellEnd"/>
+      <w:r>
+        <w:rPr>
+          <w:lang w:val="es-ES_tradnl"/>
+        </w:rPr>
+        <w:t>(</w:t>
+      </w:r>
+      <w:proofErr w:type="gramEnd"/>
+      <w:r>
+        <w:rPr>
+          <w:lang w:val="es-ES_tradnl"/>
+        </w:rPr>
+        <w:t>)’ que simplemente concatena la ruta base con el nombre de la base de datos. Seguidamente se creó, ‘</w:t>
+      </w:r>
+      <w:proofErr w:type="spellStart"/>
+      <w:r>
+        <w:rPr>
+          <w:lang w:val="es-ES_tradnl"/>
+        </w:rPr>
+        <w:t>obtener_ruta_</w:t>
+      </w:r>
+      <w:proofErr w:type="gramStart"/>
+      <w:r>
+        <w:rPr>
+          <w:lang w:val="es-ES_tradnl"/>
+        </w:rPr>
+        <w:t>recurso</w:t>
+      </w:r>
+      <w:proofErr w:type="spellEnd"/>
+      <w:r>
+        <w:rPr>
+          <w:lang w:val="es-ES_tradnl"/>
+        </w:rPr>
+        <w:t>(</w:t>
+      </w:r>
+      <w:proofErr w:type="gramEnd"/>
+      <w:r>
+        <w:rPr>
+          <w:lang w:val="es-ES_tradnl"/>
+        </w:rPr>
+        <w:t>)’ para localizar imágenes y otros archivos estáticos que se utilizan en la aplicación.</w:t>
+      </w:r>
+    </w:p>
+    <w:p>
+      <w:pPr>
+        <w:pStyle w:val="Tesis"/>
+        <w:spacing w:line="240" w:lineRule="auto"/>
+        <w:rPr>
+          <w:lang w:val="es-ES_tradnl"/>
+        </w:rPr>
+      </w:pPr>
+      <w:r>
+        <w:rPr>
+          <w:lang w:val="es-ES_tradnl"/>
+        </w:rPr>
+        <w:drawing>
+          <wp:inline distT="0" distB="0" distL="0" distR="0" wp14:anchorId="77BC5726" wp14:editId="084AD276">
+            <wp:extent cx="4320000" cy="3321349"/>
+            <wp:effectExtent l="0" t="0" r="4445" b="0"/>
+            <wp:docPr id="1224975675" name="Imagen 1"/>
+            <wp:cNvGraphicFramePr>
+              <a:graphicFrameLocks xmlns:a="http://schemas.openxmlformats.org/drawingml/2006/main" noChangeAspect="1"/>
+            </wp:cNvGraphicFramePr>
+            <a:graphic xmlns:a="http://schemas.openxmlformats.org/drawingml/2006/main">
+              <a:graphicData uri="http://schemas.openxmlformats.org/drawingml/2006/picture">
+                <pic:pic xmlns:pic="http://schemas.openxmlformats.org/drawingml/2006/picture">
+                  <pic:nvPicPr>
+                    <pic:cNvPr id="1224975675" name=""/>
+                    <pic:cNvPicPr/>
+                  </pic:nvPicPr>
+                  <pic:blipFill>
+                    <a:blip r:embed="rId29"/>
+                    <a:stretch>
+                      <a:fillRect/>
+                    </a:stretch>
+                  </pic:blipFill>
+                  <pic:spPr>
+                    <a:xfrm>
+                      <a:off x="0" y="0"/>
+                      <a:ext cx="4320000" cy="3321349"/>
+                    </a:xfrm>
+                    <a:prstGeom prst="rect">
+                      <a:avLst/>
+                    </a:prstGeom>
+                  </pic:spPr>
+                </pic:pic>
+              </a:graphicData>
+            </a:graphic>
+          </wp:inline>
+        </w:drawing>
+      </w:r>
+    </w:p>
+    <w:p>
+      <w:pPr>
+        <w:jc w:val="center"/>
+        <w:rPr>
+          <w:b/>
+          <w:bCs/>
+        </w:rPr>
+      </w:pPr>
+      <w:r>
+        <w:rPr>
+          <w:b/>
+          <w:bCs/>
+        </w:rPr>
+        <w:t>CAPTURA</w:t>
+      </w:r>
+      <w:r>
+        <w:rPr>
+          <w:b/>
+          <w:bCs/>
+        </w:rPr>
+        <w:t xml:space="preserve"> N°</w:t>
+      </w:r>
+      <w:r>
+        <w:rPr>
+          <w:b/>
+          <w:bCs/>
+        </w:rPr>
+        <w:t>1</w:t>
+      </w:r>
+      <w:r>
+        <w:rPr>
+          <w:b/>
+          <w:bCs/>
+        </w:rPr>
+        <w:t xml:space="preserve">. </w:t>
+      </w:r>
+      <w:r>
+        <w:rPr>
+          <w:b/>
+          <w:bCs/>
+        </w:rPr>
+        <w:t>CÓDIGO DE “config.py”</w:t>
+      </w:r>
+    </w:p>
+    <w:p>
+      <w:pPr>
+        <w:jc w:val="center"/>
+      </w:pPr>
+      <w:r>
+        <w:rPr>
+          <w:b/>
+          <w:bCs/>
+        </w:rPr>
+        <w:t>Fuente:</w:t>
+      </w:r>
+      <w:r>
+        <w:t xml:space="preserve"> Araujo, Montiel y </w:t>
+      </w:r>
+      <w:proofErr w:type="spellStart"/>
+      <w:r>
+        <w:t>Acurero</w:t>
+      </w:r>
+      <w:proofErr w:type="spellEnd"/>
+      <w:r>
+        <w:t xml:space="preserve"> (2025)</w:t>
+      </w:r>
+    </w:p>
+    <w:p>
+      <w:pPr>
+        <w:pStyle w:val="Tesis"/>
+        <w:rPr>
+          <w:b/>
+          <w:bCs/>
+          <w:lang w:val="es-ES_tradnl"/>
+        </w:rPr>
+      </w:pPr>
+    </w:p>
+    <w:p>
+      <w:pPr>
+        <w:pStyle w:val="Tesis"/>
+      </w:pPr>
+      <w:r>
+        <w:t>La clase ‘Navegador central’ fue uno de los desarrollos más importantes de esta fase</w:t>
+      </w:r>
+      <w:r>
+        <w:t xml:space="preserve"> inicial. Su método ‘__</w:t>
+      </w:r>
+      <w:proofErr w:type="spellStart"/>
+      <w:r>
+        <w:t>init</w:t>
+      </w:r>
+      <w:proofErr w:type="spellEnd"/>
+      <w:r>
+        <w:t xml:space="preserve">__’ recibe el objeto ‘page’ del </w:t>
+      </w:r>
+      <w:proofErr w:type="spellStart"/>
+      <w:r>
+        <w:t>Flet</w:t>
+      </w:r>
+      <w:proofErr w:type="spellEnd"/>
+      <w:r>
+        <w:t xml:space="preserve"> y lo almacena para ser usado más adelante. El método ‘</w:t>
+      </w:r>
+      <w:proofErr w:type="gramStart"/>
+      <w:r>
+        <w:t>inicializar(</w:t>
+      </w:r>
+      <w:proofErr w:type="gramEnd"/>
+      <w:r>
+        <w:t xml:space="preserve">)’ configura el </w:t>
+      </w:r>
+      <w:proofErr w:type="spellStart"/>
+      <w:r>
+        <w:t>layout</w:t>
+      </w:r>
+      <w:proofErr w:type="spellEnd"/>
+      <w:r>
+        <w:t xml:space="preserve"> principal de todo el software, creando un</w:t>
+      </w:r>
+      <w:r>
+        <w:t>a</w:t>
+      </w:r>
+      <w:r>
+        <w:t xml:space="preserve"> </w:t>
+      </w:r>
+      <w:r>
+        <w:t>barra lateral</w:t>
+      </w:r>
+      <w:r>
+        <w:t xml:space="preserve"> persistente a la izquierda junto con un contenedor central dinámico y e</w:t>
+      </w:r>
+      <w:r>
+        <w:t xml:space="preserve">l método </w:t>
+      </w:r>
+      <w:r>
+        <w:lastRenderedPageBreak/>
+        <w:t>`_</w:t>
+      </w:r>
+      <w:proofErr w:type="spellStart"/>
+      <w:r>
+        <w:t>crear_sidebar</w:t>
+      </w:r>
+      <w:proofErr w:type="spellEnd"/>
+      <w:r>
+        <w:t>()` genera dinámicamente los botones de navegación</w:t>
+      </w:r>
+      <w:r>
+        <w:t xml:space="preserve"> de la </w:t>
+      </w:r>
+      <w:r>
+        <w:t>barra lateral</w:t>
+      </w:r>
+      <w:r>
+        <w:t>.</w:t>
+      </w:r>
+    </w:p>
+    <w:p>
+      <w:pPr>
+        <w:pStyle w:val="Tesis"/>
+      </w:pPr>
+      <w:r>
+        <w:t>El método ‘</w:t>
+      </w:r>
+      <w:proofErr w:type="spellStart"/>
+      <w:r>
+        <w:t>navegar_</w:t>
+      </w:r>
+      <w:proofErr w:type="gramStart"/>
+      <w:r>
+        <w:t>a</w:t>
+      </w:r>
+      <w:proofErr w:type="spellEnd"/>
+      <w:r>
+        <w:t>(</w:t>
+      </w:r>
+      <w:proofErr w:type="gramEnd"/>
+      <w:r>
+        <w:t xml:space="preserve">)’ </w:t>
+      </w:r>
+      <w:r>
+        <w:t>de la clase ‘</w:t>
+      </w:r>
+      <w:proofErr w:type="spellStart"/>
+      <w:r>
+        <w:t>NavegadorCentral</w:t>
+      </w:r>
+      <w:proofErr w:type="spellEnd"/>
+      <w:r>
+        <w:t xml:space="preserve">’ define el centro del sistema de rutas internas. Está función recibe indicando la pantalla o módulo destino, realizando </w:t>
+      </w:r>
+      <w:proofErr w:type="spellStart"/>
+      <w:r>
+        <w:t>imports</w:t>
+      </w:r>
+      <w:proofErr w:type="spellEnd"/>
+      <w:r>
+        <w:t xml:space="preserve"> dinámicos de los módulos correspondientes, ejecutando la función de contenido enviando los datos del usuario, y actualizando el </w:t>
+      </w:r>
+      <w:proofErr w:type="spellStart"/>
+      <w:r>
+        <w:t>sidebar</w:t>
+      </w:r>
+      <w:proofErr w:type="spellEnd"/>
+      <w:r>
+        <w:t xml:space="preserve"> para reflejar visualmente </w:t>
+      </w:r>
+      <w:r>
+        <w:t xml:space="preserve">la nueva ubicación. </w:t>
+      </w:r>
+      <w:r>
+        <w:t>Finalmente, `</w:t>
+      </w:r>
+      <w:proofErr w:type="spellStart"/>
+      <w:r>
+        <w:t>cerrar_</w:t>
+      </w:r>
+      <w:proofErr w:type="gramStart"/>
+      <w:r>
+        <w:t>sesion</w:t>
+      </w:r>
+      <w:proofErr w:type="spellEnd"/>
+      <w:r>
+        <w:t>(</w:t>
+      </w:r>
+      <w:proofErr w:type="gramEnd"/>
+      <w:r>
+        <w:t xml:space="preserve">)` limpia la página </w:t>
+      </w:r>
+      <w:r>
+        <w:t>donde se encuentre el usuario</w:t>
+      </w:r>
+      <w:r>
+        <w:t xml:space="preserve"> y </w:t>
+      </w:r>
+      <w:r>
+        <w:t>se redirige</w:t>
+      </w:r>
+      <w:r>
+        <w:t xml:space="preserve"> al </w:t>
+      </w:r>
+      <w:proofErr w:type="spellStart"/>
+      <w:r>
+        <w:t>login</w:t>
+      </w:r>
+      <w:proofErr w:type="spellEnd"/>
+      <w:r>
+        <w:t xml:space="preserve">, </w:t>
+      </w:r>
+      <w:r>
+        <w:t>cerrando</w:t>
+      </w:r>
+      <w:r>
+        <w:t xml:space="preserve"> la sesión activa.</w:t>
+      </w:r>
+    </w:p>
+    <w:p>
+      <w:pPr>
+        <w:pStyle w:val="Tesis"/>
+      </w:pPr>
+    </w:p>
+    <w:p>
+      <w:pPr>
+        <w:pStyle w:val="Tesis"/>
+      </w:pPr>
+      <w:r>
+        <w:t>En archivo ‘enrutador.py’ se definió un diccionario global ‘_</w:t>
+      </w:r>
+      <w:proofErr w:type="spellStart"/>
+      <w:r>
+        <w:t>vistas_registradas</w:t>
+      </w:r>
+      <w:proofErr w:type="spellEnd"/>
+      <w:r>
+        <w:t>’ que funcionaba como registro central de todas las vistas disponibles. La función ‘</w:t>
+      </w:r>
+      <w:proofErr w:type="spellStart"/>
+      <w:r>
+        <w:t>registrar_</w:t>
+      </w:r>
+      <w:proofErr w:type="gramStart"/>
+      <w:r>
+        <w:t>vista</w:t>
+      </w:r>
+      <w:proofErr w:type="spellEnd"/>
+      <w:r>
+        <w:t>(</w:t>
+      </w:r>
+      <w:proofErr w:type="gramEnd"/>
+      <w:r>
+        <w:t xml:space="preserve">)’ añade entradas a este diccionario asociando nombres de vista </w:t>
+      </w:r>
+      <w:r>
+        <w:t>con las funciones que las renderizan</w:t>
+      </w:r>
+      <w:r>
+        <w:t>, seguidamente tenemos a l</w:t>
+      </w:r>
+      <w:r>
+        <w:t>a función `</w:t>
+      </w:r>
+      <w:proofErr w:type="spellStart"/>
+      <w:r>
+        <w:t>navegar_a</w:t>
+      </w:r>
+      <w:proofErr w:type="spellEnd"/>
+      <w:r>
+        <w:t>()`</w:t>
+      </w:r>
+      <w:r>
+        <w:t>,</w:t>
+      </w:r>
+      <w:r>
+        <w:t xml:space="preserve"> </w:t>
+      </w:r>
+      <w:r>
+        <w:t>que realiza el</w:t>
+      </w:r>
+      <w:r>
+        <w:t xml:space="preserve"> cambi</w:t>
+      </w:r>
+      <w:r>
+        <w:t>o</w:t>
+      </w:r>
+      <w:r>
+        <w:t xml:space="preserve"> entre vistas usando solo el</w:t>
+      </w:r>
+      <w:r>
+        <w:t xml:space="preserve"> usuario</w:t>
+      </w:r>
+      <w:r>
+        <w:t xml:space="preserve"> registrado y opcionalmente los datos del usuario. La función `</w:t>
+      </w:r>
+      <w:proofErr w:type="spellStart"/>
+      <w:r>
+        <w:t>inicializar_</w:t>
+      </w:r>
+      <w:proofErr w:type="gramStart"/>
+      <w:r>
+        <w:t>vistas</w:t>
+      </w:r>
+      <w:proofErr w:type="spellEnd"/>
+      <w:r>
+        <w:t>(</w:t>
+      </w:r>
+      <w:proofErr w:type="gramEnd"/>
+      <w:r>
+        <w:t xml:space="preserve">)` importa todos los módulos de vistas y registrarlos, utilizando </w:t>
+      </w:r>
+      <w:proofErr w:type="spellStart"/>
+      <w:r>
+        <w:t>imports</w:t>
+      </w:r>
+      <w:proofErr w:type="spellEnd"/>
+      <w:r>
+        <w:t xml:space="preserve"> diferidos para evitar que Python detectara dependencias circulares al cargar los archivos.</w:t>
+      </w:r>
+    </w:p>
+    <w:p>
+      <w:pPr>
+        <w:pStyle w:val="Tesis"/>
+        <w:spacing w:line="240" w:lineRule="auto"/>
+      </w:pPr>
+      <w:r>
+        <w:lastRenderedPageBreak/>
+        <w:drawing>
+          <wp:inline distT="0" distB="0" distL="0" distR="0" wp14:anchorId="51CCB468" wp14:editId="41E32626">
+            <wp:extent cx="4320000" cy="3321349"/>
+            <wp:effectExtent l="0" t="0" r="4445" b="0"/>
+            <wp:docPr id="1909672670" name="Imagen 1"/>
+            <wp:cNvGraphicFramePr>
+              <a:graphicFrameLocks xmlns:a="http://schemas.openxmlformats.org/drawingml/2006/main" noChangeAspect="1"/>
+            </wp:cNvGraphicFramePr>
+            <a:graphic xmlns:a="http://schemas.openxmlformats.org/drawingml/2006/main">
+              <a:graphicData uri="http://schemas.openxmlformats.org/drawingml/2006/picture">
+                <pic:pic xmlns:pic="http://schemas.openxmlformats.org/drawingml/2006/picture">
+                  <pic:nvPicPr>
+                    <pic:cNvPr id="1909672670" name=""/>
+                    <pic:cNvPicPr/>
+                  </pic:nvPicPr>
+                  <pic:blipFill>
+                    <a:blip r:embed="rId30"/>
+                    <a:stretch>
+                      <a:fillRect/>
+                    </a:stretch>
+                  </pic:blipFill>
+                  <pic:spPr>
+                    <a:xfrm>
+                      <a:off x="0" y="0"/>
+                      <a:ext cx="4320000" cy="3321349"/>
+                    </a:xfrm>
+                    <a:prstGeom prst="rect">
+                      <a:avLst/>
+                    </a:prstGeom>
+                  </pic:spPr>
+                </pic:pic>
+              </a:graphicData>
+            </a:graphic>
+          </wp:inline>
+        </w:drawing>
+      </w:r>
+    </w:p>
+    <w:p>
+      <w:pPr>
+        <w:jc w:val="center"/>
+        <w:rPr>
+          <w:b/>
+          <w:bCs/>
+        </w:rPr>
+      </w:pPr>
+      <w:r>
+        <w:rPr>
+          <w:b/>
+          <w:bCs/>
+        </w:rPr>
+        <w:t>CAPTURA N°</w:t>
+      </w:r>
+      <w:r>
+        <w:rPr>
+          <w:b/>
+          <w:bCs/>
+        </w:rPr>
+        <w:t>2</w:t>
+      </w:r>
+      <w:r>
+        <w:rPr>
+          <w:b/>
+          <w:bCs/>
+        </w:rPr>
+        <w:t>. CÓDIGO DE “</w:t>
+      </w:r>
+      <w:r>
+        <w:rPr>
+          <w:b/>
+          <w:bCs/>
+        </w:rPr>
+        <w:t>enrutador</w:t>
+      </w:r>
+      <w:r>
+        <w:rPr>
+          <w:b/>
+          <w:bCs/>
+        </w:rPr>
+        <w:t>.py”</w:t>
+      </w:r>
+    </w:p>
+    <w:p>
+      <w:pPr>
+        <w:jc w:val="center"/>
+      </w:pPr>
+      <w:r>
+        <w:rPr>
+          <w:b/>
+          <w:bCs/>
+        </w:rPr>
+        <w:t>Fuente:</w:t>
+      </w:r>
+      <w:r>
+        <w:t xml:space="preserve"> Araujo, Montiel y </w:t>
+      </w:r>
+      <w:proofErr w:type="spellStart"/>
+      <w:r>
+        <w:t>Acurero</w:t>
+      </w:r>
+      <w:proofErr w:type="spellEnd"/>
+      <w:r>
+        <w:t xml:space="preserve"> (2025)</w:t>
+      </w:r>
+    </w:p>
+    <w:p>
+      <w:pPr>
+        <w:pStyle w:val="Tesis"/>
+        <w:rPr>
+          <w:b/>
+          <w:bCs/>
+        </w:rPr>
+      </w:pPr>
+    </w:p>
+    <w:p>
+      <w:pPr>
+        <w:pStyle w:val="Tesis"/>
+      </w:pPr>
+      <w:r>
+        <w:t xml:space="preserve">La construcción continuó con el sistema de almacenamiento mediante el archivo ‘gestor_db.py’, que implementa el patrón </w:t>
+      </w:r>
+      <w:proofErr w:type="spellStart"/>
+      <w:r>
+        <w:t>Singleton</w:t>
+      </w:r>
+      <w:proofErr w:type="spellEnd"/>
+      <w:r>
+        <w:t xml:space="preserve"> para garantizar una única conexión a la base de datos SQLite. El método</w:t>
+      </w:r>
+      <w:r>
+        <w:t xml:space="preserve"> ‘_new_’ de la clase ‘</w:t>
+      </w:r>
+      <w:proofErr w:type="spellStart"/>
+      <w:r>
+        <w:t>GestorDB</w:t>
+      </w:r>
+      <w:proofErr w:type="spellEnd"/>
+      <w:r>
+        <w:t>’ verifica si ya existe una instancia de la clase y, de no ser así, crea una nueva llamando a ‘_</w:t>
+      </w:r>
+      <w:proofErr w:type="gramStart"/>
+      <w:r>
+        <w:t>inicializar(</w:t>
+      </w:r>
+      <w:proofErr w:type="gramEnd"/>
+      <w:r>
+        <w:t>)’. El método ‘_</w:t>
+      </w:r>
+      <w:proofErr w:type="gramStart"/>
+      <w:r>
+        <w:t>conectar(</w:t>
+      </w:r>
+      <w:proofErr w:type="gramEnd"/>
+      <w:r>
+        <w:t xml:space="preserve">)’ abre una conexión s </w:t>
+      </w:r>
+      <w:proofErr w:type="spellStart"/>
+      <w:r>
+        <w:t>SqLite</w:t>
+      </w:r>
+      <w:proofErr w:type="spellEnd"/>
+      <w:r>
+        <w:t xml:space="preserve"> usando la ruta proporcionada por ‘</w:t>
+      </w:r>
+      <w:proofErr w:type="spellStart"/>
+      <w:r>
         <w:t>obtener_ruta_db</w:t>
       </w:r>
       <w:proofErr w:type="spellEnd"/>
       <w:r>
-        <w:rPr>
-          <w:lang w:val="es-ES_tradnl"/>
-        </w:rPr>
-        <w:t>()’ que simplemente concatena la ruta base con el nombre de la base de datos. Seguidamente se creó, ‘</w:t>
+        <w:t>()’ del módulo de configuración. La función de ‘</w:t>
       </w:r>
       <w:proofErr w:type="spellStart"/>
       <w:r>
-        <w:rPr>
-          <w:lang w:val="es-ES_tradnl"/>
-        </w:rPr>
-        <w:t>obtener_ruta_recurso</w:t>
+        <w:t>obtener_usuario_por_credenciales</w:t>
       </w:r>
       <w:proofErr w:type="spellEnd"/>
       <w:r>
-        <w:rPr>
-          <w:lang w:val="es-ES_tradnl"/>
-        </w:rPr>
-        <w:t>()’ para localizar imágenes y otros archivos estáticos que se utilizan en la aplicación.</w:t>
+        <w:t>’</w:t>
+      </w:r>
+      <w:r>
+        <w:t xml:space="preserve"> realiza búsquedas en la tabla de usuarios filtrando por nombre de usuario y contraseña, retornando si las credenciales coinciden. Su opuesto es la función ‘</w:t>
+      </w:r>
+      <w:proofErr w:type="spellStart"/>
+      <w:r>
+        <w:t>obtener_usuario_por_</w:t>
+      </w:r>
+      <w:proofErr w:type="gramStart"/>
+      <w:r>
+        <w:t>correo</w:t>
+      </w:r>
+      <w:proofErr w:type="spellEnd"/>
+      <w:r>
+        <w:t>(</w:t>
+      </w:r>
+      <w:proofErr w:type="gramEnd"/>
+      <w:r>
+        <w:t>)’</w:t>
+      </w:r>
+      <w:r>
+        <w:t xml:space="preserve"> busca solamente por dirección de correo electrónico, siendo vital para el proceso de recuperación de contraseña.</w:t>
       </w:r>
     </w:p>
     <w:p>
       <w:pPr>
         <w:pStyle w:val="Tesis"/>
-        <w:rPr>
-          <w:b/>
-          <w:bCs/>
-          <w:lang w:val="es-ES_tradnl"/>
-        </w:rPr>
-      </w:pPr>
-      <w:r>
-        <w:rPr>
-          <w:b/>
-          <w:bCs/>
-          <w:lang w:val="es-ES_tradnl"/>
-        </w:rPr>
-        <w:t>AQUÍ SE PONE UNA IMAGEN</w:t>
+      </w:pPr>
+      <w:r>
+        <w:lastRenderedPageBreak/>
+        <w:t>El método `</w:t>
+      </w:r>
+      <w:proofErr w:type="spellStart"/>
+      <w:r>
+        <w:t>actualizar_</w:t>
+      </w:r>
+      <w:proofErr w:type="gramStart"/>
+      <w:r>
+        <w:t>puntuacion</w:t>
+      </w:r>
+      <w:proofErr w:type="spellEnd"/>
+      <w:r>
+        <w:t>(</w:t>
+      </w:r>
+      <w:proofErr w:type="gramEnd"/>
+      <w:r>
+        <w:t>)` modificaba los puntos acumulados del usuario y opcionalmente su etapa y nivel actuales cuando avanzaba en el contenido educativo.</w:t>
       </w:r>
     </w:p>
     <w:p>
       <w:pPr>
         <w:pStyle w:val="Tesis"/>
       </w:pPr>
-      <w:r>
-        <w:t>La clase ‘Navegador central’ fue uno de los desarrollos más importantes de esta fase</w:t>
-      </w:r>
-      <w:r>
-        <w:t xml:space="preserve"> inicial. Su método ‘__</w:t>
+    </w:p>
+    <w:p>
+      <w:pPr>
+        <w:pStyle w:val="Tesis"/>
+      </w:pPr>
+      <w:r>
+        <w:t>El sistema de vidas se implementó mediante `</w:t>
       </w:r>
       <w:proofErr w:type="spellStart"/>
       <w:r>
-        <w:t>init</w:t>
+        <w:t>actualizar_</w:t>
+      </w:r>
+      <w:proofErr w:type="gramStart"/>
+      <w:r>
+        <w:t>vidas</w:t>
       </w:r>
       <w:proofErr w:type="spellEnd"/>
       <w:r>
-        <w:t xml:space="preserve">__’ recibe el objeto ‘page’ del </w:t>
+        <w:t>(</w:t>
+      </w:r>
+      <w:proofErr w:type="gramEnd"/>
+      <w:r>
+        <w:t xml:space="preserve">)`, que recibía el ID de usuario, cantidad de vidas y </w:t>
       </w:r>
       <w:proofErr w:type="spellStart"/>
       <w:r>
-        <w:t>Flet</w:t>
+        <w:t>timestamp</w:t>
       </w:r>
       <w:proofErr w:type="spellEnd"/>
       <w:r>
-        <w:t xml:space="preserve"> y lo almacena para ser usado más adelante. El método ‘inicializar()’ configura el </w:t>
+        <w:t xml:space="preserve"> de última recarga. </w:t>
+      </w:r>
+      <w:r>
+        <w:t>Para la recuperación de contraseña, se implementaron tres métodos especializados. `</w:t>
       </w:r>
       <w:proofErr w:type="spellStart"/>
       <w:r>
-        <w:t>layout</w:t>
+        <w:t>guardar_codigo_</w:t>
+      </w:r>
+      <w:proofErr w:type="gramStart"/>
+      <w:r>
+        <w:t>recuperacion</w:t>
       </w:r>
       <w:proofErr w:type="spellEnd"/>
       <w:r>
-        <w:t xml:space="preserve"> principal de todo el software, creando un</w:t>
-      </w:r>
-      <w:r>
-        <w:t>a</w:t>
-      </w:r>
-      <w:r>
-        <w:t xml:space="preserve"> </w:t>
-      </w:r>
-      <w:r>
-        <w:t>barra lateral</w:t>
-      </w:r>
-      <w:r>
-        <w:t xml:space="preserve"> persistente a la izquierda junto con un contenedor central dinámico y e</w:t>
-      </w:r>
-      <w:r>
-        <w:t>l método `_</w:t>
+        <w:t>(</w:t>
+      </w:r>
+      <w:proofErr w:type="gramEnd"/>
+      <w:r>
+        <w:t xml:space="preserve">)` marcaba códigos anteriores como usados e insertaba uno nuevo con </w:t>
       </w:r>
       <w:proofErr w:type="spellStart"/>
       <w:r>
-        <w:t>crear_sidebar</w:t>
+        <w:t>timestamp</w:t>
       </w:r>
       <w:proofErr w:type="spellEnd"/>
       <w:r>
-        <w:t>()` genera dinámicamente los botones de navegación</w:t>
-      </w:r>
-      <w:r>
-        <w:t xml:space="preserve"> de la </w:t>
-      </w:r>
-      <w:r>
-        <w:t>barra lateral</w:t>
+        <w:t xml:space="preserve"> de expiración calculado sumando minutos a la hora actual usando `</w:t>
+      </w:r>
+      <w:proofErr w:type="spellStart"/>
+      <w:r>
+        <w:t>datetime.now</w:t>
+      </w:r>
+      <w:proofErr w:type="spellEnd"/>
+      <w:r>
+        <w:t xml:space="preserve">() + </w:t>
+      </w:r>
+      <w:proofErr w:type="spellStart"/>
+      <w:r>
+        <w:t>timedelta</w:t>
+      </w:r>
+      <w:proofErr w:type="spellEnd"/>
+      <w:r>
+        <w:t>()`. `</w:t>
+      </w:r>
+      <w:proofErr w:type="spellStart"/>
+      <w:r>
+        <w:t>verificar_codigo_</w:t>
+      </w:r>
+      <w:proofErr w:type="gramStart"/>
+      <w:r>
+        <w:t>recuperacion</w:t>
+      </w:r>
+      <w:proofErr w:type="spellEnd"/>
+      <w:r>
+        <w:t>(</w:t>
+      </w:r>
+      <w:proofErr w:type="gramEnd"/>
+      <w:r>
+        <w:t>)` comprobaba que un código existiera, no estuviera usado y no hubiera expirado comparando contra la hora actual de la base de datos. Finalmente, `</w:t>
+      </w:r>
+      <w:proofErr w:type="spellStart"/>
+      <w:r>
+        <w:t>marcar_codigo_</w:t>
+      </w:r>
+      <w:proofErr w:type="gramStart"/>
+      <w:r>
+        <w:t>usado</w:t>
+      </w:r>
+      <w:proofErr w:type="spellEnd"/>
+      <w:r>
+        <w:t>(</w:t>
+      </w:r>
+      <w:proofErr w:type="gramEnd"/>
+      <w:r>
+        <w:t>)` actualizaba el estado del código para evitar reutilizaciones después del cambio de contraseña exitoso</w:t>
       </w:r>
       <w:r>
         <w:t>.</w:t>
@@ -4394,487 +5106,232 @@
     <w:p>
       <w:pPr>
         <w:pStyle w:val="Tesis"/>
-      </w:pPr>
-      <w:r>
-        <w:t>El método ‘</w:t>
+        <w:spacing w:line="240" w:lineRule="auto"/>
+      </w:pPr>
+      <w:r>
+        <w:lastRenderedPageBreak/>
+        <w:drawing>
+          <wp:inline distT="0" distB="0" distL="0" distR="0" wp14:anchorId="184904BA" wp14:editId="69249B38">
+            <wp:extent cx="4320000" cy="3321349"/>
+            <wp:effectExtent l="0" t="0" r="4445" b="0"/>
+            <wp:docPr id="1413274184" name="Imagen 1"/>
+            <wp:cNvGraphicFramePr>
+              <a:graphicFrameLocks xmlns:a="http://schemas.openxmlformats.org/drawingml/2006/main" noChangeAspect="1"/>
+            </wp:cNvGraphicFramePr>
+            <a:graphic xmlns:a="http://schemas.openxmlformats.org/drawingml/2006/main">
+              <a:graphicData uri="http://schemas.openxmlformats.org/drawingml/2006/picture">
+                <pic:pic xmlns:pic="http://schemas.openxmlformats.org/drawingml/2006/picture">
+                  <pic:nvPicPr>
+                    <pic:cNvPr id="1413274184" name=""/>
+                    <pic:cNvPicPr/>
+                  </pic:nvPicPr>
+                  <pic:blipFill>
+                    <a:blip r:embed="rId31"/>
+                    <a:stretch>
+                      <a:fillRect/>
+                    </a:stretch>
+                  </pic:blipFill>
+                  <pic:spPr>
+                    <a:xfrm>
+                      <a:off x="0" y="0"/>
+                      <a:ext cx="4320000" cy="3321349"/>
+                    </a:xfrm>
+                    <a:prstGeom prst="rect">
+                      <a:avLst/>
+                    </a:prstGeom>
+                  </pic:spPr>
+                </pic:pic>
+              </a:graphicData>
+            </a:graphic>
+          </wp:inline>
+        </w:drawing>
+      </w:r>
+    </w:p>
+    <w:p>
+      <w:pPr>
+        <w:jc w:val="center"/>
+        <w:rPr>
+          <w:b/>
+          <w:bCs/>
+        </w:rPr>
+      </w:pPr>
+      <w:r>
+        <w:rPr>
+          <w:b/>
+          <w:bCs/>
+        </w:rPr>
+        <w:t>CAPTURA N°</w:t>
+      </w:r>
+      <w:r>
+        <w:rPr>
+          <w:b/>
+          <w:bCs/>
+        </w:rPr>
+        <w:t>3</w:t>
+      </w:r>
+      <w:r>
+        <w:rPr>
+          <w:b/>
+          <w:bCs/>
+        </w:rPr>
+        <w:t>. CÓDIGO DE “</w:t>
+      </w:r>
+      <w:r>
+        <w:rPr>
+          <w:b/>
+          <w:bCs/>
+        </w:rPr>
+        <w:t>gestor_db</w:t>
+      </w:r>
+      <w:r>
+        <w:rPr>
+          <w:b/>
+          <w:bCs/>
+        </w:rPr>
+        <w:t>.py”</w:t>
+      </w:r>
+    </w:p>
+    <w:p>
+      <w:pPr>
+        <w:jc w:val="center"/>
+      </w:pPr>
+      <w:r>
+        <w:rPr>
+          <w:b/>
+          <w:bCs/>
+        </w:rPr>
+        <w:t>Fuente:</w:t>
+      </w:r>
+      <w:r>
+        <w:t xml:space="preserve"> Araujo, Montiel y </w:t>
       </w:r>
       <w:proofErr w:type="spellStart"/>
       <w:r>
-        <w:t>navegar_a</w:t>
+        <w:t>Acurero</w:t>
       </w:r>
       <w:proofErr w:type="spellEnd"/>
       <w:r>
-        <w:t xml:space="preserve">()’ </w:t>
-      </w:r>
-      <w:r>
-        <w:t>de la clase ‘</w:t>
+        <w:t xml:space="preserve"> (2025)</w:t>
+      </w:r>
+    </w:p>
+    <w:p>
+      <w:pPr>
+        <w:pStyle w:val="Tesis"/>
+        <w:rPr>
+          <w:b/>
+          <w:bCs/>
+        </w:rPr>
+      </w:pPr>
+    </w:p>
+    <w:p>
+      <w:pPr>
+        <w:pStyle w:val="Tesis"/>
+      </w:pPr>
+      <w:r>
+        <w:t>El archivo ‘email_config.py’ estableció las contantes de configuración para el servicio de correo, definiendo ‘SMTP_HOST’ como el servidor de Gmail, ‘SMTP_PORT’ como 587 para la conexión de tipo TLS</w:t>
+      </w:r>
+      <w:r>
+        <w:t xml:space="preserve">, y </w:t>
+      </w:r>
+      <w:r>
+        <w:t xml:space="preserve">las credenciales de autenticación </w:t>
+      </w:r>
+      <w:r>
+        <w:t xml:space="preserve">incluida </w:t>
+      </w:r>
+      <w:r>
+        <w:t>una contraseña de aplicación de 16 caracteres generada</w:t>
+      </w:r>
+      <w:r>
+        <w:t xml:space="preserve"> para este objetivo</w:t>
+      </w:r>
+      <w:r>
+        <w:t>.</w:t>
+      </w:r>
+      <w:r>
+        <w:t xml:space="preserve"> El servicio de email se implementó en ‘email_service.py’ con 2 funciones importantes. </w:t>
+      </w:r>
+    </w:p>
+    <w:p>
+      <w:pPr>
+        <w:pStyle w:val="Tesis"/>
+      </w:pPr>
+      <w:r>
+        <w:t>Siendo la primera</w:t>
+      </w:r>
+      <w:r>
+        <w:t xml:space="preserve"> ‘</w:t>
       </w:r>
       <w:proofErr w:type="spellStart"/>
       <w:r>
-        <w:t>NavegadorCentral</w:t>
+        <w:t>generar_codigo_</w:t>
+      </w:r>
+      <w:proofErr w:type="gramStart"/>
+      <w:r>
+        <w:t>recuperacion</w:t>
       </w:r>
       <w:proofErr w:type="spellEnd"/>
       <w:r>
-        <w:t xml:space="preserve">’ define el centro del sistema de rutas internas. Está función recibe indicando la pantalla o módulo destino, realizando </w:t>
+        <w:t>(</w:t>
+      </w:r>
+      <w:proofErr w:type="gramEnd"/>
+      <w:r>
+        <w:t>)’ utilizando ‘</w:t>
       </w:r>
       <w:proofErr w:type="spellStart"/>
       <w:r>
-        <w:t>imports</w:t>
+        <w:t>random.choices</w:t>
       </w:r>
       <w:proofErr w:type="spellEnd"/>
       <w:r>
-        <w:t xml:space="preserve"> dinámicos de los módulos correspondientes, ejecutando la función de contenido enviando los datos del usuario, y actualizando el </w:t>
+        <w:t>()’ con ’</w:t>
       </w:r>
       <w:proofErr w:type="spellStart"/>
       <w:r>
-        <w:t>sidebar</w:t>
+        <w:t>string.digits</w:t>
       </w:r>
       <w:proofErr w:type="spellEnd"/>
       <w:r>
-        <w:t xml:space="preserve"> para reflejar visualmente </w:t>
-      </w:r>
-      <w:r>
-        <w:t xml:space="preserve">la nueva ubicación. </w:t>
-      </w:r>
-      <w:r>
-        <w:t>Finalmente, `</w:t>
+        <w:t>’ para crear cadenas aleatorias de 6 números</w:t>
+      </w:r>
+      <w:r>
+        <w:t>, ‘</w:t>
       </w:r>
       <w:proofErr w:type="spellStart"/>
       <w:r>
-        <w:t>cerrar_sesion</w:t>
+        <w:t>enviar_email_recuperacion</w:t>
       </w:r>
       <w:proofErr w:type="spellEnd"/>
       <w:r>
-        <w:t xml:space="preserve">()` limpia la página </w:t>
-      </w:r>
-      <w:r>
-        <w:t>donde se encuentre el usuario</w:t>
-      </w:r>
-      <w:r>
-        <w:t xml:space="preserve"> y </w:t>
-      </w:r>
-      <w:r>
-        <w:t>se redirige</w:t>
-      </w:r>
-      <w:r>
-        <w:t xml:space="preserve"> al </w:t>
+        <w:t>()’ construye los mensajes usando la clase ‘</w:t>
       </w:r>
       <w:proofErr w:type="spellStart"/>
       <w:r>
-        <w:t>login</w:t>
+        <w:t>EmailMessage</w:t>
       </w:r>
       <w:proofErr w:type="spellEnd"/>
       <w:r>
-        <w:t xml:space="preserve">, </w:t>
-      </w:r>
-      <w:r>
-        <w:t>cerrando</w:t>
-      </w:r>
-      <w:r>
-        <w:t xml:space="preserve"> la sesión activa.</w:t>
-      </w:r>
-    </w:p>
-    <w:p>
-      <w:pPr>
-        <w:pStyle w:val="Tesis"/>
-        <w:rPr>
-          <w:b/>
-          <w:bCs/>
-        </w:rPr>
-      </w:pPr>
-      <w:r>
-        <w:rPr>
-          <w:b/>
-          <w:bCs/>
-        </w:rPr>
-        <w:t>AQUÍ SE PONE UNA IMAGEN</w:t>
-      </w:r>
-    </w:p>
-    <w:p>
-      <w:pPr>
-        <w:pStyle w:val="Tesis"/>
-      </w:pPr>
-      <w:r>
-        <w:t xml:space="preserve">En archivo ‘enrutador.py’ se definió un diccionario global </w:t>
-      </w:r>
-      <w:r>
-        <w:lastRenderedPageBreak/>
-        <w:t>‘_</w:t>
+        <w:t>’ del módulo ‘</w:t>
       </w:r>
       <w:proofErr w:type="spellStart"/>
       <w:r>
-        <w:t>vistas_registradas</w:t>
+        <w:t>email.message</w:t>
       </w:r>
       <w:proofErr w:type="spellEnd"/>
       <w:r>
-        <w:t>’ que funcionaba como registro central de todas las vistas disponibles. La función ‘</w:t>
-      </w:r>
-      <w:proofErr w:type="spellStart"/>
-      <w:r>
-        <w:t>registrar_vista</w:t>
-      </w:r>
-      <w:proofErr w:type="spellEnd"/>
-      <w:r>
-        <w:t xml:space="preserve">()’ añade entradas a este diccionario asociando nombres de vista </w:t>
-      </w:r>
-      <w:r>
-        <w:t>con las funciones que las renderizan</w:t>
-      </w:r>
-      <w:r>
-        <w:t>, seguidamente tenemos a l</w:t>
-      </w:r>
-      <w:r>
-        <w:t>a función `</w:t>
-      </w:r>
-      <w:proofErr w:type="spellStart"/>
-      <w:r>
-        <w:t>navegar_a</w:t>
-      </w:r>
-      <w:proofErr w:type="spellEnd"/>
-      <w:r>
-        <w:t>()`</w:t>
-      </w:r>
-      <w:r>
-        <w:t>,</w:t>
-      </w:r>
-      <w:r>
-        <w:t xml:space="preserve"> </w:t>
-      </w:r>
-      <w:r>
-        <w:t>que realiza el</w:t>
-      </w:r>
-      <w:r>
-        <w:t xml:space="preserve"> cambi</w:t>
-      </w:r>
-      <w:r>
-        <w:t>o</w:t>
-      </w:r>
-      <w:r>
-        <w:t xml:space="preserve"> entre vistas usando solo el</w:t>
-      </w:r>
-      <w:r>
-        <w:t xml:space="preserve"> usuario</w:t>
-      </w:r>
-      <w:r>
-        <w:t xml:space="preserve"> registrado y opcionalmente los datos del usuario. La función `</w:t>
-      </w:r>
-      <w:proofErr w:type="spellStart"/>
-      <w:r>
-        <w:t>inicializar_vistas</w:t>
-      </w:r>
-      <w:proofErr w:type="spellEnd"/>
-      <w:r>
-        <w:t xml:space="preserve">()` importa todos los módulos de vistas y registrarlos, utilizando </w:t>
-      </w:r>
-      <w:proofErr w:type="spellStart"/>
-      <w:r>
-        <w:t>imports</w:t>
-      </w:r>
-      <w:proofErr w:type="spellEnd"/>
-      <w:r>
-        <w:t xml:space="preserve"> diferidos para evitar que Python detectara dependencias circulares al cargar los archivos.</w:t>
-      </w:r>
-    </w:p>
-    <w:p>
-      <w:pPr>
-        <w:pStyle w:val="Tesis"/>
-        <w:rPr>
-          <w:b/>
-          <w:bCs/>
-        </w:rPr>
-      </w:pPr>
-      <w:r>
-        <w:rPr>
-          <w:b/>
-          <w:bCs/>
-        </w:rPr>
-        <w:t>AQUÍ SE PONE UNA IMAGEN</w:t>
-      </w:r>
-    </w:p>
-    <w:p>
-      <w:pPr>
-        <w:pStyle w:val="Tesis"/>
-      </w:pPr>
-      <w:r>
-        <w:t xml:space="preserve">La construcción continuó con el sistema de almacenamiento mediante el archivo ‘gestor_db.py’, que implementa el patrón </w:t>
-      </w:r>
-      <w:proofErr w:type="spellStart"/>
-      <w:r>
-        <w:t>Singleton</w:t>
-      </w:r>
-      <w:proofErr w:type="spellEnd"/>
-      <w:r>
-        <w:t xml:space="preserve"> para garantizar una única conexión a la base de datos SQLite. El método</w:t>
-      </w:r>
-      <w:r>
-        <w:t xml:space="preserve"> ‘_new_’ de la clase ‘</w:t>
-      </w:r>
-      <w:proofErr w:type="spellStart"/>
-      <w:r>
-        <w:t>GestorDB</w:t>
-      </w:r>
-      <w:proofErr w:type="spellEnd"/>
-      <w:r>
-        <w:t xml:space="preserve">’ verifica si ya existe una instancia de la clase y, de no ser así, crea una nueva llamando a ‘_inicializar()’. El método ‘_conectar()’ abre una conexión s </w:t>
-      </w:r>
-      <w:proofErr w:type="spellStart"/>
-      <w:r>
-        <w:t>SqLite</w:t>
-      </w:r>
-      <w:proofErr w:type="spellEnd"/>
-      <w:r>
-        <w:t xml:space="preserve"> usando la ruta proporcionada por ‘</w:t>
-      </w:r>
-      <w:proofErr w:type="spellStart"/>
-      <w:r>
-        <w:t>obtener_ruta_db</w:t>
-      </w:r>
-      <w:proofErr w:type="spellEnd"/>
-      <w:r>
-        <w:t>()’ del módulo de configuración. La función de ‘</w:t>
-      </w:r>
-      <w:proofErr w:type="spellStart"/>
-      <w:r>
-        <w:t>obtener_usuario_por_credenciales</w:t>
-      </w:r>
-      <w:proofErr w:type="spellEnd"/>
-      <w:r>
-        <w:t>’</w:t>
-      </w:r>
-      <w:r>
-        <w:t xml:space="preserve"> realiza búsquedas en la tabla de usuarios filtrando por nombre de usuario y contraseña, retornando si las credenciales coinciden. Su opuesto es la función ‘</w:t>
-      </w:r>
-      <w:proofErr w:type="spellStart"/>
-      <w:r>
-        <w:t>obtener_usuario_por_correo</w:t>
-      </w:r>
-      <w:proofErr w:type="spellEnd"/>
-      <w:r>
-        <w:t>()’</w:t>
-      </w:r>
-      <w:r>
-        <w:t xml:space="preserve"> busca solamente por dirección de correo electrónico, siendo vital para el proceso de recuperación de contraseña.</w:t>
-      </w:r>
-    </w:p>
-    <w:p>
-      <w:pPr>
-        <w:pStyle w:val="Tesis"/>
-      </w:pPr>
-      <w:r>
-        <w:t>El método `</w:t>
-      </w:r>
-      <w:proofErr w:type="spellStart"/>
-      <w:r>
-        <w:t>actualizar_puntuacion</w:t>
-      </w:r>
-      <w:proofErr w:type="spellEnd"/>
-      <w:r>
-        <w:t>()` modificaba los puntos acumulados del usuario y opcionalmente su etapa y nivel actuales cuando avanzaba en el contenido educativo.</w:t>
-      </w:r>
-    </w:p>
-    <w:p>
-      <w:pPr>
-        <w:pStyle w:val="Tesis"/>
-      </w:pPr>
-    </w:p>
-    <w:p>
-      <w:pPr>
-        <w:pStyle w:val="Tesis"/>
-      </w:pPr>
-      <w:r>
-        <w:t>El sistema de vidas se implementó mediante `</w:t>
-      </w:r>
-      <w:proofErr w:type="spellStart"/>
-      <w:r>
-        <w:t>actualizar_vidas</w:t>
-      </w:r>
-      <w:proofErr w:type="spellEnd"/>
-      <w:r>
-        <w:t xml:space="preserve">()`, que recibía el ID de usuario, cantidad de vidas y </w:t>
-      </w:r>
-      <w:proofErr w:type="spellStart"/>
-      <w:r>
-        <w:t>timestamp</w:t>
-      </w:r>
-      <w:proofErr w:type="spellEnd"/>
-      <w:r>
-        <w:t xml:space="preserve"> de última recarga. </w:t>
-      </w:r>
-      <w:r>
-        <w:t>Para la recuperación de contraseña, se implementaron tres métodos especializados. `</w:t>
-      </w:r>
-      <w:proofErr w:type="spellStart"/>
-      <w:r>
-        <w:t>guardar_codigo_recuperacion</w:t>
-      </w:r>
-      <w:proofErr w:type="spellEnd"/>
-      <w:r>
-        <w:t xml:space="preserve">()` marcaba códigos anteriores como usados e insertaba uno nuevo con </w:t>
-      </w:r>
-      <w:proofErr w:type="spellStart"/>
-      <w:r>
-        <w:t>timestamp</w:t>
-      </w:r>
-      <w:proofErr w:type="spellEnd"/>
-      <w:r>
-        <w:t xml:space="preserve"> de expiración calculado sumando minutos a la hora actual usando `</w:t>
-      </w:r>
-      <w:proofErr w:type="spellStart"/>
-      <w:r>
-        <w:t>datetime.now</w:t>
-      </w:r>
-      <w:proofErr w:type="spellEnd"/>
-      <w:r>
-        <w:t xml:space="preserve">() + </w:t>
-      </w:r>
-      <w:proofErr w:type="spellStart"/>
-      <w:r>
-        <w:t>timedelta</w:t>
-      </w:r>
-      <w:proofErr w:type="spellEnd"/>
-      <w:r>
-        <w:t>()`. `</w:t>
-      </w:r>
-      <w:proofErr w:type="spellStart"/>
-      <w:r>
-        <w:t>verificar_codigo_recuperacion</w:t>
-      </w:r>
-      <w:proofErr w:type="spellEnd"/>
-      <w:r>
-        <w:t>()` comprobaba que un código existiera, no estuviera usado y no hubiera expirado comparando contra la hora actual de la base de datos. Finalmente, `</w:t>
-      </w:r>
-      <w:proofErr w:type="spellStart"/>
-      <w:r>
-        <w:t>marcar_codigo_usado</w:t>
-      </w:r>
-      <w:proofErr w:type="spellEnd"/>
-      <w:r>
-        <w:t>()` actualizaba el estado del código para evitar reutilizaciones después del cambio de contraseña exitoso</w:t>
-      </w:r>
-      <w:r>
-        <w:t>.</w:t>
-      </w:r>
-    </w:p>
-    <w:p>
-      <w:pPr>
-        <w:pStyle w:val="Tesis"/>
-        <w:rPr>
-          <w:b/>
-          <w:bCs/>
-        </w:rPr>
-      </w:pPr>
-      <w:r>
-        <w:rPr>
-          <w:b/>
-          <w:bCs/>
-        </w:rPr>
-        <w:t xml:space="preserve">AQUÍ SE PONE UNA </w:t>
-      </w:r>
-      <w:r>
-        <w:rPr>
-          <w:b/>
-          <w:bCs/>
-        </w:rPr>
-        <w:t>IMAGEN</w:t>
-      </w:r>
-    </w:p>
-    <w:p>
-      <w:pPr>
-        <w:pStyle w:val="Tesis"/>
-      </w:pPr>
-      <w:r>
-        <w:t>El archivo ‘email_config.py’ estableció las contantes de configuración para el servicio de correo, definiendo ‘SMTP_HOST’ como el servidor de Gmail, ‘SMTP_PORT’ como 587 para la conexión de tipo TLS</w:t>
-      </w:r>
-      <w:r>
-        <w:t xml:space="preserve">, y </w:t>
-      </w:r>
-      <w:r>
-        <w:t xml:space="preserve">las credenciales de autenticación </w:t>
-      </w:r>
-      <w:r>
-        <w:t xml:space="preserve">incluida </w:t>
-      </w:r>
-      <w:r>
-        <w:t>una contraseña de aplicación de 16 caracteres generada</w:t>
-      </w:r>
-      <w:r>
-        <w:t xml:space="preserve"> para este objetivo</w:t>
-      </w:r>
-      <w:r>
-        <w:t>.</w:t>
-      </w:r>
-      <w:r>
-        <w:t xml:space="preserve"> El servicio de email se implementó en ‘email_service.py’ con 2 funciones importantes. </w:t>
-      </w:r>
-    </w:p>
-    <w:p>
-      <w:pPr>
-        <w:pStyle w:val="Tesis"/>
-      </w:pPr>
-      <w:r>
-        <w:t>Siendo la primera</w:t>
-      </w:r>
-      <w:r>
-        <w:t xml:space="preserve"> ‘</w:t>
-      </w:r>
-      <w:proofErr w:type="spellStart"/>
-      <w:r>
-        <w:t>generar_codigo_recuperacion</w:t>
-      </w:r>
-      <w:proofErr w:type="spellEnd"/>
-      <w:r>
-        <w:t>()’ utilizando ‘</w:t>
-      </w:r>
-      <w:proofErr w:type="spellStart"/>
-      <w:r>
-        <w:t>random.choices</w:t>
-      </w:r>
-      <w:proofErr w:type="spellEnd"/>
-      <w:r>
-        <w:t>()’ con ’</w:t>
-      </w:r>
-      <w:proofErr w:type="spellStart"/>
-      <w:r>
-        <w:t>string.digits</w:t>
-      </w:r>
-      <w:proofErr w:type="spellEnd"/>
-      <w:r>
-        <w:t>’ para crear cadenas aleatorias de 6 números</w:t>
-      </w:r>
-      <w:r>
-        <w:t>, ‘</w:t>
-      </w:r>
-      <w:proofErr w:type="spellStart"/>
-      <w:r>
-        <w:t>enviar_email_recuperacion</w:t>
-      </w:r>
-      <w:proofErr w:type="spellEnd"/>
-      <w:r>
-        <w:t>()’ construye los mensajes usando la clase ‘</w:t>
-      </w:r>
-      <w:proofErr w:type="spellStart"/>
-      <w:r>
-        <w:t>EmailMessage</w:t>
-      </w:r>
-      <w:proofErr w:type="spellEnd"/>
-      <w:r>
-        <w:t>’ del módulo ‘</w:t>
-      </w:r>
-      <w:proofErr w:type="spellStart"/>
-      <w:r>
-        <w:t>email.message</w:t>
-      </w:r>
-      <w:proofErr w:type="spellEnd"/>
-      <w:r>
-        <w:t xml:space="preserve">’, pudiendo </w:t>
-      </w:r>
-      <w:proofErr w:type="spellStart"/>
-      <w:r>
-        <w:t>confugrar</w:t>
-      </w:r>
-      <w:proofErr w:type="spellEnd"/>
-      <w:r>
-        <w:t xml:space="preserve"> tanto la versión de texto plano como HTML con estilos CSS con la paleta de colores </w:t>
+        <w:t>’, pudiendo conf</w:t>
+      </w:r>
+      <w:r>
+        <w:t>i</w:t>
+      </w:r>
+      <w:r>
+        <w:t>g</w:t>
+      </w:r>
+      <w:r>
+        <w:t>u</w:t>
+      </w:r>
+      <w:r>
+        <w:t xml:space="preserve">rar tanto la versión de texto plano como HTML con estilos CSS con la paleta de colores </w:t>
       </w:r>
       <w:r>
         <w:lastRenderedPageBreak/>
@@ -4886,649 +5343,1424 @@
     </w:p>
     <w:p>
       <w:pPr>
+        <w:jc w:val="center"/>
+      </w:pPr>
+      <w:r>
+        <w:drawing>
+          <wp:inline distT="0" distB="0" distL="0" distR="0" wp14:anchorId="16CAD50C" wp14:editId="49623EB8">
+            <wp:extent cx="3960000" cy="3044570"/>
+            <wp:effectExtent l="0" t="0" r="2540" b="3810"/>
+            <wp:docPr id="239120597" name="Imagen 1"/>
+            <wp:cNvGraphicFramePr>
+              <a:graphicFrameLocks xmlns:a="http://schemas.openxmlformats.org/drawingml/2006/main" noChangeAspect="1"/>
+            </wp:cNvGraphicFramePr>
+            <a:graphic xmlns:a="http://schemas.openxmlformats.org/drawingml/2006/main">
+              <a:graphicData uri="http://schemas.openxmlformats.org/drawingml/2006/picture">
+                <pic:pic xmlns:pic="http://schemas.openxmlformats.org/drawingml/2006/picture">
+                  <pic:nvPicPr>
+                    <pic:cNvPr id="239120597" name=""/>
+                    <pic:cNvPicPr/>
+                  </pic:nvPicPr>
+                  <pic:blipFill>
+                    <a:blip r:embed="rId32"/>
+                    <a:stretch>
+                      <a:fillRect/>
+                    </a:stretch>
+                  </pic:blipFill>
+                  <pic:spPr>
+                    <a:xfrm>
+                      <a:off x="0" y="0"/>
+                      <a:ext cx="3960000" cy="3044570"/>
+                    </a:xfrm>
+                    <a:prstGeom prst="rect">
+                      <a:avLst/>
+                    </a:prstGeom>
+                  </pic:spPr>
+                </pic:pic>
+              </a:graphicData>
+            </a:graphic>
+          </wp:inline>
+        </w:drawing>
+      </w:r>
+    </w:p>
+    <w:p>
+      <w:pPr>
+        <w:jc w:val="center"/>
+        <w:rPr>
+          <w:b/>
+          <w:bCs/>
+        </w:rPr>
+      </w:pPr>
+      <w:r>
+        <w:rPr>
+          <w:b/>
+          <w:bCs/>
+        </w:rPr>
+        <w:t>CAPTURA N°</w:t>
+      </w:r>
+      <w:r>
+        <w:rPr>
+          <w:b/>
+          <w:bCs/>
+        </w:rPr>
+        <w:t>4</w:t>
+      </w:r>
+      <w:r>
+        <w:rPr>
+          <w:b/>
+          <w:bCs/>
+        </w:rPr>
+        <w:t>. CÓDIGO DE “</w:t>
+      </w:r>
+      <w:r>
+        <w:rPr>
+          <w:b/>
+          <w:bCs/>
+        </w:rPr>
+        <w:t>email_config</w:t>
+      </w:r>
+      <w:r>
+        <w:rPr>
+          <w:b/>
+          <w:bCs/>
+        </w:rPr>
+        <w:t>.py”</w:t>
+      </w:r>
+    </w:p>
+    <w:p>
+      <w:pPr>
+        <w:jc w:val="center"/>
+      </w:pPr>
+      <w:r>
+        <w:rPr>
+          <w:b/>
+          <w:bCs/>
+        </w:rPr>
+        <w:t>Fuente:</w:t>
+      </w:r>
+      <w:r>
+        <w:t xml:space="preserve"> Araujo, Montiel y </w:t>
+      </w:r>
+      <w:proofErr w:type="spellStart"/>
+      <w:r>
+        <w:t>Acurero</w:t>
+      </w:r>
+      <w:proofErr w:type="spellEnd"/>
+      <w:r>
+        <w:t xml:space="preserve"> (2025)</w:t>
+      </w:r>
+    </w:p>
+    <w:p>
+      <w:pPr>
+        <w:jc w:val="center"/>
+      </w:pPr>
+    </w:p>
+    <w:p>
+      <w:pPr>
         <w:pStyle w:val="Tesis"/>
         <w:rPr>
           <w:b/>
           <w:bCs/>
         </w:rPr>
       </w:pPr>
-      <w:r>
-        <w:rPr>
-          <w:b/>
-          <w:bCs/>
-        </w:rPr>
-        <w:t>AQUÍ SE PONE UNA IMAGEN</w:t>
+    </w:p>
+    <w:p>
+      <w:pPr>
+        <w:pStyle w:val="Tesis"/>
+      </w:pPr>
+      <w:r>
+        <w:t>El desarrollo de las interfaces inicio con el archivo ‘login_vista.py’, donde su principal función ‘</w:t>
+      </w:r>
+      <w:proofErr w:type="spellStart"/>
+      <w:r>
+        <w:t>mostrar_</w:t>
+      </w:r>
+      <w:proofErr w:type="gramStart"/>
+      <w:r>
+        <w:t>login</w:t>
+      </w:r>
+      <w:proofErr w:type="spellEnd"/>
+      <w:r>
+        <w:t>(</w:t>
+      </w:r>
+      <w:proofErr w:type="gramEnd"/>
+      <w:r>
+        <w:t xml:space="preserve">)’ se ocupa de configurar la página de </w:t>
+      </w:r>
+      <w:proofErr w:type="spellStart"/>
+      <w:r>
+        <w:t>Flet</w:t>
+      </w:r>
+      <w:proofErr w:type="spellEnd"/>
+      <w:r>
+        <w:t xml:space="preserve"> estableciendo título, color de fondo, y alineaciones </w:t>
+      </w:r>
+      <w:r>
+        <w:t>tanto vertical como horizontal. Dentro de esta, se encuentra la función ‘</w:t>
+      </w:r>
+      <w:proofErr w:type="spellStart"/>
+      <w:r>
+        <w:t>mostrar_</w:t>
+      </w:r>
+      <w:proofErr w:type="gramStart"/>
+      <w:r>
+        <w:t>mensaje</w:t>
+      </w:r>
+      <w:proofErr w:type="spellEnd"/>
+      <w:r>
+        <w:t>(</w:t>
+      </w:r>
+      <w:proofErr w:type="gramEnd"/>
+      <w:r>
+        <w:t>)’ encargada de crear un ‘</w:t>
+      </w:r>
+      <w:proofErr w:type="spellStart"/>
+      <w:r>
+        <w:t>SnackBar</w:t>
+      </w:r>
+      <w:proofErr w:type="spellEnd"/>
+      <w:r>
+        <w:t>’ para las notificaciones temporales con colores dinámicos</w:t>
+      </w:r>
+      <w:r>
+        <w:t xml:space="preserve"> y la función ‘</w:t>
+      </w:r>
+      <w:proofErr w:type="spellStart"/>
+      <w:r>
+        <w:t>login_click</w:t>
+      </w:r>
+      <w:proofErr w:type="spellEnd"/>
+      <w:r>
+        <w:t>()’ maneja todo el flujo de autenticación</w:t>
+      </w:r>
+      <w:r>
+        <w:t>, extrayendo los valores de los campos de texto y realiza las validaciones necesarias</w:t>
+      </w:r>
+      <w:r>
+        <w:t>.</w:t>
+      </w:r>
+      <w:r>
+        <w:t xml:space="preserve"> </w:t>
+      </w:r>
+      <w:r>
+        <w:t>Si</w:t>
+      </w:r>
+      <w:r>
+        <w:t xml:space="preserve"> las</w:t>
+      </w:r>
+      <w:r>
+        <w:t xml:space="preserve"> </w:t>
+      </w:r>
+      <w:r>
+        <w:t>validaciones se cumplen</w:t>
+      </w:r>
+      <w:r>
+        <w:t>,</w:t>
+      </w:r>
+      <w:r>
+        <w:t xml:space="preserve"> llama a</w:t>
+      </w:r>
+      <w:r>
+        <w:t xml:space="preserve"> </w:t>
+      </w:r>
+      <w:r>
+        <w:t>`</w:t>
+      </w:r>
+      <w:proofErr w:type="spellStart"/>
+      <w:r>
+        <w:t>obtener_</w:t>
+      </w:r>
+      <w:proofErr w:type="gramStart"/>
+      <w:r>
+        <w:t>navegador</w:t>
+      </w:r>
+      <w:proofErr w:type="spellEnd"/>
+      <w:r>
+        <w:t>(</w:t>
+      </w:r>
+      <w:proofErr w:type="gramEnd"/>
+      <w:r>
+        <w:t>)` para inicializar el sistema de navegación persistente</w:t>
+      </w:r>
+      <w:r>
+        <w:t xml:space="preserve"> y se redirige</w:t>
+      </w:r>
+      <w:r>
+        <w:t xml:space="preserve"> al menú principal. En caso de fallo, </w:t>
+      </w:r>
+      <w:r>
+        <w:t xml:space="preserve">muestra </w:t>
+      </w:r>
+      <w:r>
+        <w:t xml:space="preserve">mensajes específicos </w:t>
+      </w:r>
+      <w:r>
+        <w:lastRenderedPageBreak/>
+        <w:t>diferenciando entre usuario inexistente y contraseña incorrecta, limpiando el campo de contraseñ</w:t>
+      </w:r>
+      <w:r>
+        <w:t>a</w:t>
+      </w:r>
+      <w:r>
+        <w:t>.</w:t>
+      </w:r>
+    </w:p>
+    <w:p>
+      <w:pPr>
+        <w:pStyle w:val="Tesis"/>
+        <w:spacing w:line="240" w:lineRule="auto"/>
+      </w:pPr>
+      <w:r>
+        <w:drawing>
+          <wp:inline distT="0" distB="0" distL="0" distR="0" wp14:anchorId="419A7618" wp14:editId="5DB15594">
+            <wp:extent cx="4320000" cy="3321349"/>
+            <wp:effectExtent l="0" t="0" r="4445" b="0"/>
+            <wp:docPr id="1935314888" name="Imagen 1"/>
+            <wp:cNvGraphicFramePr>
+              <a:graphicFrameLocks xmlns:a="http://schemas.openxmlformats.org/drawingml/2006/main" noChangeAspect="1"/>
+            </wp:cNvGraphicFramePr>
+            <a:graphic xmlns:a="http://schemas.openxmlformats.org/drawingml/2006/main">
+              <a:graphicData uri="http://schemas.openxmlformats.org/drawingml/2006/picture">
+                <pic:pic xmlns:pic="http://schemas.openxmlformats.org/drawingml/2006/picture">
+                  <pic:nvPicPr>
+                    <pic:cNvPr id="1935314888" name=""/>
+                    <pic:cNvPicPr/>
+                  </pic:nvPicPr>
+                  <pic:blipFill>
+                    <a:blip r:embed="rId33"/>
+                    <a:stretch>
+                      <a:fillRect/>
+                    </a:stretch>
+                  </pic:blipFill>
+                  <pic:spPr>
+                    <a:xfrm>
+                      <a:off x="0" y="0"/>
+                      <a:ext cx="4320000" cy="3321349"/>
+                    </a:xfrm>
+                    <a:prstGeom prst="rect">
+                      <a:avLst/>
+                    </a:prstGeom>
+                  </pic:spPr>
+                </pic:pic>
+              </a:graphicData>
+            </a:graphic>
+          </wp:inline>
+        </w:drawing>
+      </w:r>
+    </w:p>
+    <w:p>
+      <w:pPr>
+        <w:jc w:val="center"/>
+        <w:rPr>
+          <w:b/>
+          <w:bCs/>
+        </w:rPr>
+      </w:pPr>
+      <w:r>
+        <w:rPr>
+          <w:b/>
+          <w:bCs/>
+        </w:rPr>
+        <w:t>CAPTURA N°</w:t>
+      </w:r>
+      <w:r>
+        <w:rPr>
+          <w:b/>
+          <w:bCs/>
+        </w:rPr>
+        <w:t>5</w:t>
+      </w:r>
+      <w:r>
+        <w:rPr>
+          <w:b/>
+          <w:bCs/>
+        </w:rPr>
+        <w:t>. CÓDIGO DE “</w:t>
+      </w:r>
+      <w:r>
+        <w:rPr>
+          <w:b/>
+          <w:bCs/>
+        </w:rPr>
+        <w:t>login_vista</w:t>
+      </w:r>
+      <w:r>
+        <w:rPr>
+          <w:b/>
+          <w:bCs/>
+        </w:rPr>
+        <w:t>.py”</w:t>
+      </w:r>
+    </w:p>
+    <w:p>
+      <w:pPr>
+        <w:jc w:val="center"/>
+      </w:pPr>
+      <w:r>
+        <w:rPr>
+          <w:b/>
+          <w:bCs/>
+        </w:rPr>
+        <w:t>Fuente:</w:t>
+      </w:r>
+      <w:r>
+        <w:t xml:space="preserve"> Araujo, Montiel y </w:t>
+      </w:r>
+      <w:proofErr w:type="spellStart"/>
+      <w:r>
+        <w:t>Acurero</w:t>
+      </w:r>
+      <w:proofErr w:type="spellEnd"/>
+      <w:r>
+        <w:t xml:space="preserve"> (2025)</w:t>
+      </w:r>
+    </w:p>
+    <w:p>
+      <w:pPr>
+        <w:pStyle w:val="Tesis"/>
+        <w:rPr>
+          <w:lang w:val="es-ES_tradnl"/>
+        </w:rPr>
+      </w:pPr>
+    </w:p>
+    <w:p>
+      <w:pPr>
+        <w:pStyle w:val="Tesis"/>
+      </w:pPr>
+      <w:r>
+        <w:t>El archivo `registro_vista.py` cont</w:t>
+      </w:r>
+      <w:r>
+        <w:t>iene</w:t>
+      </w:r>
+      <w:r>
+        <w:t xml:space="preserve"> `</w:t>
+      </w:r>
+      <w:proofErr w:type="spellStart"/>
+      <w:r>
+        <w:t>mostrar_</w:t>
+      </w:r>
+      <w:proofErr w:type="gramStart"/>
+      <w:r>
+        <w:t>registro</w:t>
+      </w:r>
+      <w:proofErr w:type="spellEnd"/>
+      <w:r>
+        <w:t>(</w:t>
+      </w:r>
+      <w:proofErr w:type="gramEnd"/>
+      <w:r>
+        <w:t>)` con una función auxiliar `</w:t>
+      </w:r>
+      <w:proofErr w:type="spellStart"/>
+      <w:r>
+        <w:t>crear_tf</w:t>
+      </w:r>
+      <w:proofErr w:type="spellEnd"/>
+      <w:r>
+        <w:t>()`</w:t>
+      </w:r>
+      <w:r>
+        <w:t xml:space="preserve"> empleada para crear </w:t>
+      </w:r>
+      <w:r>
+        <w:t>campos de texto configurados consistentemente con bordes invisibles, fondo gris claro, iconos prefijos y colores personalizados. La función `</w:t>
+      </w:r>
+      <w:proofErr w:type="spellStart"/>
+      <w:r>
+        <w:t>registrar_</w:t>
+      </w:r>
+      <w:proofErr w:type="gramStart"/>
+      <w:r>
+        <w:t>click</w:t>
+      </w:r>
+      <w:proofErr w:type="spellEnd"/>
+      <w:r>
+        <w:t>(</w:t>
+      </w:r>
+      <w:proofErr w:type="gramEnd"/>
+      <w:r>
+        <w:t>)` ejecutaba seis validaciones secuenciales: campos vacíos con `</w:t>
+      </w:r>
+      <w:proofErr w:type="spellStart"/>
+      <w:r>
+        <w:t>all</w:t>
+      </w:r>
+      <w:proofErr w:type="spellEnd"/>
+      <w:r>
+        <w:t xml:space="preserve">()`, nombres con letras y espacios mediante </w:t>
+      </w:r>
+      <w:proofErr w:type="spellStart"/>
+      <w:r>
+        <w:t>regex</w:t>
+      </w:r>
+      <w:proofErr w:type="spellEnd"/>
+      <w:r>
+        <w:t>, formato de correo electrónico con patrón estándar, formato de usuario alfanumérico, longitud mínima de contraseña, y coincidencia entre contraseña y confirmación.</w:t>
+      </w:r>
+    </w:p>
+    <w:p>
+      <w:pPr>
+        <w:jc w:val="center"/>
+      </w:pPr>
+      <w:r>
+        <w:lastRenderedPageBreak/>
+        <w:drawing>
+          <wp:inline distT="0" distB="0" distL="0" distR="0" wp14:anchorId="5EE64F14" wp14:editId="604F72D9">
+            <wp:extent cx="4320000" cy="3321349"/>
+            <wp:effectExtent l="0" t="0" r="4445" b="0"/>
+            <wp:docPr id="1358461937" name="Imagen 1"/>
+            <wp:cNvGraphicFramePr>
+              <a:graphicFrameLocks xmlns:a="http://schemas.openxmlformats.org/drawingml/2006/main" noChangeAspect="1"/>
+            </wp:cNvGraphicFramePr>
+            <a:graphic xmlns:a="http://schemas.openxmlformats.org/drawingml/2006/main">
+              <a:graphicData uri="http://schemas.openxmlformats.org/drawingml/2006/picture">
+                <pic:pic xmlns:pic="http://schemas.openxmlformats.org/drawingml/2006/picture">
+                  <pic:nvPicPr>
+                    <pic:cNvPr id="1358461937" name=""/>
+                    <pic:cNvPicPr/>
+                  </pic:nvPicPr>
+                  <pic:blipFill>
+                    <a:blip r:embed="rId34"/>
+                    <a:stretch>
+                      <a:fillRect/>
+                    </a:stretch>
+                  </pic:blipFill>
+                  <pic:spPr>
+                    <a:xfrm>
+                      <a:off x="0" y="0"/>
+                      <a:ext cx="4320000" cy="3321349"/>
+                    </a:xfrm>
+                    <a:prstGeom prst="rect">
+                      <a:avLst/>
+                    </a:prstGeom>
+                  </pic:spPr>
+                </pic:pic>
+              </a:graphicData>
+            </a:graphic>
+          </wp:inline>
+        </w:drawing>
+      </w:r>
+    </w:p>
+    <w:p>
+      <w:pPr>
+        <w:jc w:val="center"/>
+        <w:rPr>
+          <w:b/>
+          <w:bCs/>
+        </w:rPr>
+      </w:pPr>
+      <w:r>
+        <w:rPr>
+          <w:b/>
+          <w:bCs/>
+        </w:rPr>
+        <w:t>CAPTURA N°</w:t>
+      </w:r>
+      <w:r>
+        <w:rPr>
+          <w:b/>
+          <w:bCs/>
+        </w:rPr>
+        <w:t>6</w:t>
+      </w:r>
+      <w:r>
+        <w:rPr>
+          <w:b/>
+          <w:bCs/>
+        </w:rPr>
+        <w:t>. CÓDIGO DE “</w:t>
+      </w:r>
+      <w:r>
+        <w:rPr>
+          <w:b/>
+          <w:bCs/>
+        </w:rPr>
+        <w:t>registro</w:t>
+      </w:r>
+      <w:r>
+        <w:rPr>
+          <w:b/>
+          <w:bCs/>
+        </w:rPr>
+        <w:t>_vista</w:t>
+      </w:r>
+      <w:r>
+        <w:rPr>
+          <w:b/>
+          <w:bCs/>
+        </w:rPr>
+        <w:t>.py”</w:t>
+      </w:r>
+    </w:p>
+    <w:p>
+      <w:pPr>
+        <w:jc w:val="center"/>
+      </w:pPr>
+      <w:r>
+        <w:rPr>
+          <w:b/>
+          <w:bCs/>
+        </w:rPr>
+        <w:t>Fuente:</w:t>
+      </w:r>
+      <w:r>
+        <w:t xml:space="preserve"> Araujo, Montiel y </w:t>
+      </w:r>
+      <w:proofErr w:type="spellStart"/>
+      <w:r>
+        <w:t>Acurero</w:t>
+      </w:r>
+      <w:proofErr w:type="spellEnd"/>
+      <w:r>
+        <w:t xml:space="preserve"> (2025)</w:t>
+      </w:r>
+    </w:p>
+    <w:p>
+      <w:pPr>
+        <w:jc w:val="center"/>
+      </w:pPr>
+    </w:p>
+    <w:p>
+      <w:pPr>
+        <w:pStyle w:val="Tesis"/>
+      </w:pPr>
+      <w:r>
+        <w:t>En el archivo ‘menu_vista.py’ se implementó la vista central de la aplicación mediante ‘</w:t>
+      </w:r>
+      <w:proofErr w:type="spellStart"/>
+      <w:r>
+        <w:t>mostrar_interfaz_</w:t>
+      </w:r>
+      <w:proofErr w:type="gramStart"/>
+      <w:r>
+        <w:t>camino</w:t>
+      </w:r>
+      <w:proofErr w:type="spellEnd"/>
+      <w:r>
+        <w:t>(</w:t>
+      </w:r>
+      <w:proofErr w:type="gramEnd"/>
+      <w:r>
+        <w:t xml:space="preserve">)’. Esta función comenzaba extrayendo los datos del usuario del recibidos. </w:t>
+      </w:r>
+      <w:r>
+        <w:t>Obten</w:t>
+      </w:r>
+      <w:r>
+        <w:t>ía</w:t>
+      </w:r>
+      <w:r>
+        <w:t xml:space="preserve"> el ID de usuario, etapa y nivel actuales, puntos totales, racha de días y vidas disponibles. El sistema de recarga automática de vidas calculaba la diferencia temporal entre la última recarga registrada y la hora actual usando `</w:t>
+      </w:r>
+      <w:proofErr w:type="spellStart"/>
+      <w:proofErr w:type="gramStart"/>
+      <w:r>
+        <w:t>datetime.strptime</w:t>
+      </w:r>
+      <w:proofErr w:type="spellEnd"/>
+      <w:proofErr w:type="gramEnd"/>
+      <w:r>
+        <w:t xml:space="preserve">()` para </w:t>
+      </w:r>
+      <w:proofErr w:type="spellStart"/>
+      <w:r>
+        <w:t>parsear</w:t>
+      </w:r>
+      <w:proofErr w:type="spellEnd"/>
+      <w:r>
+        <w:t xml:space="preserve"> y `</w:t>
+      </w:r>
+      <w:proofErr w:type="spellStart"/>
+      <w:r>
+        <w:t>datetime.now</w:t>
+      </w:r>
+      <w:proofErr w:type="spellEnd"/>
+      <w:r>
+        <w:t>()` para obtener momento presente.</w:t>
+      </w:r>
+    </w:p>
+    <w:p>
+      <w:pPr>
+        <w:pStyle w:val="Tesis"/>
+      </w:pPr>
+      <w:r>
+        <w:t xml:space="preserve">La diferencia de convertía a horas totales, y si superaba cuatro horas, ejecutaba una actualización SQL para restablecer vidas a cinco, </w:t>
+      </w:r>
+      <w:r>
+        <w:t>Si no, calculaba el tiempo restante descomponiendo en horas y minutos mediante operaciones módulo y división entera.</w:t>
+      </w:r>
+      <w:r>
+        <w:t xml:space="preserve"> </w:t>
+      </w:r>
+      <w:r>
+        <w:t>La construcción visual del camino progresivo utilizaba un bucle `</w:t>
+      </w:r>
+      <w:proofErr w:type="spellStart"/>
+      <w:r>
+        <w:t>for</w:t>
+      </w:r>
+      <w:proofErr w:type="spellEnd"/>
+      <w:r>
+        <w:t xml:space="preserve">` sobre veinte niveles, creando contenedores </w:t>
+      </w:r>
+      <w:r>
+        <w:lastRenderedPageBreak/>
+        <w:t>visualmente diferenciados según el estado</w:t>
+      </w:r>
+      <w:r>
+        <w:t xml:space="preserve">. </w:t>
+      </w:r>
+      <w:r>
+        <w:t>Cada contenedor respondía al evento de clic mediante `</w:t>
+      </w:r>
+      <w:proofErr w:type="spellStart"/>
+      <w:r>
+        <w:t>on_click</w:t>
+      </w:r>
+      <w:proofErr w:type="spellEnd"/>
+      <w:r>
+        <w:t>` que invocaba `</w:t>
+      </w:r>
+      <w:proofErr w:type="spellStart"/>
+      <w:r>
+        <w:t>mostrar_</w:t>
+      </w:r>
+      <w:proofErr w:type="gramStart"/>
+      <w:r>
+        <w:t>nivel</w:t>
+      </w:r>
+      <w:proofErr w:type="spellEnd"/>
+      <w:r>
+        <w:t>(</w:t>
+      </w:r>
+      <w:proofErr w:type="gramEnd"/>
+      <w:r>
+        <w:t>)` del módulo `</w:t>
+      </w:r>
+      <w:proofErr w:type="spellStart"/>
+      <w:r>
+        <w:t>nivel_vista</w:t>
+      </w:r>
+      <w:proofErr w:type="spellEnd"/>
+      <w:r>
+        <w:t xml:space="preserve">` importado localmente dentro del </w:t>
+      </w:r>
+      <w:proofErr w:type="spellStart"/>
+      <w:r>
+        <w:t>handler</w:t>
+      </w:r>
+      <w:proofErr w:type="spellEnd"/>
+      <w:r>
+        <w:t>.</w:t>
+      </w:r>
+      <w:r>
+        <w:t xml:space="preserve"> </w:t>
+      </w:r>
+      <w:r>
+        <w:t>El archivo `etapas_vista.py` proporcionaba `</w:t>
+      </w:r>
+      <w:proofErr w:type="spellStart"/>
+      <w:r>
+        <w:t>mostrar_</w:t>
+      </w:r>
+      <w:proofErr w:type="gramStart"/>
+      <w:r>
+        <w:t>etapas</w:t>
+      </w:r>
+      <w:proofErr w:type="spellEnd"/>
+      <w:r>
+        <w:t>(</w:t>
+      </w:r>
+      <w:proofErr w:type="gramEnd"/>
+      <w:r>
+        <w:t>)` como selector visual de etapas temáticas. Extraía la etapa máxima desbloqueada del usuario y generaba seis botones representando cada etapa matemática.</w:t>
+      </w:r>
+    </w:p>
+    <w:p>
+      <w:pPr>
+        <w:pStyle w:val="Tesis"/>
+        <w:spacing w:line="240" w:lineRule="auto"/>
+      </w:pPr>
+      <w:r>
+        <w:drawing>
+          <wp:inline distT="0" distB="0" distL="0" distR="0" wp14:anchorId="25684AFB" wp14:editId="7244BFBA">
+            <wp:extent cx="4320000" cy="3321349"/>
+            <wp:effectExtent l="0" t="0" r="4445" b="0"/>
+            <wp:docPr id="751139353" name="Imagen 1"/>
+            <wp:cNvGraphicFramePr>
+              <a:graphicFrameLocks xmlns:a="http://schemas.openxmlformats.org/drawingml/2006/main" noChangeAspect="1"/>
+            </wp:cNvGraphicFramePr>
+            <a:graphic xmlns:a="http://schemas.openxmlformats.org/drawingml/2006/main">
+              <a:graphicData uri="http://schemas.openxmlformats.org/drawingml/2006/picture">
+                <pic:pic xmlns:pic="http://schemas.openxmlformats.org/drawingml/2006/picture">
+                  <pic:nvPicPr>
+                    <pic:cNvPr id="751139353" name=""/>
+                    <pic:cNvPicPr/>
+                  </pic:nvPicPr>
+                  <pic:blipFill>
+                    <a:blip r:embed="rId35"/>
+                    <a:stretch>
+                      <a:fillRect/>
+                    </a:stretch>
+                  </pic:blipFill>
+                  <pic:spPr>
+                    <a:xfrm>
+                      <a:off x="0" y="0"/>
+                      <a:ext cx="4320000" cy="3321349"/>
+                    </a:xfrm>
+                    <a:prstGeom prst="rect">
+                      <a:avLst/>
+                    </a:prstGeom>
+                  </pic:spPr>
+                </pic:pic>
+              </a:graphicData>
+            </a:graphic>
+          </wp:inline>
+        </w:drawing>
+      </w:r>
+    </w:p>
+    <w:p>
+      <w:pPr>
+        <w:jc w:val="center"/>
+        <w:rPr>
+          <w:b/>
+          <w:bCs/>
+        </w:rPr>
+      </w:pPr>
+      <w:r>
+        <w:rPr>
+          <w:b/>
+          <w:bCs/>
+        </w:rPr>
+        <w:t>CAPTURA N°</w:t>
+      </w:r>
+      <w:r>
+        <w:rPr>
+          <w:b/>
+          <w:bCs/>
+        </w:rPr>
+        <w:t>7</w:t>
+      </w:r>
+      <w:r>
+        <w:rPr>
+          <w:b/>
+          <w:bCs/>
+        </w:rPr>
+        <w:t>. CÓDIGO DE “</w:t>
+      </w:r>
+      <w:r>
+        <w:rPr>
+          <w:b/>
+          <w:bCs/>
+        </w:rPr>
+        <w:t>men</w:t>
+      </w:r>
+      <w:r>
+        <w:rPr>
+          <w:b/>
+          <w:bCs/>
+        </w:rPr>
+        <w:t>u_</w:t>
+      </w:r>
+      <w:r>
+        <w:rPr>
+          <w:b/>
+          <w:bCs/>
+        </w:rPr>
+        <w:t>vista</w:t>
+      </w:r>
+      <w:r>
+        <w:rPr>
+          <w:b/>
+          <w:bCs/>
+        </w:rPr>
+        <w:t>.py”</w:t>
+      </w:r>
+    </w:p>
+    <w:p>
+      <w:pPr>
+        <w:jc w:val="center"/>
+      </w:pPr>
+      <w:r>
+        <w:rPr>
+          <w:b/>
+          <w:bCs/>
+        </w:rPr>
+        <w:t>Fuente:</w:t>
+      </w:r>
+      <w:r>
+        <w:t xml:space="preserve"> Araujo, Montiel y </w:t>
+      </w:r>
+      <w:proofErr w:type="spellStart"/>
+      <w:r>
+        <w:t>Acurero</w:t>
+      </w:r>
+      <w:proofErr w:type="spellEnd"/>
+      <w:r>
+        <w:t xml:space="preserve"> (2025)</w:t>
+      </w:r>
+    </w:p>
+    <w:p>
+      <w:pPr>
+        <w:pStyle w:val="Tesis"/>
+        <w:rPr>
+          <w:lang w:val="es-ES_tradnl"/>
+        </w:rPr>
+      </w:pPr>
+    </w:p>
+    <w:p>
+      <w:pPr>
+        <w:pStyle w:val="Tesis"/>
+      </w:pPr>
+      <w:r>
+        <w:t>Dentro del código del software, el archivo denominado ‘nivel_vista.py’ contenía posiblemente la lógica más compleja del sistema. La función ‘</w:t>
+      </w:r>
+      <w:proofErr w:type="spellStart"/>
+      <w:r>
+        <w:t>mostrar_</w:t>
+      </w:r>
+      <w:proofErr w:type="gramStart"/>
+      <w:r>
+        <w:t>nivel</w:t>
+      </w:r>
+      <w:proofErr w:type="spellEnd"/>
+      <w:r>
+        <w:t>(</w:t>
+      </w:r>
+      <w:proofErr w:type="gramEnd"/>
+      <w:r>
+        <w:t>)’ recibía los datos del usuario y la etapa elegida, determinando el ejercicio a mostrar mediante una consulta SQL</w:t>
+      </w:r>
+      <w:r>
+        <w:t xml:space="preserve">. </w:t>
+      </w:r>
+      <w:r>
+        <w:t xml:space="preserve">Para ejercicios de selección múltiple, generaba cuatro botones etiquetados A-D usando un diccionario de </w:t>
+      </w:r>
+      <w:r>
+        <w:lastRenderedPageBreak/>
+        <w:t>opciones y el método `</w:t>
+      </w:r>
+      <w:proofErr w:type="spellStart"/>
+      <w:proofErr w:type="gramStart"/>
+      <w:r>
+        <w:t>items</w:t>
+      </w:r>
+      <w:proofErr w:type="spellEnd"/>
+      <w:r>
+        <w:t>(</w:t>
+      </w:r>
+      <w:proofErr w:type="gramEnd"/>
+      <w:r>
+        <w:t xml:space="preserve">)`. </w:t>
+      </w:r>
+    </w:p>
+    <w:p>
+      <w:pPr>
+        <w:pStyle w:val="Tesis"/>
+      </w:pPr>
+      <w:r>
+        <w:t xml:space="preserve">Cada botón tenía su propio </w:t>
+      </w:r>
+      <w:proofErr w:type="spellStart"/>
+      <w:r>
+        <w:t>handler</w:t>
+      </w:r>
+      <w:proofErr w:type="spellEnd"/>
+      <w:r>
+        <w:t xml:space="preserve"> `</w:t>
+      </w:r>
+      <w:proofErr w:type="spellStart"/>
+      <w:r>
+        <w:t>verificar_</w:t>
+      </w:r>
+      <w:proofErr w:type="gramStart"/>
+      <w:r>
+        <w:t>respuesta</w:t>
+      </w:r>
+      <w:proofErr w:type="spellEnd"/>
+      <w:r>
+        <w:t>(</w:t>
+      </w:r>
+      <w:proofErr w:type="gramEnd"/>
+      <w:r>
+        <w:t>)` que comparaba la letra seleccionada contra `</w:t>
+      </w:r>
+      <w:proofErr w:type="spellStart"/>
+      <w:r>
+        <w:t>respuesta_correcta</w:t>
+      </w:r>
+      <w:proofErr w:type="spellEnd"/>
+      <w:r>
+        <w:t xml:space="preserve">`. Para verdadero/falso, mostraba solo dos botones con texto literal. Para </w:t>
+      </w:r>
+      <w:proofErr w:type="spellStart"/>
+      <w:r>
+        <w:t>completación</w:t>
+      </w:r>
+      <w:proofErr w:type="spellEnd"/>
+      <w:r>
+        <w:t>, creaba un `</w:t>
+      </w:r>
+      <w:proofErr w:type="spellStart"/>
+      <w:r>
+        <w:t>TextField</w:t>
+      </w:r>
+      <w:proofErr w:type="spellEnd"/>
+      <w:r>
+        <w:t>` donde el usuario escribía libremente, aplicando normalización de `</w:t>
+      </w:r>
+      <w:proofErr w:type="spellStart"/>
+      <w:r>
+        <w:t>lower</w:t>
+      </w:r>
+      <w:proofErr w:type="spellEnd"/>
+      <w:r>
+        <w:t>(</w:t>
+      </w:r>
+      <w:proofErr w:type="gramStart"/>
+      <w:r>
+        <w:t>).</w:t>
+      </w:r>
+      <w:proofErr w:type="spellStart"/>
+      <w:r>
+        <w:t>strip</w:t>
+      </w:r>
+      <w:proofErr w:type="spellEnd"/>
+      <w:proofErr w:type="gramEnd"/>
+      <w:r>
+        <w:t>().</w:t>
+      </w:r>
+      <w:proofErr w:type="spellStart"/>
+      <w:r>
+        <w:t>replace</w:t>
+      </w:r>
+      <w:proofErr w:type="spellEnd"/>
+      <w:r>
+        <w:t>(" ", "")` antes de comparar contra la respuesta almacenada.</w:t>
+      </w:r>
+    </w:p>
+    <w:p>
+      <w:pPr>
+        <w:pStyle w:val="Tesis"/>
+      </w:pPr>
+      <w:r>
+        <w:t xml:space="preserve">Los ejercicios de conexión requerían </w:t>
+      </w:r>
+      <w:r>
+        <w:t xml:space="preserve">una </w:t>
+      </w:r>
+      <w:r>
+        <w:t xml:space="preserve">lógica especial: </w:t>
+      </w:r>
+      <w:proofErr w:type="spellStart"/>
+      <w:r>
+        <w:t>parseaban</w:t>
+      </w:r>
+      <w:proofErr w:type="spellEnd"/>
+      <w:r>
+        <w:t xml:space="preserve"> el formato "A|B" de las opciones dividiendo por pipe, mantenían estado de selección mediante variables externas, y verificaban pares cuando el usuario hacía dos selecciones consecutivas. El sistema de retroalimentación utilizaba `</w:t>
+      </w:r>
+      <w:proofErr w:type="spellStart"/>
+      <w:r>
+        <w:t>SnackBar</w:t>
+      </w:r>
+      <w:proofErr w:type="spellEnd"/>
+      <w:r>
+        <w:t>` con colores verde para correcto y rojo para incorrecto, aplicando `</w:t>
+      </w:r>
+      <w:proofErr w:type="spellStart"/>
+      <w:proofErr w:type="gramStart"/>
+      <w:r>
+        <w:t>page.update</w:t>
+      </w:r>
+      <w:proofErr w:type="spellEnd"/>
+      <w:proofErr w:type="gramEnd"/>
+      <w:r>
+        <w:t>()` para refrescar inmediatamente.</w:t>
+      </w:r>
+    </w:p>
+    <w:p>
+      <w:pPr>
+        <w:jc w:val="center"/>
+      </w:pPr>
+      <w:r>
+        <w:drawing>
+          <wp:inline distT="0" distB="0" distL="0" distR="0" wp14:anchorId="1EAB4A0D" wp14:editId="527F11E7">
+            <wp:extent cx="4320000" cy="3321349"/>
+            <wp:effectExtent l="0" t="0" r="4445" b="0"/>
+            <wp:docPr id="1541655969" name="Imagen 1"/>
+            <wp:cNvGraphicFramePr>
+              <a:graphicFrameLocks xmlns:a="http://schemas.openxmlformats.org/drawingml/2006/main" noChangeAspect="1"/>
+            </wp:cNvGraphicFramePr>
+            <a:graphic xmlns:a="http://schemas.openxmlformats.org/drawingml/2006/main">
+              <a:graphicData uri="http://schemas.openxmlformats.org/drawingml/2006/picture">
+                <pic:pic xmlns:pic="http://schemas.openxmlformats.org/drawingml/2006/picture">
+                  <pic:nvPicPr>
+                    <pic:cNvPr id="1541655969" name=""/>
+                    <pic:cNvPicPr/>
+                  </pic:nvPicPr>
+                  <pic:blipFill>
+                    <a:blip r:embed="rId36"/>
+                    <a:stretch>
+                      <a:fillRect/>
+                    </a:stretch>
+                  </pic:blipFill>
+                  <pic:spPr>
+                    <a:xfrm>
+                      <a:off x="0" y="0"/>
+                      <a:ext cx="4320000" cy="3321349"/>
+                    </a:xfrm>
+                    <a:prstGeom prst="rect">
+                      <a:avLst/>
+                    </a:prstGeom>
+                  </pic:spPr>
+                </pic:pic>
+              </a:graphicData>
+            </a:graphic>
+          </wp:inline>
+        </w:drawing>
+      </w:r>
+    </w:p>
+    <w:p>
+      <w:pPr>
+        <w:jc w:val="center"/>
+        <w:rPr>
+          <w:b/>
+          <w:bCs/>
+        </w:rPr>
+      </w:pPr>
+      <w:r>
+        <w:rPr>
+          <w:b/>
+          <w:bCs/>
+        </w:rPr>
+        <w:lastRenderedPageBreak/>
+        <w:t>CAPTURA N°</w:t>
+      </w:r>
+      <w:r>
+        <w:rPr>
+          <w:b/>
+          <w:bCs/>
+        </w:rPr>
+        <w:t>8</w:t>
+      </w:r>
+      <w:r>
+        <w:rPr>
+          <w:b/>
+          <w:bCs/>
+        </w:rPr>
+        <w:t>. CÓDIGO DE “</w:t>
+      </w:r>
+      <w:r>
+        <w:rPr>
+          <w:b/>
+          <w:bCs/>
+        </w:rPr>
+        <w:t>nivel</w:t>
+      </w:r>
+      <w:r>
+        <w:rPr>
+          <w:b/>
+          <w:bCs/>
+        </w:rPr>
+        <w:t>_</w:t>
+      </w:r>
+      <w:r>
+        <w:rPr>
+          <w:b/>
+          <w:bCs/>
+        </w:rPr>
+        <w:t>vista</w:t>
+      </w:r>
+      <w:r>
+        <w:rPr>
+          <w:b/>
+          <w:bCs/>
+        </w:rPr>
+        <w:t>.py”</w:t>
+      </w:r>
+    </w:p>
+    <w:p>
+      <w:pPr>
+        <w:jc w:val="center"/>
+      </w:pPr>
+      <w:r>
+        <w:rPr>
+          <w:b/>
+          <w:bCs/>
+        </w:rPr>
+        <w:t>Fuente:</w:t>
+      </w:r>
+      <w:r>
+        <w:t xml:space="preserve"> Araujo, Montiel y </w:t>
+      </w:r>
+      <w:proofErr w:type="spellStart"/>
+      <w:r>
+        <w:t>Acurero</w:t>
+      </w:r>
+      <w:proofErr w:type="spellEnd"/>
+      <w:r>
+        <w:t xml:space="preserve"> (2025)</w:t>
+      </w:r>
+    </w:p>
+    <w:p>
+      <w:pPr>
+        <w:pStyle w:val="Tesis"/>
+        <w:rPr>
+          <w:b/>
+          <w:bCs/>
+        </w:rPr>
+      </w:pPr>
+    </w:p>
+    <w:p>
+      <w:pPr>
+        <w:pStyle w:val="Tesis"/>
+      </w:pPr>
+      <w:r>
+        <w:t>Siguiendo con las otras vistas del programas, en el archivo ‘perfil_vista.py’</w:t>
+      </w:r>
+      <w:r>
+        <w:t xml:space="preserve"> se implement</w:t>
+      </w:r>
+      <w:r>
+        <w:t>ó</w:t>
+      </w:r>
+      <w:r>
+        <w:t xml:space="preserve"> la función ‘</w:t>
+      </w:r>
+      <w:proofErr w:type="spellStart"/>
+      <w:r>
+        <w:t>mostrar_perfil</w:t>
+      </w:r>
+      <w:proofErr w:type="spellEnd"/>
+      <w:r>
+        <w:t xml:space="preserve">’ como un </w:t>
+      </w:r>
+      <w:proofErr w:type="spellStart"/>
+      <w:r>
+        <w:t>dashboard</w:t>
+      </w:r>
+      <w:proofErr w:type="spellEnd"/>
+      <w:r>
+        <w:t xml:space="preserve"> informativo, organizaba visualmente los da</w:t>
+      </w:r>
+      <w:r>
+        <w:t>to</w:t>
+      </w:r>
+      <w:r>
+        <w:t>s en tarjetas con sombras y bordes redondeados</w:t>
+      </w:r>
+      <w:r>
+        <w:t>, el avatar con un ícono y color personalizado usando ‘</w:t>
+      </w:r>
+      <w:proofErr w:type="spellStart"/>
+      <w:proofErr w:type="gramStart"/>
+      <w:r>
+        <w:t>ft.Icon</w:t>
+      </w:r>
+      <w:proofErr w:type="spellEnd"/>
+      <w:proofErr w:type="gramEnd"/>
+      <w:r>
+        <w:t>’ con el tamaño 64 y color dinámico desde ‘</w:t>
+      </w:r>
+      <w:proofErr w:type="spellStart"/>
+      <w:r>
+        <w:t>user_data</w:t>
+      </w:r>
+      <w:proofErr w:type="spellEnd"/>
+      <w:r>
+        <w:t xml:space="preserve">’. </w:t>
+      </w:r>
+      <w:r>
+        <w:t xml:space="preserve">Las estadísticas se presentaban en </w:t>
+      </w:r>
+      <w:proofErr w:type="spellStart"/>
+      <w:r>
+        <w:t>grid</w:t>
+      </w:r>
+      <w:proofErr w:type="spellEnd"/>
+      <w:r>
+        <w:t xml:space="preserve"> de dos columnas usando `</w:t>
+      </w:r>
+      <w:proofErr w:type="spellStart"/>
+      <w:proofErr w:type="gramStart"/>
+      <w:r>
+        <w:t>ft.ResponsiveRow</w:t>
+      </w:r>
+      <w:proofErr w:type="spellEnd"/>
+      <w:proofErr w:type="gramEnd"/>
+      <w:r>
+        <w:t>`, mostrando puntos totales, rango calculado mediante `</w:t>
+      </w:r>
+      <w:proofErr w:type="spellStart"/>
+      <w:r>
+        <w:t>obtener_info_rango</w:t>
+      </w:r>
+      <w:proofErr w:type="spellEnd"/>
+      <w:r>
+        <w:t>()`, etapa y nivel actuales, racha de días consecutivos, vidas disponibles con indicador visual, y fecha de último acceso formateada.</w:t>
+      </w:r>
+    </w:p>
+    <w:p>
+      <w:pPr>
+        <w:pStyle w:val="Tesis"/>
+        <w:spacing w:line="240" w:lineRule="auto"/>
+        <w:ind w:firstLine="0"/>
+        <w:jc w:val="center"/>
+      </w:pPr>
+      <w:r>
+        <w:drawing>
+          <wp:inline distT="0" distB="0" distL="0" distR="0" wp14:anchorId="49B29A27" wp14:editId="42648F55">
+            <wp:extent cx="4320000" cy="3321349"/>
+            <wp:effectExtent l="0" t="0" r="4445" b="0"/>
+            <wp:docPr id="1189507107" name="Imagen 1"/>
+            <wp:cNvGraphicFramePr>
+              <a:graphicFrameLocks xmlns:a="http://schemas.openxmlformats.org/drawingml/2006/main" noChangeAspect="1"/>
+            </wp:cNvGraphicFramePr>
+            <a:graphic xmlns:a="http://schemas.openxmlformats.org/drawingml/2006/main">
+              <a:graphicData uri="http://schemas.openxmlformats.org/drawingml/2006/picture">
+                <pic:pic xmlns:pic="http://schemas.openxmlformats.org/drawingml/2006/picture">
+                  <pic:nvPicPr>
+                    <pic:cNvPr id="1189507107" name=""/>
+                    <pic:cNvPicPr/>
+                  </pic:nvPicPr>
+                  <pic:blipFill>
+                    <a:blip r:embed="rId37"/>
+                    <a:stretch>
+                      <a:fillRect/>
+                    </a:stretch>
+                  </pic:blipFill>
+                  <pic:spPr>
+                    <a:xfrm>
+                      <a:off x="0" y="0"/>
+                      <a:ext cx="4320000" cy="3321349"/>
+                    </a:xfrm>
+                    <a:prstGeom prst="rect">
+                      <a:avLst/>
+                    </a:prstGeom>
+                  </pic:spPr>
+                </pic:pic>
+              </a:graphicData>
+            </a:graphic>
+          </wp:inline>
+        </w:drawing>
+      </w:r>
+    </w:p>
+    <w:p>
+      <w:pPr>
+        <w:jc w:val="center"/>
+        <w:rPr>
+          <w:b/>
+          <w:bCs/>
+        </w:rPr>
+      </w:pPr>
+      <w:r>
+        <w:rPr>
+          <w:b/>
+          <w:bCs/>
+        </w:rPr>
+        <w:t>CAPTURA N°</w:t>
+      </w:r>
+      <w:r>
+        <w:rPr>
+          <w:b/>
+          <w:bCs/>
+        </w:rPr>
+        <w:t>9</w:t>
+      </w:r>
+      <w:r>
+        <w:rPr>
+          <w:b/>
+          <w:bCs/>
+        </w:rPr>
+        <w:t>. CÓDIGO DE “</w:t>
+      </w:r>
+      <w:r>
+        <w:rPr>
+          <w:b/>
+          <w:bCs/>
+        </w:rPr>
+        <w:t>perfil</w:t>
+      </w:r>
+      <w:r>
+        <w:rPr>
+          <w:b/>
+          <w:bCs/>
+        </w:rPr>
+        <w:t>_vista</w:t>
+      </w:r>
+      <w:r>
+        <w:rPr>
+          <w:b/>
+          <w:bCs/>
+        </w:rPr>
+        <w:t>.py”</w:t>
+      </w:r>
+    </w:p>
+    <w:p>
+      <w:pPr>
+        <w:jc w:val="center"/>
+      </w:pPr>
+      <w:r>
+        <w:rPr>
+          <w:b/>
+          <w:bCs/>
+        </w:rPr>
+        <w:t>Fuente:</w:t>
+      </w:r>
+      <w:r>
+        <w:t xml:space="preserve"> Araujo, Montiel y </w:t>
+      </w:r>
+      <w:proofErr w:type="spellStart"/>
+      <w:r>
+        <w:t>Acurero</w:t>
+      </w:r>
+      <w:proofErr w:type="spellEnd"/>
+      <w:r>
+        <w:t xml:space="preserve"> (2025)</w:t>
       </w:r>
     </w:p>
     <w:p>
       <w:pPr>
         <w:pStyle w:val="Tesis"/>
         <w:ind w:firstLine="0"/>
-      </w:pPr>
-      <w:r>
-        <w:t xml:space="preserve">Construcción de vistas de autenticación </w:t>
-      </w:r>
+        <w:jc w:val="center"/>
+        <w:rPr>
+          <w:lang w:val="es-ES_tradnl"/>
+        </w:rPr>
+      </w:pPr>
     </w:p>
     <w:p>
       <w:pPr>
         <w:pStyle w:val="Tesis"/>
       </w:pPr>
       <w:r>
-        <w:t>El desarrollo de las interfaces inicio con el archivo ‘login_vista.py’, donde su principal función ‘</w:t>
+        <w:lastRenderedPageBreak/>
+        <w:t xml:space="preserve">El archivo `biblioteca_vista.py` proporcionó </w:t>
+      </w:r>
+      <w:r>
+        <w:t xml:space="preserve">un módulo </w:t>
+      </w:r>
+      <w:r>
+        <w:t>con contenido educativo estático organizado por etapas. Utilizaba `</w:t>
       </w:r>
       <w:proofErr w:type="spellStart"/>
-      <w:r>
-        <w:t>mostrar_login</w:t>
+      <w:proofErr w:type="gramStart"/>
+      <w:r>
+        <w:t>ft.ExpansionTile</w:t>
       </w:r>
       <w:proofErr w:type="spellEnd"/>
-      <w:r>
-        <w:t xml:space="preserve">()’ se ocupa de configurar la página de </w:t>
-      </w:r>
-      <w:proofErr w:type="spellStart"/>
-      <w:r>
-        <w:t>Flet</w:t>
-      </w:r>
-      <w:proofErr w:type="spellEnd"/>
-      <w:r>
-        <w:t xml:space="preserve"> estableciendo título, color de fondo, y alineaciones </w:t>
-      </w:r>
-      <w:r>
-        <w:t>tanto vertical como horizontal. Dentro de esta, se encuentra la función ‘</w:t>
-      </w:r>
-      <w:proofErr w:type="spellStart"/>
-      <w:r>
-        <w:t>mostrar_mensaje</w:t>
-      </w:r>
-      <w:proofErr w:type="spellEnd"/>
-      <w:r>
-        <w:t>()’ encargada de crear un ‘</w:t>
-      </w:r>
-      <w:proofErr w:type="spellStart"/>
-      <w:r>
-        <w:t>SnackBar</w:t>
-      </w:r>
-      <w:proofErr w:type="spellEnd"/>
-      <w:r>
-        <w:t>’ para las notificaciones temporales con colores dinámicos</w:t>
-      </w:r>
-      <w:r>
-        <w:t xml:space="preserve"> y la función ‘</w:t>
-      </w:r>
-      <w:proofErr w:type="spellStart"/>
-      <w:r>
-        <w:t>login_click</w:t>
-      </w:r>
-      <w:proofErr w:type="spellEnd"/>
-      <w:r>
-        <w:t>()’ maneja todo el flujo de autenticación</w:t>
-      </w:r>
-      <w:r>
-        <w:t>, extrayendo los valores de los campos de texto y realiza las validaciones necesarias</w:t>
-      </w:r>
-      <w:r>
-        <w:t>.</w:t>
-      </w:r>
-      <w:r>
-        <w:t xml:space="preserve"> </w:t>
-      </w:r>
-      <w:r>
-        <w:t>Si</w:t>
-      </w:r>
-      <w:r>
-        <w:t xml:space="preserve"> las</w:t>
-      </w:r>
-      <w:r>
-        <w:t xml:space="preserve"> </w:t>
-      </w:r>
-      <w:r>
-        <w:t>validaciones se cumplen</w:t>
-      </w:r>
-      <w:r>
-        <w:t>,</w:t>
-      </w:r>
-      <w:r>
-        <w:t xml:space="preserve"> llama a</w:t>
-      </w:r>
-      <w:r>
-        <w:t xml:space="preserve"> </w:t>
-      </w:r>
-      <w:r>
-        <w:t>`</w:t>
-      </w:r>
-      <w:proofErr w:type="spellStart"/>
-      <w:r>
-        <w:t>obtener_navegador</w:t>
-      </w:r>
-      <w:proofErr w:type="spellEnd"/>
-      <w:r>
-        <w:t>()` para inicializar el sistema de navegación persistente</w:t>
-      </w:r>
-      <w:r>
-        <w:t xml:space="preserve"> y se redirige</w:t>
-      </w:r>
-      <w:r>
-        <w:t xml:space="preserve"> al menú principal. En caso de fallo, </w:t>
-      </w:r>
-      <w:r>
-        <w:t xml:space="preserve">muestra </w:t>
-      </w:r>
-      <w:r>
-        <w:t>mensajes específicos diferenciando entre usuario inexistente y contraseña incorrecta, limpiando el campo de contraseñ</w:t>
-      </w:r>
-      <w:r>
-        <w:t>a</w:t>
-      </w:r>
-      <w:r>
-        <w:t>.</w:t>
+      <w:proofErr w:type="gramEnd"/>
+      <w:r>
+        <w:t>` para crear secciones colapsables que el usuario podía expandir para leer teoría matemática sin consumir vidas ni afectar su progreso. Cada etapa contenía explicaciones sobre los conceptos que luego se practicaban en los ejercicios, sirviendo como referencia consultable durante el aprendizaje.</w:t>
       </w:r>
     </w:p>
     <w:p>
       <w:pPr>
         <w:pStyle w:val="Tesis"/>
-        <w:rPr>
-          <w:b/>
-          <w:bCs/>
-        </w:rPr>
-      </w:pPr>
-      <w:r>
-        <w:t>El archivo `registro_vista.py` cont</w:t>
-      </w:r>
-      <w:r>
-        <w:t>iene</w:t>
-      </w:r>
-      <w:r>
-        <w:t xml:space="preserve"> `</w:t>
-      </w:r>
-      <w:proofErr w:type="spellStart"/>
-      <w:r>
-        <w:t>mostrar_registro</w:t>
-      </w:r>
-      <w:proofErr w:type="spellEnd"/>
-      <w:r>
-        <w:t>()` con una función auxiliar `</w:t>
-      </w:r>
-      <w:proofErr w:type="spellStart"/>
-      <w:r>
-        <w:t>crear_tf</w:t>
-      </w:r>
-      <w:proofErr w:type="spellEnd"/>
-      <w:r>
-        <w:t>()`</w:t>
-      </w:r>
-      <w:r>
-        <w:t xml:space="preserve"> empleada para crear </w:t>
-      </w:r>
-      <w:r>
-        <w:t>campos de texto configurados consistentemente con bordes invisibles, fondo gris claro, iconos prefijos y colores personalizados. La función `</w:t>
-      </w:r>
-      <w:proofErr w:type="spellStart"/>
-      <w:r>
-        <w:t>registrar_click</w:t>
-      </w:r>
-      <w:proofErr w:type="spellEnd"/>
-      <w:r>
-        <w:t>()` ejecutaba seis validaciones secuenciales: campos vacíos con `</w:t>
-      </w:r>
-      <w:proofErr w:type="spellStart"/>
-      <w:r>
-        <w:t>all</w:t>
-      </w:r>
-      <w:proofErr w:type="spellEnd"/>
-      <w:r>
-        <w:t xml:space="preserve">()`, nombres con letras y espacios mediante </w:t>
-      </w:r>
-      <w:proofErr w:type="spellStart"/>
-      <w:r>
-        <w:t>regex</w:t>
-      </w:r>
-      <w:proofErr w:type="spellEnd"/>
-      <w:r>
-        <w:t>, formato de correo electrónico con patrón estándar, formato de usuario alfanumérico, longitud mínima de contraseña, y coincidencia entre contraseña y confirmación.</w:t>
-      </w:r>
-      <w:r>
-        <w:br/>
-      </w:r>
-      <w:r>
-        <w:rPr>
-          <w:b/>
-          <w:bCs/>
-        </w:rPr>
-        <w:lastRenderedPageBreak/>
-        <w:t>AQUÍ SE PONE UNA IMAGEN</w:t>
-      </w:r>
-    </w:p>
-    <w:p>
-      <w:pPr>
-        <w:pStyle w:val="Tesis"/>
-      </w:pPr>
-      <w:r>
-        <w:t>Desarrollo del sistema de navegación principal</w:t>
-      </w:r>
-    </w:p>
-    <w:p>
-      <w:pPr>
-        <w:pStyle w:val="Tesis"/>
-      </w:pPr>
-      <w:r>
-        <w:t>En el archivo ‘menu_vista.py’ se implementó la vista central de la aplicación mediante ‘</w:t>
-      </w:r>
-      <w:proofErr w:type="spellStart"/>
-      <w:r>
-        <w:t>mostrar_interfaz_camino</w:t>
-      </w:r>
-      <w:proofErr w:type="spellEnd"/>
-      <w:r>
-        <w:t xml:space="preserve">()’. Esta función comenzaba extrayendo los datos del usuario del recibidos. </w:t>
-      </w:r>
-      <w:r>
-        <w:t>Obten</w:t>
-      </w:r>
-      <w:r>
-        <w:t>ía</w:t>
-      </w:r>
-      <w:r>
-        <w:t xml:space="preserve"> el ID de usuario, etapa y nivel actuales, puntos totales, racha de días y vidas disponibles. El sistema de recarga automática de vidas calculaba la diferencia temporal entre la última recarga registrada y la hora actual usando `</w:t>
-      </w:r>
-      <w:proofErr w:type="spellStart"/>
-      <w:r>
-        <w:t>datetime.strptime</w:t>
-      </w:r>
-      <w:proofErr w:type="spellEnd"/>
-      <w:r>
-        <w:t xml:space="preserve">()` para </w:t>
-      </w:r>
-      <w:proofErr w:type="spellStart"/>
-      <w:r>
-        <w:t>parsear</w:t>
-      </w:r>
-      <w:proofErr w:type="spellEnd"/>
-      <w:r>
-        <w:t xml:space="preserve"> y `</w:t>
-      </w:r>
-      <w:proofErr w:type="spellStart"/>
-      <w:r>
-        <w:t>datetime.now</w:t>
-      </w:r>
-      <w:proofErr w:type="spellEnd"/>
-      <w:r>
-        <w:t>()` para obtener momento presente.</w:t>
-      </w:r>
-    </w:p>
-    <w:p>
-      <w:pPr>
-        <w:pStyle w:val="Tesis"/>
-      </w:pPr>
-      <w:r>
-        <w:t xml:space="preserve">La diferencia de convertía a horas totales, y si superaba cuatro horas, ejecutaba una actualización SQL para restablecer vidas a cinco, </w:t>
-      </w:r>
-      <w:r>
-        <w:t>Si no, calculaba el tiempo restante descomponiendo en horas y minutos mediante operaciones módulo y división entera.</w:t>
-      </w:r>
-      <w:r>
-        <w:t xml:space="preserve"> </w:t>
-      </w:r>
-      <w:r>
-        <w:t>La construcción visual del camino progresivo utilizaba un bucle `</w:t>
-      </w:r>
-      <w:proofErr w:type="spellStart"/>
-      <w:r>
-        <w:t>for</w:t>
-      </w:r>
-      <w:proofErr w:type="spellEnd"/>
-      <w:r>
-        <w:t>` sobre veinte niveles, creando contenedores visualmente diferenciados según el estado</w:t>
-      </w:r>
-      <w:r>
-        <w:t xml:space="preserve">. </w:t>
-      </w:r>
-      <w:r>
-        <w:t>Cada contenedor respondía al evento de clic mediante `</w:t>
-      </w:r>
-      <w:proofErr w:type="spellStart"/>
-      <w:r>
-        <w:t>on_click</w:t>
-      </w:r>
-      <w:proofErr w:type="spellEnd"/>
-      <w:r>
-        <w:t>` que invocaba `</w:t>
-      </w:r>
-      <w:proofErr w:type="spellStart"/>
-      <w:r>
-        <w:t>mostrar_nivel</w:t>
-      </w:r>
-      <w:proofErr w:type="spellEnd"/>
-      <w:r>
-        <w:t>()` del módulo `</w:t>
-      </w:r>
-      <w:proofErr w:type="spellStart"/>
-      <w:r>
-        <w:t>nivel_vista</w:t>
-      </w:r>
-      <w:proofErr w:type="spellEnd"/>
-      <w:r>
-        <w:t xml:space="preserve">` importado localmente dentro del </w:t>
-      </w:r>
-      <w:proofErr w:type="spellStart"/>
-      <w:r>
-        <w:t>handler</w:t>
-      </w:r>
-      <w:proofErr w:type="spellEnd"/>
-      <w:r>
-        <w:t>.</w:t>
-      </w:r>
-      <w:r>
-        <w:t xml:space="preserve"> </w:t>
-      </w:r>
-      <w:r>
-        <w:t>El archivo `etapas_vista.py` proporcionaba `</w:t>
-      </w:r>
-      <w:proofErr w:type="spellStart"/>
-      <w:r>
-        <w:t>mostrar_etapas</w:t>
-      </w:r>
-      <w:proofErr w:type="spellEnd"/>
-      <w:r>
-        <w:t>()` como selector visual de etapas temáticas. Extraía la etapa máxima desbloqueada del usuario y generaba seis botones representando cada etapa matemática.</w:t>
-      </w:r>
-    </w:p>
-    <w:p>
-      <w:pPr>
-        <w:pStyle w:val="Tesis"/>
-        <w:ind w:firstLine="0"/>
-      </w:pPr>
-      <w:r>
-        <w:rPr>
-          <w:b/>
-          <w:bCs/>
-        </w:rPr>
-        <w:t>AQUÍ SE PONE UNA IMAGEN</w:t>
-      </w:r>
-    </w:p>
-    <w:p>
-      <w:pPr>
-        <w:pStyle w:val="Tesis"/>
-      </w:pPr>
-      <w:r>
-        <w:t>Implementación del motor de ejercicios:</w:t>
-      </w:r>
-    </w:p>
-    <w:p>
-      <w:pPr>
-        <w:pStyle w:val="Tesis"/>
-      </w:pPr>
-      <w:r>
-        <w:t xml:space="preserve">Dentro del código del software, el archivo denominado ‘nivel_vista.py’ </w:t>
-      </w:r>
-      <w:r>
-        <w:lastRenderedPageBreak/>
-        <w:t>contenía posiblemente la lógica más compleja del sistema. La función ‘</w:t>
-      </w:r>
-      <w:proofErr w:type="spellStart"/>
-      <w:r>
-        <w:t>mostrar_nivel</w:t>
-      </w:r>
-      <w:proofErr w:type="spellEnd"/>
-      <w:r>
-        <w:t>()’ recibía los datos del usuario y la etapa elegida, determinando el ejercicio a mostrar mediante una consulta SQL</w:t>
-      </w:r>
-      <w:r>
-        <w:t xml:space="preserve">. </w:t>
-      </w:r>
-      <w:r>
-        <w:t>Para ejercicios de selección múltiple, generaba cuatro botones etiquetados A-D usando un diccionario de opciones y el método `</w:t>
-      </w:r>
-      <w:proofErr w:type="spellStart"/>
-      <w:r>
-        <w:t>items</w:t>
-      </w:r>
-      <w:proofErr w:type="spellEnd"/>
-      <w:r>
-        <w:t xml:space="preserve">()`. </w:t>
-      </w:r>
-    </w:p>
-    <w:p>
-      <w:pPr>
-        <w:pStyle w:val="Tesis"/>
-      </w:pPr>
-      <w:r>
-        <w:t xml:space="preserve">Cada botón tenía su propio </w:t>
-      </w:r>
-      <w:proofErr w:type="spellStart"/>
-      <w:r>
-        <w:t>handler</w:t>
-      </w:r>
-      <w:proofErr w:type="spellEnd"/>
-      <w:r>
-        <w:t xml:space="preserve"> `</w:t>
-      </w:r>
-      <w:proofErr w:type="spellStart"/>
-      <w:r>
-        <w:t>verificar_respuesta</w:t>
-      </w:r>
-      <w:proofErr w:type="spellEnd"/>
-      <w:r>
-        <w:t>()` que comparaba la letra seleccionada contra `</w:t>
-      </w:r>
-      <w:proofErr w:type="spellStart"/>
-      <w:r>
-        <w:t>respuesta_correcta</w:t>
-      </w:r>
-      <w:proofErr w:type="spellEnd"/>
-      <w:r>
-        <w:t xml:space="preserve">`. Para verdadero/falso, mostraba solo dos botones con texto literal. Para </w:t>
-      </w:r>
-      <w:proofErr w:type="spellStart"/>
-      <w:r>
-        <w:t>completación</w:t>
-      </w:r>
-      <w:proofErr w:type="spellEnd"/>
-      <w:r>
-        <w:t>, creaba un `</w:t>
-      </w:r>
-      <w:proofErr w:type="spellStart"/>
-      <w:r>
-        <w:t>TextField</w:t>
-      </w:r>
-      <w:proofErr w:type="spellEnd"/>
-      <w:r>
-        <w:t>` donde el usuario escribía libremente, aplicando normalización de `</w:t>
-      </w:r>
-      <w:proofErr w:type="spellStart"/>
-      <w:r>
-        <w:t>lower</w:t>
-      </w:r>
-      <w:proofErr w:type="spellEnd"/>
-      <w:r>
-        <w:t>().</w:t>
-      </w:r>
-      <w:proofErr w:type="spellStart"/>
-      <w:r>
-        <w:t>strip</w:t>
-      </w:r>
-      <w:proofErr w:type="spellEnd"/>
-      <w:r>
-        <w:t>().</w:t>
-      </w:r>
-      <w:proofErr w:type="spellStart"/>
-      <w:r>
-        <w:t>replace</w:t>
-      </w:r>
-      <w:proofErr w:type="spellEnd"/>
-      <w:r>
-        <w:t>(" ", "")` antes de comparar contra la respuesta almacenada.</w:t>
-      </w:r>
-    </w:p>
-    <w:p>
-      <w:pPr>
-        <w:pStyle w:val="Tesis"/>
-      </w:pPr>
-      <w:r>
-        <w:t xml:space="preserve">Los ejercicios de conexión requerían </w:t>
-      </w:r>
-      <w:r>
-        <w:t xml:space="preserve">una </w:t>
-      </w:r>
-      <w:r>
-        <w:t xml:space="preserve">lógica especial: </w:t>
-      </w:r>
-      <w:proofErr w:type="spellStart"/>
-      <w:r>
-        <w:t>parseaban</w:t>
-      </w:r>
-      <w:proofErr w:type="spellEnd"/>
-      <w:r>
-        <w:t xml:space="preserve"> el formato "A|B" de las opciones dividiendo por pipe, mantenían estado de selección mediante variables externas, y verificaban pares cuando el usuario hacía dos selecciones consecutivas. El sistema de retroalimentación utilizaba `</w:t>
-      </w:r>
-      <w:proofErr w:type="spellStart"/>
-      <w:r>
-        <w:t>SnackBar</w:t>
-      </w:r>
-      <w:proofErr w:type="spellEnd"/>
-      <w:r>
-        <w:t>` con colores verde para correcto y rojo para incorrecto, aplicando `</w:t>
-      </w:r>
-      <w:proofErr w:type="spellStart"/>
-      <w:r>
-        <w:t>page.update</w:t>
-      </w:r>
-      <w:proofErr w:type="spellEnd"/>
-      <w:r>
-        <w:t>()` para refrescar inmediatamente.</w:t>
-      </w:r>
-    </w:p>
-    <w:p>
-      <w:pPr>
-        <w:pStyle w:val="Tesis"/>
-        <w:ind w:firstLine="0"/>
-      </w:pPr>
-      <w:r>
-        <w:rPr>
-          <w:b/>
-          <w:bCs/>
-        </w:rPr>
-        <w:t>AQUÍ SE PONE UNA IMAGEN</w:t>
-      </w:r>
-    </w:p>
-    <w:p>
-      <w:pPr>
-        <w:pStyle w:val="Tesis"/>
-      </w:pPr>
-      <w:r>
-        <w:t>Vistas Secundarias y Complementarias</w:t>
-      </w:r>
-    </w:p>
-    <w:p>
-      <w:pPr>
-        <w:pStyle w:val="Tesis"/>
-      </w:pPr>
-      <w:r>
-        <w:t>Siguiendo con las otras vistas del programas, en el archivo ‘perfil_vista.py’</w:t>
-      </w:r>
-      <w:r>
-        <w:t xml:space="preserve"> se </w:t>
-      </w:r>
-      <w:proofErr w:type="spellStart"/>
-      <w:r>
-        <w:t>implemento</w:t>
-      </w:r>
-      <w:proofErr w:type="spellEnd"/>
-      <w:r>
-        <w:t xml:space="preserve"> la función ‘</w:t>
-      </w:r>
-      <w:proofErr w:type="spellStart"/>
-      <w:r>
-        <w:t>mostrar_perfil</w:t>
-      </w:r>
-      <w:proofErr w:type="spellEnd"/>
-      <w:r>
-        <w:t xml:space="preserve">’ como un </w:t>
-      </w:r>
-      <w:proofErr w:type="spellStart"/>
-      <w:r>
-        <w:t>dashboard</w:t>
-      </w:r>
-      <w:proofErr w:type="spellEnd"/>
-      <w:r>
-        <w:t xml:space="preserve"> informativo, organizaba visualmente los da</w:t>
-      </w:r>
-      <w:r>
-        <w:t>to</w:t>
-      </w:r>
-      <w:r>
-        <w:t>s en tarjetas con sombras y bordes redondeados</w:t>
-      </w:r>
-      <w:r>
-        <w:t xml:space="preserve">, el avatar con un ícono y color personalizado usando </w:t>
-      </w:r>
-      <w:r>
-        <w:lastRenderedPageBreak/>
-        <w:t>‘</w:t>
-      </w:r>
-      <w:proofErr w:type="spellStart"/>
-      <w:r>
-        <w:t>ft.Icon</w:t>
-      </w:r>
-      <w:proofErr w:type="spellEnd"/>
-      <w:r>
-        <w:t>’ con el tamaño 64 y color dinámico desde ‘</w:t>
-      </w:r>
-      <w:proofErr w:type="spellStart"/>
-      <w:r>
-        <w:t>user_data</w:t>
-      </w:r>
-      <w:proofErr w:type="spellEnd"/>
-      <w:r>
-        <w:t xml:space="preserve">’. </w:t>
-      </w:r>
-      <w:r>
-        <w:t xml:space="preserve">Las estadísticas se presentaban en </w:t>
-      </w:r>
-      <w:proofErr w:type="spellStart"/>
-      <w:r>
-        <w:t>grid</w:t>
-      </w:r>
-      <w:proofErr w:type="spellEnd"/>
-      <w:r>
-        <w:t xml:space="preserve"> de dos columnas usando `</w:t>
-      </w:r>
-      <w:proofErr w:type="spellStart"/>
-      <w:r>
-        <w:t>ft.ResponsiveRow</w:t>
-      </w:r>
-      <w:proofErr w:type="spellEnd"/>
-      <w:r>
-        <w:t>`, mostrando puntos totales, rango calculado mediante `</w:t>
-      </w:r>
-      <w:proofErr w:type="spellStart"/>
-      <w:r>
-        <w:t>obtener_info_rango</w:t>
-      </w:r>
-      <w:proofErr w:type="spellEnd"/>
-      <w:r>
-        <w:t>()`, etapa y nivel actuales, racha de días consecutivos, vidas disponibles con indicador visual, y fecha de último acceso formateada.</w:t>
-      </w:r>
-    </w:p>
-    <w:p>
-      <w:pPr>
-        <w:pStyle w:val="Tesis"/>
-      </w:pPr>
-      <w:r>
-        <w:t xml:space="preserve">El archivo `biblioteca_vista.py` proporcionó </w:t>
-      </w:r>
-      <w:r>
-        <w:t xml:space="preserve">un módulo </w:t>
-      </w:r>
-      <w:r>
-        <w:t>con contenido educativo estático organizado por etapas. Utilizaba `</w:t>
-      </w:r>
-      <w:proofErr w:type="spellStart"/>
-      <w:r>
-        <w:t>ft.ExpansionTile</w:t>
-      </w:r>
-      <w:proofErr w:type="spellEnd"/>
-      <w:r>
-        <w:t>` para crear secciones colapsables que el usuario podía expandir para leer teoría matemática sin consumir vidas ni afectar su progreso. Cada etapa contenía explicaciones sobre los conceptos que luego se practicaban en los ejercicios, sirviendo como referencia consultable durante el aprendizaje.</w:t>
-      </w:r>
+      </w:pPr>
     </w:p>
     <w:p>
       <w:pPr>
@@ -5688,7 +6920,7 @@
                     <pic:cNvPicPr/>
                   </pic:nvPicPr>
                   <pic:blipFill rotWithShape="1">
-                    <a:blip r:embed="rId29" cstate="print">
+                    <a:blip r:embed="rId38" cstate="print">
                       <a:extLst>
                         <a:ext uri="{28A0092B-C50C-407E-A947-70E740481C1C}">
                           <a14:useLocalDpi xmlns:a14="http://schemas.microsoft.com/office/drawing/2010/main" val="0"/>
@@ -5819,7 +7051,7 @@
                     <pic:cNvPicPr/>
                   </pic:nvPicPr>
                   <pic:blipFill rotWithShape="1">
-                    <a:blip r:embed="rId30" cstate="print">
+                    <a:blip r:embed="rId39" cstate="print">
                       <a:extLst>
                         <a:ext uri="{28A0092B-C50C-407E-A947-70E740481C1C}">
                           <a14:useLocalDpi xmlns:a14="http://schemas.microsoft.com/office/drawing/2010/main" val="0"/>
@@ -5868,28 +7100,7 @@
           <w:b/>
           <w:bCs/>
         </w:rPr>
-        <w:t>FIGURA N°</w:t>
-      </w:r>
-      <w:r>
-        <w:rPr>
-          <w:b/>
-          <w:bCs/>
-        </w:rPr>
-        <w:t>2</w:t>
-      </w:r>
-      <w:r>
-        <w:rPr>
-          <w:b/>
-          <w:bCs/>
-        </w:rPr>
-        <w:t xml:space="preserve">. </w:t>
-      </w:r>
-      <w:r>
-        <w:rPr>
-          <w:b/>
-          <w:bCs/>
-        </w:rPr>
-        <w:t>Usuarios Registrados</w:t>
+        <w:t>FIGURA N°2. Usuarios Registrados</w:t>
       </w:r>
     </w:p>
     <w:p>
@@ -5898,6 +7109,9 @@
       </w:pPr>
       <w:r>
         <w:t xml:space="preserve">En este módulo, se visualizan los múltiples usuarios que se han registrado, de esta manera, si desea iniciar sesión solo tendrán que elegir su perfil y </w:t>
+      </w:r>
+      <w:r>
+        <w:t>solo tendrá que ingresar su contraseña</w:t>
       </w:r>
     </w:p>
     <w:p>
@@ -5933,7 +7147,7 @@
                     <pic:cNvPicPr/>
                   </pic:nvPicPr>
                   <pic:blipFill>
-                    <a:blip r:embed="rId31" cstate="print">
+                    <a:blip r:embed="rId40" cstate="print">
                       <a:extLst>
                         <a:ext uri="{28A0092B-C50C-407E-A947-70E740481C1C}">
                           <a14:useLocalDpi xmlns:a14="http://schemas.microsoft.com/office/drawing/2010/main" val="0"/>
@@ -5985,7 +7199,21 @@
           <w:b/>
           <w:bCs/>
         </w:rPr>
-        <w:t xml:space="preserve">FIGURA N°2. </w:t>
+        <w:t>FIGURA N°</w:t>
+      </w:r>
+      <w:r>
+        <w:rPr>
+          <w:b/>
+          <w:bCs/>
+        </w:rPr>
+        <w:t>3</w:t>
+      </w:r>
+      <w:r>
+        <w:rPr>
+          <w:b/>
+          <w:bCs/>
+        </w:rPr>
+        <w:t xml:space="preserve">. </w:t>
       </w:r>
       <w:proofErr w:type="spellStart"/>
       <w:r>
@@ -6027,7 +7255,16 @@
         <w:pStyle w:val="Tesis"/>
       </w:pPr>
       <w:r>
-        <w:t xml:space="preserve">Como se mencionó anteriormente, la pantalla de inicio te lleva a la pantalla de </w:t>
+        <w:t>En caso de que no se haya registrado ningún usuario</w:t>
+      </w:r>
+      <w:r>
+        <w:t>, la pantalla de inicio te lleva</w:t>
+      </w:r>
+      <w:r>
+        <w:t>rá directamente</w:t>
+      </w:r>
+      <w:r>
+        <w:t xml:space="preserve"> a la pantalla de </w:t>
       </w:r>
       <w:proofErr w:type="spellStart"/>
       <w:r>
@@ -6088,7 +7325,7 @@
                     <pic:cNvPicPr/>
                   </pic:nvPicPr>
                   <pic:blipFill rotWithShape="1">
-                    <a:blip r:embed="rId32" cstate="print">
+                    <a:blip r:embed="rId41" cstate="print">
                       <a:extLst>
                         <a:ext uri="{28A0092B-C50C-407E-A947-70E740481C1C}">
                           <a14:useLocalDpi xmlns:a14="http://schemas.microsoft.com/office/drawing/2010/main" val="0"/>
@@ -6140,7 +7377,14 @@
           <w:b/>
           <w:bCs/>
         </w:rPr>
-        <w:t>FIGURA N°3</w:t>
+        <w:t>FIGURA N°</w:t>
+      </w:r>
+      <w:r>
+        <w:rPr>
+          <w:b/>
+          <w:bCs/>
+        </w:rPr>
+        <w:t>4</w:t>
       </w:r>
       <w:r>
         <w:rPr>
@@ -6180,7 +7424,13 @@
         <w:pStyle w:val="Tesis"/>
       </w:pPr>
       <w:r>
-        <w:t>En la figura 3 est</w:t>
+        <w:t xml:space="preserve">En la figura </w:t>
+      </w:r>
+      <w:r>
+        <w:t>4</w:t>
+      </w:r>
+      <w:r>
+        <w:t xml:space="preserve"> est</w:t>
       </w:r>
       <w:r>
         <w:t>á</w:t>
@@ -6246,7 +7496,7 @@
                     <pic:cNvPicPr/>
                   </pic:nvPicPr>
                   <pic:blipFill rotWithShape="1">
-                    <a:blip r:embed="rId33" cstate="print">
+                    <a:blip r:embed="rId42" cstate="print">
                       <a:extLst>
                         <a:ext uri="{28A0092B-C50C-407E-A947-70E740481C1C}">
                           <a14:useLocalDpi xmlns:a14="http://schemas.microsoft.com/office/drawing/2010/main" val="0"/>
@@ -6298,7 +7548,21 @@
           <w:b/>
           <w:bCs/>
         </w:rPr>
-        <w:t>FIGURA N°4. Pantalla Principal</w:t>
+        <w:t>FIGURA N°</w:t>
+      </w:r>
+      <w:r>
+        <w:rPr>
+          <w:b/>
+          <w:bCs/>
+        </w:rPr>
+        <w:t>5</w:t>
+      </w:r>
+      <w:r>
+        <w:rPr>
+          <w:b/>
+          <w:bCs/>
+        </w:rPr>
+        <w:t>. Pantalla Principal</w:t>
       </w:r>
     </w:p>
     <w:p>
@@ -6394,7 +7658,7 @@
                     <pic:cNvPicPr/>
                   </pic:nvPicPr>
                   <pic:blipFill rotWithShape="1">
-                    <a:blip r:embed="rId34" cstate="print">
+                    <a:blip r:embed="rId43" cstate="print">
                       <a:extLst>
                         <a:ext uri="{28A0092B-C50C-407E-A947-70E740481C1C}">
                           <a14:useLocalDpi xmlns:a14="http://schemas.microsoft.com/office/drawing/2010/main" val="0"/>
@@ -6446,7 +7710,21 @@
           <w:b/>
           <w:bCs/>
         </w:rPr>
-        <w:t xml:space="preserve">FIGURA N°5. Pantalla de </w:t>
+        <w:t>FIGURA N°</w:t>
+      </w:r>
+      <w:r>
+        <w:rPr>
+          <w:b/>
+          <w:bCs/>
+        </w:rPr>
+        <w:t>6</w:t>
+      </w:r>
+      <w:r>
+        <w:rPr>
+          <w:b/>
+          <w:bCs/>
+        </w:rPr>
+        <w:t xml:space="preserve">. Pantalla de </w:t>
       </w:r>
       <w:r>
         <w:rPr>
@@ -6524,9 +7802,9 @@
           <w14:ligatures w14:val="standardContextual"/>
         </w:rPr>
         <w:drawing>
-          <wp:inline distT="0" distB="0" distL="0" distR="0" wp14:anchorId="097FDEBC" wp14:editId="5A477E08">
-            <wp:extent cx="4319270" cy="2260600"/>
-            <wp:effectExtent l="0" t="0" r="5080" b="6350"/>
+          <wp:inline distT="0" distB="0" distL="0" distR="0" wp14:anchorId="097FDEBC" wp14:editId="1333A5D5">
+            <wp:extent cx="4320000" cy="2260982"/>
+            <wp:effectExtent l="0" t="0" r="4445" b="6350"/>
             <wp:docPr id="1454684841" name="Imagen 7"/>
             <wp:cNvGraphicFramePr>
               <a:graphicFrameLocks xmlns:a="http://schemas.openxmlformats.org/drawingml/2006/main" noChangeAspect="1"/>
@@ -6538,15 +7816,15 @@
                     <pic:cNvPr id="1454684841" name="Imagen 7"/>
                     <pic:cNvPicPr/>
                   </pic:nvPicPr>
-                  <pic:blipFill rotWithShape="1">
-                    <a:blip r:embed="rId35" cstate="print">
+                  <pic:blipFill>
+                    <a:blip r:embed="rId44" cstate="print">
                       <a:extLst>
                         <a:ext uri="{28A0092B-C50C-407E-A947-70E740481C1C}">
                           <a14:useLocalDpi xmlns:a14="http://schemas.microsoft.com/office/drawing/2010/main" val="0"/>
                         </a:ext>
                       </a:extLst>
                     </a:blip>
-                    <a:srcRect t="2282" b="4635"/>
+                    <a:srcRect t="3478" b="3478"/>
                     <a:stretch>
                       <a:fillRect/>
                     </a:stretch>
@@ -6598,7 +7876,7 @@
           <w:b/>
           <w:bCs/>
         </w:rPr>
-        <w:t>6</w:t>
+        <w:t>7</w:t>
       </w:r>
       <w:r>
         <w:rPr>
@@ -6642,7 +7920,7 @@
         <w:t xml:space="preserve">En la figura </w:t>
       </w:r>
       <w:r>
-        <w:t>6</w:t>
+        <w:t>7</w:t>
       </w:r>
       <w:r>
         <w:t>, se visualizan todas las etapas que posee la aplicación, indicando el orden en el que se van desbloqueando y los temas matemáticos que abarcan, al elegir una etapa, el usuario es redirigido a la pantalla de la etapa mostrando los niveles de esa etapa.</w:t>
@@ -6685,7 +7963,7 @@
                     <pic:cNvPicPr/>
                   </pic:nvPicPr>
                   <pic:blipFill rotWithShape="1">
-                    <a:blip r:embed="rId36" cstate="print">
+                    <a:blip r:embed="rId45" cstate="print">
                       <a:extLst>
                         <a:ext uri="{28A0092B-C50C-407E-A947-70E740481C1C}">
                           <a14:useLocalDpi xmlns:a14="http://schemas.microsoft.com/office/drawing/2010/main" val="0"/>
@@ -6744,7 +8022,7 @@
           <w:b/>
           <w:bCs/>
         </w:rPr>
-        <w:t>7</w:t>
+        <w:t>8</w:t>
       </w:r>
       <w:r>
         <w:rPr>
@@ -6812,7 +8090,7 @@
           <w14:ligatures w14:val="standardContextual"/>
         </w:rPr>
         <w:drawing>
-          <wp:inline distT="0" distB="0" distL="0" distR="0" wp14:anchorId="3AB113D2" wp14:editId="441CC66A">
+          <wp:inline distT="0" distB="0" distL="0" distR="0" wp14:anchorId="3AB113D2" wp14:editId="7F268205">
             <wp:extent cx="4320000" cy="2256710"/>
             <wp:effectExtent l="0" t="0" r="4445" b="0"/>
             <wp:docPr id="858612301" name="Imagen 9"/>
@@ -6823,18 +8101,18 @@
               <a:graphicData uri="http://schemas.openxmlformats.org/drawingml/2006/picture">
                 <pic:pic xmlns:pic="http://schemas.openxmlformats.org/drawingml/2006/picture">
                   <pic:nvPicPr>
-                    <pic:cNvPr id="858612301" name="Imagen 858612301"/>
+                    <pic:cNvPr id="858612301" name="Imagen 9"/>
                     <pic:cNvPicPr/>
                   </pic:nvPicPr>
-                  <pic:blipFill rotWithShape="1">
-                    <a:blip r:embed="rId37" cstate="print">
+                  <pic:blipFill>
+                    <a:blip r:embed="rId46" cstate="print">
                       <a:extLst>
                         <a:ext uri="{28A0092B-C50C-407E-A947-70E740481C1C}">
                           <a14:useLocalDpi xmlns:a14="http://schemas.microsoft.com/office/drawing/2010/main" val="0"/>
                         </a:ext>
                       </a:extLst>
                     </a:blip>
-                    <a:srcRect t="2351" b="4732"/>
+                    <a:srcRect t="3566" b="3566"/>
                     <a:stretch>
                       <a:fillRect/>
                     </a:stretch>
@@ -6879,7 +8157,21 @@
           <w:b/>
           <w:bCs/>
         </w:rPr>
-        <w:t>FIGURA N°8. Pantalla de Personalización</w:t>
+        <w:t>FIGURA N°</w:t>
+      </w:r>
+      <w:r>
+        <w:rPr>
+          <w:b/>
+          <w:bCs/>
+        </w:rPr>
+        <w:t>9</w:t>
+      </w:r>
+      <w:r>
+        <w:rPr>
+          <w:b/>
+          <w:bCs/>
+        </w:rPr>
+        <w:t>. Pantalla de Personalización</w:t>
       </w:r>
     </w:p>
     <w:p>
@@ -6955,9 +8247,9 @@
           <w14:ligatures w14:val="standardContextual"/>
         </w:rPr>
         <w:drawing>
-          <wp:inline distT="0" distB="0" distL="0" distR="0" wp14:anchorId="343A8F66" wp14:editId="37380E6A">
-            <wp:extent cx="4319270" cy="2250440"/>
-            <wp:effectExtent l="0" t="0" r="5080" b="0"/>
+          <wp:inline distT="0" distB="0" distL="0" distR="0" wp14:anchorId="343A8F66" wp14:editId="5CDE491D">
+            <wp:extent cx="4320000" cy="2250820"/>
+            <wp:effectExtent l="0" t="0" r="4445" b="0"/>
             <wp:docPr id="86461207" name="Imagen 10"/>
             <wp:cNvGraphicFramePr>
               <a:graphicFrameLocks xmlns:a="http://schemas.openxmlformats.org/drawingml/2006/main" noChangeAspect="1"/>
@@ -6969,15 +8261,15 @@
                     <pic:cNvPr id="86461207" name="Imagen 10"/>
                     <pic:cNvPicPr/>
                   </pic:nvPicPr>
-                  <pic:blipFill rotWithShape="1">
-                    <a:blip r:embed="rId38" cstate="print">
+                  <pic:blipFill>
+                    <a:blip r:embed="rId47" cstate="print">
                       <a:extLst>
                         <a:ext uri="{28A0092B-C50C-407E-A947-70E740481C1C}">
                           <a14:useLocalDpi xmlns:a14="http://schemas.microsoft.com/office/drawing/2010/main" val="0"/>
                         </a:ext>
                       </a:extLst>
                     </a:blip>
-                    <a:srcRect t="2299" b="5038"/>
+                    <a:srcRect t="3687" b="3687"/>
                     <a:stretch>
                       <a:fillRect/>
                     </a:stretch>
@@ -7022,7 +8314,21 @@
           <w:b/>
           <w:bCs/>
         </w:rPr>
-        <w:t>FIGURA N°9. Pantalla de Logros</w:t>
+        <w:t>FIGURA N°</w:t>
+      </w:r>
+      <w:r>
+        <w:rPr>
+          <w:b/>
+          <w:bCs/>
+        </w:rPr>
+        <w:t>10</w:t>
+      </w:r>
+      <w:r>
+        <w:rPr>
+          <w:b/>
+          <w:bCs/>
+        </w:rPr>
+        <w:t>. Pantalla de Logros</w:t>
       </w:r>
     </w:p>
     <w:p>
@@ -7053,23 +8359,16 @@
     <w:p>
       <w:pPr>
         <w:pStyle w:val="Tesis"/>
-        <w:ind w:firstLine="0"/>
-        <w:jc w:val="center"/>
-      </w:pPr>
+      </w:pPr>
+      <w:r>
+        <w:t>En la última pantalla se localizan los logros que pueden desbloquear los usuarios por realizar ciertas acciones o alcanzar o superar etapas en específico, incluyendo el progreso que llevan en cada logro hasta completarlos.</w:t>
+      </w:r>
     </w:p>
     <w:p>
       <w:pPr>
         <w:pStyle w:val="Tesis"/>
       </w:pPr>
       <w:r>
-        <w:t>En la última pantalla se localizan los logros que pueden desbloquear los usuarios por realizar ciertas acciones o alcanzar o superar etapas en específico, incluyendo el progreso que llevan en cada logro hasta completarlos.</w:t>
-      </w:r>
-    </w:p>
-    <w:p>
-      <w:pPr>
-        <w:pStyle w:val="Tesis"/>
-      </w:pPr>
-      <w:r>
         <w:t>Una vez concluida la construcción de la aplicación</w:t>
       </w:r>
       <w:r>
@@ -7117,17 +8416,17 @@
         <w:t xml:space="preserve">a fin de </w:t>
       </w:r>
       <w:r>
-        <w:t xml:space="preserve">evaluar la </w:t>
+        <w:t>evaluar la funcionalidad, la integración entre las pantallas y en caso de que ha</w:t>
+      </w:r>
+      <w:r>
+        <w:t>ll</w:t>
+      </w:r>
+      <w:r>
+        <w:t xml:space="preserve">an </w:t>
       </w:r>
       <w:r>
         <w:lastRenderedPageBreak/>
-        <w:t>funcionalidad, la integración entre las pantallas y en caso de que ha</w:t>
-      </w:r>
-      <w:r>
-        <w:t>ll</w:t>
-      </w:r>
-      <w:r>
-        <w:t xml:space="preserve">an errores, fallas en el rendimiento </w:t>
+        <w:t xml:space="preserve">errores, fallas en el rendimiento </w:t>
       </w:r>
       <w:r>
         <w:t xml:space="preserve">o </w:t>
@@ -7274,6 +8573,9 @@
               <w:ind w:firstLine="0"/>
               <w:jc w:val="center"/>
             </w:pPr>
+            <w:r>
+              <w:t>Ninguno</w:t>
+            </w:r>
           </w:p>
         </w:tc>
       </w:tr>
@@ -7327,6 +8629,9 @@
               <w:ind w:firstLine="0"/>
               <w:jc w:val="center"/>
             </w:pPr>
+            <w:r>
+              <w:t>Ninguno</w:t>
+            </w:r>
           </w:p>
         </w:tc>
       </w:tr>
@@ -7378,6 +8683,9 @@
               <w:ind w:firstLine="0"/>
               <w:jc w:val="center"/>
             </w:pPr>
+            <w:r>
+              <w:t>Errores en la interacción entre los módulos</w:t>
+            </w:r>
           </w:p>
         </w:tc>
       </w:tr>
@@ -7422,6 +8730,9 @@
               <w:ind w:firstLine="0"/>
               <w:jc w:val="center"/>
             </w:pPr>
+            <w:r>
+              <w:t>Tiempo de carga largo</w:t>
+            </w:r>
           </w:p>
         </w:tc>
       </w:tr>
@@ -7466,6 +8777,9 @@
               <w:ind w:firstLine="0"/>
               <w:jc w:val="center"/>
             </w:pPr>
+            <w:r>
+              <w:t>Ninguno</w:t>
+            </w:r>
           </w:p>
         </w:tc>
       </w:tr>
@@ -7510,6 +8824,9 @@
               <w:ind w:firstLine="0"/>
               <w:jc w:val="center"/>
             </w:pPr>
+            <w:r>
+              <w:t>falla de visualización al momento de abrir las pestañas desplegables</w:t>
+            </w:r>
           </w:p>
         </w:tc>
       </w:tr>
@@ -7554,6 +8871,9 @@
               <w:ind w:firstLine="0"/>
               <w:jc w:val="center"/>
             </w:pPr>
+            <w:r>
+              <w:t>Los cambios no se guardaban en el instante</w:t>
+            </w:r>
           </w:p>
         </w:tc>
       </w:tr>
@@ -7575,14 +8895,8 @@
               <w:rPr>
                 <w:lang w:val="es-ES_tradnl"/>
               </w:rPr>
-              <w:t xml:space="preserve">Recuperación de </w:t>
-            </w:r>
-            <w:r>
-              <w:rPr>
-                <w:lang w:val="es-ES_tradnl"/>
-              </w:rPr>
               <w:lastRenderedPageBreak/>
-              <w:t>contraseña</w:t>
+              <w:t>Recuperación de contraseña</w:t>
             </w:r>
           </w:p>
         </w:tc>
@@ -7597,12 +8911,7 @@
               <w:jc w:val="center"/>
             </w:pPr>
             <w:r>
-              <w:lastRenderedPageBreak/>
-              <w:t xml:space="preserve">Prueba de </w:t>
-            </w:r>
-            <w:r>
-              <w:lastRenderedPageBreak/>
-              <w:t>autenticación</w:t>
+              <w:t>Prueba de autenticación</w:t>
             </w:r>
           </w:p>
         </w:tc>
@@ -7616,6 +8925,9 @@
               <w:ind w:firstLine="0"/>
               <w:jc w:val="center"/>
             </w:pPr>
+            <w:r>
+              <w:t>No se envía el correo de recuperación</w:t>
+            </w:r>
           </w:p>
         </w:tc>
       </w:tr>
@@ -7660,7 +8972,7 @@
 </file>
 
 <file path=word/endnotes.xml><?xml version="1.0" encoding="utf-8"?>
-<w:endnotes xmlns:wpc="http://schemas.microsoft.com/office/word/2010/wordprocessingCanvas" xmlns:cx="http://schemas.microsoft.com/office/drawing/2014/chartex" xmlns:cx1="http://schemas.microsoft.com/office/drawing/2015/9/8/chartex" xmlns:cx2="http://schemas.microsoft.com/office/drawing/2015/10/21/chartex" xmlns:cx3="http://schemas.microsoft.com/office/drawing/2016/5/9/chartex" xmlns:cx4="http://schemas.microsoft.com/office/drawing/2016/5/10/chartex" xmlns:cx5="http://schemas.microsoft.com/office/drawing/2016/5/11/chartex" xmlns:cx6="http://schemas.microsoft.com/office/drawing/2016/5/12/chartex" xmlns:cx7="http://schemas.microsoft.com/office/drawing/2016/5/13/chartex" xmlns:cx8="http://schemas.microsoft.com/office/drawing/2016/5/14/chartex" xmlns:mc="http://schemas.openxmlformats.org/markup-compatibility/2006" xmlns:aink="http://schemas.microsoft.com/office/drawing/2016/ink" xmlns:am3d="http://schemas.microsoft.com/office/drawing/2017/model3d" xmlns:o="urn:schemas-microsoft-com:office:office" xmlns:oel="http://schemas.microsoft.com/office/2019/extlst" xmlns:r="http://schemas.openxmlformats.org/officeDocument/2006/relationships" xmlns:m="http://schemas.openxmlformats.org/officeDocument/2006/math" xmlns:v="urn:schemas-microsoft-com:vml" xmlns:wp14="http://schemas.microsoft.com/office/word/2010/wordprocessingDrawing" xmlns:wp="http://schemas.openxmlformats.org/drawingml/2006/wordprocessingDrawing" xmlns:w10="urn:schemas-microsoft-com:office:word" xmlns:w="http://schemas.openxmlformats.org/wordprocessingml/2006/main" xmlns:w14="http://schemas.microsoft.com/office/word/2010/wordml" xmlns:w15="http://schemas.microsoft.com/office/word/2012/wordml" xmlns:w16cex="http://schemas.microsoft.com/office/word/2018/wordml/cex" xmlns:w16cid="http://schemas.microsoft.com/office/word/2016/wordml/cid" xmlns:w16="http://schemas.microsoft.com/office/word/2018/wordml" xmlns:w16sdtdh="http://schemas.microsoft.com/office/word/2020/wordml/sdtdatahash" xmlns:w16se="http://schemas.microsoft.com/office/word/2015/wordml/symex" xmlns:wpg="http://schemas.microsoft.com/office/word/2010/wordprocessingGroup" xmlns:wpi="http://schemas.microsoft.com/office/word/2010/wordprocessingInk" xmlns:wne="http://schemas.microsoft.com/office/word/2006/wordml" xmlns:wps="http://schemas.microsoft.com/office/word/2010/wordprocessingShape" mc:Ignorable="w14 w15 w16se w16cid w16 w16cex w16sdtdh wp14">
+<w:endnotes xmlns:wpc="http://schemas.microsoft.com/office/word/2010/wordprocessingCanvas" xmlns:cx="http://schemas.microsoft.com/office/drawing/2014/chartex" xmlns:cx1="http://schemas.microsoft.com/office/drawing/2015/9/8/chartex" xmlns:cx2="http://schemas.microsoft.com/office/drawing/2015/10/21/chartex" xmlns:cx3="http://schemas.microsoft.com/office/drawing/2016/5/9/chartex" xmlns:cx4="http://schemas.microsoft.com/office/drawing/2016/5/10/chartex" xmlns:cx5="http://schemas.microsoft.com/office/drawing/2016/5/11/chartex" xmlns:cx6="http://schemas.microsoft.com/office/drawing/2016/5/12/chartex" xmlns:cx7="http://schemas.microsoft.com/office/drawing/2016/5/13/chartex" xmlns:cx8="http://schemas.microsoft.com/office/drawing/2016/5/14/chartex" xmlns:mc="http://schemas.openxmlformats.org/markup-compatibility/2006" xmlns:aink="http://schemas.microsoft.com/office/drawing/2016/ink" xmlns:am3d="http://schemas.microsoft.com/office/drawing/2017/model3d" xmlns:o="urn:schemas-microsoft-com:office:office" xmlns:oel="http://schemas.microsoft.com/office/2019/extlst" xmlns:r="http://schemas.openxmlformats.org/officeDocument/2006/relationships" xmlns:m="http://schemas.openxmlformats.org/officeDocument/2006/math" xmlns:v="urn:schemas-microsoft-com:vml" xmlns:wp14="http://schemas.microsoft.com/office/word/2010/wordprocessingDrawing" xmlns:wp="http://schemas.openxmlformats.org/drawingml/2006/wordprocessingDrawing" xmlns:w10="urn:schemas-microsoft-com:office:word" xmlns:w="http://schemas.openxmlformats.org/wordprocessingml/2006/main" xmlns:w14="http://schemas.microsoft.com/office/word/2010/wordml" xmlns:w15="http://schemas.microsoft.com/office/word/2012/wordml" xmlns:w16cex="http://schemas.microsoft.com/office/word/2018/wordml/cex" xmlns:w16cid="http://schemas.microsoft.com/office/word/2016/wordml/cid" xmlns:w16="http://schemas.microsoft.com/office/word/2018/wordml" xmlns:w16du="http://schemas.microsoft.com/office/word/2023/wordml/word16du" xmlns:w16sdtdh="http://schemas.microsoft.com/office/word/2020/wordml/sdtdatahash" xmlns:w16se="http://schemas.microsoft.com/office/word/2015/wordml/symex" xmlns:wpg="http://schemas.microsoft.com/office/word/2010/wordprocessingGroup" xmlns:wpi="http://schemas.microsoft.com/office/word/2010/wordprocessingInk" xmlns:wne="http://schemas.microsoft.com/office/word/2006/wordml" xmlns:wps="http://schemas.microsoft.com/office/word/2010/wordprocessingShape" mc:Ignorable="w14 w15 w16se w16cid w16 w16cex w16sdtdh wp14">
   <w:endnote w:type="separator" w:id="-1">
     <w:p>
       <w:r>
@@ -7679,7 +8991,7 @@
 </file>
 
 <file path=word/footnotes.xml><?xml version="1.0" encoding="utf-8"?>
-<w:footnotes xmlns:wpc="http://schemas.microsoft.com/office/word/2010/wordprocessingCanvas" xmlns:cx="http://schemas.microsoft.com/office/drawing/2014/chartex" xmlns:cx1="http://schemas.microsoft.com/office/drawing/2015/9/8/chartex" xmlns:cx2="http://schemas.microsoft.com/office/drawing/2015/10/21/chartex" xmlns:cx3="http://schemas.microsoft.com/office/drawing/2016/5/9/chartex" xmlns:cx4="http://schemas.microsoft.com/office/drawing/2016/5/10/chartex" xmlns:cx5="http://schemas.microsoft.com/office/drawing/2016/5/11/chartex" xmlns:cx6="http://schemas.microsoft.com/office/drawing/2016/5/12/chartex" xmlns:cx7="http://schemas.microsoft.com/office/drawing/2016/5/13/chartex" xmlns:cx8="http://schemas.microsoft.com/office/drawing/2016/5/14/chartex" xmlns:mc="http://schemas.openxmlformats.org/markup-compatibility/2006" xmlns:aink="http://schemas.microsoft.com/office/drawing/2016/ink" xmlns:am3d="http://schemas.microsoft.com/office/drawing/2017/model3d" xmlns:o="urn:schemas-microsoft-com:office:office" xmlns:oel="http://schemas.microsoft.com/office/2019/extlst" xmlns:r="http://schemas.openxmlformats.org/officeDocument/2006/relationships" xmlns:m="http://schemas.openxmlformats.org/officeDocument/2006/math" xmlns:v="urn:schemas-microsoft-com:vml" xmlns:wp14="http://schemas.microsoft.com/office/word/2010/wordprocessingDrawing" xmlns:wp="http://schemas.openxmlformats.org/drawingml/2006/wordprocessingDrawing" xmlns:w10="urn:schemas-microsoft-com:office:word" xmlns:w="http://schemas.openxmlformats.org/wordprocessingml/2006/main" xmlns:w14="http://schemas.microsoft.com/office/word/2010/wordml" xmlns:w15="http://schemas.microsoft.com/office/word/2012/wordml" xmlns:w16cex="http://schemas.microsoft.com/office/word/2018/wordml/cex" xmlns:w16cid="http://schemas.microsoft.com/office/word/2016/wordml/cid" xmlns:w16="http://schemas.microsoft.com/office/word/2018/wordml" xmlns:w16sdtdh="http://schemas.microsoft.com/office/word/2020/wordml/sdtdatahash" xmlns:w16se="http://schemas.microsoft.com/office/word/2015/wordml/symex" xmlns:wpg="http://schemas.microsoft.com/office/word/2010/wordprocessingGroup" xmlns:wpi="http://schemas.microsoft.com/office/word/2010/wordprocessingInk" xmlns:wne="http://schemas.microsoft.com/office/word/2006/wordml" xmlns:wps="http://schemas.microsoft.com/office/word/2010/wordprocessingShape" mc:Ignorable="w14 w15 w16se w16cid w16 w16cex w16sdtdh wp14">
+<w:footnotes xmlns:wpc="http://schemas.microsoft.com/office/word/2010/wordprocessingCanvas" xmlns:cx="http://schemas.microsoft.com/office/drawing/2014/chartex" xmlns:cx1="http://schemas.microsoft.com/office/drawing/2015/9/8/chartex" xmlns:cx2="http://schemas.microsoft.com/office/drawing/2015/10/21/chartex" xmlns:cx3="http://schemas.microsoft.com/office/drawing/2016/5/9/chartex" xmlns:cx4="http://schemas.microsoft.com/office/drawing/2016/5/10/chartex" xmlns:cx5="http://schemas.microsoft.com/office/drawing/2016/5/11/chartex" xmlns:cx6="http://schemas.microsoft.com/office/drawing/2016/5/12/chartex" xmlns:cx7="http://schemas.microsoft.com/office/drawing/2016/5/13/chartex" xmlns:cx8="http://schemas.microsoft.com/office/drawing/2016/5/14/chartex" xmlns:mc="http://schemas.openxmlformats.org/markup-compatibility/2006" xmlns:aink="http://schemas.microsoft.com/office/drawing/2016/ink" xmlns:am3d="http://schemas.microsoft.com/office/drawing/2017/model3d" xmlns:o="urn:schemas-microsoft-com:office:office" xmlns:oel="http://schemas.microsoft.com/office/2019/extlst" xmlns:r="http://schemas.openxmlformats.org/officeDocument/2006/relationships" xmlns:m="http://schemas.openxmlformats.org/officeDocument/2006/math" xmlns:v="urn:schemas-microsoft-com:vml" xmlns:wp14="http://schemas.microsoft.com/office/word/2010/wordprocessingDrawing" xmlns:wp="http://schemas.openxmlformats.org/drawingml/2006/wordprocessingDrawing" xmlns:w10="urn:schemas-microsoft-com:office:word" xmlns:w="http://schemas.openxmlformats.org/wordprocessingml/2006/main" xmlns:w14="http://schemas.microsoft.com/office/word/2010/wordml" xmlns:w15="http://schemas.microsoft.com/office/word/2012/wordml" xmlns:w16cex="http://schemas.microsoft.com/office/word/2018/wordml/cex" xmlns:w16cid="http://schemas.microsoft.com/office/word/2016/wordml/cid" xmlns:w16="http://schemas.microsoft.com/office/word/2018/wordml" xmlns:w16du="http://schemas.microsoft.com/office/word/2023/wordml/word16du" xmlns:w16sdtdh="http://schemas.microsoft.com/office/word/2020/wordml/sdtdatahash" xmlns:w16se="http://schemas.microsoft.com/office/word/2015/wordml/symex" xmlns:wpg="http://schemas.microsoft.com/office/word/2010/wordprocessingGroup" xmlns:wpi="http://schemas.microsoft.com/office/word/2010/wordprocessingInk" xmlns:wne="http://schemas.microsoft.com/office/word/2006/wordml" xmlns:wps="http://schemas.microsoft.com/office/word/2010/wordprocessingShape" mc:Ignorable="w14 w15 w16se w16cid w16 w16cex w16sdtdh wp14">
   <w:footnote w:type="separator" w:id="-1">
     <w:p>
       <w:r>
@@ -7698,7 +9010,7 @@
 </file>
 
 <file path=word/numbering.xml><?xml version="1.0" encoding="utf-8"?>
-<w:numbering xmlns:wpc="http://schemas.microsoft.com/office/word/2010/wordprocessingCanvas" xmlns:cx="http://schemas.microsoft.com/office/drawing/2014/chartex" xmlns:cx1="http://schemas.microsoft.com/office/drawing/2015/9/8/chartex" xmlns:cx2="http://schemas.microsoft.com/office/drawing/2015/10/21/chartex" xmlns:cx3="http://schemas.microsoft.com/office/drawing/2016/5/9/chartex" xmlns:cx4="http://schemas.microsoft.com/office/drawing/2016/5/10/chartex" xmlns:cx5="http://schemas.microsoft.com/office/drawing/2016/5/11/chartex" xmlns:cx6="http://schemas.microsoft.com/office/drawing/2016/5/12/chartex" xmlns:cx7="http://schemas.microsoft.com/office/drawing/2016/5/13/chartex" xmlns:cx8="http://schemas.microsoft.com/office/drawing/2016/5/14/chartex" xmlns:mc="http://schemas.openxmlformats.org/markup-compatibility/2006" xmlns:aink="http://schemas.microsoft.com/office/drawing/2016/ink" xmlns:am3d="http://schemas.microsoft.com/office/drawing/2017/model3d" xmlns:o="urn:schemas-microsoft-com:office:office" xmlns:oel="http://schemas.microsoft.com/office/2019/extlst" xmlns:r="http://schemas.openxmlformats.org/officeDocument/2006/relationships" xmlns:m="http://schemas.openxmlformats.org/officeDocument/2006/math" xmlns:v="urn:schemas-microsoft-com:vml" xmlns:wp14="http://schemas.microsoft.com/office/word/2010/wordprocessingDrawing" xmlns:wp="http://schemas.openxmlformats.org/drawingml/2006/wordprocessingDrawing" xmlns:w10="urn:schemas-microsoft-com:office:word" xmlns:w="http://schemas.openxmlformats.org/wordprocessingml/2006/main" xmlns:w14="http://schemas.microsoft.com/office/word/2010/wordml" xmlns:w15="http://schemas.microsoft.com/office/word/2012/wordml" xmlns:w16cex="http://schemas.microsoft.com/office/word/2018/wordml/cex" xmlns:w16cid="http://schemas.microsoft.com/office/word/2016/wordml/cid" xmlns:w16="http://schemas.microsoft.com/office/word/2018/wordml" xmlns:w16sdtdh="http://schemas.microsoft.com/office/word/2020/wordml/sdtdatahash" xmlns:w16se="http://schemas.microsoft.com/office/word/2015/wordml/symex" xmlns:wpg="http://schemas.microsoft.com/office/word/2010/wordprocessingGroup" xmlns:wpi="http://schemas.microsoft.com/office/word/2010/wordprocessingInk" xmlns:wne="http://schemas.microsoft.com/office/word/2006/wordml" xmlns:wps="http://schemas.microsoft.com/office/word/2010/wordprocessingShape" mc:Ignorable="w14 w15 w16se w16cid w16 w16cex w16sdtdh wp14">
+<w:numbering xmlns:wpc="http://schemas.microsoft.com/office/word/2010/wordprocessingCanvas" xmlns:cx="http://schemas.microsoft.com/office/drawing/2014/chartex" xmlns:cx1="http://schemas.microsoft.com/office/drawing/2015/9/8/chartex" xmlns:cx2="http://schemas.microsoft.com/office/drawing/2015/10/21/chartex" xmlns:cx3="http://schemas.microsoft.com/office/drawing/2016/5/9/chartex" xmlns:cx4="http://schemas.microsoft.com/office/drawing/2016/5/10/chartex" xmlns:cx5="http://schemas.microsoft.com/office/drawing/2016/5/11/chartex" xmlns:cx6="http://schemas.microsoft.com/office/drawing/2016/5/12/chartex" xmlns:cx7="http://schemas.microsoft.com/office/drawing/2016/5/13/chartex" xmlns:cx8="http://schemas.microsoft.com/office/drawing/2016/5/14/chartex" xmlns:mc="http://schemas.openxmlformats.org/markup-compatibility/2006" xmlns:aink="http://schemas.microsoft.com/office/drawing/2016/ink" xmlns:am3d="http://schemas.microsoft.com/office/drawing/2017/model3d" xmlns:o="urn:schemas-microsoft-com:office:office" xmlns:oel="http://schemas.microsoft.com/office/2019/extlst" xmlns:r="http://schemas.openxmlformats.org/officeDocument/2006/relationships" xmlns:m="http://schemas.openxmlformats.org/officeDocument/2006/math" xmlns:v="urn:schemas-microsoft-com:vml" xmlns:wp14="http://schemas.microsoft.com/office/word/2010/wordprocessingDrawing" xmlns:wp="http://schemas.openxmlformats.org/drawingml/2006/wordprocessingDrawing" xmlns:w10="urn:schemas-microsoft-com:office:word" xmlns:w="http://schemas.openxmlformats.org/wordprocessingml/2006/main" xmlns:w14="http://schemas.microsoft.com/office/word/2010/wordml" xmlns:w15="http://schemas.microsoft.com/office/word/2012/wordml" xmlns:w16cex="http://schemas.microsoft.com/office/word/2018/wordml/cex" xmlns:w16cid="http://schemas.microsoft.com/office/word/2016/wordml/cid" xmlns:w16="http://schemas.microsoft.com/office/word/2018/wordml" xmlns:w16du="http://schemas.microsoft.com/office/word/2023/wordml/word16du" xmlns:w16sdtdh="http://schemas.microsoft.com/office/word/2020/wordml/sdtdatahash" xmlns:w16se="http://schemas.microsoft.com/office/word/2015/wordml/symex" xmlns:wpg="http://schemas.microsoft.com/office/word/2010/wordprocessingGroup" xmlns:wpi="http://schemas.microsoft.com/office/word/2010/wordprocessingInk" xmlns:wne="http://schemas.microsoft.com/office/word/2006/wordml" xmlns:wps="http://schemas.microsoft.com/office/word/2010/wordprocessingShape" mc:Ignorable="w14 w15 w16se w16cid w16 w16cex w16sdtdh wp14">
   <w:abstractNum w:abstractNumId="0" w15:restartNumberingAfterBreak="0">
     <w:nsid w:val="02C57005"/>
     <w:multiLevelType w:val="hybridMultilevel"/>
@@ -9320,7 +10632,7 @@
               <a:cs typeface="+mn-cs"/>
             </a:defRPr>
           </a:pPr>
-          <a:endParaRPr lang="es-MX"/>
+          <a:endParaRPr lang="es-VE"/>
         </a:p>
       </c:txPr>
     </c:title>
@@ -9587,7 +10899,7 @@
                     <a:cs typeface="+mn-cs"/>
                   </a:defRPr>
                 </a:pPr>
-                <a:endParaRPr lang="es-MX"/>
+                <a:endParaRPr lang="es-VE"/>
               </a:p>
             </c:txPr>
             <c:dLblPos val="inEnd"/>
@@ -9741,7 +11053,7 @@
               <a:cs typeface="+mn-cs"/>
             </a:defRPr>
           </a:pPr>
-          <a:endParaRPr lang="es-MX"/>
+          <a:endParaRPr lang="es-VE"/>
         </a:p>
       </c:txPr>
     </c:legend>
@@ -9777,7 +11089,7 @@
           </a:solidFill>
         </a:defRPr>
       </a:pPr>
-      <a:endParaRPr lang="es-MX"/>
+      <a:endParaRPr lang="es-VE"/>
     </a:p>
   </c:txPr>
   <c:externalData r:id="rId3">
@@ -9845,7 +11157,7 @@
               <a:cs typeface="+mn-cs"/>
             </a:defRPr>
           </a:pPr>
-          <a:endParaRPr lang="es-MX"/>
+          <a:endParaRPr lang="es-VE"/>
         </a:p>
       </c:txPr>
     </c:title>
@@ -9986,7 +11298,7 @@
                     <a:cs typeface="+mn-cs"/>
                   </a:defRPr>
                 </a:pPr>
-                <a:endParaRPr lang="es-MX"/>
+                <a:endParaRPr lang="es-VE"/>
               </a:p>
             </c:txPr>
             <c:dLblPos val="inEnd"/>
@@ -10110,7 +11422,7 @@
               <a:cs typeface="+mn-cs"/>
             </a:defRPr>
           </a:pPr>
-          <a:endParaRPr lang="es-MX"/>
+          <a:endParaRPr lang="es-VE"/>
         </a:p>
       </c:txPr>
     </c:legend>
@@ -10148,7 +11460,7 @@
           </a:solidFill>
         </a:defRPr>
       </a:pPr>
-      <a:endParaRPr lang="es-MX"/>
+      <a:endParaRPr lang="es-VE"/>
     </a:p>
   </c:txPr>
   <c:externalData r:id="rId3">
@@ -10216,7 +11528,7 @@
               <a:cs typeface="+mn-cs"/>
             </a:defRPr>
           </a:pPr>
-          <a:endParaRPr lang="es-MX"/>
+          <a:endParaRPr lang="es-VE"/>
         </a:p>
       </c:txPr>
     </c:title>
@@ -10357,7 +11669,7 @@
                     <a:cs typeface="+mn-cs"/>
                   </a:defRPr>
                 </a:pPr>
-                <a:endParaRPr lang="es-MX"/>
+                <a:endParaRPr lang="es-VE"/>
               </a:p>
             </c:txPr>
             <c:dLblPos val="inEnd"/>
@@ -10481,7 +11793,7 @@
               <a:cs typeface="+mn-cs"/>
             </a:defRPr>
           </a:pPr>
-          <a:endParaRPr lang="es-MX"/>
+          <a:endParaRPr lang="es-VE"/>
         </a:p>
       </c:txPr>
     </c:legend>
@@ -10519,7 +11831,7 @@
           </a:solidFill>
         </a:defRPr>
       </a:pPr>
-      <a:endParaRPr lang="es-MX"/>
+      <a:endParaRPr lang="es-VE"/>
     </a:p>
   </c:txPr>
   <c:externalData r:id="rId3">
@@ -10587,7 +11899,7 @@
               <a:cs typeface="+mn-cs"/>
             </a:defRPr>
           </a:pPr>
-          <a:endParaRPr lang="es-MX"/>
+          <a:endParaRPr lang="es-VE"/>
         </a:p>
       </c:txPr>
     </c:title>
@@ -10728,7 +12040,7 @@
                     <a:cs typeface="+mn-cs"/>
                   </a:defRPr>
                 </a:pPr>
-                <a:endParaRPr lang="es-MX"/>
+                <a:endParaRPr lang="es-VE"/>
               </a:p>
             </c:txPr>
             <c:dLblPos val="inEnd"/>
@@ -10852,7 +12164,7 @@
               <a:cs typeface="+mn-cs"/>
             </a:defRPr>
           </a:pPr>
-          <a:endParaRPr lang="es-MX"/>
+          <a:endParaRPr lang="es-VE"/>
         </a:p>
       </c:txPr>
     </c:legend>
@@ -10890,7 +12202,7 @@
           </a:solidFill>
         </a:defRPr>
       </a:pPr>
-      <a:endParaRPr lang="es-MX"/>
+      <a:endParaRPr lang="es-VE"/>
     </a:p>
   </c:txPr>
   <c:externalData r:id="rId3">
@@ -10936,7 +12248,7 @@
               <a:cs typeface="+mn-cs"/>
             </a:defRPr>
           </a:pPr>
-          <a:endParaRPr lang="es-MX"/>
+          <a:endParaRPr lang="es-VE"/>
         </a:p>
       </c:txPr>
     </c:title>
@@ -11125,7 +12437,7 @@
                     <a:cs typeface="+mn-cs"/>
                   </a:defRPr>
                 </a:pPr>
-                <a:endParaRPr lang="es-MX"/>
+                <a:endParaRPr lang="es-VE"/>
               </a:p>
             </c:txPr>
             <c:dLblPos val="inEnd"/>
@@ -11269,7 +12581,7 @@
               <a:cs typeface="+mn-cs"/>
             </a:defRPr>
           </a:pPr>
-          <a:endParaRPr lang="es-MX"/>
+          <a:endParaRPr lang="es-VE"/>
         </a:p>
       </c:txPr>
     </c:legend>
@@ -11307,7 +12619,7 @@
           </a:solidFill>
         </a:defRPr>
       </a:pPr>
-      <a:endParaRPr lang="es-MX"/>
+      <a:endParaRPr lang="es-VE"/>
     </a:p>
   </c:txPr>
   <c:externalData r:id="rId3">
@@ -11383,7 +12695,7 @@
               <a:cs typeface="+mn-cs"/>
             </a:defRPr>
           </a:pPr>
-          <a:endParaRPr lang="es-MX"/>
+          <a:endParaRPr lang="es-VE"/>
         </a:p>
       </c:txPr>
     </c:title>
@@ -11476,7 +12788,7 @@
                     <a:cs typeface="+mn-cs"/>
                   </a:defRPr>
                 </a:pPr>
-                <a:endParaRPr lang="es-MX"/>
+                <a:endParaRPr lang="es-VE"/>
               </a:p>
             </c:txPr>
             <c:dLblPos val="inEnd"/>
@@ -11588,7 +12900,7 @@
               <a:cs typeface="+mn-cs"/>
             </a:defRPr>
           </a:pPr>
-          <a:endParaRPr lang="es-MX"/>
+          <a:endParaRPr lang="es-VE"/>
         </a:p>
       </c:txPr>
     </c:legend>
@@ -11626,7 +12938,7 @@
           </a:solidFill>
         </a:defRPr>
       </a:pPr>
-      <a:endParaRPr lang="es-MX"/>
+      <a:endParaRPr lang="es-VE"/>
     </a:p>
   </c:txPr>
   <c:externalData r:id="rId3">
@@ -11672,7 +12984,7 @@
               <a:cs typeface="+mn-cs"/>
             </a:defRPr>
           </a:pPr>
-          <a:endParaRPr lang="es-MX"/>
+          <a:endParaRPr lang="es-VE"/>
         </a:p>
       </c:txPr>
     </c:title>
@@ -11813,7 +13125,7 @@
                     <a:cs typeface="+mn-cs"/>
                   </a:defRPr>
                 </a:pPr>
-                <a:endParaRPr lang="es-MX"/>
+                <a:endParaRPr lang="es-VE"/>
               </a:p>
             </c:txPr>
             <c:dLblPos val="inEnd"/>
@@ -11937,7 +13249,7 @@
               <a:cs typeface="+mn-cs"/>
             </a:defRPr>
           </a:pPr>
-          <a:endParaRPr lang="es-MX"/>
+          <a:endParaRPr lang="es-VE"/>
         </a:p>
       </c:txPr>
     </c:legend>
@@ -11975,7 +13287,7 @@
           </a:solidFill>
         </a:defRPr>
       </a:pPr>
-      <a:endParaRPr lang="es-MX"/>
+      <a:endParaRPr lang="es-VE"/>
     </a:p>
   </c:txPr>
   <c:externalData r:id="rId3">
@@ -12024,7 +13336,7 @@
               <a:cs typeface="+mn-cs"/>
             </a:defRPr>
           </a:pPr>
-          <a:endParaRPr lang="es-MX"/>
+          <a:endParaRPr lang="es-VE"/>
         </a:p>
       </c:txPr>
     </c:title>
@@ -12192,7 +13504,7 @@
                     <a:cs typeface="+mn-cs"/>
                   </a:defRPr>
                 </a:pPr>
-                <a:endParaRPr lang="es-MX"/>
+                <a:endParaRPr lang="es-VE"/>
               </a:p>
             </c:txPr>
             <c:dLblPos val="inEnd"/>
@@ -12325,7 +13637,7 @@
               <a:cs typeface="+mn-cs"/>
             </a:defRPr>
           </a:pPr>
-          <a:endParaRPr lang="es-MX"/>
+          <a:endParaRPr lang="es-VE"/>
         </a:p>
       </c:txPr>
     </c:legend>
@@ -12366,7 +13678,7 @@
           </a:solidFill>
         </a:defRPr>
       </a:pPr>
-      <a:endParaRPr lang="es-MX"/>
+      <a:endParaRPr lang="es-VE"/>
     </a:p>
   </c:txPr>
   <c:externalData r:id="rId3">
@@ -12414,7 +13726,7 @@
               <a:cs typeface="+mn-cs"/>
             </a:defRPr>
           </a:pPr>
-          <a:endParaRPr lang="es-MX"/>
+          <a:endParaRPr lang="es-VE"/>
         </a:p>
       </c:txPr>
     </c:title>
@@ -12557,7 +13869,7 @@
                     <a:cs typeface="+mn-cs"/>
                   </a:defRPr>
                 </a:pPr>
-                <a:endParaRPr lang="es-MX"/>
+                <a:endParaRPr lang="es-VE"/>
               </a:p>
             </c:txPr>
             <c:dLblPos val="inEnd"/>
@@ -12683,7 +13995,7 @@
               <a:cs typeface="+mn-cs"/>
             </a:defRPr>
           </a:pPr>
-          <a:endParaRPr lang="es-MX"/>
+          <a:endParaRPr lang="es-VE"/>
         </a:p>
       </c:txPr>
     </c:legend>
@@ -12723,7 +14035,7 @@
           </a:solidFill>
         </a:defRPr>
       </a:pPr>
-      <a:endParaRPr lang="es-MX"/>
+      <a:endParaRPr lang="es-VE"/>
     </a:p>
   </c:txPr>
   <c:externalData r:id="rId3">
@@ -12791,7 +14103,7 @@
               <a:cs typeface="+mn-cs"/>
             </a:defRPr>
           </a:pPr>
-          <a:endParaRPr lang="es-MX"/>
+          <a:endParaRPr lang="es-VE"/>
         </a:p>
       </c:txPr>
     </c:title>
@@ -12884,7 +14196,7 @@
                     <a:cs typeface="+mn-cs"/>
                   </a:defRPr>
                 </a:pPr>
-                <a:endParaRPr lang="es-MX"/>
+                <a:endParaRPr lang="es-VE"/>
               </a:p>
             </c:txPr>
             <c:dLblPos val="inEnd"/>
@@ -12996,7 +14308,7 @@
               <a:cs typeface="+mn-cs"/>
             </a:defRPr>
           </a:pPr>
-          <a:endParaRPr lang="es-MX"/>
+          <a:endParaRPr lang="es-VE"/>
         </a:p>
       </c:txPr>
     </c:legend>
@@ -13034,7 +14346,7 @@
           </a:solidFill>
         </a:defRPr>
       </a:pPr>
-      <a:endParaRPr lang="es-MX"/>
+      <a:endParaRPr lang="es-VE"/>
     </a:p>
   </c:txPr>
   <c:externalData r:id="rId3">
@@ -13104,7 +14416,7 @@
               <a:cs typeface="+mn-cs"/>
             </a:defRPr>
           </a:pPr>
-          <a:endParaRPr lang="es-MX"/>
+          <a:endParaRPr lang="es-VE"/>
         </a:p>
       </c:txPr>
     </c:title>
@@ -13269,7 +14581,7 @@
                     <a:cs typeface="+mn-cs"/>
                   </a:defRPr>
                 </a:pPr>
-                <a:endParaRPr lang="es-MX"/>
+                <a:endParaRPr lang="es-VE"/>
               </a:p>
             </c:txPr>
             <c:dLblPos val="inEnd"/>
@@ -13399,7 +14711,7 @@
               <a:cs typeface="+mn-cs"/>
             </a:defRPr>
           </a:pPr>
-          <a:endParaRPr lang="es-MX"/>
+          <a:endParaRPr lang="es-VE"/>
         </a:p>
       </c:txPr>
     </c:legend>
@@ -13437,7 +14749,7 @@
           </a:solidFill>
         </a:defRPr>
       </a:pPr>
-      <a:endParaRPr lang="es-MX"/>
+      <a:endParaRPr lang="es-VE"/>
     </a:p>
   </c:txPr>
   <c:externalData r:id="rId3">
@@ -13511,7 +14823,7 @@
               <a:cs typeface="+mn-cs"/>
             </a:defRPr>
           </a:pPr>
-          <a:endParaRPr lang="es-MX"/>
+          <a:endParaRPr lang="es-VE"/>
         </a:p>
       </c:txPr>
     </c:title>
@@ -13571,7 +14883,7 @@
                     <a:cs typeface="+mn-cs"/>
                   </a:defRPr>
                 </a:pPr>
-                <a:endParaRPr lang="es-MX"/>
+                <a:endParaRPr lang="es-VE"/>
               </a:p>
             </c:txPr>
             <c:dLblPos val="outEnd"/>
@@ -13704,7 +15016,7 @@
                     <a:cs typeface="+mn-cs"/>
                   </a:defRPr>
                 </a:pPr>
-                <a:endParaRPr lang="es-MX"/>
+                <a:endParaRPr lang="es-VE"/>
               </a:p>
             </c:txPr>
             <c:dLblPos val="outEnd"/>
@@ -13837,7 +15149,7 @@
                     <a:cs typeface="+mn-cs"/>
                   </a:defRPr>
                 </a:pPr>
-                <a:endParaRPr lang="es-MX"/>
+                <a:endParaRPr lang="es-VE"/>
               </a:p>
             </c:txPr>
             <c:dLblPos val="outEnd"/>
@@ -13970,7 +15282,7 @@
                     <a:cs typeface="+mn-cs"/>
                   </a:defRPr>
                 </a:pPr>
-                <a:endParaRPr lang="es-MX"/>
+                <a:endParaRPr lang="es-VE"/>
               </a:p>
             </c:txPr>
             <c:dLblPos val="outEnd"/>
@@ -14103,7 +15415,7 @@
                     <a:cs typeface="+mn-cs"/>
                   </a:defRPr>
                 </a:pPr>
-                <a:endParaRPr lang="es-MX"/>
+                <a:endParaRPr lang="es-VE"/>
               </a:p>
             </c:txPr>
             <c:dLblPos val="outEnd"/>
@@ -14242,7 +15554,7 @@
                 <a:cs typeface="+mn-cs"/>
               </a:defRPr>
             </a:pPr>
-            <a:endParaRPr lang="es-MX"/>
+            <a:endParaRPr lang="es-VE"/>
           </a:p>
         </c:txPr>
         <c:crossAx val="1830007439"/>
@@ -14301,7 +15613,7 @@
                 <a:cs typeface="+mn-cs"/>
               </a:defRPr>
             </a:pPr>
-            <a:endParaRPr lang="es-MX"/>
+            <a:endParaRPr lang="es-VE"/>
           </a:p>
         </c:txPr>
         <c:crossAx val="1830009839"/>
@@ -14343,7 +15655,7 @@
               <a:cs typeface="+mn-cs"/>
             </a:defRPr>
           </a:pPr>
-          <a:endParaRPr lang="es-MX"/>
+          <a:endParaRPr lang="es-VE"/>
         </a:p>
       </c:txPr>
     </c:legend>
@@ -14384,7 +15696,7 @@
           </a:solidFill>
         </a:defRPr>
       </a:pPr>
-      <a:endParaRPr lang="es-MX"/>
+      <a:endParaRPr lang="es-VE"/>
     </a:p>
   </c:txPr>
   <c:externalData r:id="rId3">

--- a/Capitulos de Tesis/Capítulo IV.docx
+++ b/Capitulos de Tesis/Capítulo IV.docx
@@ -1,6 +1,6 @@
 
 <file path=word/document.xml><?xml version="1.0" encoding="utf-8"?>
-<w:document xmlns:wpc="http://schemas.microsoft.com/office/word/2010/wordprocessingCanvas" xmlns:cx="http://schemas.microsoft.com/office/drawing/2014/chartex" xmlns:cx1="http://schemas.microsoft.com/office/drawing/2015/9/8/chartex" xmlns:cx2="http://schemas.microsoft.com/office/drawing/2015/10/21/chartex" xmlns:cx3="http://schemas.microsoft.com/office/drawing/2016/5/9/chartex" xmlns:cx4="http://schemas.microsoft.com/office/drawing/2016/5/10/chartex" xmlns:cx5="http://schemas.microsoft.com/office/drawing/2016/5/11/chartex" xmlns:cx6="http://schemas.microsoft.com/office/drawing/2016/5/12/chartex" xmlns:cx7="http://schemas.microsoft.com/office/drawing/2016/5/13/chartex" xmlns:cx8="http://schemas.microsoft.com/office/drawing/2016/5/14/chartex" xmlns:mc="http://schemas.openxmlformats.org/markup-compatibility/2006" xmlns:aink="http://schemas.microsoft.com/office/drawing/2016/ink" xmlns:am3d="http://schemas.microsoft.com/office/drawing/2017/model3d" xmlns:o="urn:schemas-microsoft-com:office:office" xmlns:oel="http://schemas.microsoft.com/office/2019/extlst" xmlns:r="http://schemas.openxmlformats.org/officeDocument/2006/relationships" xmlns:m="http://schemas.openxmlformats.org/officeDocument/2006/math" xmlns:v="urn:schemas-microsoft-com:vml" xmlns:wp14="http://schemas.microsoft.com/office/word/2010/wordprocessingDrawing" xmlns:wp="http://schemas.openxmlformats.org/drawingml/2006/wordprocessingDrawing" xmlns:w10="urn:schemas-microsoft-com:office:word" xmlns:w="http://schemas.openxmlformats.org/wordprocessingml/2006/main" xmlns:w14="http://schemas.microsoft.com/office/word/2010/wordml" xmlns:w15="http://schemas.microsoft.com/office/word/2012/wordml" xmlns:w16cex="http://schemas.microsoft.com/office/word/2018/wordml/cex" xmlns:w16cid="http://schemas.microsoft.com/office/word/2016/wordml/cid" xmlns:w16="http://schemas.microsoft.com/office/word/2018/wordml" xmlns:w16du="http://schemas.microsoft.com/office/word/2023/wordml/word16du" xmlns:w16sdtdh="http://schemas.microsoft.com/office/word/2020/wordml/sdtdatahash" xmlns:w16se="http://schemas.microsoft.com/office/word/2015/wordml/symex" xmlns:wpg="http://schemas.microsoft.com/office/word/2010/wordprocessingGroup" xmlns:wpi="http://schemas.microsoft.com/office/word/2010/wordprocessingInk" xmlns:wne="http://schemas.microsoft.com/office/word/2006/wordml" xmlns:wps="http://schemas.microsoft.com/office/word/2010/wordprocessingShape" mc:Ignorable="w14 w15 w16se w16cid w16 w16cex w16sdtdh wp14">
+<w:document xmlns:wpc="http://schemas.microsoft.com/office/word/2010/wordprocessingCanvas" xmlns:cx="http://schemas.microsoft.com/office/drawing/2014/chartex" xmlns:cx1="http://schemas.microsoft.com/office/drawing/2015/9/8/chartex" xmlns:cx2="http://schemas.microsoft.com/office/drawing/2015/10/21/chartex" xmlns:cx3="http://schemas.microsoft.com/office/drawing/2016/5/9/chartex" xmlns:cx4="http://schemas.microsoft.com/office/drawing/2016/5/10/chartex" xmlns:cx5="http://schemas.microsoft.com/office/drawing/2016/5/11/chartex" xmlns:cx6="http://schemas.microsoft.com/office/drawing/2016/5/12/chartex" xmlns:cx7="http://schemas.microsoft.com/office/drawing/2016/5/13/chartex" xmlns:cx8="http://schemas.microsoft.com/office/drawing/2016/5/14/chartex" xmlns:mc="http://schemas.openxmlformats.org/markup-compatibility/2006" xmlns:aink="http://schemas.microsoft.com/office/drawing/2016/ink" xmlns:am3d="http://schemas.microsoft.com/office/drawing/2017/model3d" xmlns:o="urn:schemas-microsoft-com:office:office" xmlns:oel="http://schemas.microsoft.com/office/2019/extlst" xmlns:r="http://schemas.openxmlformats.org/officeDocument/2006/relationships" xmlns:m="http://schemas.openxmlformats.org/officeDocument/2006/math" xmlns:v="urn:schemas-microsoft-com:vml" xmlns:wp14="http://schemas.microsoft.com/office/word/2010/wordprocessingDrawing" xmlns:wp="http://schemas.openxmlformats.org/drawingml/2006/wordprocessingDrawing" xmlns:w10="urn:schemas-microsoft-com:office:word" xmlns:w="http://schemas.openxmlformats.org/wordprocessingml/2006/main" xmlns:w14="http://schemas.microsoft.com/office/word/2010/wordml" xmlns:w15="http://schemas.microsoft.com/office/word/2012/wordml" xmlns:w16cex="http://schemas.microsoft.com/office/word/2018/wordml/cex" xmlns:w16cid="http://schemas.microsoft.com/office/word/2016/wordml/cid" xmlns:w16="http://schemas.microsoft.com/office/word/2018/wordml" xmlns:w16sdtdh="http://schemas.microsoft.com/office/word/2020/wordml/sdtdatahash" xmlns:w16se="http://schemas.microsoft.com/office/word/2015/wordml/symex" xmlns:wpg="http://schemas.microsoft.com/office/word/2010/wordprocessingGroup" xmlns:wpi="http://schemas.microsoft.com/office/word/2010/wordprocessingInk" xmlns:wne="http://schemas.microsoft.com/office/word/2006/wordml" xmlns:wps="http://schemas.microsoft.com/office/word/2010/wordprocessingShape" mc:Ignorable="w14 w15 w16se w16cid w16 w16cex w16sdtdh wp14">
   <w:body>
     <w:p/>
     <w:p>
@@ -262,7 +262,7 @@
               </wp:anchor>
             </w:drawing>
           </mc:Choice>
-          <mc:Fallback xmlns:w16sdtfl="http://schemas.microsoft.com/office/word/2024/wordml/sdtformatlock">
+          <mc:Fallback xmlns:w16sdtfl="http://schemas.microsoft.com/office/word/2024/wordml/sdtformatlock" xmlns:w16du="http://schemas.microsoft.com/office/word/2023/wordml/word16du">
             <w:pict>
               <v:group w14:anchorId="720B25CE" id="Group 17" o:spid="_x0000_s1026" style="position:absolute;margin-left:-4.45pt;margin-top:9.2pt;width:450.2pt;height:127.25pt;z-index:251659264" coordorigin="2268,6021" coordsize="8280,2340" o:gfxdata="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">
                 <v:shapetype id="_x0000_t75" coordsize="21600,21600" o:spt="75" o:preferrelative="t" path="m@4@5l@4@11@9@11@9@5xe" filled="f" stroked="f">
@@ -677,6 +677,13 @@
           <w:b/>
           <w:bCs/>
         </w:rPr>
+        <w:t xml:space="preserve">1.1.1. </w:t>
+      </w:r>
+      <w:r>
+        <w:rPr>
+          <w:b/>
+          <w:bCs/>
+        </w:rPr>
         <w:t>FASE I: COMUNICACIÓN</w:t>
       </w:r>
     </w:p>
@@ -2601,6 +2608,13 @@
           <w:b/>
           <w:bCs/>
         </w:rPr>
+        <w:t xml:space="preserve">1.1.2. </w:t>
+      </w:r>
+      <w:r>
+        <w:rPr>
+          <w:b/>
+          <w:bCs/>
+        </w:rPr>
         <w:t xml:space="preserve">FASE II: PLANEACIÓN </w:t>
       </w:r>
     </w:p>
@@ -3012,6 +3026,13 @@
           <w:bCs/>
         </w:rPr>
       </w:pPr>
+      <w:r>
+        <w:rPr>
+          <w:b/>
+          <w:bCs/>
+        </w:rPr>
+        <w:t xml:space="preserve">1.1.3. </w:t>
+      </w:r>
       <w:r>
         <w:rPr>
           <w:b/>
@@ -4100,6 +4121,13 @@
           <w:b/>
           <w:bCs/>
         </w:rPr>
+        <w:t xml:space="preserve">1.1.4. </w:t>
+      </w:r>
+      <w:r>
+        <w:rPr>
+          <w:b/>
+          <w:bCs/>
+        </w:rPr>
         <w:t>FASE IV:</w:t>
       </w:r>
       <w:r>
@@ -4235,28 +4263,14 @@
         <w:rPr>
           <w:lang w:val="es-ES_tradnl"/>
         </w:rPr>
-        <w:t>obtener_ruta_</w:t>
-      </w:r>
-      <w:proofErr w:type="gramStart"/>
+        <w:t>obtener_ruta_base</w:t>
+      </w:r>
+      <w:proofErr w:type="spellEnd"/>
       <w:r>
         <w:rPr>
           <w:lang w:val="es-ES_tradnl"/>
         </w:rPr>
-        <w:t>base</w:t>
-      </w:r>
-      <w:proofErr w:type="spellEnd"/>
-      <w:r>
-        <w:rPr>
-          <w:lang w:val="es-ES_tradnl"/>
-        </w:rPr>
-        <w:t>(</w:t>
-      </w:r>
-      <w:proofErr w:type="gramEnd"/>
-      <w:r>
-        <w:rPr>
-          <w:lang w:val="es-ES_tradnl"/>
-        </w:rPr>
-        <w:t xml:space="preserve">)’ detecta automáticamente si el programa se ejecutaba desde el código fuente o desde </w:t>
+        <w:t xml:space="preserve">()’ detecta automáticamente si el programa se ejecutaba desde el código fuente o desde </w:t>
       </w:r>
       <w:r>
         <w:rPr>
@@ -4296,56 +4310,28 @@
         <w:rPr>
           <w:lang w:val="es-ES_tradnl"/>
         </w:rPr>
-        <w:t>obtener_ruta_</w:t>
-      </w:r>
-      <w:proofErr w:type="gramStart"/>
+        <w:t>obtener_ruta_db</w:t>
+      </w:r>
+      <w:proofErr w:type="spellEnd"/>
       <w:r>
         <w:rPr>
           <w:lang w:val="es-ES_tradnl"/>
         </w:rPr>
-        <w:t>db</w:t>
+        <w:t>()’ que simplemente concatena la ruta base con el nombre de la base de datos. Seguidamente se creó, ‘</w:t>
+      </w:r>
+      <w:proofErr w:type="spellStart"/>
+      <w:r>
+        <w:rPr>
+          <w:lang w:val="es-ES_tradnl"/>
+        </w:rPr>
+        <w:t>obtener_ruta_recurso</w:t>
       </w:r>
       <w:proofErr w:type="spellEnd"/>
       <w:r>
         <w:rPr>
           <w:lang w:val="es-ES_tradnl"/>
         </w:rPr>
-        <w:t>(</w:t>
-      </w:r>
-      <w:proofErr w:type="gramEnd"/>
-      <w:r>
-        <w:rPr>
-          <w:lang w:val="es-ES_tradnl"/>
-        </w:rPr>
-        <w:t>)’ que simplemente concatena la ruta base con el nombre de la base de datos. Seguidamente se creó, ‘</w:t>
-      </w:r>
-      <w:proofErr w:type="spellStart"/>
-      <w:r>
-        <w:rPr>
-          <w:lang w:val="es-ES_tradnl"/>
-        </w:rPr>
-        <w:t>obtener_ruta_</w:t>
-      </w:r>
-      <w:proofErr w:type="gramStart"/>
-      <w:r>
-        <w:rPr>
-          <w:lang w:val="es-ES_tradnl"/>
-        </w:rPr>
-        <w:t>recurso</w:t>
-      </w:r>
-      <w:proofErr w:type="spellEnd"/>
-      <w:r>
-        <w:rPr>
-          <w:lang w:val="es-ES_tradnl"/>
-        </w:rPr>
-        <w:t>(</w:t>
-      </w:r>
-      <w:proofErr w:type="gramEnd"/>
-      <w:r>
-        <w:rPr>
-          <w:lang w:val="es-ES_tradnl"/>
-        </w:rPr>
-        <w:t>)’ para localizar imágenes y otros archivos estáticos que se utilizan en la aplicación.</w:t>
+        <w:t>()’ para localizar imágenes y otros archivos estáticos que se utilizan en la aplicación.</w:t>
       </w:r>
     </w:p>
     <w:p>
@@ -4358,6 +4344,7 @@
       </w:pPr>
       <w:r>
         <w:rPr>
+          <w:noProof/>
           <w:lang w:val="es-ES_tradnl"/>
         </w:rPr>
         <w:drawing>
@@ -4498,15 +4485,7 @@
       </w:r>
       <w:proofErr w:type="spellEnd"/>
       <w:r>
-        <w:t xml:space="preserve"> y lo almacena para ser usado más adelante. El método ‘</w:t>
-      </w:r>
-      <w:proofErr w:type="gramStart"/>
-      <w:r>
-        <w:t>inicializar(</w:t>
-      </w:r>
-      <w:proofErr w:type="gramEnd"/>
-      <w:r>
-        <w:t xml:space="preserve">)’ configura el </w:t>
+        <w:t xml:space="preserve"> y lo almacena para ser usado más adelante. El método ‘inicializar()’ configura el </w:t>
       </w:r>
       <w:proofErr w:type="spellStart"/>
       <w:r>
@@ -4562,19 +4541,11 @@
       </w:r>
       <w:proofErr w:type="spellStart"/>
       <w:r>
-        <w:t>navegar_</w:t>
-      </w:r>
-      <w:proofErr w:type="gramStart"/>
-      <w:r>
-        <w:t>a</w:t>
+        <w:t>navegar_a</w:t>
       </w:r>
       <w:proofErr w:type="spellEnd"/>
       <w:r>
-        <w:t>(</w:t>
-      </w:r>
-      <w:proofErr w:type="gramEnd"/>
-      <w:r>
-        <w:t xml:space="preserve">)’ </w:t>
+        <w:t xml:space="preserve">()’ </w:t>
       </w:r>
       <w:r>
         <w:t>de la clase ‘</w:t>
@@ -4611,19 +4582,11 @@
       </w:r>
       <w:proofErr w:type="spellStart"/>
       <w:r>
-        <w:t>cerrar_</w:t>
-      </w:r>
-      <w:proofErr w:type="gramStart"/>
-      <w:r>
-        <w:t>sesion</w:t>
+        <w:t>cerrar_sesion</w:t>
       </w:r>
       <w:proofErr w:type="spellEnd"/>
       <w:r>
-        <w:t>(</w:t>
-      </w:r>
-      <w:proofErr w:type="gramEnd"/>
-      <w:r>
-        <w:t xml:space="preserve">)` limpia la página </w:t>
+        <w:t xml:space="preserve">()` limpia la página </w:t>
       </w:r>
       <w:r>
         <w:t>donde se encuentre el usuario</w:t>
@@ -4674,19 +4637,11 @@
       </w:r>
       <w:proofErr w:type="spellStart"/>
       <w:r>
-        <w:t>registrar_</w:t>
-      </w:r>
-      <w:proofErr w:type="gramStart"/>
-      <w:r>
-        <w:t>vista</w:t>
+        <w:t>registrar_vista</w:t>
       </w:r>
       <w:proofErr w:type="spellEnd"/>
       <w:r>
-        <w:t>(</w:t>
-      </w:r>
-      <w:proofErr w:type="gramEnd"/>
-      <w:r>
-        <w:t xml:space="preserve">)’ añade entradas a este diccionario asociando nombres de vista </w:t>
+        <w:t xml:space="preserve">()’ añade entradas a este diccionario asociando nombres de vista </w:t>
       </w:r>
       <w:r>
         <w:t>con las funciones que las renderizan</w:t>
@@ -4731,19 +4686,11 @@
       </w:r>
       <w:proofErr w:type="spellStart"/>
       <w:r>
-        <w:t>inicializar_</w:t>
-      </w:r>
-      <w:proofErr w:type="gramStart"/>
-      <w:r>
-        <w:t>vistas</w:t>
+        <w:t>inicializar_vistas</w:t>
       </w:r>
       <w:proofErr w:type="spellEnd"/>
       <w:r>
-        <w:t>(</w:t>
-      </w:r>
-      <w:proofErr w:type="gramEnd"/>
-      <w:r>
-        <w:t xml:space="preserve">)` importa todos los módulos de vistas y registrarlos, utilizando </w:t>
+        <w:t xml:space="preserve">()` importa todos los módulos de vistas y registrarlos, utilizando </w:t>
       </w:r>
       <w:proofErr w:type="spellStart"/>
       <w:r>
@@ -4760,6 +4707,9 @@
         <w:spacing w:line="240" w:lineRule="auto"/>
       </w:pPr>
       <w:r>
+        <w:rPr>
+          <w:noProof/>
+        </w:rPr>
         <w:lastRenderedPageBreak/>
         <w:drawing>
           <wp:inline distT="0" distB="0" distL="0" distR="0" wp14:anchorId="51CCB468" wp14:editId="41E32626">
@@ -4898,23 +4848,7 @@
       </w:r>
       <w:proofErr w:type="spellEnd"/>
       <w:r>
-        <w:t>’ verifica si ya existe una instancia de la clase y, de no ser así, crea una nueva llamando a ‘_</w:t>
-      </w:r>
-      <w:proofErr w:type="gramStart"/>
-      <w:r>
-        <w:t>inicializar(</w:t>
-      </w:r>
-      <w:proofErr w:type="gramEnd"/>
-      <w:r>
-        <w:t>)’. El método ‘_</w:t>
-      </w:r>
-      <w:proofErr w:type="gramStart"/>
-      <w:r>
-        <w:t>conectar(</w:t>
-      </w:r>
-      <w:proofErr w:type="gramEnd"/>
-      <w:r>
-        <w:t xml:space="preserve">)’ abre una conexión s </w:t>
+        <w:t xml:space="preserve">’ verifica si ya existe una instancia de la clase y, de no ser así, crea una nueva llamando a ‘_inicializar()’. El método ‘_conectar()’ abre una conexión s </w:t>
       </w:r>
       <w:proofErr w:type="spellStart"/>
       <w:r>
@@ -4945,19 +4879,11 @@
       </w:r>
       <w:proofErr w:type="spellStart"/>
       <w:r>
-        <w:t>obtener_usuario_por_</w:t>
-      </w:r>
-      <w:proofErr w:type="gramStart"/>
-      <w:r>
-        <w:t>correo</w:t>
+        <w:t>obtener_usuario_por_correo</w:t>
       </w:r>
       <w:proofErr w:type="spellEnd"/>
       <w:r>
-        <w:t>(</w:t>
-      </w:r>
-      <w:proofErr w:type="gramEnd"/>
-      <w:r>
-        <w:t>)’</w:t>
+        <w:t>()’</w:t>
       </w:r>
       <w:r>
         <w:t xml:space="preserve"> busca solamente por dirección de correo electrónico, siendo vital para el proceso de recuperación de contraseña.</w:t>
@@ -4973,19 +4899,11 @@
       </w:r>
       <w:proofErr w:type="spellStart"/>
       <w:r>
-        <w:t>actualizar_</w:t>
-      </w:r>
-      <w:proofErr w:type="gramStart"/>
-      <w:r>
-        <w:t>puntuacion</w:t>
+        <w:t>actualizar_puntuacion</w:t>
       </w:r>
       <w:proofErr w:type="spellEnd"/>
       <w:r>
-        <w:t>(</w:t>
-      </w:r>
-      <w:proofErr w:type="gramEnd"/>
-      <w:r>
-        <w:t>)` modificaba los puntos acumulados del usuario y opcionalmente su etapa y nivel actuales cuando avanzaba en el contenido educativo.</w:t>
+        <w:t>()` modificaba los puntos acumulados del usuario y opcionalmente su etapa y nivel actuales cuando avanzaba en el contenido educativo.</w:t>
       </w:r>
     </w:p>
     <w:p>
@@ -5002,19 +4920,11 @@
       </w:r>
       <w:proofErr w:type="spellStart"/>
       <w:r>
-        <w:t>actualizar_</w:t>
-      </w:r>
-      <w:proofErr w:type="gramStart"/>
-      <w:r>
-        <w:t>vidas</w:t>
+        <w:t>actualizar_vidas</w:t>
       </w:r>
       <w:proofErr w:type="spellEnd"/>
       <w:r>
-        <w:t>(</w:t>
-      </w:r>
-      <w:proofErr w:type="gramEnd"/>
-      <w:r>
-        <w:t xml:space="preserve">)`, que recibía el ID de usuario, cantidad de vidas y </w:t>
+        <w:t xml:space="preserve">()`, que recibía el ID de usuario, cantidad de vidas y </w:t>
       </w:r>
       <w:proofErr w:type="spellStart"/>
       <w:r>
@@ -5029,19 +4939,11 @@
       </w:r>
       <w:proofErr w:type="spellStart"/>
       <w:r>
-        <w:t>guardar_codigo_</w:t>
-      </w:r>
-      <w:proofErr w:type="gramStart"/>
-      <w:r>
-        <w:t>recuperacion</w:t>
+        <w:t>guardar_codigo_recuperacion</w:t>
       </w:r>
       <w:proofErr w:type="spellEnd"/>
       <w:r>
-        <w:t>(</w:t>
-      </w:r>
-      <w:proofErr w:type="gramEnd"/>
-      <w:r>
-        <w:t xml:space="preserve">)` marcaba códigos anteriores como usados e insertaba uno nuevo con </w:t>
+        <w:t xml:space="preserve">()` marcaba códigos anteriores como usados e insertaba uno nuevo con </w:t>
       </w:r>
       <w:proofErr w:type="spellStart"/>
       <w:r>
@@ -5069,35 +4971,19 @@
       </w:r>
       <w:proofErr w:type="spellStart"/>
       <w:r>
-        <w:t>verificar_codigo_</w:t>
-      </w:r>
-      <w:proofErr w:type="gramStart"/>
-      <w:r>
-        <w:t>recuperacion</w:t>
+        <w:t>verificar_codigo_recuperacion</w:t>
       </w:r>
       <w:proofErr w:type="spellEnd"/>
       <w:r>
-        <w:t>(</w:t>
-      </w:r>
-      <w:proofErr w:type="gramEnd"/>
-      <w:r>
-        <w:t>)` comprobaba que un código existiera, no estuviera usado y no hubiera expirado comparando contra la hora actual de la base de datos. Finalmente, `</w:t>
+        <w:t>()` comprobaba que un código existiera, no estuviera usado y no hubiera expirado comparando contra la hora actual de la base de datos. Finalmente, `</w:t>
       </w:r>
       <w:proofErr w:type="spellStart"/>
       <w:r>
-        <w:t>marcar_codigo_</w:t>
-      </w:r>
-      <w:proofErr w:type="gramStart"/>
-      <w:r>
-        <w:t>usado</w:t>
+        <w:t>marcar_codigo_usado</w:t>
       </w:r>
       <w:proofErr w:type="spellEnd"/>
       <w:r>
-        <w:t>(</w:t>
-      </w:r>
-      <w:proofErr w:type="gramEnd"/>
-      <w:r>
-        <w:t>)` actualizaba el estado del código para evitar reutilizaciones después del cambio de contraseña exitoso</w:t>
+        <w:t>()` actualizaba el estado del código para evitar reutilizaciones después del cambio de contraseña exitoso</w:t>
       </w:r>
       <w:r>
         <w:t>.</w:t>
@@ -5109,6 +4995,9 @@
         <w:spacing w:line="240" w:lineRule="auto"/>
       </w:pPr>
       <w:r>
+        <w:rPr>
+          <w:noProof/>
+        </w:rPr>
         <w:lastRenderedPageBreak/>
         <w:drawing>
           <wp:inline distT="0" distB="0" distL="0" distR="0" wp14:anchorId="184904BA" wp14:editId="69249B38">
@@ -5264,19 +5153,11 @@
       </w:r>
       <w:proofErr w:type="spellStart"/>
       <w:r>
-        <w:t>generar_codigo_</w:t>
-      </w:r>
-      <w:proofErr w:type="gramStart"/>
-      <w:r>
-        <w:t>recuperacion</w:t>
+        <w:t>generar_codigo_recuperacion</w:t>
       </w:r>
       <w:proofErr w:type="spellEnd"/>
       <w:r>
-        <w:t>(</w:t>
-      </w:r>
-      <w:proofErr w:type="gramEnd"/>
-      <w:r>
-        <w:t>)’ utilizando ‘</w:t>
+        <w:t>()’ utilizando ‘</w:t>
       </w:r>
       <w:proofErr w:type="spellStart"/>
       <w:r>
@@ -5346,6 +5227,9 @@
         <w:jc w:val="center"/>
       </w:pPr>
       <w:r>
+        <w:rPr>
+          <w:noProof/>
+        </w:rPr>
         <w:drawing>
           <wp:inline distT="0" distB="0" distL="0" distR="0" wp14:anchorId="16CAD50C" wp14:editId="49623EB8">
             <wp:extent cx="3960000" cy="3044570"/>
@@ -5473,19 +5357,11 @@
       </w:r>
       <w:proofErr w:type="spellStart"/>
       <w:r>
-        <w:t>mostrar_</w:t>
-      </w:r>
-      <w:proofErr w:type="gramStart"/>
-      <w:r>
-        <w:t>login</w:t>
+        <w:t>mostrar_login</w:t>
       </w:r>
       <w:proofErr w:type="spellEnd"/>
       <w:r>
-        <w:t>(</w:t>
-      </w:r>
-      <w:proofErr w:type="gramEnd"/>
-      <w:r>
-        <w:t xml:space="preserve">)’ se ocupa de configurar la página de </w:t>
+        <w:t xml:space="preserve">()’ se ocupa de configurar la página de </w:t>
       </w:r>
       <w:proofErr w:type="spellStart"/>
       <w:r>
@@ -5500,19 +5376,11 @@
       </w:r>
       <w:proofErr w:type="spellStart"/>
       <w:r>
-        <w:t>mostrar_</w:t>
-      </w:r>
-      <w:proofErr w:type="gramStart"/>
-      <w:r>
-        <w:t>mensaje</w:t>
+        <w:t>mostrar_mensaje</w:t>
       </w:r>
       <w:proofErr w:type="spellEnd"/>
       <w:r>
-        <w:t>(</w:t>
-      </w:r>
-      <w:proofErr w:type="gramEnd"/>
-      <w:r>
-        <w:t>)’ encargada de crear un ‘</w:t>
+        <w:t>()’ encargada de crear un ‘</w:t>
       </w:r>
       <w:proofErr w:type="spellStart"/>
       <w:r>
@@ -5568,19 +5436,11 @@
       </w:r>
       <w:proofErr w:type="spellStart"/>
       <w:r>
-        <w:t>obtener_</w:t>
-      </w:r>
-      <w:proofErr w:type="gramStart"/>
-      <w:r>
-        <w:t>navegador</w:t>
+        <w:t>obtener_navegador</w:t>
       </w:r>
       <w:proofErr w:type="spellEnd"/>
       <w:r>
-        <w:t>(</w:t>
-      </w:r>
-      <w:proofErr w:type="gramEnd"/>
-      <w:r>
-        <w:t>)` para inicializar el sistema de navegación persistente</w:t>
+        <w:t>()` para inicializar el sistema de navegación persistente</w:t>
       </w:r>
       <w:r>
         <w:t xml:space="preserve"> y se redirige</w:t>
@@ -5611,6 +5471,9 @@
         <w:spacing w:line="240" w:lineRule="auto"/>
       </w:pPr>
       <w:r>
+        <w:rPr>
+          <w:noProof/>
+        </w:rPr>
         <w:drawing>
           <wp:inline distT="0" distB="0" distL="0" distR="0" wp14:anchorId="419A7618" wp14:editId="5DB15594">
             <wp:extent cx="4320000" cy="3321349"/>
@@ -5738,19 +5601,11 @@
       </w:r>
       <w:proofErr w:type="spellStart"/>
       <w:r>
-        <w:t>mostrar_</w:t>
-      </w:r>
-      <w:proofErr w:type="gramStart"/>
-      <w:r>
-        <w:t>registro</w:t>
+        <w:t>mostrar_registro</w:t>
       </w:r>
       <w:proofErr w:type="spellEnd"/>
       <w:r>
-        <w:t>(</w:t>
-      </w:r>
-      <w:proofErr w:type="gramEnd"/>
-      <w:r>
-        <w:t>)` con una función auxiliar `</w:t>
+        <w:t>()` con una función auxiliar `</w:t>
       </w:r>
       <w:proofErr w:type="spellStart"/>
       <w:r>
@@ -5768,19 +5623,11 @@
       </w:r>
       <w:proofErr w:type="spellStart"/>
       <w:r>
-        <w:t>registrar_</w:t>
-      </w:r>
-      <w:proofErr w:type="gramStart"/>
-      <w:r>
-        <w:t>click</w:t>
+        <w:t>registrar_click</w:t>
       </w:r>
       <w:proofErr w:type="spellEnd"/>
       <w:r>
-        <w:t>(</w:t>
-      </w:r>
-      <w:proofErr w:type="gramEnd"/>
-      <w:r>
-        <w:t>)` ejecutaba seis validaciones secuenciales: campos vacíos con `</w:t>
+        <w:t>()` ejecutaba seis validaciones secuenciales: campos vacíos con `</w:t>
       </w:r>
       <w:proofErr w:type="spellStart"/>
       <w:r>
@@ -5804,6 +5651,9 @@
         <w:jc w:val="center"/>
       </w:pPr>
       <w:r>
+        <w:rPr>
+          <w:noProof/>
+        </w:rPr>
         <w:lastRenderedPageBreak/>
         <w:drawing>
           <wp:inline distT="0" distB="0" distL="0" distR="0" wp14:anchorId="5EE64F14" wp14:editId="604F72D9">
@@ -5876,14 +5726,7 @@
           <w:b/>
           <w:bCs/>
         </w:rPr>
-        <w:t>registro</w:t>
-      </w:r>
-      <w:r>
-        <w:rPr>
-          <w:b/>
-          <w:bCs/>
-        </w:rPr>
-        <w:t>_vista</w:t>
+        <w:t>registro_vista</w:t>
       </w:r>
       <w:r>
         <w:rPr>
@@ -5930,19 +5773,11 @@
       </w:r>
       <w:proofErr w:type="spellStart"/>
       <w:r>
-        <w:t>mostrar_interfaz_</w:t>
-      </w:r>
-      <w:proofErr w:type="gramStart"/>
-      <w:r>
-        <w:t>camino</w:t>
+        <w:t>mostrar_interfaz_camino</w:t>
       </w:r>
       <w:proofErr w:type="spellEnd"/>
       <w:r>
-        <w:t>(</w:t>
-      </w:r>
-      <w:proofErr w:type="gramEnd"/>
-      <w:r>
-        <w:t xml:space="preserve">)’. Esta función comenzaba extrayendo los datos del usuario del recibidos. </w:t>
+        <w:t xml:space="preserve">()’. Esta función comenzaba extrayendo los datos del usuario del recibidos. </w:t>
       </w:r>
       <w:r>
         <w:t>Obten</w:t>
@@ -5954,12 +5789,10 @@
         <w:t xml:space="preserve"> el ID de usuario, etapa y nivel actuales, puntos totales, racha de días y vidas disponibles. El sistema de recarga automática de vidas calculaba la diferencia temporal entre la última recarga registrada y la hora actual usando `</w:t>
       </w:r>
       <w:proofErr w:type="spellStart"/>
-      <w:proofErr w:type="gramStart"/>
       <w:r>
         <w:t>datetime.strptime</w:t>
       </w:r>
       <w:proofErr w:type="spellEnd"/>
-      <w:proofErr w:type="gramEnd"/>
       <w:r>
         <w:t xml:space="preserve">()` para </w:t>
       </w:r>
@@ -6024,19 +5857,11 @@
       </w:r>
       <w:proofErr w:type="spellStart"/>
       <w:r>
-        <w:t>mostrar_</w:t>
-      </w:r>
-      <w:proofErr w:type="gramStart"/>
-      <w:r>
-        <w:t>nivel</w:t>
+        <w:t>mostrar_nivel</w:t>
       </w:r>
       <w:proofErr w:type="spellEnd"/>
       <w:r>
-        <w:t>(</w:t>
-      </w:r>
-      <w:proofErr w:type="gramEnd"/>
-      <w:r>
-        <w:t>)` del módulo `</w:t>
+        <w:t>()` del módulo `</w:t>
       </w:r>
       <w:proofErr w:type="spellStart"/>
       <w:r>
@@ -6062,19 +5887,11 @@
       </w:r>
       <w:proofErr w:type="spellStart"/>
       <w:r>
-        <w:t>mostrar_</w:t>
-      </w:r>
-      <w:proofErr w:type="gramStart"/>
-      <w:r>
-        <w:t>etapas</w:t>
+        <w:t>mostrar_etapas</w:t>
       </w:r>
       <w:proofErr w:type="spellEnd"/>
       <w:r>
-        <w:t>(</w:t>
-      </w:r>
-      <w:proofErr w:type="gramEnd"/>
-      <w:r>
-        <w:t>)` como selector visual de etapas temáticas. Extraía la etapa máxima desbloqueada del usuario y generaba seis botones representando cada etapa matemática.</w:t>
+        <w:t>()` como selector visual de etapas temáticas. Extraía la etapa máxima desbloqueada del usuario y generaba seis botones representando cada etapa matemática.</w:t>
       </w:r>
     </w:p>
     <w:p>
@@ -6083,6 +5900,9 @@
         <w:spacing w:line="240" w:lineRule="auto"/>
       </w:pPr>
       <w:r>
+        <w:rPr>
+          <w:noProof/>
+        </w:rPr>
         <w:drawing>
           <wp:inline distT="0" distB="0" distL="0" distR="0" wp14:anchorId="25684AFB" wp14:editId="7244BFBA">
             <wp:extent cx="4320000" cy="3321349"/>
@@ -6203,57 +6023,110 @@
     </w:p>
     <w:p>
       <w:pPr>
+        <w:jc w:val="center"/>
+      </w:pPr>
+    </w:p>
+    <w:p>
+      <w:pPr>
         <w:pStyle w:val="Tesis"/>
-        <w:rPr>
-          <w:lang w:val="es-ES_tradnl"/>
-        </w:rPr>
-      </w:pPr>
+      </w:pPr>
+      <w:r>
+        <w:t>Dentro del código del software, el archivo denominado ‘nivel_vista.py’ contenía posiblemente la lógica más compleja del sistema. La función ‘</w:t>
+      </w:r>
+      <w:proofErr w:type="spellStart"/>
+      <w:r>
+        <w:t>mostrar_nivel</w:t>
+      </w:r>
+      <w:proofErr w:type="spellEnd"/>
+      <w:r>
+        <w:t>()’ recibía los datos del usuario y la etapa elegida, determinando el ejercicio a mostrar mediante una consulta SQL</w:t>
+      </w:r>
+      <w:r>
+        <w:t xml:space="preserve">. </w:t>
+      </w:r>
+      <w:r>
+        <w:t>Para ejercicios de selección múltiple, generaba cuatro botones etiquetados A-D usando un diccionario de opciones y el método `</w:t>
+      </w:r>
+      <w:proofErr w:type="spellStart"/>
+      <w:r>
+        <w:t>items</w:t>
+      </w:r>
+      <w:proofErr w:type="spellEnd"/>
+      <w:r>
+        <w:t xml:space="preserve">()`. </w:t>
+      </w:r>
     </w:p>
     <w:p>
       <w:pPr>
         <w:pStyle w:val="Tesis"/>
       </w:pPr>
       <w:r>
-        <w:t>Dentro del código del software, el archivo denominado ‘nivel_vista.py’ contenía posiblemente la lógica más compleja del sistema. La función ‘</w:t>
+        <w:lastRenderedPageBreak/>
+        <w:t xml:space="preserve">Cada botón tenía su propio </w:t>
       </w:r>
       <w:proofErr w:type="spellStart"/>
       <w:r>
-        <w:t>mostrar_</w:t>
-      </w:r>
-      <w:proofErr w:type="gramStart"/>
-      <w:r>
-        <w:t>nivel</w:t>
+        <w:t>handler</w:t>
       </w:r>
       <w:proofErr w:type="spellEnd"/>
       <w:r>
-        <w:t>(</w:t>
-      </w:r>
-      <w:proofErr w:type="gramEnd"/>
-      <w:r>
-        <w:t>)’ recibía los datos del usuario y la etapa elegida, determinando el ejercicio a mostrar mediante una consulta SQL</w:t>
-      </w:r>
-      <w:r>
-        <w:t xml:space="preserve">. </w:t>
-      </w:r>
-      <w:r>
-        <w:t xml:space="preserve">Para ejercicios de selección múltiple, generaba cuatro botones etiquetados A-D usando un diccionario de </w:t>
-      </w:r>
-      <w:r>
-        <w:lastRenderedPageBreak/>
-        <w:t>opciones y el método `</w:t>
+        <w:t xml:space="preserve"> `</w:t>
       </w:r>
       <w:proofErr w:type="spellStart"/>
-      <w:proofErr w:type="gramStart"/>
-      <w:r>
-        <w:t>items</w:t>
+      <w:r>
+        <w:t>verificar_respuesta</w:t>
       </w:r>
       <w:proofErr w:type="spellEnd"/>
       <w:r>
-        <w:t>(</w:t>
-      </w:r>
-      <w:proofErr w:type="gramEnd"/>
-      <w:r>
-        <w:t xml:space="preserve">)`. </w:t>
+        <w:t>()` que comparaba la letra seleccionada contra `</w:t>
+      </w:r>
+      <w:proofErr w:type="spellStart"/>
+      <w:r>
+        <w:t>respuesta_correcta</w:t>
+      </w:r>
+      <w:proofErr w:type="spellEnd"/>
+      <w:r>
+        <w:t xml:space="preserve">`. Para verdadero/falso, mostraba solo dos botones con texto literal. Para </w:t>
+      </w:r>
+      <w:proofErr w:type="spellStart"/>
+      <w:r>
+        <w:t>completación</w:t>
+      </w:r>
+      <w:proofErr w:type="spellEnd"/>
+      <w:r>
+        <w:t>, creaba un `</w:t>
+      </w:r>
+      <w:proofErr w:type="spellStart"/>
+      <w:r>
+        <w:t>TextField</w:t>
+      </w:r>
+      <w:proofErr w:type="spellEnd"/>
+      <w:r>
+        <w:t>` donde el usuario escribía libremente, aplicando normalización de `</w:t>
+      </w:r>
+      <w:proofErr w:type="spellStart"/>
+      <w:r>
+        <w:t>lower</w:t>
+      </w:r>
+      <w:proofErr w:type="spellEnd"/>
+      <w:r>
+        <w:t>().</w:t>
+      </w:r>
+      <w:proofErr w:type="spellStart"/>
+      <w:r>
+        <w:t>strip</w:t>
+      </w:r>
+      <w:proofErr w:type="spellEnd"/>
+      <w:r>
+        <w:t>().</w:t>
+      </w:r>
+      <w:proofErr w:type="spellStart"/>
+      <w:r>
+        <w:t>replace</w:t>
+      </w:r>
+      <w:proofErr w:type="spellEnd"/>
+      <w:r>
+        <w:t>(" ", "")` antes de comparar contra la respuesta almacenada.</w:t>
       </w:r>
     </w:p>
     <w:p>
@@ -6261,123 +6134,36 @@
         <w:pStyle w:val="Tesis"/>
       </w:pPr>
       <w:r>
-        <w:t xml:space="preserve">Cada botón tenía su propio </w:t>
+        <w:t xml:space="preserve">Los ejercicios de conexión requerían </w:t>
+      </w:r>
+      <w:r>
+        <w:t xml:space="preserve">una </w:t>
+      </w:r>
+      <w:r>
+        <w:t xml:space="preserve">lógica especial: </w:t>
       </w:r>
       <w:proofErr w:type="spellStart"/>
       <w:r>
-        <w:t>handler</w:t>
+        <w:t>parseaban</w:t>
       </w:r>
       <w:proofErr w:type="spellEnd"/>
       <w:r>
-        <w:t xml:space="preserve"> `</w:t>
+        <w:t xml:space="preserve"> el formato "A|B" de las opciones dividiendo por pipe, mantenían estado de selección mediante variables externas, y verificaban pares cuando el usuario hacía dos selecciones consecutivas. El sistema de retroalimentación utilizaba `</w:t>
       </w:r>
       <w:proofErr w:type="spellStart"/>
       <w:r>
-        <w:t>verificar_</w:t>
-      </w:r>
-      <w:proofErr w:type="gramStart"/>
-      <w:r>
-        <w:t>respuesta</w:t>
+        <w:t>SnackBar</w:t>
       </w:r>
       <w:proofErr w:type="spellEnd"/>
       <w:r>
-        <w:t>(</w:t>
-      </w:r>
-      <w:proofErr w:type="gramEnd"/>
-      <w:r>
-        <w:t>)` que comparaba la letra seleccionada contra `</w:t>
+        <w:t>` con colores verde para correcto y rojo para incorrecto, aplicando `</w:t>
       </w:r>
       <w:proofErr w:type="spellStart"/>
       <w:r>
-        <w:t>respuesta_correcta</w:t>
+        <w:t>page.update</w:t>
       </w:r>
       <w:proofErr w:type="spellEnd"/>
       <w:r>
-        <w:t xml:space="preserve">`. Para verdadero/falso, mostraba solo dos botones con texto literal. Para </w:t>
-      </w:r>
-      <w:proofErr w:type="spellStart"/>
-      <w:r>
-        <w:t>completación</w:t>
-      </w:r>
-      <w:proofErr w:type="spellEnd"/>
-      <w:r>
-        <w:t>, creaba un `</w:t>
-      </w:r>
-      <w:proofErr w:type="spellStart"/>
-      <w:r>
-        <w:t>TextField</w:t>
-      </w:r>
-      <w:proofErr w:type="spellEnd"/>
-      <w:r>
-        <w:t>` donde el usuario escribía libremente, aplicando normalización de `</w:t>
-      </w:r>
-      <w:proofErr w:type="spellStart"/>
-      <w:r>
-        <w:t>lower</w:t>
-      </w:r>
-      <w:proofErr w:type="spellEnd"/>
-      <w:r>
-        <w:t>(</w:t>
-      </w:r>
-      <w:proofErr w:type="gramStart"/>
-      <w:r>
-        <w:t>).</w:t>
-      </w:r>
-      <w:proofErr w:type="spellStart"/>
-      <w:r>
-        <w:t>strip</w:t>
-      </w:r>
-      <w:proofErr w:type="spellEnd"/>
-      <w:proofErr w:type="gramEnd"/>
-      <w:r>
-        <w:t>().</w:t>
-      </w:r>
-      <w:proofErr w:type="spellStart"/>
-      <w:r>
-        <w:t>replace</w:t>
-      </w:r>
-      <w:proofErr w:type="spellEnd"/>
-      <w:r>
-        <w:t>(" ", "")` antes de comparar contra la respuesta almacenada.</w:t>
-      </w:r>
-    </w:p>
-    <w:p>
-      <w:pPr>
-        <w:pStyle w:val="Tesis"/>
-      </w:pPr>
-      <w:r>
-        <w:t xml:space="preserve">Los ejercicios de conexión requerían </w:t>
-      </w:r>
-      <w:r>
-        <w:t xml:space="preserve">una </w:t>
-      </w:r>
-      <w:r>
-        <w:t xml:space="preserve">lógica especial: </w:t>
-      </w:r>
-      <w:proofErr w:type="spellStart"/>
-      <w:r>
-        <w:t>parseaban</w:t>
-      </w:r>
-      <w:proofErr w:type="spellEnd"/>
-      <w:r>
-        <w:t xml:space="preserve"> el formato "A|B" de las opciones dividiendo por pipe, mantenían estado de selección mediante variables externas, y verificaban pares cuando el usuario hacía dos selecciones consecutivas. El sistema de retroalimentación utilizaba `</w:t>
-      </w:r>
-      <w:proofErr w:type="spellStart"/>
-      <w:r>
-        <w:t>SnackBar</w:t>
-      </w:r>
-      <w:proofErr w:type="spellEnd"/>
-      <w:r>
-        <w:t>` con colores verde para correcto y rojo para incorrecto, aplicando `</w:t>
-      </w:r>
-      <w:proofErr w:type="spellStart"/>
-      <w:proofErr w:type="gramStart"/>
-      <w:r>
-        <w:t>page.update</w:t>
-      </w:r>
-      <w:proofErr w:type="spellEnd"/>
-      <w:proofErr w:type="gramEnd"/>
-      <w:r>
         <w:t>()` para refrescar inmediatamente.</w:t>
       </w:r>
     </w:p>
@@ -6386,6 +6172,9 @@
         <w:jc w:val="center"/>
       </w:pPr>
       <w:r>
+        <w:rPr>
+          <w:noProof/>
+        </w:rPr>
         <w:drawing>
           <wp:inline distT="0" distB="0" distL="0" distR="0" wp14:anchorId="1EAB4A0D" wp14:editId="527F11E7">
             <wp:extent cx="4320000" cy="3321349"/>
@@ -6436,7 +6225,6 @@
           <w:b/>
           <w:bCs/>
         </w:rPr>
-        <w:lastRenderedPageBreak/>
         <w:t>CAPTURA N°</w:t>
       </w:r>
       <w:r>
@@ -6556,12 +6344,10 @@
         <w:t>, el avatar con un ícono y color personalizado usando ‘</w:t>
       </w:r>
       <w:proofErr w:type="spellStart"/>
-      <w:proofErr w:type="gramStart"/>
       <w:r>
         <w:t>ft.Icon</w:t>
       </w:r>
       <w:proofErr w:type="spellEnd"/>
-      <w:proofErr w:type="gramEnd"/>
       <w:r>
         <w:t>’ con el tamaño 64 y color dinámico desde ‘</w:t>
       </w:r>
@@ -6585,12 +6371,10 @@
         <w:t xml:space="preserve"> de dos columnas usando `</w:t>
       </w:r>
       <w:proofErr w:type="spellStart"/>
-      <w:proofErr w:type="gramStart"/>
       <w:r>
         <w:t>ft.ResponsiveRow</w:t>
       </w:r>
       <w:proofErr w:type="spellEnd"/>
-      <w:proofErr w:type="gramEnd"/>
       <w:r>
         <w:t>`, mostrando puntos totales, rango calculado mediante `</w:t>
       </w:r>
@@ -6611,6 +6395,9 @@
         <w:jc w:val="center"/>
       </w:pPr>
       <w:r>
+        <w:rPr>
+          <w:noProof/>
+        </w:rPr>
         <w:drawing>
           <wp:inline distT="0" distB="0" distL="0" distR="0" wp14:anchorId="49B29A27" wp14:editId="42648F55">
             <wp:extent cx="4320000" cy="3321349"/>
@@ -6737,22 +6524,23 @@
         <w:pStyle w:val="Tesis"/>
       </w:pPr>
       <w:r>
+        <w:t xml:space="preserve">El archivo `biblioteca_vista.py` proporcionó </w:t>
+      </w:r>
+      <w:r>
+        <w:t xml:space="preserve">un módulo </w:t>
+      </w:r>
+      <w:r>
+        <w:t xml:space="preserve">con contenido </w:t>
+      </w:r>
+      <w:r>
         <w:lastRenderedPageBreak/>
-        <w:t xml:space="preserve">El archivo `biblioteca_vista.py` proporcionó </w:t>
-      </w:r>
-      <w:r>
-        <w:t xml:space="preserve">un módulo </w:t>
-      </w:r>
-      <w:r>
-        <w:t>con contenido educativo estático organizado por etapas. Utilizaba `</w:t>
+        <w:t>educativo estático organizado por etapas. Utilizaba `</w:t>
       </w:r>
       <w:proofErr w:type="spellStart"/>
-      <w:proofErr w:type="gramStart"/>
       <w:r>
         <w:t>ft.ExpansionTile</w:t>
       </w:r>
       <w:proofErr w:type="spellEnd"/>
-      <w:proofErr w:type="gramEnd"/>
       <w:r>
         <w:t>` para crear secciones colapsables que el usuario podía expandir para leer teoría matemática sin consumir vidas ni afectar su progreso. Cada etapa contenía explicaciones sobre los conceptos que luego se practicaban en los ejercicios, sirviendo como referencia consultable durante el aprendizaje.</w:t>
       </w:r>
@@ -6905,7 +6693,7 @@
         </w:rPr>
         <w:lastRenderedPageBreak/>
         <w:drawing>
-          <wp:inline distT="0" distB="0" distL="0" distR="0" wp14:anchorId="43359052" wp14:editId="521E0116">
+          <wp:inline distT="0" distB="0" distL="0" distR="0" wp14:anchorId="43359052" wp14:editId="01F6ECD4">
             <wp:extent cx="4318635" cy="2258437"/>
             <wp:effectExtent l="0" t="0" r="5715" b="8890"/>
             <wp:docPr id="1785749341" name="Imagen 3"/>
@@ -8468,6 +8256,38 @@
         <w:t>.</w:t>
       </w:r>
     </w:p>
+    <w:p>
+      <w:pPr>
+        <w:jc w:val="center"/>
+        <w:rPr>
+          <w:b/>
+          <w:bCs/>
+        </w:rPr>
+      </w:pPr>
+      <w:r>
+        <w:rPr>
+          <w:b/>
+          <w:bCs/>
+        </w:rPr>
+        <w:t>CUADRO 4</w:t>
+      </w:r>
+    </w:p>
+    <w:p>
+      <w:pPr>
+        <w:jc w:val="center"/>
+        <w:rPr>
+          <w:b/>
+          <w:bCs/>
+        </w:rPr>
+      </w:pPr>
+      <w:r>
+        <w:rPr>
+          <w:b/>
+          <w:bCs/>
+        </w:rPr>
+        <w:t>CUADRO DE PRUEBAS</w:t>
+      </w:r>
+    </w:p>
     <w:tbl>
       <w:tblPr>
         <w:tblStyle w:val="Tablaconcuadrcula"/>
@@ -8483,15 +8303,23 @@
         <w:tc>
           <w:tcPr>
             <w:tcW w:w="2753" w:type="dxa"/>
-            <w:shd w:val="clear" w:color="auto" w:fill="D1D1D1" w:themeFill="background2" w:themeFillShade="E6"/>
+            <w:shd w:val="clear" w:color="auto" w:fill="auto"/>
           </w:tcPr>
           <w:p>
             <w:pPr>
               <w:pStyle w:val="Tesis"/>
               <w:ind w:firstLine="0"/>
               <w:jc w:val="center"/>
+              <w:rPr>
+                <w:b/>
+                <w:bCs/>
+              </w:rPr>
             </w:pPr>
             <w:r>
+              <w:rPr>
+                <w:b/>
+                <w:bCs/>
+              </w:rPr>
               <w:t>Módulo del Programa</w:t>
             </w:r>
           </w:p>
@@ -8499,15 +8327,23 @@
         <w:tc>
           <w:tcPr>
             <w:tcW w:w="2754" w:type="dxa"/>
-            <w:shd w:val="clear" w:color="auto" w:fill="D1D1D1" w:themeFill="background2" w:themeFillShade="E6"/>
+            <w:shd w:val="clear" w:color="auto" w:fill="auto"/>
           </w:tcPr>
           <w:p>
             <w:pPr>
               <w:pStyle w:val="Tesis"/>
               <w:ind w:firstLine="0"/>
               <w:jc w:val="center"/>
+              <w:rPr>
+                <w:b/>
+                <w:bCs/>
+              </w:rPr>
             </w:pPr>
             <w:r>
+              <w:rPr>
+                <w:b/>
+                <w:bCs/>
+              </w:rPr>
               <w:t>Tipo de Prueba</w:t>
             </w:r>
           </w:p>
@@ -8515,15 +8351,23 @@
         <w:tc>
           <w:tcPr>
             <w:tcW w:w="2754" w:type="dxa"/>
-            <w:shd w:val="clear" w:color="auto" w:fill="D1D1D1" w:themeFill="background2" w:themeFillShade="E6"/>
+            <w:shd w:val="clear" w:color="auto" w:fill="auto"/>
           </w:tcPr>
           <w:p>
             <w:pPr>
               <w:pStyle w:val="Tesis"/>
               <w:ind w:firstLine="0"/>
               <w:jc w:val="center"/>
+              <w:rPr>
+                <w:b/>
+                <w:bCs/>
+              </w:rPr>
             </w:pPr>
             <w:r>
+              <w:rPr>
+                <w:b/>
+                <w:bCs/>
+              </w:rPr>
               <w:t>Error Encontrado</w:t>
             </w:r>
           </w:p>
@@ -8533,27 +8377,29 @@
         <w:tc>
           <w:tcPr>
             <w:tcW w:w="2753" w:type="dxa"/>
+            <w:vAlign w:val="center"/>
           </w:tcPr>
           <w:p>
             <w:pPr>
               <w:pStyle w:val="Tesis"/>
+              <w:spacing w:line="360" w:lineRule="auto"/>
               <w:ind w:firstLine="0"/>
-              <w:jc w:val="center"/>
             </w:pPr>
             <w:r>
-              <w:t xml:space="preserve">Registro de usuario en la aplicación </w:t>
+              <w:t>Registro de usuario en la aplicación</w:t>
             </w:r>
           </w:p>
         </w:tc>
         <w:tc>
           <w:tcPr>
             <w:tcW w:w="2754" w:type="dxa"/>
+            <w:vAlign w:val="center"/>
           </w:tcPr>
           <w:p>
             <w:pPr>
               <w:pStyle w:val="Tesis"/>
+              <w:spacing w:line="360" w:lineRule="auto"/>
               <w:ind w:firstLine="0"/>
-              <w:jc w:val="center"/>
             </w:pPr>
             <w:r>
               <w:t>Prueba</w:t>
@@ -8566,12 +8412,13 @@
         <w:tc>
           <w:tcPr>
             <w:tcW w:w="2754" w:type="dxa"/>
+            <w:vAlign w:val="center"/>
           </w:tcPr>
           <w:p>
             <w:pPr>
               <w:pStyle w:val="Tesis"/>
+              <w:spacing w:line="360" w:lineRule="auto"/>
               <w:ind w:firstLine="0"/>
-              <w:jc w:val="center"/>
             </w:pPr>
             <w:r>
               <w:t>Ninguno</w:t>
@@ -8583,12 +8430,13 @@
         <w:tc>
           <w:tcPr>
             <w:tcW w:w="2753" w:type="dxa"/>
+            <w:vAlign w:val="center"/>
           </w:tcPr>
           <w:p>
             <w:pPr>
               <w:pStyle w:val="Tesis"/>
+              <w:spacing w:line="360" w:lineRule="auto"/>
               <w:ind w:firstLine="0"/>
-              <w:jc w:val="center"/>
               <w:rPr>
                 <w:lang w:val="es-ES_tradnl"/>
               </w:rPr>
@@ -8604,12 +8452,13 @@
         <w:tc>
           <w:tcPr>
             <w:tcW w:w="2754" w:type="dxa"/>
+            <w:vAlign w:val="center"/>
           </w:tcPr>
           <w:p>
             <w:pPr>
               <w:pStyle w:val="Tesis"/>
+              <w:spacing w:line="360" w:lineRule="auto"/>
               <w:ind w:firstLine="0"/>
-              <w:jc w:val="center"/>
             </w:pPr>
             <w:r>
               <w:t xml:space="preserve">Prueba de </w:t>
@@ -8622,12 +8471,13 @@
         <w:tc>
           <w:tcPr>
             <w:tcW w:w="2754" w:type="dxa"/>
+            <w:vAlign w:val="center"/>
           </w:tcPr>
           <w:p>
             <w:pPr>
               <w:pStyle w:val="Tesis"/>
+              <w:spacing w:line="360" w:lineRule="auto"/>
               <w:ind w:firstLine="0"/>
-              <w:jc w:val="center"/>
             </w:pPr>
             <w:r>
               <w:t>Ninguno</w:t>
@@ -8639,12 +8489,13 @@
         <w:tc>
           <w:tcPr>
             <w:tcW w:w="2753" w:type="dxa"/>
+            <w:vAlign w:val="center"/>
           </w:tcPr>
           <w:p>
             <w:pPr>
               <w:pStyle w:val="Tesis"/>
+              <w:spacing w:line="360" w:lineRule="auto"/>
               <w:ind w:firstLine="0"/>
-              <w:jc w:val="center"/>
             </w:pPr>
             <w:r>
               <w:t>Navegación desde el módulo principal</w:t>
@@ -8654,12 +8505,13 @@
         <w:tc>
           <w:tcPr>
             <w:tcW w:w="2754" w:type="dxa"/>
+            <w:vAlign w:val="center"/>
           </w:tcPr>
           <w:p>
             <w:pPr>
               <w:pStyle w:val="Tesis"/>
+              <w:spacing w:line="360" w:lineRule="auto"/>
               <w:ind w:firstLine="0"/>
-              <w:jc w:val="center"/>
             </w:pPr>
             <w:r>
               <w:t>Prueba de interfaz de usuario</w:t>
@@ -8668,20 +8520,21 @@
           <w:p>
             <w:pPr>
               <w:pStyle w:val="Tesis"/>
+              <w:spacing w:line="360" w:lineRule="auto"/>
               <w:ind w:firstLine="0"/>
-              <w:jc w:val="center"/>
             </w:pPr>
           </w:p>
         </w:tc>
         <w:tc>
           <w:tcPr>
             <w:tcW w:w="2754" w:type="dxa"/>
+            <w:vAlign w:val="center"/>
           </w:tcPr>
           <w:p>
             <w:pPr>
               <w:pStyle w:val="Tesis"/>
+              <w:spacing w:line="360" w:lineRule="auto"/>
               <w:ind w:firstLine="0"/>
-              <w:jc w:val="center"/>
             </w:pPr>
             <w:r>
               <w:t>Errores en la interacción entre los módulos</w:t>
@@ -8693,12 +8546,13 @@
         <w:tc>
           <w:tcPr>
             <w:tcW w:w="2753" w:type="dxa"/>
+            <w:vAlign w:val="center"/>
           </w:tcPr>
           <w:p>
             <w:pPr>
               <w:pStyle w:val="Tesis"/>
+              <w:spacing w:line="360" w:lineRule="auto"/>
               <w:ind w:firstLine="0"/>
-              <w:jc w:val="center"/>
             </w:pPr>
             <w:r>
               <w:t>Funcionalidad de los ejercicios</w:t>
@@ -8708,12 +8562,13 @@
         <w:tc>
           <w:tcPr>
             <w:tcW w:w="2754" w:type="dxa"/>
+            <w:vAlign w:val="center"/>
           </w:tcPr>
           <w:p>
             <w:pPr>
               <w:pStyle w:val="Tesis"/>
+              <w:spacing w:line="360" w:lineRule="auto"/>
               <w:ind w:firstLine="0"/>
-              <w:jc w:val="center"/>
             </w:pPr>
             <w:r>
               <w:t>Pruebas funcionales</w:t>
@@ -8723,12 +8578,13 @@
         <w:tc>
           <w:tcPr>
             <w:tcW w:w="2754" w:type="dxa"/>
+            <w:vAlign w:val="center"/>
           </w:tcPr>
           <w:p>
             <w:pPr>
               <w:pStyle w:val="Tesis"/>
+              <w:spacing w:line="360" w:lineRule="auto"/>
               <w:ind w:firstLine="0"/>
-              <w:jc w:val="center"/>
             </w:pPr>
             <w:r>
               <w:t>Tiempo de carga largo</w:t>
@@ -8740,12 +8596,13 @@
         <w:tc>
           <w:tcPr>
             <w:tcW w:w="2753" w:type="dxa"/>
+            <w:vAlign w:val="center"/>
           </w:tcPr>
           <w:p>
             <w:pPr>
               <w:pStyle w:val="Tesis"/>
+              <w:spacing w:line="360" w:lineRule="auto"/>
               <w:ind w:firstLine="0"/>
-              <w:jc w:val="center"/>
             </w:pPr>
             <w:r>
               <w:t>Resolución de los ejercicios</w:t>
@@ -8755,12 +8612,13 @@
         <w:tc>
           <w:tcPr>
             <w:tcW w:w="2754" w:type="dxa"/>
+            <w:vAlign w:val="center"/>
           </w:tcPr>
           <w:p>
             <w:pPr>
               <w:pStyle w:val="Tesis"/>
+              <w:spacing w:line="360" w:lineRule="auto"/>
               <w:ind w:firstLine="0"/>
-              <w:jc w:val="center"/>
             </w:pPr>
             <w:r>
               <w:t>Pruebas de lógica</w:t>
@@ -8770,12 +8628,13 @@
         <w:tc>
           <w:tcPr>
             <w:tcW w:w="2754" w:type="dxa"/>
+            <w:vAlign w:val="center"/>
           </w:tcPr>
           <w:p>
             <w:pPr>
               <w:pStyle w:val="Tesis"/>
+              <w:spacing w:line="360" w:lineRule="auto"/>
               <w:ind w:firstLine="0"/>
-              <w:jc w:val="center"/>
             </w:pPr>
             <w:r>
               <w:t>Ninguno</w:t>
@@ -8787,12 +8646,13 @@
         <w:tc>
           <w:tcPr>
             <w:tcW w:w="2753" w:type="dxa"/>
+            <w:vAlign w:val="center"/>
           </w:tcPr>
           <w:p>
             <w:pPr>
               <w:pStyle w:val="Tesis"/>
+              <w:spacing w:line="360" w:lineRule="auto"/>
               <w:ind w:firstLine="0"/>
-              <w:jc w:val="center"/>
             </w:pPr>
             <w:r>
               <w:t>Funcionalidad de la biblioteca</w:t>
@@ -8802,27 +8662,29 @@
         <w:tc>
           <w:tcPr>
             <w:tcW w:w="2754" w:type="dxa"/>
+            <w:vAlign w:val="center"/>
           </w:tcPr>
           <w:p>
             <w:pPr>
               <w:pStyle w:val="Tesis"/>
+              <w:spacing w:line="360" w:lineRule="auto"/>
               <w:ind w:firstLine="0"/>
-              <w:jc w:val="center"/>
             </w:pPr>
             <w:r>
-              <w:t xml:space="preserve">Pruebas de integración </w:t>
+              <w:t>Pruebas de integración</w:t>
             </w:r>
           </w:p>
         </w:tc>
         <w:tc>
           <w:tcPr>
             <w:tcW w:w="2754" w:type="dxa"/>
+            <w:vAlign w:val="center"/>
           </w:tcPr>
           <w:p>
             <w:pPr>
               <w:pStyle w:val="Tesis"/>
+              <w:spacing w:line="360" w:lineRule="auto"/>
               <w:ind w:firstLine="0"/>
-              <w:jc w:val="center"/>
             </w:pPr>
             <w:r>
               <w:t>falla de visualización al momento de abrir las pestañas desplegables</w:t>
@@ -8834,12 +8696,13 @@
         <w:tc>
           <w:tcPr>
             <w:tcW w:w="2753" w:type="dxa"/>
+            <w:vAlign w:val="center"/>
           </w:tcPr>
           <w:p>
             <w:pPr>
               <w:pStyle w:val="Tesis"/>
+              <w:spacing w:line="360" w:lineRule="auto"/>
               <w:ind w:firstLine="0"/>
-              <w:jc w:val="center"/>
             </w:pPr>
             <w:r>
               <w:t>Modificación del perfil del usuario</w:t>
@@ -8849,12 +8712,13 @@
         <w:tc>
           <w:tcPr>
             <w:tcW w:w="2754" w:type="dxa"/>
+            <w:vAlign w:val="center"/>
           </w:tcPr>
           <w:p>
             <w:pPr>
               <w:pStyle w:val="Tesis"/>
+              <w:spacing w:line="360" w:lineRule="auto"/>
               <w:ind w:firstLine="0"/>
-              <w:jc w:val="center"/>
             </w:pPr>
             <w:r>
               <w:t>Pruebas funcionales de actualización</w:t>
@@ -8864,12 +8728,13 @@
         <w:tc>
           <w:tcPr>
             <w:tcW w:w="2754" w:type="dxa"/>
+            <w:vAlign w:val="center"/>
           </w:tcPr>
           <w:p>
             <w:pPr>
               <w:pStyle w:val="Tesis"/>
+              <w:spacing w:line="360" w:lineRule="auto"/>
               <w:ind w:firstLine="0"/>
-              <w:jc w:val="center"/>
             </w:pPr>
             <w:r>
               <w:t>Los cambios no se guardaban en el instante</w:t>
@@ -8881,12 +8746,13 @@
         <w:tc>
           <w:tcPr>
             <w:tcW w:w="2753" w:type="dxa"/>
+            <w:vAlign w:val="center"/>
           </w:tcPr>
           <w:p>
             <w:pPr>
               <w:pStyle w:val="Tesis"/>
+              <w:spacing w:line="360" w:lineRule="auto"/>
               <w:ind w:firstLine="0"/>
-              <w:jc w:val="center"/>
               <w:rPr>
                 <w:lang w:val="es-ES_tradnl"/>
               </w:rPr>
@@ -8895,7 +8761,6 @@
               <w:rPr>
                 <w:lang w:val="es-ES_tradnl"/>
               </w:rPr>
-              <w:lastRenderedPageBreak/>
               <w:t>Recuperación de contraseña</w:t>
             </w:r>
           </w:p>
@@ -8903,12 +8768,13 @@
         <w:tc>
           <w:tcPr>
             <w:tcW w:w="2754" w:type="dxa"/>
+            <w:vAlign w:val="center"/>
           </w:tcPr>
           <w:p>
             <w:pPr>
               <w:pStyle w:val="Tesis"/>
+              <w:spacing w:line="360" w:lineRule="auto"/>
               <w:ind w:firstLine="0"/>
-              <w:jc w:val="center"/>
             </w:pPr>
             <w:r>
               <w:t>Prueba de autenticación</w:t>
@@ -8918,12 +8784,13 @@
         <w:tc>
           <w:tcPr>
             <w:tcW w:w="2754" w:type="dxa"/>
+            <w:vAlign w:val="center"/>
           </w:tcPr>
           <w:p>
             <w:pPr>
               <w:pStyle w:val="Tesis"/>
+              <w:spacing w:line="360" w:lineRule="auto"/>
               <w:ind w:firstLine="0"/>
-              <w:jc w:val="center"/>
             </w:pPr>
             <w:r>
               <w:t>No se envía el correo de recuperación</w:t>
@@ -8937,6 +8804,24 @@
         <w:pStyle w:val="Tesis"/>
         <w:ind w:firstLine="0"/>
       </w:pPr>
+      <w:r>
+        <w:rPr>
+          <w:b/>
+          <w:bCs/>
+        </w:rPr>
+        <w:t xml:space="preserve">Fuente: </w:t>
+      </w:r>
+      <w:r>
+        <w:t xml:space="preserve">Araujo, Montiel, </w:t>
+      </w:r>
+      <w:proofErr w:type="spellStart"/>
+      <w:r>
+        <w:t>Acurero</w:t>
+      </w:r>
+      <w:proofErr w:type="spellEnd"/>
+      <w:r>
+        <w:t xml:space="preserve"> (2025)</w:t>
+      </w:r>
     </w:p>
     <w:p>
       <w:pPr>
@@ -8947,6 +8832,24 @@
           <w:bCs/>
         </w:rPr>
       </w:pPr>
+    </w:p>
+    <w:p>
+      <w:pPr>
+        <w:pStyle w:val="Tesis"/>
+        <w:ind w:firstLine="0"/>
+        <w:rPr>
+          <w:b/>
+          <w:bCs/>
+        </w:rPr>
+      </w:pPr>
+      <w:r>
+        <w:rPr>
+          <w:b/>
+          <w:bCs/>
+        </w:rPr>
+        <w:lastRenderedPageBreak/>
+        <w:t xml:space="preserve">1.1.5. </w:t>
+      </w:r>
       <w:r>
         <w:rPr>
           <w:b/>
@@ -8972,7 +8875,7 @@
 </file>
 
 <file path=word/endnotes.xml><?xml version="1.0" encoding="utf-8"?>
-<w:endnotes xmlns:wpc="http://schemas.microsoft.com/office/word/2010/wordprocessingCanvas" xmlns:cx="http://schemas.microsoft.com/office/drawing/2014/chartex" xmlns:cx1="http://schemas.microsoft.com/office/drawing/2015/9/8/chartex" xmlns:cx2="http://schemas.microsoft.com/office/drawing/2015/10/21/chartex" xmlns:cx3="http://schemas.microsoft.com/office/drawing/2016/5/9/chartex" xmlns:cx4="http://schemas.microsoft.com/office/drawing/2016/5/10/chartex" xmlns:cx5="http://schemas.microsoft.com/office/drawing/2016/5/11/chartex" xmlns:cx6="http://schemas.microsoft.com/office/drawing/2016/5/12/chartex" xmlns:cx7="http://schemas.microsoft.com/office/drawing/2016/5/13/chartex" xmlns:cx8="http://schemas.microsoft.com/office/drawing/2016/5/14/chartex" xmlns:mc="http://schemas.openxmlformats.org/markup-compatibility/2006" xmlns:aink="http://schemas.microsoft.com/office/drawing/2016/ink" xmlns:am3d="http://schemas.microsoft.com/office/drawing/2017/model3d" xmlns:o="urn:schemas-microsoft-com:office:office" xmlns:oel="http://schemas.microsoft.com/office/2019/extlst" xmlns:r="http://schemas.openxmlformats.org/officeDocument/2006/relationships" xmlns:m="http://schemas.openxmlformats.org/officeDocument/2006/math" xmlns:v="urn:schemas-microsoft-com:vml" xmlns:wp14="http://schemas.microsoft.com/office/word/2010/wordprocessingDrawing" xmlns:wp="http://schemas.openxmlformats.org/drawingml/2006/wordprocessingDrawing" xmlns:w10="urn:schemas-microsoft-com:office:word" xmlns:w="http://schemas.openxmlformats.org/wordprocessingml/2006/main" xmlns:w14="http://schemas.microsoft.com/office/word/2010/wordml" xmlns:w15="http://schemas.microsoft.com/office/word/2012/wordml" xmlns:w16cex="http://schemas.microsoft.com/office/word/2018/wordml/cex" xmlns:w16cid="http://schemas.microsoft.com/office/word/2016/wordml/cid" xmlns:w16="http://schemas.microsoft.com/office/word/2018/wordml" xmlns:w16du="http://schemas.microsoft.com/office/word/2023/wordml/word16du" xmlns:w16sdtdh="http://schemas.microsoft.com/office/word/2020/wordml/sdtdatahash" xmlns:w16se="http://schemas.microsoft.com/office/word/2015/wordml/symex" xmlns:wpg="http://schemas.microsoft.com/office/word/2010/wordprocessingGroup" xmlns:wpi="http://schemas.microsoft.com/office/word/2010/wordprocessingInk" xmlns:wne="http://schemas.microsoft.com/office/word/2006/wordml" xmlns:wps="http://schemas.microsoft.com/office/word/2010/wordprocessingShape" mc:Ignorable="w14 w15 w16se w16cid w16 w16cex w16sdtdh wp14">
+<w:endnotes xmlns:wpc="http://schemas.microsoft.com/office/word/2010/wordprocessingCanvas" xmlns:cx="http://schemas.microsoft.com/office/drawing/2014/chartex" xmlns:cx1="http://schemas.microsoft.com/office/drawing/2015/9/8/chartex" xmlns:cx2="http://schemas.microsoft.com/office/drawing/2015/10/21/chartex" xmlns:cx3="http://schemas.microsoft.com/office/drawing/2016/5/9/chartex" xmlns:cx4="http://schemas.microsoft.com/office/drawing/2016/5/10/chartex" xmlns:cx5="http://schemas.microsoft.com/office/drawing/2016/5/11/chartex" xmlns:cx6="http://schemas.microsoft.com/office/drawing/2016/5/12/chartex" xmlns:cx7="http://schemas.microsoft.com/office/drawing/2016/5/13/chartex" xmlns:cx8="http://schemas.microsoft.com/office/drawing/2016/5/14/chartex" xmlns:mc="http://schemas.openxmlformats.org/markup-compatibility/2006" xmlns:aink="http://schemas.microsoft.com/office/drawing/2016/ink" xmlns:am3d="http://schemas.microsoft.com/office/drawing/2017/model3d" xmlns:o="urn:schemas-microsoft-com:office:office" xmlns:oel="http://schemas.microsoft.com/office/2019/extlst" xmlns:r="http://schemas.openxmlformats.org/officeDocument/2006/relationships" xmlns:m="http://schemas.openxmlformats.org/officeDocument/2006/math" xmlns:v="urn:schemas-microsoft-com:vml" xmlns:wp14="http://schemas.microsoft.com/office/word/2010/wordprocessingDrawing" xmlns:wp="http://schemas.openxmlformats.org/drawingml/2006/wordprocessingDrawing" xmlns:w10="urn:schemas-microsoft-com:office:word" xmlns:w="http://schemas.openxmlformats.org/wordprocessingml/2006/main" xmlns:w14="http://schemas.microsoft.com/office/word/2010/wordml" xmlns:w15="http://schemas.microsoft.com/office/word/2012/wordml" xmlns:w16cex="http://schemas.microsoft.com/office/word/2018/wordml/cex" xmlns:w16cid="http://schemas.microsoft.com/office/word/2016/wordml/cid" xmlns:w16="http://schemas.microsoft.com/office/word/2018/wordml" xmlns:w16sdtdh="http://schemas.microsoft.com/office/word/2020/wordml/sdtdatahash" xmlns:w16se="http://schemas.microsoft.com/office/word/2015/wordml/symex" xmlns:wpg="http://schemas.microsoft.com/office/word/2010/wordprocessingGroup" xmlns:wpi="http://schemas.microsoft.com/office/word/2010/wordprocessingInk" xmlns:wne="http://schemas.microsoft.com/office/word/2006/wordml" xmlns:wps="http://schemas.microsoft.com/office/word/2010/wordprocessingShape" mc:Ignorable="w14 w15 w16se w16cid w16 w16cex w16sdtdh wp14">
   <w:endnote w:type="separator" w:id="-1">
     <w:p>
       <w:r>
@@ -8991,7 +8894,7 @@
 </file>
 
 <file path=word/footnotes.xml><?xml version="1.0" encoding="utf-8"?>
-<w:footnotes xmlns:wpc="http://schemas.microsoft.com/office/word/2010/wordprocessingCanvas" xmlns:cx="http://schemas.microsoft.com/office/drawing/2014/chartex" xmlns:cx1="http://schemas.microsoft.com/office/drawing/2015/9/8/chartex" xmlns:cx2="http://schemas.microsoft.com/office/drawing/2015/10/21/chartex" xmlns:cx3="http://schemas.microsoft.com/office/drawing/2016/5/9/chartex" xmlns:cx4="http://schemas.microsoft.com/office/drawing/2016/5/10/chartex" xmlns:cx5="http://schemas.microsoft.com/office/drawing/2016/5/11/chartex" xmlns:cx6="http://schemas.microsoft.com/office/drawing/2016/5/12/chartex" xmlns:cx7="http://schemas.microsoft.com/office/drawing/2016/5/13/chartex" xmlns:cx8="http://schemas.microsoft.com/office/drawing/2016/5/14/chartex" xmlns:mc="http://schemas.openxmlformats.org/markup-compatibility/2006" xmlns:aink="http://schemas.microsoft.com/office/drawing/2016/ink" xmlns:am3d="http://schemas.microsoft.com/office/drawing/2017/model3d" xmlns:o="urn:schemas-microsoft-com:office:office" xmlns:oel="http://schemas.microsoft.com/office/2019/extlst" xmlns:r="http://schemas.openxmlformats.org/officeDocument/2006/relationships" xmlns:m="http://schemas.openxmlformats.org/officeDocument/2006/math" xmlns:v="urn:schemas-microsoft-com:vml" xmlns:wp14="http://schemas.microsoft.com/office/word/2010/wordprocessingDrawing" xmlns:wp="http://schemas.openxmlformats.org/drawingml/2006/wordprocessingDrawing" xmlns:w10="urn:schemas-microsoft-com:office:word" xmlns:w="http://schemas.openxmlformats.org/wordprocessingml/2006/main" xmlns:w14="http://schemas.microsoft.com/office/word/2010/wordml" xmlns:w15="http://schemas.microsoft.com/office/word/2012/wordml" xmlns:w16cex="http://schemas.microsoft.com/office/word/2018/wordml/cex" xmlns:w16cid="http://schemas.microsoft.com/office/word/2016/wordml/cid" xmlns:w16="http://schemas.microsoft.com/office/word/2018/wordml" xmlns:w16du="http://schemas.microsoft.com/office/word/2023/wordml/word16du" xmlns:w16sdtdh="http://schemas.microsoft.com/office/word/2020/wordml/sdtdatahash" xmlns:w16se="http://schemas.microsoft.com/office/word/2015/wordml/symex" xmlns:wpg="http://schemas.microsoft.com/office/word/2010/wordprocessingGroup" xmlns:wpi="http://schemas.microsoft.com/office/word/2010/wordprocessingInk" xmlns:wne="http://schemas.microsoft.com/office/word/2006/wordml" xmlns:wps="http://schemas.microsoft.com/office/word/2010/wordprocessingShape" mc:Ignorable="w14 w15 w16se w16cid w16 w16cex w16sdtdh wp14">
+<w:footnotes xmlns:wpc="http://schemas.microsoft.com/office/word/2010/wordprocessingCanvas" xmlns:cx="http://schemas.microsoft.com/office/drawing/2014/chartex" xmlns:cx1="http://schemas.microsoft.com/office/drawing/2015/9/8/chartex" xmlns:cx2="http://schemas.microsoft.com/office/drawing/2015/10/21/chartex" xmlns:cx3="http://schemas.microsoft.com/office/drawing/2016/5/9/chartex" xmlns:cx4="http://schemas.microsoft.com/office/drawing/2016/5/10/chartex" xmlns:cx5="http://schemas.microsoft.com/office/drawing/2016/5/11/chartex" xmlns:cx6="http://schemas.microsoft.com/office/drawing/2016/5/12/chartex" xmlns:cx7="http://schemas.microsoft.com/office/drawing/2016/5/13/chartex" xmlns:cx8="http://schemas.microsoft.com/office/drawing/2016/5/14/chartex" xmlns:mc="http://schemas.openxmlformats.org/markup-compatibility/2006" xmlns:aink="http://schemas.microsoft.com/office/drawing/2016/ink" xmlns:am3d="http://schemas.microsoft.com/office/drawing/2017/model3d" xmlns:o="urn:schemas-microsoft-com:office:office" xmlns:oel="http://schemas.microsoft.com/office/2019/extlst" xmlns:r="http://schemas.openxmlformats.org/officeDocument/2006/relationships" xmlns:m="http://schemas.openxmlformats.org/officeDocument/2006/math" xmlns:v="urn:schemas-microsoft-com:vml" xmlns:wp14="http://schemas.microsoft.com/office/word/2010/wordprocessingDrawing" xmlns:wp="http://schemas.openxmlformats.org/drawingml/2006/wordprocessingDrawing" xmlns:w10="urn:schemas-microsoft-com:office:word" xmlns:w="http://schemas.openxmlformats.org/wordprocessingml/2006/main" xmlns:w14="http://schemas.microsoft.com/office/word/2010/wordml" xmlns:w15="http://schemas.microsoft.com/office/word/2012/wordml" xmlns:w16cex="http://schemas.microsoft.com/office/word/2018/wordml/cex" xmlns:w16cid="http://schemas.microsoft.com/office/word/2016/wordml/cid" xmlns:w16="http://schemas.microsoft.com/office/word/2018/wordml" xmlns:w16sdtdh="http://schemas.microsoft.com/office/word/2020/wordml/sdtdatahash" xmlns:w16se="http://schemas.microsoft.com/office/word/2015/wordml/symex" xmlns:wpg="http://schemas.microsoft.com/office/word/2010/wordprocessingGroup" xmlns:wpi="http://schemas.microsoft.com/office/word/2010/wordprocessingInk" xmlns:wne="http://schemas.microsoft.com/office/word/2006/wordml" xmlns:wps="http://schemas.microsoft.com/office/word/2010/wordprocessingShape" mc:Ignorable="w14 w15 w16se w16cid w16 w16cex w16sdtdh wp14">
   <w:footnote w:type="separator" w:id="-1">
     <w:p>
       <w:r>
@@ -9010,7 +8913,7 @@
 </file>
 
 <file path=word/numbering.xml><?xml version="1.0" encoding="utf-8"?>
-<w:numbering xmlns:wpc="http://schemas.microsoft.com/office/word/2010/wordprocessingCanvas" xmlns:cx="http://schemas.microsoft.com/office/drawing/2014/chartex" xmlns:cx1="http://schemas.microsoft.com/office/drawing/2015/9/8/chartex" xmlns:cx2="http://schemas.microsoft.com/office/drawing/2015/10/21/chartex" xmlns:cx3="http://schemas.microsoft.com/office/drawing/2016/5/9/chartex" xmlns:cx4="http://schemas.microsoft.com/office/drawing/2016/5/10/chartex" xmlns:cx5="http://schemas.microsoft.com/office/drawing/2016/5/11/chartex" xmlns:cx6="http://schemas.microsoft.com/office/drawing/2016/5/12/chartex" xmlns:cx7="http://schemas.microsoft.com/office/drawing/2016/5/13/chartex" xmlns:cx8="http://schemas.microsoft.com/office/drawing/2016/5/14/chartex" xmlns:mc="http://schemas.openxmlformats.org/markup-compatibility/2006" xmlns:aink="http://schemas.microsoft.com/office/drawing/2016/ink" xmlns:am3d="http://schemas.microsoft.com/office/drawing/2017/model3d" xmlns:o="urn:schemas-microsoft-com:office:office" xmlns:oel="http://schemas.microsoft.com/office/2019/extlst" xmlns:r="http://schemas.openxmlformats.org/officeDocument/2006/relationships" xmlns:m="http://schemas.openxmlformats.org/officeDocument/2006/math" xmlns:v="urn:schemas-microsoft-com:vml" xmlns:wp14="http://schemas.microsoft.com/office/word/2010/wordprocessingDrawing" xmlns:wp="http://schemas.openxmlformats.org/drawingml/2006/wordprocessingDrawing" xmlns:w10="urn:schemas-microsoft-com:office:word" xmlns:w="http://schemas.openxmlformats.org/wordprocessingml/2006/main" xmlns:w14="http://schemas.microsoft.com/office/word/2010/wordml" xmlns:w15="http://schemas.microsoft.com/office/word/2012/wordml" xmlns:w16cex="http://schemas.microsoft.com/office/word/2018/wordml/cex" xmlns:w16cid="http://schemas.microsoft.com/office/word/2016/wordml/cid" xmlns:w16="http://schemas.microsoft.com/office/word/2018/wordml" xmlns:w16du="http://schemas.microsoft.com/office/word/2023/wordml/word16du" xmlns:w16sdtdh="http://schemas.microsoft.com/office/word/2020/wordml/sdtdatahash" xmlns:w16se="http://schemas.microsoft.com/office/word/2015/wordml/symex" xmlns:wpg="http://schemas.microsoft.com/office/word/2010/wordprocessingGroup" xmlns:wpi="http://schemas.microsoft.com/office/word/2010/wordprocessingInk" xmlns:wne="http://schemas.microsoft.com/office/word/2006/wordml" xmlns:wps="http://schemas.microsoft.com/office/word/2010/wordprocessingShape" mc:Ignorable="w14 w15 w16se w16cid w16 w16cex w16sdtdh wp14">
+<w:numbering xmlns:wpc="http://schemas.microsoft.com/office/word/2010/wordprocessingCanvas" xmlns:cx="http://schemas.microsoft.com/office/drawing/2014/chartex" xmlns:cx1="http://schemas.microsoft.com/office/drawing/2015/9/8/chartex" xmlns:cx2="http://schemas.microsoft.com/office/drawing/2015/10/21/chartex" xmlns:cx3="http://schemas.microsoft.com/office/drawing/2016/5/9/chartex" xmlns:cx4="http://schemas.microsoft.com/office/drawing/2016/5/10/chartex" xmlns:cx5="http://schemas.microsoft.com/office/drawing/2016/5/11/chartex" xmlns:cx6="http://schemas.microsoft.com/office/drawing/2016/5/12/chartex" xmlns:cx7="http://schemas.microsoft.com/office/drawing/2016/5/13/chartex" xmlns:cx8="http://schemas.microsoft.com/office/drawing/2016/5/14/chartex" xmlns:mc="http://schemas.openxmlformats.org/markup-compatibility/2006" xmlns:aink="http://schemas.microsoft.com/office/drawing/2016/ink" xmlns:am3d="http://schemas.microsoft.com/office/drawing/2017/model3d" xmlns:o="urn:schemas-microsoft-com:office:office" xmlns:oel="http://schemas.microsoft.com/office/2019/extlst" xmlns:r="http://schemas.openxmlformats.org/officeDocument/2006/relationships" xmlns:m="http://schemas.openxmlformats.org/officeDocument/2006/math" xmlns:v="urn:schemas-microsoft-com:vml" xmlns:wp14="http://schemas.microsoft.com/office/word/2010/wordprocessingDrawing" xmlns:wp="http://schemas.openxmlformats.org/drawingml/2006/wordprocessingDrawing" xmlns:w10="urn:schemas-microsoft-com:office:word" xmlns:w="http://schemas.openxmlformats.org/wordprocessingml/2006/main" xmlns:w14="http://schemas.microsoft.com/office/word/2010/wordml" xmlns:w15="http://schemas.microsoft.com/office/word/2012/wordml" xmlns:w16cex="http://schemas.microsoft.com/office/word/2018/wordml/cex" xmlns:w16cid="http://schemas.microsoft.com/office/word/2016/wordml/cid" xmlns:w16="http://schemas.microsoft.com/office/word/2018/wordml" xmlns:w16sdtdh="http://schemas.microsoft.com/office/word/2020/wordml/sdtdatahash" xmlns:w16se="http://schemas.microsoft.com/office/word/2015/wordml/symex" xmlns:wpg="http://schemas.microsoft.com/office/word/2010/wordprocessingGroup" xmlns:wpi="http://schemas.microsoft.com/office/word/2010/wordprocessingInk" xmlns:wne="http://schemas.microsoft.com/office/word/2006/wordml" xmlns:wps="http://schemas.microsoft.com/office/word/2010/wordprocessingShape" mc:Ignorable="w14 w15 w16se w16cid w16 w16cex w16sdtdh wp14">
   <w:abstractNum w:abstractNumId="0" w15:restartNumberingAfterBreak="0">
     <w:nsid w:val="02C57005"/>
     <w:multiLevelType w:val="hybridMultilevel"/>
@@ -10632,7 +10535,7 @@
               <a:cs typeface="+mn-cs"/>
             </a:defRPr>
           </a:pPr>
-          <a:endParaRPr lang="es-VE"/>
+          <a:endParaRPr lang="es-MX"/>
         </a:p>
       </c:txPr>
     </c:title>
@@ -10899,7 +10802,7 @@
                     <a:cs typeface="+mn-cs"/>
                   </a:defRPr>
                 </a:pPr>
-                <a:endParaRPr lang="es-VE"/>
+                <a:endParaRPr lang="es-MX"/>
               </a:p>
             </c:txPr>
             <c:dLblPos val="inEnd"/>
@@ -11053,7 +10956,7 @@
               <a:cs typeface="+mn-cs"/>
             </a:defRPr>
           </a:pPr>
-          <a:endParaRPr lang="es-VE"/>
+          <a:endParaRPr lang="es-MX"/>
         </a:p>
       </c:txPr>
     </c:legend>
@@ -11089,7 +10992,7 @@
           </a:solidFill>
         </a:defRPr>
       </a:pPr>
-      <a:endParaRPr lang="es-VE"/>
+      <a:endParaRPr lang="es-MX"/>
     </a:p>
   </c:txPr>
   <c:externalData r:id="rId3">
@@ -11157,7 +11060,7 @@
               <a:cs typeface="+mn-cs"/>
             </a:defRPr>
           </a:pPr>
-          <a:endParaRPr lang="es-VE"/>
+          <a:endParaRPr lang="es-MX"/>
         </a:p>
       </c:txPr>
     </c:title>
@@ -11298,7 +11201,7 @@
                     <a:cs typeface="+mn-cs"/>
                   </a:defRPr>
                 </a:pPr>
-                <a:endParaRPr lang="es-VE"/>
+                <a:endParaRPr lang="es-MX"/>
               </a:p>
             </c:txPr>
             <c:dLblPos val="inEnd"/>
@@ -11422,7 +11325,7 @@
               <a:cs typeface="+mn-cs"/>
             </a:defRPr>
           </a:pPr>
-          <a:endParaRPr lang="es-VE"/>
+          <a:endParaRPr lang="es-MX"/>
         </a:p>
       </c:txPr>
     </c:legend>
@@ -11460,7 +11363,7 @@
           </a:solidFill>
         </a:defRPr>
       </a:pPr>
-      <a:endParaRPr lang="es-VE"/>
+      <a:endParaRPr lang="es-MX"/>
     </a:p>
   </c:txPr>
   <c:externalData r:id="rId3">
@@ -11528,7 +11431,7 @@
               <a:cs typeface="+mn-cs"/>
             </a:defRPr>
           </a:pPr>
-          <a:endParaRPr lang="es-VE"/>
+          <a:endParaRPr lang="es-MX"/>
         </a:p>
       </c:txPr>
     </c:title>
@@ -11669,7 +11572,7 @@
                     <a:cs typeface="+mn-cs"/>
                   </a:defRPr>
                 </a:pPr>
-                <a:endParaRPr lang="es-VE"/>
+                <a:endParaRPr lang="es-MX"/>
               </a:p>
             </c:txPr>
             <c:dLblPos val="inEnd"/>
@@ -11793,7 +11696,7 @@
               <a:cs typeface="+mn-cs"/>
             </a:defRPr>
           </a:pPr>
-          <a:endParaRPr lang="es-VE"/>
+          <a:endParaRPr lang="es-MX"/>
         </a:p>
       </c:txPr>
     </c:legend>
@@ -11831,7 +11734,7 @@
           </a:solidFill>
         </a:defRPr>
       </a:pPr>
-      <a:endParaRPr lang="es-VE"/>
+      <a:endParaRPr lang="es-MX"/>
     </a:p>
   </c:txPr>
   <c:externalData r:id="rId3">
@@ -11899,7 +11802,7 @@
               <a:cs typeface="+mn-cs"/>
             </a:defRPr>
           </a:pPr>
-          <a:endParaRPr lang="es-VE"/>
+          <a:endParaRPr lang="es-MX"/>
         </a:p>
       </c:txPr>
     </c:title>
@@ -12040,7 +11943,7 @@
                     <a:cs typeface="+mn-cs"/>
                   </a:defRPr>
                 </a:pPr>
-                <a:endParaRPr lang="es-VE"/>
+                <a:endParaRPr lang="es-MX"/>
               </a:p>
             </c:txPr>
             <c:dLblPos val="inEnd"/>
@@ -12164,7 +12067,7 @@
               <a:cs typeface="+mn-cs"/>
             </a:defRPr>
           </a:pPr>
-          <a:endParaRPr lang="es-VE"/>
+          <a:endParaRPr lang="es-MX"/>
         </a:p>
       </c:txPr>
     </c:legend>
@@ -12202,7 +12105,7 @@
           </a:solidFill>
         </a:defRPr>
       </a:pPr>
-      <a:endParaRPr lang="es-VE"/>
+      <a:endParaRPr lang="es-MX"/>
     </a:p>
   </c:txPr>
   <c:externalData r:id="rId3">
@@ -12248,7 +12151,7 @@
               <a:cs typeface="+mn-cs"/>
             </a:defRPr>
           </a:pPr>
-          <a:endParaRPr lang="es-VE"/>
+          <a:endParaRPr lang="es-MX"/>
         </a:p>
       </c:txPr>
     </c:title>
@@ -12437,7 +12340,7 @@
                     <a:cs typeface="+mn-cs"/>
                   </a:defRPr>
                 </a:pPr>
-                <a:endParaRPr lang="es-VE"/>
+                <a:endParaRPr lang="es-MX"/>
               </a:p>
             </c:txPr>
             <c:dLblPos val="inEnd"/>
@@ -12581,7 +12484,7 @@
               <a:cs typeface="+mn-cs"/>
             </a:defRPr>
           </a:pPr>
-          <a:endParaRPr lang="es-VE"/>
+          <a:endParaRPr lang="es-MX"/>
         </a:p>
       </c:txPr>
     </c:legend>
@@ -12619,7 +12522,7 @@
           </a:solidFill>
         </a:defRPr>
       </a:pPr>
-      <a:endParaRPr lang="es-VE"/>
+      <a:endParaRPr lang="es-MX"/>
     </a:p>
   </c:txPr>
   <c:externalData r:id="rId3">
@@ -12695,7 +12598,7 @@
               <a:cs typeface="+mn-cs"/>
             </a:defRPr>
           </a:pPr>
-          <a:endParaRPr lang="es-VE"/>
+          <a:endParaRPr lang="es-MX"/>
         </a:p>
       </c:txPr>
     </c:title>
@@ -12788,7 +12691,7 @@
                     <a:cs typeface="+mn-cs"/>
                   </a:defRPr>
                 </a:pPr>
-                <a:endParaRPr lang="es-VE"/>
+                <a:endParaRPr lang="es-MX"/>
               </a:p>
             </c:txPr>
             <c:dLblPos val="inEnd"/>
@@ -12900,7 +12803,7 @@
               <a:cs typeface="+mn-cs"/>
             </a:defRPr>
           </a:pPr>
-          <a:endParaRPr lang="es-VE"/>
+          <a:endParaRPr lang="es-MX"/>
         </a:p>
       </c:txPr>
     </c:legend>
@@ -12938,7 +12841,7 @@
           </a:solidFill>
         </a:defRPr>
       </a:pPr>
-      <a:endParaRPr lang="es-VE"/>
+      <a:endParaRPr lang="es-MX"/>
     </a:p>
   </c:txPr>
   <c:externalData r:id="rId3">
@@ -12984,7 +12887,7 @@
               <a:cs typeface="+mn-cs"/>
             </a:defRPr>
           </a:pPr>
-          <a:endParaRPr lang="es-VE"/>
+          <a:endParaRPr lang="es-MX"/>
         </a:p>
       </c:txPr>
     </c:title>
@@ -13125,7 +13028,7 @@
                     <a:cs typeface="+mn-cs"/>
                   </a:defRPr>
                 </a:pPr>
-                <a:endParaRPr lang="es-VE"/>
+                <a:endParaRPr lang="es-MX"/>
               </a:p>
             </c:txPr>
             <c:dLblPos val="inEnd"/>
@@ -13249,7 +13152,7 @@
               <a:cs typeface="+mn-cs"/>
             </a:defRPr>
           </a:pPr>
-          <a:endParaRPr lang="es-VE"/>
+          <a:endParaRPr lang="es-MX"/>
         </a:p>
       </c:txPr>
     </c:legend>
@@ -13287,7 +13190,7 @@
           </a:solidFill>
         </a:defRPr>
       </a:pPr>
-      <a:endParaRPr lang="es-VE"/>
+      <a:endParaRPr lang="es-MX"/>
     </a:p>
   </c:txPr>
   <c:externalData r:id="rId3">
@@ -13336,7 +13239,7 @@
               <a:cs typeface="+mn-cs"/>
             </a:defRPr>
           </a:pPr>
-          <a:endParaRPr lang="es-VE"/>
+          <a:endParaRPr lang="es-MX"/>
         </a:p>
       </c:txPr>
     </c:title>
@@ -13504,7 +13407,7 @@
                     <a:cs typeface="+mn-cs"/>
                   </a:defRPr>
                 </a:pPr>
-                <a:endParaRPr lang="es-VE"/>
+                <a:endParaRPr lang="es-MX"/>
               </a:p>
             </c:txPr>
             <c:dLblPos val="inEnd"/>
@@ -13637,7 +13540,7 @@
               <a:cs typeface="+mn-cs"/>
             </a:defRPr>
           </a:pPr>
-          <a:endParaRPr lang="es-VE"/>
+          <a:endParaRPr lang="es-MX"/>
         </a:p>
       </c:txPr>
     </c:legend>
@@ -13678,7 +13581,7 @@
           </a:solidFill>
         </a:defRPr>
       </a:pPr>
-      <a:endParaRPr lang="es-VE"/>
+      <a:endParaRPr lang="es-MX"/>
     </a:p>
   </c:txPr>
   <c:externalData r:id="rId3">
@@ -13726,7 +13629,7 @@
               <a:cs typeface="+mn-cs"/>
             </a:defRPr>
           </a:pPr>
-          <a:endParaRPr lang="es-VE"/>
+          <a:endParaRPr lang="es-MX"/>
         </a:p>
       </c:txPr>
     </c:title>
@@ -13869,7 +13772,7 @@
                     <a:cs typeface="+mn-cs"/>
                   </a:defRPr>
                 </a:pPr>
-                <a:endParaRPr lang="es-VE"/>
+                <a:endParaRPr lang="es-MX"/>
               </a:p>
             </c:txPr>
             <c:dLblPos val="inEnd"/>
@@ -13995,7 +13898,7 @@
               <a:cs typeface="+mn-cs"/>
             </a:defRPr>
           </a:pPr>
-          <a:endParaRPr lang="es-VE"/>
+          <a:endParaRPr lang="es-MX"/>
         </a:p>
       </c:txPr>
     </c:legend>
@@ -14035,7 +13938,7 @@
           </a:solidFill>
         </a:defRPr>
       </a:pPr>
-      <a:endParaRPr lang="es-VE"/>
+      <a:endParaRPr lang="es-MX"/>
     </a:p>
   </c:txPr>
   <c:externalData r:id="rId3">
@@ -14103,7 +14006,7 @@
               <a:cs typeface="+mn-cs"/>
             </a:defRPr>
           </a:pPr>
-          <a:endParaRPr lang="es-VE"/>
+          <a:endParaRPr lang="es-MX"/>
         </a:p>
       </c:txPr>
     </c:title>
@@ -14196,7 +14099,7 @@
                     <a:cs typeface="+mn-cs"/>
                   </a:defRPr>
                 </a:pPr>
-                <a:endParaRPr lang="es-VE"/>
+                <a:endParaRPr lang="es-MX"/>
               </a:p>
             </c:txPr>
             <c:dLblPos val="inEnd"/>
@@ -14308,7 +14211,7 @@
               <a:cs typeface="+mn-cs"/>
             </a:defRPr>
           </a:pPr>
-          <a:endParaRPr lang="es-VE"/>
+          <a:endParaRPr lang="es-MX"/>
         </a:p>
       </c:txPr>
     </c:legend>
@@ -14346,7 +14249,7 @@
           </a:solidFill>
         </a:defRPr>
       </a:pPr>
-      <a:endParaRPr lang="es-VE"/>
+      <a:endParaRPr lang="es-MX"/>
     </a:p>
   </c:txPr>
   <c:externalData r:id="rId3">
@@ -14416,7 +14319,7 @@
               <a:cs typeface="+mn-cs"/>
             </a:defRPr>
           </a:pPr>
-          <a:endParaRPr lang="es-VE"/>
+          <a:endParaRPr lang="es-MX"/>
         </a:p>
       </c:txPr>
     </c:title>
@@ -14581,7 +14484,7 @@
                     <a:cs typeface="+mn-cs"/>
                   </a:defRPr>
                 </a:pPr>
-                <a:endParaRPr lang="es-VE"/>
+                <a:endParaRPr lang="es-MX"/>
               </a:p>
             </c:txPr>
             <c:dLblPos val="inEnd"/>
@@ -14711,7 +14614,7 @@
               <a:cs typeface="+mn-cs"/>
             </a:defRPr>
           </a:pPr>
-          <a:endParaRPr lang="es-VE"/>
+          <a:endParaRPr lang="es-MX"/>
         </a:p>
       </c:txPr>
     </c:legend>
@@ -14749,7 +14652,7 @@
           </a:solidFill>
         </a:defRPr>
       </a:pPr>
-      <a:endParaRPr lang="es-VE"/>
+      <a:endParaRPr lang="es-MX"/>
     </a:p>
   </c:txPr>
   <c:externalData r:id="rId3">
@@ -14823,7 +14726,7 @@
               <a:cs typeface="+mn-cs"/>
             </a:defRPr>
           </a:pPr>
-          <a:endParaRPr lang="es-VE"/>
+          <a:endParaRPr lang="es-MX"/>
         </a:p>
       </c:txPr>
     </c:title>
@@ -14883,7 +14786,7 @@
                     <a:cs typeface="+mn-cs"/>
                   </a:defRPr>
                 </a:pPr>
-                <a:endParaRPr lang="es-VE"/>
+                <a:endParaRPr lang="es-MX"/>
               </a:p>
             </c:txPr>
             <c:dLblPos val="outEnd"/>
@@ -15016,7 +14919,7 @@
                     <a:cs typeface="+mn-cs"/>
                   </a:defRPr>
                 </a:pPr>
-                <a:endParaRPr lang="es-VE"/>
+                <a:endParaRPr lang="es-MX"/>
               </a:p>
             </c:txPr>
             <c:dLblPos val="outEnd"/>
@@ -15149,7 +15052,7 @@
                     <a:cs typeface="+mn-cs"/>
                   </a:defRPr>
                 </a:pPr>
-                <a:endParaRPr lang="es-VE"/>
+                <a:endParaRPr lang="es-MX"/>
               </a:p>
             </c:txPr>
             <c:dLblPos val="outEnd"/>
@@ -15282,7 +15185,7 @@
                     <a:cs typeface="+mn-cs"/>
                   </a:defRPr>
                 </a:pPr>
-                <a:endParaRPr lang="es-VE"/>
+                <a:endParaRPr lang="es-MX"/>
               </a:p>
             </c:txPr>
             <c:dLblPos val="outEnd"/>
@@ -15415,7 +15318,7 @@
                     <a:cs typeface="+mn-cs"/>
                   </a:defRPr>
                 </a:pPr>
-                <a:endParaRPr lang="es-VE"/>
+                <a:endParaRPr lang="es-MX"/>
               </a:p>
             </c:txPr>
             <c:dLblPos val="outEnd"/>
@@ -15554,7 +15457,7 @@
                 <a:cs typeface="+mn-cs"/>
               </a:defRPr>
             </a:pPr>
-            <a:endParaRPr lang="es-VE"/>
+            <a:endParaRPr lang="es-MX"/>
           </a:p>
         </c:txPr>
         <c:crossAx val="1830007439"/>
@@ -15613,7 +15516,7 @@
                 <a:cs typeface="+mn-cs"/>
               </a:defRPr>
             </a:pPr>
-            <a:endParaRPr lang="es-VE"/>
+            <a:endParaRPr lang="es-MX"/>
           </a:p>
         </c:txPr>
         <c:crossAx val="1830009839"/>
@@ -15655,7 +15558,7 @@
               <a:cs typeface="+mn-cs"/>
             </a:defRPr>
           </a:pPr>
-          <a:endParaRPr lang="es-VE"/>
+          <a:endParaRPr lang="es-MX"/>
         </a:p>
       </c:txPr>
     </c:legend>
@@ -15696,7 +15599,7 @@
           </a:solidFill>
         </a:defRPr>
       </a:pPr>
-      <a:endParaRPr lang="es-VE"/>
+      <a:endParaRPr lang="es-MX"/>
     </a:p>
   </c:txPr>
   <c:externalData r:id="rId3">

--- a/Capitulos de Tesis/Capítulo IV.docx
+++ b/Capitulos de Tesis/Capítulo IV.docx
@@ -262,7 +262,7 @@
               </wp:anchor>
             </w:drawing>
           </mc:Choice>
-          <mc:Fallback xmlns:w16sdtfl="http://schemas.microsoft.com/office/word/2024/wordml/sdtformatlock" xmlns:w16du="http://schemas.microsoft.com/office/word/2023/wordml/word16du">
+          <mc:Fallback xmlns:w16du="http://schemas.microsoft.com/office/word/2023/wordml/word16du" xmlns:w16sdtfl="http://schemas.microsoft.com/office/word/2024/wordml/sdtformatlock">
             <w:pict>
               <v:group w14:anchorId="720B25CE" id="Group 17" o:spid="_x0000_s1026" style="position:absolute;margin-left:-4.45pt;margin-top:9.2pt;width:450.2pt;height:127.25pt;z-index:251659264" coordorigin="2268,6021" coordsize="8280,2340" o:gfxdata="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">
                 <v:shapetype id="_x0000_t75" coordsize="21600,21600" o:spt="75" o:preferrelative="t" path="m@4@5l@4@11@9@11@9@5xe" filled="f" stroked="f">
@@ -613,15 +613,7 @@
         <w:t xml:space="preserve"> de su aplicación</w:t>
       </w:r>
       <w:r>
-        <w:t xml:space="preserve">, basados en la metodología de Pressman (2010) descrita en el capítulo anterior, se desarrolló una aplicación educativa </w:t>
-      </w:r>
-      <w:proofErr w:type="spellStart"/>
-      <w:r>
-        <w:t>gamificada</w:t>
-      </w:r>
-      <w:proofErr w:type="spellEnd"/>
-      <w:r>
-        <w:t xml:space="preserve"> para potenciar el rendimiento académico en estudiantes de bachillerato en Venezuela. En esta parte de la investigación</w:t>
+        <w:t>, basados en la metodología de Pressman (2010) descrita en el capítulo anterior, se desarrolló una aplicación educativa gamificada para potenciar el rendimiento académico en estudiantes de bachillerato en Venezuela. En esta parte de la investigación</w:t>
       </w:r>
       <w:r>
         <w:t xml:space="preserve"> se profundiza en las actividades realizadas en las 5 fases que componen la metodología de Pressman (2010), mediante las cuales se obtienen y usan los datos necesarios para la construcción de la aplicación; dichas fases son: Comunicación, Planeación, Diseño, Construcción y Despliegue.</w:t>
@@ -746,15 +738,7 @@
         <w:t>Después se procedió a redactar un cuestionario que fue el instrumento de recolección de datos elegido</w:t>
       </w:r>
       <w:r>
-        <w:t xml:space="preserve">, conformado por 14 preguntas que fue aplicado a una muestra de los estudiantes del colegio Nuestra </w:t>
-      </w:r>
-      <w:proofErr w:type="spellStart"/>
-      <w:r>
-        <w:t>Sra</w:t>
-      </w:r>
-      <w:proofErr w:type="spellEnd"/>
-      <w:r>
-        <w:t xml:space="preserve"> de Guadalupe</w:t>
+        <w:t>, conformado por 14 preguntas que fue aplicado a una muestra de los estudiantes del colegio Nuestra Sra de Guadalupe</w:t>
       </w:r>
       <w:r>
         <w:t>, luego de su realización se analizaron los resultados obtenidos los cuales fueron los siguientes:</w:t>
@@ -854,21 +838,13 @@
         <w:t>,</w:t>
       </w:r>
       <w:r>
-        <w:t xml:space="preserve"> </w:t>
-      </w:r>
-      <w:proofErr w:type="spellStart"/>
-      <w:r>
-        <w:t>A</w:t>
+        <w:t xml:space="preserve"> A</w:t>
       </w:r>
       <w:r>
         <w:t>c</w:t>
       </w:r>
       <w:r>
-        <w:t>urero</w:t>
-      </w:r>
-      <w:proofErr w:type="spellEnd"/>
-      <w:r>
-        <w:t xml:space="preserve"> (202</w:t>
+        <w:t>urero (202</w:t>
       </w:r>
       <w:r>
         <w:t>5</w:t>
@@ -989,21 +965,13 @@
         <w:t>,</w:t>
       </w:r>
       <w:r>
-        <w:t xml:space="preserve"> </w:t>
-      </w:r>
-      <w:proofErr w:type="spellStart"/>
-      <w:r>
-        <w:t>A</w:t>
+        <w:t xml:space="preserve"> A</w:t>
       </w:r>
       <w:r>
         <w:t>c</w:t>
       </w:r>
       <w:r>
-        <w:t>urero</w:t>
-      </w:r>
-      <w:proofErr w:type="spellEnd"/>
-      <w:r>
-        <w:t xml:space="preserve"> (202</w:t>
+        <w:t>urero (202</w:t>
       </w:r>
       <w:r>
         <w:t>5</w:t>
@@ -1097,21 +1065,13 @@
         <w:t>,</w:t>
       </w:r>
       <w:r>
-        <w:t xml:space="preserve"> </w:t>
-      </w:r>
-      <w:proofErr w:type="spellStart"/>
-      <w:r>
-        <w:t>A</w:t>
+        <w:t xml:space="preserve"> A</w:t>
       </w:r>
       <w:r>
         <w:t>c</w:t>
       </w:r>
       <w:r>
-        <w:t>urero</w:t>
-      </w:r>
-      <w:proofErr w:type="spellEnd"/>
-      <w:r>
-        <w:t xml:space="preserve"> (202</w:t>
+        <w:t>urero (202</w:t>
       </w:r>
       <w:r>
         <w:t>5</w:t>
@@ -1205,21 +1165,13 @@
         <w:t>,</w:t>
       </w:r>
       <w:r>
-        <w:t xml:space="preserve"> </w:t>
-      </w:r>
-      <w:proofErr w:type="spellStart"/>
-      <w:r>
-        <w:t>A</w:t>
+        <w:t xml:space="preserve"> A</w:t>
       </w:r>
       <w:r>
         <w:t>c</w:t>
       </w:r>
       <w:r>
-        <w:t>urero</w:t>
-      </w:r>
-      <w:proofErr w:type="spellEnd"/>
-      <w:r>
-        <w:t xml:space="preserve"> (202</w:t>
+        <w:t>urero (202</w:t>
       </w:r>
       <w:r>
         <w:t>5</w:t>
@@ -1239,15 +1191,7 @@
         <w:t>s</w:t>
       </w:r>
       <w:r>
-        <w:t xml:space="preserve"> preferencias de aquellos estudiantes que estudian de forma autónoma, los resultados muestran que predomina el formato audiovisual, con </w:t>
-      </w:r>
-      <w:proofErr w:type="spellStart"/>
-      <w:r>
-        <w:t>Youtube</w:t>
-      </w:r>
-      <w:proofErr w:type="spellEnd"/>
-      <w:r>
-        <w:t xml:space="preserve"> como la herramienta m</w:t>
+        <w:t xml:space="preserve"> preferencias de aquellos estudiantes que estudian de forma autónoma, los resultados muestran que predomina el formato audiovisual, con Youtube como la herramienta m</w:t>
       </w:r>
       <w:r>
         <w:t>á</w:t>
@@ -1336,21 +1280,13 @@
         <w:t>,</w:t>
       </w:r>
       <w:r>
-        <w:t xml:space="preserve"> </w:t>
-      </w:r>
-      <w:proofErr w:type="spellStart"/>
-      <w:r>
-        <w:t>A</w:t>
+        <w:t xml:space="preserve"> A</w:t>
       </w:r>
       <w:r>
         <w:t>c</w:t>
       </w:r>
       <w:r>
-        <w:t>urero</w:t>
-      </w:r>
-      <w:proofErr w:type="spellEnd"/>
-      <w:r>
-        <w:t xml:space="preserve"> (202</w:t>
+        <w:t>urero (202</w:t>
       </w:r>
       <w:r>
         <w:t>5</w:t>
@@ -1462,21 +1398,13 @@
         <w:t>,</w:t>
       </w:r>
       <w:r>
-        <w:t xml:space="preserve"> </w:t>
-      </w:r>
-      <w:proofErr w:type="spellStart"/>
-      <w:r>
-        <w:t>A</w:t>
+        <w:t xml:space="preserve"> A</w:t>
       </w:r>
       <w:r>
         <w:t>c</w:t>
       </w:r>
       <w:r>
-        <w:t>urero</w:t>
-      </w:r>
-      <w:proofErr w:type="spellEnd"/>
-      <w:r>
-        <w:t xml:space="preserve"> (202</w:t>
+        <w:t>urero (202</w:t>
       </w:r>
       <w:r>
         <w:t>5</w:t>
@@ -1571,15 +1499,7 @@
         <w:t>extraño</w:t>
       </w:r>
       <w:r>
-        <w:t xml:space="preserve">. Por otro lado, el uso de plataformas de </w:t>
-      </w:r>
-      <w:proofErr w:type="spellStart"/>
-      <w:r>
-        <w:t>streaming</w:t>
-      </w:r>
-      <w:proofErr w:type="spellEnd"/>
-      <w:r>
-        <w:t xml:space="preserve"> es mínimo</w:t>
+        <w:t>. Por otro lado, el uso de plataformas de streaming es mínimo</w:t>
       </w:r>
       <w:r>
         <w:t>, solo del</w:t>
@@ -1677,21 +1597,13 @@
         <w:t>,</w:t>
       </w:r>
       <w:r>
-        <w:t xml:space="preserve"> </w:t>
-      </w:r>
-      <w:proofErr w:type="spellStart"/>
-      <w:r>
-        <w:t>A</w:t>
+        <w:t xml:space="preserve"> A</w:t>
       </w:r>
       <w:r>
         <w:t>c</w:t>
       </w:r>
       <w:r>
-        <w:t>urero</w:t>
-      </w:r>
-      <w:proofErr w:type="spellEnd"/>
-      <w:r>
-        <w:t xml:space="preserve"> (202</w:t>
+        <w:t>urero (202</w:t>
       </w:r>
       <w:r>
         <w:t>5</w:t>
@@ -1800,21 +1712,13 @@
         <w:t>,</w:t>
       </w:r>
       <w:r>
-        <w:t xml:space="preserve"> </w:t>
-      </w:r>
-      <w:proofErr w:type="spellStart"/>
-      <w:r>
-        <w:t>A</w:t>
+        <w:t xml:space="preserve"> A</w:t>
       </w:r>
       <w:r>
         <w:t>c</w:t>
       </w:r>
       <w:r>
-        <w:t>urero</w:t>
-      </w:r>
-      <w:proofErr w:type="spellEnd"/>
-      <w:r>
-        <w:t xml:space="preserve"> (202</w:t>
+        <w:t>urero (202</w:t>
       </w:r>
       <w:r>
         <w:t>5</w:t>
@@ -1849,26 +1753,10 @@
         <w:t>Esto es una validación directa de que el modelo de gamificación no solo es viable, sino que es el que ellos prefieren por encima de otros métodos,</w:t>
       </w:r>
       <w:r>
-        <w:t xml:space="preserve"> En segundo lugar, muy por debajo se encuentra </w:t>
-      </w:r>
-      <w:proofErr w:type="spellStart"/>
-      <w:r>
-        <w:t>Socratic</w:t>
-      </w:r>
-      <w:proofErr w:type="spellEnd"/>
-      <w:r>
-        <w:t xml:space="preserve"> con un 13%</w:t>
-      </w:r>
-      <w:r>
-        <w:t xml:space="preserve">, una herramienta enfocada en resolver dudas específicas mediante inteligencia artificial. Seguido por </w:t>
-      </w:r>
-      <w:proofErr w:type="spellStart"/>
-      <w:r>
-        <w:t>Photomath</w:t>
-      </w:r>
-      <w:proofErr w:type="spellEnd"/>
-      <w:r>
-        <w:t xml:space="preserve"> y Gemini (IA), ambas con un 8%</w:t>
+        <w:t xml:space="preserve"> En segundo lugar, muy por debajo se encuentra Socratic con un 13%</w:t>
+      </w:r>
+      <w:r>
+        <w:t>, una herramienta enfocada en resolver dudas específicas mediante inteligencia artificial. Seguido por Photomath y Gemini (IA), ambas con un 8%</w:t>
       </w:r>
       <w:r>
         <w:t xml:space="preserve">. </w:t>
@@ -1879,15 +1767,7 @@
         <w:pStyle w:val="Tesis"/>
       </w:pPr>
       <w:r>
-        <w:t xml:space="preserve">Es interesante como Khan </w:t>
-      </w:r>
-      <w:proofErr w:type="spellStart"/>
-      <w:r>
-        <w:t>Academy</w:t>
-      </w:r>
-      <w:proofErr w:type="spellEnd"/>
-      <w:r>
-        <w:t>, que tiene un enfoque más tradicional y estructurado, obtuvo un 0% de menciones en esta muestra. Con lo que se concluye que los estudiantes actuales evitan los formatos que se sienten como una clase “una clase grabada” o un libro de texto digital, y se inclinan por herramientas que ofrecen interactividad inmediata o soluciones creativas.</w:t>
+        <w:t>Es interesante como Khan Academy, que tiene un enfoque más tradicional y estructurado, obtuvo un 0% de menciones en esta muestra. Con lo que se concluye que los estudiantes actuales evitan los formatos que se sienten como una clase “una clase grabada” o un libro de texto digital, y se inclinan por herramientas que ofrecen interactividad inmediata o soluciones creativas.</w:t>
       </w:r>
     </w:p>
     <w:p>
@@ -1969,21 +1849,13 @@
         <w:t>,</w:t>
       </w:r>
       <w:r>
-        <w:t xml:space="preserve"> </w:t>
-      </w:r>
-      <w:proofErr w:type="spellStart"/>
-      <w:r>
-        <w:t>A</w:t>
+        <w:t xml:space="preserve"> A</w:t>
       </w:r>
       <w:r>
         <w:t>c</w:t>
       </w:r>
       <w:r>
-        <w:t>urero</w:t>
-      </w:r>
-      <w:proofErr w:type="spellEnd"/>
-      <w:r>
-        <w:t xml:space="preserve"> (202</w:t>
+        <w:t>urero (202</w:t>
       </w:r>
       <w:r>
         <w:t>5</w:t>
@@ -2219,21 +2091,13 @@
         <w:t>,</w:t>
       </w:r>
       <w:r>
-        <w:t xml:space="preserve"> </w:t>
-      </w:r>
-      <w:proofErr w:type="spellStart"/>
-      <w:r>
-        <w:t>A</w:t>
+        <w:t xml:space="preserve"> A</w:t>
       </w:r>
       <w:r>
         <w:t>c</w:t>
       </w:r>
       <w:r>
-        <w:t>urero</w:t>
-      </w:r>
-      <w:proofErr w:type="spellEnd"/>
-      <w:r>
-        <w:t xml:space="preserve"> (202</w:t>
+        <w:t>urero (202</w:t>
       </w:r>
       <w:r>
         <w:t>5</w:t>
@@ -2363,21 +2227,13 @@
         <w:t>,</w:t>
       </w:r>
       <w:r>
-        <w:t xml:space="preserve"> </w:t>
-      </w:r>
-      <w:proofErr w:type="spellStart"/>
-      <w:r>
-        <w:t>A</w:t>
+        <w:t xml:space="preserve"> A</w:t>
       </w:r>
       <w:r>
         <w:t>c</w:t>
       </w:r>
       <w:r>
-        <w:t>urero</w:t>
-      </w:r>
-      <w:proofErr w:type="spellEnd"/>
-      <w:r>
-        <w:t xml:space="preserve"> (202</w:t>
+        <w:t>urero (202</w:t>
       </w:r>
       <w:r>
         <w:t>5</w:t>
@@ -2402,34 +2258,10 @@
         <w:pStyle w:val="Tesis"/>
       </w:pPr>
       <w:r>
-        <w:t xml:space="preserve">Con un 24%, lo sigue los </w:t>
-      </w:r>
-      <w:proofErr w:type="spellStart"/>
-      <w:r>
-        <w:t>quizzes</w:t>
-      </w:r>
-      <w:proofErr w:type="spellEnd"/>
-      <w:r>
-        <w:t xml:space="preserve"> y </w:t>
-      </w:r>
-      <w:proofErr w:type="spellStart"/>
-      <w:r>
-        <w:t>tests</w:t>
-      </w:r>
-      <w:proofErr w:type="spellEnd"/>
-      <w:r>
-        <w:t xml:space="preserve"> rápidos. Esto complementa perfectamente el punto anterior, sugiriendo que después de la “experiencia interactiva”, los estudiantes valoran una evaluación breve y directa que les dé</w:t>
-      </w:r>
-      <w:r>
-        <w:t xml:space="preserve"> </w:t>
-      </w:r>
-      <w:proofErr w:type="spellStart"/>
-      <w:r>
-        <w:t>feedback</w:t>
-      </w:r>
-      <w:proofErr w:type="spellEnd"/>
-      <w:r>
-        <w:t xml:space="preserve"> sobre su desempeño. Por otra parte, los formatos más tradicionales </w:t>
+        <w:t>Con un 24%, lo sigue los quizzes y tests rápidos. Esto complementa perfectamente el punto anterior, sugiriendo que después de la “experiencia interactiva”, los estudiantes valoran una evaluación breve y directa que les dé</w:t>
+      </w:r>
+      <w:r>
+        <w:t xml:space="preserve"> feedback sobre su desempeño. Por otra parte, los formatos más tradicionales </w:t>
       </w:r>
       <w:r>
         <w:lastRenderedPageBreak/>
@@ -2507,21 +2339,13 @@
         <w:t>,</w:t>
       </w:r>
       <w:r>
-        <w:t xml:space="preserve"> </w:t>
-      </w:r>
-      <w:proofErr w:type="spellStart"/>
-      <w:r>
-        <w:t>A</w:t>
+        <w:t xml:space="preserve"> A</w:t>
       </w:r>
       <w:r>
         <w:t>c</w:t>
       </w:r>
       <w:r>
-        <w:t>urero</w:t>
-      </w:r>
-      <w:proofErr w:type="spellEnd"/>
-      <w:r>
-        <w:t xml:space="preserve"> (202</w:t>
+        <w:t>urero (202</w:t>
       </w:r>
       <w:r>
         <w:t>5</w:t>
@@ -2701,15 +2525,7 @@
         <w:t xml:space="preserve"> se</w:t>
       </w:r>
       <w:r>
-        <w:t xml:space="preserve"> dividió el desarrollo en iteraciones (</w:t>
-      </w:r>
-      <w:proofErr w:type="spellStart"/>
-      <w:r>
-        <w:t>sprints</w:t>
-      </w:r>
-      <w:proofErr w:type="spellEnd"/>
-      <w:r>
-        <w:t>), teniendo en cuenta las tecnologías seleccionadas. Se estableció el siguiente cronograma preliminar:</w:t>
+        <w:t xml:space="preserve"> dividió el desarrollo en iteraciones (sprints), teniendo en cuenta las tecnologías seleccionadas. Se estableció el siguiente cronograma preliminar:</w:t>
       </w:r>
     </w:p>
     <w:p>
@@ -2724,15 +2540,7 @@
         <w:t>Sprint 1 (Configuración del Entorno y Base de Datos):</w:t>
       </w:r>
       <w:r>
-        <w:t xml:space="preserve"> Instalación y configuración de Python, </w:t>
-      </w:r>
-      <w:proofErr w:type="spellStart"/>
-      <w:r>
-        <w:t>Flet</w:t>
-      </w:r>
-      <w:proofErr w:type="spellEnd"/>
-      <w:r>
-        <w:t>, SQL</w:t>
+        <w:t xml:space="preserve"> Instalación y configuración de Python, Flet, SQL</w:t>
       </w:r>
       <w:r>
         <w:t>ite</w:t>
@@ -2762,15 +2570,7 @@
         <w:t>Sprint 2 (Estructura base de la aplicación y autenticación):</w:t>
       </w:r>
       <w:r>
-        <w:t xml:space="preserve"> Desarrollo de la navegación principal de la aplicación con </w:t>
-      </w:r>
-      <w:proofErr w:type="spellStart"/>
-      <w:r>
-        <w:t>Flet</w:t>
-      </w:r>
-      <w:proofErr w:type="spellEnd"/>
-      <w:r>
-        <w:t>. Implementación del módulo de registro e inicio de sesión de usuarios, conectado a la base de datos MySQL. Creación de la pantalla de perfil de usuario.</w:t>
+        <w:t xml:space="preserve"> Desarrollo de la navegación principal de la aplicación con Flet. Implementación del módulo de registro e inicio de sesión de usuarios, conectado a la base de datos MySQL. Creación de la pantalla de perfil de usuario.</w:t>
       </w:r>
     </w:p>
     <w:p>
@@ -2789,9 +2589,16 @@
           <w:bCs w:val="0"/>
           <w:color w:val="000000" w:themeColor="text1"/>
         </w:rPr>
-        <w:t xml:space="preserve">Sprint 3 (Módulo de Contenido </w:t>
-      </w:r>
-      <w:proofErr w:type="spellStart"/>
+        <w:t>Sprint 3 (Módulo de Contenido Gamificado):</w:t>
+      </w:r>
+      <w:r>
+        <w:rPr>
+          <w:rStyle w:val="Textoennegrita"/>
+          <w:rFonts w:eastAsiaTheme="majorEastAsia"/>
+          <w:color w:val="000000" w:themeColor="text1"/>
+        </w:rPr>
+        <w:t xml:space="preserve"> </w:t>
+      </w:r>
       <w:r>
         <w:rPr>
           <w:rStyle w:val="Textoennegrita"/>
@@ -2800,9 +2607,8 @@
           <w:bCs w:val="0"/>
           <w:color w:val="000000" w:themeColor="text1"/>
         </w:rPr>
-        <w:t>Gamificado</w:t>
-      </w:r>
-      <w:proofErr w:type="spellEnd"/>
+        <w:t>Implementación del primer módulo interactiv</w:t>
+      </w:r>
       <w:r>
         <w:rPr>
           <w:rStyle w:val="Textoennegrita"/>
@@ -2811,15 +2617,7 @@
           <w:bCs w:val="0"/>
           <w:color w:val="000000" w:themeColor="text1"/>
         </w:rPr>
-        <w:t>):</w:t>
-      </w:r>
-      <w:r>
-        <w:rPr>
-          <w:rStyle w:val="Textoennegrita"/>
-          <w:rFonts w:eastAsiaTheme="majorEastAsia"/>
-          <w:color w:val="000000" w:themeColor="text1"/>
-        </w:rPr>
-        <w:t xml:space="preserve"> </w:t>
+        <w:t>o</w:t>
       </w:r>
       <w:r>
         <w:rPr>
@@ -2829,49 +2627,7 @@
           <w:bCs w:val="0"/>
           <w:color w:val="000000" w:themeColor="text1"/>
         </w:rPr>
-        <w:t>Implementación del primer módulo interactiv</w:t>
-      </w:r>
-      <w:r>
-        <w:rPr>
-          <w:rStyle w:val="Textoennegrita"/>
-          <w:rFonts w:eastAsiaTheme="majorEastAsia"/>
-          <w:b w:val="0"/>
-          <w:bCs w:val="0"/>
-          <w:color w:val="000000" w:themeColor="text1"/>
-        </w:rPr>
-        <w:t>o</w:t>
-      </w:r>
-      <w:r>
-        <w:rPr>
-          <w:rStyle w:val="Textoennegrita"/>
-          <w:rFonts w:eastAsiaTheme="majorEastAsia"/>
-          <w:b w:val="0"/>
-          <w:bCs w:val="0"/>
-          <w:color w:val="000000" w:themeColor="text1"/>
-        </w:rPr>
-        <w:t xml:space="preserve"> usando la lógica de simulación de Python y el desarrollo de la interfaz interactiva con controles de </w:t>
-      </w:r>
-      <w:proofErr w:type="spellStart"/>
-      <w:r>
-        <w:rPr>
-          <w:rStyle w:val="Textoennegrita"/>
-          <w:rFonts w:eastAsiaTheme="majorEastAsia"/>
-          <w:b w:val="0"/>
-          <w:bCs w:val="0"/>
-          <w:color w:val="000000" w:themeColor="text1"/>
-        </w:rPr>
-        <w:t>Flet</w:t>
-      </w:r>
-      <w:proofErr w:type="spellEnd"/>
-      <w:r>
-        <w:rPr>
-          <w:rStyle w:val="Textoennegrita"/>
-          <w:rFonts w:eastAsiaTheme="majorEastAsia"/>
-          <w:b w:val="0"/>
-          <w:bCs w:val="0"/>
-          <w:color w:val="000000" w:themeColor="text1"/>
-        </w:rPr>
-        <w:t xml:space="preserve"> (sliders, botones, gráficos básicos).</w:t>
+        <w:t xml:space="preserve"> usando la lógica de simulación de Python y el desarrollo de la interfaz interactiva con controles de Flet (sliders, botones, gráficos básicos).</w:t>
       </w:r>
     </w:p>
     <w:p>
@@ -3079,14 +2835,12 @@
       <w:r>
         <w:t xml:space="preserve">utilizados fue </w:t>
       </w:r>
-      <w:proofErr w:type="spellStart"/>
       <w:r>
         <w:t>Star</w:t>
       </w:r>
       <w:r>
         <w:t>UML</w:t>
       </w:r>
-      <w:proofErr w:type="spellEnd"/>
       <w:r>
         <w:t>, una herramienta para el modelamiento de software basado en los estándares UML, permite</w:t>
       </w:r>
@@ -3229,15 +2983,7 @@
         <w:t xml:space="preserve">Fuente: </w:t>
       </w:r>
       <w:r>
-        <w:t xml:space="preserve">Araujo, Montiel, </w:t>
-      </w:r>
-      <w:proofErr w:type="spellStart"/>
-      <w:r>
-        <w:t>Acurero</w:t>
-      </w:r>
-      <w:proofErr w:type="spellEnd"/>
-      <w:r>
-        <w:t xml:space="preserve"> (2026)</w:t>
+        <w:t>Araujo, Montiel, Acurero (2026)</w:t>
       </w:r>
     </w:p>
     <w:p>
@@ -3248,16 +2994,11 @@
         <w:t>Para el diseño de los prototipos de las pantallas de la aplicación se utilizó</w:t>
       </w:r>
       <w:r>
-        <w:t xml:space="preserve"> </w:t>
-      </w:r>
-      <w:proofErr w:type="spellStart"/>
-      <w:r>
-        <w:t>Canv</w:t>
+        <w:t xml:space="preserve"> Canv</w:t>
       </w:r>
       <w:r>
         <w:t>a</w:t>
       </w:r>
-      <w:proofErr w:type="spellEnd"/>
       <w:r>
         <w:t xml:space="preserve">, </w:t>
       </w:r>
@@ -3416,15 +3157,7 @@
         <w:t>Fuentes:</w:t>
       </w:r>
       <w:r>
-        <w:t xml:space="preserve"> Araujo, Montiel, </w:t>
-      </w:r>
-      <w:proofErr w:type="spellStart"/>
-      <w:r>
-        <w:t>Acurero</w:t>
-      </w:r>
-      <w:proofErr w:type="spellEnd"/>
-      <w:r>
-        <w:t xml:space="preserve"> (202</w:t>
+        <w:t xml:space="preserve"> Araujo, Montiel, Acurero (202</w:t>
       </w:r>
       <w:r>
         <w:t>5</w:t>
@@ -3568,15 +3301,7 @@
         <w:t>Fuentes:</w:t>
       </w:r>
       <w:r>
-        <w:t xml:space="preserve"> Araujo, Montiel, </w:t>
-      </w:r>
-      <w:proofErr w:type="spellStart"/>
-      <w:r>
-        <w:t>Acurero</w:t>
-      </w:r>
-      <w:proofErr w:type="spellEnd"/>
-      <w:r>
-        <w:t xml:space="preserve"> (202</w:t>
+        <w:t xml:space="preserve"> Araujo, Montiel, Acurero (202</w:t>
       </w:r>
       <w:r>
         <w:t>5</w:t>
@@ -3703,15 +3428,7 @@
         <w:t>Fuentes:</w:t>
       </w:r>
       <w:r>
-        <w:t xml:space="preserve"> Araujo, Montiel, </w:t>
-      </w:r>
-      <w:proofErr w:type="spellStart"/>
-      <w:r>
-        <w:t>Acurero</w:t>
-      </w:r>
-      <w:proofErr w:type="spellEnd"/>
-      <w:r>
-        <w:t xml:space="preserve"> (202</w:t>
+        <w:t xml:space="preserve"> Araujo, Montiel, Acurero (202</w:t>
       </w:r>
       <w:r>
         <w:t>5</w:t>
@@ -3831,15 +3548,7 @@
         <w:t>Fuentes:</w:t>
       </w:r>
       <w:r>
-        <w:t xml:space="preserve"> Araujo, Montiel, </w:t>
-      </w:r>
-      <w:proofErr w:type="spellStart"/>
-      <w:r>
-        <w:t>Acurero</w:t>
-      </w:r>
-      <w:proofErr w:type="spellEnd"/>
-      <w:r>
-        <w:t xml:space="preserve"> (202</w:t>
+        <w:t xml:space="preserve"> Araujo, Montiel, Acurero (202</w:t>
       </w:r>
       <w:r>
         <w:t>5</w:t>
@@ -3948,15 +3657,7 @@
         <w:t>Fuentes:</w:t>
       </w:r>
       <w:r>
-        <w:t xml:space="preserve"> Araujo, Montiel, </w:t>
-      </w:r>
-      <w:proofErr w:type="spellStart"/>
-      <w:r>
-        <w:t>Acurero</w:t>
-      </w:r>
-      <w:proofErr w:type="spellEnd"/>
-      <w:r>
-        <w:t xml:space="preserve"> (202</w:t>
+        <w:t xml:space="preserve"> Araujo, Montiel, Acurero (202</w:t>
       </w:r>
       <w:r>
         <w:t>5</w:t>
@@ -4044,23 +3745,7 @@
           <w:b/>
           <w:bCs/>
         </w:rPr>
-        <w:t xml:space="preserve">Prototipo del </w:t>
-      </w:r>
-      <w:proofErr w:type="spellStart"/>
-      <w:r>
-        <w:rPr>
-          <w:b/>
-          <w:bCs/>
-        </w:rPr>
-        <w:t>Login</w:t>
-      </w:r>
-      <w:proofErr w:type="spellEnd"/>
-      <w:r>
-        <w:rPr>
-          <w:b/>
-          <w:bCs/>
-        </w:rPr>
-        <w:t xml:space="preserve"> de la Aplicación</w:t>
+        <w:t>Prototipo del Login de la Aplicación</w:t>
       </w:r>
     </w:p>
     <w:p>
@@ -4078,15 +3763,7 @@
         <w:t>Fuentes:</w:t>
       </w:r>
       <w:r>
-        <w:t xml:space="preserve"> Araujo, Montiel, </w:t>
-      </w:r>
-      <w:proofErr w:type="spellStart"/>
-      <w:r>
-        <w:t>Acurero</w:t>
-      </w:r>
-      <w:proofErr w:type="spellEnd"/>
-      <w:r>
-        <w:t xml:space="preserve"> (202</w:t>
+        <w:t xml:space="preserve"> Araujo, Montiel, Acurero (202</w:t>
       </w:r>
       <w:r>
         <w:t>5)</w:t>
@@ -4256,82 +3933,26 @@
         <w:rPr>
           <w:lang w:val="es-ES_tradnl"/>
         </w:rPr>
-        <w:t xml:space="preserve"> correctamente tanto en modo desarrollo como empacado y como ejecutable. La función ‘</w:t>
-      </w:r>
-      <w:proofErr w:type="spellStart"/>
+        <w:t xml:space="preserve"> correctamente tanto en modo desarrollo como empacado y como ejecutable. La función ‘obtener_ruta_base()’ detecta automáticamente si el programa se ejecutaba desde el código fuente o desde </w:t>
+      </w:r>
       <w:r>
         <w:rPr>
           <w:lang w:val="es-ES_tradnl"/>
         </w:rPr>
-        <w:t>obtener_ruta_base</w:t>
-      </w:r>
-      <w:proofErr w:type="spellEnd"/>
+        <w:lastRenderedPageBreak/>
+        <w:t>un archivo generado por PyInstaller, permitiendo que las rutas a recursos y base de datos sean dinámicas. Dentro del archivo de configuración, también se implement</w:t>
+      </w:r>
       <w:r>
         <w:rPr>
           <w:lang w:val="es-ES_tradnl"/>
         </w:rPr>
-        <w:t xml:space="preserve">()’ detecta automáticamente si el programa se ejecutaba desde el código fuente o desde </w:t>
+        <w:t>ó</w:t>
       </w:r>
       <w:r>
         <w:rPr>
           <w:lang w:val="es-ES_tradnl"/>
         </w:rPr>
-        <w:lastRenderedPageBreak/>
-        <w:t xml:space="preserve">un archivo generado por </w:t>
-      </w:r>
-      <w:proofErr w:type="spellStart"/>
-      <w:r>
-        <w:rPr>
-          <w:lang w:val="es-ES_tradnl"/>
-        </w:rPr>
-        <w:t>PyInstaller</w:t>
-      </w:r>
-      <w:proofErr w:type="spellEnd"/>
-      <w:r>
-        <w:rPr>
-          <w:lang w:val="es-ES_tradnl"/>
-        </w:rPr>
-        <w:t>, permitiendo que las rutas a recursos y base de datos sean dinámicas. Dentro del archivo de configuración, también se implement</w:t>
-      </w:r>
-      <w:r>
-        <w:rPr>
-          <w:lang w:val="es-ES_tradnl"/>
-        </w:rPr>
-        <w:t>ó</w:t>
-      </w:r>
-      <w:r>
-        <w:rPr>
-          <w:lang w:val="es-ES_tradnl"/>
-        </w:rPr>
-        <w:t xml:space="preserve"> ‘</w:t>
-      </w:r>
-      <w:proofErr w:type="spellStart"/>
-      <w:r>
-        <w:rPr>
-          <w:lang w:val="es-ES_tradnl"/>
-        </w:rPr>
-        <w:t>obtener_ruta_db</w:t>
-      </w:r>
-      <w:proofErr w:type="spellEnd"/>
-      <w:r>
-        <w:rPr>
-          <w:lang w:val="es-ES_tradnl"/>
-        </w:rPr>
-        <w:t>()’ que simplemente concatena la ruta base con el nombre de la base de datos. Seguidamente se creó, ‘</w:t>
-      </w:r>
-      <w:proofErr w:type="spellStart"/>
-      <w:r>
-        <w:rPr>
-          <w:lang w:val="es-ES_tradnl"/>
-        </w:rPr>
-        <w:t>obtener_ruta_recurso</w:t>
-      </w:r>
-      <w:proofErr w:type="spellEnd"/>
-      <w:r>
-        <w:rPr>
-          <w:lang w:val="es-ES_tradnl"/>
-        </w:rPr>
-        <w:t>()’ para localizar imágenes y otros archivos estáticos que se utilizan en la aplicación.</w:t>
+        <w:t xml:space="preserve"> ‘obtener_ruta_db()’ que simplemente concatena la ruta base con el nombre de la base de datos. Seguidamente se creó, ‘obtener_ruta_recurso()’ para localizar imágenes y otros archivos estáticos que se utilizan en la aplicación.</w:t>
       </w:r>
     </w:p>
     <w:p>
@@ -4440,15 +4061,7 @@
         <w:t>Fuente:</w:t>
       </w:r>
       <w:r>
-        <w:t xml:space="preserve"> Araujo, Montiel y </w:t>
-      </w:r>
-      <w:proofErr w:type="spellStart"/>
-      <w:r>
-        <w:t>Acurero</w:t>
-      </w:r>
-      <w:proofErr w:type="spellEnd"/>
-      <w:r>
-        <w:t xml:space="preserve"> (2025)</w:t>
+        <w:t xml:space="preserve"> Araujo, Montiel y Acurero (2025)</w:t>
       </w:r>
     </w:p>
     <w:p>
@@ -4469,31 +4082,7 @@
         <w:t>La clase ‘Navegador central’ fue uno de los desarrollos más importantes de esta fase</w:t>
       </w:r>
       <w:r>
-        <w:t xml:space="preserve"> inicial. Su método ‘__</w:t>
-      </w:r>
-      <w:proofErr w:type="spellStart"/>
-      <w:r>
-        <w:t>init</w:t>
-      </w:r>
-      <w:proofErr w:type="spellEnd"/>
-      <w:r>
-        <w:t xml:space="preserve">__’ recibe el objeto ‘page’ del </w:t>
-      </w:r>
-      <w:proofErr w:type="spellStart"/>
-      <w:r>
-        <w:t>Flet</w:t>
-      </w:r>
-      <w:proofErr w:type="spellEnd"/>
-      <w:r>
-        <w:t xml:space="preserve"> y lo almacena para ser usado más adelante. El método ‘inicializar()’ configura el </w:t>
-      </w:r>
-      <w:proofErr w:type="spellStart"/>
-      <w:r>
-        <w:t>layout</w:t>
-      </w:r>
-      <w:proofErr w:type="spellEnd"/>
-      <w:r>
-        <w:t xml:space="preserve"> principal de todo el software, creando un</w:t>
+        <w:t xml:space="preserve"> inicial. Su método ‘__init__’ recibe el objeto ‘page’ del Flet y lo almacena para ser usado más adelante. El método ‘inicializar()’ configura el layout principal de todo el software, creando un</w:t>
       </w:r>
       <w:r>
         <w:t>a</w:t>
@@ -4512,15 +4101,7 @@
       </w:r>
       <w:r>
         <w:lastRenderedPageBreak/>
-        <w:t>`_</w:t>
-      </w:r>
-      <w:proofErr w:type="spellStart"/>
-      <w:r>
-        <w:t>crear_sidebar</w:t>
-      </w:r>
-      <w:proofErr w:type="spellEnd"/>
-      <w:r>
-        <w:t>()` genera dinámicamente los botones de navegación</w:t>
+        <w:t>`_crear_sidebar()` genera dinámicamente los botones de navegación</w:t>
       </w:r>
       <w:r>
         <w:t xml:space="preserve"> de la </w:t>
@@ -4537,56 +4118,16 @@
         <w:pStyle w:val="Tesis"/>
       </w:pPr>
       <w:r>
-        <w:t>El método ‘</w:t>
-      </w:r>
-      <w:proofErr w:type="spellStart"/>
-      <w:r>
-        <w:t>navegar_a</w:t>
-      </w:r>
-      <w:proofErr w:type="spellEnd"/>
-      <w:r>
-        <w:t xml:space="preserve">()’ </w:t>
-      </w:r>
-      <w:r>
-        <w:t>de la clase ‘</w:t>
-      </w:r>
-      <w:proofErr w:type="spellStart"/>
-      <w:r>
-        <w:t>NavegadorCentral</w:t>
-      </w:r>
-      <w:proofErr w:type="spellEnd"/>
-      <w:r>
-        <w:t xml:space="preserve">’ define el centro del sistema de rutas internas. Está función recibe indicando la pantalla o módulo destino, realizando </w:t>
-      </w:r>
-      <w:proofErr w:type="spellStart"/>
-      <w:r>
-        <w:t>imports</w:t>
-      </w:r>
-      <w:proofErr w:type="spellEnd"/>
-      <w:r>
-        <w:t xml:space="preserve"> dinámicos de los módulos correspondientes, ejecutando la función de contenido enviando los datos del usuario, y actualizando el </w:t>
-      </w:r>
-      <w:proofErr w:type="spellStart"/>
-      <w:r>
-        <w:t>sidebar</w:t>
-      </w:r>
-      <w:proofErr w:type="spellEnd"/>
-      <w:r>
-        <w:t xml:space="preserve"> para reflejar visualmente </w:t>
+        <w:t xml:space="preserve">El método ‘navegar_a()’ </w:t>
+      </w:r>
+      <w:r>
+        <w:t xml:space="preserve">de la clase ‘NavegadorCentral’ define el centro del sistema de rutas internas. Está función recibe indicando la pantalla o módulo destino, realizando imports dinámicos de los módulos correspondientes, ejecutando la función de contenido enviando los datos del usuario, y actualizando el sidebar para reflejar visualmente </w:t>
       </w:r>
       <w:r>
         <w:t xml:space="preserve">la nueva ubicación. </w:t>
       </w:r>
       <w:r>
-        <w:t>Finalmente, `</w:t>
-      </w:r>
-      <w:proofErr w:type="spellStart"/>
-      <w:r>
-        <w:t>cerrar_sesion</w:t>
-      </w:r>
-      <w:proofErr w:type="spellEnd"/>
-      <w:r>
-        <w:t xml:space="preserve">()` limpia la página </w:t>
+        <w:t xml:space="preserve">Finalmente, `cerrar_sesion()` limpia la página </w:t>
       </w:r>
       <w:r>
         <w:t>donde se encuentre el usuario</w:t>
@@ -4598,15 +4139,7 @@
         <w:t>se redirige</w:t>
       </w:r>
       <w:r>
-        <w:t xml:space="preserve"> al </w:t>
-      </w:r>
-      <w:proofErr w:type="spellStart"/>
-      <w:r>
-        <w:t>login</w:t>
-      </w:r>
-      <w:proofErr w:type="spellEnd"/>
-      <w:r>
-        <w:t xml:space="preserve">, </w:t>
+        <w:t xml:space="preserve"> al login, </w:t>
       </w:r>
       <w:r>
         <w:t>cerrando</w:t>
@@ -4625,23 +4158,7 @@
         <w:pStyle w:val="Tesis"/>
       </w:pPr>
       <w:r>
-        <w:t>En archivo ‘enrutador.py’ se definió un diccionario global ‘_</w:t>
-      </w:r>
-      <w:proofErr w:type="spellStart"/>
-      <w:r>
-        <w:t>vistas_registradas</w:t>
-      </w:r>
-      <w:proofErr w:type="spellEnd"/>
-      <w:r>
-        <w:t>’ que funcionaba como registro central de todas las vistas disponibles. La función ‘</w:t>
-      </w:r>
-      <w:proofErr w:type="spellStart"/>
-      <w:r>
-        <w:t>registrar_vista</w:t>
-      </w:r>
-      <w:proofErr w:type="spellEnd"/>
-      <w:r>
-        <w:t xml:space="preserve">()’ añade entradas a este diccionario asociando nombres de vista </w:t>
+        <w:t xml:space="preserve">En archivo ‘enrutador.py’ se definió un diccionario global ‘_vistas_registradas’ que funcionaba como registro central de todas las vistas disponibles. La función ‘registrar_vista()’ añade entradas a este diccionario asociando nombres de vista </w:t>
       </w:r>
       <w:r>
         <w:t>con las funciones que las renderizan</w:t>
@@ -4650,15 +4167,7 @@
         <w:t>, seguidamente tenemos a l</w:t>
       </w:r>
       <w:r>
-        <w:t>a función `</w:t>
-      </w:r>
-      <w:proofErr w:type="spellStart"/>
-      <w:r>
-        <w:t>navegar_a</w:t>
-      </w:r>
-      <w:proofErr w:type="spellEnd"/>
-      <w:r>
-        <w:t>()`</w:t>
+        <w:t>a función `navegar_a()`</w:t>
       </w:r>
       <w:r>
         <w:t>,</w:t>
@@ -4682,23 +4191,7 @@
         <w:t xml:space="preserve"> usuario</w:t>
       </w:r>
       <w:r>
-        <w:t xml:space="preserve"> registrado y opcionalmente los datos del usuario. La función `</w:t>
-      </w:r>
-      <w:proofErr w:type="spellStart"/>
-      <w:r>
-        <w:t>inicializar_vistas</w:t>
-      </w:r>
-      <w:proofErr w:type="spellEnd"/>
-      <w:r>
-        <w:t xml:space="preserve">()` importa todos los módulos de vistas y registrarlos, utilizando </w:t>
-      </w:r>
-      <w:proofErr w:type="spellStart"/>
-      <w:r>
-        <w:t>imports</w:t>
-      </w:r>
-      <w:proofErr w:type="spellEnd"/>
-      <w:r>
-        <w:t xml:space="preserve"> diferidos para evitar que Python detectara dependencias circulares al cargar los archivos.</w:t>
+        <w:t xml:space="preserve"> registrado y opcionalmente los datos del usuario. La función `inicializar_vistas()` importa todos los módulos de vistas y registrarlos, utilizando imports diferidos para evitar que Python detectara dependencias circulares al cargar los archivos.</w:t>
       </w:r>
     </w:p>
     <w:p>
@@ -4804,15 +4297,7 @@
         <w:t>Fuente:</w:t>
       </w:r>
       <w:r>
-        <w:t xml:space="preserve"> Araujo, Montiel y </w:t>
-      </w:r>
-      <w:proofErr w:type="spellStart"/>
-      <w:r>
-        <w:t>Acurero</w:t>
-      </w:r>
-      <w:proofErr w:type="spellEnd"/>
-      <w:r>
-        <w:t xml:space="preserve"> (2025)</w:t>
+        <w:t xml:space="preserve"> Araujo, Montiel y Acurero (2025)</w:t>
       </w:r>
     </w:p>
     <w:p>
@@ -4829,61 +4314,13 @@
         <w:pStyle w:val="Tesis"/>
       </w:pPr>
       <w:r>
-        <w:t xml:space="preserve">La construcción continuó con el sistema de almacenamiento mediante el archivo ‘gestor_db.py’, que implementa el patrón </w:t>
-      </w:r>
-      <w:proofErr w:type="spellStart"/>
-      <w:r>
-        <w:t>Singleton</w:t>
-      </w:r>
-      <w:proofErr w:type="spellEnd"/>
-      <w:r>
-        <w:t xml:space="preserve"> para garantizar una única conexión a la base de datos SQLite. El método</w:t>
-      </w:r>
-      <w:r>
-        <w:t xml:space="preserve"> ‘_new_’ de la clase ‘</w:t>
-      </w:r>
-      <w:proofErr w:type="spellStart"/>
-      <w:r>
-        <w:t>GestorDB</w:t>
-      </w:r>
-      <w:proofErr w:type="spellEnd"/>
-      <w:r>
-        <w:t xml:space="preserve">’ verifica si ya existe una instancia de la clase y, de no ser así, crea una nueva llamando a ‘_inicializar()’. El método ‘_conectar()’ abre una conexión s </w:t>
-      </w:r>
-      <w:proofErr w:type="spellStart"/>
-      <w:r>
-        <w:t>SqLite</w:t>
-      </w:r>
-      <w:proofErr w:type="spellEnd"/>
-      <w:r>
-        <w:t xml:space="preserve"> usando la ruta proporcionada por ‘</w:t>
-      </w:r>
-      <w:proofErr w:type="spellStart"/>
-      <w:r>
-        <w:t>obtener_ruta_db</w:t>
-      </w:r>
-      <w:proofErr w:type="spellEnd"/>
-      <w:r>
-        <w:t>()’ del módulo de configuración. La función de ‘</w:t>
-      </w:r>
-      <w:proofErr w:type="spellStart"/>
-      <w:r>
-        <w:t>obtener_usuario_por_credenciales</w:t>
-      </w:r>
-      <w:proofErr w:type="spellEnd"/>
-      <w:r>
-        <w:t>’</w:t>
-      </w:r>
-      <w:r>
-        <w:t xml:space="preserve"> realiza búsquedas en la tabla de usuarios filtrando por nombre de usuario y contraseña, retornando si las credenciales coinciden. Su opuesto es la función ‘</w:t>
-      </w:r>
-      <w:proofErr w:type="spellStart"/>
-      <w:r>
-        <w:t>obtener_usuario_por_correo</w:t>
-      </w:r>
-      <w:proofErr w:type="spellEnd"/>
-      <w:r>
-        <w:t>()’</w:t>
+        <w:t>La construcción continuó con el sistema de almacenamiento mediante el archivo ‘gestor_db.py’, que implementa el patrón Singleton para garantizar una única conexión a la base de datos SQLite. El método</w:t>
+      </w:r>
+      <w:r>
+        <w:t xml:space="preserve"> ‘_new_’ de la clase ‘GestorDB’ verifica si ya existe una instancia de la clase y, de no ser así, crea una nueva llamando a ‘_inicializar()’. El método ‘_conectar()’ abre una conexión s SqLite usando la ruta proporcionada por ‘obtener_ruta_db()’ del módulo de configuración. La función de ‘obtener_usuario_por_credenciales’</w:t>
+      </w:r>
+      <w:r>
+        <w:t xml:space="preserve"> realiza búsquedas en la tabla de usuarios filtrando por nombre de usuario y contraseña, retornando si las credenciales coinciden. Su opuesto es la función ‘obtener_usuario_por_correo()’</w:t>
       </w:r>
       <w:r>
         <w:t xml:space="preserve"> busca solamente por dirección de correo electrónico, siendo vital para el proceso de recuperación de contraseña.</w:t>
@@ -4895,15 +4332,10 @@
       </w:pPr>
       <w:r>
         <w:lastRenderedPageBreak/>
-        <w:t>El método `</w:t>
-      </w:r>
-      <w:proofErr w:type="spellStart"/>
-      <w:r>
-        <w:t>actualizar_puntuacion</w:t>
-      </w:r>
-      <w:proofErr w:type="spellEnd"/>
-      <w:r>
-        <w:t>()` modificaba los puntos acumulados del usuario y opcionalmente su etapa y nivel actuales cuando avanzaba en el contenido educativo.</w:t>
+        <w:t>El método `actualizar_puntuacion()` modificaba los puntos acumulados del usuario y opcionalmente su etapa y nivel actuales cuando avanzaba en el contenido educativo</w:t>
+      </w:r>
+      <w:r>
+        <w:t>.</w:t>
       </w:r>
     </w:p>
     <w:p>
@@ -4916,74 +4348,10 @@
         <w:pStyle w:val="Tesis"/>
       </w:pPr>
       <w:r>
-        <w:t>El sistema de vidas se implementó mediante `</w:t>
-      </w:r>
-      <w:proofErr w:type="spellStart"/>
-      <w:r>
-        <w:t>actualizar_vidas</w:t>
-      </w:r>
-      <w:proofErr w:type="spellEnd"/>
-      <w:r>
-        <w:t xml:space="preserve">()`, que recibía el ID de usuario, cantidad de vidas y </w:t>
-      </w:r>
-      <w:proofErr w:type="spellStart"/>
-      <w:r>
-        <w:t>timestamp</w:t>
-      </w:r>
-      <w:proofErr w:type="spellEnd"/>
-      <w:r>
-        <w:t xml:space="preserve"> de última recarga. </w:t>
-      </w:r>
-      <w:r>
-        <w:t>Para la recuperación de contraseña, se implementaron tres métodos especializados. `</w:t>
-      </w:r>
-      <w:proofErr w:type="spellStart"/>
-      <w:r>
-        <w:t>guardar_codigo_recuperacion</w:t>
-      </w:r>
-      <w:proofErr w:type="spellEnd"/>
-      <w:r>
-        <w:t xml:space="preserve">()` marcaba códigos anteriores como usados e insertaba uno nuevo con </w:t>
-      </w:r>
-      <w:proofErr w:type="spellStart"/>
-      <w:r>
-        <w:t>timestamp</w:t>
-      </w:r>
-      <w:proofErr w:type="spellEnd"/>
-      <w:r>
-        <w:t xml:space="preserve"> de expiración calculado sumando minutos a la hora actual usando `</w:t>
-      </w:r>
-      <w:proofErr w:type="spellStart"/>
-      <w:r>
-        <w:t>datetime.now</w:t>
-      </w:r>
-      <w:proofErr w:type="spellEnd"/>
-      <w:r>
-        <w:t xml:space="preserve">() + </w:t>
-      </w:r>
-      <w:proofErr w:type="spellStart"/>
-      <w:r>
-        <w:t>timedelta</w:t>
-      </w:r>
-      <w:proofErr w:type="spellEnd"/>
-      <w:r>
-        <w:t>()`. `</w:t>
-      </w:r>
-      <w:proofErr w:type="spellStart"/>
-      <w:r>
-        <w:t>verificar_codigo_recuperacion</w:t>
-      </w:r>
-      <w:proofErr w:type="spellEnd"/>
-      <w:r>
-        <w:t>()` comprobaba que un código existiera, no estuviera usado y no hubiera expirado comparando contra la hora actual de la base de datos. Finalmente, `</w:t>
-      </w:r>
-      <w:proofErr w:type="spellStart"/>
-      <w:r>
-        <w:t>marcar_codigo_usado</w:t>
-      </w:r>
-      <w:proofErr w:type="spellEnd"/>
-      <w:r>
-        <w:t>()` actualizaba el estado del código para evitar reutilizaciones después del cambio de contraseña exitoso</w:t>
+        <w:t xml:space="preserve">El sistema de vidas se implementó mediante `actualizar_vidas()`, que recibía el ID de usuario, cantidad de vidas y timestamp de última recarga. </w:t>
+      </w:r>
+      <w:r>
+        <w:t>Para la recuperación de contraseña, se implementaron tres métodos especializados. `guardar_codigo_recuperacion()` marcaba códigos anteriores como usados e insertaba uno nuevo con timestamp de expiración calculado sumando minutos a la hora actual usando `datetime.now() + timedelta()`. `verificar_codigo_recuperacion()` comprobaba que un código existiera, no estuviera usado y no hubiera expirado comparando contra la hora actual de la base de datos. Finalmente, `marcar_codigo_usado()` actualizaba el estado del código para evitar reutilizaciones después del cambio de contraseña exitoso</w:t>
       </w:r>
       <w:r>
         <w:t>.</w:t>
@@ -5092,15 +4460,7 @@
         <w:t>Fuente:</w:t>
       </w:r>
       <w:r>
-        <w:t xml:space="preserve"> Araujo, Montiel y </w:t>
-      </w:r>
-      <w:proofErr w:type="spellStart"/>
-      <w:r>
-        <w:t>Acurero</w:t>
-      </w:r>
-      <w:proofErr w:type="spellEnd"/>
-      <w:r>
-        <w:t xml:space="preserve"> (2025)</w:t>
+        <w:t xml:space="preserve"> Araujo, Montiel y Acurero (2025)</w:t>
       </w:r>
     </w:p>
     <w:p>
@@ -5149,58 +4509,10 @@
         <w:t>Siendo la primera</w:t>
       </w:r>
       <w:r>
-        <w:t xml:space="preserve"> ‘</w:t>
-      </w:r>
-      <w:proofErr w:type="spellStart"/>
-      <w:r>
-        <w:t>generar_codigo_recuperacion</w:t>
-      </w:r>
-      <w:proofErr w:type="spellEnd"/>
-      <w:r>
-        <w:t>()’ utilizando ‘</w:t>
-      </w:r>
-      <w:proofErr w:type="spellStart"/>
-      <w:r>
-        <w:t>random.choices</w:t>
-      </w:r>
-      <w:proofErr w:type="spellEnd"/>
-      <w:r>
-        <w:t>()’ con ’</w:t>
-      </w:r>
-      <w:proofErr w:type="spellStart"/>
-      <w:r>
-        <w:t>string.digits</w:t>
-      </w:r>
-      <w:proofErr w:type="spellEnd"/>
-      <w:r>
-        <w:t>’ para crear cadenas aleatorias de 6 números</w:t>
-      </w:r>
-      <w:r>
-        <w:t>, ‘</w:t>
-      </w:r>
-      <w:proofErr w:type="spellStart"/>
-      <w:r>
-        <w:t>enviar_email_recuperacion</w:t>
-      </w:r>
-      <w:proofErr w:type="spellEnd"/>
-      <w:r>
-        <w:t>()’ construye los mensajes usando la clase ‘</w:t>
-      </w:r>
-      <w:proofErr w:type="spellStart"/>
-      <w:r>
-        <w:t>EmailMessage</w:t>
-      </w:r>
-      <w:proofErr w:type="spellEnd"/>
-      <w:r>
-        <w:t>’ del módulo ‘</w:t>
-      </w:r>
-      <w:proofErr w:type="spellStart"/>
-      <w:r>
-        <w:t>email.message</w:t>
-      </w:r>
-      <w:proofErr w:type="spellEnd"/>
-      <w:r>
-        <w:t>’, pudiendo conf</w:t>
+        <w:t xml:space="preserve"> ‘generar_codigo_recuperacion()’ utilizando ‘random.choices()’ con ’string.digits’ para crear cadenas aleatorias de 6 números</w:t>
+      </w:r>
+      <w:r>
+        <w:t>, ‘enviar_email_recuperacion()’ construye los mensajes usando la clase ‘EmailMessage’ del módulo ‘email.message’, pudiendo conf</w:t>
       </w:r>
       <w:r>
         <w:t>i</w:t>
@@ -5323,15 +4635,7 @@
         <w:t>Fuente:</w:t>
       </w:r>
       <w:r>
-        <w:t xml:space="preserve"> Araujo, Montiel y </w:t>
-      </w:r>
-      <w:proofErr w:type="spellStart"/>
-      <w:r>
-        <w:t>Acurero</w:t>
-      </w:r>
-      <w:proofErr w:type="spellEnd"/>
-      <w:r>
-        <w:t xml:space="preserve"> (2025)</w:t>
+        <w:t xml:space="preserve"> Araujo, Montiel y Acurero (2025)</w:t>
       </w:r>
     </w:p>
     <w:p>
@@ -5353,53 +4657,13 @@
         <w:pStyle w:val="Tesis"/>
       </w:pPr>
       <w:r>
-        <w:t>El desarrollo de las interfaces inicio con el archivo ‘login_vista.py’, donde su principal función ‘</w:t>
-      </w:r>
-      <w:proofErr w:type="spellStart"/>
-      <w:r>
-        <w:t>mostrar_login</w:t>
-      </w:r>
-      <w:proofErr w:type="spellEnd"/>
-      <w:r>
-        <w:t xml:space="preserve">()’ se ocupa de configurar la página de </w:t>
-      </w:r>
-      <w:proofErr w:type="spellStart"/>
-      <w:r>
-        <w:t>Flet</w:t>
-      </w:r>
-      <w:proofErr w:type="spellEnd"/>
-      <w:r>
-        <w:t xml:space="preserve"> estableciendo título, color de fondo, y alineaciones </w:t>
-      </w:r>
-      <w:r>
-        <w:t>tanto vertical como horizontal. Dentro de esta, se encuentra la función ‘</w:t>
-      </w:r>
-      <w:proofErr w:type="spellStart"/>
-      <w:r>
-        <w:t>mostrar_mensaje</w:t>
-      </w:r>
-      <w:proofErr w:type="spellEnd"/>
-      <w:r>
-        <w:t>()’ encargada de crear un ‘</w:t>
-      </w:r>
-      <w:proofErr w:type="spellStart"/>
-      <w:r>
-        <w:t>SnackBar</w:t>
-      </w:r>
-      <w:proofErr w:type="spellEnd"/>
-      <w:r>
-        <w:t>’ para las notificaciones temporales con colores dinámicos</w:t>
-      </w:r>
-      <w:r>
-        <w:t xml:space="preserve"> y la función ‘</w:t>
-      </w:r>
-      <w:proofErr w:type="spellStart"/>
-      <w:r>
-        <w:t>login_click</w:t>
-      </w:r>
-      <w:proofErr w:type="spellEnd"/>
-      <w:r>
-        <w:t>()’ maneja todo el flujo de autenticación</w:t>
+        <w:t xml:space="preserve">El desarrollo de las interfaces inicio con el archivo ‘login_vista.py’, donde su principal función ‘mostrar_login()’ se ocupa de configurar la página de Flet estableciendo título, color de fondo, y alineaciones </w:t>
+      </w:r>
+      <w:r>
+        <w:t>tanto vertical como horizontal. Dentro de esta, se encuentra la función ‘mostrar_mensaje()’ encargada de crear un ‘SnackBar’ para las notificaciones temporales con colores dinámicos</w:t>
+      </w:r>
+      <w:r>
+        <w:t xml:space="preserve"> y la función ‘login_click()’ maneja todo el flujo de autenticación</w:t>
       </w:r>
       <w:r>
         <w:t>, extrayendo los valores de los campos de texto y realiza las validaciones necesarias</w:t>
@@ -5432,15 +4696,7 @@
         <w:t xml:space="preserve"> </w:t>
       </w:r>
       <w:r>
-        <w:t>`</w:t>
-      </w:r>
-      <w:proofErr w:type="spellStart"/>
-      <w:r>
-        <w:t>obtener_navegador</w:t>
-      </w:r>
-      <w:proofErr w:type="spellEnd"/>
-      <w:r>
-        <w:t>()` para inicializar el sistema de navegación persistente</w:t>
+        <w:t>`obtener_navegador()` para inicializar el sistema de navegación persistente</w:t>
       </w:r>
       <w:r>
         <w:t xml:space="preserve"> y se redirige</w:t>
@@ -5567,15 +4823,7 @@
         <w:t>Fuente:</w:t>
       </w:r>
       <w:r>
-        <w:t xml:space="preserve"> Araujo, Montiel y </w:t>
-      </w:r>
-      <w:proofErr w:type="spellStart"/>
-      <w:r>
-        <w:t>Acurero</w:t>
-      </w:r>
-      <w:proofErr w:type="spellEnd"/>
-      <w:r>
-        <w:t xml:space="preserve"> (2025)</w:t>
+        <w:t xml:space="preserve"> Araujo, Montiel y Acurero (2025)</w:t>
       </w:r>
     </w:p>
     <w:p>
@@ -5597,53 +4845,13 @@
         <w:t>iene</w:t>
       </w:r>
       <w:r>
-        <w:t xml:space="preserve"> `</w:t>
-      </w:r>
-      <w:proofErr w:type="spellStart"/>
-      <w:r>
-        <w:t>mostrar_registro</w:t>
-      </w:r>
-      <w:proofErr w:type="spellEnd"/>
-      <w:r>
-        <w:t>()` con una función auxiliar `</w:t>
-      </w:r>
-      <w:proofErr w:type="spellStart"/>
-      <w:r>
-        <w:t>crear_tf</w:t>
-      </w:r>
-      <w:proofErr w:type="spellEnd"/>
-      <w:r>
-        <w:t>()`</w:t>
+        <w:t xml:space="preserve"> `mostrar_registro()` con una función auxiliar `crear_tf()`</w:t>
       </w:r>
       <w:r>
         <w:t xml:space="preserve"> empleada para crear </w:t>
       </w:r>
       <w:r>
-        <w:t>campos de texto configurados consistentemente con bordes invisibles, fondo gris claro, iconos prefijos y colores personalizados. La función `</w:t>
-      </w:r>
-      <w:proofErr w:type="spellStart"/>
-      <w:r>
-        <w:t>registrar_click</w:t>
-      </w:r>
-      <w:proofErr w:type="spellEnd"/>
-      <w:r>
-        <w:t>()` ejecutaba seis validaciones secuenciales: campos vacíos con `</w:t>
-      </w:r>
-      <w:proofErr w:type="spellStart"/>
-      <w:r>
-        <w:t>all</w:t>
-      </w:r>
-      <w:proofErr w:type="spellEnd"/>
-      <w:r>
-        <w:t xml:space="preserve">()`, nombres con letras y espacios mediante </w:t>
-      </w:r>
-      <w:proofErr w:type="spellStart"/>
-      <w:r>
-        <w:t>regex</w:t>
-      </w:r>
-      <w:proofErr w:type="spellEnd"/>
-      <w:r>
-        <w:t>, formato de correo electrónico con patrón estándar, formato de usuario alfanumérico, longitud mínima de contraseña, y coincidencia entre contraseña y confirmación.</w:t>
+        <w:t>campos de texto configurados consistentemente con bordes invisibles, fondo gris claro, iconos prefijos y colores personalizados. La función `registrar_click()` ejecutaba seis validaciones secuenciales: campos vacíos con `all()`, nombres con letras y espacios mediante regex, formato de correo electrónico con patrón estándar, formato de usuario alfanumérico, longitud mínima de contraseña, y coincidencia entre contraseña y confirmación.</w:t>
       </w:r>
     </w:p>
     <w:p>
@@ -5748,15 +4956,7 @@
         <w:t>Fuente:</w:t>
       </w:r>
       <w:r>
-        <w:t xml:space="preserve"> Araujo, Montiel y </w:t>
-      </w:r>
-      <w:proofErr w:type="spellStart"/>
-      <w:r>
-        <w:t>Acurero</w:t>
-      </w:r>
-      <w:proofErr w:type="spellEnd"/>
-      <w:r>
-        <w:t xml:space="preserve"> (2025)</w:t>
+        <w:t xml:space="preserve"> Araujo, Montiel y Acurero (2025)</w:t>
       </w:r>
     </w:p>
     <w:p>
@@ -5769,15 +4969,7 @@
         <w:pStyle w:val="Tesis"/>
       </w:pPr>
       <w:r>
-        <w:t>En el archivo ‘menu_vista.py’ se implementó la vista central de la aplicación mediante ‘</w:t>
-      </w:r>
-      <w:proofErr w:type="spellStart"/>
-      <w:r>
-        <w:t>mostrar_interfaz_camino</w:t>
-      </w:r>
-      <w:proofErr w:type="spellEnd"/>
-      <w:r>
-        <w:t xml:space="preserve">()’. Esta función comenzaba extrayendo los datos del usuario del recibidos. </w:t>
+        <w:t xml:space="preserve">En el archivo ‘menu_vista.py’ se implementó la vista central de la aplicación mediante ‘mostrar_interfaz_camino()’. Esta función comenzaba extrayendo los datos del usuario del recibidos. </w:t>
       </w:r>
       <w:r>
         <w:t>Obten</w:t>
@@ -5786,31 +4978,7 @@
         <w:t>ía</w:t>
       </w:r>
       <w:r>
-        <w:t xml:space="preserve"> el ID de usuario, etapa y nivel actuales, puntos totales, racha de días y vidas disponibles. El sistema de recarga automática de vidas calculaba la diferencia temporal entre la última recarga registrada y la hora actual usando `</w:t>
-      </w:r>
-      <w:proofErr w:type="spellStart"/>
-      <w:r>
-        <w:t>datetime.strptime</w:t>
-      </w:r>
-      <w:proofErr w:type="spellEnd"/>
-      <w:r>
-        <w:t xml:space="preserve">()` para </w:t>
-      </w:r>
-      <w:proofErr w:type="spellStart"/>
-      <w:r>
-        <w:t>parsear</w:t>
-      </w:r>
-      <w:proofErr w:type="spellEnd"/>
-      <w:r>
-        <w:t xml:space="preserve"> y `</w:t>
-      </w:r>
-      <w:proofErr w:type="spellStart"/>
-      <w:r>
-        <w:t>datetime.now</w:t>
-      </w:r>
-      <w:proofErr w:type="spellEnd"/>
-      <w:r>
-        <w:t>()` para obtener momento presente.</w:t>
+        <w:t xml:space="preserve"> el ID de usuario, etapa y nivel actuales, puntos totales, racha de días y vidas disponibles. El sistema de recarga automática de vidas calculaba la diferencia temporal entre la última recarga registrada y la hora actual usando `datetime.strptime()` para parsear y `datetime.now()` para obtener momento presente.</w:t>
       </w:r>
     </w:p>
     <w:p>
@@ -5827,15 +4995,7 @@
         <w:t xml:space="preserve"> </w:t>
       </w:r>
       <w:r>
-        <w:t>La construcción visual del camino progresivo utilizaba un bucle `</w:t>
-      </w:r>
-      <w:proofErr w:type="spellStart"/>
-      <w:r>
-        <w:t>for</w:t>
-      </w:r>
-      <w:proofErr w:type="spellEnd"/>
-      <w:r>
-        <w:t xml:space="preserve">` sobre veinte niveles, creando contenedores </w:t>
+        <w:t xml:space="preserve">La construcción visual del camino progresivo utilizaba un bucle `for` sobre veinte niveles, creando contenedores </w:t>
       </w:r>
       <w:r>
         <w:lastRenderedPageBreak/>
@@ -5845,53 +5005,13 @@
         <w:t xml:space="preserve">. </w:t>
       </w:r>
       <w:r>
-        <w:t>Cada contenedor respondía al evento de clic mediante `</w:t>
-      </w:r>
-      <w:proofErr w:type="spellStart"/>
-      <w:r>
-        <w:t>on_click</w:t>
-      </w:r>
-      <w:proofErr w:type="spellEnd"/>
-      <w:r>
-        <w:t>` que invocaba `</w:t>
-      </w:r>
-      <w:proofErr w:type="spellStart"/>
-      <w:r>
-        <w:t>mostrar_nivel</w:t>
-      </w:r>
-      <w:proofErr w:type="spellEnd"/>
-      <w:r>
-        <w:t>()` del módulo `</w:t>
-      </w:r>
-      <w:proofErr w:type="spellStart"/>
-      <w:r>
-        <w:t>nivel_vista</w:t>
-      </w:r>
-      <w:proofErr w:type="spellEnd"/>
-      <w:r>
-        <w:t xml:space="preserve">` importado localmente dentro del </w:t>
-      </w:r>
-      <w:proofErr w:type="spellStart"/>
-      <w:r>
-        <w:t>handler</w:t>
-      </w:r>
-      <w:proofErr w:type="spellEnd"/>
-      <w:r>
-        <w:t>.</w:t>
+        <w:t>Cada contenedor respondía al evento de clic mediante `on_click` que invocaba `mostrar_nivel()` del módulo `nivel_vista` importado localmente dentro del handler.</w:t>
       </w:r>
       <w:r>
         <w:t xml:space="preserve"> </w:t>
       </w:r>
       <w:r>
-        <w:t>El archivo `etapas_vista.py` proporcionaba `</w:t>
-      </w:r>
-      <w:proofErr w:type="spellStart"/>
-      <w:r>
-        <w:t>mostrar_etapas</w:t>
-      </w:r>
-      <w:proofErr w:type="spellEnd"/>
-      <w:r>
-        <w:t>()` como selector visual de etapas temáticas. Extraía la etapa máxima desbloqueada del usuario y generaba seis botones representando cada etapa matemática.</w:t>
+        <w:t>El archivo `etapas_vista.py` proporcionaba `mostrar_etapas()` como selector visual de etapas temáticas. Extraía la etapa máxima desbloqueada del usuario y generaba seis botones representando cada etapa matemática.</w:t>
       </w:r>
     </w:p>
     <w:p>
@@ -6010,15 +5130,7 @@
         <w:t>Fuente:</w:t>
       </w:r>
       <w:r>
-        <w:t xml:space="preserve"> Araujo, Montiel y </w:t>
-      </w:r>
-      <w:proofErr w:type="spellStart"/>
-      <w:r>
-        <w:t>Acurero</w:t>
-      </w:r>
-      <w:proofErr w:type="spellEnd"/>
-      <w:r>
-        <w:t xml:space="preserve"> (2025)</w:t>
+        <w:t xml:space="preserve"> Araujo, Montiel y Acurero (2025)</w:t>
       </w:r>
     </w:p>
     <w:p>
@@ -6031,29 +5143,13 @@
         <w:pStyle w:val="Tesis"/>
       </w:pPr>
       <w:r>
-        <w:t>Dentro del código del software, el archivo denominado ‘nivel_vista.py’ contenía posiblemente la lógica más compleja del sistema. La función ‘</w:t>
-      </w:r>
-      <w:proofErr w:type="spellStart"/>
-      <w:r>
-        <w:t>mostrar_nivel</w:t>
-      </w:r>
-      <w:proofErr w:type="spellEnd"/>
-      <w:r>
-        <w:t>()’ recibía los datos del usuario y la etapa elegida, determinando el ejercicio a mostrar mediante una consulta SQL</w:t>
+        <w:t>Dentro del código del software, el archivo denominado ‘nivel_vista.py’ contenía posiblemente la lógica más compleja del sistema. La función ‘mostrar_nivel()’ recibía los datos del usuario y la etapa elegida, determinando el ejercicio a mostrar mediante una consulta SQL</w:t>
       </w:r>
       <w:r>
         <w:t xml:space="preserve">. </w:t>
       </w:r>
       <w:r>
-        <w:t>Para ejercicios de selección múltiple, generaba cuatro botones etiquetados A-D usando un diccionario de opciones y el método `</w:t>
-      </w:r>
-      <w:proofErr w:type="spellStart"/>
-      <w:r>
-        <w:t>items</w:t>
-      </w:r>
-      <w:proofErr w:type="spellEnd"/>
-      <w:r>
-        <w:t xml:space="preserve">()`. </w:t>
+        <w:t xml:space="preserve">Para ejercicios de selección múltiple, generaba cuatro botones etiquetados A-D usando un diccionario de opciones y el método `items()`. </w:t>
       </w:r>
     </w:p>
     <w:p>
@@ -6062,71 +5158,7 @@
       </w:pPr>
       <w:r>
         <w:lastRenderedPageBreak/>
-        <w:t xml:space="preserve">Cada botón tenía su propio </w:t>
-      </w:r>
-      <w:proofErr w:type="spellStart"/>
-      <w:r>
-        <w:t>handler</w:t>
-      </w:r>
-      <w:proofErr w:type="spellEnd"/>
-      <w:r>
-        <w:t xml:space="preserve"> `</w:t>
-      </w:r>
-      <w:proofErr w:type="spellStart"/>
-      <w:r>
-        <w:t>verificar_respuesta</w:t>
-      </w:r>
-      <w:proofErr w:type="spellEnd"/>
-      <w:r>
-        <w:t>()` que comparaba la letra seleccionada contra `</w:t>
-      </w:r>
-      <w:proofErr w:type="spellStart"/>
-      <w:r>
-        <w:t>respuesta_correcta</w:t>
-      </w:r>
-      <w:proofErr w:type="spellEnd"/>
-      <w:r>
-        <w:t xml:space="preserve">`. Para verdadero/falso, mostraba solo dos botones con texto literal. Para </w:t>
-      </w:r>
-      <w:proofErr w:type="spellStart"/>
-      <w:r>
-        <w:t>completación</w:t>
-      </w:r>
-      <w:proofErr w:type="spellEnd"/>
-      <w:r>
-        <w:t>, creaba un `</w:t>
-      </w:r>
-      <w:proofErr w:type="spellStart"/>
-      <w:r>
-        <w:t>TextField</w:t>
-      </w:r>
-      <w:proofErr w:type="spellEnd"/>
-      <w:r>
-        <w:t>` donde el usuario escribía libremente, aplicando normalización de `</w:t>
-      </w:r>
-      <w:proofErr w:type="spellStart"/>
-      <w:r>
-        <w:t>lower</w:t>
-      </w:r>
-      <w:proofErr w:type="spellEnd"/>
-      <w:r>
-        <w:t>().</w:t>
-      </w:r>
-      <w:proofErr w:type="spellStart"/>
-      <w:r>
-        <w:t>strip</w:t>
-      </w:r>
-      <w:proofErr w:type="spellEnd"/>
-      <w:r>
-        <w:t>().</w:t>
-      </w:r>
-      <w:proofErr w:type="spellStart"/>
-      <w:r>
-        <w:t>replace</w:t>
-      </w:r>
-      <w:proofErr w:type="spellEnd"/>
-      <w:r>
-        <w:t>(" ", "")` antes de comparar contra la respuesta almacenada.</w:t>
+        <w:t>Cada botón tenía su propio handler `verificar_respuesta()` que comparaba la letra seleccionada contra `respuesta_correcta`. Para verdadero/falso, mostraba solo dos botones con texto literal. Para completación, creaba un `TextField` donde el usuario escribía libremente, aplicando normalización de `lower().strip().replace(" ", "")` antes de comparar contra la respuesta almacenada.</w:t>
       </w:r>
     </w:p>
     <w:p>
@@ -6140,31 +5172,7 @@
         <w:t xml:space="preserve">una </w:t>
       </w:r>
       <w:r>
-        <w:t xml:space="preserve">lógica especial: </w:t>
-      </w:r>
-      <w:proofErr w:type="spellStart"/>
-      <w:r>
-        <w:t>parseaban</w:t>
-      </w:r>
-      <w:proofErr w:type="spellEnd"/>
-      <w:r>
-        <w:t xml:space="preserve"> el formato "A|B" de las opciones dividiendo por pipe, mantenían estado de selección mediante variables externas, y verificaban pares cuando el usuario hacía dos selecciones consecutivas. El sistema de retroalimentación utilizaba `</w:t>
-      </w:r>
-      <w:proofErr w:type="spellStart"/>
-      <w:r>
-        <w:t>SnackBar</w:t>
-      </w:r>
-      <w:proofErr w:type="spellEnd"/>
-      <w:r>
-        <w:t>` con colores verde para correcto y rojo para incorrecto, aplicando `</w:t>
-      </w:r>
-      <w:proofErr w:type="spellStart"/>
-      <w:r>
-        <w:t>page.update</w:t>
-      </w:r>
-      <w:proofErr w:type="spellEnd"/>
-      <w:r>
-        <w:t>()` para refrescar inmediatamente.</w:t>
+        <w:t>lógica especial: parseaban el formato "A|B" de las opciones dividiendo por pipe, mantenían estado de selección mediante variables externas, y verificaban pares cuando el usuario hacía dos selecciones consecutivas. El sistema de retroalimentación utilizaba `SnackBar` con colores verde para correcto y rojo para incorrecto, aplicando `page.update()` para refrescar inmediatamente.</w:t>
       </w:r>
     </w:p>
     <w:p>
@@ -6282,15 +5290,7 @@
         <w:t>Fuente:</w:t>
       </w:r>
       <w:r>
-        <w:t xml:space="preserve"> Araujo, Montiel y </w:t>
-      </w:r>
-      <w:proofErr w:type="spellStart"/>
-      <w:r>
-        <w:t>Acurero</w:t>
-      </w:r>
-      <w:proofErr w:type="spellEnd"/>
-      <w:r>
-        <w:t xml:space="preserve"> (2025)</w:t>
+        <w:t xml:space="preserve"> Araujo, Montiel y Acurero (2025)</w:t>
       </w:r>
     </w:p>
     <w:p>
@@ -6316,23 +5316,7 @@
         <w:t>ó</w:t>
       </w:r>
       <w:r>
-        <w:t xml:space="preserve"> la función ‘</w:t>
-      </w:r>
-      <w:proofErr w:type="spellStart"/>
-      <w:r>
-        <w:t>mostrar_perfil</w:t>
-      </w:r>
-      <w:proofErr w:type="spellEnd"/>
-      <w:r>
-        <w:t xml:space="preserve">’ como un </w:t>
-      </w:r>
-      <w:proofErr w:type="spellStart"/>
-      <w:r>
-        <w:t>dashboard</w:t>
-      </w:r>
-      <w:proofErr w:type="spellEnd"/>
-      <w:r>
-        <w:t xml:space="preserve"> informativo, organizaba visualmente los da</w:t>
+        <w:t xml:space="preserve"> la función ‘mostrar_perfil’ como un dashboard informativo, organizaba visualmente los da</w:t>
       </w:r>
       <w:r>
         <w:t>to</w:t>
@@ -6341,50 +5325,10 @@
         <w:t>s en tarjetas con sombras y bordes redondeados</w:t>
       </w:r>
       <w:r>
-        <w:t>, el avatar con un ícono y color personalizado usando ‘</w:t>
-      </w:r>
-      <w:proofErr w:type="spellStart"/>
-      <w:r>
-        <w:t>ft.Icon</w:t>
-      </w:r>
-      <w:proofErr w:type="spellEnd"/>
-      <w:r>
-        <w:t>’ con el tamaño 64 y color dinámico desde ‘</w:t>
-      </w:r>
-      <w:proofErr w:type="spellStart"/>
-      <w:r>
-        <w:t>user_data</w:t>
-      </w:r>
-      <w:proofErr w:type="spellEnd"/>
-      <w:r>
-        <w:t xml:space="preserve">’. </w:t>
-      </w:r>
-      <w:r>
-        <w:t xml:space="preserve">Las estadísticas se presentaban en </w:t>
-      </w:r>
-      <w:proofErr w:type="spellStart"/>
-      <w:r>
-        <w:t>grid</w:t>
-      </w:r>
-      <w:proofErr w:type="spellEnd"/>
-      <w:r>
-        <w:t xml:space="preserve"> de dos columnas usando `</w:t>
-      </w:r>
-      <w:proofErr w:type="spellStart"/>
-      <w:r>
-        <w:t>ft.ResponsiveRow</w:t>
-      </w:r>
-      <w:proofErr w:type="spellEnd"/>
-      <w:r>
-        <w:t>`, mostrando puntos totales, rango calculado mediante `</w:t>
-      </w:r>
-      <w:proofErr w:type="spellStart"/>
-      <w:r>
-        <w:t>obtener_info_rango</w:t>
-      </w:r>
-      <w:proofErr w:type="spellEnd"/>
-      <w:r>
-        <w:t>()`, etapa y nivel actuales, racha de días consecutivos, vidas disponibles con indicador visual, y fecha de último acceso formateada.</w:t>
+        <w:t xml:space="preserve">, el avatar con un ícono y color personalizado usando ‘ft.Icon’ con el tamaño 64 y color dinámico desde ‘user_data’. </w:t>
+      </w:r>
+      <w:r>
+        <w:t>Las estadísticas se presentaban en grid de dos columnas usando `ft.ResponsiveRow`, mostrando puntos totales, rango calculado mediante `obtener_info_rango()`, etapa y nivel actuales, racha de días consecutivos, vidas disponibles con indicador visual, y fecha de último acceso formateada.</w:t>
       </w:r>
     </w:p>
     <w:p>
@@ -6498,15 +5442,7 @@
         <w:t>Fuente:</w:t>
       </w:r>
       <w:r>
-        <w:t xml:space="preserve"> Araujo, Montiel y </w:t>
-      </w:r>
-      <w:proofErr w:type="spellStart"/>
-      <w:r>
-        <w:t>Acurero</w:t>
-      </w:r>
-      <w:proofErr w:type="spellEnd"/>
-      <w:r>
-        <w:t xml:space="preserve"> (2025)</w:t>
+        <w:t xml:space="preserve"> Araujo, Montiel y Acurero (2025)</w:t>
       </w:r>
     </w:p>
     <w:p>
@@ -6534,15 +5470,7 @@
       </w:r>
       <w:r>
         <w:lastRenderedPageBreak/>
-        <w:t>educativo estático organizado por etapas. Utilizaba `</w:t>
-      </w:r>
-      <w:proofErr w:type="spellStart"/>
-      <w:r>
-        <w:t>ft.ExpansionTile</w:t>
-      </w:r>
-      <w:proofErr w:type="spellEnd"/>
-      <w:r>
-        <w:t>` para crear secciones colapsables que el usuario podía expandir para leer teoría matemática sin consumir vidas ni afectar su progreso. Cada etapa contenía explicaciones sobre los conceptos que luego se practicaban en los ejercicios, sirviendo como referencia consultable durante el aprendizaje.</w:t>
+        <w:t>educativo estático organizado por etapas. Utilizaba `ft.ExpansionTile` para crear secciones colapsables que el usuario podía expandir para leer teoría matemática sin consumir vidas ni afectar su progreso. Cada etapa contenía explicaciones sobre los conceptos que luego se practicaban en los ejercicios, sirviendo como referencia consultable durante el aprendizaje.</w:t>
       </w:r>
     </w:p>
     <w:p>
@@ -6579,24 +5507,11 @@
       <w:r>
         <w:t xml:space="preserve"> del programa para lo cual se utilizó </w:t>
       </w:r>
-      <w:proofErr w:type="spellStart"/>
-      <w:r>
-        <w:t>Flet</w:t>
-      </w:r>
-      <w:proofErr w:type="spellEnd"/>
-      <w:r>
-        <w:t xml:space="preserve">, el cual es un </w:t>
-      </w:r>
-      <w:proofErr w:type="spellStart"/>
-      <w:r>
-        <w:t>frame</w:t>
-      </w:r>
-      <w:r>
-        <w:t>work</w:t>
-      </w:r>
-      <w:proofErr w:type="spellEnd"/>
-      <w:r>
-        <w:t xml:space="preserve"> </w:t>
+      <w:r>
+        <w:t>Flet, el cual es un frame</w:t>
+      </w:r>
+      <w:r>
+        <w:t xml:space="preserve">work </w:t>
       </w:r>
       <w:r>
         <w:rPr>
@@ -6693,7 +5608,7 @@
         </w:rPr>
         <w:lastRenderedPageBreak/>
         <w:drawing>
-          <wp:inline distT="0" distB="0" distL="0" distR="0" wp14:anchorId="43359052" wp14:editId="01F6ECD4">
+          <wp:inline distT="0" distB="0" distL="0" distR="0" wp14:anchorId="43359052" wp14:editId="5F1EE1AC">
             <wp:extent cx="4318635" cy="2258437"/>
             <wp:effectExtent l="0" t="0" r="5715" b="8890"/>
             <wp:docPr id="1785749341" name="Imagen 3"/>
@@ -6777,15 +5692,7 @@
         <w:t>Fuente:</w:t>
       </w:r>
       <w:r>
-        <w:t xml:space="preserve"> Araujo, Montiel, </w:t>
-      </w:r>
-      <w:proofErr w:type="spellStart"/>
-      <w:r>
-        <w:t>Acurero</w:t>
-      </w:r>
-      <w:proofErr w:type="spellEnd"/>
-      <w:r>
-        <w:t xml:space="preserve"> (2025)</w:t>
+        <w:t xml:space="preserve"> Araujo, Montiel, Acurero (2025)</w:t>
       </w:r>
     </w:p>
     <w:p>
@@ -6796,15 +5703,7 @@
         <w:t>En la figura 1 se observa la pantalla de inicio de toda la aplicación, donde se muestra el logo de la aplicación y el bot</w:t>
       </w:r>
       <w:r>
-        <w:t xml:space="preserve">ón que te lleva a la pantalla del </w:t>
-      </w:r>
-      <w:proofErr w:type="spellStart"/>
-      <w:r>
-        <w:t>login</w:t>
-      </w:r>
-      <w:proofErr w:type="spellEnd"/>
-      <w:r>
-        <w:t>.</w:t>
+        <w:t>ón que te lleva a la pantalla del login.</w:t>
       </w:r>
     </w:p>
     <w:p>
@@ -7001,17 +5900,8 @@
           <w:b/>
           <w:bCs/>
         </w:rPr>
-        <w:t xml:space="preserve">. </w:t>
-      </w:r>
-      <w:proofErr w:type="spellStart"/>
-      <w:r>
-        <w:rPr>
-          <w:b/>
-          <w:bCs/>
-        </w:rPr>
-        <w:t>Login</w:t>
-      </w:r>
-      <w:proofErr w:type="spellEnd"/>
+        <w:t>. Login</w:t>
+      </w:r>
     </w:p>
     <w:p>
       <w:pPr>
@@ -7027,15 +5917,7 @@
         <w:t>Fuente:</w:t>
       </w:r>
       <w:r>
-        <w:t xml:space="preserve"> Araujo, Montiel y </w:t>
-      </w:r>
-      <w:proofErr w:type="spellStart"/>
-      <w:r>
-        <w:t>Acurero</w:t>
-      </w:r>
-      <w:proofErr w:type="spellEnd"/>
-      <w:r>
-        <w:t xml:space="preserve"> (2025)</w:t>
+        <w:t xml:space="preserve"> Araujo, Montiel y Acurero (2025)</w:t>
       </w:r>
     </w:p>
     <w:p>
@@ -7052,15 +5934,7 @@
         <w:t>rá directamente</w:t>
       </w:r>
       <w:r>
-        <w:t xml:space="preserve"> a la pantalla de </w:t>
-      </w:r>
-      <w:proofErr w:type="spellStart"/>
-      <w:r>
-        <w:t>login</w:t>
-      </w:r>
-      <w:proofErr w:type="spellEnd"/>
-      <w:r>
-        <w:t xml:space="preserve"> en donde el usuario inicia sesión para ingresar a su perfil, en caso de que el usuario no tenga un perfil, abajo del botón de “Iniciar Sesión” estará la opción para crear un perfil nuevo.</w:t>
+        <w:t xml:space="preserve"> a la pantalla de login en donde el usuario inicia sesión para ingresar a su perfil, en caso de que el usuario no tenga un perfil, abajo del botón de “Iniciar Sesión” estará la opción para crear un perfil nuevo.</w:t>
       </w:r>
     </w:p>
     <w:p>
@@ -7196,15 +6070,7 @@
         <w:t>Fuente:</w:t>
       </w:r>
       <w:r>
-        <w:t xml:space="preserve"> Araujo, Montiel y </w:t>
-      </w:r>
-      <w:proofErr w:type="spellStart"/>
-      <w:r>
-        <w:t>Acurero</w:t>
-      </w:r>
-      <w:proofErr w:type="spellEnd"/>
-      <w:r>
-        <w:t xml:space="preserve"> (2025)</w:t>
+        <w:t xml:space="preserve"> Araujo, Montiel y Acurero (2025)</w:t>
       </w:r>
     </w:p>
     <w:p>
@@ -7228,15 +6094,7 @@
       </w:r>
       <w:r>
         <w:lastRenderedPageBreak/>
-        <w:t xml:space="preserve">al usuario ingresar sus datos, incluyendo el correo electrónico, un nombre de usuario y la contraseña, una vez finalizado el registro de usuario el programa te redirige a la pantalla del </w:t>
-      </w:r>
-      <w:proofErr w:type="spellStart"/>
-      <w:r>
-        <w:t>login</w:t>
-      </w:r>
-      <w:proofErr w:type="spellEnd"/>
-      <w:r>
-        <w:t>.</w:t>
+        <w:t>al usuario ingresar sus datos, incluyendo el correo electrónico, un nombre de usuario y la contraseña, una vez finalizado el registro de usuario el programa te redirige a la pantalla del login.</w:t>
       </w:r>
     </w:p>
     <w:p>
@@ -7367,15 +6225,7 @@
         <w:t>Fuente:</w:t>
       </w:r>
       <w:r>
-        <w:t xml:space="preserve"> Araujo, Montiel y </w:t>
-      </w:r>
-      <w:proofErr w:type="spellStart"/>
-      <w:r>
-        <w:t>Acurero</w:t>
-      </w:r>
-      <w:proofErr w:type="spellEnd"/>
-      <w:r>
-        <w:t xml:space="preserve"> (2025)</w:t>
+        <w:t xml:space="preserve"> Araujo, Montiel y Acurero (2025)</w:t>
       </w:r>
     </w:p>
     <w:p>
@@ -7541,15 +6391,7 @@
         <w:t>Fuente:</w:t>
       </w:r>
       <w:r>
-        <w:t xml:space="preserve"> Araujo, Montiel y </w:t>
-      </w:r>
-      <w:proofErr w:type="spellStart"/>
-      <w:r>
-        <w:t>Acurero</w:t>
-      </w:r>
-      <w:proofErr w:type="spellEnd"/>
-      <w:r>
-        <w:t xml:space="preserve"> (2025)</w:t>
+        <w:t xml:space="preserve"> Araujo, Montiel y Acurero (2025)</w:t>
       </w:r>
     </w:p>
     <w:p>
@@ -7689,15 +6531,7 @@
         <w:t>Fuente:</w:t>
       </w:r>
       <w:r>
-        <w:t xml:space="preserve"> Araujo, Montiel y </w:t>
-      </w:r>
-      <w:proofErr w:type="spellStart"/>
-      <w:r>
-        <w:t>Acurero</w:t>
-      </w:r>
-      <w:proofErr w:type="spellEnd"/>
-      <w:r>
-        <w:t xml:space="preserve"> (2025)</w:t>
+        <w:t xml:space="preserve"> Araujo, Montiel y Acurero (2025)</w:t>
       </w:r>
     </w:p>
     <w:p>
@@ -7837,15 +6671,7 @@
         <w:t>Fuente:</w:t>
       </w:r>
       <w:r>
-        <w:t xml:space="preserve"> Araujo, Montiel y </w:t>
-      </w:r>
-      <w:proofErr w:type="spellStart"/>
-      <w:r>
-        <w:t>Acurero</w:t>
-      </w:r>
-      <w:proofErr w:type="spellEnd"/>
-      <w:r>
-        <w:t xml:space="preserve"> (2025)</w:t>
+        <w:t xml:space="preserve"> Araujo, Montiel y Acurero (2025)</w:t>
       </w:r>
     </w:p>
     <w:p>
@@ -7976,15 +6802,7 @@
         <w:t>Fuente:</w:t>
       </w:r>
       <w:r>
-        <w:t xml:space="preserve"> Araujo, Montiel y </w:t>
-      </w:r>
-      <w:proofErr w:type="spellStart"/>
-      <w:r>
-        <w:t>Acurero</w:t>
-      </w:r>
-      <w:proofErr w:type="spellEnd"/>
-      <w:r>
-        <w:t xml:space="preserve"> (2025)</w:t>
+        <w:t xml:space="preserve"> Araujo, Montiel y Acurero (2025)</w:t>
       </w:r>
     </w:p>
     <w:p>
@@ -8133,15 +6951,7 @@
         <w:t>Fuente:</w:t>
       </w:r>
       <w:r>
-        <w:t xml:space="preserve"> Araujo, Montiel y </w:t>
-      </w:r>
-      <w:proofErr w:type="spellStart"/>
-      <w:r>
-        <w:t>Acurero</w:t>
-      </w:r>
-      <w:proofErr w:type="spellEnd"/>
-      <w:r>
-        <w:t xml:space="preserve"> (2025)</w:t>
+        <w:t xml:space="preserve"> Araujo, Montiel y Acurero (2025)</w:t>
       </w:r>
     </w:p>
     <w:p>
@@ -8175,15 +6985,7 @@
         <w:t xml:space="preserve"> </w:t>
       </w:r>
       <w:r>
-        <w:t xml:space="preserve">aplicadas a la aplicación educativa </w:t>
-      </w:r>
-      <w:proofErr w:type="spellStart"/>
-      <w:r>
-        <w:t>gamificada</w:t>
-      </w:r>
-      <w:proofErr w:type="spellEnd"/>
-      <w:r>
-        <w:t xml:space="preserve"> </w:t>
+        <w:t xml:space="preserve">aplicadas a la aplicación educativa gamificada </w:t>
       </w:r>
       <w:r>
         <w:t>formando parte de la cuarta fase de la metodología propuesta por Pressman (2010), denominada Construcción.</w:t>
@@ -8812,15 +7614,7 @@
         <w:t xml:space="preserve">Fuente: </w:t>
       </w:r>
       <w:r>
-        <w:t xml:space="preserve">Araujo, Montiel, </w:t>
-      </w:r>
-      <w:proofErr w:type="spellStart"/>
-      <w:r>
-        <w:t>Acurero</w:t>
-      </w:r>
-      <w:proofErr w:type="spellEnd"/>
-      <w:r>
-        <w:t xml:space="preserve"> (2025)</w:t>
+        <w:t>Araujo, Montiel, Acurero (2025)</w:t>
       </w:r>
     </w:p>
     <w:p>

--- a/Capitulos de Tesis/Capítulo IV.docx
+++ b/Capitulos de Tesis/Capítulo IV.docx
@@ -1,6 +1,6 @@
 
 <file path=word/document.xml><?xml version="1.0" encoding="utf-8"?>
-<w:document xmlns:wpc="http://schemas.microsoft.com/office/word/2010/wordprocessingCanvas" xmlns:cx="http://schemas.microsoft.com/office/drawing/2014/chartex" xmlns:cx1="http://schemas.microsoft.com/office/drawing/2015/9/8/chartex" xmlns:cx2="http://schemas.microsoft.com/office/drawing/2015/10/21/chartex" xmlns:cx3="http://schemas.microsoft.com/office/drawing/2016/5/9/chartex" xmlns:cx4="http://schemas.microsoft.com/office/drawing/2016/5/10/chartex" xmlns:cx5="http://schemas.microsoft.com/office/drawing/2016/5/11/chartex" xmlns:cx6="http://schemas.microsoft.com/office/drawing/2016/5/12/chartex" xmlns:cx7="http://schemas.microsoft.com/office/drawing/2016/5/13/chartex" xmlns:cx8="http://schemas.microsoft.com/office/drawing/2016/5/14/chartex" xmlns:mc="http://schemas.openxmlformats.org/markup-compatibility/2006" xmlns:aink="http://schemas.microsoft.com/office/drawing/2016/ink" xmlns:am3d="http://schemas.microsoft.com/office/drawing/2017/model3d" xmlns:o="urn:schemas-microsoft-com:office:office" xmlns:oel="http://schemas.microsoft.com/office/2019/extlst" xmlns:r="http://schemas.openxmlformats.org/officeDocument/2006/relationships" xmlns:m="http://schemas.openxmlformats.org/officeDocument/2006/math" xmlns:v="urn:schemas-microsoft-com:vml" xmlns:wp14="http://schemas.microsoft.com/office/word/2010/wordprocessingDrawing" xmlns:wp="http://schemas.openxmlformats.org/drawingml/2006/wordprocessingDrawing" xmlns:w10="urn:schemas-microsoft-com:office:word" xmlns:w="http://schemas.openxmlformats.org/wordprocessingml/2006/main" xmlns:w14="http://schemas.microsoft.com/office/word/2010/wordml" xmlns:w15="http://schemas.microsoft.com/office/word/2012/wordml" xmlns:w16cex="http://schemas.microsoft.com/office/word/2018/wordml/cex" xmlns:w16cid="http://schemas.microsoft.com/office/word/2016/wordml/cid" xmlns:w16="http://schemas.microsoft.com/office/word/2018/wordml" xmlns:w16sdtdh="http://schemas.microsoft.com/office/word/2020/wordml/sdtdatahash" xmlns:w16se="http://schemas.microsoft.com/office/word/2015/wordml/symex" xmlns:wpg="http://schemas.microsoft.com/office/word/2010/wordprocessingGroup" xmlns:wpi="http://schemas.microsoft.com/office/word/2010/wordprocessingInk" xmlns:wne="http://schemas.microsoft.com/office/word/2006/wordml" xmlns:wps="http://schemas.microsoft.com/office/word/2010/wordprocessingShape" mc:Ignorable="w14 w15 w16se w16cid w16 w16cex w16sdtdh wp14">
+<w:document xmlns:wpc="http://schemas.microsoft.com/office/word/2010/wordprocessingCanvas" xmlns:cx="http://schemas.microsoft.com/office/drawing/2014/chartex" xmlns:cx1="http://schemas.microsoft.com/office/drawing/2015/9/8/chartex" xmlns:cx2="http://schemas.microsoft.com/office/drawing/2015/10/21/chartex" xmlns:cx3="http://schemas.microsoft.com/office/drawing/2016/5/9/chartex" xmlns:cx4="http://schemas.microsoft.com/office/drawing/2016/5/10/chartex" xmlns:cx5="http://schemas.microsoft.com/office/drawing/2016/5/11/chartex" xmlns:cx6="http://schemas.microsoft.com/office/drawing/2016/5/12/chartex" xmlns:cx7="http://schemas.microsoft.com/office/drawing/2016/5/13/chartex" xmlns:cx8="http://schemas.microsoft.com/office/drawing/2016/5/14/chartex" xmlns:mc="http://schemas.openxmlformats.org/markup-compatibility/2006" xmlns:aink="http://schemas.microsoft.com/office/drawing/2016/ink" xmlns:am3d="http://schemas.microsoft.com/office/drawing/2017/model3d" xmlns:o="urn:schemas-microsoft-com:office:office" xmlns:oel="http://schemas.microsoft.com/office/2019/extlst" xmlns:r="http://schemas.openxmlformats.org/officeDocument/2006/relationships" xmlns:m="http://schemas.openxmlformats.org/officeDocument/2006/math" xmlns:v="urn:schemas-microsoft-com:vml" xmlns:wp14="http://schemas.microsoft.com/office/word/2010/wordprocessingDrawing" xmlns:wp="http://schemas.openxmlformats.org/drawingml/2006/wordprocessingDrawing" xmlns:w10="urn:schemas-microsoft-com:office:word" xmlns:w="http://schemas.openxmlformats.org/wordprocessingml/2006/main" xmlns:w14="http://schemas.microsoft.com/office/word/2010/wordml" xmlns:w15="http://schemas.microsoft.com/office/word/2012/wordml" xmlns:w16cex="http://schemas.microsoft.com/office/word/2018/wordml/cex" xmlns:w16cid="http://schemas.microsoft.com/office/word/2016/wordml/cid" xmlns:w16="http://schemas.microsoft.com/office/word/2018/wordml" xmlns:w16du="http://schemas.microsoft.com/office/word/2023/wordml/word16du" xmlns:w16sdtdh="http://schemas.microsoft.com/office/word/2020/wordml/sdtdatahash" xmlns:w16sdtfl="http://schemas.microsoft.com/office/word/2024/wordml/sdtformatlock" xmlns:w16se="http://schemas.microsoft.com/office/word/2015/wordml/symex" xmlns:wpg="http://schemas.microsoft.com/office/word/2010/wordprocessingGroup" xmlns:wpi="http://schemas.microsoft.com/office/word/2010/wordprocessingInk" xmlns:wne="http://schemas.microsoft.com/office/word/2006/wordml" xmlns:wps="http://schemas.microsoft.com/office/word/2010/wordprocessingShape" mc:Ignorable="w14 w15 w16se w16cid w16 w16cex w16sdtdh w16sdtfl w16du wp14">
   <w:body>
     <w:p/>
     <w:p>
@@ -262,7 +262,7 @@
               </wp:anchor>
             </w:drawing>
           </mc:Choice>
-          <mc:Fallback xmlns:w16du="http://schemas.microsoft.com/office/word/2023/wordml/word16du" xmlns:w16sdtfl="http://schemas.microsoft.com/office/word/2024/wordml/sdtformatlock">
+          <mc:Fallback>
             <w:pict>
               <v:group w14:anchorId="720B25CE" id="Group 17" o:spid="_x0000_s1026" style="position:absolute;margin-left:-4.45pt;margin-top:9.2pt;width:450.2pt;height:127.25pt;z-index:251659264" coordorigin="2268,6021" coordsize="8280,2340" o:gfxdata="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">
                 <v:shapetype id="_x0000_t75" coordsize="21600,21600" o:spt="75" o:preferrelative="t" path="m@4@5l@4@11@9@11@9@5xe" filled="f" stroked="f">
@@ -2583,7 +2583,7 @@
       </w:pPr>
       <w:r>
         <w:rPr>
-          <w:rStyle w:val="Textoennegrita"/>
+          <w:rStyle w:val="Fuerte"/>
           <w:rFonts w:eastAsiaTheme="majorEastAsia"/>
           <w:b w:val="0"/>
           <w:bCs w:val="0"/>
@@ -2593,7 +2593,7 @@
       </w:r>
       <w:r>
         <w:rPr>
-          <w:rStyle w:val="Textoennegrita"/>
+          <w:rStyle w:val="Fuerte"/>
           <w:rFonts w:eastAsiaTheme="majorEastAsia"/>
           <w:color w:val="000000" w:themeColor="text1"/>
         </w:rPr>
@@ -2601,7 +2601,7 @@
       </w:r>
       <w:r>
         <w:rPr>
-          <w:rStyle w:val="Textoennegrita"/>
+          <w:rStyle w:val="Fuerte"/>
           <w:rFonts w:eastAsiaTheme="majorEastAsia"/>
           <w:b w:val="0"/>
           <w:bCs w:val="0"/>
@@ -2611,7 +2611,7 @@
       </w:r>
       <w:r>
         <w:rPr>
-          <w:rStyle w:val="Textoennegrita"/>
+          <w:rStyle w:val="Fuerte"/>
           <w:rFonts w:eastAsiaTheme="majorEastAsia"/>
           <w:b w:val="0"/>
           <w:bCs w:val="0"/>
@@ -2621,7 +2621,7 @@
       </w:r>
       <w:r>
         <w:rPr>
-          <w:rStyle w:val="Textoennegrita"/>
+          <w:rStyle w:val="Fuerte"/>
           <w:rFonts w:eastAsiaTheme="majorEastAsia"/>
           <w:b w:val="0"/>
           <w:bCs w:val="0"/>
@@ -5307,7 +5307,7 @@
         <w:pStyle w:val="Tesis"/>
       </w:pPr>
       <w:r>
-        <w:t>Siguiendo con las otras vistas del programas, en el archivo ‘perfil_vista.py’</w:t>
+        <w:t>Siguiendo con las otras vistas del programa, en el archivo ‘perfil_vista.py’</w:t>
       </w:r>
       <w:r>
         <w:t xml:space="preserve"> se implement</w:t>
@@ -5608,7 +5608,7 @@
         </w:rPr>
         <w:lastRenderedPageBreak/>
         <w:drawing>
-          <wp:inline distT="0" distB="0" distL="0" distR="0" wp14:anchorId="43359052" wp14:editId="5F1EE1AC">
+          <wp:inline distT="0" distB="0" distL="0" distR="0" wp14:anchorId="43359052" wp14:editId="29BD3EBE">
             <wp:extent cx="4318635" cy="2258437"/>
             <wp:effectExtent l="0" t="0" r="5715" b="8890"/>
             <wp:docPr id="1785749341" name="Imagen 3"/>
@@ -7105,7 +7105,6 @@
         <w:tc>
           <w:tcPr>
             <w:tcW w:w="2753" w:type="dxa"/>
-            <w:shd w:val="clear" w:color="auto" w:fill="auto"/>
           </w:tcPr>
           <w:p>
             <w:pPr>
@@ -7129,7 +7128,6 @@
         <w:tc>
           <w:tcPr>
             <w:tcW w:w="2754" w:type="dxa"/>
-            <w:shd w:val="clear" w:color="auto" w:fill="auto"/>
           </w:tcPr>
           <w:p>
             <w:pPr>
@@ -7153,7 +7151,6 @@
         <w:tc>
           <w:tcPr>
             <w:tcW w:w="2754" w:type="dxa"/>
-            <w:shd w:val="clear" w:color="auto" w:fill="auto"/>
           </w:tcPr>
           <w:p>
             <w:pPr>
@@ -7669,7 +7666,7 @@
 </file>
 
 <file path=word/endnotes.xml><?xml version="1.0" encoding="utf-8"?>
-<w:endnotes xmlns:wpc="http://schemas.microsoft.com/office/word/2010/wordprocessingCanvas" xmlns:cx="http://schemas.microsoft.com/office/drawing/2014/chartex" xmlns:cx1="http://schemas.microsoft.com/office/drawing/2015/9/8/chartex" xmlns:cx2="http://schemas.microsoft.com/office/drawing/2015/10/21/chartex" xmlns:cx3="http://schemas.microsoft.com/office/drawing/2016/5/9/chartex" xmlns:cx4="http://schemas.microsoft.com/office/drawing/2016/5/10/chartex" xmlns:cx5="http://schemas.microsoft.com/office/drawing/2016/5/11/chartex" xmlns:cx6="http://schemas.microsoft.com/office/drawing/2016/5/12/chartex" xmlns:cx7="http://schemas.microsoft.com/office/drawing/2016/5/13/chartex" xmlns:cx8="http://schemas.microsoft.com/office/drawing/2016/5/14/chartex" xmlns:mc="http://schemas.openxmlformats.org/markup-compatibility/2006" xmlns:aink="http://schemas.microsoft.com/office/drawing/2016/ink" xmlns:am3d="http://schemas.microsoft.com/office/drawing/2017/model3d" xmlns:o="urn:schemas-microsoft-com:office:office" xmlns:oel="http://schemas.microsoft.com/office/2019/extlst" xmlns:r="http://schemas.openxmlformats.org/officeDocument/2006/relationships" xmlns:m="http://schemas.openxmlformats.org/officeDocument/2006/math" xmlns:v="urn:schemas-microsoft-com:vml" xmlns:wp14="http://schemas.microsoft.com/office/word/2010/wordprocessingDrawing" xmlns:wp="http://schemas.openxmlformats.org/drawingml/2006/wordprocessingDrawing" xmlns:w10="urn:schemas-microsoft-com:office:word" xmlns:w="http://schemas.openxmlformats.org/wordprocessingml/2006/main" xmlns:w14="http://schemas.microsoft.com/office/word/2010/wordml" xmlns:w15="http://schemas.microsoft.com/office/word/2012/wordml" xmlns:w16cex="http://schemas.microsoft.com/office/word/2018/wordml/cex" xmlns:w16cid="http://schemas.microsoft.com/office/word/2016/wordml/cid" xmlns:w16="http://schemas.microsoft.com/office/word/2018/wordml" xmlns:w16sdtdh="http://schemas.microsoft.com/office/word/2020/wordml/sdtdatahash" xmlns:w16se="http://schemas.microsoft.com/office/word/2015/wordml/symex" xmlns:wpg="http://schemas.microsoft.com/office/word/2010/wordprocessingGroup" xmlns:wpi="http://schemas.microsoft.com/office/word/2010/wordprocessingInk" xmlns:wne="http://schemas.microsoft.com/office/word/2006/wordml" xmlns:wps="http://schemas.microsoft.com/office/word/2010/wordprocessingShape" mc:Ignorable="w14 w15 w16se w16cid w16 w16cex w16sdtdh wp14">
+<w:endnotes xmlns:wpc="http://schemas.microsoft.com/office/word/2010/wordprocessingCanvas" xmlns:cx="http://schemas.microsoft.com/office/drawing/2014/chartex" xmlns:cx1="http://schemas.microsoft.com/office/drawing/2015/9/8/chartex" xmlns:cx2="http://schemas.microsoft.com/office/drawing/2015/10/21/chartex" xmlns:cx3="http://schemas.microsoft.com/office/drawing/2016/5/9/chartex" xmlns:cx4="http://schemas.microsoft.com/office/drawing/2016/5/10/chartex" xmlns:cx5="http://schemas.microsoft.com/office/drawing/2016/5/11/chartex" xmlns:cx6="http://schemas.microsoft.com/office/drawing/2016/5/12/chartex" xmlns:cx7="http://schemas.microsoft.com/office/drawing/2016/5/13/chartex" xmlns:cx8="http://schemas.microsoft.com/office/drawing/2016/5/14/chartex" xmlns:mc="http://schemas.openxmlformats.org/markup-compatibility/2006" xmlns:aink="http://schemas.microsoft.com/office/drawing/2016/ink" xmlns:am3d="http://schemas.microsoft.com/office/drawing/2017/model3d" xmlns:o="urn:schemas-microsoft-com:office:office" xmlns:oel="http://schemas.microsoft.com/office/2019/extlst" xmlns:r="http://schemas.openxmlformats.org/officeDocument/2006/relationships" xmlns:m="http://schemas.openxmlformats.org/officeDocument/2006/math" xmlns:v="urn:schemas-microsoft-com:vml" xmlns:wp14="http://schemas.microsoft.com/office/word/2010/wordprocessingDrawing" xmlns:wp="http://schemas.openxmlformats.org/drawingml/2006/wordprocessingDrawing" xmlns:w10="urn:schemas-microsoft-com:office:word" xmlns:w="http://schemas.openxmlformats.org/wordprocessingml/2006/main" xmlns:w14="http://schemas.microsoft.com/office/word/2010/wordml" xmlns:w15="http://schemas.microsoft.com/office/word/2012/wordml" xmlns:w16cex="http://schemas.microsoft.com/office/word/2018/wordml/cex" xmlns:w16cid="http://schemas.microsoft.com/office/word/2016/wordml/cid" xmlns:w16="http://schemas.microsoft.com/office/word/2018/wordml" xmlns:w16du="http://schemas.microsoft.com/office/word/2023/wordml/word16du" xmlns:w16sdtdh="http://schemas.microsoft.com/office/word/2020/wordml/sdtdatahash" xmlns:w16sdtfl="http://schemas.microsoft.com/office/word/2024/wordml/sdtformatlock" xmlns:w16se="http://schemas.microsoft.com/office/word/2015/wordml/symex" xmlns:wpg="http://schemas.microsoft.com/office/word/2010/wordprocessingGroup" xmlns:wpi="http://schemas.microsoft.com/office/word/2010/wordprocessingInk" xmlns:wne="http://schemas.microsoft.com/office/word/2006/wordml" xmlns:wps="http://schemas.microsoft.com/office/word/2010/wordprocessingShape" mc:Ignorable="w14 w15 w16se w16cid w16 w16cex w16sdtdh w16sdtfl w16du wp14">
   <w:endnote w:type="separator" w:id="-1">
     <w:p>
       <w:r>
@@ -7688,7 +7685,7 @@
 </file>
 
 <file path=word/footnotes.xml><?xml version="1.0" encoding="utf-8"?>
-<w:footnotes xmlns:wpc="http://schemas.microsoft.com/office/word/2010/wordprocessingCanvas" xmlns:cx="http://schemas.microsoft.com/office/drawing/2014/chartex" xmlns:cx1="http://schemas.microsoft.com/office/drawing/2015/9/8/chartex" xmlns:cx2="http://schemas.microsoft.com/office/drawing/2015/10/21/chartex" xmlns:cx3="http://schemas.microsoft.com/office/drawing/2016/5/9/chartex" xmlns:cx4="http://schemas.microsoft.com/office/drawing/2016/5/10/chartex" xmlns:cx5="http://schemas.microsoft.com/office/drawing/2016/5/11/chartex" xmlns:cx6="http://schemas.microsoft.com/office/drawing/2016/5/12/chartex" xmlns:cx7="http://schemas.microsoft.com/office/drawing/2016/5/13/chartex" xmlns:cx8="http://schemas.microsoft.com/office/drawing/2016/5/14/chartex" xmlns:mc="http://schemas.openxmlformats.org/markup-compatibility/2006" xmlns:aink="http://schemas.microsoft.com/office/drawing/2016/ink" xmlns:am3d="http://schemas.microsoft.com/office/drawing/2017/model3d" xmlns:o="urn:schemas-microsoft-com:office:office" xmlns:oel="http://schemas.microsoft.com/office/2019/extlst" xmlns:r="http://schemas.openxmlformats.org/officeDocument/2006/relationships" xmlns:m="http://schemas.openxmlformats.org/officeDocument/2006/math" xmlns:v="urn:schemas-microsoft-com:vml" xmlns:wp14="http://schemas.microsoft.com/office/word/2010/wordprocessingDrawing" xmlns:wp="http://schemas.openxmlformats.org/drawingml/2006/wordprocessingDrawing" xmlns:w10="urn:schemas-microsoft-com:office:word" xmlns:w="http://schemas.openxmlformats.org/wordprocessingml/2006/main" xmlns:w14="http://schemas.microsoft.com/office/word/2010/wordml" xmlns:w15="http://schemas.microsoft.com/office/word/2012/wordml" xmlns:w16cex="http://schemas.microsoft.com/office/word/2018/wordml/cex" xmlns:w16cid="http://schemas.microsoft.com/office/word/2016/wordml/cid" xmlns:w16="http://schemas.microsoft.com/office/word/2018/wordml" xmlns:w16sdtdh="http://schemas.microsoft.com/office/word/2020/wordml/sdtdatahash" xmlns:w16se="http://schemas.microsoft.com/office/word/2015/wordml/symex" xmlns:wpg="http://schemas.microsoft.com/office/word/2010/wordprocessingGroup" xmlns:wpi="http://schemas.microsoft.com/office/word/2010/wordprocessingInk" xmlns:wne="http://schemas.microsoft.com/office/word/2006/wordml" xmlns:wps="http://schemas.microsoft.com/office/word/2010/wordprocessingShape" mc:Ignorable="w14 w15 w16se w16cid w16 w16cex w16sdtdh wp14">
+<w:footnotes xmlns:wpc="http://schemas.microsoft.com/office/word/2010/wordprocessingCanvas" xmlns:cx="http://schemas.microsoft.com/office/drawing/2014/chartex" xmlns:cx1="http://schemas.microsoft.com/office/drawing/2015/9/8/chartex" xmlns:cx2="http://schemas.microsoft.com/office/drawing/2015/10/21/chartex" xmlns:cx3="http://schemas.microsoft.com/office/drawing/2016/5/9/chartex" xmlns:cx4="http://schemas.microsoft.com/office/drawing/2016/5/10/chartex" xmlns:cx5="http://schemas.microsoft.com/office/drawing/2016/5/11/chartex" xmlns:cx6="http://schemas.microsoft.com/office/drawing/2016/5/12/chartex" xmlns:cx7="http://schemas.microsoft.com/office/drawing/2016/5/13/chartex" xmlns:cx8="http://schemas.microsoft.com/office/drawing/2016/5/14/chartex" xmlns:mc="http://schemas.openxmlformats.org/markup-compatibility/2006" xmlns:aink="http://schemas.microsoft.com/office/drawing/2016/ink" xmlns:am3d="http://schemas.microsoft.com/office/drawing/2017/model3d" xmlns:o="urn:schemas-microsoft-com:office:office" xmlns:oel="http://schemas.microsoft.com/office/2019/extlst" xmlns:r="http://schemas.openxmlformats.org/officeDocument/2006/relationships" xmlns:m="http://schemas.openxmlformats.org/officeDocument/2006/math" xmlns:v="urn:schemas-microsoft-com:vml" xmlns:wp14="http://schemas.microsoft.com/office/word/2010/wordprocessingDrawing" xmlns:wp="http://schemas.openxmlformats.org/drawingml/2006/wordprocessingDrawing" xmlns:w10="urn:schemas-microsoft-com:office:word" xmlns:w="http://schemas.openxmlformats.org/wordprocessingml/2006/main" xmlns:w14="http://schemas.microsoft.com/office/word/2010/wordml" xmlns:w15="http://schemas.microsoft.com/office/word/2012/wordml" xmlns:w16cex="http://schemas.microsoft.com/office/word/2018/wordml/cex" xmlns:w16cid="http://schemas.microsoft.com/office/word/2016/wordml/cid" xmlns:w16="http://schemas.microsoft.com/office/word/2018/wordml" xmlns:w16du="http://schemas.microsoft.com/office/word/2023/wordml/word16du" xmlns:w16sdtdh="http://schemas.microsoft.com/office/word/2020/wordml/sdtdatahash" xmlns:w16sdtfl="http://schemas.microsoft.com/office/word/2024/wordml/sdtformatlock" xmlns:w16se="http://schemas.microsoft.com/office/word/2015/wordml/symex" xmlns:wpg="http://schemas.microsoft.com/office/word/2010/wordprocessingGroup" xmlns:wpi="http://schemas.microsoft.com/office/word/2010/wordprocessingInk" xmlns:wne="http://schemas.microsoft.com/office/word/2006/wordml" xmlns:wps="http://schemas.microsoft.com/office/word/2010/wordprocessingShape" mc:Ignorable="w14 w15 w16se w16cid w16 w16cex w16sdtdh w16sdtfl w16du wp14">
   <w:footnote w:type="separator" w:id="-1">
     <w:p>
       <w:r>
@@ -7707,7 +7704,7 @@
 </file>
 
 <file path=word/numbering.xml><?xml version="1.0" encoding="utf-8"?>
-<w:numbering xmlns:wpc="http://schemas.microsoft.com/office/word/2010/wordprocessingCanvas" xmlns:cx="http://schemas.microsoft.com/office/drawing/2014/chartex" xmlns:cx1="http://schemas.microsoft.com/office/drawing/2015/9/8/chartex" xmlns:cx2="http://schemas.microsoft.com/office/drawing/2015/10/21/chartex" xmlns:cx3="http://schemas.microsoft.com/office/drawing/2016/5/9/chartex" xmlns:cx4="http://schemas.microsoft.com/office/drawing/2016/5/10/chartex" xmlns:cx5="http://schemas.microsoft.com/office/drawing/2016/5/11/chartex" xmlns:cx6="http://schemas.microsoft.com/office/drawing/2016/5/12/chartex" xmlns:cx7="http://schemas.microsoft.com/office/drawing/2016/5/13/chartex" xmlns:cx8="http://schemas.microsoft.com/office/drawing/2016/5/14/chartex" xmlns:mc="http://schemas.openxmlformats.org/markup-compatibility/2006" xmlns:aink="http://schemas.microsoft.com/office/drawing/2016/ink" xmlns:am3d="http://schemas.microsoft.com/office/drawing/2017/model3d" xmlns:o="urn:schemas-microsoft-com:office:office" xmlns:oel="http://schemas.microsoft.com/office/2019/extlst" xmlns:r="http://schemas.openxmlformats.org/officeDocument/2006/relationships" xmlns:m="http://schemas.openxmlformats.org/officeDocument/2006/math" xmlns:v="urn:schemas-microsoft-com:vml" xmlns:wp14="http://schemas.microsoft.com/office/word/2010/wordprocessingDrawing" xmlns:wp="http://schemas.openxmlformats.org/drawingml/2006/wordprocessingDrawing" xmlns:w10="urn:schemas-microsoft-com:office:word" xmlns:w="http://schemas.openxmlformats.org/wordprocessingml/2006/main" xmlns:w14="http://schemas.microsoft.com/office/word/2010/wordml" xmlns:w15="http://schemas.microsoft.com/office/word/2012/wordml" xmlns:w16cex="http://schemas.microsoft.com/office/word/2018/wordml/cex" xmlns:w16cid="http://schemas.microsoft.com/office/word/2016/wordml/cid" xmlns:w16="http://schemas.microsoft.com/office/word/2018/wordml" xmlns:w16sdtdh="http://schemas.microsoft.com/office/word/2020/wordml/sdtdatahash" xmlns:w16se="http://schemas.microsoft.com/office/word/2015/wordml/symex" xmlns:wpg="http://schemas.microsoft.com/office/word/2010/wordprocessingGroup" xmlns:wpi="http://schemas.microsoft.com/office/word/2010/wordprocessingInk" xmlns:wne="http://schemas.microsoft.com/office/word/2006/wordml" xmlns:wps="http://schemas.microsoft.com/office/word/2010/wordprocessingShape" mc:Ignorable="w14 w15 w16se w16cid w16 w16cex w16sdtdh wp14">
+<w:numbering xmlns:wpc="http://schemas.microsoft.com/office/word/2010/wordprocessingCanvas" xmlns:cx="http://schemas.microsoft.com/office/drawing/2014/chartex" xmlns:cx1="http://schemas.microsoft.com/office/drawing/2015/9/8/chartex" xmlns:cx2="http://schemas.microsoft.com/office/drawing/2015/10/21/chartex" xmlns:cx3="http://schemas.microsoft.com/office/drawing/2016/5/9/chartex" xmlns:cx4="http://schemas.microsoft.com/office/drawing/2016/5/10/chartex" xmlns:cx5="http://schemas.microsoft.com/office/drawing/2016/5/11/chartex" xmlns:cx6="http://schemas.microsoft.com/office/drawing/2016/5/12/chartex" xmlns:cx7="http://schemas.microsoft.com/office/drawing/2016/5/13/chartex" xmlns:cx8="http://schemas.microsoft.com/office/drawing/2016/5/14/chartex" xmlns:mc="http://schemas.openxmlformats.org/markup-compatibility/2006" xmlns:aink="http://schemas.microsoft.com/office/drawing/2016/ink" xmlns:am3d="http://schemas.microsoft.com/office/drawing/2017/model3d" xmlns:o="urn:schemas-microsoft-com:office:office" xmlns:oel="http://schemas.microsoft.com/office/2019/extlst" xmlns:r="http://schemas.openxmlformats.org/officeDocument/2006/relationships" xmlns:m="http://schemas.openxmlformats.org/officeDocument/2006/math" xmlns:v="urn:schemas-microsoft-com:vml" xmlns:wp14="http://schemas.microsoft.com/office/word/2010/wordprocessingDrawing" xmlns:wp="http://schemas.openxmlformats.org/drawingml/2006/wordprocessingDrawing" xmlns:w10="urn:schemas-microsoft-com:office:word" xmlns:w="http://schemas.openxmlformats.org/wordprocessingml/2006/main" xmlns:w14="http://schemas.microsoft.com/office/word/2010/wordml" xmlns:w15="http://schemas.microsoft.com/office/word/2012/wordml" xmlns:w16cex="http://schemas.microsoft.com/office/word/2018/wordml/cex" xmlns:w16cid="http://schemas.microsoft.com/office/word/2016/wordml/cid" xmlns:w16="http://schemas.microsoft.com/office/word/2018/wordml" xmlns:w16du="http://schemas.microsoft.com/office/word/2023/wordml/word16du" xmlns:w16sdtdh="http://schemas.microsoft.com/office/word/2020/wordml/sdtdatahash" xmlns:w16sdtfl="http://schemas.microsoft.com/office/word/2024/wordml/sdtformatlock" xmlns:w16se="http://schemas.microsoft.com/office/word/2015/wordml/symex" xmlns:wpg="http://schemas.microsoft.com/office/word/2010/wordprocessingGroup" xmlns:wpi="http://schemas.microsoft.com/office/word/2010/wordprocessingInk" xmlns:wne="http://schemas.microsoft.com/office/word/2006/wordml" xmlns:wps="http://schemas.microsoft.com/office/word/2010/wordprocessingShape" mc:Ignorable="w14 w15 w16se w16cid w16 w16cex w16sdtdh w16sdtfl w16du wp14">
   <w:abstractNum w:abstractNumId="0" w15:restartNumberingAfterBreak="0">
     <w:nsid w:val="02C57005"/>
     <w:multiLevelType w:val="hybridMultilevel"/>
@@ -8096,7 +8093,7 @@
 </file>
 
 <file path=word/styles.xml><?xml version="1.0" encoding="utf-8"?>
-<w:styles xmlns:mc="http://schemas.openxmlformats.org/markup-compatibility/2006" xmlns:r="http://schemas.openxmlformats.org/officeDocument/2006/relationships" xmlns:w="http://schemas.openxmlformats.org/wordprocessingml/2006/main" xmlns:w14="http://schemas.microsoft.com/office/word/2010/wordml" xmlns:w15="http://schemas.microsoft.com/office/word/2012/wordml" xmlns:w16cex="http://schemas.microsoft.com/office/word/2018/wordml/cex" xmlns:w16cid="http://schemas.microsoft.com/office/word/2016/wordml/cid" xmlns:w16="http://schemas.microsoft.com/office/word/2018/wordml" xmlns:w16sdtdh="http://schemas.microsoft.com/office/word/2020/wordml/sdtdatahash" xmlns:w16se="http://schemas.microsoft.com/office/word/2015/wordml/symex" mc:Ignorable="w14 w15 w16se w16cid w16 w16cex w16sdtdh">
+<w:styles xmlns:mc="http://schemas.openxmlformats.org/markup-compatibility/2006" xmlns:r="http://schemas.openxmlformats.org/officeDocument/2006/relationships" xmlns:w="http://schemas.openxmlformats.org/wordprocessingml/2006/main" xmlns:w14="http://schemas.microsoft.com/office/word/2010/wordml" xmlns:w15="http://schemas.microsoft.com/office/word/2012/wordml" xmlns:w16cex="http://schemas.microsoft.com/office/word/2018/wordml/cex" xmlns:w16cid="http://schemas.microsoft.com/office/word/2016/wordml/cid" xmlns:w16="http://schemas.microsoft.com/office/word/2018/wordml" xmlns:w16du="http://schemas.microsoft.com/office/word/2023/wordml/word16du" xmlns:w16sdtdh="http://schemas.microsoft.com/office/word/2020/wordml/sdtdatahash" xmlns:w16sdtfl="http://schemas.microsoft.com/office/word/2024/wordml/sdtformatlock" xmlns:w16se="http://schemas.microsoft.com/office/word/2015/wordml/symex" mc:Ignorable="w14 w15 w16se w16cid w16 w16cex w16sdtdh w16sdtfl w16du">
   <w:docDefaults>
     <w:rPrDefault>
       <w:rPr>
@@ -9240,7 +9237,7 @@
       <w:lang w:val="es-VE"/>
     </w:rPr>
   </w:style>
-  <w:style w:type="character" w:styleId="Textoennegrita">
+  <w:style w:type="character" w:styleId="Fuerte">
     <w:name w:val="Strong"/>
     <w:basedOn w:val="Fuentedeprrafopredeter"/>
     <w:uiPriority w:val="22"/>
@@ -9295,7 +9292,7 @@
 <file path=word/charts/chart1.xml><?xml version="1.0" encoding="utf-8"?>
 <c:chartSpace xmlns:c="http://schemas.openxmlformats.org/drawingml/2006/chart" xmlns:a="http://schemas.openxmlformats.org/drawingml/2006/main" xmlns:r="http://schemas.openxmlformats.org/officeDocument/2006/relationships" xmlns:c16r2="http://schemas.microsoft.com/office/drawing/2015/06/chart">
   <c:date1904 val="0"/>
-  <c:lang val="es-ES"/>
+  <c:lang val="es-MX"/>
   <c:roundedCorners val="0"/>
   <mc:AlternateContent xmlns:mc="http://schemas.openxmlformats.org/markup-compatibility/2006">
     <mc:Choice xmlns:c14="http://schemas.microsoft.com/office/drawing/2007/8/2/chart" Requires="c14">
@@ -9756,6 +9753,7 @@
     </c:legend>
     <c:plotVisOnly val="1"/>
     <c:dispBlanksAs val="gap"/>
+    <c:showDLblsOverMax val="0"/>
     <c:extLst>
       <c:ext xmlns:c16r3="http://schemas.microsoft.com/office/drawing/2017/03/chart" uri="{56B9EC1D-385E-4148-901F-78D8002777C0}">
         <c16r3:dataDisplayOptions16>
@@ -9763,7 +9761,6 @@
         </c16r3:dataDisplayOptions16>
       </c:ext>
     </c:extLst>
-    <c:showDLblsOverMax val="0"/>
   </c:chart>
   <c:spPr>
     <a:noFill/>
@@ -9798,7 +9795,7 @@
 <file path=word/charts/chart10.xml><?xml version="1.0" encoding="utf-8"?>
 <c:chartSpace xmlns:c="http://schemas.openxmlformats.org/drawingml/2006/chart" xmlns:a="http://schemas.openxmlformats.org/drawingml/2006/main" xmlns:r="http://schemas.openxmlformats.org/officeDocument/2006/relationships" xmlns:c16r2="http://schemas.microsoft.com/office/drawing/2015/06/chart">
   <c:date1904 val="0"/>
-  <c:lang val="es-ES"/>
+  <c:lang val="es-MX"/>
   <c:roundedCorners val="0"/>
   <mc:AlternateContent xmlns:mc="http://schemas.openxmlformats.org/markup-compatibility/2006">
     <mc:Choice xmlns:c14="http://schemas.microsoft.com/office/drawing/2007/8/2/chart" Requires="c14">
@@ -10125,6 +10122,7 @@
     </c:legend>
     <c:plotVisOnly val="1"/>
     <c:dispBlanksAs val="gap"/>
+    <c:showDLblsOverMax val="0"/>
     <c:extLst>
       <c:ext xmlns:c16r3="http://schemas.microsoft.com/office/drawing/2017/03/chart" uri="{56B9EC1D-385E-4148-901F-78D8002777C0}">
         <c16r3:dataDisplayOptions16>
@@ -10132,7 +10130,6 @@
         </c16r3:dataDisplayOptions16>
       </c:ext>
     </c:extLst>
-    <c:showDLblsOverMax val="0"/>
   </c:chart>
   <c:spPr>
     <a:solidFill>
@@ -10169,7 +10166,7 @@
 <file path=word/charts/chart11.xml><?xml version="1.0" encoding="utf-8"?>
 <c:chartSpace xmlns:c="http://schemas.openxmlformats.org/drawingml/2006/chart" xmlns:a="http://schemas.openxmlformats.org/drawingml/2006/main" xmlns:r="http://schemas.openxmlformats.org/officeDocument/2006/relationships" xmlns:c16r2="http://schemas.microsoft.com/office/drawing/2015/06/chart">
   <c:date1904 val="0"/>
-  <c:lang val="es-ES"/>
+  <c:lang val="es-MX"/>
   <c:roundedCorners val="0"/>
   <mc:AlternateContent xmlns:mc="http://schemas.openxmlformats.org/markup-compatibility/2006">
     <mc:Choice xmlns:c14="http://schemas.microsoft.com/office/drawing/2007/8/2/chart" Requires="c14">
@@ -10496,6 +10493,7 @@
     </c:legend>
     <c:plotVisOnly val="1"/>
     <c:dispBlanksAs val="gap"/>
+    <c:showDLblsOverMax val="0"/>
     <c:extLst>
       <c:ext xmlns:c16r3="http://schemas.microsoft.com/office/drawing/2017/03/chart" uri="{56B9EC1D-385E-4148-901F-78D8002777C0}">
         <c16r3:dataDisplayOptions16>
@@ -10503,7 +10501,6 @@
         </c16r3:dataDisplayOptions16>
       </c:ext>
     </c:extLst>
-    <c:showDLblsOverMax val="0"/>
   </c:chart>
   <c:spPr>
     <a:solidFill>
@@ -10540,7 +10537,7 @@
 <file path=word/charts/chart12.xml><?xml version="1.0" encoding="utf-8"?>
 <c:chartSpace xmlns:c="http://schemas.openxmlformats.org/drawingml/2006/chart" xmlns:a="http://schemas.openxmlformats.org/drawingml/2006/main" xmlns:r="http://schemas.openxmlformats.org/officeDocument/2006/relationships" xmlns:c16r2="http://schemas.microsoft.com/office/drawing/2015/06/chart">
   <c:date1904 val="0"/>
-  <c:lang val="es-ES"/>
+  <c:lang val="es-MX"/>
   <c:roundedCorners val="0"/>
   <mc:AlternateContent xmlns:mc="http://schemas.openxmlformats.org/markup-compatibility/2006">
     <mc:Choice xmlns:c14="http://schemas.microsoft.com/office/drawing/2007/8/2/chart" Requires="c14">
@@ -10867,6 +10864,7 @@
     </c:legend>
     <c:plotVisOnly val="1"/>
     <c:dispBlanksAs val="gap"/>
+    <c:showDLblsOverMax val="0"/>
     <c:extLst>
       <c:ext xmlns:c16r3="http://schemas.microsoft.com/office/drawing/2017/03/chart" uri="{56B9EC1D-385E-4148-901F-78D8002777C0}">
         <c16r3:dataDisplayOptions16>
@@ -10874,7 +10872,6 @@
         </c16r3:dataDisplayOptions16>
       </c:ext>
     </c:extLst>
-    <c:showDLblsOverMax val="0"/>
   </c:chart>
   <c:spPr>
     <a:solidFill>
@@ -10911,7 +10908,7 @@
 <file path=word/charts/chart2.xml><?xml version="1.0" encoding="utf-8"?>
 <c:chartSpace xmlns:c="http://schemas.openxmlformats.org/drawingml/2006/chart" xmlns:a="http://schemas.openxmlformats.org/drawingml/2006/main" xmlns:r="http://schemas.openxmlformats.org/officeDocument/2006/relationships" xmlns:c16r2="http://schemas.microsoft.com/office/drawing/2015/06/chart">
   <c:date1904 val="0"/>
-  <c:lang val="es-ES"/>
+  <c:lang val="es-MX"/>
   <c:roundedCorners val="0"/>
   <mc:AlternateContent xmlns:mc="http://schemas.openxmlformats.org/markup-compatibility/2006">
     <mc:Choice xmlns:c14="http://schemas.microsoft.com/office/drawing/2007/8/2/chart" Requires="c14">
@@ -11284,6 +11281,7 @@
     </c:legend>
     <c:plotVisOnly val="1"/>
     <c:dispBlanksAs val="gap"/>
+    <c:showDLblsOverMax val="0"/>
     <c:extLst>
       <c:ext xmlns:c16r3="http://schemas.microsoft.com/office/drawing/2017/03/chart" uri="{56B9EC1D-385E-4148-901F-78D8002777C0}">
         <c16r3:dataDisplayOptions16>
@@ -11291,7 +11289,6 @@
         </c16r3:dataDisplayOptions16>
       </c:ext>
     </c:extLst>
-    <c:showDLblsOverMax val="0"/>
   </c:chart>
   <c:spPr>
     <a:solidFill>
@@ -11328,7 +11325,7 @@
 <file path=word/charts/chart3.xml><?xml version="1.0" encoding="utf-8"?>
 <c:chartSpace xmlns:c="http://schemas.openxmlformats.org/drawingml/2006/chart" xmlns:a="http://schemas.openxmlformats.org/drawingml/2006/main" xmlns:r="http://schemas.openxmlformats.org/officeDocument/2006/relationships" xmlns:c16r2="http://schemas.microsoft.com/office/drawing/2015/06/chart">
   <c:date1904 val="0"/>
-  <c:lang val="es-ES"/>
+  <c:lang val="es-MX"/>
   <c:roundedCorners val="0"/>
   <mc:AlternateContent xmlns:mc="http://schemas.openxmlformats.org/markup-compatibility/2006">
     <mc:Choice xmlns:c14="http://schemas.microsoft.com/office/drawing/2007/8/2/chart" Requires="c14">
@@ -11603,6 +11600,7 @@
     </c:legend>
     <c:plotVisOnly val="1"/>
     <c:dispBlanksAs val="gap"/>
+    <c:showDLblsOverMax val="0"/>
     <c:extLst>
       <c:ext xmlns:c16r3="http://schemas.microsoft.com/office/drawing/2017/03/chart" uri="{56B9EC1D-385E-4148-901F-78D8002777C0}">
         <c16r3:dataDisplayOptions16>
@@ -11610,7 +11608,6 @@
         </c16r3:dataDisplayOptions16>
       </c:ext>
     </c:extLst>
-    <c:showDLblsOverMax val="0"/>
   </c:chart>
   <c:spPr>
     <a:solidFill>
@@ -11647,7 +11644,7 @@
 <file path=word/charts/chart4.xml><?xml version="1.0" encoding="utf-8"?>
 <c:chartSpace xmlns:c="http://schemas.openxmlformats.org/drawingml/2006/chart" xmlns:a="http://schemas.openxmlformats.org/drawingml/2006/main" xmlns:r="http://schemas.openxmlformats.org/officeDocument/2006/relationships" xmlns:c16r2="http://schemas.microsoft.com/office/drawing/2015/06/chart">
   <c:date1904 val="0"/>
-  <c:lang val="es-ES"/>
+  <c:lang val="es-MX"/>
   <c:roundedCorners val="0"/>
   <mc:AlternateContent xmlns:mc="http://schemas.openxmlformats.org/markup-compatibility/2006">
     <mc:Choice xmlns:c14="http://schemas.microsoft.com/office/drawing/2007/8/2/chart" Requires="c14">
@@ -11952,6 +11949,7 @@
     </c:legend>
     <c:plotVisOnly val="1"/>
     <c:dispBlanksAs val="gap"/>
+    <c:showDLblsOverMax val="0"/>
     <c:extLst>
       <c:ext xmlns:c16r3="http://schemas.microsoft.com/office/drawing/2017/03/chart" uri="{56B9EC1D-385E-4148-901F-78D8002777C0}">
         <c16r3:dataDisplayOptions16>
@@ -11959,7 +11957,6 @@
         </c16r3:dataDisplayOptions16>
       </c:ext>
     </c:extLst>
-    <c:showDLblsOverMax val="0"/>
   </c:chart>
   <c:spPr>
     <a:solidFill>
@@ -11996,7 +11993,7 @@
 <file path=word/charts/chart5.xml><?xml version="1.0" encoding="utf-8"?>
 <c:chartSpace xmlns:c="http://schemas.openxmlformats.org/drawingml/2006/chart" xmlns:a="http://schemas.openxmlformats.org/drawingml/2006/main" xmlns:r="http://schemas.openxmlformats.org/officeDocument/2006/relationships" xmlns:c16r2="http://schemas.microsoft.com/office/drawing/2015/06/chart">
   <c:date1904 val="0"/>
-  <c:lang val="es-ES"/>
+  <c:lang val="es-MX"/>
   <c:roundedCorners val="0"/>
   <mc:AlternateContent xmlns:mc="http://schemas.openxmlformats.org/markup-compatibility/2006">
     <mc:Choice xmlns:c14="http://schemas.microsoft.com/office/drawing/2007/8/2/chart" Requires="c14">
@@ -12340,6 +12337,7 @@
     </c:legend>
     <c:plotVisOnly val="1"/>
     <c:dispBlanksAs val="gap"/>
+    <c:showDLblsOverMax val="0"/>
     <c:extLst>
       <c:ext xmlns:c16r3="http://schemas.microsoft.com/office/drawing/2017/03/chart" uri="{56B9EC1D-385E-4148-901F-78D8002777C0}">
         <c16r3:dataDisplayOptions16>
@@ -12347,7 +12345,6 @@
         </c16r3:dataDisplayOptions16>
       </c:ext>
     </c:extLst>
-    <c:showDLblsOverMax val="0"/>
   </c:chart>
   <c:spPr>
     <a:solidFill>
@@ -12387,7 +12384,7 @@
 <file path=word/charts/chart6.xml><?xml version="1.0" encoding="utf-8"?>
 <c:chartSpace xmlns:c="http://schemas.openxmlformats.org/drawingml/2006/chart" xmlns:a="http://schemas.openxmlformats.org/drawingml/2006/main" xmlns:r="http://schemas.openxmlformats.org/officeDocument/2006/relationships" xmlns:c16r2="http://schemas.microsoft.com/office/drawing/2015/06/chart">
   <c:date1904 val="0"/>
-  <c:lang val="es-ES"/>
+  <c:lang val="es-MX"/>
   <c:roundedCorners val="0"/>
   <mc:AlternateContent xmlns:mc="http://schemas.openxmlformats.org/markup-compatibility/2006">
     <mc:Choice xmlns:c14="http://schemas.microsoft.com/office/drawing/2007/8/2/chart" Requires="c14">
@@ -12698,6 +12695,7 @@
     </c:legend>
     <c:plotVisOnly val="1"/>
     <c:dispBlanksAs val="gap"/>
+    <c:showDLblsOverMax val="0"/>
     <c:extLst>
       <c:ext xmlns:c16r3="http://schemas.microsoft.com/office/drawing/2017/03/chart" uri="{56B9EC1D-385E-4148-901F-78D8002777C0}">
         <c16r3:dataDisplayOptions16>
@@ -12705,7 +12703,6 @@
         </c16r3:dataDisplayOptions16>
       </c:ext>
     </c:extLst>
-    <c:showDLblsOverMax val="0"/>
   </c:chart>
   <c:spPr>
     <a:solidFill>
@@ -12744,7 +12741,7 @@
 <file path=word/charts/chart7.xml><?xml version="1.0" encoding="utf-8"?>
 <c:chartSpace xmlns:c="http://schemas.openxmlformats.org/drawingml/2006/chart" xmlns:a="http://schemas.openxmlformats.org/drawingml/2006/main" xmlns:r="http://schemas.openxmlformats.org/officeDocument/2006/relationships" xmlns:c16r2="http://schemas.microsoft.com/office/drawing/2015/06/chart">
   <c:date1904 val="0"/>
-  <c:lang val="es-ES"/>
+  <c:lang val="es-MX"/>
   <c:roundedCorners val="0"/>
   <mc:AlternateContent xmlns:mc="http://schemas.openxmlformats.org/markup-compatibility/2006">
     <mc:Choice xmlns:c14="http://schemas.microsoft.com/office/drawing/2007/8/2/chart" Requires="c14">
@@ -13011,6 +13008,7 @@
     </c:legend>
     <c:plotVisOnly val="1"/>
     <c:dispBlanksAs val="gap"/>
+    <c:showDLblsOverMax val="0"/>
     <c:extLst>
       <c:ext xmlns:c16r3="http://schemas.microsoft.com/office/drawing/2017/03/chart" uri="{56B9EC1D-385E-4148-901F-78D8002777C0}">
         <c16r3:dataDisplayOptions16>
@@ -13018,7 +13016,6 @@
         </c16r3:dataDisplayOptions16>
       </c:ext>
     </c:extLst>
-    <c:showDLblsOverMax val="0"/>
   </c:chart>
   <c:spPr>
     <a:solidFill>
@@ -13055,7 +13052,7 @@
 <file path=word/charts/chart8.xml><?xml version="1.0" encoding="utf-8"?>
 <c:chartSpace xmlns:c="http://schemas.openxmlformats.org/drawingml/2006/chart" xmlns:a="http://schemas.openxmlformats.org/drawingml/2006/main" xmlns:r="http://schemas.openxmlformats.org/officeDocument/2006/relationships" xmlns:c16r2="http://schemas.microsoft.com/office/drawing/2015/06/chart">
   <c:date1904 val="0"/>
-  <c:lang val="es-ES"/>
+  <c:lang val="es-MX"/>
   <c:roundedCorners val="0"/>
   <mc:AlternateContent xmlns:mc="http://schemas.openxmlformats.org/markup-compatibility/2006">
     <mc:Choice xmlns:c14="http://schemas.microsoft.com/office/drawing/2007/8/2/chart" Requires="c14">
@@ -13414,6 +13411,7 @@
     </c:legend>
     <c:plotVisOnly val="1"/>
     <c:dispBlanksAs val="gap"/>
+    <c:showDLblsOverMax val="0"/>
     <c:extLst>
       <c:ext xmlns:c16r3="http://schemas.microsoft.com/office/drawing/2017/03/chart" uri="{56B9EC1D-385E-4148-901F-78D8002777C0}">
         <c16r3:dataDisplayOptions16>
@@ -13421,7 +13419,6 @@
         </c16r3:dataDisplayOptions16>
       </c:ext>
     </c:extLst>
-    <c:showDLblsOverMax val="0"/>
   </c:chart>
   <c:spPr>
     <a:solidFill>
@@ -13458,7 +13455,7 @@
 <file path=word/charts/chart9.xml><?xml version="1.0" encoding="utf-8"?>
 <c:chartSpace xmlns:c="http://schemas.openxmlformats.org/drawingml/2006/chart" xmlns:a="http://schemas.openxmlformats.org/drawingml/2006/main" xmlns:r="http://schemas.openxmlformats.org/officeDocument/2006/relationships" xmlns:c16r2="http://schemas.microsoft.com/office/drawing/2015/06/chart">
   <c:date1904 val="0"/>
-  <c:lang val="es-ES"/>
+  <c:lang val="es-MX"/>
   <c:roundedCorners val="0"/>
   <mc:AlternateContent xmlns:mc="http://schemas.openxmlformats.org/markup-compatibility/2006">
     <mc:Choice xmlns:c14="http://schemas.microsoft.com/office/drawing/2007/8/2/chart" Requires="c14">
@@ -14358,6 +14355,7 @@
     </c:legend>
     <c:plotVisOnly val="1"/>
     <c:dispBlanksAs val="gap"/>
+    <c:showDLblsOverMax val="0"/>
     <c:extLst>
       <c:ext xmlns:c16r3="http://schemas.microsoft.com/office/drawing/2017/03/chart" uri="{56B9EC1D-385E-4148-901F-78D8002777C0}">
         <c16r3:dataDisplayOptions16>
@@ -14365,7 +14363,6 @@
         </c16r3:dataDisplayOptions16>
       </c:ext>
     </c:extLst>
-    <c:showDLblsOverMax val="0"/>
   </c:chart>
   <c:spPr>
     <a:solidFill>

--- a/Capitulos de Tesis/Capítulo IV.docx
+++ b/Capitulos de Tesis/Capítulo IV.docx
@@ -1,6 +1,6 @@
 
 <file path=word/document.xml><?xml version="1.0" encoding="utf-8"?>
-<w:document xmlns:wpc="http://schemas.microsoft.com/office/word/2010/wordprocessingCanvas" xmlns:cx="http://schemas.microsoft.com/office/drawing/2014/chartex" xmlns:cx1="http://schemas.microsoft.com/office/drawing/2015/9/8/chartex" xmlns:cx2="http://schemas.microsoft.com/office/drawing/2015/10/21/chartex" xmlns:cx3="http://schemas.microsoft.com/office/drawing/2016/5/9/chartex" xmlns:cx4="http://schemas.microsoft.com/office/drawing/2016/5/10/chartex" xmlns:cx5="http://schemas.microsoft.com/office/drawing/2016/5/11/chartex" xmlns:cx6="http://schemas.microsoft.com/office/drawing/2016/5/12/chartex" xmlns:cx7="http://schemas.microsoft.com/office/drawing/2016/5/13/chartex" xmlns:cx8="http://schemas.microsoft.com/office/drawing/2016/5/14/chartex" xmlns:mc="http://schemas.openxmlformats.org/markup-compatibility/2006" xmlns:aink="http://schemas.microsoft.com/office/drawing/2016/ink" xmlns:am3d="http://schemas.microsoft.com/office/drawing/2017/model3d" xmlns:o="urn:schemas-microsoft-com:office:office" xmlns:oel="http://schemas.microsoft.com/office/2019/extlst" xmlns:r="http://schemas.openxmlformats.org/officeDocument/2006/relationships" xmlns:m="http://schemas.openxmlformats.org/officeDocument/2006/math" xmlns:v="urn:schemas-microsoft-com:vml" xmlns:wp14="http://schemas.microsoft.com/office/word/2010/wordprocessingDrawing" xmlns:wp="http://schemas.openxmlformats.org/drawingml/2006/wordprocessingDrawing" xmlns:w10="urn:schemas-microsoft-com:office:word" xmlns:w="http://schemas.openxmlformats.org/wordprocessingml/2006/main" xmlns:w14="http://schemas.microsoft.com/office/word/2010/wordml" xmlns:w15="http://schemas.microsoft.com/office/word/2012/wordml" xmlns:w16cex="http://schemas.microsoft.com/office/word/2018/wordml/cex" xmlns:w16cid="http://schemas.microsoft.com/office/word/2016/wordml/cid" xmlns:w16="http://schemas.microsoft.com/office/word/2018/wordml" xmlns:w16du="http://schemas.microsoft.com/office/word/2023/wordml/word16du" xmlns:w16sdtdh="http://schemas.microsoft.com/office/word/2020/wordml/sdtdatahash" xmlns:w16sdtfl="http://schemas.microsoft.com/office/word/2024/wordml/sdtformatlock" xmlns:w16se="http://schemas.microsoft.com/office/word/2015/wordml/symex" xmlns:wpg="http://schemas.microsoft.com/office/word/2010/wordprocessingGroup" xmlns:wpi="http://schemas.microsoft.com/office/word/2010/wordprocessingInk" xmlns:wne="http://schemas.microsoft.com/office/word/2006/wordml" xmlns:wps="http://schemas.microsoft.com/office/word/2010/wordprocessingShape" mc:Ignorable="w14 w15 w16se w16cid w16 w16cex w16sdtdh w16sdtfl w16du wp14">
+<w:document xmlns:wpc="http://schemas.microsoft.com/office/word/2010/wordprocessingCanvas" xmlns:cx="http://schemas.microsoft.com/office/drawing/2014/chartex" xmlns:cx1="http://schemas.microsoft.com/office/drawing/2015/9/8/chartex" xmlns:cx2="http://schemas.microsoft.com/office/drawing/2015/10/21/chartex" xmlns:cx3="http://schemas.microsoft.com/office/drawing/2016/5/9/chartex" xmlns:cx4="http://schemas.microsoft.com/office/drawing/2016/5/10/chartex" xmlns:cx5="http://schemas.microsoft.com/office/drawing/2016/5/11/chartex" xmlns:cx6="http://schemas.microsoft.com/office/drawing/2016/5/12/chartex" xmlns:cx7="http://schemas.microsoft.com/office/drawing/2016/5/13/chartex" xmlns:cx8="http://schemas.microsoft.com/office/drawing/2016/5/14/chartex" xmlns:mc="http://schemas.openxmlformats.org/markup-compatibility/2006" xmlns:aink="http://schemas.microsoft.com/office/drawing/2016/ink" xmlns:am3d="http://schemas.microsoft.com/office/drawing/2017/model3d" xmlns:o="urn:schemas-microsoft-com:office:office" xmlns:oel="http://schemas.microsoft.com/office/2019/extlst" xmlns:r="http://schemas.openxmlformats.org/officeDocument/2006/relationships" xmlns:m="http://schemas.openxmlformats.org/officeDocument/2006/math" xmlns:v="urn:schemas-microsoft-com:vml" xmlns:wp14="http://schemas.microsoft.com/office/word/2010/wordprocessingDrawing" xmlns:wp="http://schemas.openxmlformats.org/drawingml/2006/wordprocessingDrawing" xmlns:w10="urn:schemas-microsoft-com:office:word" xmlns:w="http://schemas.openxmlformats.org/wordprocessingml/2006/main" xmlns:w14="http://schemas.microsoft.com/office/word/2010/wordml" xmlns:w15="http://schemas.microsoft.com/office/word/2012/wordml" xmlns:w16cex="http://schemas.microsoft.com/office/word/2018/wordml/cex" xmlns:w16cid="http://schemas.microsoft.com/office/word/2016/wordml/cid" xmlns:w16="http://schemas.microsoft.com/office/word/2018/wordml" xmlns:w16sdtdh="http://schemas.microsoft.com/office/word/2020/wordml/sdtdatahash" xmlns:w16se="http://schemas.microsoft.com/office/word/2015/wordml/symex" xmlns:wpg="http://schemas.microsoft.com/office/word/2010/wordprocessingGroup" xmlns:wpi="http://schemas.microsoft.com/office/word/2010/wordprocessingInk" xmlns:wne="http://schemas.microsoft.com/office/word/2006/wordml" xmlns:wps="http://schemas.microsoft.com/office/word/2010/wordprocessingShape" mc:Ignorable="w14 w15 w16se w16cid w16 w16cex w16sdtdh wp14">
   <w:body>
     <w:p/>
     <w:p>
@@ -262,7 +262,7 @@
               </wp:anchor>
             </w:drawing>
           </mc:Choice>
-          <mc:Fallback>
+          <mc:Fallback xmlns:w16sdtfl="http://schemas.microsoft.com/office/word/2024/wordml/sdtformatlock" xmlns:w16du="http://schemas.microsoft.com/office/word/2023/wordml/word16du">
             <w:pict>
               <v:group w14:anchorId="720B25CE" id="Group 17" o:spid="_x0000_s1026" style="position:absolute;margin-left:-4.45pt;margin-top:9.2pt;width:450.2pt;height:127.25pt;z-index:251659264" coordorigin="2268,6021" coordsize="8280,2340" o:gfxdata="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">
                 <v:shapetype id="_x0000_t75" coordsize="21600,21600" o:spt="75" o:preferrelative="t" path="m@4@5l@4@11@9@11@9@5xe" filled="f" stroked="f">
@@ -829,22 +829,13 @@
           <w:b/>
           <w:bCs/>
         </w:rPr>
-        <w:t xml:space="preserve">Fuente: </w:t>
-      </w:r>
-      <w:r>
-        <w:t>Araujo, Montiel</w:t>
-      </w:r>
-      <w:r>
-        <w:t>,</w:t>
-      </w:r>
-      <w:r>
-        <w:t xml:space="preserve"> A</w:t>
-      </w:r>
-      <w:r>
-        <w:t>c</w:t>
-      </w:r>
-      <w:r>
-        <w:t>urero (202</w:t>
+        <w:t>Fuente:</w:t>
+      </w:r>
+      <w:r>
+        <w:t xml:space="preserve"> Acurero, </w:t>
+      </w:r>
+      <w:r>
+        <w:t>Araujo, Montiel (202</w:t>
       </w:r>
       <w:r>
         <w:t>5</w:t>
@@ -948,7 +939,8 @@
     </w:p>
     <w:p>
       <w:pPr>
-        <w:spacing w:line="480" w:lineRule="auto"/>
+        <w:pStyle w:val="Tesis"/>
+        <w:ind w:firstLine="0"/>
         <w:jc w:val="center"/>
       </w:pPr>
       <w:r>
@@ -956,28 +948,10 @@
           <w:b/>
           <w:bCs/>
         </w:rPr>
-        <w:t xml:space="preserve">Fuente: </w:t>
-      </w:r>
-      <w:r>
-        <w:t>Araujo, Montiel</w:t>
-      </w:r>
-      <w:r>
-        <w:t>,</w:t>
-      </w:r>
-      <w:r>
-        <w:t xml:space="preserve"> A</w:t>
-      </w:r>
-      <w:r>
-        <w:t>c</w:t>
-      </w:r>
-      <w:r>
-        <w:t>urero (202</w:t>
-      </w:r>
-      <w:r>
-        <w:t>5</w:t>
-      </w:r>
-      <w:r>
-        <w:t>)</w:t>
+        <w:t>Fuente:</w:t>
+      </w:r>
+      <w:r>
+        <w:t xml:space="preserve"> Acurero, Araujo, Montiel (2025)</w:t>
       </w:r>
     </w:p>
     <w:p>
@@ -1056,28 +1030,10 @@
           <w:b/>
           <w:bCs/>
         </w:rPr>
-        <w:t xml:space="preserve">Fuente: </w:t>
-      </w:r>
-      <w:r>
-        <w:t>Araujo, Montiel</w:t>
-      </w:r>
-      <w:r>
-        <w:t>,</w:t>
-      </w:r>
-      <w:r>
-        <w:t xml:space="preserve"> A</w:t>
-      </w:r>
-      <w:r>
-        <w:t>c</w:t>
-      </w:r>
-      <w:r>
-        <w:t>urero (202</w:t>
-      </w:r>
-      <w:r>
-        <w:t>5</w:t>
-      </w:r>
-      <w:r>
-        <w:t>)</w:t>
+        <w:t>Fuente:</w:t>
+      </w:r>
+      <w:r>
+        <w:t xml:space="preserve"> Acurero, Araujo, Montiel (2025)</w:t>
       </w:r>
     </w:p>
     <w:p>
@@ -1156,28 +1112,10 @@
           <w:b/>
           <w:bCs/>
         </w:rPr>
-        <w:t xml:space="preserve">Fuente: </w:t>
-      </w:r>
-      <w:r>
-        <w:t>Araujo, Montiel</w:t>
-      </w:r>
-      <w:r>
-        <w:t>,</w:t>
-      </w:r>
-      <w:r>
-        <w:t xml:space="preserve"> A</w:t>
-      </w:r>
-      <w:r>
-        <w:t>c</w:t>
-      </w:r>
-      <w:r>
-        <w:t>urero (202</w:t>
-      </w:r>
-      <w:r>
-        <w:t>5</w:t>
-      </w:r>
-      <w:r>
-        <w:t>)</w:t>
+        <w:t>Fuente:</w:t>
+      </w:r>
+      <w:r>
+        <w:t xml:space="preserve"> Acurero, Araujo, Montiel (2025)</w:t>
       </w:r>
     </w:p>
     <w:p>
@@ -1271,28 +1209,10 @@
           <w:b/>
           <w:bCs/>
         </w:rPr>
-        <w:t xml:space="preserve">Fuente: </w:t>
-      </w:r>
-      <w:r>
-        <w:t>Araujo, Montiel</w:t>
-      </w:r>
-      <w:r>
-        <w:t>,</w:t>
-      </w:r>
-      <w:r>
-        <w:t xml:space="preserve"> A</w:t>
-      </w:r>
-      <w:r>
-        <w:t>c</w:t>
-      </w:r>
-      <w:r>
-        <w:t>urero (202</w:t>
-      </w:r>
-      <w:r>
-        <w:t>5</w:t>
-      </w:r>
-      <w:r>
-        <w:t>)</w:t>
+        <w:t>Fuente:</w:t>
+      </w:r>
+      <w:r>
+        <w:t xml:space="preserve"> Acurero, Araujo, Montiel (2025)</w:t>
       </w:r>
     </w:p>
     <w:p>
@@ -1389,28 +1309,10 @@
           <w:b/>
           <w:bCs/>
         </w:rPr>
-        <w:t xml:space="preserve">Fuente: </w:t>
-      </w:r>
-      <w:r>
-        <w:t>Araujo, Montiel</w:t>
-      </w:r>
-      <w:r>
-        <w:t>,</w:t>
-      </w:r>
-      <w:r>
-        <w:t xml:space="preserve"> A</w:t>
-      </w:r>
-      <w:r>
-        <w:t>c</w:t>
-      </w:r>
-      <w:r>
-        <w:t>urero (202</w:t>
-      </w:r>
-      <w:r>
-        <w:t>5</w:t>
-      </w:r>
-      <w:r>
-        <w:t>)</w:t>
+        <w:t>Fuente:</w:t>
+      </w:r>
+      <w:r>
+        <w:t xml:space="preserve"> Acurero, Araujo, Montiel (2025)</w:t>
       </w:r>
     </w:p>
     <w:p>
@@ -1588,28 +1490,10 @@
           <w:b/>
           <w:bCs/>
         </w:rPr>
-        <w:t xml:space="preserve">Fuente: </w:t>
-      </w:r>
-      <w:r>
-        <w:t>Araujo, Montiel</w:t>
-      </w:r>
-      <w:r>
-        <w:t>,</w:t>
-      </w:r>
-      <w:r>
-        <w:t xml:space="preserve"> A</w:t>
-      </w:r>
-      <w:r>
-        <w:t>c</w:t>
-      </w:r>
-      <w:r>
-        <w:t>urero (202</w:t>
-      </w:r>
-      <w:r>
-        <w:t>5</w:t>
-      </w:r>
-      <w:r>
-        <w:t>)</w:t>
+        <w:t>Fuente:</w:t>
+      </w:r>
+      <w:r>
+        <w:t xml:space="preserve"> Acurero, Araujo, Montiel (2025)</w:t>
       </w:r>
     </w:p>
     <w:p>
@@ -1703,28 +1587,10 @@
           <w:b/>
           <w:bCs/>
         </w:rPr>
-        <w:t xml:space="preserve">Fuente: </w:t>
-      </w:r>
-      <w:r>
-        <w:t>Araujo, Montiel</w:t>
-      </w:r>
-      <w:r>
-        <w:t>,</w:t>
-      </w:r>
-      <w:r>
-        <w:t xml:space="preserve"> A</w:t>
-      </w:r>
-      <w:r>
-        <w:t>c</w:t>
-      </w:r>
-      <w:r>
-        <w:t>urero (202</w:t>
-      </w:r>
-      <w:r>
-        <w:t>5</w:t>
-      </w:r>
-      <w:r>
-        <w:t>)</w:t>
+        <w:t>Fuente:</w:t>
+      </w:r>
+      <w:r>
+        <w:t xml:space="preserve"> Acurero, Araujo, Montiel (2025)</w:t>
       </w:r>
     </w:p>
     <w:p>
@@ -1840,28 +1706,10 @@
           <w:b/>
           <w:bCs/>
         </w:rPr>
-        <w:t xml:space="preserve">Fuente: </w:t>
-      </w:r>
-      <w:r>
-        <w:t>Araujo, Montiel</w:t>
-      </w:r>
-      <w:r>
-        <w:t>,</w:t>
-      </w:r>
-      <w:r>
-        <w:t xml:space="preserve"> A</w:t>
-      </w:r>
-      <w:r>
-        <w:t>c</w:t>
-      </w:r>
-      <w:r>
-        <w:t>urero (202</w:t>
-      </w:r>
-      <w:r>
-        <w:t>5</w:t>
-      </w:r>
-      <w:r>
-        <w:t>)</w:t>
+        <w:t>Fuente:</w:t>
+      </w:r>
+      <w:r>
+        <w:t xml:space="preserve"> Acurero, Araujo, Montiel (2025)</w:t>
       </w:r>
     </w:p>
     <w:p>
@@ -2082,28 +1930,10 @@
           <w:b/>
           <w:bCs/>
         </w:rPr>
-        <w:t xml:space="preserve">Fuente: </w:t>
-      </w:r>
-      <w:r>
-        <w:t>Araujo, Montiel</w:t>
-      </w:r>
-      <w:r>
-        <w:t>,</w:t>
-      </w:r>
-      <w:r>
-        <w:t xml:space="preserve"> A</w:t>
-      </w:r>
-      <w:r>
-        <w:t>c</w:t>
-      </w:r>
-      <w:r>
-        <w:t>urero (202</w:t>
-      </w:r>
-      <w:r>
-        <w:t>5</w:t>
-      </w:r>
-      <w:r>
-        <w:t>)</w:t>
+        <w:t>Fuente:</w:t>
+      </w:r>
+      <w:r>
+        <w:t xml:space="preserve"> Acurero, Araujo, Montiel (2025)</w:t>
       </w:r>
     </w:p>
     <w:p>
@@ -2218,28 +2048,10 @@
           <w:b/>
           <w:bCs/>
         </w:rPr>
-        <w:t xml:space="preserve">Fuente: </w:t>
-      </w:r>
-      <w:r>
-        <w:t>Araujo, Montiel</w:t>
-      </w:r>
-      <w:r>
-        <w:t>,</w:t>
-      </w:r>
-      <w:r>
-        <w:t xml:space="preserve"> A</w:t>
-      </w:r>
-      <w:r>
-        <w:t>c</w:t>
-      </w:r>
-      <w:r>
-        <w:t>urero (202</w:t>
-      </w:r>
-      <w:r>
-        <w:t>5</w:t>
-      </w:r>
-      <w:r>
-        <w:t>)</w:t>
+        <w:t>Fuente:</w:t>
+      </w:r>
+      <w:r>
+        <w:t xml:space="preserve"> Acurero, Araujo, Montiel (2025)</w:t>
       </w:r>
     </w:p>
     <w:p>
@@ -2330,28 +2142,10 @@
           <w:b/>
           <w:bCs/>
         </w:rPr>
-        <w:t xml:space="preserve">Fuente: </w:t>
-      </w:r>
-      <w:r>
-        <w:t>Araujo, Montiel</w:t>
-      </w:r>
-      <w:r>
-        <w:t>,</w:t>
-      </w:r>
-      <w:r>
-        <w:t xml:space="preserve"> A</w:t>
-      </w:r>
-      <w:r>
-        <w:t>c</w:t>
-      </w:r>
-      <w:r>
-        <w:t>urero (202</w:t>
-      </w:r>
-      <w:r>
-        <w:t>5</w:t>
-      </w:r>
-      <w:r>
-        <w:t>)</w:t>
+        <w:t>Fuente:</w:t>
+      </w:r>
+      <w:r>
+        <w:t xml:space="preserve"> Acurero, Araujo, Montiel (2025)</w:t>
       </w:r>
     </w:p>
     <w:p>
@@ -2583,7 +2377,7 @@
       </w:pPr>
       <w:r>
         <w:rPr>
-          <w:rStyle w:val="Fuerte"/>
+          <w:rStyle w:val="Textoennegrita"/>
           <w:rFonts w:eastAsiaTheme="majorEastAsia"/>
           <w:b w:val="0"/>
           <w:bCs w:val="0"/>
@@ -2593,7 +2387,7 @@
       </w:r>
       <w:r>
         <w:rPr>
-          <w:rStyle w:val="Fuerte"/>
+          <w:rStyle w:val="Textoennegrita"/>
           <w:rFonts w:eastAsiaTheme="majorEastAsia"/>
           <w:color w:val="000000" w:themeColor="text1"/>
         </w:rPr>
@@ -2601,7 +2395,7 @@
       </w:r>
       <w:r>
         <w:rPr>
-          <w:rStyle w:val="Fuerte"/>
+          <w:rStyle w:val="Textoennegrita"/>
           <w:rFonts w:eastAsiaTheme="majorEastAsia"/>
           <w:b w:val="0"/>
           <w:bCs w:val="0"/>
@@ -2611,7 +2405,7 @@
       </w:r>
       <w:r>
         <w:rPr>
-          <w:rStyle w:val="Fuerte"/>
+          <w:rStyle w:val="Textoennegrita"/>
           <w:rFonts w:eastAsiaTheme="majorEastAsia"/>
           <w:b w:val="0"/>
           <w:bCs w:val="0"/>
@@ -2621,7 +2415,7 @@
       </w:r>
       <w:r>
         <w:rPr>
-          <w:rStyle w:val="Fuerte"/>
+          <w:rStyle w:val="Textoennegrita"/>
           <w:rFonts w:eastAsiaTheme="majorEastAsia"/>
           <w:b w:val="0"/>
           <w:bCs w:val="0"/>
@@ -2958,14 +2752,16 @@
           <w:b/>
           <w:bCs/>
         </w:rPr>
-        <w:t xml:space="preserve">Diagrama </w:t>
-      </w:r>
-      <w:r>
-        <w:rPr>
-          <w:b/>
-          <w:bCs/>
-        </w:rPr>
-        <w:t>entidad-relación</w:t>
+        <w:t xml:space="preserve">GRÁFICO N°13. </w:t>
+      </w:r>
+      <w:r>
+        <w:t>DIAGRAMA</w:t>
+      </w:r>
+      <w:r>
+        <w:t xml:space="preserve"> </w:t>
+      </w:r>
+      <w:r>
+        <w:t>E-R</w:t>
       </w:r>
     </w:p>
     <w:p>
@@ -2980,10 +2776,10 @@
           <w:b/>
           <w:bCs/>
         </w:rPr>
-        <w:t xml:space="preserve">Fuente: </w:t>
-      </w:r>
-      <w:r>
-        <w:t>Araujo, Montiel, Acurero (2026)</w:t>
+        <w:t>Fuente:</w:t>
+      </w:r>
+      <w:r>
+        <w:t xml:space="preserve"> Acurero, Araujo, Montiel (2025)</w:t>
       </w:r>
     </w:p>
     <w:p>
@@ -3036,85 +2832,6 @@
         <w:spacing w:line="276" w:lineRule="auto"/>
         <w:jc w:val="center"/>
       </w:pPr>
-      <w:r>
-        <w:rPr>
-          <w:noProof/>
-          <w14:ligatures w14:val="standardContextual"/>
-        </w:rPr>
-        <w:lastRenderedPageBreak/>
-        <w:drawing>
-          <wp:inline distT="0" distB="0" distL="0" distR="0" wp14:anchorId="1C41E7AB" wp14:editId="15F97904">
-            <wp:extent cx="5046980" cy="2108765"/>
-            <wp:effectExtent l="19050" t="19050" r="20320" b="25400"/>
-            <wp:docPr id="1302244344" name="Imagen 8"/>
-            <wp:cNvGraphicFramePr>
-              <a:graphicFrameLocks xmlns:a="http://schemas.openxmlformats.org/drawingml/2006/main" noChangeAspect="1"/>
-            </wp:cNvGraphicFramePr>
-            <a:graphic xmlns:a="http://schemas.openxmlformats.org/drawingml/2006/main">
-              <a:graphicData uri="http://schemas.openxmlformats.org/drawingml/2006/picture">
-                <pic:pic xmlns:pic="http://schemas.openxmlformats.org/drawingml/2006/picture">
-                  <pic:nvPicPr>
-                    <pic:cNvPr id="1302244344" name="Imagen 1302244344"/>
-                    <pic:cNvPicPr/>
-                  </pic:nvPicPr>
-                  <pic:blipFill rotWithShape="1">
-                    <a:blip r:embed="rId23">
-                      <a:extLst>
-                        <a:ext uri="{28A0092B-C50C-407E-A947-70E740481C1C}">
-                          <a14:useLocalDpi xmlns:a14="http://schemas.microsoft.com/office/drawing/2010/main" val="0"/>
-                        </a:ext>
-                      </a:extLst>
-                    </a:blip>
-                    <a:srcRect l="2037" t="25222" r="1476" b="34463"/>
-                    <a:stretch>
-                      <a:fillRect/>
-                    </a:stretch>
-                  </pic:blipFill>
-                  <pic:spPr bwMode="auto">
-                    <a:xfrm>
-                      <a:off x="0" y="0"/>
-                      <a:ext cx="5067524" cy="2117349"/>
-                    </a:xfrm>
-                    <a:prstGeom prst="rect">
-                      <a:avLst/>
-                    </a:prstGeom>
-                    <a:ln w="12700" cap="sq" cmpd="sng" algn="ctr">
-                      <a:solidFill>
-                        <a:sysClr val="windowText" lastClr="000000"/>
-                      </a:solidFill>
-                      <a:prstDash val="solid"/>
-                      <a:miter lim="800000"/>
-                      <a:headEnd type="none" w="med" len="med"/>
-                      <a:tailEnd type="none" w="med" len="med"/>
-                      <a:extLst>
-                        <a:ext uri="{C807C97D-BFC1-408E-A445-0C87EB9F89A2}">
-                          <ask:lineSketchStyleProps xmlns:ask="http://schemas.microsoft.com/office/drawing/2018/sketchyshapes" sd="0">
-                            <a:custGeom>
-                              <a:avLst/>
-                              <a:gdLst/>
-                              <a:ahLst/>
-                              <a:cxnLst/>
-                              <a:rect l="0" t="0" r="0" b="0"/>
-                              <a:pathLst/>
-                            </a:custGeom>
-                            <ask:type/>
-                          </ask:lineSketchStyleProps>
-                        </a:ext>
-                      </a:extLst>
-                    </a:ln>
-                    <a:effectLst/>
-                    <a:extLst>
-                      <a:ext uri="{53640926-AAD7-44D8-BBD7-CCE9431645EC}">
-                        <a14:shadowObscured xmlns:a14="http://schemas.microsoft.com/office/drawing/2010/main"/>
-                      </a:ext>
-                    </a:extLst>
-                  </pic:spPr>
-                </pic:pic>
-              </a:graphicData>
-            </a:graphic>
-          </wp:inline>
-        </w:drawing>
-      </w:r>
     </w:p>
     <w:p>
       <w:pPr>
@@ -3129,63 +2846,10 @@
       </w:pPr>
       <w:r>
         <w:rPr>
-          <w:b/>
-          <w:bCs/>
-        </w:rPr>
-        <w:t>Prototipo</w:t>
-      </w:r>
-      <w:r>
-        <w:rPr>
-          <w:b/>
-          <w:bCs/>
-        </w:rPr>
-        <w:t xml:space="preserve"> del Logo de la Aplicación 1</w:t>
-      </w:r>
-    </w:p>
-    <w:p>
-      <w:pPr>
-        <w:pStyle w:val="Default"/>
-        <w:widowControl w:val="0"/>
-        <w:spacing w:line="276" w:lineRule="auto"/>
-        <w:jc w:val="center"/>
-      </w:pPr>
-      <w:r>
-        <w:rPr>
-          <w:b/>
-          <w:bCs/>
-        </w:rPr>
-        <w:t>Fuentes:</w:t>
-      </w:r>
-      <w:r>
-        <w:t xml:space="preserve"> Araujo, Montiel, Acurero (202</w:t>
-      </w:r>
-      <w:r>
-        <w:t>5</w:t>
-      </w:r>
-      <w:r>
-        <w:t>)</w:t>
-      </w:r>
-    </w:p>
-    <w:p>
-      <w:pPr>
-        <w:pStyle w:val="Default"/>
-        <w:widowControl w:val="0"/>
-        <w:spacing w:line="276" w:lineRule="auto"/>
-        <w:jc w:val="center"/>
-      </w:pPr>
-    </w:p>
-    <w:p>
-      <w:pPr>
-        <w:pStyle w:val="Default"/>
-        <w:widowControl w:val="0"/>
-        <w:spacing w:line="276" w:lineRule="auto"/>
-        <w:jc w:val="center"/>
-      </w:pPr>
-      <w:r>
-        <w:rPr>
           <w:noProof/>
           <w14:ligatures w14:val="standardContextual"/>
         </w:rPr>
+        <w:lastRenderedPageBreak/>
         <w:drawing>
           <wp:inline distT="0" distB="0" distL="0" distR="0" wp14:anchorId="3620516B" wp14:editId="2C039524">
             <wp:extent cx="5220744" cy="1524743"/>
@@ -3202,7 +2866,7 @@
                     <pic:cNvPicPr/>
                   </pic:nvPicPr>
                   <pic:blipFill rotWithShape="1">
-                    <a:blip r:embed="rId24">
+                    <a:blip r:embed="rId23">
                       <a:extLst>
                         <a:ext uri="{28A0092B-C50C-407E-A947-70E740481C1C}">
                           <a14:useLocalDpi xmlns:a14="http://schemas.microsoft.com/office/drawing/2010/main" val="0"/>
@@ -3266,24 +2930,19 @@
         <w:widowControl w:val="0"/>
         <w:spacing w:line="276" w:lineRule="auto"/>
         <w:jc w:val="center"/>
-        <w:rPr>
-          <w:b/>
-          <w:bCs/>
-        </w:rPr>
-      </w:pPr>
-      <w:r>
-        <w:rPr>
-          <w:b/>
-          <w:bCs/>
-        </w:rPr>
-        <w:t xml:space="preserve">Prototipo </w:t>
-      </w:r>
-      <w:r>
-        <w:rPr>
-          <w:b/>
-          <w:bCs/>
-        </w:rPr>
-        <w:t>del Logo de la Aplicación 2</w:t>
+      </w:pPr>
+      <w:r>
+        <w:rPr>
+          <w:b/>
+          <w:bCs/>
+        </w:rPr>
+        <w:t>IMAGEN N°1.</w:t>
+      </w:r>
+      <w:r>
+        <w:t xml:space="preserve"> PROTOTIPO DE LOGO</w:t>
+      </w:r>
+      <w:r>
+        <w:t xml:space="preserve"> 1</w:t>
       </w:r>
     </w:p>
     <w:p>
@@ -3298,16 +2957,10 @@
           <w:b/>
           <w:bCs/>
         </w:rPr>
-        <w:t>Fuentes:</w:t>
-      </w:r>
-      <w:r>
-        <w:t xml:space="preserve"> Araujo, Montiel, Acurero (202</w:t>
-      </w:r>
-      <w:r>
-        <w:t>5</w:t>
-      </w:r>
-      <w:r>
-        <w:t>)</w:t>
+        <w:t>Fuente:</w:t>
+      </w:r>
+      <w:r>
+        <w:t xml:space="preserve"> Acurero, Araujo, Montiel (2025)</w:t>
       </w:r>
     </w:p>
     <w:p>
@@ -3330,126 +2983,6 @@
           <w:noProof/>
           <w14:ligatures w14:val="standardContextual"/>
         </w:rPr>
-        <w:drawing>
-          <wp:inline distT="0" distB="0" distL="0" distR="0" wp14:anchorId="04D9E327" wp14:editId="21DCBB21">
-            <wp:extent cx="5116930" cy="1876301"/>
-            <wp:effectExtent l="19050" t="19050" r="26670" b="10160"/>
-            <wp:docPr id="2085743625" name="Imagen 7"/>
-            <wp:cNvGraphicFramePr>
-              <a:graphicFrameLocks xmlns:a="http://schemas.openxmlformats.org/drawingml/2006/main" noChangeAspect="1"/>
-            </wp:cNvGraphicFramePr>
-            <a:graphic xmlns:a="http://schemas.openxmlformats.org/drawingml/2006/main">
-              <a:graphicData uri="http://schemas.openxmlformats.org/drawingml/2006/picture">
-                <pic:pic xmlns:pic="http://schemas.openxmlformats.org/drawingml/2006/picture">
-                  <pic:nvPicPr>
-                    <pic:cNvPr id="2085743625" name="Imagen 2085743625"/>
-                    <pic:cNvPicPr/>
-                  </pic:nvPicPr>
-                  <pic:blipFill rotWithShape="1">
-                    <a:blip r:embed="rId25">
-                      <a:extLst>
-                        <a:ext uri="{28A0092B-C50C-407E-A947-70E740481C1C}">
-                          <a14:useLocalDpi xmlns:a14="http://schemas.microsoft.com/office/drawing/2010/main" val="0"/>
-                        </a:ext>
-                      </a:extLst>
-                    </a:blip>
-                    <a:srcRect l="1133" t="31582" r="1244" b="32698"/>
-                    <a:stretch>
-                      <a:fillRect/>
-                    </a:stretch>
-                  </pic:blipFill>
-                  <pic:spPr bwMode="auto">
-                    <a:xfrm>
-                      <a:off x="0" y="0"/>
-                      <a:ext cx="5127252" cy="1880086"/>
-                    </a:xfrm>
-                    <a:prstGeom prst="rect">
-                      <a:avLst/>
-                    </a:prstGeom>
-                    <a:ln w="12700" cap="sq">
-                      <a:solidFill>
-                        <a:srgbClr val="000000"/>
-                      </a:solidFill>
-                      <a:prstDash val="solid"/>
-                      <a:miter lim="800000"/>
-                    </a:ln>
-                    <a:effectLst/>
-                    <a:extLst>
-                      <a:ext uri="{53640926-AAD7-44D8-BBD7-CCE9431645EC}">
-                        <a14:shadowObscured xmlns:a14="http://schemas.microsoft.com/office/drawing/2010/main"/>
-                      </a:ext>
-                    </a:extLst>
-                  </pic:spPr>
-                </pic:pic>
-              </a:graphicData>
-            </a:graphic>
-          </wp:inline>
-        </w:drawing>
-      </w:r>
-    </w:p>
-    <w:p>
-      <w:pPr>
-        <w:pStyle w:val="Default"/>
-        <w:widowControl w:val="0"/>
-        <w:spacing w:line="276" w:lineRule="auto"/>
-        <w:jc w:val="center"/>
-        <w:rPr>
-          <w:b/>
-          <w:bCs/>
-        </w:rPr>
-      </w:pPr>
-      <w:r>
-        <w:rPr>
-          <w:b/>
-          <w:bCs/>
-        </w:rPr>
-        <w:t xml:space="preserve">Prototipo </w:t>
-      </w:r>
-      <w:r>
-        <w:rPr>
-          <w:b/>
-          <w:bCs/>
-        </w:rPr>
-        <w:t>del Logo de la Aplicación 3</w:t>
-      </w:r>
-    </w:p>
-    <w:p>
-      <w:pPr>
-        <w:pStyle w:val="Default"/>
-        <w:widowControl w:val="0"/>
-        <w:spacing w:line="480" w:lineRule="auto"/>
-        <w:jc w:val="center"/>
-      </w:pPr>
-      <w:r>
-        <w:rPr>
-          <w:b/>
-          <w:bCs/>
-        </w:rPr>
-        <w:t>Fuentes:</w:t>
-      </w:r>
-      <w:r>
-        <w:t xml:space="preserve"> Araujo, Montiel, Acurero (202</w:t>
-      </w:r>
-      <w:r>
-        <w:t>5</w:t>
-      </w:r>
-      <w:r>
-        <w:t>)</w:t>
-      </w:r>
-    </w:p>
-    <w:p>
-      <w:pPr>
-        <w:pStyle w:val="Default"/>
-        <w:widowControl w:val="0"/>
-        <w:spacing w:line="276" w:lineRule="auto"/>
-        <w:jc w:val="center"/>
-      </w:pPr>
-      <w:r>
-        <w:rPr>
-          <w:noProof/>
-          <w14:ligatures w14:val="standardContextual"/>
-        </w:rPr>
-        <w:lastRenderedPageBreak/>
         <w:drawing>
           <wp:inline distT="0" distB="0" distL="0" distR="0" wp14:anchorId="7FB8ED08" wp14:editId="6412FF37">
             <wp:extent cx="4320000" cy="683377"/>
@@ -3466,7 +2999,7 @@
                     <pic:cNvPicPr/>
                   </pic:nvPicPr>
                   <pic:blipFill rotWithShape="1">
-                    <a:blip r:embed="rId26">
+                    <a:blip r:embed="rId24">
                       <a:extLst>
                         <a:ext uri="{28A0092B-C50C-407E-A947-70E740481C1C}">
                           <a14:useLocalDpi xmlns:a14="http://schemas.microsoft.com/office/drawing/2010/main" val="0"/>
@@ -3513,24 +3046,19 @@
         <w:widowControl w:val="0"/>
         <w:spacing w:line="276" w:lineRule="auto"/>
         <w:jc w:val="center"/>
-        <w:rPr>
-          <w:b/>
-          <w:bCs/>
-        </w:rPr>
-      </w:pPr>
-      <w:r>
-        <w:rPr>
-          <w:b/>
-          <w:bCs/>
-        </w:rPr>
-        <w:t xml:space="preserve">Prototipo </w:t>
-      </w:r>
-      <w:r>
-        <w:rPr>
-          <w:b/>
-          <w:bCs/>
-        </w:rPr>
-        <w:t>del Logo de la Aplicación 4</w:t>
+      </w:pPr>
+      <w:r>
+        <w:rPr>
+          <w:b/>
+          <w:bCs/>
+        </w:rPr>
+        <w:t>IMAGEN N°2.</w:t>
+      </w:r>
+      <w:r>
+        <w:t xml:space="preserve"> PROTOTIPO DE LOGO</w:t>
+      </w:r>
+      <w:r>
+        <w:t xml:space="preserve"> 2</w:t>
       </w:r>
     </w:p>
     <w:p>
@@ -3545,16 +3073,10 @@
           <w:b/>
           <w:bCs/>
         </w:rPr>
-        <w:t>Fuentes:</w:t>
-      </w:r>
-      <w:r>
-        <w:t xml:space="preserve"> Araujo, Montiel, Acurero (202</w:t>
-      </w:r>
-      <w:r>
-        <w:t>5</w:t>
-      </w:r>
-      <w:r>
-        <w:t>)</w:t>
+        <w:t>Fuente:</w:t>
+      </w:r>
+      <w:r>
+        <w:t xml:space="preserve"> Acurero, Araujo, Montiel (2025)</w:t>
       </w:r>
     </w:p>
     <w:p>
@@ -3596,7 +3118,7 @@
                     <pic:cNvPicPr/>
                   </pic:nvPicPr>
                   <pic:blipFill>
-                    <a:blip r:embed="rId27">
+                    <a:blip r:embed="rId25">
                       <a:extLst>
                         <a:ext uri="{28A0092B-C50C-407E-A947-70E740481C1C}">
                           <a14:useLocalDpi xmlns:a14="http://schemas.microsoft.com/office/drawing/2010/main" val="0"/>
@@ -3629,17 +3151,16 @@
         <w:widowControl w:val="0"/>
         <w:spacing w:line="276" w:lineRule="auto"/>
         <w:jc w:val="center"/>
-        <w:rPr>
-          <w:b/>
-          <w:bCs/>
-        </w:rPr>
-      </w:pPr>
-      <w:r>
-        <w:rPr>
-          <w:b/>
-          <w:bCs/>
-        </w:rPr>
-        <w:t>Prototipo del Menú principal de la Aplicación</w:t>
+      </w:pPr>
+      <w:r>
+        <w:rPr>
+          <w:b/>
+          <w:bCs/>
+        </w:rPr>
+        <w:t xml:space="preserve">IMAGEN°3. </w:t>
+      </w:r>
+      <w:r>
+        <w:t>PROTOTIPO DE INTERFAZ</w:t>
       </w:r>
     </w:p>
     <w:p>
@@ -3654,16 +3175,10 @@
           <w:b/>
           <w:bCs/>
         </w:rPr>
-        <w:t>Fuentes:</w:t>
-      </w:r>
-      <w:r>
-        <w:t xml:space="preserve"> Araujo, Montiel, Acurero (202</w:t>
-      </w:r>
-      <w:r>
-        <w:t>5</w:t>
-      </w:r>
-      <w:r>
-        <w:t>)</w:t>
+        <w:t>Fuente:</w:t>
+      </w:r>
+      <w:r>
+        <w:t xml:space="preserve"> Acurero, Araujo, Montiel (2025)</w:t>
       </w:r>
     </w:p>
     <w:p>
@@ -3686,6 +3201,7 @@
           <w:noProof/>
           <w14:ligatures w14:val="standardContextual"/>
         </w:rPr>
+        <w:lastRenderedPageBreak/>
         <w:drawing>
           <wp:inline distT="0" distB="0" distL="0" distR="0" wp14:anchorId="51A0FA10" wp14:editId="6D1C1AA5">
             <wp:extent cx="4860000" cy="2745246"/>
@@ -3702,7 +3218,7 @@
                     <pic:cNvPicPr/>
                   </pic:nvPicPr>
                   <pic:blipFill>
-                    <a:blip r:embed="rId28">
+                    <a:blip r:embed="rId26">
                       <a:extLst>
                         <a:ext uri="{28A0092B-C50C-407E-A947-70E740481C1C}">
                           <a14:useLocalDpi xmlns:a14="http://schemas.microsoft.com/office/drawing/2010/main" val="0"/>
@@ -3735,17 +3251,16 @@
         <w:widowControl w:val="0"/>
         <w:spacing w:line="276" w:lineRule="auto"/>
         <w:jc w:val="center"/>
-        <w:rPr>
-          <w:b/>
-          <w:bCs/>
-        </w:rPr>
-      </w:pPr>
-      <w:r>
-        <w:rPr>
-          <w:b/>
-          <w:bCs/>
-        </w:rPr>
-        <w:t>Prototipo del Login de la Aplicación</w:t>
+      </w:pPr>
+      <w:r>
+        <w:rPr>
+          <w:b/>
+          <w:bCs/>
+        </w:rPr>
+        <w:t xml:space="preserve">IMAGEN N°4. </w:t>
+      </w:r>
+      <w:r>
+        <w:t>PROTOTIPO DE LOGIN</w:t>
       </w:r>
     </w:p>
     <w:p>
@@ -3760,13 +3275,10 @@
           <w:b/>
           <w:bCs/>
         </w:rPr>
-        <w:t>Fuentes:</w:t>
-      </w:r>
-      <w:r>
-        <w:t xml:space="preserve"> Araujo, Montiel, Acurero (202</w:t>
-      </w:r>
-      <w:r>
-        <w:t>5)</w:t>
+        <w:t>Fuente:</w:t>
+      </w:r>
+      <w:r>
+        <w:t xml:space="preserve"> Acurero, Araujo, Montiel (2025)</w:t>
       </w:r>
     </w:p>
     <w:p>
@@ -3775,7 +3287,6 @@
         <w:spacing w:before="240"/>
       </w:pPr>
       <w:r>
-        <w:lastRenderedPageBreak/>
         <w:t xml:space="preserve">Para finalizar, SQLite será el gestor de base de datos que utilizará la aplicación educativa, principalmente porque proporciona una mayor comodidad y facilidad para crear la base de datos necesaria de forma local sin una conexión necesaria </w:t>
       </w:r>
       <w:r>
@@ -3836,84 +3347,103 @@
     <w:p>
       <w:pPr>
         <w:pStyle w:val="Tesis"/>
+        <w:spacing w:before="240"/>
+      </w:pPr>
+      <w:r>
+        <w:lastRenderedPageBreak/>
+        <w:t>Como se mencionó anterior, se utiliz</w:t>
+      </w:r>
+      <w:r>
+        <w:t>ó</w:t>
+      </w:r>
+      <w:r>
+        <w:t xml:space="preserve"> Python como lenguaje de programación</w:t>
+      </w:r>
+      <w:r>
+        <w:t>, debido a su sintaxis clara y legible, permitiendo que el código se vea más limpio siendo así más fácil de mantener</w:t>
+      </w:r>
+      <w:r>
+        <w:t>, así es posible crear</w:t>
+      </w:r>
+      <w:r>
         <w:rPr>
           <w:lang w:val="es-ES_tradnl"/>
         </w:rPr>
-      </w:pPr>
-      <w:r>
-        <w:t>Como se mencionó anterior, se utiliz</w:t>
-      </w:r>
-      <w:r>
-        <w:t>ó</w:t>
-      </w:r>
-      <w:r>
-        <w:t xml:space="preserve"> Python como lenguaje de programación</w:t>
-      </w:r>
-      <w:r>
-        <w:t>, debido a su sintaxis clara y legible, permitiendo que el código se vea más limpio siendo así más fácil de mantener</w:t>
-      </w:r>
-      <w:r>
-        <w:t>, así es posible crear</w:t>
+        <w:t xml:space="preserve"> funcionalidad</w:t>
       </w:r>
       <w:r>
         <w:rPr>
           <w:lang w:val="es-ES_tradnl"/>
         </w:rPr>
-        <w:t xml:space="preserve"> funcionalidad</w:t>
+        <w:t>es</w:t>
       </w:r>
       <w:r>
         <w:rPr>
           <w:lang w:val="es-ES_tradnl"/>
         </w:rPr>
-        <w:t>es</w:t>
+        <w:t xml:space="preserve"> compleja</w:t>
       </w:r>
       <w:r>
         <w:rPr>
           <w:lang w:val="es-ES_tradnl"/>
         </w:rPr>
-        <w:t xml:space="preserve"> compleja</w:t>
+        <w:t>s</w:t>
       </w:r>
       <w:r>
         <w:rPr>
           <w:lang w:val="es-ES_tradnl"/>
         </w:rPr>
-        <w:t>s</w:t>
+        <w:t xml:space="preserve"> en unas pocas líneas de código</w:t>
+      </w:r>
+      <w:r>
+        <w:t>, además</w:t>
+      </w:r>
+      <w:r>
+        <w:t xml:space="preserve"> que</w:t>
+      </w:r>
+      <w:r>
+        <w:t xml:space="preserve"> es muy versátil gracias a</w:t>
+      </w:r>
+      <w:r>
+        <w:t xml:space="preserve">l gran </w:t>
       </w:r>
       <w:r>
         <w:rPr>
           <w:lang w:val="es-ES_tradnl"/>
         </w:rPr>
-        <w:t xml:space="preserve"> en unas pocas líneas de código</w:t>
-      </w:r>
-      <w:r>
-        <w:t>, además</w:t>
-      </w:r>
-      <w:r>
-        <w:t xml:space="preserve"> que</w:t>
-      </w:r>
-      <w:r>
-        <w:t xml:space="preserve"> es muy versátil gracias a</w:t>
-      </w:r>
-      <w:r>
-        <w:t xml:space="preserve">l gran </w:t>
+        <w:t>ecosistema de bibliotecas</w:t>
       </w:r>
       <w:r>
         <w:rPr>
           <w:lang w:val="es-ES_tradnl"/>
         </w:rPr>
-        <w:t>ecosistema de bibliotecas</w:t>
+        <w:t xml:space="preserve"> que posee</w:t>
       </w:r>
       <w:r>
         <w:rPr>
           <w:lang w:val="es-ES_tradnl"/>
         </w:rPr>
-        <w:t xml:space="preserve"> que posee</w:t>
-      </w:r>
-      <w:r>
+        <w:t>.</w:t>
+      </w:r>
+    </w:p>
+    <w:p>
+      <w:pPr>
+        <w:pStyle w:val="Tesis"/>
         <w:rPr>
           <w:lang w:val="es-ES_tradnl"/>
         </w:rPr>
-        <w:t>.</w:t>
+      </w:pPr>
+      <w:r>
+        <w:rPr>
+          <w:lang w:val="es-ES_tradnl"/>
+        </w:rPr>
+        <w:t>La construcción de la aplicación comenzó sentando las bases técnicas que permitirían que toda la aplicación funcionara con coherencia. El primer archivo creado fue el ‘config.py’, el cual contiene las funciones necesarias para que el software opere</w:t>
+      </w:r>
+      <w:r>
+        <w:rPr>
+          <w:lang w:val="es-ES_tradnl"/>
+        </w:rPr>
+        <w:t xml:space="preserve"> correctamente tanto en modo desarrollo como empacado y como ejecutable. </w:t>
       </w:r>
     </w:p>
     <w:p>
@@ -3927,20 +3457,7 @@
         <w:rPr>
           <w:lang w:val="es-ES_tradnl"/>
         </w:rPr>
-        <w:t>La construcción de la aplicación comenzó sentando las bases técnicas que permitirían que toda la aplicación funcionara con coherencia. El primer archivo creado fue el ‘config.py’, el cual contiene las funciones necesarias para que el software opere</w:t>
-      </w:r>
-      <w:r>
-        <w:rPr>
-          <w:lang w:val="es-ES_tradnl"/>
-        </w:rPr>
-        <w:t xml:space="preserve"> correctamente tanto en modo desarrollo como empacado y como ejecutable. La función ‘obtener_ruta_base()’ detecta automáticamente si el programa se ejecutaba desde el código fuente o desde </w:t>
-      </w:r>
-      <w:r>
-        <w:rPr>
-          <w:lang w:val="es-ES_tradnl"/>
-        </w:rPr>
-        <w:lastRenderedPageBreak/>
-        <w:t>un archivo generado por PyInstaller, permitiendo que las rutas a recursos y base de datos sean dinámicas. Dentro del archivo de configuración, también se implement</w:t>
+        <w:t>La función ‘obtener_ruta_base()’ detecta automáticamente si el programa se ejecutaba desde el código fuente o desde un archivo generado por PyInstaller, permitiendo que las rutas a recursos y base de datos sean dinámicas. Dentro del archivo de configuración, también se implement</w:t>
       </w:r>
       <w:r>
         <w:rPr>
@@ -3968,6 +3485,7 @@
           <w:noProof/>
           <w:lang w:val="es-ES_tradnl"/>
         </w:rPr>
+        <w:lastRenderedPageBreak/>
         <w:drawing>
           <wp:inline distT="0" distB="0" distL="0" distR="0" wp14:anchorId="77BC5726" wp14:editId="084AD276">
             <wp:extent cx="4320000" cy="3321349"/>
@@ -3981,6 +3499,391 @@
                 <pic:pic xmlns:pic="http://schemas.openxmlformats.org/drawingml/2006/picture">
                   <pic:nvPicPr>
                     <pic:cNvPr id="1224975675" name=""/>
+                    <pic:cNvPicPr/>
+                  </pic:nvPicPr>
+                  <pic:blipFill>
+                    <a:blip r:embed="rId27"/>
+                    <a:stretch>
+                      <a:fillRect/>
+                    </a:stretch>
+                  </pic:blipFill>
+                  <pic:spPr>
+                    <a:xfrm>
+                      <a:off x="0" y="0"/>
+                      <a:ext cx="4320000" cy="3321349"/>
+                    </a:xfrm>
+                    <a:prstGeom prst="rect">
+                      <a:avLst/>
+                    </a:prstGeom>
+                  </pic:spPr>
+                </pic:pic>
+              </a:graphicData>
+            </a:graphic>
+          </wp:inline>
+        </w:drawing>
+      </w:r>
+    </w:p>
+    <w:p>
+      <w:pPr>
+        <w:jc w:val="center"/>
+      </w:pPr>
+      <w:r>
+        <w:rPr>
+          <w:b/>
+          <w:bCs/>
+        </w:rPr>
+        <w:t xml:space="preserve">FIGURA </w:t>
+      </w:r>
+      <w:r>
+        <w:rPr>
+          <w:b/>
+          <w:bCs/>
+        </w:rPr>
+        <w:t>N°</w:t>
+      </w:r>
+      <w:r>
+        <w:rPr>
+          <w:b/>
+          <w:bCs/>
+        </w:rPr>
+        <w:t>1</w:t>
+      </w:r>
+      <w:r>
+        <w:rPr>
+          <w:b/>
+          <w:bCs/>
+        </w:rPr>
+        <w:t xml:space="preserve">. </w:t>
+      </w:r>
+      <w:r>
+        <w:t>CÓDIGO DE “config.py”</w:t>
+      </w:r>
+    </w:p>
+    <w:p>
+      <w:pPr>
+        <w:jc w:val="center"/>
+      </w:pPr>
+      <w:r>
+        <w:rPr>
+          <w:b/>
+          <w:bCs/>
+        </w:rPr>
+        <w:t>Fuente:</w:t>
+      </w:r>
+      <w:r>
+        <w:t xml:space="preserve"> Acurero, Araujo, Montiel (2025)</w:t>
+      </w:r>
+    </w:p>
+    <w:p>
+      <w:pPr>
+        <w:pStyle w:val="Tesis"/>
+        <w:rPr>
+          <w:b/>
+          <w:bCs/>
+          <w:lang w:val="es-ES_tradnl"/>
+        </w:rPr>
+      </w:pPr>
+    </w:p>
+    <w:p>
+      <w:pPr>
+        <w:pStyle w:val="Tesis"/>
+      </w:pPr>
+      <w:r>
+        <w:t>La clase ‘Navegador central’ fue uno de los desarrollos más importantes de esta fase</w:t>
+      </w:r>
+      <w:r>
+        <w:t xml:space="preserve"> inicial. Su método ‘__init__’ recibe el objeto ‘page’ del Flet y lo almacena para ser usado más adelante. El método ‘inicializar()’ configura el layout principal de todo el software, creando un</w:t>
+      </w:r>
+      <w:r>
+        <w:t>a</w:t>
+      </w:r>
+      <w:r>
+        <w:t xml:space="preserve"> </w:t>
+      </w:r>
+      <w:r>
+        <w:t>barra lateral</w:t>
+      </w:r>
+      <w:r>
+        <w:t xml:space="preserve"> persistente a la izquierda junto con un contenedor central dinámico y e</w:t>
+      </w:r>
+      <w:r>
+        <w:t>l método `_crear_sidebar()` genera dinámicamente los botones de navegación</w:t>
+      </w:r>
+      <w:r>
+        <w:t xml:space="preserve"> de la </w:t>
+      </w:r>
+      <w:r>
+        <w:t>barra lateral</w:t>
+      </w:r>
+      <w:r>
+        <w:t>.</w:t>
+      </w:r>
+    </w:p>
+    <w:p>
+      <w:pPr>
+        <w:pStyle w:val="Tesis"/>
+      </w:pPr>
+      <w:r>
+        <w:t xml:space="preserve">El método ‘navegar_a()’ </w:t>
+      </w:r>
+      <w:r>
+        <w:t xml:space="preserve">de la clase ‘NavegadorCentral’ define el centro del sistema de rutas internas. Está función recibe indicando la pantalla o módulo destino, realizando imports dinámicos de los módulos correspondientes, ejecutando la función de contenido enviando los datos del </w:t>
+      </w:r>
+      <w:r>
+        <w:lastRenderedPageBreak/>
+        <w:t xml:space="preserve">usuario, y actualizando el sidebar para reflejar visualmente </w:t>
+      </w:r>
+      <w:r>
+        <w:t xml:space="preserve">la nueva ubicación. </w:t>
+      </w:r>
+      <w:r>
+        <w:t xml:space="preserve">Finalmente, `cerrar_sesion()` limpia la página </w:t>
+      </w:r>
+      <w:r>
+        <w:t>donde se encuentre el usuario</w:t>
+      </w:r>
+      <w:r>
+        <w:t xml:space="preserve"> y </w:t>
+      </w:r>
+      <w:r>
+        <w:t>se redirige</w:t>
+      </w:r>
+      <w:r>
+        <w:t xml:space="preserve"> al login, </w:t>
+      </w:r>
+      <w:r>
+        <w:t>cerrando</w:t>
+      </w:r>
+      <w:r>
+        <w:t xml:space="preserve"> la sesión activa.</w:t>
+      </w:r>
+    </w:p>
+    <w:p>
+      <w:pPr>
+        <w:pStyle w:val="Tesis"/>
+      </w:pPr>
+      <w:r>
+        <w:t xml:space="preserve">En archivo ‘enrutador.py’ se definió un diccionario global ‘_vistas_registradas’ que funcionaba como registro central de todas las vistas disponibles. La función ‘registrar_vista()’ añade entradas a este diccionario asociando nombres de vista </w:t>
+      </w:r>
+      <w:r>
+        <w:t>con las funciones que las renderizan</w:t>
+      </w:r>
+      <w:r>
+        <w:t>, seguidamente tenemos a l</w:t>
+      </w:r>
+      <w:r>
+        <w:t>a función `navegar_a()`</w:t>
+      </w:r>
+      <w:r>
+        <w:t>,</w:t>
+      </w:r>
+      <w:r>
+        <w:t xml:space="preserve"> </w:t>
+      </w:r>
+      <w:r>
+        <w:t>que realiza el</w:t>
+      </w:r>
+      <w:r>
+        <w:t xml:space="preserve"> cambi</w:t>
+      </w:r>
+      <w:r>
+        <w:t>o</w:t>
+      </w:r>
+      <w:r>
+        <w:t xml:space="preserve"> entre vistas usando solo el</w:t>
+      </w:r>
+      <w:r>
+        <w:t xml:space="preserve"> usuario</w:t>
+      </w:r>
+      <w:r>
+        <w:t xml:space="preserve"> registrado y opcionalmente los datos del usuario. La función `inicializar_vistas()` importa todos los módulos de vistas y registrarlos, utilizando imports diferidos para evitar que Python detectara dependencias circulares al cargar los archivos.</w:t>
+      </w:r>
+    </w:p>
+    <w:p>
+      <w:pPr>
+        <w:pStyle w:val="Tesis"/>
+        <w:spacing w:line="240" w:lineRule="auto"/>
+      </w:pPr>
+      <w:r>
+        <w:rPr>
+          <w:noProof/>
+        </w:rPr>
+        <w:drawing>
+          <wp:inline distT="0" distB="0" distL="0" distR="0" wp14:anchorId="51CCB468" wp14:editId="41E32626">
+            <wp:extent cx="4320000" cy="3321349"/>
+            <wp:effectExtent l="0" t="0" r="4445" b="0"/>
+            <wp:docPr id="1909672670" name="Imagen 1"/>
+            <wp:cNvGraphicFramePr>
+              <a:graphicFrameLocks xmlns:a="http://schemas.openxmlformats.org/drawingml/2006/main" noChangeAspect="1"/>
+            </wp:cNvGraphicFramePr>
+            <a:graphic xmlns:a="http://schemas.openxmlformats.org/drawingml/2006/main">
+              <a:graphicData uri="http://schemas.openxmlformats.org/drawingml/2006/picture">
+                <pic:pic xmlns:pic="http://schemas.openxmlformats.org/drawingml/2006/picture">
+                  <pic:nvPicPr>
+                    <pic:cNvPr id="1909672670" name=""/>
+                    <pic:cNvPicPr/>
+                  </pic:nvPicPr>
+                  <pic:blipFill>
+                    <a:blip r:embed="rId28"/>
+                    <a:stretch>
+                      <a:fillRect/>
+                    </a:stretch>
+                  </pic:blipFill>
+                  <pic:spPr>
+                    <a:xfrm>
+                      <a:off x="0" y="0"/>
+                      <a:ext cx="4320000" cy="3321349"/>
+                    </a:xfrm>
+                    <a:prstGeom prst="rect">
+                      <a:avLst/>
+                    </a:prstGeom>
+                  </pic:spPr>
+                </pic:pic>
+              </a:graphicData>
+            </a:graphic>
+          </wp:inline>
+        </w:drawing>
+      </w:r>
+    </w:p>
+    <w:p>
+      <w:pPr>
+        <w:jc w:val="center"/>
+        <w:rPr>
+          <w:b/>
+          <w:bCs/>
+        </w:rPr>
+      </w:pPr>
+      <w:r>
+        <w:rPr>
+          <w:b/>
+          <w:bCs/>
+        </w:rPr>
+        <w:t>FIGURA</w:t>
+      </w:r>
+      <w:r>
+        <w:rPr>
+          <w:b/>
+          <w:bCs/>
+        </w:rPr>
+        <w:t xml:space="preserve"> </w:t>
+      </w:r>
+      <w:r>
+        <w:rPr>
+          <w:b/>
+          <w:bCs/>
+        </w:rPr>
+        <w:t>N°</w:t>
+      </w:r>
+      <w:r>
+        <w:rPr>
+          <w:b/>
+          <w:bCs/>
+        </w:rPr>
+        <w:t>2</w:t>
+      </w:r>
+      <w:r>
+        <w:rPr>
+          <w:b/>
+          <w:bCs/>
+        </w:rPr>
+        <w:t xml:space="preserve">. </w:t>
+      </w:r>
+      <w:r>
+        <w:t>CÓDIGO DE “enrutador.py”</w:t>
+      </w:r>
+    </w:p>
+    <w:p>
+      <w:pPr>
+        <w:jc w:val="center"/>
+      </w:pPr>
+      <w:r>
+        <w:rPr>
+          <w:b/>
+          <w:bCs/>
+        </w:rPr>
+        <w:t>Fuente:</w:t>
+      </w:r>
+      <w:r>
+        <w:t xml:space="preserve"> Acurero, Araujo, Montiel (2025)</w:t>
+      </w:r>
+    </w:p>
+    <w:p>
+      <w:pPr>
+        <w:pStyle w:val="Tesis"/>
+        <w:rPr>
+          <w:b/>
+          <w:bCs/>
+        </w:rPr>
+      </w:pPr>
+    </w:p>
+    <w:p>
+      <w:pPr>
+        <w:pStyle w:val="Tesis"/>
+      </w:pPr>
+      <w:r>
+        <w:t>La construcción continuó con el sistema de almacenamiento mediante el archivo ‘gestor_db.py’, que implementa el patrón Singleton para garantizar una única conexión a la base de datos SQLite. El método</w:t>
+      </w:r>
+      <w:r>
+        <w:t xml:space="preserve"> ‘_new_’ de la clase ‘GestorDB’ verifica si ya existe una instancia de la clase y, de no ser así, crea una nueva llamando a ‘_inicializar()’. El método ‘_conectar()’ abre una conexión s SqLite usando la ruta proporcionada por ‘obtener_ruta_db()’ del módulo de configuración. </w:t>
+      </w:r>
+    </w:p>
+    <w:p>
+      <w:pPr>
+        <w:pStyle w:val="Tesis"/>
+      </w:pPr>
+      <w:r>
+        <w:t>La función de ‘obtener_usuario_por_credenciales’</w:t>
+      </w:r>
+      <w:r>
+        <w:t xml:space="preserve"> realiza búsquedas en la tabla de usuarios filtrando por nombre de usuario y contraseña, retornando si las credenciales coinciden. Su opuesto es la función ‘obtener_usuario_por_correo()’</w:t>
+      </w:r>
+      <w:r>
+        <w:t xml:space="preserve"> busca solamente por dirección de correo electrónico, siendo vital para el proceso de recuperación de contraseña.El método `actualizar_puntuacion()` modificaba los puntos acumulados del usuario y opcionalmente su etapa y nivel actuales cuando avanzaba en el contenido educativo</w:t>
+      </w:r>
+      <w:r>
+        <w:t>.</w:t>
+      </w:r>
+    </w:p>
+    <w:p>
+      <w:pPr>
+        <w:pStyle w:val="Tesis"/>
+      </w:pPr>
+      <w:r>
+        <w:t xml:space="preserve">El sistema de vidas se implementó mediante `actualizar_vidas()`, que recibía el ID de usuario, cantidad de vidas y timestamp de última recarga. </w:t>
+      </w:r>
+      <w:r>
+        <w:t xml:space="preserve">Para la recuperación de contraseña, se implementaron tres métodos especializados. `guardar_codigo_recuperacion()` marcaba códigos anteriores como usados e insertaba uno nuevo con timestamp de expiración calculado sumando minutos a la hora actual usando `datetime.now() + timedelta()`. `verificar_codigo_recuperacion()` comprobaba que un código existiera, no </w:t>
+      </w:r>
+      <w:r>
+        <w:lastRenderedPageBreak/>
+        <w:t>estuviera usado y no hubiera expirado comparando contra la hora actual de la base de datos. Finalmente, `marcar_codigo_usado()` actualizaba el estado del código para evitar reutilizaciones después del cambio de contraseña exitoso</w:t>
+      </w:r>
+      <w:r>
+        <w:t>.</w:t>
+      </w:r>
+    </w:p>
+    <w:p>
+      <w:pPr>
+        <w:pStyle w:val="Tesis"/>
+        <w:spacing w:line="240" w:lineRule="auto"/>
+      </w:pPr>
+      <w:r>
+        <w:rPr>
+          <w:noProof/>
+        </w:rPr>
+        <w:drawing>
+          <wp:inline distT="0" distB="0" distL="0" distR="0" wp14:anchorId="184904BA" wp14:editId="69249B38">
+            <wp:extent cx="4320000" cy="3321349"/>
+            <wp:effectExtent l="0" t="0" r="4445" b="0"/>
+            <wp:docPr id="1413274184" name="Imagen 1"/>
+            <wp:cNvGraphicFramePr>
+              <a:graphicFrameLocks xmlns:a="http://schemas.openxmlformats.org/drawingml/2006/main" noChangeAspect="1"/>
+            </wp:cNvGraphicFramePr>
+            <a:graphic xmlns:a="http://schemas.openxmlformats.org/drawingml/2006/main">
+              <a:graphicData uri="http://schemas.openxmlformats.org/drawingml/2006/picture">
+                <pic:pic xmlns:pic="http://schemas.openxmlformats.org/drawingml/2006/picture">
+                  <pic:nvPicPr>
+                    <pic:cNvPr id="1413274184" name=""/>
                     <pic:cNvPicPr/>
                   </pic:nvPicPr>
                   <pic:blipFill>
@@ -4018,21 +3921,28 @@
           <w:b/>
           <w:bCs/>
         </w:rPr>
-        <w:t>CAPTURA</w:t>
-      </w:r>
-      <w:r>
-        <w:rPr>
-          <w:b/>
-          <w:bCs/>
-        </w:rPr>
-        <w:t xml:space="preserve"> N°</w:t>
-      </w:r>
-      <w:r>
-        <w:rPr>
-          <w:b/>
-          <w:bCs/>
-        </w:rPr>
-        <w:t>1</w:t>
+        <w:t>FIGURA</w:t>
+      </w:r>
+      <w:r>
+        <w:rPr>
+          <w:b/>
+          <w:bCs/>
+        </w:rPr>
+        <w:t xml:space="preserve"> </w:t>
+      </w:r>
+      <w:r>
+        <w:rPr>
+          <w:b/>
+          <w:bCs/>
+        </w:rPr>
+        <w:t>N°</w:t>
+      </w:r>
+      <w:r>
+        <w:rPr>
+          <w:b/>
+          <w:bCs/>
+        </w:rPr>
+        <w:t>3</w:t>
       </w:r>
       <w:r>
         <w:rPr>
@@ -4042,11 +3952,7 @@
         <w:t xml:space="preserve">. </w:t>
       </w:r>
       <w:r>
-        <w:rPr>
-          <w:b/>
-          <w:bCs/>
-        </w:rPr>
-        <w:t>CÓDIGO DE “config.py”</w:t>
+        <w:t>CÓDIGO DE “gestor_db.py”</w:t>
       </w:r>
     </w:p>
     <w:p>
@@ -4061,7 +3967,7 @@
         <w:t>Fuente:</w:t>
       </w:r>
       <w:r>
-        <w:t xml:space="preserve"> Araujo, Montiel y Acurero (2025)</w:t>
+        <w:t xml:space="preserve"> Acurero, Araujo, Montiel (2025)</w:t>
       </w:r>
     </w:p>
     <w:p>
@@ -4070,7 +3976,6 @@
         <w:rPr>
           <w:b/>
           <w:bCs/>
-          <w:lang w:val="es-ES_tradnl"/>
         </w:rPr>
       </w:pPr>
     </w:p>
@@ -4079,35 +3984,58 @@
         <w:pStyle w:val="Tesis"/>
       </w:pPr>
       <w:r>
-        <w:t>La clase ‘Navegador central’ fue uno de los desarrollos más importantes de esta fase</w:t>
-      </w:r>
-      <w:r>
-        <w:t xml:space="preserve"> inicial. Su método ‘__init__’ recibe el objeto ‘page’ del Flet y lo almacena para ser usado más adelante. El método ‘inicializar()’ configura el layout principal de todo el software, creando un</w:t>
-      </w:r>
-      <w:r>
-        <w:t>a</w:t>
-      </w:r>
-      <w:r>
-        <w:t xml:space="preserve"> </w:t>
-      </w:r>
-      <w:r>
-        <w:t>barra lateral</w:t>
-      </w:r>
-      <w:r>
-        <w:t xml:space="preserve"> persistente a la izquierda junto con un contenedor central dinámico y e</w:t>
-      </w:r>
-      <w:r>
-        <w:t xml:space="preserve">l método </w:t>
+        <w:t>El archivo ‘email_config.py’ estableció las contantes de configuración para el servicio de correo, definiendo ‘SMTP_HOST’ como el servidor de Gmail, ‘SMTP_PORT’ como 587 para la conexión de tipo TLS</w:t>
+      </w:r>
+      <w:r>
+        <w:t xml:space="preserve">, y </w:t>
+      </w:r>
+      <w:r>
+        <w:t xml:space="preserve">las credenciales de autenticación </w:t>
+      </w:r>
+      <w:r>
+        <w:t xml:space="preserve">incluida </w:t>
+      </w:r>
+      <w:r>
+        <w:t>una contraseña de aplicación de 16 caracteres generada</w:t>
+      </w:r>
+      <w:r>
+        <w:t xml:space="preserve"> para este objetivo</w:t>
+      </w:r>
+      <w:r>
+        <w:t>.</w:t>
+      </w:r>
+      <w:r>
+        <w:t xml:space="preserve"> El servicio de email se implementó en ‘email_service.py’ con 2 funciones importantes. </w:t>
+      </w:r>
+    </w:p>
+    <w:p>
+      <w:pPr>
+        <w:pStyle w:val="Tesis"/>
+      </w:pPr>
+      <w:r>
+        <w:t>Siendo la primera</w:t>
+      </w:r>
+      <w:r>
+        <w:t xml:space="preserve"> ‘generar_codigo_recuperacion()’ utilizando ‘random.choices()’ con ’string.digits’ para crear cadenas aleatorias de 6 </w:t>
       </w:r>
       <w:r>
         <w:lastRenderedPageBreak/>
-        <w:t>`_crear_sidebar()` genera dinámicamente los botones de navegación</w:t>
-      </w:r>
-      <w:r>
-        <w:t xml:space="preserve"> de la </w:t>
-      </w:r>
-      <w:r>
-        <w:t>barra lateral</w:t>
+        <w:t>números</w:t>
+      </w:r>
+      <w:r>
+        <w:t>, ‘enviar_email_recuperacion()’ construye los mensajes usando la clase ‘EmailMessage’ del módulo ‘email.message’, pudiendo conf</w:t>
+      </w:r>
+      <w:r>
+        <w:t>i</w:t>
+      </w:r>
+      <w:r>
+        <w:t>g</w:t>
+      </w:r>
+      <w:r>
+        <w:t>u</w:t>
+      </w:r>
+      <w:r>
+        <w:t>rar tanto la versión de texto plano como HTML con estilos CSS con la paleta de colores de la aplicación</w:t>
       </w:r>
       <w:r>
         <w:t>.</w:t>
@@ -4115,100 +4043,17 @@
     </w:p>
     <w:p>
       <w:pPr>
-        <w:pStyle w:val="Tesis"/>
-      </w:pPr>
-      <w:r>
-        <w:t xml:space="preserve">El método ‘navegar_a()’ </w:t>
-      </w:r>
-      <w:r>
-        <w:t xml:space="preserve">de la clase ‘NavegadorCentral’ define el centro del sistema de rutas internas. Está función recibe indicando la pantalla o módulo destino, realizando imports dinámicos de los módulos correspondientes, ejecutando la función de contenido enviando los datos del usuario, y actualizando el sidebar para reflejar visualmente </w:t>
-      </w:r>
-      <w:r>
-        <w:t xml:space="preserve">la nueva ubicación. </w:t>
-      </w:r>
-      <w:r>
-        <w:t xml:space="preserve">Finalmente, `cerrar_sesion()` limpia la página </w:t>
-      </w:r>
-      <w:r>
-        <w:t>donde se encuentre el usuario</w:t>
-      </w:r>
-      <w:r>
-        <w:t xml:space="preserve"> y </w:t>
-      </w:r>
-      <w:r>
-        <w:t>se redirige</w:t>
-      </w:r>
-      <w:r>
-        <w:t xml:space="preserve"> al login, </w:t>
-      </w:r>
-      <w:r>
-        <w:t>cerrando</w:t>
-      </w:r>
-      <w:r>
-        <w:t xml:space="preserve"> la sesión activa.</w:t>
-      </w:r>
-    </w:p>
-    <w:p>
-      <w:pPr>
-        <w:pStyle w:val="Tesis"/>
-      </w:pPr>
-    </w:p>
-    <w:p>
-      <w:pPr>
-        <w:pStyle w:val="Tesis"/>
-      </w:pPr>
-      <w:r>
-        <w:t xml:space="preserve">En archivo ‘enrutador.py’ se definió un diccionario global ‘_vistas_registradas’ que funcionaba como registro central de todas las vistas disponibles. La función ‘registrar_vista()’ añade entradas a este diccionario asociando nombres de vista </w:t>
-      </w:r>
-      <w:r>
-        <w:t>con las funciones que las renderizan</w:t>
-      </w:r>
-      <w:r>
-        <w:t>, seguidamente tenemos a l</w:t>
-      </w:r>
-      <w:r>
-        <w:t>a función `navegar_a()`</w:t>
-      </w:r>
-      <w:r>
-        <w:t>,</w:t>
-      </w:r>
-      <w:r>
-        <w:t xml:space="preserve"> </w:t>
-      </w:r>
-      <w:r>
-        <w:t>que realiza el</w:t>
-      </w:r>
-      <w:r>
-        <w:t xml:space="preserve"> cambi</w:t>
-      </w:r>
-      <w:r>
-        <w:t>o</w:t>
-      </w:r>
-      <w:r>
-        <w:t xml:space="preserve"> entre vistas usando solo el</w:t>
-      </w:r>
-      <w:r>
-        <w:t xml:space="preserve"> usuario</w:t>
-      </w:r>
-      <w:r>
-        <w:t xml:space="preserve"> registrado y opcionalmente los datos del usuario. La función `inicializar_vistas()` importa todos los módulos de vistas y registrarlos, utilizando imports diferidos para evitar que Python detectara dependencias circulares al cargar los archivos.</w:t>
-      </w:r>
-    </w:p>
-    <w:p>
-      <w:pPr>
-        <w:pStyle w:val="Tesis"/>
-        <w:spacing w:line="240" w:lineRule="auto"/>
+        <w:jc w:val="center"/>
       </w:pPr>
       <w:r>
         <w:rPr>
           <w:noProof/>
         </w:rPr>
-        <w:lastRenderedPageBreak/>
         <w:drawing>
-          <wp:inline distT="0" distB="0" distL="0" distR="0" wp14:anchorId="51CCB468" wp14:editId="41E32626">
-            <wp:extent cx="4320000" cy="3321349"/>
-            <wp:effectExtent l="0" t="0" r="4445" b="0"/>
-            <wp:docPr id="1909672670" name="Imagen 1"/>
+          <wp:inline distT="0" distB="0" distL="0" distR="0" wp14:anchorId="16CAD50C" wp14:editId="49623EB8">
+            <wp:extent cx="3960000" cy="3044570"/>
+            <wp:effectExtent l="0" t="0" r="2540" b="3810"/>
+            <wp:docPr id="239120597" name="Imagen 1"/>
             <wp:cNvGraphicFramePr>
               <a:graphicFrameLocks xmlns:a="http://schemas.openxmlformats.org/drawingml/2006/main" noChangeAspect="1"/>
             </wp:cNvGraphicFramePr>
@@ -4216,7 +4061,7 @@
               <a:graphicData uri="http://schemas.openxmlformats.org/drawingml/2006/picture">
                 <pic:pic xmlns:pic="http://schemas.openxmlformats.org/drawingml/2006/picture">
                   <pic:nvPicPr>
-                    <pic:cNvPr id="1909672670" name=""/>
+                    <pic:cNvPr id="239120597" name=""/>
                     <pic:cNvPicPr/>
                   </pic:nvPicPr>
                   <pic:blipFill>
@@ -4228,7 +4073,7 @@
                   <pic:spPr>
                     <a:xfrm>
                       <a:off x="0" y="0"/>
-                      <a:ext cx="4320000" cy="3321349"/>
+                      <a:ext cx="3960000" cy="3044570"/>
                     </a:xfrm>
                     <a:prstGeom prst="rect">
                       <a:avLst/>
@@ -4254,35 +4099,38 @@
           <w:b/>
           <w:bCs/>
         </w:rPr>
-        <w:t>CAPTURA N°</w:t>
-      </w:r>
-      <w:r>
-        <w:rPr>
-          <w:b/>
-          <w:bCs/>
-        </w:rPr>
-        <w:t>2</w:t>
-      </w:r>
-      <w:r>
-        <w:rPr>
-          <w:b/>
-          <w:bCs/>
-        </w:rPr>
-        <w:t>. CÓDIGO DE “</w:t>
-      </w:r>
-      <w:r>
-        <w:rPr>
-          <w:b/>
-          <w:bCs/>
-        </w:rPr>
-        <w:t>enrutador</w:t>
-      </w:r>
-      <w:r>
-        <w:rPr>
-          <w:b/>
-          <w:bCs/>
-        </w:rPr>
-        <w:t>.py”</w:t>
+        <w:t>FIGURA</w:t>
+      </w:r>
+      <w:r>
+        <w:rPr>
+          <w:b/>
+          <w:bCs/>
+        </w:rPr>
+        <w:t xml:space="preserve"> </w:t>
+      </w:r>
+      <w:r>
+        <w:rPr>
+          <w:b/>
+          <w:bCs/>
+        </w:rPr>
+        <w:t>N°</w:t>
+      </w:r>
+      <w:r>
+        <w:rPr>
+          <w:b/>
+          <w:bCs/>
+        </w:rPr>
+        <w:t>4</w:t>
+      </w:r>
+      <w:r>
+        <w:rPr>
+          <w:b/>
+          <w:bCs/>
+        </w:rPr>
+        <w:t xml:space="preserve">. </w:t>
+      </w:r>
+      <w:r>
+        <w:t>CÓDIGO DE “email_config.py”</w:t>
       </w:r>
     </w:p>
     <w:p>
@@ -4297,8 +4145,13 @@
         <w:t>Fuente:</w:t>
       </w:r>
       <w:r>
-        <w:t xml:space="preserve"> Araujo, Montiel y Acurero (2025)</w:t>
-      </w:r>
+        <w:t xml:space="preserve"> Acurero, Araujo, Montiel (2025)</w:t>
+      </w:r>
+    </w:p>
+    <w:p>
+      <w:pPr>
+        <w:jc w:val="center"/>
+      </w:pPr>
     </w:p>
     <w:p>
       <w:pPr>
@@ -4314,44 +4167,65 @@
         <w:pStyle w:val="Tesis"/>
       </w:pPr>
       <w:r>
-        <w:t>La construcción continuó con el sistema de almacenamiento mediante el archivo ‘gestor_db.py’, que implementa el patrón Singleton para garantizar una única conexión a la base de datos SQLite. El método</w:t>
-      </w:r>
-      <w:r>
-        <w:t xml:space="preserve"> ‘_new_’ de la clase ‘GestorDB’ verifica si ya existe una instancia de la clase y, de no ser así, crea una nueva llamando a ‘_inicializar()’. El método ‘_conectar()’ abre una conexión s SqLite usando la ruta proporcionada por ‘obtener_ruta_db()’ del módulo de configuración. La función de ‘obtener_usuario_por_credenciales’</w:t>
-      </w:r>
-      <w:r>
-        <w:t xml:space="preserve"> realiza búsquedas en la tabla de usuarios filtrando por nombre de usuario y contraseña, retornando si las credenciales coinciden. Su opuesto es la función ‘obtener_usuario_por_correo()’</w:t>
-      </w:r>
-      <w:r>
-        <w:t xml:space="preserve"> busca solamente por dirección de correo electrónico, siendo vital para el proceso de recuperación de contraseña.</w:t>
-      </w:r>
-    </w:p>
-    <w:p>
-      <w:pPr>
-        <w:pStyle w:val="Tesis"/>
-      </w:pPr>
+        <w:t xml:space="preserve">El desarrollo de las interfaces inicio con el archivo ‘login_vista.py’, donde su principal función ‘mostrar_login()’ se ocupa de configurar la página de Flet estableciendo título, color de fondo, y alineaciones </w:t>
+      </w:r>
+      <w:r>
+        <w:t>tanto vertical como horizontal. Dentro de esta, se encuentra la función ‘mostrar_mensaje()’ encargada de crear un ‘SnackBar’ para las notificaciones temporales con colores dinámicos</w:t>
+      </w:r>
+      <w:r>
+        <w:t xml:space="preserve"> y la función ‘login_click()’ maneja todo el flujo de autenticación</w:t>
+      </w:r>
+      <w:r>
+        <w:t xml:space="preserve">, extrayendo los valores de los campos de texto y realiza las </w:t>
+      </w:r>
       <w:r>
         <w:lastRenderedPageBreak/>
-        <w:t>El método `actualizar_puntuacion()` modificaba los puntos acumulados del usuario y opcionalmente su etapa y nivel actuales cuando avanzaba en el contenido educativo</w:t>
+        <w:t>validaciones necesarias</w:t>
       </w:r>
       <w:r>
         <w:t>.</w:t>
       </w:r>
-    </w:p>
-    <w:p>
-      <w:pPr>
-        <w:pStyle w:val="Tesis"/>
-      </w:pPr>
-    </w:p>
-    <w:p>
-      <w:pPr>
-        <w:pStyle w:val="Tesis"/>
-      </w:pPr>
-      <w:r>
-        <w:t xml:space="preserve">El sistema de vidas se implementó mediante `actualizar_vidas()`, que recibía el ID de usuario, cantidad de vidas y timestamp de última recarga. </w:t>
-      </w:r>
-      <w:r>
-        <w:t>Para la recuperación de contraseña, se implementaron tres métodos especializados. `guardar_codigo_recuperacion()` marcaba códigos anteriores como usados e insertaba uno nuevo con timestamp de expiración calculado sumando minutos a la hora actual usando `datetime.now() + timedelta()`. `verificar_codigo_recuperacion()` comprobaba que un código existiera, no estuviera usado y no hubiera expirado comparando contra la hora actual de la base de datos. Finalmente, `marcar_codigo_usado()` actualizaba el estado del código para evitar reutilizaciones después del cambio de contraseña exitoso</w:t>
+      <w:r>
+        <w:t xml:space="preserve"> </w:t>
+      </w:r>
+      <w:r>
+        <w:t>Si</w:t>
+      </w:r>
+      <w:r>
+        <w:t xml:space="preserve"> las</w:t>
+      </w:r>
+      <w:r>
+        <w:t xml:space="preserve"> </w:t>
+      </w:r>
+      <w:r>
+        <w:t>validaciones se cumplen</w:t>
+      </w:r>
+      <w:r>
+        <w:t>,</w:t>
+      </w:r>
+      <w:r>
+        <w:t xml:space="preserve"> llama a</w:t>
+      </w:r>
+      <w:r>
+        <w:t xml:space="preserve"> </w:t>
+      </w:r>
+      <w:r>
+        <w:t>`obtener_navegador()` para inicializar el sistema de navegación persistente</w:t>
+      </w:r>
+      <w:r>
+        <w:t xml:space="preserve"> y se redirige</w:t>
+      </w:r>
+      <w:r>
+        <w:t xml:space="preserve"> al menú principal. En caso de fallo, </w:t>
+      </w:r>
+      <w:r>
+        <w:t xml:space="preserve">muestra </w:t>
+      </w:r>
+      <w:r>
+        <w:t>mensajes específicos diferenciando entre usuario inexistente y contraseña incorrecta, limpiando el campo de contraseñ</w:t>
+      </w:r>
+      <w:r>
+        <w:t>a</w:t>
       </w:r>
       <w:r>
         <w:t>.</w:t>
@@ -4366,12 +4240,11 @@
         <w:rPr>
           <w:noProof/>
         </w:rPr>
-        <w:lastRenderedPageBreak/>
         <w:drawing>
-          <wp:inline distT="0" distB="0" distL="0" distR="0" wp14:anchorId="184904BA" wp14:editId="69249B38">
+          <wp:inline distT="0" distB="0" distL="0" distR="0" wp14:anchorId="419A7618" wp14:editId="5DB15594">
             <wp:extent cx="4320000" cy="3321349"/>
             <wp:effectExtent l="0" t="0" r="4445" b="0"/>
-            <wp:docPr id="1413274184" name="Imagen 1"/>
+            <wp:docPr id="1935314888" name="Imagen 1"/>
             <wp:cNvGraphicFramePr>
               <a:graphicFrameLocks xmlns:a="http://schemas.openxmlformats.org/drawingml/2006/main" noChangeAspect="1"/>
             </wp:cNvGraphicFramePr>
@@ -4379,7 +4252,7 @@
               <a:graphicData uri="http://schemas.openxmlformats.org/drawingml/2006/picture">
                 <pic:pic xmlns:pic="http://schemas.openxmlformats.org/drawingml/2006/picture">
                   <pic:nvPicPr>
-                    <pic:cNvPr id="1413274184" name=""/>
+                    <pic:cNvPr id="1935314888" name=""/>
                     <pic:cNvPicPr/>
                   </pic:nvPicPr>
                   <pic:blipFill>
@@ -4417,35 +4290,38 @@
           <w:b/>
           <w:bCs/>
         </w:rPr>
-        <w:t>CAPTURA N°</w:t>
-      </w:r>
-      <w:r>
-        <w:rPr>
-          <w:b/>
-          <w:bCs/>
-        </w:rPr>
-        <w:t>3</w:t>
-      </w:r>
-      <w:r>
-        <w:rPr>
-          <w:b/>
-          <w:bCs/>
-        </w:rPr>
-        <w:t>. CÓDIGO DE “</w:t>
-      </w:r>
-      <w:r>
-        <w:rPr>
-          <w:b/>
-          <w:bCs/>
-        </w:rPr>
-        <w:t>gestor_db</w:t>
-      </w:r>
-      <w:r>
-        <w:rPr>
-          <w:b/>
-          <w:bCs/>
-        </w:rPr>
-        <w:t>.py”</w:t>
+        <w:t>FIGURA</w:t>
+      </w:r>
+      <w:r>
+        <w:rPr>
+          <w:b/>
+          <w:bCs/>
+        </w:rPr>
+        <w:t xml:space="preserve"> </w:t>
+      </w:r>
+      <w:r>
+        <w:rPr>
+          <w:b/>
+          <w:bCs/>
+        </w:rPr>
+        <w:t>N°</w:t>
+      </w:r>
+      <w:r>
+        <w:rPr>
+          <w:b/>
+          <w:bCs/>
+        </w:rPr>
+        <w:t>5</w:t>
+      </w:r>
+      <w:r>
+        <w:rPr>
+          <w:b/>
+          <w:bCs/>
+        </w:rPr>
+        <w:t xml:space="preserve">. </w:t>
+      </w:r>
+      <w:r>
+        <w:t>CÓDIGO DE “login_vista.py”</w:t>
       </w:r>
     </w:p>
     <w:p>
@@ -4460,15 +4336,14 @@
         <w:t>Fuente:</w:t>
       </w:r>
       <w:r>
-        <w:t xml:space="preserve"> Araujo, Montiel y Acurero (2025)</w:t>
+        <w:t xml:space="preserve"> Acurero, Araujo, Montiel (2025)</w:t>
       </w:r>
     </w:p>
     <w:p>
       <w:pPr>
         <w:pStyle w:val="Tesis"/>
         <w:rPr>
-          <w:b/>
-          <w:bCs/>
+          <w:lang w:val="es-ES_tradnl"/>
         </w:rPr>
       </w:pPr>
     </w:p>
@@ -4477,61 +4352,23 @@
         <w:pStyle w:val="Tesis"/>
       </w:pPr>
       <w:r>
-        <w:t>El archivo ‘email_config.py’ estableció las contantes de configuración para el servicio de correo, definiendo ‘SMTP_HOST’ como el servidor de Gmail, ‘SMTP_PORT’ como 587 para la conexión de tipo TLS</w:t>
-      </w:r>
-      <w:r>
-        <w:t xml:space="preserve">, y </w:t>
-      </w:r>
-      <w:r>
-        <w:t xml:space="preserve">las credenciales de autenticación </w:t>
-      </w:r>
-      <w:r>
-        <w:t xml:space="preserve">incluida </w:t>
-      </w:r>
-      <w:r>
-        <w:t>una contraseña de aplicación de 16 caracteres generada</w:t>
-      </w:r>
-      <w:r>
-        <w:t xml:space="preserve"> para este objetivo</w:t>
-      </w:r>
-      <w:r>
-        <w:t>.</w:t>
-      </w:r>
-      <w:r>
-        <w:t xml:space="preserve"> El servicio de email se implementó en ‘email_service.py’ con 2 funciones importantes. </w:t>
-      </w:r>
-    </w:p>
-    <w:p>
-      <w:pPr>
-        <w:pStyle w:val="Tesis"/>
-      </w:pPr>
-      <w:r>
-        <w:t>Siendo la primera</w:t>
-      </w:r>
-      <w:r>
-        <w:t xml:space="preserve"> ‘generar_codigo_recuperacion()’ utilizando ‘random.choices()’ con ’string.digits’ para crear cadenas aleatorias de 6 números</w:t>
-      </w:r>
-      <w:r>
-        <w:t>, ‘enviar_email_recuperacion()’ construye los mensajes usando la clase ‘EmailMessage’ del módulo ‘email.message’, pudiendo conf</w:t>
-      </w:r>
-      <w:r>
-        <w:t>i</w:t>
-      </w:r>
-      <w:r>
-        <w:t>g</w:t>
-      </w:r>
-      <w:r>
-        <w:t>u</w:t>
-      </w:r>
-      <w:r>
-        <w:t xml:space="preserve">rar tanto la versión de texto plano como HTML con estilos CSS con la paleta de colores </w:t>
+        <w:t>El archivo `registro_vista.py` cont</w:t>
+      </w:r>
+      <w:r>
+        <w:t>iene</w:t>
+      </w:r>
+      <w:r>
+        <w:t xml:space="preserve"> `mostrar_registro()` con una función auxiliar `crear_tf()`</w:t>
+      </w:r>
+      <w:r>
+        <w:t xml:space="preserve"> empleada para crear </w:t>
+      </w:r>
+      <w:r>
+        <w:t xml:space="preserve">campos de texto configurados consistentemente con bordes invisibles, fondo gris claro, iconos prefijos y colores personalizados. La función `registrar_click()` ejecutaba seis validaciones secuenciales: campos vacíos con `all()`, nombres con letras y espacios mediante regex, formato de correo electrónico con patrón estándar, </w:t>
       </w:r>
       <w:r>
         <w:lastRenderedPageBreak/>
-        <w:t>de la aplicación</w:t>
-      </w:r>
-      <w:r>
-        <w:t>.</w:t>
+        <w:t>formato de usuario alfanumérico, longitud mínima de contraseña, y coincidencia entre contraseña y confirmación.</w:t>
       </w:r>
     </w:p>
     <w:p>
@@ -4543,10 +4380,10 @@
           <w:noProof/>
         </w:rPr>
         <w:drawing>
-          <wp:inline distT="0" distB="0" distL="0" distR="0" wp14:anchorId="16CAD50C" wp14:editId="49623EB8">
-            <wp:extent cx="3960000" cy="3044570"/>
-            <wp:effectExtent l="0" t="0" r="2540" b="3810"/>
-            <wp:docPr id="239120597" name="Imagen 1"/>
+          <wp:inline distT="0" distB="0" distL="0" distR="0" wp14:anchorId="5EE64F14" wp14:editId="604F72D9">
+            <wp:extent cx="4320000" cy="3321349"/>
+            <wp:effectExtent l="0" t="0" r="4445" b="0"/>
+            <wp:docPr id="1358461937" name="Imagen 1"/>
             <wp:cNvGraphicFramePr>
               <a:graphicFrameLocks xmlns:a="http://schemas.openxmlformats.org/drawingml/2006/main" noChangeAspect="1"/>
             </wp:cNvGraphicFramePr>
@@ -4554,7 +4391,7 @@
               <a:graphicData uri="http://schemas.openxmlformats.org/drawingml/2006/picture">
                 <pic:pic xmlns:pic="http://schemas.openxmlformats.org/drawingml/2006/picture">
                   <pic:nvPicPr>
-                    <pic:cNvPr id="239120597" name=""/>
+                    <pic:cNvPr id="1358461937" name=""/>
                     <pic:cNvPicPr/>
                   </pic:nvPicPr>
                   <pic:blipFill>
@@ -4566,7 +4403,7 @@
                   <pic:spPr>
                     <a:xfrm>
                       <a:off x="0" y="0"/>
-                      <a:ext cx="3960000" cy="3044570"/>
+                      <a:ext cx="4320000" cy="3321349"/>
                     </a:xfrm>
                     <a:prstGeom prst="rect">
                       <a:avLst/>
@@ -4592,35 +4429,38 @@
           <w:b/>
           <w:bCs/>
         </w:rPr>
-        <w:t>CAPTURA N°</w:t>
-      </w:r>
-      <w:r>
-        <w:rPr>
-          <w:b/>
-          <w:bCs/>
-        </w:rPr>
-        <w:t>4</w:t>
-      </w:r>
-      <w:r>
-        <w:rPr>
-          <w:b/>
-          <w:bCs/>
-        </w:rPr>
-        <w:t>. CÓDIGO DE “</w:t>
-      </w:r>
-      <w:r>
-        <w:rPr>
-          <w:b/>
-          <w:bCs/>
-        </w:rPr>
-        <w:t>email_config</w:t>
-      </w:r>
-      <w:r>
-        <w:rPr>
-          <w:b/>
-          <w:bCs/>
-        </w:rPr>
-        <w:t>.py”</w:t>
+        <w:t>FIGURA</w:t>
+      </w:r>
+      <w:r>
+        <w:rPr>
+          <w:b/>
+          <w:bCs/>
+        </w:rPr>
+        <w:t xml:space="preserve"> </w:t>
+      </w:r>
+      <w:r>
+        <w:rPr>
+          <w:b/>
+          <w:bCs/>
+        </w:rPr>
+        <w:t>N°</w:t>
+      </w:r>
+      <w:r>
+        <w:rPr>
+          <w:b/>
+          <w:bCs/>
+        </w:rPr>
+        <w:t>6</w:t>
+      </w:r>
+      <w:r>
+        <w:rPr>
+          <w:b/>
+          <w:bCs/>
+        </w:rPr>
+        <w:t xml:space="preserve">. </w:t>
+      </w:r>
+      <w:r>
+        <w:t>CÓDIGO DE “registro_vista.py”</w:t>
       </w:r>
     </w:p>
     <w:p>
@@ -4635,7 +4475,7 @@
         <w:t>Fuente:</w:t>
       </w:r>
       <w:r>
-        <w:t xml:space="preserve"> Araujo, Montiel y Acurero (2025)</w:t>
+        <w:t xml:space="preserve"> Acurero, Araujo, Montiel (2025)</w:t>
       </w:r>
     </w:p>
     <w:p>
@@ -4646,79 +4486,51 @@
     <w:p>
       <w:pPr>
         <w:pStyle w:val="Tesis"/>
-        <w:rPr>
-          <w:b/>
-          <w:bCs/>
-        </w:rPr>
-      </w:pPr>
+      </w:pPr>
+      <w:r>
+        <w:t xml:space="preserve">En el archivo ‘menu_vista.py’ se implementó la vista central de la aplicación mediante ‘mostrar_interfaz_camino()’. Esta función comenzaba extrayendo los datos del usuario del recibidos. </w:t>
+      </w:r>
+      <w:r>
+        <w:t>Obten</w:t>
+      </w:r>
+      <w:r>
+        <w:t>ía</w:t>
+      </w:r>
+      <w:r>
+        <w:t xml:space="preserve"> el ID de usuario, etapa y nivel actuales, puntos totales, racha de días y vidas disponibles. El sistema de recarga automática de vidas calculaba la diferencia temporal entre la última recarga registrada y la hora actual usando `datetime.strptime()` para parsear y `datetime.now()` para obtener momento presente.</w:t>
+      </w:r>
     </w:p>
     <w:p>
       <w:pPr>
         <w:pStyle w:val="Tesis"/>
       </w:pPr>
       <w:r>
-        <w:t xml:space="preserve">El desarrollo de las interfaces inicio con el archivo ‘login_vista.py’, donde su principal función ‘mostrar_login()’ se ocupa de configurar la página de Flet estableciendo título, color de fondo, y alineaciones </w:t>
-      </w:r>
-      <w:r>
-        <w:t>tanto vertical como horizontal. Dentro de esta, se encuentra la función ‘mostrar_mensaje()’ encargada de crear un ‘SnackBar’ para las notificaciones temporales con colores dinámicos</w:t>
-      </w:r>
-      <w:r>
-        <w:t xml:space="preserve"> y la función ‘login_click()’ maneja todo el flujo de autenticación</w:t>
-      </w:r>
-      <w:r>
-        <w:t>, extrayendo los valores de los campos de texto y realiza las validaciones necesarias</w:t>
-      </w:r>
-      <w:r>
-        <w:t>.</w:t>
+        <w:t xml:space="preserve">La diferencia de convertía a horas totales, y si superaba cuatro horas, ejecutaba una actualización SQL para restablecer vidas a cinco, </w:t>
+      </w:r>
+      <w:r>
+        <w:t xml:space="preserve">Si no, calculaba el tiempo restante descomponiendo en horas y minutos mediante </w:t>
+      </w:r>
+      <w:r>
+        <w:lastRenderedPageBreak/>
+        <w:t>operaciones módulo y división entera.</w:t>
       </w:r>
       <w:r>
         <w:t xml:space="preserve"> </w:t>
       </w:r>
       <w:r>
-        <w:t>Si</w:t>
-      </w:r>
-      <w:r>
-        <w:t xml:space="preserve"> las</w:t>
+        <w:t>La construcción visual del camino progresivo utilizaba un bucle `for` sobre veinte niveles, creando contenedores visualmente diferenciados según el estado</w:t>
+      </w:r>
+      <w:r>
+        <w:t xml:space="preserve">. </w:t>
+      </w:r>
+      <w:r>
+        <w:t>Cada contenedor respondía al evento de clic mediante `on_click` que invocaba `mostrar_nivel()` del módulo `nivel_vista` importado localmente dentro del handler.</w:t>
       </w:r>
       <w:r>
         <w:t xml:space="preserve"> </w:t>
       </w:r>
       <w:r>
-        <w:t>validaciones se cumplen</w:t>
-      </w:r>
-      <w:r>
-        <w:t>,</w:t>
-      </w:r>
-      <w:r>
-        <w:t xml:space="preserve"> llama a</w:t>
-      </w:r>
-      <w:r>
-        <w:t xml:space="preserve"> </w:t>
-      </w:r>
-      <w:r>
-        <w:t>`obtener_navegador()` para inicializar el sistema de navegación persistente</w:t>
-      </w:r>
-      <w:r>
-        <w:t xml:space="preserve"> y se redirige</w:t>
-      </w:r>
-      <w:r>
-        <w:t xml:space="preserve"> al menú principal. En caso de fallo, </w:t>
-      </w:r>
-      <w:r>
-        <w:t xml:space="preserve">muestra </w:t>
-      </w:r>
-      <w:r>
-        <w:t xml:space="preserve">mensajes específicos </w:t>
-      </w:r>
-      <w:r>
-        <w:lastRenderedPageBreak/>
-        <w:t>diferenciando entre usuario inexistente y contraseña incorrecta, limpiando el campo de contraseñ</w:t>
-      </w:r>
-      <w:r>
-        <w:t>a</w:t>
-      </w:r>
-      <w:r>
-        <w:t>.</w:t>
+        <w:t>El archivo `etapas_vista.py` proporcionaba `mostrar_etapas()` como selector visual de etapas temáticas. Extraía la etapa máxima desbloqueada del usuario y generaba seis botones representando cada etapa matemática.</w:t>
       </w:r>
     </w:p>
     <w:p>
@@ -4731,10 +4543,10 @@
           <w:noProof/>
         </w:rPr>
         <w:drawing>
-          <wp:inline distT="0" distB="0" distL="0" distR="0" wp14:anchorId="419A7618" wp14:editId="5DB15594">
+          <wp:inline distT="0" distB="0" distL="0" distR="0" wp14:anchorId="25684AFB" wp14:editId="7244BFBA">
             <wp:extent cx="4320000" cy="3321349"/>
             <wp:effectExtent l="0" t="0" r="4445" b="0"/>
-            <wp:docPr id="1935314888" name="Imagen 1"/>
+            <wp:docPr id="751139353" name="Imagen 1"/>
             <wp:cNvGraphicFramePr>
               <a:graphicFrameLocks xmlns:a="http://schemas.openxmlformats.org/drawingml/2006/main" noChangeAspect="1"/>
             </wp:cNvGraphicFramePr>
@@ -4742,7 +4554,7 @@
               <a:graphicData uri="http://schemas.openxmlformats.org/drawingml/2006/picture">
                 <pic:pic xmlns:pic="http://schemas.openxmlformats.org/drawingml/2006/picture">
                   <pic:nvPicPr>
-                    <pic:cNvPr id="1935314888" name=""/>
+                    <pic:cNvPr id="751139353" name=""/>
                     <pic:cNvPicPr/>
                   </pic:nvPicPr>
                   <pic:blipFill>
@@ -4780,35 +4592,44 @@
           <w:b/>
           <w:bCs/>
         </w:rPr>
-        <w:t>CAPTURA N°</w:t>
-      </w:r>
-      <w:r>
-        <w:rPr>
-          <w:b/>
-          <w:bCs/>
-        </w:rPr>
-        <w:t>5</w:t>
-      </w:r>
-      <w:r>
-        <w:rPr>
-          <w:b/>
-          <w:bCs/>
-        </w:rPr>
-        <w:t>. CÓDIGO DE “</w:t>
-      </w:r>
-      <w:r>
-        <w:rPr>
-          <w:b/>
-          <w:bCs/>
-        </w:rPr>
-        <w:t>login_vista</w:t>
-      </w:r>
-      <w:r>
-        <w:rPr>
-          <w:b/>
-          <w:bCs/>
-        </w:rPr>
-        <w:t>.py”</w:t>
+        <w:t>FIGURA</w:t>
+      </w:r>
+      <w:r>
+        <w:rPr>
+          <w:b/>
+          <w:bCs/>
+        </w:rPr>
+        <w:t xml:space="preserve"> </w:t>
+      </w:r>
+      <w:r>
+        <w:rPr>
+          <w:b/>
+          <w:bCs/>
+        </w:rPr>
+        <w:t>N°</w:t>
+      </w:r>
+      <w:r>
+        <w:rPr>
+          <w:b/>
+          <w:bCs/>
+        </w:rPr>
+        <w:t>7</w:t>
+      </w:r>
+      <w:r>
+        <w:rPr>
+          <w:b/>
+          <w:bCs/>
+        </w:rPr>
+        <w:t xml:space="preserve">. </w:t>
+      </w:r>
+      <w:r>
+        <w:t>CÓDIGO DE “men</w:t>
+      </w:r>
+      <w:r>
+        <w:t>u_</w:t>
+      </w:r>
+      <w:r>
+        <w:t>vista.py”</w:t>
       </w:r>
     </w:p>
     <w:p>
@@ -4823,35 +4644,52 @@
         <w:t>Fuente:</w:t>
       </w:r>
       <w:r>
-        <w:t xml:space="preserve"> Araujo, Montiel y Acurero (2025)</w:t>
-      </w:r>
+        <w:t xml:space="preserve"> Acurero, Araujo, Montiel (2025)</w:t>
+      </w:r>
+    </w:p>
+    <w:p>
+      <w:pPr>
+        <w:jc w:val="center"/>
+      </w:pPr>
     </w:p>
     <w:p>
       <w:pPr>
         <w:pStyle w:val="Tesis"/>
-        <w:rPr>
-          <w:lang w:val="es-ES_tradnl"/>
-        </w:rPr>
-      </w:pPr>
+      </w:pPr>
+      <w:r>
+        <w:t>Dentro del código del software, el archivo denominado ‘nivel_vista.py’ contenía posiblemente la lógica más compleja del sistema. La función ‘mostrar_nivel()’ recibía los datos del usuario y la etapa elegida, determinando el ejercicio a mostrar mediante una consulta SQL</w:t>
+      </w:r>
+      <w:r>
+        <w:t xml:space="preserve">. </w:t>
+      </w:r>
+      <w:r>
+        <w:t xml:space="preserve">Para ejercicios de selección </w:t>
+      </w:r>
+      <w:r>
+        <w:lastRenderedPageBreak/>
+        <w:t xml:space="preserve">múltiple, generaba cuatro botones etiquetados A-D usando un diccionario de opciones y el método `items()`. </w:t>
+      </w:r>
     </w:p>
     <w:p>
       <w:pPr>
         <w:pStyle w:val="Tesis"/>
       </w:pPr>
       <w:r>
-        <w:t>El archivo `registro_vista.py` cont</w:t>
-      </w:r>
-      <w:r>
-        <w:t>iene</w:t>
-      </w:r>
-      <w:r>
-        <w:t xml:space="preserve"> `mostrar_registro()` con una función auxiliar `crear_tf()`</w:t>
-      </w:r>
-      <w:r>
-        <w:t xml:space="preserve"> empleada para crear </w:t>
-      </w:r>
-      <w:r>
-        <w:t>campos de texto configurados consistentemente con bordes invisibles, fondo gris claro, iconos prefijos y colores personalizados. La función `registrar_click()` ejecutaba seis validaciones secuenciales: campos vacíos con `all()`, nombres con letras y espacios mediante regex, formato de correo electrónico con patrón estándar, formato de usuario alfanumérico, longitud mínima de contraseña, y coincidencia entre contraseña y confirmación.</w:t>
+        <w:t>Cada botón tenía su propio handler `verificar_respuesta()` que comparaba la letra seleccionada contra `respuesta_correcta`. Para verdadero/falso, mostraba solo dos botones con texto literal. Para completación, creaba un `TextField` donde el usuario escribía libremente, aplicando normalización de `lower().strip().replace(" ", "")` antes de comparar contra la respuesta almacenada.</w:t>
+      </w:r>
+    </w:p>
+    <w:p>
+      <w:pPr>
+        <w:pStyle w:val="Tesis"/>
+      </w:pPr>
+      <w:r>
+        <w:t xml:space="preserve">Los ejercicios de conexión requerían </w:t>
+      </w:r>
+      <w:r>
+        <w:t xml:space="preserve">una </w:t>
+      </w:r>
+      <w:r>
+        <w:t>lógica especial: parseaban el formato "A|B" de las opciones dividiendo por pipe, mantenían estado de selección mediante variables externas, y verificaban pares cuando el usuario hacía dos selecciones consecutivas. El sistema de retroalimentación utilizaba `SnackBar` con colores verde para correcto y rojo para incorrecto, aplicando `page.update()` para refrescar inmediatamente.</w:t>
       </w:r>
     </w:p>
     <w:p>
@@ -4864,10 +4702,10 @@
         </w:rPr>
         <w:lastRenderedPageBreak/>
         <w:drawing>
-          <wp:inline distT="0" distB="0" distL="0" distR="0" wp14:anchorId="5EE64F14" wp14:editId="604F72D9">
+          <wp:inline distT="0" distB="0" distL="0" distR="0" wp14:anchorId="1EAB4A0D" wp14:editId="527F11E7">
             <wp:extent cx="4320000" cy="3321349"/>
             <wp:effectExtent l="0" t="0" r="4445" b="0"/>
-            <wp:docPr id="1358461937" name="Imagen 1"/>
+            <wp:docPr id="1541655969" name="Imagen 1"/>
             <wp:cNvGraphicFramePr>
               <a:graphicFrameLocks xmlns:a="http://schemas.openxmlformats.org/drawingml/2006/main" noChangeAspect="1"/>
             </wp:cNvGraphicFramePr>
@@ -4875,7 +4713,7 @@
               <a:graphicData uri="http://schemas.openxmlformats.org/drawingml/2006/picture">
                 <pic:pic xmlns:pic="http://schemas.openxmlformats.org/drawingml/2006/picture">
                   <pic:nvPicPr>
-                    <pic:cNvPr id="1358461937" name=""/>
+                    <pic:cNvPr id="1541655969" name=""/>
                     <pic:cNvPicPr/>
                   </pic:nvPicPr>
                   <pic:blipFill>
@@ -4913,35 +4751,44 @@
           <w:b/>
           <w:bCs/>
         </w:rPr>
-        <w:t>CAPTURA N°</w:t>
-      </w:r>
-      <w:r>
-        <w:rPr>
-          <w:b/>
-          <w:bCs/>
-        </w:rPr>
-        <w:t>6</w:t>
-      </w:r>
-      <w:r>
-        <w:rPr>
-          <w:b/>
-          <w:bCs/>
-        </w:rPr>
-        <w:t>. CÓDIGO DE “</w:t>
-      </w:r>
-      <w:r>
-        <w:rPr>
-          <w:b/>
-          <w:bCs/>
-        </w:rPr>
-        <w:t>registro_vista</w:t>
-      </w:r>
-      <w:r>
-        <w:rPr>
-          <w:b/>
-          <w:bCs/>
-        </w:rPr>
-        <w:t>.py”</w:t>
+        <w:t>FIGURA</w:t>
+      </w:r>
+      <w:r>
+        <w:rPr>
+          <w:b/>
+          <w:bCs/>
+        </w:rPr>
+        <w:t xml:space="preserve"> </w:t>
+      </w:r>
+      <w:r>
+        <w:rPr>
+          <w:b/>
+          <w:bCs/>
+        </w:rPr>
+        <w:t>N°</w:t>
+      </w:r>
+      <w:r>
+        <w:rPr>
+          <w:b/>
+          <w:bCs/>
+        </w:rPr>
+        <w:t>8</w:t>
+      </w:r>
+      <w:r>
+        <w:rPr>
+          <w:b/>
+          <w:bCs/>
+        </w:rPr>
+        <w:t xml:space="preserve">. </w:t>
+      </w:r>
+      <w:r>
+        <w:t>CÓDIGO DE “nivel</w:t>
+      </w:r>
+      <w:r>
+        <w:t>_</w:t>
+      </w:r>
+      <w:r>
+        <w:t>vista.py”</w:t>
       </w:r>
     </w:p>
     <w:p>
@@ -4956,78 +4803,64 @@
         <w:t>Fuente:</w:t>
       </w:r>
       <w:r>
-        <w:t xml:space="preserve"> Araujo, Montiel y Acurero (2025)</w:t>
-      </w:r>
-    </w:p>
-    <w:p>
-      <w:pPr>
-        <w:jc w:val="center"/>
-      </w:pPr>
+        <w:t xml:space="preserve"> Acurero, Araujo, Montiel (2025)</w:t>
+      </w:r>
     </w:p>
     <w:p>
       <w:pPr>
         <w:pStyle w:val="Tesis"/>
-      </w:pPr>
-      <w:r>
-        <w:t xml:space="preserve">En el archivo ‘menu_vista.py’ se implementó la vista central de la aplicación mediante ‘mostrar_interfaz_camino()’. Esta función comenzaba extrayendo los datos del usuario del recibidos. </w:t>
-      </w:r>
-      <w:r>
-        <w:t>Obten</w:t>
-      </w:r>
-      <w:r>
-        <w:t>ía</w:t>
-      </w:r>
-      <w:r>
-        <w:t xml:space="preserve"> el ID de usuario, etapa y nivel actuales, puntos totales, racha de días y vidas disponibles. El sistema de recarga automática de vidas calculaba la diferencia temporal entre la última recarga registrada y la hora actual usando `datetime.strptime()` para parsear y `datetime.now()` para obtener momento presente.</w:t>
-      </w:r>
+        <w:rPr>
+          <w:b/>
+          <w:bCs/>
+        </w:rPr>
+      </w:pPr>
     </w:p>
     <w:p>
       <w:pPr>
         <w:pStyle w:val="Tesis"/>
       </w:pPr>
       <w:r>
-        <w:t xml:space="preserve">La diferencia de convertía a horas totales, y si superaba cuatro horas, ejecutaba una actualización SQL para restablecer vidas a cinco, </w:t>
-      </w:r>
-      <w:r>
-        <w:t>Si no, calculaba el tiempo restante descomponiendo en horas y minutos mediante operaciones módulo y división entera.</w:t>
-      </w:r>
-      <w:r>
-        <w:t xml:space="preserve"> </w:t>
-      </w:r>
-      <w:r>
-        <w:t xml:space="preserve">La construcción visual del camino progresivo utilizaba un bucle `for` sobre veinte niveles, creando contenedores </w:t>
-      </w:r>
-      <w:r>
-        <w:lastRenderedPageBreak/>
-        <w:t>visualmente diferenciados según el estado</w:t>
-      </w:r>
-      <w:r>
-        <w:t xml:space="preserve">. </w:t>
-      </w:r>
-      <w:r>
-        <w:t>Cada contenedor respondía al evento de clic mediante `on_click` que invocaba `mostrar_nivel()` del módulo `nivel_vista` importado localmente dentro del handler.</w:t>
-      </w:r>
-      <w:r>
-        <w:t xml:space="preserve"> </w:t>
-      </w:r>
-      <w:r>
-        <w:t>El archivo `etapas_vista.py` proporcionaba `mostrar_etapas()` como selector visual de etapas temáticas. Extraía la etapa máxima desbloqueada del usuario y generaba seis botones representando cada etapa matemática.</w:t>
+        <w:t>Siguiendo con las otras vistas del programa, en el archivo ‘perfil_vista.py’</w:t>
+      </w:r>
+      <w:r>
+        <w:t xml:space="preserve"> se implement</w:t>
+      </w:r>
+      <w:r>
+        <w:t>ó</w:t>
+      </w:r>
+      <w:r>
+        <w:t xml:space="preserve"> la función ‘mostrar_perfil’ como un dashboard informativo, organizaba visualmente los da</w:t>
+      </w:r>
+      <w:r>
+        <w:t>to</w:t>
+      </w:r>
+      <w:r>
+        <w:t>s en tarjetas con sombras y bordes redondeados</w:t>
+      </w:r>
+      <w:r>
+        <w:t xml:space="preserve">, el avatar con un ícono y color personalizado usando ‘ft.Icon’ con el tamaño 64 y color dinámico desde ‘user_data’. </w:t>
+      </w:r>
+      <w:r>
+        <w:t>Las estadísticas se presentaban en grid de dos columnas usando `ft.ResponsiveRow`, mostrando puntos totales, rango calculado mediante `obtener_info_rango()`, etapa y nivel actuales, racha de días consecutivos, vidas disponibles con indicador visual, y fecha de último acceso formateada.</w:t>
       </w:r>
     </w:p>
     <w:p>
       <w:pPr>
         <w:pStyle w:val="Tesis"/>
         <w:spacing w:line="240" w:lineRule="auto"/>
+        <w:ind w:firstLine="0"/>
+        <w:jc w:val="center"/>
       </w:pPr>
       <w:r>
         <w:rPr>
           <w:noProof/>
         </w:rPr>
+        <w:lastRenderedPageBreak/>
         <w:drawing>
-          <wp:inline distT="0" distB="0" distL="0" distR="0" wp14:anchorId="25684AFB" wp14:editId="7244BFBA">
+          <wp:inline distT="0" distB="0" distL="0" distR="0" wp14:anchorId="49B29A27" wp14:editId="42648F55">
             <wp:extent cx="4320000" cy="3321349"/>
             <wp:effectExtent l="0" t="0" r="4445" b="0"/>
-            <wp:docPr id="751139353" name="Imagen 1"/>
+            <wp:docPr id="1189507107" name="Imagen 1"/>
             <wp:cNvGraphicFramePr>
               <a:graphicFrameLocks xmlns:a="http://schemas.openxmlformats.org/drawingml/2006/main" noChangeAspect="1"/>
             </wp:cNvGraphicFramePr>
@@ -5035,7 +4868,7 @@
               <a:graphicData uri="http://schemas.openxmlformats.org/drawingml/2006/picture">
                 <pic:pic xmlns:pic="http://schemas.openxmlformats.org/drawingml/2006/picture">
                   <pic:nvPicPr>
-                    <pic:cNvPr id="751139353" name=""/>
+                    <pic:cNvPr id="1189507107" name=""/>
                     <pic:cNvPicPr/>
                   </pic:nvPicPr>
                   <pic:blipFill>
@@ -5073,48 +4906,43 @@
           <w:b/>
           <w:bCs/>
         </w:rPr>
-        <w:t>CAPTURA N°</w:t>
-      </w:r>
-      <w:r>
-        <w:rPr>
-          <w:b/>
-          <w:bCs/>
-        </w:rPr>
-        <w:t>7</w:t>
-      </w:r>
-      <w:r>
-        <w:rPr>
-          <w:b/>
-          <w:bCs/>
-        </w:rPr>
-        <w:t>. CÓDIGO DE “</w:t>
-      </w:r>
-      <w:r>
-        <w:rPr>
-          <w:b/>
-          <w:bCs/>
-        </w:rPr>
-        <w:t>men</w:t>
-      </w:r>
-      <w:r>
-        <w:rPr>
-          <w:b/>
-          <w:bCs/>
-        </w:rPr>
-        <w:t>u_</w:t>
-      </w:r>
-      <w:r>
-        <w:rPr>
-          <w:b/>
-          <w:bCs/>
-        </w:rPr>
-        <w:t>vista</w:t>
-      </w:r>
-      <w:r>
-        <w:rPr>
-          <w:b/>
-          <w:bCs/>
-        </w:rPr>
+        <w:t>FIGURA</w:t>
+      </w:r>
+      <w:r>
+        <w:rPr>
+          <w:b/>
+          <w:bCs/>
+        </w:rPr>
+        <w:t xml:space="preserve"> </w:t>
+      </w:r>
+      <w:r>
+        <w:rPr>
+          <w:b/>
+          <w:bCs/>
+        </w:rPr>
+        <w:t>N°</w:t>
+      </w:r>
+      <w:r>
+        <w:rPr>
+          <w:b/>
+          <w:bCs/>
+        </w:rPr>
+        <w:t>9</w:t>
+      </w:r>
+      <w:r>
+        <w:rPr>
+          <w:b/>
+          <w:bCs/>
+        </w:rPr>
+        <w:t xml:space="preserve">. </w:t>
+      </w:r>
+      <w:r>
+        <w:t>CÓDIGO DE “perfil</w:t>
+      </w:r>
+      <w:r>
+        <w:t>_vista</w:t>
+      </w:r>
+      <w:r>
         <w:t>.py”</w:t>
       </w:r>
     </w:p>
@@ -5130,12 +4958,17 @@
         <w:t>Fuente:</w:t>
       </w:r>
       <w:r>
-        <w:t xml:space="preserve"> Araujo, Montiel y Acurero (2025)</w:t>
-      </w:r>
-    </w:p>
-    <w:p>
-      <w:pPr>
+        <w:t xml:space="preserve"> Acurero, Araujo, Montiel (2025)</w:t>
+      </w:r>
+    </w:p>
+    <w:p>
+      <w:pPr>
+        <w:pStyle w:val="Tesis"/>
+        <w:ind w:firstLine="0"/>
         <w:jc w:val="center"/>
+        <w:rPr>
+          <w:lang w:val="es-ES_tradnl"/>
+        </w:rPr>
       </w:pPr>
     </w:p>
     <w:p>
@@ -5143,193 +4976,122 @@
         <w:pStyle w:val="Tesis"/>
       </w:pPr>
       <w:r>
-        <w:t>Dentro del código del software, el archivo denominado ‘nivel_vista.py’ contenía posiblemente la lógica más compleja del sistema. La función ‘mostrar_nivel()’ recibía los datos del usuario y la etapa elegida, determinando el ejercicio a mostrar mediante una consulta SQL</w:t>
-      </w:r>
-      <w:r>
+        <w:t xml:space="preserve">El archivo `biblioteca_vista.py` proporcionó </w:t>
+      </w:r>
+      <w:r>
+        <w:t xml:space="preserve">un módulo </w:t>
+      </w:r>
+      <w:r>
+        <w:t>con contenido educativo estático organizado por etapas. Utilizaba `ft.ExpansionTile` para crear secciones colapsables que el usuario podía expandir para leer teoría matemática sin consumir vidas ni afectar su progreso. Cada etapa contenía explicaciones sobre los conceptos que luego se practicaban en los ejercicios, sirviendo como referencia consultable durante el aprendizaje.</w:t>
+      </w:r>
+    </w:p>
+    <w:p>
+      <w:pPr>
+        <w:pStyle w:val="Tesis"/>
+      </w:pPr>
+    </w:p>
+    <w:p>
+      <w:pPr>
+        <w:pStyle w:val="Tesis"/>
+        <w:ind w:firstLine="0"/>
+      </w:pPr>
+      <w:r>
+        <w:rPr>
+          <w:b/>
+          <w:bCs/>
+        </w:rPr>
+        <w:t>AQUÍ SE PONE UNA IMAGEN</w:t>
+      </w:r>
+    </w:p>
+    <w:p>
+      <w:pPr>
+        <w:pStyle w:val="Tesis"/>
+        <w:rPr>
+          <w:lang w:val="es-ES_tradnl"/>
+        </w:rPr>
+      </w:pPr>
+      <w:r>
+        <w:t>Se desarrollaron las interacciones y conexiones entre la interfaz de usuario y la base de datos diseñados en la fase anterior, prácticamente t</w:t>
+      </w:r>
+      <w:r>
+        <w:t>raduciendo del diseño al código</w:t>
+      </w:r>
+      <w:r>
+        <w:t xml:space="preserve"> del programa para lo cual se utilizó </w:t>
+      </w:r>
+      <w:r>
+        <w:t xml:space="preserve">Flet, el </w:t>
+      </w:r>
+      <w:r>
+        <w:lastRenderedPageBreak/>
+        <w:t>cual es un frame</w:t>
+      </w:r>
+      <w:r>
+        <w:t xml:space="preserve">work </w:t>
+      </w:r>
+      <w:r>
+        <w:rPr>
+          <w:lang w:val="es-ES_tradnl"/>
+        </w:rPr>
+        <w:t xml:space="preserve">de Python que permite crear aplicaciones </w:t>
+      </w:r>
+      <w:r>
+        <w:rPr>
+          <w:lang w:val="es-ES_tradnl"/>
+        </w:rPr>
+        <w:t>visualmente atractivas</w:t>
+      </w:r>
+      <w:r>
+        <w:rPr>
+          <w:lang w:val="es-ES_tradnl"/>
+        </w:rPr>
+        <w:t xml:space="preserve"> utilizando únicamente código Python, sin necesidad de conocimientos en HTML, CSS o JavaScrip</w:t>
+      </w:r>
+      <w:r>
+        <w:rPr>
+          <w:lang w:val="es-ES_tradnl"/>
+        </w:rPr>
+        <w:t>t</w:t>
+      </w:r>
+      <w:r>
+        <w:rPr>
+          <w:lang w:val="es-ES_tradnl"/>
+        </w:rPr>
         <w:t xml:space="preserve">. </w:t>
       </w:r>
       <w:r>
-        <w:t xml:space="preserve">Para ejercicios de selección múltiple, generaba cuatro botones etiquetados A-D usando un diccionario de opciones y el método `items()`. </w:t>
+        <w:rPr>
+          <w:lang w:val="es-ES_tradnl"/>
+        </w:rPr>
+        <w:t xml:space="preserve">A continuación, se presentan las pantallas principales de la aplicación </w:t>
+      </w:r>
+      <w:r>
+        <w:rPr>
+          <w:lang w:val="es-ES_tradnl"/>
+        </w:rPr>
+        <w:t xml:space="preserve">educativa </w:t>
+      </w:r>
+      <w:r>
+        <w:rPr>
+          <w:lang w:val="es-ES_tradnl"/>
+        </w:rPr>
+        <w:t>con las cuales el usuario interactuará</w:t>
+      </w:r>
+      <w:r>
+        <w:rPr>
+          <w:lang w:val="es-ES_tradnl"/>
+        </w:rPr>
+        <w:t>.</w:t>
       </w:r>
     </w:p>
     <w:p>
       <w:pPr>
         <w:pStyle w:val="Tesis"/>
-      </w:pPr>
-      <w:r>
-        <w:lastRenderedPageBreak/>
-        <w:t>Cada botón tenía su propio handler `verificar_respuesta()` que comparaba la letra seleccionada contra `respuesta_correcta`. Para verdadero/falso, mostraba solo dos botones con texto literal. Para completación, creaba un `TextField` donde el usuario escribía libremente, aplicando normalización de `lower().strip().replace(" ", "")` antes de comparar contra la respuesta almacenada.</w:t>
-      </w:r>
-    </w:p>
-    <w:p>
-      <w:pPr>
-        <w:pStyle w:val="Tesis"/>
-      </w:pPr>
-      <w:r>
-        <w:t xml:space="preserve">Los ejercicios de conexión requerían </w:t>
-      </w:r>
-      <w:r>
-        <w:t xml:space="preserve">una </w:t>
-      </w:r>
-      <w:r>
-        <w:t>lógica especial: parseaban el formato "A|B" de las opciones dividiendo por pipe, mantenían estado de selección mediante variables externas, y verificaban pares cuando el usuario hacía dos selecciones consecutivas. El sistema de retroalimentación utilizaba `SnackBar` con colores verde para correcto y rojo para incorrecto, aplicando `page.update()` para refrescar inmediatamente.</w:t>
-      </w:r>
-    </w:p>
-    <w:p>
-      <w:pPr>
-        <w:jc w:val="center"/>
-      </w:pPr>
-      <w:r>
-        <w:rPr>
-          <w:noProof/>
-        </w:rPr>
-        <w:drawing>
-          <wp:inline distT="0" distB="0" distL="0" distR="0" wp14:anchorId="1EAB4A0D" wp14:editId="527F11E7">
-            <wp:extent cx="4320000" cy="3321349"/>
-            <wp:effectExtent l="0" t="0" r="4445" b="0"/>
-            <wp:docPr id="1541655969" name="Imagen 1"/>
-            <wp:cNvGraphicFramePr>
-              <a:graphicFrameLocks xmlns:a="http://schemas.openxmlformats.org/drawingml/2006/main" noChangeAspect="1"/>
-            </wp:cNvGraphicFramePr>
-            <a:graphic xmlns:a="http://schemas.openxmlformats.org/drawingml/2006/main">
-              <a:graphicData uri="http://schemas.openxmlformats.org/drawingml/2006/picture">
-                <pic:pic xmlns:pic="http://schemas.openxmlformats.org/drawingml/2006/picture">
-                  <pic:nvPicPr>
-                    <pic:cNvPr id="1541655969" name=""/>
-                    <pic:cNvPicPr/>
-                  </pic:nvPicPr>
-                  <pic:blipFill>
-                    <a:blip r:embed="rId36"/>
-                    <a:stretch>
-                      <a:fillRect/>
-                    </a:stretch>
-                  </pic:blipFill>
-                  <pic:spPr>
-                    <a:xfrm>
-                      <a:off x="0" y="0"/>
-                      <a:ext cx="4320000" cy="3321349"/>
-                    </a:xfrm>
-                    <a:prstGeom prst="rect">
-                      <a:avLst/>
-                    </a:prstGeom>
-                  </pic:spPr>
-                </pic:pic>
-              </a:graphicData>
-            </a:graphic>
-          </wp:inline>
-        </w:drawing>
-      </w:r>
-    </w:p>
-    <w:p>
-      <w:pPr>
-        <w:jc w:val="center"/>
-        <w:rPr>
-          <w:b/>
-          <w:bCs/>
-        </w:rPr>
-      </w:pPr>
-      <w:r>
-        <w:rPr>
-          <w:b/>
-          <w:bCs/>
-        </w:rPr>
-        <w:t>CAPTURA N°</w:t>
-      </w:r>
-      <w:r>
-        <w:rPr>
-          <w:b/>
-          <w:bCs/>
-        </w:rPr>
-        <w:t>8</w:t>
-      </w:r>
-      <w:r>
-        <w:rPr>
-          <w:b/>
-          <w:bCs/>
-        </w:rPr>
-        <w:t>. CÓDIGO DE “</w:t>
-      </w:r>
-      <w:r>
-        <w:rPr>
-          <w:b/>
-          <w:bCs/>
-        </w:rPr>
-        <w:t>nivel</w:t>
-      </w:r>
-      <w:r>
-        <w:rPr>
-          <w:b/>
-          <w:bCs/>
-        </w:rPr>
-        <w:t>_</w:t>
-      </w:r>
-      <w:r>
-        <w:rPr>
-          <w:b/>
-          <w:bCs/>
-        </w:rPr>
-        <w:t>vista</w:t>
-      </w:r>
-      <w:r>
-        <w:rPr>
-          <w:b/>
-          <w:bCs/>
-        </w:rPr>
-        <w:t>.py”</w:t>
-      </w:r>
-    </w:p>
-    <w:p>
-      <w:pPr>
-        <w:jc w:val="center"/>
-      </w:pPr>
-      <w:r>
-        <w:rPr>
-          <w:b/>
-          <w:bCs/>
-        </w:rPr>
-        <w:t>Fuente:</w:t>
-      </w:r>
-      <w:r>
-        <w:t xml:space="preserve"> Araujo, Montiel y Acurero (2025)</w:t>
-      </w:r>
-    </w:p>
-    <w:p>
-      <w:pPr>
-        <w:pStyle w:val="Tesis"/>
-        <w:rPr>
-          <w:b/>
-          <w:bCs/>
-        </w:rPr>
-      </w:pPr>
-    </w:p>
-    <w:p>
-      <w:pPr>
-        <w:pStyle w:val="Tesis"/>
-      </w:pPr>
-      <w:r>
-        <w:t>Siguiendo con las otras vistas del programa, en el archivo ‘perfil_vista.py’</w:t>
-      </w:r>
-      <w:r>
-        <w:t xml:space="preserve"> se implement</w:t>
-      </w:r>
-      <w:r>
-        <w:t>ó</w:t>
-      </w:r>
-      <w:r>
-        <w:t xml:space="preserve"> la función ‘mostrar_perfil’ como un dashboard informativo, organizaba visualmente los da</w:t>
-      </w:r>
-      <w:r>
-        <w:t>to</w:t>
-      </w:r>
-      <w:r>
-        <w:t>s en tarjetas con sombras y bordes redondeados</w:t>
-      </w:r>
-      <w:r>
-        <w:t xml:space="preserve">, el avatar con un ícono y color personalizado usando ‘ft.Icon’ con el tamaño 64 y color dinámico desde ‘user_data’. </w:t>
-      </w:r>
-      <w:r>
-        <w:t>Las estadísticas se presentaban en grid de dos columnas usando `ft.ResponsiveRow`, mostrando puntos totales, rango calculado mediante `obtener_info_rango()`, etapa y nivel actuales, racha de días consecutivos, vidas disponibles con indicador visual, y fecha de último acceso formateada.</w:t>
-      </w:r>
+        <w:ind w:firstLine="0"/>
+        <w:rPr>
+          <w:lang w:val="es-ES_tradnl"/>
+        </w:rPr>
+      </w:pPr>
     </w:p>
     <w:p>
       <w:pPr>
@@ -5337,243 +5099,10 @@
         <w:spacing w:line="240" w:lineRule="auto"/>
         <w:ind w:firstLine="0"/>
         <w:jc w:val="center"/>
-      </w:pPr>
-      <w:r>
         <w:rPr>
           <w:noProof/>
-        </w:rPr>
-        <w:drawing>
-          <wp:inline distT="0" distB="0" distL="0" distR="0" wp14:anchorId="49B29A27" wp14:editId="42648F55">
-            <wp:extent cx="4320000" cy="3321349"/>
-            <wp:effectExtent l="0" t="0" r="4445" b="0"/>
-            <wp:docPr id="1189507107" name="Imagen 1"/>
-            <wp:cNvGraphicFramePr>
-              <a:graphicFrameLocks xmlns:a="http://schemas.openxmlformats.org/drawingml/2006/main" noChangeAspect="1"/>
-            </wp:cNvGraphicFramePr>
-            <a:graphic xmlns:a="http://schemas.openxmlformats.org/drawingml/2006/main">
-              <a:graphicData uri="http://schemas.openxmlformats.org/drawingml/2006/picture">
-                <pic:pic xmlns:pic="http://schemas.openxmlformats.org/drawingml/2006/picture">
-                  <pic:nvPicPr>
-                    <pic:cNvPr id="1189507107" name=""/>
-                    <pic:cNvPicPr/>
-                  </pic:nvPicPr>
-                  <pic:blipFill>
-                    <a:blip r:embed="rId37"/>
-                    <a:stretch>
-                      <a:fillRect/>
-                    </a:stretch>
-                  </pic:blipFill>
-                  <pic:spPr>
-                    <a:xfrm>
-                      <a:off x="0" y="0"/>
-                      <a:ext cx="4320000" cy="3321349"/>
-                    </a:xfrm>
-                    <a:prstGeom prst="rect">
-                      <a:avLst/>
-                    </a:prstGeom>
-                  </pic:spPr>
-                </pic:pic>
-              </a:graphicData>
-            </a:graphic>
-          </wp:inline>
-        </w:drawing>
-      </w:r>
-    </w:p>
-    <w:p>
-      <w:pPr>
-        <w:jc w:val="center"/>
-        <w:rPr>
-          <w:b/>
-          <w:bCs/>
-        </w:rPr>
-      </w:pPr>
-      <w:r>
-        <w:rPr>
-          <w:b/>
-          <w:bCs/>
-        </w:rPr>
-        <w:t>CAPTURA N°</w:t>
-      </w:r>
-      <w:r>
-        <w:rPr>
-          <w:b/>
-          <w:bCs/>
-        </w:rPr>
-        <w:t>9</w:t>
-      </w:r>
-      <w:r>
-        <w:rPr>
-          <w:b/>
-          <w:bCs/>
-        </w:rPr>
-        <w:t>. CÓDIGO DE “</w:t>
-      </w:r>
-      <w:r>
-        <w:rPr>
-          <w:b/>
-          <w:bCs/>
-        </w:rPr>
-        <w:t>perfil</w:t>
-      </w:r>
-      <w:r>
-        <w:rPr>
-          <w:b/>
-          <w:bCs/>
-        </w:rPr>
-        <w:t>_vista</w:t>
-      </w:r>
-      <w:r>
-        <w:rPr>
-          <w:b/>
-          <w:bCs/>
-        </w:rPr>
-        <w:t>.py”</w:t>
-      </w:r>
-    </w:p>
-    <w:p>
-      <w:pPr>
-        <w:jc w:val="center"/>
-      </w:pPr>
-      <w:r>
-        <w:rPr>
-          <w:b/>
-          <w:bCs/>
-        </w:rPr>
-        <w:t>Fuente:</w:t>
-      </w:r>
-      <w:r>
-        <w:t xml:space="preserve"> Araujo, Montiel y Acurero (2025)</w:t>
-      </w:r>
-    </w:p>
-    <w:p>
-      <w:pPr>
-        <w:pStyle w:val="Tesis"/>
-        <w:ind w:firstLine="0"/>
-        <w:jc w:val="center"/>
-        <w:rPr>
           <w:lang w:val="es-ES_tradnl"/>
-        </w:rPr>
-      </w:pPr>
-    </w:p>
-    <w:p>
-      <w:pPr>
-        <w:pStyle w:val="Tesis"/>
-      </w:pPr>
-      <w:r>
-        <w:t xml:space="preserve">El archivo `biblioteca_vista.py` proporcionó </w:t>
-      </w:r>
-      <w:r>
-        <w:t xml:space="preserve">un módulo </w:t>
-      </w:r>
-      <w:r>
-        <w:t xml:space="preserve">con contenido </w:t>
-      </w:r>
-      <w:r>
-        <w:lastRenderedPageBreak/>
-        <w:t>educativo estático organizado por etapas. Utilizaba `ft.ExpansionTile` para crear secciones colapsables que el usuario podía expandir para leer teoría matemática sin consumir vidas ni afectar su progreso. Cada etapa contenía explicaciones sobre los conceptos que luego se practicaban en los ejercicios, sirviendo como referencia consultable durante el aprendizaje.</w:t>
-      </w:r>
-    </w:p>
-    <w:p>
-      <w:pPr>
-        <w:pStyle w:val="Tesis"/>
-      </w:pPr>
-    </w:p>
-    <w:p>
-      <w:pPr>
-        <w:pStyle w:val="Tesis"/>
-        <w:ind w:firstLine="0"/>
-      </w:pPr>
-      <w:r>
-        <w:rPr>
-          <w:b/>
-          <w:bCs/>
-        </w:rPr>
-        <w:t>AQUÍ SE PONE UNA IMAGEN</w:t>
-      </w:r>
-    </w:p>
-    <w:p>
-      <w:pPr>
-        <w:pStyle w:val="Tesis"/>
-        <w:rPr>
-          <w:lang w:val="es-ES_tradnl"/>
-        </w:rPr>
-      </w:pPr>
-      <w:r>
-        <w:t>Se desarrollaron las interacciones y conexiones entre la interfaz de usuario y la base de datos diseñados en la fase anterior, prácticamente t</w:t>
-      </w:r>
-      <w:r>
-        <w:t>raduciendo del diseño al código</w:t>
-      </w:r>
-      <w:r>
-        <w:t xml:space="preserve"> del programa para lo cual se utilizó </w:t>
-      </w:r>
-      <w:r>
-        <w:t>Flet, el cual es un frame</w:t>
-      </w:r>
-      <w:r>
-        <w:t xml:space="preserve">work </w:t>
-      </w:r>
-      <w:r>
-        <w:rPr>
-          <w:lang w:val="es-ES_tradnl"/>
-        </w:rPr>
-        <w:t xml:space="preserve">de Python que permite crear aplicaciones </w:t>
-      </w:r>
-      <w:r>
-        <w:rPr>
-          <w:lang w:val="es-ES_tradnl"/>
-        </w:rPr>
-        <w:t>visualmente atractivas</w:t>
-      </w:r>
-      <w:r>
-        <w:rPr>
-          <w:lang w:val="es-ES_tradnl"/>
-        </w:rPr>
-        <w:t xml:space="preserve"> utilizando únicamente código Python, sin necesidad de conocimientos en HTML, CSS o JavaScrip</w:t>
-      </w:r>
-      <w:r>
-        <w:rPr>
-          <w:lang w:val="es-ES_tradnl"/>
-        </w:rPr>
-        <w:t>t</w:t>
-      </w:r>
-      <w:r>
-        <w:rPr>
-          <w:lang w:val="es-ES_tradnl"/>
-        </w:rPr>
-        <w:t xml:space="preserve">. </w:t>
-      </w:r>
-      <w:r>
-        <w:rPr>
-          <w:lang w:val="es-ES_tradnl"/>
-        </w:rPr>
-        <w:t xml:space="preserve">A continuación, se presentan las pantallas principales de la aplicación </w:t>
-      </w:r>
-      <w:r>
-        <w:rPr>
-          <w:lang w:val="es-ES_tradnl"/>
-        </w:rPr>
-        <w:t xml:space="preserve">educativa </w:t>
-      </w:r>
-      <w:r>
-        <w:rPr>
-          <w:lang w:val="es-ES_tradnl"/>
-        </w:rPr>
-        <w:t>con las cuales el usuario interactuará</w:t>
-      </w:r>
-      <w:r>
-        <w:rPr>
-          <w:lang w:val="es-ES_tradnl"/>
-        </w:rPr>
-        <w:t>.</w:t>
-      </w:r>
-    </w:p>
-    <w:p>
-      <w:pPr>
-        <w:pStyle w:val="Tesis"/>
-        <w:ind w:firstLine="0"/>
-        <w:rPr>
-          <w:lang w:val="es-ES_tradnl"/>
+          <w14:ligatures w14:val="standardContextual"/>
         </w:rPr>
       </w:pPr>
     </w:p>
@@ -5584,31 +5113,17 @@
         <w:ind w:firstLine="0"/>
         <w:jc w:val="center"/>
         <w:rPr>
+          <w:lang w:val="es-ES_tradnl"/>
+        </w:rPr>
+      </w:pPr>
+      <w:r>
+        <w:rPr>
           <w:noProof/>
           <w:lang w:val="es-ES_tradnl"/>
           <w14:ligatures w14:val="standardContextual"/>
         </w:rPr>
-      </w:pPr>
-    </w:p>
-    <w:p>
-      <w:pPr>
-        <w:pStyle w:val="Tesis"/>
-        <w:spacing w:line="240" w:lineRule="auto"/>
-        <w:ind w:firstLine="0"/>
-        <w:jc w:val="center"/>
-        <w:rPr>
-          <w:lang w:val="es-ES_tradnl"/>
-        </w:rPr>
-      </w:pPr>
-      <w:r>
-        <w:rPr>
-          <w:noProof/>
-          <w:lang w:val="es-ES_tradnl"/>
-          <w14:ligatures w14:val="standardContextual"/>
-        </w:rPr>
-        <w:lastRenderedPageBreak/>
         <w:drawing>
-          <wp:inline distT="0" distB="0" distL="0" distR="0" wp14:anchorId="43359052" wp14:editId="29BD3EBE">
+          <wp:inline distT="0" distB="0" distL="0" distR="0" wp14:anchorId="43359052" wp14:editId="7CD71BC1">
             <wp:extent cx="4318635" cy="2258437"/>
             <wp:effectExtent l="0" t="0" r="5715" b="8890"/>
             <wp:docPr id="1785749341" name="Imagen 3"/>
@@ -5623,7 +5138,7 @@
                     <pic:cNvPicPr/>
                   </pic:nvPicPr>
                   <pic:blipFill rotWithShape="1">
-                    <a:blip r:embed="rId38" cstate="print">
+                    <a:blip r:embed="rId36" cstate="print">
                       <a:extLst>
                         <a:ext uri="{28A0092B-C50C-407E-A947-70E740481C1C}">
                           <a14:useLocalDpi xmlns:a14="http://schemas.microsoft.com/office/drawing/2010/main" val="0"/>
@@ -5675,7 +5190,24 @@
           <w:b/>
           <w:bCs/>
         </w:rPr>
-        <w:t>FIGURA N°1. Pantalla de Inicio</w:t>
+        <w:t>FIGURA N°1</w:t>
+      </w:r>
+      <w:r>
+        <w:rPr>
+          <w:b/>
+          <w:bCs/>
+        </w:rPr>
+        <w:t>1</w:t>
+      </w:r>
+      <w:r>
+        <w:rPr>
+          <w:b/>
+          <w:bCs/>
+        </w:rPr>
+        <w:t xml:space="preserve">. </w:t>
+      </w:r>
+      <w:r>
+        <w:t>Pantalla de Inicio</w:t>
       </w:r>
     </w:p>
     <w:p>
@@ -5722,6 +5254,7 @@
           <w:noProof/>
           <w14:ligatures w14:val="standardContextual"/>
         </w:rPr>
+        <w:lastRenderedPageBreak/>
         <w:drawing>
           <wp:inline distT="0" distB="0" distL="0" distR="0" wp14:anchorId="1143148B" wp14:editId="64FCD255">
             <wp:extent cx="4320000" cy="2276828"/>
@@ -5738,7 +5271,7 @@
                     <pic:cNvPicPr/>
                   </pic:nvPicPr>
                   <pic:blipFill rotWithShape="1">
-                    <a:blip r:embed="rId39" cstate="print">
+                    <a:blip r:embed="rId37" cstate="print">
                       <a:extLst>
                         <a:ext uri="{28A0092B-C50C-407E-A947-70E740481C1C}">
                           <a14:useLocalDpi xmlns:a14="http://schemas.microsoft.com/office/drawing/2010/main" val="0"/>
@@ -5775,7 +5308,7 @@
     <w:p>
       <w:pPr>
         <w:pStyle w:val="Tesis"/>
-        <w:spacing w:line="360" w:lineRule="auto"/>
+        <w:spacing w:line="240" w:lineRule="auto"/>
         <w:jc w:val="center"/>
         <w:rPr>
           <w:b/>
@@ -5787,8 +5320,53 @@
           <w:b/>
           <w:bCs/>
         </w:rPr>
-        <w:t>FIGURA N°2. Usuarios Registrados</w:t>
-      </w:r>
+        <w:t>FIGURA N°</w:t>
+      </w:r>
+      <w:r>
+        <w:rPr>
+          <w:b/>
+          <w:bCs/>
+        </w:rPr>
+        <w:t>1</w:t>
+      </w:r>
+      <w:r>
+        <w:rPr>
+          <w:b/>
+          <w:bCs/>
+        </w:rPr>
+        <w:t>2</w:t>
+      </w:r>
+      <w:r>
+        <w:t>. Usuarios Registrados</w:t>
+      </w:r>
+    </w:p>
+    <w:p>
+      <w:pPr>
+        <w:pStyle w:val="Tesis"/>
+        <w:spacing w:line="240" w:lineRule="auto"/>
+        <w:jc w:val="center"/>
+      </w:pPr>
+      <w:r>
+        <w:rPr>
+          <w:b/>
+          <w:bCs/>
+        </w:rPr>
+        <w:t>Fuente:</w:t>
+      </w:r>
+      <w:r>
+        <w:t xml:space="preserve"> Acurero, Araujo, Montiel (2025)</w:t>
+      </w:r>
+    </w:p>
+    <w:p>
+      <w:pPr>
+        <w:pStyle w:val="Tesis"/>
+        <w:spacing w:line="240" w:lineRule="auto"/>
+        <w:jc w:val="center"/>
+        <w:rPr>
+          <w:b/>
+          <w:bCs/>
+        </w:rPr>
+      </w:pPr>
     </w:p>
     <w:p>
       <w:pPr>
@@ -5817,7 +5395,6 @@
           <w:lang w:val="es-ES_tradnl"/>
           <w14:ligatures w14:val="standardContextual"/>
         </w:rPr>
-        <w:lastRenderedPageBreak/>
         <w:drawing>
           <wp:inline distT="0" distB="0" distL="0" distR="0" wp14:anchorId="28C28851" wp14:editId="7C8DBF9D">
             <wp:extent cx="4320000" cy="2259371"/>
@@ -5834,7 +5411,7 @@
                     <pic:cNvPicPr/>
                   </pic:nvPicPr>
                   <pic:blipFill>
-                    <a:blip r:embed="rId40" cstate="print">
+                    <a:blip r:embed="rId38" cstate="print">
                       <a:extLst>
                         <a:ext uri="{28A0092B-C50C-407E-A947-70E740481C1C}">
                           <a14:useLocalDpi xmlns:a14="http://schemas.microsoft.com/office/drawing/2010/main" val="0"/>
@@ -5893,6 +5470,13 @@
           <w:b/>
           <w:bCs/>
         </w:rPr>
+        <w:t>1</w:t>
+      </w:r>
+      <w:r>
+        <w:rPr>
+          <w:b/>
+          <w:bCs/>
+        </w:rPr>
         <w:t>3</w:t>
       </w:r>
       <w:r>
@@ -5900,7 +5484,10 @@
           <w:b/>
           <w:bCs/>
         </w:rPr>
-        <w:t>. Login</w:t>
+        <w:t xml:space="preserve">. </w:t>
+      </w:r>
+      <w:r>
+        <w:t>Login</w:t>
       </w:r>
     </w:p>
     <w:p>
@@ -5917,7 +5504,7 @@
         <w:t>Fuente:</w:t>
       </w:r>
       <w:r>
-        <w:t xml:space="preserve"> Araujo, Montiel y Acurero (2025)</w:t>
+        <w:t xml:space="preserve"> Acurero, Araujo, Montiel (2025)</w:t>
       </w:r>
     </w:p>
     <w:p>
@@ -5987,7 +5574,7 @@
                     <pic:cNvPicPr/>
                   </pic:nvPicPr>
                   <pic:blipFill rotWithShape="1">
-                    <a:blip r:embed="rId41" cstate="print">
+                    <a:blip r:embed="rId39" cstate="print">
                       <a:extLst>
                         <a:ext uri="{28A0092B-C50C-407E-A947-70E740481C1C}">
                           <a14:useLocalDpi xmlns:a14="http://schemas.microsoft.com/office/drawing/2010/main" val="0"/>
@@ -6046,6 +5633,13 @@
           <w:b/>
           <w:bCs/>
         </w:rPr>
+        <w:t>1</w:t>
+      </w:r>
+      <w:r>
+        <w:rPr>
+          <w:b/>
+          <w:bCs/>
+        </w:rPr>
         <w:t>4</w:t>
       </w:r>
       <w:r>
@@ -6053,7 +5647,10 @@
           <w:b/>
           <w:bCs/>
         </w:rPr>
-        <w:t>. Pantalla de Registro</w:t>
+        <w:t xml:space="preserve">. </w:t>
+      </w:r>
+      <w:r>
+        <w:t>Pantalla de Registro</w:t>
       </w:r>
     </w:p>
     <w:p>
@@ -6070,7 +5667,7 @@
         <w:t>Fuente:</w:t>
       </w:r>
       <w:r>
-        <w:t xml:space="preserve"> Araujo, Montiel y Acurero (2025)</w:t>
+        <w:t xml:space="preserve"> Acurero, Araujo, Montiel (2025)</w:t>
       </w:r>
     </w:p>
     <w:p>
@@ -6090,11 +5687,7 @@
         <w:t>á</w:t>
       </w:r>
       <w:r>
-        <w:t xml:space="preserve"> la pantalla de registro de usuario, en donde se pide </w:t>
-      </w:r>
-      <w:r>
-        <w:lastRenderedPageBreak/>
-        <w:t>al usuario ingresar sus datos, incluyendo el correo electrónico, un nombre de usuario y la contraseña, una vez finalizado el registro de usuario el programa te redirige a la pantalla del login.</w:t>
+        <w:t xml:space="preserve"> la pantalla de registro de usuario, en donde se pide al usuario ingresar sus datos, incluyendo el correo electrónico, un nombre de usuario y la contraseña, una vez finalizado el registro de usuario el programa te redirige a la pantalla del login.</w:t>
       </w:r>
     </w:p>
     <w:p>
@@ -6142,7 +5735,7 @@
                     <pic:cNvPicPr/>
                   </pic:nvPicPr>
                   <pic:blipFill rotWithShape="1">
-                    <a:blip r:embed="rId42" cstate="print">
+                    <a:blip r:embed="rId40" cstate="print">
                       <a:extLst>
                         <a:ext uri="{28A0092B-C50C-407E-A947-70E740481C1C}">
                           <a14:useLocalDpi xmlns:a14="http://schemas.microsoft.com/office/drawing/2010/main" val="0"/>
@@ -6201,6 +5794,13 @@
           <w:b/>
           <w:bCs/>
         </w:rPr>
+        <w:t>1</w:t>
+      </w:r>
+      <w:r>
+        <w:rPr>
+          <w:b/>
+          <w:bCs/>
+        </w:rPr>
         <w:t>5</w:t>
       </w:r>
       <w:r>
@@ -6208,7 +5808,10 @@
           <w:b/>
           <w:bCs/>
         </w:rPr>
-        <w:t>. Pantalla Principal</w:t>
+        <w:t xml:space="preserve">. </w:t>
+      </w:r>
+      <w:r>
+        <w:t>Pantalla Principal</w:t>
       </w:r>
     </w:p>
     <w:p>
@@ -6225,7 +5828,7 @@
         <w:t>Fuente:</w:t>
       </w:r>
       <w:r>
-        <w:t xml:space="preserve"> Araujo, Montiel y Acurero (2025)</w:t>
+        <w:t xml:space="preserve"> Acurero, Araujo, Montiel (2025)</w:t>
       </w:r>
     </w:p>
     <w:p>
@@ -6239,6 +5842,7 @@
         <w:t xml:space="preserve">de la izquierda </w:t>
       </w:r>
       <w:r>
+        <w:lastRenderedPageBreak/>
         <w:t xml:space="preserve">con las opciones de la aplicación incluyendo la opción de cerrar </w:t>
       </w:r>
       <w:r>
@@ -6279,7 +5883,6 @@
           <w:lang w:val="es-ES_tradnl"/>
           <w14:ligatures w14:val="standardContextual"/>
         </w:rPr>
-        <w:lastRenderedPageBreak/>
         <w:drawing>
           <wp:inline distT="0" distB="0" distL="0" distR="0" wp14:anchorId="5E078E8D" wp14:editId="27D0068A">
             <wp:extent cx="4319270" cy="2250440"/>
@@ -6296,7 +5899,7 @@
                     <pic:cNvPicPr/>
                   </pic:nvPicPr>
                   <pic:blipFill rotWithShape="1">
-                    <a:blip r:embed="rId43" cstate="print">
+                    <a:blip r:embed="rId41" cstate="print">
                       <a:extLst>
                         <a:ext uri="{28A0092B-C50C-407E-A947-70E740481C1C}">
                           <a14:useLocalDpi xmlns:a14="http://schemas.microsoft.com/office/drawing/2010/main" val="0"/>
@@ -6355,6 +5958,13 @@
           <w:b/>
           <w:bCs/>
         </w:rPr>
+        <w:t>1</w:t>
+      </w:r>
+      <w:r>
+        <w:rPr>
+          <w:b/>
+          <w:bCs/>
+        </w:rPr>
         <w:t>6</w:t>
       </w:r>
       <w:r>
@@ -6362,13 +5972,12 @@
           <w:b/>
           <w:bCs/>
         </w:rPr>
-        <w:t xml:space="preserve">. Pantalla de </w:t>
-      </w:r>
-      <w:r>
-        <w:rPr>
-          <w:b/>
-          <w:bCs/>
-        </w:rPr>
+        <w:t xml:space="preserve">. </w:t>
+      </w:r>
+      <w:r>
+        <w:t xml:space="preserve">Pantalla de </w:t>
+      </w:r>
+      <w:r>
         <w:t>Perfil</w:t>
       </w:r>
     </w:p>
@@ -6391,7 +6000,7 @@
         <w:t>Fuente:</w:t>
       </w:r>
       <w:r>
-        <w:t xml:space="preserve"> Araujo, Montiel y Acurero (2025)</w:t>
+        <w:t xml:space="preserve"> Acurero, Araujo, Montiel (2025)</w:t>
       </w:r>
     </w:p>
     <w:p>
@@ -6431,6 +6040,7 @@
           <w:lang w:val="es-ES_tradnl"/>
           <w14:ligatures w14:val="standardContextual"/>
         </w:rPr>
+        <w:lastRenderedPageBreak/>
         <w:drawing>
           <wp:inline distT="0" distB="0" distL="0" distR="0" wp14:anchorId="097FDEBC" wp14:editId="1333A5D5">
             <wp:extent cx="4320000" cy="2260982"/>
@@ -6447,7 +6057,7 @@
                     <pic:cNvPicPr/>
                   </pic:nvPicPr>
                   <pic:blipFill>
-                    <a:blip r:embed="rId44" cstate="print">
+                    <a:blip r:embed="rId42" cstate="print">
                       <a:extLst>
                         <a:ext uri="{28A0092B-C50C-407E-A947-70E740481C1C}">
                           <a14:useLocalDpi xmlns:a14="http://schemas.microsoft.com/office/drawing/2010/main" val="0"/>
@@ -6506,6 +6116,13 @@
           <w:b/>
           <w:bCs/>
         </w:rPr>
+        <w:t>1</w:t>
+      </w:r>
+      <w:r>
+        <w:rPr>
+          <w:b/>
+          <w:bCs/>
+        </w:rPr>
         <w:t>7</w:t>
       </w:r>
       <w:r>
@@ -6513,7 +6130,10 @@
           <w:b/>
           <w:bCs/>
         </w:rPr>
-        <w:t>. Pantalla de Etapas</w:t>
+        <w:t xml:space="preserve">. </w:t>
+      </w:r>
+      <w:r>
+        <w:t>Pantalla de Etapas</w:t>
       </w:r>
     </w:p>
     <w:p>
@@ -6531,7 +6151,7 @@
         <w:t>Fuente:</w:t>
       </w:r>
       <w:r>
-        <w:t xml:space="preserve"> Araujo, Montiel y Acurero (2025)</w:t>
+        <w:t xml:space="preserve"> Acurero, Araujo, Montiel (2025)</w:t>
       </w:r>
     </w:p>
     <w:p>
@@ -6545,7 +6165,10 @@
         <w:t>7</w:t>
       </w:r>
       <w:r>
-        <w:t>, se visualizan todas las etapas que posee la aplicación, indicando el orden en el que se van desbloqueando y los temas matemáticos que abarcan, al elegir una etapa, el usuario es redirigido a la pantalla de la etapa mostrando los niveles de esa etapa.</w:t>
+        <w:t>, se visualizan todas las etapas que posee la aplicación, indicando el orden en el que se van desbloqueando y los temas matemáticos que abarcan, al elegir una etapa, el usuario es redirigido a la pantalla de la etapa mostrando los niveles de esa etapa</w:t>
+      </w:r>
+      <w:r>
+        <w:t>.</w:t>
       </w:r>
     </w:p>
     <w:p>
@@ -6585,7 +6208,7 @@
                     <pic:cNvPicPr/>
                   </pic:nvPicPr>
                   <pic:blipFill rotWithShape="1">
-                    <a:blip r:embed="rId45" cstate="print">
+                    <a:blip r:embed="rId43" cstate="print">
                       <a:extLst>
                         <a:ext uri="{28A0092B-C50C-407E-A947-70E740481C1C}">
                           <a14:useLocalDpi xmlns:a14="http://schemas.microsoft.com/office/drawing/2010/main" val="0"/>
@@ -6644,6 +6267,13 @@
           <w:b/>
           <w:bCs/>
         </w:rPr>
+        <w:t>1</w:t>
+      </w:r>
+      <w:r>
+        <w:rPr>
+          <w:b/>
+          <w:bCs/>
+        </w:rPr>
         <w:t>8</w:t>
       </w:r>
       <w:r>
@@ -6651,7 +6281,10 @@
           <w:b/>
           <w:bCs/>
         </w:rPr>
-        <w:t>. Pantalla de Biblioteca</w:t>
+        <w:t xml:space="preserve">. </w:t>
+      </w:r>
+      <w:r>
+        <w:t>Pantalla de Biblioteca</w:t>
       </w:r>
     </w:p>
     <w:p>
@@ -6671,7 +6304,7 @@
         <w:t>Fuente:</w:t>
       </w:r>
       <w:r>
-        <w:t xml:space="preserve"> Araujo, Montiel y Acurero (2025)</w:t>
+        <w:t xml:space="preserve"> Acurero, Araujo, Montiel (2025)</w:t>
       </w:r>
     </w:p>
     <w:p>
@@ -6679,7 +6312,11 @@
         <w:pStyle w:val="Tesis"/>
       </w:pPr>
       <w:r>
-        <w:t>La pantalla de biblioteca consiste en múltiples pestañas que contienen información sobre los temas que se abarcan en las todas las etapas de aplicación, funcionando como un refuerzo para aquellos usuarios que tengan problemas para entender conceptos que se tratan.</w:t>
+        <w:t xml:space="preserve">La pantalla de biblioteca consiste en múltiples pestañas que contienen información sobre los temas que se abarcan en las todas las etapas de </w:t>
+      </w:r>
+      <w:r>
+        <w:lastRenderedPageBreak/>
+        <w:t>aplicación, funcionando como un refuerzo para aquellos usuarios que tengan problemas para entender conceptos que se tratan.</w:t>
       </w:r>
     </w:p>
     <w:p>
@@ -6719,7 +6356,7 @@
                     <pic:cNvPicPr/>
                   </pic:nvPicPr>
                   <pic:blipFill>
-                    <a:blip r:embed="rId46" cstate="print">
+                    <a:blip r:embed="rId44" cstate="print">
                       <a:extLst>
                         <a:ext uri="{28A0092B-C50C-407E-A947-70E740481C1C}">
                           <a14:useLocalDpi xmlns:a14="http://schemas.microsoft.com/office/drawing/2010/main" val="0"/>
@@ -6778,6 +6415,13 @@
           <w:b/>
           <w:bCs/>
         </w:rPr>
+        <w:t>1</w:t>
+      </w:r>
+      <w:r>
+        <w:rPr>
+          <w:b/>
+          <w:bCs/>
+        </w:rPr>
         <w:t>9</w:t>
       </w:r>
       <w:r>
@@ -6785,7 +6429,10 @@
           <w:b/>
           <w:bCs/>
         </w:rPr>
-        <w:t>. Pantalla de Personalización</w:t>
+        <w:t xml:space="preserve">. </w:t>
+      </w:r>
+      <w:r>
+        <w:t>Pantalla de Personalización</w:t>
       </w:r>
     </w:p>
     <w:p>
@@ -6802,7 +6449,7 @@
         <w:t>Fuente:</w:t>
       </w:r>
       <w:r>
-        <w:t xml:space="preserve"> Araujo, Montiel y Acurero (2025)</w:t>
+        <w:t xml:space="preserve"> Acurero, Araujo, Montiel (2025)</w:t>
       </w:r>
     </w:p>
     <w:p>
@@ -6810,11 +6457,7 @@
         <w:pStyle w:val="Tesis"/>
       </w:pPr>
       <w:r>
-        <w:t xml:space="preserve">El apartado de la personalización se muestran las opciones de icono </w:t>
-      </w:r>
-      <w:r>
-        <w:lastRenderedPageBreak/>
-        <w:t>que pueden usar los usuarios para personalizar su perfil</w:t>
+        <w:t>El apartado de la personalización se muestran las opciones de icono que pueden usar los usuarios para personalizar su perfil</w:t>
       </w:r>
       <w:r>
         <w:t>, los cuales se desbloquean al ir avanzando en la aplicación</w:t>
@@ -6868,7 +6511,7 @@
                     <pic:cNvPicPr/>
                   </pic:nvPicPr>
                   <pic:blipFill>
-                    <a:blip r:embed="rId47" cstate="print">
+                    <a:blip r:embed="rId45" cstate="print">
                       <a:extLst>
                         <a:ext uri="{28A0092B-C50C-407E-A947-70E740481C1C}">
                           <a14:useLocalDpi xmlns:a14="http://schemas.microsoft.com/office/drawing/2010/main" val="0"/>
@@ -6927,14 +6570,24 @@
           <w:b/>
           <w:bCs/>
         </w:rPr>
-        <w:t>10</w:t>
-      </w:r>
-      <w:r>
-        <w:rPr>
-          <w:b/>
-          <w:bCs/>
-        </w:rPr>
-        <w:t>. Pantalla de Logros</w:t>
+        <w:t>2</w:t>
+      </w:r>
+      <w:r>
+        <w:rPr>
+          <w:b/>
+          <w:bCs/>
+        </w:rPr>
+        <w:t>0</w:t>
+      </w:r>
+      <w:r>
+        <w:rPr>
+          <w:b/>
+          <w:bCs/>
+        </w:rPr>
+        <w:t xml:space="preserve">. </w:t>
+      </w:r>
+      <w:r>
+        <w:t>Pantalla de Logros</w:t>
       </w:r>
     </w:p>
     <w:p>
@@ -6951,7 +6604,7 @@
         <w:t>Fuente:</w:t>
       </w:r>
       <w:r>
-        <w:t xml:space="preserve"> Araujo, Montiel y Acurero (2025)</w:t>
+        <w:t xml:space="preserve"> Acurero, Araujo, Montiel (2025)</w:t>
       </w:r>
     </w:p>
     <w:p>
@@ -6959,6 +6612,7 @@
         <w:pStyle w:val="Tesis"/>
       </w:pPr>
       <w:r>
+        <w:lastRenderedPageBreak/>
         <w:t>En la última pantalla se localizan los logros que pueden desbloquear los usuarios por realizar ciertas acciones o alcanzar o superar etapas en específico, incluyendo el progreso que llevan en cada logro hasta completarlos.</w:t>
       </w:r>
     </w:p>
@@ -7012,11 +6666,7 @@
         <w:t>ll</w:t>
       </w:r>
       <w:r>
-        <w:t xml:space="preserve">an </w:t>
-      </w:r>
-      <w:r>
-        <w:lastRenderedPageBreak/>
-        <w:t xml:space="preserve">errores, fallas en el rendimiento </w:t>
+        <w:t xml:space="preserve">an errores, fallas en el rendimiento </w:t>
       </w:r>
       <w:r>
         <w:t xml:space="preserve">o </w:t>
@@ -7071,23 +6721,37 @@
           <w:b/>
           <w:bCs/>
         </w:rPr>
-        <w:t>CUADRO 4</w:t>
-      </w:r>
-    </w:p>
-    <w:p>
-      <w:pPr>
-        <w:jc w:val="center"/>
-        <w:rPr>
-          <w:b/>
-          <w:bCs/>
-        </w:rPr>
-      </w:pPr>
-      <w:r>
-        <w:rPr>
-          <w:b/>
-          <w:bCs/>
-        </w:rPr>
-        <w:t>CUADRO DE PRUEBAS</w:t>
+        <w:t xml:space="preserve">CUADRO </w:t>
+      </w:r>
+      <w:r>
+        <w:rPr>
+          <w:b/>
+          <w:bCs/>
+        </w:rPr>
+        <w:t>N°</w:t>
+      </w:r>
+      <w:r>
+        <w:rPr>
+          <w:b/>
+          <w:bCs/>
+        </w:rPr>
+        <w:t>4</w:t>
+      </w:r>
+      <w:r>
+        <w:rPr>
+          <w:b/>
+          <w:bCs/>
+        </w:rPr>
+        <w:t>.</w:t>
+      </w:r>
+      <w:r>
+        <w:t xml:space="preserve"> </w:t>
+      </w:r>
+      <w:r>
+        <w:t>C</w:t>
+      </w:r>
+      <w:r>
+        <w:t>UADRO DE PRUEBAS</w:t>
       </w:r>
     </w:p>
     <w:tbl>
@@ -7336,7 +7000,12 @@
               <w:ind w:firstLine="0"/>
             </w:pPr>
             <w:r>
-              <w:t>Errores en la interacción entre los módulos</w:t>
+              <w:lastRenderedPageBreak/>
+              <w:t xml:space="preserve">Errores en la interacción entre los </w:t>
+            </w:r>
+            <w:r>
+              <w:lastRenderedPageBreak/>
+              <w:t>módulos</w:t>
             </w:r>
           </w:p>
         </w:tc>
@@ -7354,6 +7023,7 @@
               <w:ind w:firstLine="0"/>
             </w:pPr>
             <w:r>
+              <w:lastRenderedPageBreak/>
               <w:t>Funcionalidad de los ejercicios</w:t>
             </w:r>
           </w:p>
@@ -7608,20 +7278,16 @@
           <w:b/>
           <w:bCs/>
         </w:rPr>
-        <w:t xml:space="preserve">Fuente: </w:t>
-      </w:r>
-      <w:r>
-        <w:t>Araujo, Montiel, Acurero (2025)</w:t>
+        <w:t>Fuente:</w:t>
+      </w:r>
+      <w:r>
+        <w:t xml:space="preserve"> Acurero, Araujo, Montiel (2025)</w:t>
       </w:r>
     </w:p>
     <w:p>
       <w:pPr>
         <w:pStyle w:val="Tesis"/>
         <w:ind w:firstLine="0"/>
-        <w:rPr>
-          <w:b/>
-          <w:bCs/>
-        </w:rPr>
       </w:pPr>
     </w:p>
     <w:p>
@@ -7638,7 +7304,6 @@
           <w:b/>
           <w:bCs/>
         </w:rPr>
-        <w:lastRenderedPageBreak/>
         <w:t xml:space="preserve">1.1.5. </w:t>
       </w:r>
       <w:r>
@@ -7647,6 +7312,17 @@
           <w:bCs/>
         </w:rPr>
         <w:t>FASE V: DESPLIEGUE</w:t>
+      </w:r>
+    </w:p>
+    <w:p>
+      <w:pPr>
+        <w:pStyle w:val="Tesis"/>
+      </w:pPr>
+      <w:r>
+        <w:t>Finalmente, como última etapa de del desarrollo del proyecto, se elaboró un manual de usuario, incluido en los anexos como ANEXO B, tiene como objetivo servir de guía a los usuarios durante el uso de la aplicación educativa.</w:t>
+      </w:r>
+      <w:r>
+        <w:t xml:space="preserve"> Proporcionando instrucciones claras sobre su navegación, funciones disponibles y que hacer en caso de que se pierda u olvide la contraseña. El manual busca facilitar la experiencia del usuario, como un apoyo adicional al contenido que esta presente en el sistema.</w:t>
       </w:r>
     </w:p>
     <w:p>
@@ -7666,7 +7342,7 @@
 </file>
 
 <file path=word/endnotes.xml><?xml version="1.0" encoding="utf-8"?>
-<w:endnotes xmlns:wpc="http://schemas.microsoft.com/office/word/2010/wordprocessingCanvas" xmlns:cx="http://schemas.microsoft.com/office/drawing/2014/chartex" xmlns:cx1="http://schemas.microsoft.com/office/drawing/2015/9/8/chartex" xmlns:cx2="http://schemas.microsoft.com/office/drawing/2015/10/21/chartex" xmlns:cx3="http://schemas.microsoft.com/office/drawing/2016/5/9/chartex" xmlns:cx4="http://schemas.microsoft.com/office/drawing/2016/5/10/chartex" xmlns:cx5="http://schemas.microsoft.com/office/drawing/2016/5/11/chartex" xmlns:cx6="http://schemas.microsoft.com/office/drawing/2016/5/12/chartex" xmlns:cx7="http://schemas.microsoft.com/office/drawing/2016/5/13/chartex" xmlns:cx8="http://schemas.microsoft.com/office/drawing/2016/5/14/chartex" xmlns:mc="http://schemas.openxmlformats.org/markup-compatibility/2006" xmlns:aink="http://schemas.microsoft.com/office/drawing/2016/ink" xmlns:am3d="http://schemas.microsoft.com/office/drawing/2017/model3d" xmlns:o="urn:schemas-microsoft-com:office:office" xmlns:oel="http://schemas.microsoft.com/office/2019/extlst" xmlns:r="http://schemas.openxmlformats.org/officeDocument/2006/relationships" xmlns:m="http://schemas.openxmlformats.org/officeDocument/2006/math" xmlns:v="urn:schemas-microsoft-com:vml" xmlns:wp14="http://schemas.microsoft.com/office/word/2010/wordprocessingDrawing" xmlns:wp="http://schemas.openxmlformats.org/drawingml/2006/wordprocessingDrawing" xmlns:w10="urn:schemas-microsoft-com:office:word" xmlns:w="http://schemas.openxmlformats.org/wordprocessingml/2006/main" xmlns:w14="http://schemas.microsoft.com/office/word/2010/wordml" xmlns:w15="http://schemas.microsoft.com/office/word/2012/wordml" xmlns:w16cex="http://schemas.microsoft.com/office/word/2018/wordml/cex" xmlns:w16cid="http://schemas.microsoft.com/office/word/2016/wordml/cid" xmlns:w16="http://schemas.microsoft.com/office/word/2018/wordml" xmlns:w16du="http://schemas.microsoft.com/office/word/2023/wordml/word16du" xmlns:w16sdtdh="http://schemas.microsoft.com/office/word/2020/wordml/sdtdatahash" xmlns:w16sdtfl="http://schemas.microsoft.com/office/word/2024/wordml/sdtformatlock" xmlns:w16se="http://schemas.microsoft.com/office/word/2015/wordml/symex" xmlns:wpg="http://schemas.microsoft.com/office/word/2010/wordprocessingGroup" xmlns:wpi="http://schemas.microsoft.com/office/word/2010/wordprocessingInk" xmlns:wne="http://schemas.microsoft.com/office/word/2006/wordml" xmlns:wps="http://schemas.microsoft.com/office/word/2010/wordprocessingShape" mc:Ignorable="w14 w15 w16se w16cid w16 w16cex w16sdtdh w16sdtfl w16du wp14">
+<w:endnotes xmlns:wpc="http://schemas.microsoft.com/office/word/2010/wordprocessingCanvas" xmlns:cx="http://schemas.microsoft.com/office/drawing/2014/chartex" xmlns:cx1="http://schemas.microsoft.com/office/drawing/2015/9/8/chartex" xmlns:cx2="http://schemas.microsoft.com/office/drawing/2015/10/21/chartex" xmlns:cx3="http://schemas.microsoft.com/office/drawing/2016/5/9/chartex" xmlns:cx4="http://schemas.microsoft.com/office/drawing/2016/5/10/chartex" xmlns:cx5="http://schemas.microsoft.com/office/drawing/2016/5/11/chartex" xmlns:cx6="http://schemas.microsoft.com/office/drawing/2016/5/12/chartex" xmlns:cx7="http://schemas.microsoft.com/office/drawing/2016/5/13/chartex" xmlns:cx8="http://schemas.microsoft.com/office/drawing/2016/5/14/chartex" xmlns:mc="http://schemas.openxmlformats.org/markup-compatibility/2006" xmlns:aink="http://schemas.microsoft.com/office/drawing/2016/ink" xmlns:am3d="http://schemas.microsoft.com/office/drawing/2017/model3d" xmlns:o="urn:schemas-microsoft-com:office:office" xmlns:oel="http://schemas.microsoft.com/office/2019/extlst" xmlns:r="http://schemas.openxmlformats.org/officeDocument/2006/relationships" xmlns:m="http://schemas.openxmlformats.org/officeDocument/2006/math" xmlns:v="urn:schemas-microsoft-com:vml" xmlns:wp14="http://schemas.microsoft.com/office/word/2010/wordprocessingDrawing" xmlns:wp="http://schemas.openxmlformats.org/drawingml/2006/wordprocessingDrawing" xmlns:w10="urn:schemas-microsoft-com:office:word" xmlns:w="http://schemas.openxmlformats.org/wordprocessingml/2006/main" xmlns:w14="http://schemas.microsoft.com/office/word/2010/wordml" xmlns:w15="http://schemas.microsoft.com/office/word/2012/wordml" xmlns:w16cex="http://schemas.microsoft.com/office/word/2018/wordml/cex" xmlns:w16cid="http://schemas.microsoft.com/office/word/2016/wordml/cid" xmlns:w16="http://schemas.microsoft.com/office/word/2018/wordml" xmlns:w16sdtdh="http://schemas.microsoft.com/office/word/2020/wordml/sdtdatahash" xmlns:w16se="http://schemas.microsoft.com/office/word/2015/wordml/symex" xmlns:wpg="http://schemas.microsoft.com/office/word/2010/wordprocessingGroup" xmlns:wpi="http://schemas.microsoft.com/office/word/2010/wordprocessingInk" xmlns:wne="http://schemas.microsoft.com/office/word/2006/wordml" xmlns:wps="http://schemas.microsoft.com/office/word/2010/wordprocessingShape" mc:Ignorable="w14 w15 w16se w16cid w16 w16cex w16sdtdh wp14">
   <w:endnote w:type="separator" w:id="-1">
     <w:p>
       <w:r>
@@ -7685,7 +7361,7 @@
 </file>
 
 <file path=word/footnotes.xml><?xml version="1.0" encoding="utf-8"?>
-<w:footnotes xmlns:wpc="http://schemas.microsoft.com/office/word/2010/wordprocessingCanvas" xmlns:cx="http://schemas.microsoft.com/office/drawing/2014/chartex" xmlns:cx1="http://schemas.microsoft.com/office/drawing/2015/9/8/chartex" xmlns:cx2="http://schemas.microsoft.com/office/drawing/2015/10/21/chartex" xmlns:cx3="http://schemas.microsoft.com/office/drawing/2016/5/9/chartex" xmlns:cx4="http://schemas.microsoft.com/office/drawing/2016/5/10/chartex" xmlns:cx5="http://schemas.microsoft.com/office/drawing/2016/5/11/chartex" xmlns:cx6="http://schemas.microsoft.com/office/drawing/2016/5/12/chartex" xmlns:cx7="http://schemas.microsoft.com/office/drawing/2016/5/13/chartex" xmlns:cx8="http://schemas.microsoft.com/office/drawing/2016/5/14/chartex" xmlns:mc="http://schemas.openxmlformats.org/markup-compatibility/2006" xmlns:aink="http://schemas.microsoft.com/office/drawing/2016/ink" xmlns:am3d="http://schemas.microsoft.com/office/drawing/2017/model3d" xmlns:o="urn:schemas-microsoft-com:office:office" xmlns:oel="http://schemas.microsoft.com/office/2019/extlst" xmlns:r="http://schemas.openxmlformats.org/officeDocument/2006/relationships" xmlns:m="http://schemas.openxmlformats.org/officeDocument/2006/math" xmlns:v="urn:schemas-microsoft-com:vml" xmlns:wp14="http://schemas.microsoft.com/office/word/2010/wordprocessingDrawing" xmlns:wp="http://schemas.openxmlformats.org/drawingml/2006/wordprocessingDrawing" xmlns:w10="urn:schemas-microsoft-com:office:word" xmlns:w="http://schemas.openxmlformats.org/wordprocessingml/2006/main" xmlns:w14="http://schemas.microsoft.com/office/word/2010/wordml" xmlns:w15="http://schemas.microsoft.com/office/word/2012/wordml" xmlns:w16cex="http://schemas.microsoft.com/office/word/2018/wordml/cex" xmlns:w16cid="http://schemas.microsoft.com/office/word/2016/wordml/cid" xmlns:w16="http://schemas.microsoft.com/office/word/2018/wordml" xmlns:w16du="http://schemas.microsoft.com/office/word/2023/wordml/word16du" xmlns:w16sdtdh="http://schemas.microsoft.com/office/word/2020/wordml/sdtdatahash" xmlns:w16sdtfl="http://schemas.microsoft.com/office/word/2024/wordml/sdtformatlock" xmlns:w16se="http://schemas.microsoft.com/office/word/2015/wordml/symex" xmlns:wpg="http://schemas.microsoft.com/office/word/2010/wordprocessingGroup" xmlns:wpi="http://schemas.microsoft.com/office/word/2010/wordprocessingInk" xmlns:wne="http://schemas.microsoft.com/office/word/2006/wordml" xmlns:wps="http://schemas.microsoft.com/office/word/2010/wordprocessingShape" mc:Ignorable="w14 w15 w16se w16cid w16 w16cex w16sdtdh w16sdtfl w16du wp14">
+<w:footnotes xmlns:wpc="http://schemas.microsoft.com/office/word/2010/wordprocessingCanvas" xmlns:cx="http://schemas.microsoft.com/office/drawing/2014/chartex" xmlns:cx1="http://schemas.microsoft.com/office/drawing/2015/9/8/chartex" xmlns:cx2="http://schemas.microsoft.com/office/drawing/2015/10/21/chartex" xmlns:cx3="http://schemas.microsoft.com/office/drawing/2016/5/9/chartex" xmlns:cx4="http://schemas.microsoft.com/office/drawing/2016/5/10/chartex" xmlns:cx5="http://schemas.microsoft.com/office/drawing/2016/5/11/chartex" xmlns:cx6="http://schemas.microsoft.com/office/drawing/2016/5/12/chartex" xmlns:cx7="http://schemas.microsoft.com/office/drawing/2016/5/13/chartex" xmlns:cx8="http://schemas.microsoft.com/office/drawing/2016/5/14/chartex" xmlns:mc="http://schemas.openxmlformats.org/markup-compatibility/2006" xmlns:aink="http://schemas.microsoft.com/office/drawing/2016/ink" xmlns:am3d="http://schemas.microsoft.com/office/drawing/2017/model3d" xmlns:o="urn:schemas-microsoft-com:office:office" xmlns:oel="http://schemas.microsoft.com/office/2019/extlst" xmlns:r="http://schemas.openxmlformats.org/officeDocument/2006/relationships" xmlns:m="http://schemas.openxmlformats.org/officeDocument/2006/math" xmlns:v="urn:schemas-microsoft-com:vml" xmlns:wp14="http://schemas.microsoft.com/office/word/2010/wordprocessingDrawing" xmlns:wp="http://schemas.openxmlformats.org/drawingml/2006/wordprocessingDrawing" xmlns:w10="urn:schemas-microsoft-com:office:word" xmlns:w="http://schemas.openxmlformats.org/wordprocessingml/2006/main" xmlns:w14="http://schemas.microsoft.com/office/word/2010/wordml" xmlns:w15="http://schemas.microsoft.com/office/word/2012/wordml" xmlns:w16cex="http://schemas.microsoft.com/office/word/2018/wordml/cex" xmlns:w16cid="http://schemas.microsoft.com/office/word/2016/wordml/cid" xmlns:w16="http://schemas.microsoft.com/office/word/2018/wordml" xmlns:w16sdtdh="http://schemas.microsoft.com/office/word/2020/wordml/sdtdatahash" xmlns:w16se="http://schemas.microsoft.com/office/word/2015/wordml/symex" xmlns:wpg="http://schemas.microsoft.com/office/word/2010/wordprocessingGroup" xmlns:wpi="http://schemas.microsoft.com/office/word/2010/wordprocessingInk" xmlns:wne="http://schemas.microsoft.com/office/word/2006/wordml" xmlns:wps="http://schemas.microsoft.com/office/word/2010/wordprocessingShape" mc:Ignorable="w14 w15 w16se w16cid w16 w16cex w16sdtdh wp14">
   <w:footnote w:type="separator" w:id="-1">
     <w:p>
       <w:r>
@@ -7704,7 +7380,7 @@
 </file>
 
 <file path=word/numbering.xml><?xml version="1.0" encoding="utf-8"?>
-<w:numbering xmlns:wpc="http://schemas.microsoft.com/office/word/2010/wordprocessingCanvas" xmlns:cx="http://schemas.microsoft.com/office/drawing/2014/chartex" xmlns:cx1="http://schemas.microsoft.com/office/drawing/2015/9/8/chartex" xmlns:cx2="http://schemas.microsoft.com/office/drawing/2015/10/21/chartex" xmlns:cx3="http://schemas.microsoft.com/office/drawing/2016/5/9/chartex" xmlns:cx4="http://schemas.microsoft.com/office/drawing/2016/5/10/chartex" xmlns:cx5="http://schemas.microsoft.com/office/drawing/2016/5/11/chartex" xmlns:cx6="http://schemas.microsoft.com/office/drawing/2016/5/12/chartex" xmlns:cx7="http://schemas.microsoft.com/office/drawing/2016/5/13/chartex" xmlns:cx8="http://schemas.microsoft.com/office/drawing/2016/5/14/chartex" xmlns:mc="http://schemas.openxmlformats.org/markup-compatibility/2006" xmlns:aink="http://schemas.microsoft.com/office/drawing/2016/ink" xmlns:am3d="http://schemas.microsoft.com/office/drawing/2017/model3d" xmlns:o="urn:schemas-microsoft-com:office:office" xmlns:oel="http://schemas.microsoft.com/office/2019/extlst" xmlns:r="http://schemas.openxmlformats.org/officeDocument/2006/relationships" xmlns:m="http://schemas.openxmlformats.org/officeDocument/2006/math" xmlns:v="urn:schemas-microsoft-com:vml" xmlns:wp14="http://schemas.microsoft.com/office/word/2010/wordprocessingDrawing" xmlns:wp="http://schemas.openxmlformats.org/drawingml/2006/wordprocessingDrawing" xmlns:w10="urn:schemas-microsoft-com:office:word" xmlns:w="http://schemas.openxmlformats.org/wordprocessingml/2006/main" xmlns:w14="http://schemas.microsoft.com/office/word/2010/wordml" xmlns:w15="http://schemas.microsoft.com/office/word/2012/wordml" xmlns:w16cex="http://schemas.microsoft.com/office/word/2018/wordml/cex" xmlns:w16cid="http://schemas.microsoft.com/office/word/2016/wordml/cid" xmlns:w16="http://schemas.microsoft.com/office/word/2018/wordml" xmlns:w16du="http://schemas.microsoft.com/office/word/2023/wordml/word16du" xmlns:w16sdtdh="http://schemas.microsoft.com/office/word/2020/wordml/sdtdatahash" xmlns:w16sdtfl="http://schemas.microsoft.com/office/word/2024/wordml/sdtformatlock" xmlns:w16se="http://schemas.microsoft.com/office/word/2015/wordml/symex" xmlns:wpg="http://schemas.microsoft.com/office/word/2010/wordprocessingGroup" xmlns:wpi="http://schemas.microsoft.com/office/word/2010/wordprocessingInk" xmlns:wne="http://schemas.microsoft.com/office/word/2006/wordml" xmlns:wps="http://schemas.microsoft.com/office/word/2010/wordprocessingShape" mc:Ignorable="w14 w15 w16se w16cid w16 w16cex w16sdtdh w16sdtfl w16du wp14">
+<w:numbering xmlns:wpc="http://schemas.microsoft.com/office/word/2010/wordprocessingCanvas" xmlns:cx="http://schemas.microsoft.com/office/drawing/2014/chartex" xmlns:cx1="http://schemas.microsoft.com/office/drawing/2015/9/8/chartex" xmlns:cx2="http://schemas.microsoft.com/office/drawing/2015/10/21/chartex" xmlns:cx3="http://schemas.microsoft.com/office/drawing/2016/5/9/chartex" xmlns:cx4="http://schemas.microsoft.com/office/drawing/2016/5/10/chartex" xmlns:cx5="http://schemas.microsoft.com/office/drawing/2016/5/11/chartex" xmlns:cx6="http://schemas.microsoft.com/office/drawing/2016/5/12/chartex" xmlns:cx7="http://schemas.microsoft.com/office/drawing/2016/5/13/chartex" xmlns:cx8="http://schemas.microsoft.com/office/drawing/2016/5/14/chartex" xmlns:mc="http://schemas.openxmlformats.org/markup-compatibility/2006" xmlns:aink="http://schemas.microsoft.com/office/drawing/2016/ink" xmlns:am3d="http://schemas.microsoft.com/office/drawing/2017/model3d" xmlns:o="urn:schemas-microsoft-com:office:office" xmlns:oel="http://schemas.microsoft.com/office/2019/extlst" xmlns:r="http://schemas.openxmlformats.org/officeDocument/2006/relationships" xmlns:m="http://schemas.openxmlformats.org/officeDocument/2006/math" xmlns:v="urn:schemas-microsoft-com:vml" xmlns:wp14="http://schemas.microsoft.com/office/word/2010/wordprocessingDrawing" xmlns:wp="http://schemas.openxmlformats.org/drawingml/2006/wordprocessingDrawing" xmlns:w10="urn:schemas-microsoft-com:office:word" xmlns:w="http://schemas.openxmlformats.org/wordprocessingml/2006/main" xmlns:w14="http://schemas.microsoft.com/office/word/2010/wordml" xmlns:w15="http://schemas.microsoft.com/office/word/2012/wordml" xmlns:w16cex="http://schemas.microsoft.com/office/word/2018/wordml/cex" xmlns:w16cid="http://schemas.microsoft.com/office/word/2016/wordml/cid" xmlns:w16="http://schemas.microsoft.com/office/word/2018/wordml" xmlns:w16sdtdh="http://schemas.microsoft.com/office/word/2020/wordml/sdtdatahash" xmlns:w16se="http://schemas.microsoft.com/office/word/2015/wordml/symex" xmlns:wpg="http://schemas.microsoft.com/office/word/2010/wordprocessingGroup" xmlns:wpi="http://schemas.microsoft.com/office/word/2010/wordprocessingInk" xmlns:wne="http://schemas.microsoft.com/office/word/2006/wordml" xmlns:wps="http://schemas.microsoft.com/office/word/2010/wordprocessingShape" mc:Ignorable="w14 w15 w16se w16cid w16 w16cex w16sdtdh wp14">
   <w:abstractNum w:abstractNumId="0" w15:restartNumberingAfterBreak="0">
     <w:nsid w:val="02C57005"/>
     <w:multiLevelType w:val="hybridMultilevel"/>
@@ -8093,7 +7769,7 @@
 </file>
 
 <file path=word/styles.xml><?xml version="1.0" encoding="utf-8"?>
-<w:styles xmlns:mc="http://schemas.openxmlformats.org/markup-compatibility/2006" xmlns:r="http://schemas.openxmlformats.org/officeDocument/2006/relationships" xmlns:w="http://schemas.openxmlformats.org/wordprocessingml/2006/main" xmlns:w14="http://schemas.microsoft.com/office/word/2010/wordml" xmlns:w15="http://schemas.microsoft.com/office/word/2012/wordml" xmlns:w16cex="http://schemas.microsoft.com/office/word/2018/wordml/cex" xmlns:w16cid="http://schemas.microsoft.com/office/word/2016/wordml/cid" xmlns:w16="http://schemas.microsoft.com/office/word/2018/wordml" xmlns:w16du="http://schemas.microsoft.com/office/word/2023/wordml/word16du" xmlns:w16sdtdh="http://schemas.microsoft.com/office/word/2020/wordml/sdtdatahash" xmlns:w16sdtfl="http://schemas.microsoft.com/office/word/2024/wordml/sdtformatlock" xmlns:w16se="http://schemas.microsoft.com/office/word/2015/wordml/symex" mc:Ignorable="w14 w15 w16se w16cid w16 w16cex w16sdtdh w16sdtfl w16du">
+<w:styles xmlns:mc="http://schemas.openxmlformats.org/markup-compatibility/2006" xmlns:r="http://schemas.openxmlformats.org/officeDocument/2006/relationships" xmlns:w="http://schemas.openxmlformats.org/wordprocessingml/2006/main" xmlns:w14="http://schemas.microsoft.com/office/word/2010/wordml" xmlns:w15="http://schemas.microsoft.com/office/word/2012/wordml" xmlns:w16cex="http://schemas.microsoft.com/office/word/2018/wordml/cex" xmlns:w16cid="http://schemas.microsoft.com/office/word/2016/wordml/cid" xmlns:w16="http://schemas.microsoft.com/office/word/2018/wordml" xmlns:w16sdtdh="http://schemas.microsoft.com/office/word/2020/wordml/sdtdatahash" xmlns:w16se="http://schemas.microsoft.com/office/word/2015/wordml/symex" mc:Ignorable="w14 w15 w16se w16cid w16 w16cex w16sdtdh">
   <w:docDefaults>
     <w:rPrDefault>
       <w:rPr>
@@ -9237,7 +8913,7 @@
       <w:lang w:val="es-VE"/>
     </w:rPr>
   </w:style>
-  <w:style w:type="character" w:styleId="Fuerte">
+  <w:style w:type="character" w:styleId="Textoennegrita">
     <w:name w:val="Strong"/>
     <w:basedOn w:val="Fuentedeprrafopredeter"/>
     <w:uiPriority w:val="22"/>
@@ -9292,7 +8968,7 @@
 <file path=word/charts/chart1.xml><?xml version="1.0" encoding="utf-8"?>
 <c:chartSpace xmlns:c="http://schemas.openxmlformats.org/drawingml/2006/chart" xmlns:a="http://schemas.openxmlformats.org/drawingml/2006/main" xmlns:r="http://schemas.openxmlformats.org/officeDocument/2006/relationships" xmlns:c16r2="http://schemas.microsoft.com/office/drawing/2015/06/chart">
   <c:date1904 val="0"/>
-  <c:lang val="es-MX"/>
+  <c:lang val="es-ES"/>
   <c:roundedCorners val="0"/>
   <mc:AlternateContent xmlns:mc="http://schemas.openxmlformats.org/markup-compatibility/2006">
     <mc:Choice xmlns:c14="http://schemas.microsoft.com/office/drawing/2007/8/2/chart" Requires="c14">
@@ -9753,7 +9429,6 @@
     </c:legend>
     <c:plotVisOnly val="1"/>
     <c:dispBlanksAs val="gap"/>
-    <c:showDLblsOverMax val="0"/>
     <c:extLst>
       <c:ext xmlns:c16r3="http://schemas.microsoft.com/office/drawing/2017/03/chart" uri="{56B9EC1D-385E-4148-901F-78D8002777C0}">
         <c16r3:dataDisplayOptions16>
@@ -9761,6 +9436,7 @@
         </c16r3:dataDisplayOptions16>
       </c:ext>
     </c:extLst>
+    <c:showDLblsOverMax val="0"/>
   </c:chart>
   <c:spPr>
     <a:noFill/>
@@ -9795,7 +9471,7 @@
 <file path=word/charts/chart10.xml><?xml version="1.0" encoding="utf-8"?>
 <c:chartSpace xmlns:c="http://schemas.openxmlformats.org/drawingml/2006/chart" xmlns:a="http://schemas.openxmlformats.org/drawingml/2006/main" xmlns:r="http://schemas.openxmlformats.org/officeDocument/2006/relationships" xmlns:c16r2="http://schemas.microsoft.com/office/drawing/2015/06/chart">
   <c:date1904 val="0"/>
-  <c:lang val="es-MX"/>
+  <c:lang val="es-ES"/>
   <c:roundedCorners val="0"/>
   <mc:AlternateContent xmlns:mc="http://schemas.openxmlformats.org/markup-compatibility/2006">
     <mc:Choice xmlns:c14="http://schemas.microsoft.com/office/drawing/2007/8/2/chart" Requires="c14">
@@ -10122,7 +9798,6 @@
     </c:legend>
     <c:plotVisOnly val="1"/>
     <c:dispBlanksAs val="gap"/>
-    <c:showDLblsOverMax val="0"/>
     <c:extLst>
       <c:ext xmlns:c16r3="http://schemas.microsoft.com/office/drawing/2017/03/chart" uri="{56B9EC1D-385E-4148-901F-78D8002777C0}">
         <c16r3:dataDisplayOptions16>
@@ -10130,6 +9805,7 @@
         </c16r3:dataDisplayOptions16>
       </c:ext>
     </c:extLst>
+    <c:showDLblsOverMax val="0"/>
   </c:chart>
   <c:spPr>
     <a:solidFill>
@@ -10166,7 +9842,7 @@
 <file path=word/charts/chart11.xml><?xml version="1.0" encoding="utf-8"?>
 <c:chartSpace xmlns:c="http://schemas.openxmlformats.org/drawingml/2006/chart" xmlns:a="http://schemas.openxmlformats.org/drawingml/2006/main" xmlns:r="http://schemas.openxmlformats.org/officeDocument/2006/relationships" xmlns:c16r2="http://schemas.microsoft.com/office/drawing/2015/06/chart">
   <c:date1904 val="0"/>
-  <c:lang val="es-MX"/>
+  <c:lang val="es-ES"/>
   <c:roundedCorners val="0"/>
   <mc:AlternateContent xmlns:mc="http://schemas.openxmlformats.org/markup-compatibility/2006">
     <mc:Choice xmlns:c14="http://schemas.microsoft.com/office/drawing/2007/8/2/chart" Requires="c14">
@@ -10493,7 +10169,6 @@
     </c:legend>
     <c:plotVisOnly val="1"/>
     <c:dispBlanksAs val="gap"/>
-    <c:showDLblsOverMax val="0"/>
     <c:extLst>
       <c:ext xmlns:c16r3="http://schemas.microsoft.com/office/drawing/2017/03/chart" uri="{56B9EC1D-385E-4148-901F-78D8002777C0}">
         <c16r3:dataDisplayOptions16>
@@ -10501,6 +10176,7 @@
         </c16r3:dataDisplayOptions16>
       </c:ext>
     </c:extLst>
+    <c:showDLblsOverMax val="0"/>
   </c:chart>
   <c:spPr>
     <a:solidFill>
@@ -10537,7 +10213,7 @@
 <file path=word/charts/chart12.xml><?xml version="1.0" encoding="utf-8"?>
 <c:chartSpace xmlns:c="http://schemas.openxmlformats.org/drawingml/2006/chart" xmlns:a="http://schemas.openxmlformats.org/drawingml/2006/main" xmlns:r="http://schemas.openxmlformats.org/officeDocument/2006/relationships" xmlns:c16r2="http://schemas.microsoft.com/office/drawing/2015/06/chart">
   <c:date1904 val="0"/>
-  <c:lang val="es-MX"/>
+  <c:lang val="es-ES"/>
   <c:roundedCorners val="0"/>
   <mc:AlternateContent xmlns:mc="http://schemas.openxmlformats.org/markup-compatibility/2006">
     <mc:Choice xmlns:c14="http://schemas.microsoft.com/office/drawing/2007/8/2/chart" Requires="c14">
@@ -10864,7 +10540,6 @@
     </c:legend>
     <c:plotVisOnly val="1"/>
     <c:dispBlanksAs val="gap"/>
-    <c:showDLblsOverMax val="0"/>
     <c:extLst>
       <c:ext xmlns:c16r3="http://schemas.microsoft.com/office/drawing/2017/03/chart" uri="{56B9EC1D-385E-4148-901F-78D8002777C0}">
         <c16r3:dataDisplayOptions16>
@@ -10872,6 +10547,7 @@
         </c16r3:dataDisplayOptions16>
       </c:ext>
     </c:extLst>
+    <c:showDLblsOverMax val="0"/>
   </c:chart>
   <c:spPr>
     <a:solidFill>
@@ -10908,7 +10584,7 @@
 <file path=word/charts/chart2.xml><?xml version="1.0" encoding="utf-8"?>
 <c:chartSpace xmlns:c="http://schemas.openxmlformats.org/drawingml/2006/chart" xmlns:a="http://schemas.openxmlformats.org/drawingml/2006/main" xmlns:r="http://schemas.openxmlformats.org/officeDocument/2006/relationships" xmlns:c16r2="http://schemas.microsoft.com/office/drawing/2015/06/chart">
   <c:date1904 val="0"/>
-  <c:lang val="es-MX"/>
+  <c:lang val="es-ES"/>
   <c:roundedCorners val="0"/>
   <mc:AlternateContent xmlns:mc="http://schemas.openxmlformats.org/markup-compatibility/2006">
     <mc:Choice xmlns:c14="http://schemas.microsoft.com/office/drawing/2007/8/2/chart" Requires="c14">
@@ -11281,7 +10957,6 @@
     </c:legend>
     <c:plotVisOnly val="1"/>
     <c:dispBlanksAs val="gap"/>
-    <c:showDLblsOverMax val="0"/>
     <c:extLst>
       <c:ext xmlns:c16r3="http://schemas.microsoft.com/office/drawing/2017/03/chart" uri="{56B9EC1D-385E-4148-901F-78D8002777C0}">
         <c16r3:dataDisplayOptions16>
@@ -11289,6 +10964,7 @@
         </c16r3:dataDisplayOptions16>
       </c:ext>
     </c:extLst>
+    <c:showDLblsOverMax val="0"/>
   </c:chart>
   <c:spPr>
     <a:solidFill>
@@ -11325,7 +11001,7 @@
 <file path=word/charts/chart3.xml><?xml version="1.0" encoding="utf-8"?>
 <c:chartSpace xmlns:c="http://schemas.openxmlformats.org/drawingml/2006/chart" xmlns:a="http://schemas.openxmlformats.org/drawingml/2006/main" xmlns:r="http://schemas.openxmlformats.org/officeDocument/2006/relationships" xmlns:c16r2="http://schemas.microsoft.com/office/drawing/2015/06/chart">
   <c:date1904 val="0"/>
-  <c:lang val="es-MX"/>
+  <c:lang val="es-ES"/>
   <c:roundedCorners val="0"/>
   <mc:AlternateContent xmlns:mc="http://schemas.openxmlformats.org/markup-compatibility/2006">
     <mc:Choice xmlns:c14="http://schemas.microsoft.com/office/drawing/2007/8/2/chart" Requires="c14">
@@ -11600,7 +11276,6 @@
     </c:legend>
     <c:plotVisOnly val="1"/>
     <c:dispBlanksAs val="gap"/>
-    <c:showDLblsOverMax val="0"/>
     <c:extLst>
       <c:ext xmlns:c16r3="http://schemas.microsoft.com/office/drawing/2017/03/chart" uri="{56B9EC1D-385E-4148-901F-78D8002777C0}">
         <c16r3:dataDisplayOptions16>
@@ -11608,6 +11283,7 @@
         </c16r3:dataDisplayOptions16>
       </c:ext>
     </c:extLst>
+    <c:showDLblsOverMax val="0"/>
   </c:chart>
   <c:spPr>
     <a:solidFill>
@@ -11644,7 +11320,7 @@
 <file path=word/charts/chart4.xml><?xml version="1.0" encoding="utf-8"?>
 <c:chartSpace xmlns:c="http://schemas.openxmlformats.org/drawingml/2006/chart" xmlns:a="http://schemas.openxmlformats.org/drawingml/2006/main" xmlns:r="http://schemas.openxmlformats.org/officeDocument/2006/relationships" xmlns:c16r2="http://schemas.microsoft.com/office/drawing/2015/06/chart">
   <c:date1904 val="0"/>
-  <c:lang val="es-MX"/>
+  <c:lang val="es-ES"/>
   <c:roundedCorners val="0"/>
   <mc:AlternateContent xmlns:mc="http://schemas.openxmlformats.org/markup-compatibility/2006">
     <mc:Choice xmlns:c14="http://schemas.microsoft.com/office/drawing/2007/8/2/chart" Requires="c14">
@@ -11949,7 +11625,6 @@
     </c:legend>
     <c:plotVisOnly val="1"/>
     <c:dispBlanksAs val="gap"/>
-    <c:showDLblsOverMax val="0"/>
     <c:extLst>
       <c:ext xmlns:c16r3="http://schemas.microsoft.com/office/drawing/2017/03/chart" uri="{56B9EC1D-385E-4148-901F-78D8002777C0}">
         <c16r3:dataDisplayOptions16>
@@ -11957,6 +11632,7 @@
         </c16r3:dataDisplayOptions16>
       </c:ext>
     </c:extLst>
+    <c:showDLblsOverMax val="0"/>
   </c:chart>
   <c:spPr>
     <a:solidFill>
@@ -11993,7 +11669,7 @@
 <file path=word/charts/chart5.xml><?xml version="1.0" encoding="utf-8"?>
 <c:chartSpace xmlns:c="http://schemas.openxmlformats.org/drawingml/2006/chart" xmlns:a="http://schemas.openxmlformats.org/drawingml/2006/main" xmlns:r="http://schemas.openxmlformats.org/officeDocument/2006/relationships" xmlns:c16r2="http://schemas.microsoft.com/office/drawing/2015/06/chart">
   <c:date1904 val="0"/>
-  <c:lang val="es-MX"/>
+  <c:lang val="es-ES"/>
   <c:roundedCorners val="0"/>
   <mc:AlternateContent xmlns:mc="http://schemas.openxmlformats.org/markup-compatibility/2006">
     <mc:Choice xmlns:c14="http://schemas.microsoft.com/office/drawing/2007/8/2/chart" Requires="c14">
@@ -12337,7 +12013,6 @@
     </c:legend>
     <c:plotVisOnly val="1"/>
     <c:dispBlanksAs val="gap"/>
-    <c:showDLblsOverMax val="0"/>
     <c:extLst>
       <c:ext xmlns:c16r3="http://schemas.microsoft.com/office/drawing/2017/03/chart" uri="{56B9EC1D-385E-4148-901F-78D8002777C0}">
         <c16r3:dataDisplayOptions16>
@@ -12345,6 +12020,7 @@
         </c16r3:dataDisplayOptions16>
       </c:ext>
     </c:extLst>
+    <c:showDLblsOverMax val="0"/>
   </c:chart>
   <c:spPr>
     <a:solidFill>
@@ -12384,7 +12060,7 @@
 <file path=word/charts/chart6.xml><?xml version="1.0" encoding="utf-8"?>
 <c:chartSpace xmlns:c="http://schemas.openxmlformats.org/drawingml/2006/chart" xmlns:a="http://schemas.openxmlformats.org/drawingml/2006/main" xmlns:r="http://schemas.openxmlformats.org/officeDocument/2006/relationships" xmlns:c16r2="http://schemas.microsoft.com/office/drawing/2015/06/chart">
   <c:date1904 val="0"/>
-  <c:lang val="es-MX"/>
+  <c:lang val="es-ES"/>
   <c:roundedCorners val="0"/>
   <mc:AlternateContent xmlns:mc="http://schemas.openxmlformats.org/markup-compatibility/2006">
     <mc:Choice xmlns:c14="http://schemas.microsoft.com/office/drawing/2007/8/2/chart" Requires="c14">
@@ -12695,7 +12371,6 @@
     </c:legend>
     <c:plotVisOnly val="1"/>
     <c:dispBlanksAs val="gap"/>
-    <c:showDLblsOverMax val="0"/>
     <c:extLst>
       <c:ext xmlns:c16r3="http://schemas.microsoft.com/office/drawing/2017/03/chart" uri="{56B9EC1D-385E-4148-901F-78D8002777C0}">
         <c16r3:dataDisplayOptions16>
@@ -12703,6 +12378,7 @@
         </c16r3:dataDisplayOptions16>
       </c:ext>
     </c:extLst>
+    <c:showDLblsOverMax val="0"/>
   </c:chart>
   <c:spPr>
     <a:solidFill>
@@ -12741,7 +12417,7 @@
 <file path=word/charts/chart7.xml><?xml version="1.0" encoding="utf-8"?>
 <c:chartSpace xmlns:c="http://schemas.openxmlformats.org/drawingml/2006/chart" xmlns:a="http://schemas.openxmlformats.org/drawingml/2006/main" xmlns:r="http://schemas.openxmlformats.org/officeDocument/2006/relationships" xmlns:c16r2="http://schemas.microsoft.com/office/drawing/2015/06/chart">
   <c:date1904 val="0"/>
-  <c:lang val="es-MX"/>
+  <c:lang val="es-ES"/>
   <c:roundedCorners val="0"/>
   <mc:AlternateContent xmlns:mc="http://schemas.openxmlformats.org/markup-compatibility/2006">
     <mc:Choice xmlns:c14="http://schemas.microsoft.com/office/drawing/2007/8/2/chart" Requires="c14">
@@ -13008,7 +12684,6 @@
     </c:legend>
     <c:plotVisOnly val="1"/>
     <c:dispBlanksAs val="gap"/>
-    <c:showDLblsOverMax val="0"/>
     <c:extLst>
       <c:ext xmlns:c16r3="http://schemas.microsoft.com/office/drawing/2017/03/chart" uri="{56B9EC1D-385E-4148-901F-78D8002777C0}">
         <c16r3:dataDisplayOptions16>
@@ -13016,6 +12691,7 @@
         </c16r3:dataDisplayOptions16>
       </c:ext>
     </c:extLst>
+    <c:showDLblsOverMax val="0"/>
   </c:chart>
   <c:spPr>
     <a:solidFill>
@@ -13052,7 +12728,7 @@
 <file path=word/charts/chart8.xml><?xml version="1.0" encoding="utf-8"?>
 <c:chartSpace xmlns:c="http://schemas.openxmlformats.org/drawingml/2006/chart" xmlns:a="http://schemas.openxmlformats.org/drawingml/2006/main" xmlns:r="http://schemas.openxmlformats.org/officeDocument/2006/relationships" xmlns:c16r2="http://schemas.microsoft.com/office/drawing/2015/06/chart">
   <c:date1904 val="0"/>
-  <c:lang val="es-MX"/>
+  <c:lang val="es-ES"/>
   <c:roundedCorners val="0"/>
   <mc:AlternateContent xmlns:mc="http://schemas.openxmlformats.org/markup-compatibility/2006">
     <mc:Choice xmlns:c14="http://schemas.microsoft.com/office/drawing/2007/8/2/chart" Requires="c14">
@@ -13411,7 +13087,6 @@
     </c:legend>
     <c:plotVisOnly val="1"/>
     <c:dispBlanksAs val="gap"/>
-    <c:showDLblsOverMax val="0"/>
     <c:extLst>
       <c:ext xmlns:c16r3="http://schemas.microsoft.com/office/drawing/2017/03/chart" uri="{56B9EC1D-385E-4148-901F-78D8002777C0}">
         <c16r3:dataDisplayOptions16>
@@ -13419,6 +13094,7 @@
         </c16r3:dataDisplayOptions16>
       </c:ext>
     </c:extLst>
+    <c:showDLblsOverMax val="0"/>
   </c:chart>
   <c:spPr>
     <a:solidFill>
@@ -13455,7 +13131,7 @@
 <file path=word/charts/chart9.xml><?xml version="1.0" encoding="utf-8"?>
 <c:chartSpace xmlns:c="http://schemas.openxmlformats.org/drawingml/2006/chart" xmlns:a="http://schemas.openxmlformats.org/drawingml/2006/main" xmlns:r="http://schemas.openxmlformats.org/officeDocument/2006/relationships" xmlns:c16r2="http://schemas.microsoft.com/office/drawing/2015/06/chart">
   <c:date1904 val="0"/>
-  <c:lang val="es-MX"/>
+  <c:lang val="es-ES"/>
   <c:roundedCorners val="0"/>
   <mc:AlternateContent xmlns:mc="http://schemas.openxmlformats.org/markup-compatibility/2006">
     <mc:Choice xmlns:c14="http://schemas.microsoft.com/office/drawing/2007/8/2/chart" Requires="c14">
@@ -14355,7 +14031,6 @@
     </c:legend>
     <c:plotVisOnly val="1"/>
     <c:dispBlanksAs val="gap"/>
-    <c:showDLblsOverMax val="0"/>
     <c:extLst>
       <c:ext xmlns:c16r3="http://schemas.microsoft.com/office/drawing/2017/03/chart" uri="{56B9EC1D-385E-4148-901F-78D8002777C0}">
         <c16r3:dataDisplayOptions16>
@@ -14363,6 +14038,7 @@
         </c16r3:dataDisplayOptions16>
       </c:ext>
     </c:extLst>
+    <c:showDLblsOverMax val="0"/>
   </c:chart>
   <c:spPr>
     <a:solidFill>

--- a/Capitulos de Tesis/Capítulo IV.docx
+++ b/Capitulos de Tesis/Capítulo IV.docx
@@ -1,6 +1,6 @@
 
 <file path=word/document.xml><?xml version="1.0" encoding="utf-8"?>
-<w:document xmlns:wpc="http://schemas.microsoft.com/office/word/2010/wordprocessingCanvas" xmlns:cx="http://schemas.microsoft.com/office/drawing/2014/chartex" xmlns:cx1="http://schemas.microsoft.com/office/drawing/2015/9/8/chartex" xmlns:cx2="http://schemas.microsoft.com/office/drawing/2015/10/21/chartex" xmlns:cx3="http://schemas.microsoft.com/office/drawing/2016/5/9/chartex" xmlns:cx4="http://schemas.microsoft.com/office/drawing/2016/5/10/chartex" xmlns:cx5="http://schemas.microsoft.com/office/drawing/2016/5/11/chartex" xmlns:cx6="http://schemas.microsoft.com/office/drawing/2016/5/12/chartex" xmlns:cx7="http://schemas.microsoft.com/office/drawing/2016/5/13/chartex" xmlns:cx8="http://schemas.microsoft.com/office/drawing/2016/5/14/chartex" xmlns:mc="http://schemas.openxmlformats.org/markup-compatibility/2006" xmlns:aink="http://schemas.microsoft.com/office/drawing/2016/ink" xmlns:am3d="http://schemas.microsoft.com/office/drawing/2017/model3d" xmlns:o="urn:schemas-microsoft-com:office:office" xmlns:oel="http://schemas.microsoft.com/office/2019/extlst" xmlns:r="http://schemas.openxmlformats.org/officeDocument/2006/relationships" xmlns:m="http://schemas.openxmlformats.org/officeDocument/2006/math" xmlns:v="urn:schemas-microsoft-com:vml" xmlns:wp14="http://schemas.microsoft.com/office/word/2010/wordprocessingDrawing" xmlns:wp="http://schemas.openxmlformats.org/drawingml/2006/wordprocessingDrawing" xmlns:w10="urn:schemas-microsoft-com:office:word" xmlns:w="http://schemas.openxmlformats.org/wordprocessingml/2006/main" xmlns:w14="http://schemas.microsoft.com/office/word/2010/wordml" xmlns:w15="http://schemas.microsoft.com/office/word/2012/wordml" xmlns:w16cex="http://schemas.microsoft.com/office/word/2018/wordml/cex" xmlns:w16cid="http://schemas.microsoft.com/office/word/2016/wordml/cid" xmlns:w16="http://schemas.microsoft.com/office/word/2018/wordml" xmlns:w16sdtdh="http://schemas.microsoft.com/office/word/2020/wordml/sdtdatahash" xmlns:w16se="http://schemas.microsoft.com/office/word/2015/wordml/symex" xmlns:wpg="http://schemas.microsoft.com/office/word/2010/wordprocessingGroup" xmlns:wpi="http://schemas.microsoft.com/office/word/2010/wordprocessingInk" xmlns:wne="http://schemas.microsoft.com/office/word/2006/wordml" xmlns:wps="http://schemas.microsoft.com/office/word/2010/wordprocessingShape" mc:Ignorable="w14 w15 w16se w16cid w16 w16cex w16sdtdh wp14">
+<w:document xmlns:wpc="http://schemas.microsoft.com/office/word/2010/wordprocessingCanvas" xmlns:cx="http://schemas.microsoft.com/office/drawing/2014/chartex" xmlns:cx1="http://schemas.microsoft.com/office/drawing/2015/9/8/chartex" xmlns:cx2="http://schemas.microsoft.com/office/drawing/2015/10/21/chartex" xmlns:cx3="http://schemas.microsoft.com/office/drawing/2016/5/9/chartex" xmlns:cx4="http://schemas.microsoft.com/office/drawing/2016/5/10/chartex" xmlns:cx5="http://schemas.microsoft.com/office/drawing/2016/5/11/chartex" xmlns:cx6="http://schemas.microsoft.com/office/drawing/2016/5/12/chartex" xmlns:cx7="http://schemas.microsoft.com/office/drawing/2016/5/13/chartex" xmlns:cx8="http://schemas.microsoft.com/office/drawing/2016/5/14/chartex" xmlns:mc="http://schemas.openxmlformats.org/markup-compatibility/2006" xmlns:aink="http://schemas.microsoft.com/office/drawing/2016/ink" xmlns:am3d="http://schemas.microsoft.com/office/drawing/2017/model3d" xmlns:o="urn:schemas-microsoft-com:office:office" xmlns:oel="http://schemas.microsoft.com/office/2019/extlst" xmlns:r="http://schemas.openxmlformats.org/officeDocument/2006/relationships" xmlns:m="http://schemas.openxmlformats.org/officeDocument/2006/math" xmlns:v="urn:schemas-microsoft-com:vml" xmlns:wp14="http://schemas.microsoft.com/office/word/2010/wordprocessingDrawing" xmlns:wp="http://schemas.openxmlformats.org/drawingml/2006/wordprocessingDrawing" xmlns:w10="urn:schemas-microsoft-com:office:word" xmlns:w="http://schemas.openxmlformats.org/wordprocessingml/2006/main" xmlns:w14="http://schemas.microsoft.com/office/word/2010/wordml" xmlns:w15="http://schemas.microsoft.com/office/word/2012/wordml" xmlns:w16cex="http://schemas.microsoft.com/office/word/2018/wordml/cex" xmlns:w16cid="http://schemas.microsoft.com/office/word/2016/wordml/cid" xmlns:w16="http://schemas.microsoft.com/office/word/2018/wordml" xmlns:w16du="http://schemas.microsoft.com/office/word/2023/wordml/word16du" xmlns:w16sdtdh="http://schemas.microsoft.com/office/word/2020/wordml/sdtdatahash" xmlns:w16sdtfl="http://schemas.microsoft.com/office/word/2024/wordml/sdtformatlock" xmlns:w16se="http://schemas.microsoft.com/office/word/2015/wordml/symex" xmlns:wpg="http://schemas.microsoft.com/office/word/2010/wordprocessingGroup" xmlns:wpi="http://schemas.microsoft.com/office/word/2010/wordprocessingInk" xmlns:wne="http://schemas.microsoft.com/office/word/2006/wordml" xmlns:wps="http://schemas.microsoft.com/office/word/2010/wordprocessingShape" mc:Ignorable="w14 w15 w16se w16cid w16 w16cex w16sdtdh w16sdtfl w16du wp14">
   <w:body>
     <w:p/>
     <w:p>
@@ -262,7 +262,7 @@
               </wp:anchor>
             </w:drawing>
           </mc:Choice>
-          <mc:Fallback xmlns:w16sdtfl="http://schemas.microsoft.com/office/word/2024/wordml/sdtformatlock" xmlns:w16du="http://schemas.microsoft.com/office/word/2023/wordml/word16du">
+          <mc:Fallback>
             <w:pict>
               <v:group w14:anchorId="720B25CE" id="Group 17" o:spid="_x0000_s1026" style="position:absolute;margin-left:-4.45pt;margin-top:9.2pt;width:450.2pt;height:127.25pt;z-index:251659264" coordorigin="2268,6021" coordsize="8280,2340" o:gfxdata="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">
                 <v:shapetype id="_x0000_t75" coordsize="21600,21600" o:spt="75" o:preferrelative="t" path="m@4@5l@4@11@9@11@9@5xe" filled="f" stroked="f">
@@ -613,7 +613,15 @@
         <w:t xml:space="preserve"> de su aplicación</w:t>
       </w:r>
       <w:r>
-        <w:t>, basados en la metodología de Pressman (2010) descrita en el capítulo anterior, se desarrolló una aplicación educativa gamificada para potenciar el rendimiento académico en estudiantes de bachillerato en Venezuela. En esta parte de la investigación</w:t>
+        <w:t xml:space="preserve">, basados en la metodología de Pressman (2010) descrita en el capítulo anterior, se desarrolló una aplicación educativa </w:t>
+      </w:r>
+      <w:proofErr w:type="spellStart"/>
+      <w:r>
+        <w:t>gamificada</w:t>
+      </w:r>
+      <w:proofErr w:type="spellEnd"/>
+      <w:r>
+        <w:t xml:space="preserve"> para potenciar el rendimiento académico en estudiantes de bachillerato en Venezuela. En esta parte de la investigación</w:t>
       </w:r>
       <w:r>
         <w:t xml:space="preserve"> se profundiza en las actividades realizadas en las 5 fases que componen la metodología de Pressman (2010), mediante las cuales se obtienen y usan los datos necesarios para la construcción de la aplicación; dichas fases son: Comunicación, Planeación, Diseño, Construcción y Despliegue.</w:t>
@@ -1129,7 +1137,15 @@
         <w:t>s</w:t>
       </w:r>
       <w:r>
-        <w:t xml:space="preserve"> preferencias de aquellos estudiantes que estudian de forma autónoma, los resultados muestran que predomina el formato audiovisual, con Youtube como la herramienta m</w:t>
+        <w:t xml:space="preserve"> preferencias de aquellos estudiantes que estudian de forma autónoma, los resultados muestran que predomina el formato audiovisual, con </w:t>
+      </w:r>
+      <w:proofErr w:type="spellStart"/>
+      <w:r>
+        <w:t>Youtube</w:t>
+      </w:r>
+      <w:proofErr w:type="spellEnd"/>
+      <w:r>
+        <w:t xml:space="preserve"> como la herramienta m</w:t>
       </w:r>
       <w:r>
         <w:t>á</w:t>
@@ -1401,7 +1417,15 @@
         <w:t>extraño</w:t>
       </w:r>
       <w:r>
-        <w:t>. Por otro lado, el uso de plataformas de streaming es mínimo</w:t>
+        <w:t xml:space="preserve">. Por otro lado, el uso de plataformas de </w:t>
+      </w:r>
+      <w:proofErr w:type="spellStart"/>
+      <w:r>
+        <w:t>streaming</w:t>
+      </w:r>
+      <w:proofErr w:type="spellEnd"/>
+      <w:r>
+        <w:t xml:space="preserve"> es mínimo</w:t>
       </w:r>
       <w:r>
         <w:t>, solo del</w:t>
@@ -1619,10 +1643,26 @@
         <w:t>Esto es una validación directa de que el modelo de gamificación no solo es viable, sino que es el que ellos prefieren por encima de otros métodos,</w:t>
       </w:r>
       <w:r>
-        <w:t xml:space="preserve"> En segundo lugar, muy por debajo se encuentra Socratic con un 13%</w:t>
-      </w:r>
-      <w:r>
-        <w:t>, una herramienta enfocada en resolver dudas específicas mediante inteligencia artificial. Seguido por Photomath y Gemini (IA), ambas con un 8%</w:t>
+        <w:t xml:space="preserve"> En segundo lugar, muy por debajo se encuentra </w:t>
+      </w:r>
+      <w:proofErr w:type="spellStart"/>
+      <w:r>
+        <w:t>Socratic</w:t>
+      </w:r>
+      <w:proofErr w:type="spellEnd"/>
+      <w:r>
+        <w:t xml:space="preserve"> con un 13%</w:t>
+      </w:r>
+      <w:r>
+        <w:t xml:space="preserve">, una herramienta enfocada en resolver dudas específicas mediante inteligencia artificial. Seguido por </w:t>
+      </w:r>
+      <w:proofErr w:type="spellStart"/>
+      <w:r>
+        <w:t>Photomath</w:t>
+      </w:r>
+      <w:proofErr w:type="spellEnd"/>
+      <w:r>
+        <w:t xml:space="preserve"> y Gemini (IA), ambas con un 8%</w:t>
       </w:r>
       <w:r>
         <w:t xml:space="preserve">. </w:t>
@@ -2070,10 +2110,34 @@
         <w:pStyle w:val="Tesis"/>
       </w:pPr>
       <w:r>
-        <w:t>Con un 24%, lo sigue los quizzes y tests rápidos. Esto complementa perfectamente el punto anterior, sugiriendo que después de la “experiencia interactiva”, los estudiantes valoran una evaluación breve y directa que les dé</w:t>
-      </w:r>
-      <w:r>
-        <w:t xml:space="preserve"> feedback sobre su desempeño. Por otra parte, los formatos más tradicionales </w:t>
+        <w:t xml:space="preserve">Con un 24%, lo sigue los </w:t>
+      </w:r>
+      <w:proofErr w:type="spellStart"/>
+      <w:r>
+        <w:t>quizzes</w:t>
+      </w:r>
+      <w:proofErr w:type="spellEnd"/>
+      <w:r>
+        <w:t xml:space="preserve"> y </w:t>
+      </w:r>
+      <w:proofErr w:type="spellStart"/>
+      <w:r>
+        <w:t>tests</w:t>
+      </w:r>
+      <w:proofErr w:type="spellEnd"/>
+      <w:r>
+        <w:t xml:space="preserve"> rápidos. Esto complementa perfectamente el punto anterior, sugiriendo que después de la “experiencia interactiva”, los estudiantes valoran una evaluación breve y directa que les dé</w:t>
+      </w:r>
+      <w:r>
+        <w:t xml:space="preserve"> </w:t>
+      </w:r>
+      <w:proofErr w:type="spellStart"/>
+      <w:r>
+        <w:t>feedback</w:t>
+      </w:r>
+      <w:proofErr w:type="spellEnd"/>
+      <w:r>
+        <w:t xml:space="preserve"> sobre su desempeño. Por otra parte, los formatos más tradicionales </w:t>
       </w:r>
       <w:r>
         <w:lastRenderedPageBreak/>
@@ -2319,7 +2383,15 @@
         <w:t xml:space="preserve"> se</w:t>
       </w:r>
       <w:r>
-        <w:t xml:space="preserve"> dividió el desarrollo en iteraciones (sprints), teniendo en cuenta las tecnologías seleccionadas. Se estableció el siguiente cronograma preliminar:</w:t>
+        <w:t xml:space="preserve"> dividió el desarrollo en iteraciones (</w:t>
+      </w:r>
+      <w:proofErr w:type="spellStart"/>
+      <w:r>
+        <w:t>sprints</w:t>
+      </w:r>
+      <w:proofErr w:type="spellEnd"/>
+      <w:r>
+        <w:t>), teniendo en cuenta las tecnologías seleccionadas. Se estableció el siguiente cronograma preliminar:</w:t>
       </w:r>
     </w:p>
     <w:p>
@@ -2377,45 +2449,67 @@
       </w:pPr>
       <w:r>
         <w:rPr>
-          <w:rStyle w:val="Textoennegrita"/>
+          <w:rStyle w:val="Fuerte"/>
           <w:rFonts w:eastAsiaTheme="majorEastAsia"/>
           <w:b w:val="0"/>
           <w:bCs w:val="0"/>
           <w:color w:val="000000" w:themeColor="text1"/>
         </w:rPr>
-        <w:t>Sprint 3 (Módulo de Contenido Gamificado):</w:t>
-      </w:r>
-      <w:r>
-        <w:rPr>
-          <w:rStyle w:val="Textoennegrita"/>
-          <w:rFonts w:eastAsiaTheme="majorEastAsia"/>
-          <w:color w:val="000000" w:themeColor="text1"/>
-        </w:rPr>
-        <w:t xml:space="preserve"> </w:t>
-      </w:r>
-      <w:r>
-        <w:rPr>
-          <w:rStyle w:val="Textoennegrita"/>
+        <w:t xml:space="preserve">Sprint 3 (Módulo de Contenido </w:t>
+      </w:r>
+      <w:proofErr w:type="spellStart"/>
+      <w:r>
+        <w:rPr>
+          <w:rStyle w:val="Fuerte"/>
           <w:rFonts w:eastAsiaTheme="majorEastAsia"/>
           <w:b w:val="0"/>
           <w:bCs w:val="0"/>
           <w:color w:val="000000" w:themeColor="text1"/>
         </w:rPr>
-        <w:t>Implementación del primer módulo interactiv</w:t>
-      </w:r>
-      <w:r>
-        <w:rPr>
-          <w:rStyle w:val="Textoennegrita"/>
+        <w:t>Gamificado</w:t>
+      </w:r>
+      <w:proofErr w:type="spellEnd"/>
+      <w:r>
+        <w:rPr>
+          <w:rStyle w:val="Fuerte"/>
           <w:rFonts w:eastAsiaTheme="majorEastAsia"/>
           <w:b w:val="0"/>
           <w:bCs w:val="0"/>
           <w:color w:val="000000" w:themeColor="text1"/>
         </w:rPr>
+        <w:t>):</w:t>
+      </w:r>
+      <w:r>
+        <w:rPr>
+          <w:rStyle w:val="Fuerte"/>
+          <w:rFonts w:eastAsiaTheme="majorEastAsia"/>
+          <w:color w:val="000000" w:themeColor="text1"/>
+        </w:rPr>
+        <w:t xml:space="preserve"> </w:t>
+      </w:r>
+      <w:r>
+        <w:rPr>
+          <w:rStyle w:val="Fuerte"/>
+          <w:rFonts w:eastAsiaTheme="majorEastAsia"/>
+          <w:b w:val="0"/>
+          <w:bCs w:val="0"/>
+          <w:color w:val="000000" w:themeColor="text1"/>
+        </w:rPr>
+        <w:t>Implementación del primer módulo interactiv</w:t>
+      </w:r>
+      <w:r>
+        <w:rPr>
+          <w:rStyle w:val="Fuerte"/>
+          <w:rFonts w:eastAsiaTheme="majorEastAsia"/>
+          <w:b w:val="0"/>
+          <w:bCs w:val="0"/>
+          <w:color w:val="000000" w:themeColor="text1"/>
+        </w:rPr>
         <w:t>o</w:t>
       </w:r>
       <w:r>
         <w:rPr>
-          <w:rStyle w:val="Textoennegrita"/>
+          <w:rStyle w:val="Fuerte"/>
           <w:rFonts w:eastAsiaTheme="majorEastAsia"/>
           <w:b w:val="0"/>
           <w:bCs w:val="0"/>
@@ -2629,12 +2723,14 @@
       <w:r>
         <w:t xml:space="preserve">utilizados fue </w:t>
       </w:r>
+      <w:proofErr w:type="spellStart"/>
       <w:r>
         <w:t>Star</w:t>
       </w:r>
       <w:r>
         <w:t>UML</w:t>
       </w:r>
+      <w:proofErr w:type="spellEnd"/>
       <w:r>
         <w:t>, una herramienta para el modelamiento de software basado en los estándares UML, permite</w:t>
       </w:r>
@@ -2695,9 +2791,9 @@
         </w:rPr>
         <w:lastRenderedPageBreak/>
         <w:drawing>
-          <wp:inline distT="0" distB="0" distL="0" distR="0" wp14:anchorId="79538DFF" wp14:editId="0506CFA1">
-            <wp:extent cx="3487629" cy="2880000"/>
-            <wp:effectExtent l="0" t="0" r="0" b="0"/>
+          <wp:inline distT="0" distB="0" distL="0" distR="0" wp14:anchorId="79538DFF" wp14:editId="58710E1B">
+            <wp:extent cx="5040000" cy="1600300"/>
+            <wp:effectExtent l="19050" t="19050" r="27305" b="19050"/>
             <wp:docPr id="1488067943" name="Imagen 2"/>
             <wp:cNvGraphicFramePr>
               <a:graphicFrameLocks xmlns:a="http://schemas.openxmlformats.org/drawingml/2006/main" noChangeAspect="1"/>
@@ -2706,11 +2802,11 @@
               <a:graphicData uri="http://schemas.openxmlformats.org/drawingml/2006/picture">
                 <pic:pic xmlns:pic="http://schemas.openxmlformats.org/drawingml/2006/picture">
                   <pic:nvPicPr>
-                    <pic:cNvPr id="1488067943" name="Imagen 1488067943"/>
+                    <pic:cNvPr id="1488067943" name="Imagen 2"/>
                     <pic:cNvPicPr/>
                   </pic:nvPicPr>
                   <pic:blipFill>
-                    <a:blip r:embed="rId22">
+                    <a:blip r:embed="rId22" cstate="print">
                       <a:extLst>
                         <a:ext uri="{28A0092B-C50C-407E-A947-70E740481C1C}">
                           <a14:useLocalDpi xmlns:a14="http://schemas.microsoft.com/office/drawing/2010/main" val="0"/>
@@ -2724,11 +2820,17 @@
                   <pic:spPr>
                     <a:xfrm>
                       <a:off x="0" y="0"/>
-                      <a:ext cx="3487629" cy="2880000"/>
+                      <a:ext cx="5040000" cy="1600300"/>
                     </a:xfrm>
                     <a:prstGeom prst="rect">
                       <a:avLst/>
                     </a:prstGeom>
+                    <a:ln w="12700">
+                      <a:solidFill>
+                        <a:schemeClr val="tx1"/>
+                      </a:solidFill>
+                    </a:ln>
+                    <a:effectLst/>
                   </pic:spPr>
                 </pic:pic>
               </a:graphicData>
@@ -2784,17 +2886,147 @@
     </w:p>
     <w:p>
       <w:pPr>
+        <w:pStyle w:val="Default"/>
+        <w:widowControl w:val="0"/>
+        <w:jc w:val="center"/>
+      </w:pPr>
+    </w:p>
+    <w:p>
+      <w:pPr>
+        <w:pStyle w:val="Default"/>
+        <w:widowControl w:val="0"/>
+        <w:jc w:val="center"/>
+      </w:pPr>
+      <w:r>
+        <w:rPr>
+          <w:noProof/>
+          <w14:ligatures w14:val="standardContextual"/>
+        </w:rPr>
+        <w:drawing>
+          <wp:inline distT="0" distB="0" distL="0" distR="0" wp14:anchorId="40C79B63" wp14:editId="06A3273F">
+            <wp:extent cx="2417910" cy="4860000"/>
+            <wp:effectExtent l="19050" t="19050" r="20955" b="17145"/>
+            <wp:docPr id="1893187441" name="Imagen 2"/>
+            <wp:cNvGraphicFramePr>
+              <a:graphicFrameLocks xmlns:a="http://schemas.openxmlformats.org/drawingml/2006/main" noChangeAspect="1"/>
+            </wp:cNvGraphicFramePr>
+            <a:graphic xmlns:a="http://schemas.openxmlformats.org/drawingml/2006/main">
+              <a:graphicData uri="http://schemas.openxmlformats.org/drawingml/2006/picture">
+                <pic:pic xmlns:pic="http://schemas.openxmlformats.org/drawingml/2006/picture">
+                  <pic:nvPicPr>
+                    <pic:cNvPr id="1893187441" name="Imagen 1893187441"/>
+                    <pic:cNvPicPr/>
+                  </pic:nvPicPr>
+                  <pic:blipFill>
+                    <a:blip r:embed="rId23">
+                      <a:extLst>
+                        <a:ext uri="{28A0092B-C50C-407E-A947-70E740481C1C}">
+                          <a14:useLocalDpi xmlns:a14="http://schemas.microsoft.com/office/drawing/2010/main" val="0"/>
+                        </a:ext>
+                      </a:extLst>
+                    </a:blip>
+                    <a:stretch>
+                      <a:fillRect/>
+                    </a:stretch>
+                  </pic:blipFill>
+                  <pic:spPr>
+                    <a:xfrm>
+                      <a:off x="0" y="0"/>
+                      <a:ext cx="2417910" cy="4860000"/>
+                    </a:xfrm>
+                    <a:prstGeom prst="rect">
+                      <a:avLst/>
+                    </a:prstGeom>
+                    <a:ln w="12700">
+                      <a:solidFill>
+                        <a:schemeClr val="tx1"/>
+                      </a:solidFill>
+                    </a:ln>
+                  </pic:spPr>
+                </pic:pic>
+              </a:graphicData>
+            </a:graphic>
+          </wp:inline>
+        </w:drawing>
+      </w:r>
+    </w:p>
+    <w:p>
+      <w:pPr>
+        <w:pStyle w:val="Default"/>
+        <w:widowControl w:val="0"/>
+        <w:jc w:val="center"/>
+      </w:pPr>
+      <w:r>
+        <w:rPr>
+          <w:b/>
+          <w:bCs/>
+        </w:rPr>
+        <w:t>GRÁFICO N°1</w:t>
+      </w:r>
+      <w:r>
+        <w:rPr>
+          <w:b/>
+          <w:bCs/>
+        </w:rPr>
+        <w:t>4</w:t>
+      </w:r>
+      <w:r>
+        <w:rPr>
+          <w:b/>
+          <w:bCs/>
+        </w:rPr>
+        <w:t xml:space="preserve">. </w:t>
+      </w:r>
+      <w:r>
+        <w:t xml:space="preserve">DIAGRAMA </w:t>
+      </w:r>
+      <w:r>
+        <w:t>DE FLUJO</w:t>
+      </w:r>
+    </w:p>
+    <w:p>
+      <w:pPr>
+        <w:pStyle w:val="Default"/>
+        <w:widowControl w:val="0"/>
+        <w:jc w:val="center"/>
+      </w:pPr>
+      <w:r>
+        <w:rPr>
+          <w:b/>
+          <w:bCs/>
+        </w:rPr>
+        <w:t>Fuente:</w:t>
+      </w:r>
+      <w:r>
+        <w:t xml:space="preserve"> Acurero, Araujo, Montiel (2025)</w:t>
+      </w:r>
+    </w:p>
+    <w:p>
+      <w:pPr>
+        <w:pStyle w:val="Default"/>
+        <w:widowControl w:val="0"/>
+        <w:jc w:val="center"/>
+      </w:pPr>
+    </w:p>
+    <w:p>
+      <w:pPr>
         <w:pStyle w:val="Tesis"/>
       </w:pPr>
       <w:r>
+        <w:lastRenderedPageBreak/>
         <w:t>Para el diseño de los prototipos de las pantallas de la aplicación se utilizó</w:t>
       </w:r>
       <w:r>
-        <w:t xml:space="preserve"> Canv</w:t>
+        <w:t xml:space="preserve"> </w:t>
+      </w:r>
+      <w:proofErr w:type="spellStart"/>
+      <w:r>
+        <w:t>Canv</w:t>
       </w:r>
       <w:r>
         <w:t>a</w:t>
       </w:r>
+      <w:proofErr w:type="spellEnd"/>
       <w:r>
         <w:t xml:space="preserve">, </w:t>
       </w:r>
@@ -2849,7 +3081,6 @@
           <w:noProof/>
           <w14:ligatures w14:val="standardContextual"/>
         </w:rPr>
-        <w:lastRenderedPageBreak/>
         <w:drawing>
           <wp:inline distT="0" distB="0" distL="0" distR="0" wp14:anchorId="3620516B" wp14:editId="2C039524">
             <wp:extent cx="5220744" cy="1524743"/>
@@ -2866,7 +3097,7 @@
                     <pic:cNvPicPr/>
                   </pic:nvPicPr>
                   <pic:blipFill rotWithShape="1">
-                    <a:blip r:embed="rId23">
+                    <a:blip r:embed="rId24">
                       <a:extLst>
                         <a:ext uri="{28A0092B-C50C-407E-A947-70E740481C1C}">
                           <a14:useLocalDpi xmlns:a14="http://schemas.microsoft.com/office/drawing/2010/main" val="0"/>
@@ -2999,7 +3230,7 @@
                     <pic:cNvPicPr/>
                   </pic:nvPicPr>
                   <pic:blipFill rotWithShape="1">
-                    <a:blip r:embed="rId24">
+                    <a:blip r:embed="rId25">
                       <a:extLst>
                         <a:ext uri="{28A0092B-C50C-407E-A947-70E740481C1C}">
                           <a14:useLocalDpi xmlns:a14="http://schemas.microsoft.com/office/drawing/2010/main" val="0"/>
@@ -3095,6 +3326,7 @@
         <w:jc w:val="both"/>
       </w:pPr>
       <w:r>
+        <w:lastRenderedPageBreak/>
         <w:t xml:space="preserve">     </w:t>
       </w:r>
       <w:r>
@@ -3115,106 +3347,6 @@
                 <pic:pic xmlns:pic="http://schemas.openxmlformats.org/drawingml/2006/picture">
                   <pic:nvPicPr>
                     <pic:cNvPr id="852373210" name="Imagen 852373210"/>
-                    <pic:cNvPicPr/>
-                  </pic:nvPicPr>
-                  <pic:blipFill>
-                    <a:blip r:embed="rId25">
-                      <a:extLst>
-                        <a:ext uri="{28A0092B-C50C-407E-A947-70E740481C1C}">
-                          <a14:useLocalDpi xmlns:a14="http://schemas.microsoft.com/office/drawing/2010/main" val="0"/>
-                        </a:ext>
-                      </a:extLst>
-                    </a:blip>
-                    <a:stretch>
-                      <a:fillRect/>
-                    </a:stretch>
-                  </pic:blipFill>
-                  <pic:spPr>
-                    <a:xfrm>
-                      <a:off x="0" y="0"/>
-                      <a:ext cx="4860000" cy="2745246"/>
-                    </a:xfrm>
-                    <a:prstGeom prst="rect">
-                      <a:avLst/>
-                    </a:prstGeom>
-                  </pic:spPr>
-                </pic:pic>
-              </a:graphicData>
-            </a:graphic>
-          </wp:inline>
-        </w:drawing>
-      </w:r>
-    </w:p>
-    <w:p>
-      <w:pPr>
-        <w:pStyle w:val="Default"/>
-        <w:widowControl w:val="0"/>
-        <w:spacing w:line="276" w:lineRule="auto"/>
-        <w:jc w:val="center"/>
-      </w:pPr>
-      <w:r>
-        <w:rPr>
-          <w:b/>
-          <w:bCs/>
-        </w:rPr>
-        <w:t xml:space="preserve">IMAGEN°3. </w:t>
-      </w:r>
-      <w:r>
-        <w:t>PROTOTIPO DE INTERFAZ</w:t>
-      </w:r>
-    </w:p>
-    <w:p>
-      <w:pPr>
-        <w:pStyle w:val="Default"/>
-        <w:widowControl w:val="0"/>
-        <w:spacing w:line="276" w:lineRule="auto"/>
-        <w:jc w:val="center"/>
-      </w:pPr>
-      <w:r>
-        <w:rPr>
-          <w:b/>
-          <w:bCs/>
-        </w:rPr>
-        <w:t>Fuente:</w:t>
-      </w:r>
-      <w:r>
-        <w:t xml:space="preserve"> Acurero, Araujo, Montiel (2025)</w:t>
-      </w:r>
-    </w:p>
-    <w:p>
-      <w:pPr>
-        <w:pStyle w:val="Default"/>
-        <w:widowControl w:val="0"/>
-        <w:spacing w:line="276" w:lineRule="auto"/>
-        <w:jc w:val="both"/>
-      </w:pPr>
-    </w:p>
-    <w:p>
-      <w:pPr>
-        <w:pStyle w:val="Default"/>
-        <w:widowControl w:val="0"/>
-        <w:spacing w:line="276" w:lineRule="auto"/>
-        <w:jc w:val="center"/>
-      </w:pPr>
-      <w:r>
-        <w:rPr>
-          <w:noProof/>
-          <w14:ligatures w14:val="standardContextual"/>
-        </w:rPr>
-        <w:lastRenderedPageBreak/>
-        <w:drawing>
-          <wp:inline distT="0" distB="0" distL="0" distR="0" wp14:anchorId="51A0FA10" wp14:editId="6D1C1AA5">
-            <wp:extent cx="4860000" cy="2745246"/>
-            <wp:effectExtent l="0" t="0" r="0" b="0"/>
-            <wp:docPr id="1297936599" name="Imagen 11"/>
-            <wp:cNvGraphicFramePr>
-              <a:graphicFrameLocks xmlns:a="http://schemas.openxmlformats.org/drawingml/2006/main" noChangeAspect="1"/>
-            </wp:cNvGraphicFramePr>
-            <a:graphic xmlns:a="http://schemas.openxmlformats.org/drawingml/2006/main">
-              <a:graphicData uri="http://schemas.openxmlformats.org/drawingml/2006/picture">
-                <pic:pic xmlns:pic="http://schemas.openxmlformats.org/drawingml/2006/picture">
-                  <pic:nvPicPr>
-                    <pic:cNvPr id="1297936599" name="Imagen 1297936599"/>
                     <pic:cNvPicPr/>
                   </pic:nvPicPr>
                   <pic:blipFill>
@@ -3257,6 +3389,105 @@
           <w:b/>
           <w:bCs/>
         </w:rPr>
+        <w:t xml:space="preserve">IMAGEN°3. </w:t>
+      </w:r>
+      <w:r>
+        <w:t>PROTOTIPO DE INTERFAZ</w:t>
+      </w:r>
+    </w:p>
+    <w:p>
+      <w:pPr>
+        <w:pStyle w:val="Default"/>
+        <w:widowControl w:val="0"/>
+        <w:spacing w:line="276" w:lineRule="auto"/>
+        <w:jc w:val="center"/>
+      </w:pPr>
+      <w:r>
+        <w:rPr>
+          <w:b/>
+          <w:bCs/>
+        </w:rPr>
+        <w:t>Fuente:</w:t>
+      </w:r>
+      <w:r>
+        <w:t xml:space="preserve"> Acurero, Araujo, Montiel (2025)</w:t>
+      </w:r>
+    </w:p>
+    <w:p>
+      <w:pPr>
+        <w:pStyle w:val="Default"/>
+        <w:widowControl w:val="0"/>
+        <w:spacing w:line="276" w:lineRule="auto"/>
+        <w:jc w:val="both"/>
+      </w:pPr>
+    </w:p>
+    <w:p>
+      <w:pPr>
+        <w:pStyle w:val="Default"/>
+        <w:widowControl w:val="0"/>
+        <w:spacing w:line="276" w:lineRule="auto"/>
+        <w:jc w:val="center"/>
+      </w:pPr>
+      <w:r>
+        <w:rPr>
+          <w:noProof/>
+          <w14:ligatures w14:val="standardContextual"/>
+        </w:rPr>
+        <w:drawing>
+          <wp:inline distT="0" distB="0" distL="0" distR="0" wp14:anchorId="51A0FA10" wp14:editId="6D1C1AA5">
+            <wp:extent cx="4860000" cy="2745246"/>
+            <wp:effectExtent l="0" t="0" r="0" b="0"/>
+            <wp:docPr id="1297936599" name="Imagen 11"/>
+            <wp:cNvGraphicFramePr>
+              <a:graphicFrameLocks xmlns:a="http://schemas.openxmlformats.org/drawingml/2006/main" noChangeAspect="1"/>
+            </wp:cNvGraphicFramePr>
+            <a:graphic xmlns:a="http://schemas.openxmlformats.org/drawingml/2006/main">
+              <a:graphicData uri="http://schemas.openxmlformats.org/drawingml/2006/picture">
+                <pic:pic xmlns:pic="http://schemas.openxmlformats.org/drawingml/2006/picture">
+                  <pic:nvPicPr>
+                    <pic:cNvPr id="1297936599" name="Imagen 1297936599"/>
+                    <pic:cNvPicPr/>
+                  </pic:nvPicPr>
+                  <pic:blipFill>
+                    <a:blip r:embed="rId27">
+                      <a:extLst>
+                        <a:ext uri="{28A0092B-C50C-407E-A947-70E740481C1C}">
+                          <a14:useLocalDpi xmlns:a14="http://schemas.microsoft.com/office/drawing/2010/main" val="0"/>
+                        </a:ext>
+                      </a:extLst>
+                    </a:blip>
+                    <a:stretch>
+                      <a:fillRect/>
+                    </a:stretch>
+                  </pic:blipFill>
+                  <pic:spPr>
+                    <a:xfrm>
+                      <a:off x="0" y="0"/>
+                      <a:ext cx="4860000" cy="2745246"/>
+                    </a:xfrm>
+                    <a:prstGeom prst="rect">
+                      <a:avLst/>
+                    </a:prstGeom>
+                  </pic:spPr>
+                </pic:pic>
+              </a:graphicData>
+            </a:graphic>
+          </wp:inline>
+        </w:drawing>
+      </w:r>
+    </w:p>
+    <w:p>
+      <w:pPr>
+        <w:pStyle w:val="Default"/>
+        <w:widowControl w:val="0"/>
+        <w:spacing w:line="276" w:lineRule="auto"/>
+        <w:jc w:val="center"/>
+      </w:pPr>
+      <w:r>
+        <w:rPr>
+          <w:b/>
+          <w:bCs/>
+        </w:rPr>
         <w:t xml:space="preserve">IMAGEN N°4. </w:t>
       </w:r>
       <w:r>
@@ -3287,7 +3518,11 @@
         <w:spacing w:before="240"/>
       </w:pPr>
       <w:r>
-        <w:t xml:space="preserve">Para finalizar, SQLite será el gestor de base de datos que utilizará la aplicación educativa, principalmente porque proporciona una mayor comodidad y facilidad para crear la base de datos necesaria de forma local sin una conexión necesaria </w:t>
+        <w:t xml:space="preserve">Para finalizar, SQLite será el gestor de base de datos que utilizará la aplicación educativa, principalmente porque proporciona una mayor comodidad y facilidad para crear la base de datos necesaria de forma local sin </w:t>
+      </w:r>
+      <w:r>
+        <w:lastRenderedPageBreak/>
+        <w:t xml:space="preserve">una conexión necesaria </w:t>
       </w:r>
       <w:r>
         <w:t>a un servidor, sumado a que funciona de la misma manera que MySQL.</w:t>
@@ -3350,126 +3585,230 @@
         <w:spacing w:before="240"/>
       </w:pPr>
       <w:r>
+        <w:t>Como se mencionó anterior, se utiliz</w:t>
+      </w:r>
+      <w:r>
+        <w:t>ó</w:t>
+      </w:r>
+      <w:r>
+        <w:t xml:space="preserve"> Python como lenguaje de programación</w:t>
+      </w:r>
+      <w:r>
+        <w:t>, debido a su sintaxis clara y legible, permitiendo que el código se vea más limpio siendo así más fácil de mantener</w:t>
+      </w:r>
+      <w:r>
+        <w:t>, así es posible crear</w:t>
+      </w:r>
+      <w:r>
+        <w:rPr>
+          <w:lang w:val="es-ES_tradnl"/>
+        </w:rPr>
+        <w:t xml:space="preserve"> funcionalidad</w:t>
+      </w:r>
+      <w:r>
+        <w:rPr>
+          <w:lang w:val="es-ES_tradnl"/>
+        </w:rPr>
+        <w:t>es</w:t>
+      </w:r>
+      <w:r>
+        <w:rPr>
+          <w:lang w:val="es-ES_tradnl"/>
+        </w:rPr>
+        <w:t xml:space="preserve"> compleja</w:t>
+      </w:r>
+      <w:r>
+        <w:rPr>
+          <w:lang w:val="es-ES_tradnl"/>
+        </w:rPr>
+        <w:t>s</w:t>
+      </w:r>
+      <w:r>
+        <w:rPr>
+          <w:lang w:val="es-ES_tradnl"/>
+        </w:rPr>
+        <w:t xml:space="preserve"> en unas pocas líneas de código</w:t>
+      </w:r>
+      <w:r>
+        <w:t>, además</w:t>
+      </w:r>
+      <w:r>
+        <w:t xml:space="preserve"> que</w:t>
+      </w:r>
+      <w:r>
+        <w:t xml:space="preserve"> es muy versátil gracias a</w:t>
+      </w:r>
+      <w:r>
+        <w:t xml:space="preserve">l gran </w:t>
+      </w:r>
+      <w:r>
+        <w:rPr>
+          <w:lang w:val="es-ES_tradnl"/>
+        </w:rPr>
+        <w:t>ecosistema de bibliotecas</w:t>
+      </w:r>
+      <w:r>
+        <w:rPr>
+          <w:lang w:val="es-ES_tradnl"/>
+        </w:rPr>
+        <w:t xml:space="preserve"> que posee</w:t>
+      </w:r>
+      <w:r>
+        <w:rPr>
+          <w:lang w:val="es-ES_tradnl"/>
+        </w:rPr>
+        <w:t>.</w:t>
+      </w:r>
+    </w:p>
+    <w:p>
+      <w:pPr>
+        <w:pStyle w:val="Tesis"/>
+        <w:rPr>
+          <w:lang w:val="es-ES_tradnl"/>
+        </w:rPr>
+      </w:pPr>
+      <w:r>
+        <w:rPr>
+          <w:lang w:val="es-ES_tradnl"/>
+        </w:rPr>
+        <w:t>La construcción de la aplicación comenzó sentando las bases técnicas que permitirían que toda la aplicación funcionara con coherencia. El primer archivo creado fue el ‘config.py’, el cual contiene las funciones necesarias para que el software opere</w:t>
+      </w:r>
+      <w:r>
+        <w:rPr>
+          <w:lang w:val="es-ES_tradnl"/>
+        </w:rPr>
+        <w:t xml:space="preserve"> correctamente tanto en modo desarrollo como empacado y como ejecutable. </w:t>
+      </w:r>
+    </w:p>
+    <w:p>
+      <w:pPr>
+        <w:pStyle w:val="Tesis"/>
+        <w:rPr>
+          <w:lang w:val="es-ES_tradnl"/>
+        </w:rPr>
+      </w:pPr>
+      <w:r>
+        <w:rPr>
+          <w:lang w:val="es-ES_tradnl"/>
+        </w:rPr>
+        <w:t>La función ‘</w:t>
+      </w:r>
+      <w:proofErr w:type="spellStart"/>
+      <w:r>
+        <w:rPr>
+          <w:lang w:val="es-ES_tradnl"/>
+        </w:rPr>
+        <w:t>obtener_ruta_</w:t>
+      </w:r>
+      <w:proofErr w:type="gramStart"/>
+      <w:r>
+        <w:rPr>
+          <w:lang w:val="es-ES_tradnl"/>
+        </w:rPr>
+        <w:t>base</w:t>
+      </w:r>
+      <w:proofErr w:type="spellEnd"/>
+      <w:r>
+        <w:rPr>
+          <w:lang w:val="es-ES_tradnl"/>
+        </w:rPr>
+        <w:t>(</w:t>
+      </w:r>
+      <w:proofErr w:type="gramEnd"/>
+      <w:r>
+        <w:rPr>
+          <w:lang w:val="es-ES_tradnl"/>
+        </w:rPr>
+        <w:t xml:space="preserve">)’ detecta automáticamente si el programa se ejecutaba desde el código fuente o desde un archivo generado por </w:t>
+      </w:r>
+      <w:proofErr w:type="spellStart"/>
+      <w:r>
+        <w:rPr>
+          <w:lang w:val="es-ES_tradnl"/>
+        </w:rPr>
+        <w:t>PyInstaller</w:t>
+      </w:r>
+      <w:proofErr w:type="spellEnd"/>
+      <w:r>
+        <w:rPr>
+          <w:lang w:val="es-ES_tradnl"/>
+        </w:rPr>
+        <w:t xml:space="preserve">, permitiendo que las rutas a recursos y base de datos sean </w:t>
+      </w:r>
+      <w:r>
+        <w:rPr>
+          <w:lang w:val="es-ES_tradnl"/>
+        </w:rPr>
         <w:lastRenderedPageBreak/>
-        <w:t>Como se mencionó anterior, se utiliz</w:t>
-      </w:r>
-      <w:r>
+        <w:t>dinámicas. Dentro del archivo de configuración, también se implement</w:t>
+      </w:r>
+      <w:r>
+        <w:rPr>
+          <w:lang w:val="es-ES_tradnl"/>
+        </w:rPr>
         <w:t>ó</w:t>
       </w:r>
       <w:r>
-        <w:t xml:space="preserve"> Python como lenguaje de programación</w:t>
-      </w:r>
-      <w:r>
-        <w:t>, debido a su sintaxis clara y legible, permitiendo que el código se vea más limpio siendo así más fácil de mantener</w:t>
-      </w:r>
-      <w:r>
-        <w:t>, así es posible crear</w:t>
-      </w:r>
-      <w:r>
         <w:rPr>
           <w:lang w:val="es-ES_tradnl"/>
         </w:rPr>
-        <w:t xml:space="preserve"> funcionalidad</w:t>
-      </w:r>
+        <w:t xml:space="preserve"> ‘</w:t>
+      </w:r>
+      <w:proofErr w:type="spellStart"/>
       <w:r>
         <w:rPr>
           <w:lang w:val="es-ES_tradnl"/>
         </w:rPr>
-        <w:t>es</w:t>
-      </w:r>
+        <w:t>obtener_ruta_</w:t>
+      </w:r>
+      <w:proofErr w:type="gramStart"/>
       <w:r>
         <w:rPr>
           <w:lang w:val="es-ES_tradnl"/>
         </w:rPr>
-        <w:t xml:space="preserve"> compleja</w:t>
-      </w:r>
+        <w:t>db</w:t>
+      </w:r>
+      <w:proofErr w:type="spellEnd"/>
       <w:r>
         <w:rPr>
           <w:lang w:val="es-ES_tradnl"/>
         </w:rPr>
-        <w:t>s</w:t>
-      </w:r>
+        <w:t>(</w:t>
+      </w:r>
+      <w:proofErr w:type="gramEnd"/>
       <w:r>
         <w:rPr>
           <w:lang w:val="es-ES_tradnl"/>
         </w:rPr>
-        <w:t xml:space="preserve"> en unas pocas líneas de código</w:t>
-      </w:r>
-      <w:r>
-        <w:t>, además</w:t>
-      </w:r>
-      <w:r>
-        <w:t xml:space="preserve"> que</w:t>
-      </w:r>
-      <w:r>
-        <w:t xml:space="preserve"> es muy versátil gracias a</w:t>
-      </w:r>
-      <w:r>
-        <w:t xml:space="preserve">l gran </w:t>
-      </w:r>
+        <w:t>)’ que simplemente concatena la ruta base con el nombre de la base de datos. Seguidamente se creó, ‘</w:t>
+      </w:r>
+      <w:proofErr w:type="spellStart"/>
       <w:r>
         <w:rPr>
           <w:lang w:val="es-ES_tradnl"/>
         </w:rPr>
-        <w:t>ecosistema de bibliotecas</w:t>
-      </w:r>
+        <w:t>obtener_ruta_</w:t>
+      </w:r>
+      <w:proofErr w:type="gramStart"/>
       <w:r>
         <w:rPr>
           <w:lang w:val="es-ES_tradnl"/>
         </w:rPr>
-        <w:t xml:space="preserve"> que posee</w:t>
-      </w:r>
+        <w:t>recurso</w:t>
+      </w:r>
+      <w:proofErr w:type="spellEnd"/>
       <w:r>
         <w:rPr>
           <w:lang w:val="es-ES_tradnl"/>
         </w:rPr>
-        <w:t>.</w:t>
-      </w:r>
-    </w:p>
-    <w:p>
-      <w:pPr>
-        <w:pStyle w:val="Tesis"/>
+        <w:t>(</w:t>
+      </w:r>
+      <w:proofErr w:type="gramEnd"/>
+      <w:r>
         <w:rPr>
           <w:lang w:val="es-ES_tradnl"/>
         </w:rPr>
-      </w:pPr>
-      <w:r>
-        <w:rPr>
-          <w:lang w:val="es-ES_tradnl"/>
-        </w:rPr>
-        <w:t>La construcción de la aplicación comenzó sentando las bases técnicas que permitirían que toda la aplicación funcionara con coherencia. El primer archivo creado fue el ‘config.py’, el cual contiene las funciones necesarias para que el software opere</w:t>
-      </w:r>
-      <w:r>
-        <w:rPr>
-          <w:lang w:val="es-ES_tradnl"/>
-        </w:rPr>
-        <w:t xml:space="preserve"> correctamente tanto en modo desarrollo como empacado y como ejecutable. </w:t>
-      </w:r>
-    </w:p>
-    <w:p>
-      <w:pPr>
-        <w:pStyle w:val="Tesis"/>
-        <w:rPr>
-          <w:lang w:val="es-ES_tradnl"/>
-        </w:rPr>
-      </w:pPr>
-      <w:r>
-        <w:rPr>
-          <w:lang w:val="es-ES_tradnl"/>
-        </w:rPr>
-        <w:t>La función ‘obtener_ruta_base()’ detecta automáticamente si el programa se ejecutaba desde el código fuente o desde un archivo generado por PyInstaller, permitiendo que las rutas a recursos y base de datos sean dinámicas. Dentro del archivo de configuración, también se implement</w:t>
-      </w:r>
-      <w:r>
-        <w:rPr>
-          <w:lang w:val="es-ES_tradnl"/>
-        </w:rPr>
-        <w:t>ó</w:t>
-      </w:r>
-      <w:r>
-        <w:rPr>
-          <w:lang w:val="es-ES_tradnl"/>
-        </w:rPr>
-        <w:t xml:space="preserve"> ‘obtener_ruta_db()’ que simplemente concatena la ruta base con el nombre de la base de datos. Seguidamente se creó, ‘obtener_ruta_recurso()’ para localizar imágenes y otros archivos estáticos que se utilizan en la aplicación.</w:t>
+        <w:t>)’ para localizar imágenes y otros archivos estáticos que se utilizan en la aplicación.</w:t>
       </w:r>
     </w:p>
     <w:p>
@@ -3485,7 +3824,6 @@
           <w:noProof/>
           <w:lang w:val="es-ES_tradnl"/>
         </w:rPr>
-        <w:lastRenderedPageBreak/>
         <w:drawing>
           <wp:inline distT="0" distB="0" distL="0" distR="0" wp14:anchorId="77BC5726" wp14:editId="084AD276">
             <wp:extent cx="4320000" cy="3321349"/>
@@ -3499,228 +3837,6 @@
                 <pic:pic xmlns:pic="http://schemas.openxmlformats.org/drawingml/2006/picture">
                   <pic:nvPicPr>
                     <pic:cNvPr id="1224975675" name=""/>
-                    <pic:cNvPicPr/>
-                  </pic:nvPicPr>
-                  <pic:blipFill>
-                    <a:blip r:embed="rId27"/>
-                    <a:stretch>
-                      <a:fillRect/>
-                    </a:stretch>
-                  </pic:blipFill>
-                  <pic:spPr>
-                    <a:xfrm>
-                      <a:off x="0" y="0"/>
-                      <a:ext cx="4320000" cy="3321349"/>
-                    </a:xfrm>
-                    <a:prstGeom prst="rect">
-                      <a:avLst/>
-                    </a:prstGeom>
-                  </pic:spPr>
-                </pic:pic>
-              </a:graphicData>
-            </a:graphic>
-          </wp:inline>
-        </w:drawing>
-      </w:r>
-    </w:p>
-    <w:p>
-      <w:pPr>
-        <w:jc w:val="center"/>
-      </w:pPr>
-      <w:r>
-        <w:rPr>
-          <w:b/>
-          <w:bCs/>
-        </w:rPr>
-        <w:t xml:space="preserve">FIGURA </w:t>
-      </w:r>
-      <w:r>
-        <w:rPr>
-          <w:b/>
-          <w:bCs/>
-        </w:rPr>
-        <w:t>N°</w:t>
-      </w:r>
-      <w:r>
-        <w:rPr>
-          <w:b/>
-          <w:bCs/>
-        </w:rPr>
-        <w:t>1</w:t>
-      </w:r>
-      <w:r>
-        <w:rPr>
-          <w:b/>
-          <w:bCs/>
-        </w:rPr>
-        <w:t xml:space="preserve">. </w:t>
-      </w:r>
-      <w:r>
-        <w:t>CÓDIGO DE “config.py”</w:t>
-      </w:r>
-    </w:p>
-    <w:p>
-      <w:pPr>
-        <w:jc w:val="center"/>
-      </w:pPr>
-      <w:r>
-        <w:rPr>
-          <w:b/>
-          <w:bCs/>
-        </w:rPr>
-        <w:t>Fuente:</w:t>
-      </w:r>
-      <w:r>
-        <w:t xml:space="preserve"> Acurero, Araujo, Montiel (2025)</w:t>
-      </w:r>
-    </w:p>
-    <w:p>
-      <w:pPr>
-        <w:pStyle w:val="Tesis"/>
-        <w:rPr>
-          <w:b/>
-          <w:bCs/>
-          <w:lang w:val="es-ES_tradnl"/>
-        </w:rPr>
-      </w:pPr>
-    </w:p>
-    <w:p>
-      <w:pPr>
-        <w:pStyle w:val="Tesis"/>
-      </w:pPr>
-      <w:r>
-        <w:t>La clase ‘Navegador central’ fue uno de los desarrollos más importantes de esta fase</w:t>
-      </w:r>
-      <w:r>
-        <w:t xml:space="preserve"> inicial. Su método ‘__init__’ recibe el objeto ‘page’ del Flet y lo almacena para ser usado más adelante. El método ‘inicializar()’ configura el layout principal de todo el software, creando un</w:t>
-      </w:r>
-      <w:r>
-        <w:t>a</w:t>
-      </w:r>
-      <w:r>
-        <w:t xml:space="preserve"> </w:t>
-      </w:r>
-      <w:r>
-        <w:t>barra lateral</w:t>
-      </w:r>
-      <w:r>
-        <w:t xml:space="preserve"> persistente a la izquierda junto con un contenedor central dinámico y e</w:t>
-      </w:r>
-      <w:r>
-        <w:t>l método `_crear_sidebar()` genera dinámicamente los botones de navegación</w:t>
-      </w:r>
-      <w:r>
-        <w:t xml:space="preserve"> de la </w:t>
-      </w:r>
-      <w:r>
-        <w:t>barra lateral</w:t>
-      </w:r>
-      <w:r>
-        <w:t>.</w:t>
-      </w:r>
-    </w:p>
-    <w:p>
-      <w:pPr>
-        <w:pStyle w:val="Tesis"/>
-      </w:pPr>
-      <w:r>
-        <w:t xml:space="preserve">El método ‘navegar_a()’ </w:t>
-      </w:r>
-      <w:r>
-        <w:t xml:space="preserve">de la clase ‘NavegadorCentral’ define el centro del sistema de rutas internas. Está función recibe indicando la pantalla o módulo destino, realizando imports dinámicos de los módulos correspondientes, ejecutando la función de contenido enviando los datos del </w:t>
-      </w:r>
-      <w:r>
-        <w:lastRenderedPageBreak/>
-        <w:t xml:space="preserve">usuario, y actualizando el sidebar para reflejar visualmente </w:t>
-      </w:r>
-      <w:r>
-        <w:t xml:space="preserve">la nueva ubicación. </w:t>
-      </w:r>
-      <w:r>
-        <w:t xml:space="preserve">Finalmente, `cerrar_sesion()` limpia la página </w:t>
-      </w:r>
-      <w:r>
-        <w:t>donde se encuentre el usuario</w:t>
-      </w:r>
-      <w:r>
-        <w:t xml:space="preserve"> y </w:t>
-      </w:r>
-      <w:r>
-        <w:t>se redirige</w:t>
-      </w:r>
-      <w:r>
-        <w:t xml:space="preserve"> al login, </w:t>
-      </w:r>
-      <w:r>
-        <w:t>cerrando</w:t>
-      </w:r>
-      <w:r>
-        <w:t xml:space="preserve"> la sesión activa.</w:t>
-      </w:r>
-    </w:p>
-    <w:p>
-      <w:pPr>
-        <w:pStyle w:val="Tesis"/>
-      </w:pPr>
-      <w:r>
-        <w:t xml:space="preserve">En archivo ‘enrutador.py’ se definió un diccionario global ‘_vistas_registradas’ que funcionaba como registro central de todas las vistas disponibles. La función ‘registrar_vista()’ añade entradas a este diccionario asociando nombres de vista </w:t>
-      </w:r>
-      <w:r>
-        <w:t>con las funciones que las renderizan</w:t>
-      </w:r>
-      <w:r>
-        <w:t>, seguidamente tenemos a l</w:t>
-      </w:r>
-      <w:r>
-        <w:t>a función `navegar_a()`</w:t>
-      </w:r>
-      <w:r>
-        <w:t>,</w:t>
-      </w:r>
-      <w:r>
-        <w:t xml:space="preserve"> </w:t>
-      </w:r>
-      <w:r>
-        <w:t>que realiza el</w:t>
-      </w:r>
-      <w:r>
-        <w:t xml:space="preserve"> cambi</w:t>
-      </w:r>
-      <w:r>
-        <w:t>o</w:t>
-      </w:r>
-      <w:r>
-        <w:t xml:space="preserve"> entre vistas usando solo el</w:t>
-      </w:r>
-      <w:r>
-        <w:t xml:space="preserve"> usuario</w:t>
-      </w:r>
-      <w:r>
-        <w:t xml:space="preserve"> registrado y opcionalmente los datos del usuario. La función `inicializar_vistas()` importa todos los módulos de vistas y registrarlos, utilizando imports diferidos para evitar que Python detectara dependencias circulares al cargar los archivos.</w:t>
-      </w:r>
-    </w:p>
-    <w:p>
-      <w:pPr>
-        <w:pStyle w:val="Tesis"/>
-        <w:spacing w:line="240" w:lineRule="auto"/>
-      </w:pPr>
-      <w:r>
-        <w:rPr>
-          <w:noProof/>
-        </w:rPr>
-        <w:drawing>
-          <wp:inline distT="0" distB="0" distL="0" distR="0" wp14:anchorId="51CCB468" wp14:editId="41E32626">
-            <wp:extent cx="4320000" cy="3321349"/>
-            <wp:effectExtent l="0" t="0" r="4445" b="0"/>
-            <wp:docPr id="1909672670" name="Imagen 1"/>
-            <wp:cNvGraphicFramePr>
-              <a:graphicFrameLocks xmlns:a="http://schemas.openxmlformats.org/drawingml/2006/main" noChangeAspect="1"/>
-            </wp:cNvGraphicFramePr>
-            <a:graphic xmlns:a="http://schemas.openxmlformats.org/drawingml/2006/main">
-              <a:graphicData uri="http://schemas.openxmlformats.org/drawingml/2006/picture">
-                <pic:pic xmlns:pic="http://schemas.openxmlformats.org/drawingml/2006/picture">
-                  <pic:nvPicPr>
-                    <pic:cNvPr id="1909672670" name=""/>
                     <pic:cNvPicPr/>
                   </pic:nvPicPr>
                   <pic:blipFill>
@@ -3748,118 +3864,342 @@
     <w:p>
       <w:pPr>
         <w:jc w:val="center"/>
-        <w:rPr>
-          <w:b/>
-          <w:bCs/>
-        </w:rPr>
-      </w:pPr>
-      <w:r>
-        <w:rPr>
-          <w:b/>
-          <w:bCs/>
-        </w:rPr>
-        <w:t>FIGURA</w:t>
-      </w:r>
-      <w:r>
-        <w:rPr>
-          <w:b/>
-          <w:bCs/>
-        </w:rPr>
+      </w:pPr>
+      <w:r>
+        <w:rPr>
+          <w:b/>
+          <w:bCs/>
+        </w:rPr>
+        <w:t xml:space="preserve">FIGURA </w:t>
+      </w:r>
+      <w:r>
+        <w:rPr>
+          <w:b/>
+          <w:bCs/>
+        </w:rPr>
+        <w:t>N°</w:t>
+      </w:r>
+      <w:r>
+        <w:rPr>
+          <w:b/>
+          <w:bCs/>
+        </w:rPr>
+        <w:t>1</w:t>
+      </w:r>
+      <w:r>
+        <w:rPr>
+          <w:b/>
+          <w:bCs/>
+        </w:rPr>
+        <w:t xml:space="preserve">. </w:t>
+      </w:r>
+      <w:r>
+        <w:t>CÓDIGO DE “config.py”</w:t>
+      </w:r>
+    </w:p>
+    <w:p>
+      <w:pPr>
+        <w:jc w:val="center"/>
+      </w:pPr>
+      <w:r>
+        <w:rPr>
+          <w:b/>
+          <w:bCs/>
+        </w:rPr>
+        <w:t>Fuente:</w:t>
+      </w:r>
+      <w:r>
+        <w:t xml:space="preserve"> Acurero, Araujo, Montiel (2025)</w:t>
+      </w:r>
+    </w:p>
+    <w:p>
+      <w:pPr>
+        <w:pStyle w:val="Tesis"/>
+        <w:rPr>
+          <w:b/>
+          <w:bCs/>
+          <w:lang w:val="es-ES_tradnl"/>
+        </w:rPr>
+      </w:pPr>
+    </w:p>
+    <w:p>
+      <w:pPr>
+        <w:pStyle w:val="Tesis"/>
+      </w:pPr>
+      <w:r>
+        <w:t>La clase ‘Navegador central’ fue uno de los desarrollos más importantes de esta fase</w:t>
+      </w:r>
+      <w:r>
+        <w:t xml:space="preserve"> inicial. Su método ‘__</w:t>
+      </w:r>
+      <w:proofErr w:type="spellStart"/>
+      <w:r>
+        <w:t>init</w:t>
+      </w:r>
+      <w:proofErr w:type="spellEnd"/>
+      <w:r>
+        <w:t>__’ recibe el objeto ‘page’ del Flet y lo almacena para ser usado más adelante. El método ‘</w:t>
+      </w:r>
+      <w:proofErr w:type="gramStart"/>
+      <w:r>
+        <w:t>inicializar(</w:t>
+      </w:r>
+      <w:proofErr w:type="gramEnd"/>
+      <w:r>
+        <w:t xml:space="preserve">)’ configura el </w:t>
+      </w:r>
+      <w:proofErr w:type="spellStart"/>
+      <w:r>
+        <w:t>layout</w:t>
+      </w:r>
+      <w:proofErr w:type="spellEnd"/>
+      <w:r>
+        <w:t xml:space="preserve"> principal de todo el software, creando un</w:t>
+      </w:r>
+      <w:r>
+        <w:t>a</w:t>
+      </w:r>
+      <w:r>
         <w:t xml:space="preserve"> </w:t>
       </w:r>
       <w:r>
-        <w:rPr>
-          <w:b/>
-          <w:bCs/>
-        </w:rPr>
-        <w:t>N°</w:t>
-      </w:r>
-      <w:r>
-        <w:rPr>
-          <w:b/>
-          <w:bCs/>
-        </w:rPr>
-        <w:t>2</w:t>
-      </w:r>
-      <w:r>
-        <w:rPr>
-          <w:b/>
-          <w:bCs/>
-        </w:rPr>
-        <w:t xml:space="preserve">. </w:t>
-      </w:r>
-      <w:r>
-        <w:t>CÓDIGO DE “enrutador.py”</w:t>
-      </w:r>
-    </w:p>
-    <w:p>
-      <w:pPr>
-        <w:jc w:val="center"/>
-      </w:pPr>
-      <w:r>
-        <w:rPr>
-          <w:b/>
-          <w:bCs/>
-        </w:rPr>
-        <w:t>Fuente:</w:t>
-      </w:r>
-      <w:r>
-        <w:t xml:space="preserve"> Acurero, Araujo, Montiel (2025)</w:t>
+        <w:t>barra lateral</w:t>
+      </w:r>
+      <w:r>
+        <w:t xml:space="preserve"> persistente a la izquierda junto con un contenedor central dinámico y e</w:t>
+      </w:r>
+      <w:r>
+        <w:t>l método `_</w:t>
+      </w:r>
+      <w:proofErr w:type="spellStart"/>
+      <w:r>
+        <w:t>crear_</w:t>
+      </w:r>
+      <w:proofErr w:type="gramStart"/>
+      <w:r>
+        <w:t>sidebar</w:t>
+      </w:r>
+      <w:proofErr w:type="spellEnd"/>
+      <w:r>
+        <w:t>(</w:t>
+      </w:r>
+      <w:proofErr w:type="gramEnd"/>
+      <w:r>
+        <w:t>)` genera dinámicamente los botones de navegación</w:t>
+      </w:r>
+      <w:r>
+        <w:t xml:space="preserve"> de la </w:t>
+      </w:r>
+      <w:r>
+        <w:t>barra lateral</w:t>
+      </w:r>
+      <w:r>
+        <w:t>.</w:t>
       </w:r>
     </w:p>
     <w:p>
       <w:pPr>
         <w:pStyle w:val="Tesis"/>
-        <w:rPr>
-          <w:b/>
-          <w:bCs/>
-        </w:rPr>
-      </w:pPr>
+      </w:pPr>
+      <w:r>
+        <w:lastRenderedPageBreak/>
+        <w:t>El método ‘</w:t>
+      </w:r>
+      <w:proofErr w:type="spellStart"/>
+      <w:r>
+        <w:t>navegar_</w:t>
+      </w:r>
+      <w:proofErr w:type="gramStart"/>
+      <w:r>
+        <w:t>a</w:t>
+      </w:r>
+      <w:proofErr w:type="spellEnd"/>
+      <w:r>
+        <w:t>(</w:t>
+      </w:r>
+      <w:proofErr w:type="gramEnd"/>
+      <w:r>
+        <w:t xml:space="preserve">)’ </w:t>
+      </w:r>
+      <w:r>
+        <w:t>de la clase ‘</w:t>
+      </w:r>
+      <w:proofErr w:type="spellStart"/>
+      <w:r>
+        <w:t>NavegadorCentral</w:t>
+      </w:r>
+      <w:proofErr w:type="spellEnd"/>
+      <w:r>
+        <w:t xml:space="preserve">’ define el centro del sistema de rutas internas. Está función recibe indicando la pantalla o módulo destino, realizando </w:t>
+      </w:r>
+      <w:proofErr w:type="spellStart"/>
+      <w:r>
+        <w:t>imports</w:t>
+      </w:r>
+      <w:proofErr w:type="spellEnd"/>
+      <w:r>
+        <w:t xml:space="preserve"> dinámicos de los módulos correspondientes, ejecutando la función de contenido enviando los datos del usuario, y actualizando el </w:t>
+      </w:r>
+      <w:proofErr w:type="spellStart"/>
+      <w:r>
+        <w:t>sidebar</w:t>
+      </w:r>
+      <w:proofErr w:type="spellEnd"/>
+      <w:r>
+        <w:t xml:space="preserve"> para reflejar visualmente </w:t>
+      </w:r>
+      <w:r>
+        <w:t xml:space="preserve">la nueva ubicación. </w:t>
+      </w:r>
+      <w:r>
+        <w:t>Finalmente, `</w:t>
+      </w:r>
+      <w:proofErr w:type="spellStart"/>
+      <w:r>
+        <w:t>cerrar_</w:t>
+      </w:r>
+      <w:proofErr w:type="gramStart"/>
+      <w:r>
+        <w:t>sesion</w:t>
+      </w:r>
+      <w:proofErr w:type="spellEnd"/>
+      <w:r>
+        <w:t>(</w:t>
+      </w:r>
+      <w:proofErr w:type="gramEnd"/>
+      <w:r>
+        <w:t xml:space="preserve">)` limpia la página </w:t>
+      </w:r>
+      <w:r>
+        <w:t>donde se encuentre el usuario</w:t>
+      </w:r>
+      <w:r>
+        <w:t xml:space="preserve"> y </w:t>
+      </w:r>
+      <w:r>
+        <w:t>se redirige</w:t>
+      </w:r>
+      <w:r>
+        <w:t xml:space="preserve"> al </w:t>
+      </w:r>
+      <w:proofErr w:type="spellStart"/>
+      <w:r>
+        <w:t>login</w:t>
+      </w:r>
+      <w:proofErr w:type="spellEnd"/>
+      <w:r>
+        <w:t xml:space="preserve">, </w:t>
+      </w:r>
+      <w:r>
+        <w:t>cerrando</w:t>
+      </w:r>
+      <w:r>
+        <w:t xml:space="preserve"> la sesión activa.</w:t>
+      </w:r>
     </w:p>
     <w:p>
       <w:pPr>
         <w:pStyle w:val="Tesis"/>
       </w:pPr>
       <w:r>
-        <w:t>La construcción continuó con el sistema de almacenamiento mediante el archivo ‘gestor_db.py’, que implementa el patrón Singleton para garantizar una única conexión a la base de datos SQLite. El método</w:t>
-      </w:r>
-      <w:r>
-        <w:t xml:space="preserve"> ‘_new_’ de la clase ‘GestorDB’ verifica si ya existe una instancia de la clase y, de no ser así, crea una nueva llamando a ‘_inicializar()’. El método ‘_conectar()’ abre una conexión s SqLite usando la ruta proporcionada por ‘obtener_ruta_db()’ del módulo de configuración. </w:t>
-      </w:r>
-    </w:p>
-    <w:p>
-      <w:pPr>
-        <w:pStyle w:val="Tesis"/>
-      </w:pPr>
-      <w:r>
-        <w:t>La función de ‘obtener_usuario_por_credenciales’</w:t>
-      </w:r>
-      <w:r>
-        <w:t xml:space="preserve"> realiza búsquedas en la tabla de usuarios filtrando por nombre de usuario y contraseña, retornando si las credenciales coinciden. Su opuesto es la función ‘obtener_usuario_por_correo()’</w:t>
-      </w:r>
-      <w:r>
-        <w:t xml:space="preserve"> busca solamente por dirección de correo electrónico, siendo vital para el proceso de recuperación de contraseña.El método `actualizar_puntuacion()` modificaba los puntos acumulados del usuario y opcionalmente su etapa y nivel actuales cuando avanzaba en el contenido educativo</w:t>
-      </w:r>
-      <w:r>
-        <w:t>.</w:t>
-      </w:r>
-    </w:p>
-    <w:p>
-      <w:pPr>
-        <w:pStyle w:val="Tesis"/>
-      </w:pPr>
-      <w:r>
-        <w:t xml:space="preserve">El sistema de vidas se implementó mediante `actualizar_vidas()`, que recibía el ID de usuario, cantidad de vidas y timestamp de última recarga. </w:t>
-      </w:r>
-      <w:r>
-        <w:t xml:space="preserve">Para la recuperación de contraseña, se implementaron tres métodos especializados. `guardar_codigo_recuperacion()` marcaba códigos anteriores como usados e insertaba uno nuevo con timestamp de expiración calculado sumando minutos a la hora actual usando `datetime.now() + timedelta()`. `verificar_codigo_recuperacion()` comprobaba que un código existiera, no </w:t>
-      </w:r>
-      <w:r>
-        <w:lastRenderedPageBreak/>
-        <w:t>estuviera usado y no hubiera expirado comparando contra la hora actual de la base de datos. Finalmente, `marcar_codigo_usado()` actualizaba el estado del código para evitar reutilizaciones después del cambio de contraseña exitoso</w:t>
-      </w:r>
-      <w:r>
-        <w:t>.</w:t>
+        <w:t>En archivo ‘enrutador.py’ se definió un diccionario global ‘_</w:t>
+      </w:r>
+      <w:proofErr w:type="spellStart"/>
+      <w:r>
+        <w:t>vistas_registradas</w:t>
+      </w:r>
+      <w:proofErr w:type="spellEnd"/>
+      <w:r>
+        <w:t>’ que funcionaba como registro central de todas las vistas disponibles. La función ‘</w:t>
+      </w:r>
+      <w:proofErr w:type="spellStart"/>
+      <w:r>
+        <w:t>registrar_</w:t>
+      </w:r>
+      <w:proofErr w:type="gramStart"/>
+      <w:r>
+        <w:t>vista</w:t>
+      </w:r>
+      <w:proofErr w:type="spellEnd"/>
+      <w:r>
+        <w:t>(</w:t>
+      </w:r>
+      <w:proofErr w:type="gramEnd"/>
+      <w:r>
+        <w:t xml:space="preserve">)’ añade entradas a este diccionario asociando nombres de vista </w:t>
+      </w:r>
+      <w:r>
+        <w:t>con las funciones que las renderizan</w:t>
+      </w:r>
+      <w:r>
+        <w:t>, seguidamente tenemos a l</w:t>
+      </w:r>
+      <w:r>
+        <w:t>a función `</w:t>
+      </w:r>
+      <w:proofErr w:type="spellStart"/>
+      <w:r>
+        <w:t>navegar_</w:t>
+      </w:r>
+      <w:proofErr w:type="gramStart"/>
+      <w:r>
+        <w:t>a</w:t>
+      </w:r>
+      <w:proofErr w:type="spellEnd"/>
+      <w:r>
+        <w:t>(</w:t>
+      </w:r>
+      <w:proofErr w:type="gramEnd"/>
+      <w:r>
+        <w:t>)`</w:t>
+      </w:r>
+      <w:r>
+        <w:t>,</w:t>
+      </w:r>
+      <w:r>
+        <w:t xml:space="preserve"> </w:t>
+      </w:r>
+      <w:r>
+        <w:t>que realiza el</w:t>
+      </w:r>
+      <w:r>
+        <w:t xml:space="preserve"> cambi</w:t>
+      </w:r>
+      <w:r>
+        <w:t>o</w:t>
+      </w:r>
+      <w:r>
+        <w:t xml:space="preserve"> entre vistas usando solo el</w:t>
+      </w:r>
+      <w:r>
+        <w:t xml:space="preserve"> usuario</w:t>
+      </w:r>
+      <w:r>
+        <w:t xml:space="preserve"> registrado y opcionalmente los datos del usuario. La función `</w:t>
+      </w:r>
+      <w:proofErr w:type="spellStart"/>
+      <w:r>
+        <w:t>inicializar_</w:t>
+      </w:r>
+      <w:proofErr w:type="gramStart"/>
+      <w:r>
+        <w:t>vistas</w:t>
+      </w:r>
+      <w:proofErr w:type="spellEnd"/>
+      <w:r>
+        <w:t>(</w:t>
+      </w:r>
+      <w:proofErr w:type="gramEnd"/>
+      <w:r>
+        <w:t xml:space="preserve">)` importa todos los módulos de vistas y registrarlos, utilizando </w:t>
+      </w:r>
+      <w:proofErr w:type="spellStart"/>
+      <w:r>
+        <w:t>imports</w:t>
+      </w:r>
+      <w:proofErr w:type="spellEnd"/>
+      <w:r>
+        <w:t xml:space="preserve"> diferidos para evitar que Python detectara dependencias circulares al cargar los archivos.</w:t>
       </w:r>
     </w:p>
     <w:p>
@@ -3871,11 +4211,12 @@
         <w:rPr>
           <w:noProof/>
         </w:rPr>
+        <w:lastRenderedPageBreak/>
         <w:drawing>
-          <wp:inline distT="0" distB="0" distL="0" distR="0" wp14:anchorId="184904BA" wp14:editId="69249B38">
+          <wp:inline distT="0" distB="0" distL="0" distR="0" wp14:anchorId="51CCB468" wp14:editId="41E32626">
             <wp:extent cx="4320000" cy="3321349"/>
             <wp:effectExtent l="0" t="0" r="4445" b="0"/>
-            <wp:docPr id="1413274184" name="Imagen 1"/>
+            <wp:docPr id="1909672670" name="Imagen 1"/>
             <wp:cNvGraphicFramePr>
               <a:graphicFrameLocks xmlns:a="http://schemas.openxmlformats.org/drawingml/2006/main" noChangeAspect="1"/>
             </wp:cNvGraphicFramePr>
@@ -3883,7 +4224,7 @@
               <a:graphicData uri="http://schemas.openxmlformats.org/drawingml/2006/picture">
                 <pic:pic xmlns:pic="http://schemas.openxmlformats.org/drawingml/2006/picture">
                   <pic:nvPicPr>
-                    <pic:cNvPr id="1413274184" name=""/>
+                    <pic:cNvPr id="1909672670" name=""/>
                     <pic:cNvPicPr/>
                   </pic:nvPicPr>
                   <pic:blipFill>
@@ -3942,6 +4283,374 @@
           <w:b/>
           <w:bCs/>
         </w:rPr>
+        <w:t>2</w:t>
+      </w:r>
+      <w:r>
+        <w:rPr>
+          <w:b/>
+          <w:bCs/>
+        </w:rPr>
+        <w:t xml:space="preserve">. </w:t>
+      </w:r>
+      <w:r>
+        <w:t>CÓDIGO DE “enrutador.py”</w:t>
+      </w:r>
+    </w:p>
+    <w:p>
+      <w:pPr>
+        <w:jc w:val="center"/>
+      </w:pPr>
+      <w:r>
+        <w:rPr>
+          <w:b/>
+          <w:bCs/>
+        </w:rPr>
+        <w:t>Fuente:</w:t>
+      </w:r>
+      <w:r>
+        <w:t xml:space="preserve"> Acurero, Araujo, Montiel (2025)</w:t>
+      </w:r>
+    </w:p>
+    <w:p>
+      <w:pPr>
+        <w:pStyle w:val="Tesis"/>
+        <w:rPr>
+          <w:b/>
+          <w:bCs/>
+        </w:rPr>
+      </w:pPr>
+    </w:p>
+    <w:p>
+      <w:pPr>
+        <w:pStyle w:val="Tesis"/>
+      </w:pPr>
+      <w:r>
+        <w:t>La construcción continuó con el sistema de almacenamiento mediante el archivo ‘gestor_db.py’, que implementa el patrón Singleton para garantizar una única conexión a la base de datos SQLite. El método</w:t>
+      </w:r>
+      <w:r>
+        <w:t xml:space="preserve"> ‘_new_’ de la clase ‘</w:t>
+      </w:r>
+      <w:proofErr w:type="spellStart"/>
+      <w:r>
+        <w:t>GestorDB</w:t>
+      </w:r>
+      <w:proofErr w:type="spellEnd"/>
+      <w:r>
+        <w:t>’ verifica si ya existe una instancia de la clase y, de no ser así, crea una nueva llamando a ‘_</w:t>
+      </w:r>
+      <w:proofErr w:type="gramStart"/>
+      <w:r>
+        <w:t>inicializar(</w:t>
+      </w:r>
+      <w:proofErr w:type="gramEnd"/>
+      <w:r>
+        <w:t>)’. El método ‘_</w:t>
+      </w:r>
+      <w:proofErr w:type="gramStart"/>
+      <w:r>
+        <w:t>conectar(</w:t>
+      </w:r>
+      <w:proofErr w:type="gramEnd"/>
+      <w:r>
+        <w:t xml:space="preserve">)’ abre una conexión s </w:t>
+      </w:r>
+      <w:proofErr w:type="spellStart"/>
+      <w:r>
+        <w:t>SqLite</w:t>
+      </w:r>
+      <w:proofErr w:type="spellEnd"/>
+      <w:r>
+        <w:t xml:space="preserve"> usando la ruta proporcionada por ‘</w:t>
+      </w:r>
+      <w:proofErr w:type="spellStart"/>
+      <w:r>
+        <w:t>obtener_ruta_</w:t>
+      </w:r>
+      <w:proofErr w:type="gramStart"/>
+      <w:r>
+        <w:t>db</w:t>
+      </w:r>
+      <w:proofErr w:type="spellEnd"/>
+      <w:r>
+        <w:t>(</w:t>
+      </w:r>
+      <w:proofErr w:type="gramEnd"/>
+      <w:r>
+        <w:t xml:space="preserve">)’ del módulo de configuración. </w:t>
+      </w:r>
+    </w:p>
+    <w:p>
+      <w:pPr>
+        <w:pStyle w:val="Tesis"/>
+      </w:pPr>
+      <w:r>
+        <w:t>La función de ‘</w:t>
+      </w:r>
+      <w:proofErr w:type="spellStart"/>
+      <w:r>
+        <w:t>obtener_usuario_por_credenciales</w:t>
+      </w:r>
+      <w:proofErr w:type="spellEnd"/>
+      <w:r>
+        <w:t>’</w:t>
+      </w:r>
+      <w:r>
+        <w:t xml:space="preserve"> realiza búsquedas en la tabla de usuarios filtrando por nombre de usuario y contraseña, retornando si las credenciales coinciden. Su opuesto es la función ‘</w:t>
+      </w:r>
+      <w:proofErr w:type="spellStart"/>
+      <w:r>
+        <w:t>obtener_usuario_por_</w:t>
+      </w:r>
+      <w:proofErr w:type="gramStart"/>
+      <w:r>
+        <w:t>correo</w:t>
+      </w:r>
+      <w:proofErr w:type="spellEnd"/>
+      <w:r>
+        <w:t>(</w:t>
+      </w:r>
+      <w:proofErr w:type="gramEnd"/>
+      <w:r>
+        <w:t>)’</w:t>
+      </w:r>
+      <w:r>
+        <w:t xml:space="preserve"> busca solamente por dirección de correo </w:t>
+      </w:r>
+      <w:r>
+        <w:lastRenderedPageBreak/>
+        <w:t xml:space="preserve">electrónico, siendo vital para el proceso de recuperación de </w:t>
+      </w:r>
+      <w:proofErr w:type="spellStart"/>
+      <w:proofErr w:type="gramStart"/>
+      <w:r>
+        <w:t>contraseña.El</w:t>
+      </w:r>
+      <w:proofErr w:type="spellEnd"/>
+      <w:proofErr w:type="gramEnd"/>
+      <w:r>
+        <w:t xml:space="preserve"> método `</w:t>
+      </w:r>
+      <w:proofErr w:type="spellStart"/>
+      <w:r>
+        <w:t>actualizar_</w:t>
+      </w:r>
+      <w:proofErr w:type="gramStart"/>
+      <w:r>
+        <w:t>puntuacion</w:t>
+      </w:r>
+      <w:proofErr w:type="spellEnd"/>
+      <w:r>
+        <w:t>(</w:t>
+      </w:r>
+      <w:proofErr w:type="gramEnd"/>
+      <w:r>
+        <w:t>)` modificaba los puntos acumulados del usuario y opcionalmente su etapa y nivel actuales cuando avanzaba en el contenido educativo</w:t>
+      </w:r>
+      <w:r>
+        <w:t>.</w:t>
+      </w:r>
+    </w:p>
+    <w:p>
+      <w:pPr>
+        <w:pStyle w:val="Tesis"/>
+      </w:pPr>
+      <w:r>
+        <w:t>El sistema de vidas se implementó mediante `</w:t>
+      </w:r>
+      <w:proofErr w:type="spellStart"/>
+      <w:r>
+        <w:t>actualizar_</w:t>
+      </w:r>
+      <w:proofErr w:type="gramStart"/>
+      <w:r>
+        <w:t>vidas</w:t>
+      </w:r>
+      <w:proofErr w:type="spellEnd"/>
+      <w:r>
+        <w:t>(</w:t>
+      </w:r>
+      <w:proofErr w:type="gramEnd"/>
+      <w:r>
+        <w:t xml:space="preserve">)`, que recibía el ID de usuario, cantidad de vidas y </w:t>
+      </w:r>
+      <w:proofErr w:type="spellStart"/>
+      <w:r>
+        <w:t>timestamp</w:t>
+      </w:r>
+      <w:proofErr w:type="spellEnd"/>
+      <w:r>
+        <w:t xml:space="preserve"> de última recarga. </w:t>
+      </w:r>
+      <w:r>
+        <w:t>Para la recuperación de contraseña, se implementaron tres métodos especializados. `</w:t>
+      </w:r>
+      <w:proofErr w:type="spellStart"/>
+      <w:r>
+        <w:t>guardar_codigo_</w:t>
+      </w:r>
+      <w:proofErr w:type="gramStart"/>
+      <w:r>
+        <w:t>recuperacion</w:t>
+      </w:r>
+      <w:proofErr w:type="spellEnd"/>
+      <w:r>
+        <w:t>(</w:t>
+      </w:r>
+      <w:proofErr w:type="gramEnd"/>
+      <w:r>
+        <w:t xml:space="preserve">)` marcaba códigos anteriores como usados e insertaba uno nuevo con </w:t>
+      </w:r>
+      <w:proofErr w:type="spellStart"/>
+      <w:r>
+        <w:t>timestamp</w:t>
+      </w:r>
+      <w:proofErr w:type="spellEnd"/>
+      <w:r>
+        <w:t xml:space="preserve"> de expiración calculado sumando minutos a la hora actual usando `</w:t>
+      </w:r>
+      <w:proofErr w:type="spellStart"/>
+      <w:proofErr w:type="gramStart"/>
+      <w:r>
+        <w:t>datetime.now</w:t>
+      </w:r>
+      <w:proofErr w:type="spellEnd"/>
+      <w:r>
+        <w:t>(</w:t>
+      </w:r>
+      <w:proofErr w:type="gramEnd"/>
+      <w:r>
+        <w:t xml:space="preserve">) + </w:t>
+      </w:r>
+      <w:proofErr w:type="spellStart"/>
+      <w:proofErr w:type="gramStart"/>
+      <w:r>
+        <w:t>timedelta</w:t>
+      </w:r>
+      <w:proofErr w:type="spellEnd"/>
+      <w:r>
+        <w:t>(</w:t>
+      </w:r>
+      <w:proofErr w:type="gramEnd"/>
+      <w:r>
+        <w:t>)`. `</w:t>
+      </w:r>
+      <w:proofErr w:type="spellStart"/>
+      <w:r>
+        <w:t>verificar_codigo_</w:t>
+      </w:r>
+      <w:proofErr w:type="gramStart"/>
+      <w:r>
+        <w:t>recuperacion</w:t>
+      </w:r>
+      <w:proofErr w:type="spellEnd"/>
+      <w:r>
+        <w:t>(</w:t>
+      </w:r>
+      <w:proofErr w:type="gramEnd"/>
+      <w:r>
+        <w:t>)` comprobaba que un código existiera, no estuviera usado y no hubiera expirado comparando contra la hora actual de la base de datos. Finalmente, `</w:t>
+      </w:r>
+      <w:proofErr w:type="spellStart"/>
+      <w:r>
+        <w:t>marcar_codigo_</w:t>
+      </w:r>
+      <w:proofErr w:type="gramStart"/>
+      <w:r>
+        <w:t>usado</w:t>
+      </w:r>
+      <w:proofErr w:type="spellEnd"/>
+      <w:r>
+        <w:t>(</w:t>
+      </w:r>
+      <w:proofErr w:type="gramEnd"/>
+      <w:r>
+        <w:t>)` actualizaba el estado del código para evitar reutilizaciones después del cambio de contraseña exitoso</w:t>
+      </w:r>
+      <w:r>
+        <w:t>.</w:t>
+      </w:r>
+    </w:p>
+    <w:p>
+      <w:pPr>
+        <w:pStyle w:val="Tesis"/>
+        <w:spacing w:line="240" w:lineRule="auto"/>
+      </w:pPr>
+      <w:r>
+        <w:rPr>
+          <w:noProof/>
+        </w:rPr>
+        <w:lastRenderedPageBreak/>
+        <w:drawing>
+          <wp:inline distT="0" distB="0" distL="0" distR="0" wp14:anchorId="184904BA" wp14:editId="69249B38">
+            <wp:extent cx="4320000" cy="3321349"/>
+            <wp:effectExtent l="0" t="0" r="4445" b="0"/>
+            <wp:docPr id="1413274184" name="Imagen 1"/>
+            <wp:cNvGraphicFramePr>
+              <a:graphicFrameLocks xmlns:a="http://schemas.openxmlformats.org/drawingml/2006/main" noChangeAspect="1"/>
+            </wp:cNvGraphicFramePr>
+            <a:graphic xmlns:a="http://schemas.openxmlformats.org/drawingml/2006/main">
+              <a:graphicData uri="http://schemas.openxmlformats.org/drawingml/2006/picture">
+                <pic:pic xmlns:pic="http://schemas.openxmlformats.org/drawingml/2006/picture">
+                  <pic:nvPicPr>
+                    <pic:cNvPr id="1413274184" name=""/>
+                    <pic:cNvPicPr/>
+                  </pic:nvPicPr>
+                  <pic:blipFill>
+                    <a:blip r:embed="rId30"/>
+                    <a:stretch>
+                      <a:fillRect/>
+                    </a:stretch>
+                  </pic:blipFill>
+                  <pic:spPr>
+                    <a:xfrm>
+                      <a:off x="0" y="0"/>
+                      <a:ext cx="4320000" cy="3321349"/>
+                    </a:xfrm>
+                    <a:prstGeom prst="rect">
+                      <a:avLst/>
+                    </a:prstGeom>
+                  </pic:spPr>
+                </pic:pic>
+              </a:graphicData>
+            </a:graphic>
+          </wp:inline>
+        </w:drawing>
+      </w:r>
+    </w:p>
+    <w:p>
+      <w:pPr>
+        <w:jc w:val="center"/>
+        <w:rPr>
+          <w:b/>
+          <w:bCs/>
+        </w:rPr>
+      </w:pPr>
+      <w:r>
+        <w:rPr>
+          <w:b/>
+          <w:bCs/>
+        </w:rPr>
+        <w:t>FIGURA</w:t>
+      </w:r>
+      <w:r>
+        <w:rPr>
+          <w:b/>
+          <w:bCs/>
+        </w:rPr>
+        <w:t xml:space="preserve"> </w:t>
+      </w:r>
+      <w:r>
+        <w:rPr>
+          <w:b/>
+          <w:bCs/>
+        </w:rPr>
+        <w:t>N°</w:t>
+      </w:r>
+      <w:r>
+        <w:rPr>
+          <w:b/>
+          <w:bCs/>
+        </w:rPr>
         <w:t>3</w:t>
       </w:r>
       <w:r>
@@ -4016,26 +4725,96 @@
         <w:t>Siendo la primera</w:t>
       </w:r>
       <w:r>
-        <w:t xml:space="preserve"> ‘generar_codigo_recuperacion()’ utilizando ‘random.choices()’ con ’string.digits’ para crear cadenas aleatorias de 6 </w:t>
+        <w:t xml:space="preserve"> ‘</w:t>
+      </w:r>
+      <w:proofErr w:type="spellStart"/>
+      <w:r>
+        <w:t>generar_codigo_</w:t>
+      </w:r>
+      <w:proofErr w:type="gramStart"/>
+      <w:r>
+        <w:t>recuperacion</w:t>
+      </w:r>
+      <w:proofErr w:type="spellEnd"/>
+      <w:r>
+        <w:t>(</w:t>
+      </w:r>
+      <w:proofErr w:type="gramEnd"/>
+      <w:r>
+        <w:t>)’ utilizando ‘</w:t>
+      </w:r>
+      <w:proofErr w:type="spellStart"/>
+      <w:proofErr w:type="gramStart"/>
+      <w:r>
+        <w:t>random.choices</w:t>
+      </w:r>
+      <w:proofErr w:type="spellEnd"/>
+      <w:proofErr w:type="gramEnd"/>
+      <w:r>
+        <w:t>()’ con ’</w:t>
+      </w:r>
+      <w:proofErr w:type="spellStart"/>
+      <w:proofErr w:type="gramStart"/>
+      <w:r>
+        <w:t>string.digits</w:t>
+      </w:r>
+      <w:proofErr w:type="spellEnd"/>
+      <w:proofErr w:type="gramEnd"/>
+      <w:r>
+        <w:t>’ para crear cadenas aleatorias de 6 números</w:t>
+      </w:r>
+      <w:r>
+        <w:t>, ‘</w:t>
+      </w:r>
+      <w:proofErr w:type="spellStart"/>
+      <w:r>
+        <w:t>enviar_email_</w:t>
+      </w:r>
+      <w:proofErr w:type="gramStart"/>
+      <w:r>
+        <w:t>recuperacion</w:t>
+      </w:r>
+      <w:proofErr w:type="spellEnd"/>
+      <w:r>
+        <w:t>(</w:t>
+      </w:r>
+      <w:proofErr w:type="gramEnd"/>
+      <w:r>
+        <w:t>)’ construye los mensajes usando la clase ‘</w:t>
+      </w:r>
+      <w:proofErr w:type="spellStart"/>
+      <w:r>
+        <w:t>EmailMessage</w:t>
+      </w:r>
+      <w:proofErr w:type="spellEnd"/>
+      <w:r>
+        <w:t>’ del módulo ‘</w:t>
+      </w:r>
+      <w:proofErr w:type="spellStart"/>
+      <w:proofErr w:type="gramStart"/>
+      <w:r>
+        <w:t>email.message</w:t>
+      </w:r>
+      <w:proofErr w:type="spellEnd"/>
+      <w:proofErr w:type="gramEnd"/>
+      <w:r>
+        <w:t>’, pudiendo conf</w:t>
+      </w:r>
+      <w:r>
+        <w:t>i</w:t>
+      </w:r>
+      <w:r>
+        <w:t>g</w:t>
+      </w:r>
+      <w:r>
+        <w:t>u</w:t>
+      </w:r>
+      <w:r>
+        <w:t xml:space="preserve">rar tanto la versión de texto plano como HTML con estilos CSS con la paleta de colores </w:t>
       </w:r>
       <w:r>
         <w:lastRenderedPageBreak/>
-        <w:t>números</w:t>
-      </w:r>
-      <w:r>
-        <w:t>, ‘enviar_email_recuperacion()’ construye los mensajes usando la clase ‘EmailMessage’ del módulo ‘email.message’, pudiendo conf</w:t>
-      </w:r>
-      <w:r>
-        <w:t>i</w:t>
-      </w:r>
-      <w:r>
-        <w:t>g</w:t>
-      </w:r>
-      <w:r>
-        <w:t>u</w:t>
-      </w:r>
-      <w:r>
-        <w:t>rar tanto la versión de texto plano como HTML con estilos CSS con la paleta de colores de la aplicación</w:t>
+        <w:t>de la aplicación</w:t>
       </w:r>
       <w:r>
         <w:t>.</w:t>
@@ -4065,7 +4844,7 @@
                     <pic:cNvPicPr/>
                   </pic:nvPicPr>
                   <pic:blipFill>
-                    <a:blip r:embed="rId30"/>
+                    <a:blip r:embed="rId31"/>
                     <a:stretch>
                       <a:fillRect/>
                     </a:stretch>
@@ -4167,62 +4946,134 @@
         <w:pStyle w:val="Tesis"/>
       </w:pPr>
       <w:r>
-        <w:t xml:space="preserve">El desarrollo de las interfaces inicio con el archivo ‘login_vista.py’, donde su principal función ‘mostrar_login()’ se ocupa de configurar la página de Flet estableciendo título, color de fondo, y alineaciones </w:t>
-      </w:r>
-      <w:r>
-        <w:t>tanto vertical como horizontal. Dentro de esta, se encuentra la función ‘mostrar_mensaje()’ encargada de crear un ‘SnackBar’ para las notificaciones temporales con colores dinámicos</w:t>
-      </w:r>
-      <w:r>
-        <w:t xml:space="preserve"> y la función ‘login_click()’ maneja todo el flujo de autenticación</w:t>
-      </w:r>
-      <w:r>
-        <w:t xml:space="preserve">, extrayendo los valores de los campos de texto y realiza las </w:t>
+        <w:t>El desarrollo de las interfaces inicio con el archivo ‘login_vista.py’, donde su principal función ‘</w:t>
+      </w:r>
+      <w:proofErr w:type="spellStart"/>
+      <w:r>
+        <w:t>mostrar_</w:t>
+      </w:r>
+      <w:proofErr w:type="gramStart"/>
+      <w:r>
+        <w:t>login</w:t>
+      </w:r>
+      <w:proofErr w:type="spellEnd"/>
+      <w:r>
+        <w:t>(</w:t>
+      </w:r>
+      <w:proofErr w:type="gramEnd"/>
+      <w:r>
+        <w:t xml:space="preserve">)’ se ocupa de configurar la página de Flet estableciendo título, color de fondo, y alineaciones </w:t>
+      </w:r>
+      <w:r>
+        <w:t>tanto vertical como horizontal. Dentro de esta, se encuentra la función ‘</w:t>
+      </w:r>
+      <w:proofErr w:type="spellStart"/>
+      <w:r>
+        <w:t>mostrar_</w:t>
+      </w:r>
+      <w:proofErr w:type="gramStart"/>
+      <w:r>
+        <w:t>mensaje</w:t>
+      </w:r>
+      <w:proofErr w:type="spellEnd"/>
+      <w:r>
+        <w:t>(</w:t>
+      </w:r>
+      <w:proofErr w:type="gramEnd"/>
+      <w:r>
+        <w:t>)’ encargada de crear un ‘</w:t>
+      </w:r>
+      <w:proofErr w:type="spellStart"/>
+      <w:r>
+        <w:t>SnackBar</w:t>
+      </w:r>
+      <w:proofErr w:type="spellEnd"/>
+      <w:r>
+        <w:t>’ para las notificaciones temporales con colores dinámicos</w:t>
+      </w:r>
+      <w:r>
+        <w:t xml:space="preserve"> y la función ‘</w:t>
+      </w:r>
+      <w:proofErr w:type="spellStart"/>
+      <w:r>
+        <w:t>login_</w:t>
+      </w:r>
+      <w:proofErr w:type="gramStart"/>
+      <w:r>
+        <w:t>click</w:t>
+      </w:r>
+      <w:proofErr w:type="spellEnd"/>
+      <w:r>
+        <w:t>(</w:t>
+      </w:r>
+      <w:proofErr w:type="gramEnd"/>
+      <w:r>
+        <w:t>)’ maneja todo el flujo de autenticación</w:t>
+      </w:r>
+      <w:r>
+        <w:t>, extrayendo los valores de los campos de texto y realiza las validaciones necesarias</w:t>
+      </w:r>
+      <w:r>
+        <w:t>.</w:t>
+      </w:r>
+      <w:r>
+        <w:t xml:space="preserve"> </w:t>
+      </w:r>
+      <w:r>
+        <w:t>Si</w:t>
+      </w:r>
+      <w:r>
+        <w:t xml:space="preserve"> las</w:t>
+      </w:r>
+      <w:r>
+        <w:t xml:space="preserve"> </w:t>
+      </w:r>
+      <w:r>
+        <w:t>validaciones se cumplen</w:t>
+      </w:r>
+      <w:r>
+        <w:t>,</w:t>
+      </w:r>
+      <w:r>
+        <w:t xml:space="preserve"> llama a</w:t>
+      </w:r>
+      <w:r>
+        <w:t xml:space="preserve"> </w:t>
+      </w:r>
+      <w:r>
+        <w:t>`</w:t>
+      </w:r>
+      <w:proofErr w:type="spellStart"/>
+      <w:r>
+        <w:t>obtener_</w:t>
+      </w:r>
+      <w:proofErr w:type="gramStart"/>
+      <w:r>
+        <w:t>navegador</w:t>
+      </w:r>
+      <w:proofErr w:type="spellEnd"/>
+      <w:r>
+        <w:t>(</w:t>
+      </w:r>
+      <w:proofErr w:type="gramEnd"/>
+      <w:r>
+        <w:t>)` para inicializar el sistema de navegación persistente</w:t>
+      </w:r>
+      <w:r>
+        <w:t xml:space="preserve"> y se redirige</w:t>
+      </w:r>
+      <w:r>
+        <w:t xml:space="preserve"> al menú principal. En caso de fallo, </w:t>
+      </w:r>
+      <w:r>
+        <w:t xml:space="preserve">muestra </w:t>
+      </w:r>
+      <w:r>
+        <w:t xml:space="preserve">mensajes específicos </w:t>
       </w:r>
       <w:r>
         <w:lastRenderedPageBreak/>
-        <w:t>validaciones necesarias</w:t>
-      </w:r>
-      <w:r>
-        <w:t>.</w:t>
-      </w:r>
-      <w:r>
-        <w:t xml:space="preserve"> </w:t>
-      </w:r>
-      <w:r>
-        <w:t>Si</w:t>
-      </w:r>
-      <w:r>
-        <w:t xml:space="preserve"> las</w:t>
-      </w:r>
-      <w:r>
-        <w:t xml:space="preserve"> </w:t>
-      </w:r>
-      <w:r>
-        <w:t>validaciones se cumplen</w:t>
-      </w:r>
-      <w:r>
-        <w:t>,</w:t>
-      </w:r>
-      <w:r>
-        <w:t xml:space="preserve"> llama a</w:t>
-      </w:r>
-      <w:r>
-        <w:t xml:space="preserve"> </w:t>
-      </w:r>
-      <w:r>
-        <w:t>`obtener_navegador()` para inicializar el sistema de navegación persistente</w:t>
-      </w:r>
-      <w:r>
-        <w:t xml:space="preserve"> y se redirige</w:t>
-      </w:r>
-      <w:r>
-        <w:t xml:space="preserve"> al menú principal. En caso de fallo, </w:t>
-      </w:r>
-      <w:r>
-        <w:t xml:space="preserve">muestra </w:t>
-      </w:r>
-      <w:r>
-        <w:t>mensajes específicos diferenciando entre usuario inexistente y contraseña incorrecta, limpiando el campo de contraseñ</w:t>
+        <w:t>diferenciando entre usuario inexistente y contraseña incorrecta, limpiando el campo de contraseñ</w:t>
       </w:r>
       <w:r>
         <w:t>a</w:t>
@@ -4253,145 +5104,6 @@
                 <pic:pic xmlns:pic="http://schemas.openxmlformats.org/drawingml/2006/picture">
                   <pic:nvPicPr>
                     <pic:cNvPr id="1935314888" name=""/>
-                    <pic:cNvPicPr/>
-                  </pic:nvPicPr>
-                  <pic:blipFill>
-                    <a:blip r:embed="rId31"/>
-                    <a:stretch>
-                      <a:fillRect/>
-                    </a:stretch>
-                  </pic:blipFill>
-                  <pic:spPr>
-                    <a:xfrm>
-                      <a:off x="0" y="0"/>
-                      <a:ext cx="4320000" cy="3321349"/>
-                    </a:xfrm>
-                    <a:prstGeom prst="rect">
-                      <a:avLst/>
-                    </a:prstGeom>
-                  </pic:spPr>
-                </pic:pic>
-              </a:graphicData>
-            </a:graphic>
-          </wp:inline>
-        </w:drawing>
-      </w:r>
-    </w:p>
-    <w:p>
-      <w:pPr>
-        <w:jc w:val="center"/>
-        <w:rPr>
-          <w:b/>
-          <w:bCs/>
-        </w:rPr>
-      </w:pPr>
-      <w:r>
-        <w:rPr>
-          <w:b/>
-          <w:bCs/>
-        </w:rPr>
-        <w:t>FIGURA</w:t>
-      </w:r>
-      <w:r>
-        <w:rPr>
-          <w:b/>
-          <w:bCs/>
-        </w:rPr>
-        <w:t xml:space="preserve"> </w:t>
-      </w:r>
-      <w:r>
-        <w:rPr>
-          <w:b/>
-          <w:bCs/>
-        </w:rPr>
-        <w:t>N°</w:t>
-      </w:r>
-      <w:r>
-        <w:rPr>
-          <w:b/>
-          <w:bCs/>
-        </w:rPr>
-        <w:t>5</w:t>
-      </w:r>
-      <w:r>
-        <w:rPr>
-          <w:b/>
-          <w:bCs/>
-        </w:rPr>
-        <w:t xml:space="preserve">. </w:t>
-      </w:r>
-      <w:r>
-        <w:t>CÓDIGO DE “login_vista.py”</w:t>
-      </w:r>
-    </w:p>
-    <w:p>
-      <w:pPr>
-        <w:jc w:val="center"/>
-      </w:pPr>
-      <w:r>
-        <w:rPr>
-          <w:b/>
-          <w:bCs/>
-        </w:rPr>
-        <w:t>Fuente:</w:t>
-      </w:r>
-      <w:r>
-        <w:t xml:space="preserve"> Acurero, Araujo, Montiel (2025)</w:t>
-      </w:r>
-    </w:p>
-    <w:p>
-      <w:pPr>
-        <w:pStyle w:val="Tesis"/>
-        <w:rPr>
-          <w:lang w:val="es-ES_tradnl"/>
-        </w:rPr>
-      </w:pPr>
-    </w:p>
-    <w:p>
-      <w:pPr>
-        <w:pStyle w:val="Tesis"/>
-      </w:pPr>
-      <w:r>
-        <w:t>El archivo `registro_vista.py` cont</w:t>
-      </w:r>
-      <w:r>
-        <w:t>iene</w:t>
-      </w:r>
-      <w:r>
-        <w:t xml:space="preserve"> `mostrar_registro()` con una función auxiliar `crear_tf()`</w:t>
-      </w:r>
-      <w:r>
-        <w:t xml:space="preserve"> empleada para crear </w:t>
-      </w:r>
-      <w:r>
-        <w:t xml:space="preserve">campos de texto configurados consistentemente con bordes invisibles, fondo gris claro, iconos prefijos y colores personalizados. La función `registrar_click()` ejecutaba seis validaciones secuenciales: campos vacíos con `all()`, nombres con letras y espacios mediante regex, formato de correo electrónico con patrón estándar, </w:t>
-      </w:r>
-      <w:r>
-        <w:lastRenderedPageBreak/>
-        <w:t>formato de usuario alfanumérico, longitud mínima de contraseña, y coincidencia entre contraseña y confirmación.</w:t>
-      </w:r>
-    </w:p>
-    <w:p>
-      <w:pPr>
-        <w:jc w:val="center"/>
-      </w:pPr>
-      <w:r>
-        <w:rPr>
-          <w:noProof/>
-        </w:rPr>
-        <w:drawing>
-          <wp:inline distT="0" distB="0" distL="0" distR="0" wp14:anchorId="5EE64F14" wp14:editId="604F72D9">
-            <wp:extent cx="4320000" cy="3321349"/>
-            <wp:effectExtent l="0" t="0" r="4445" b="0"/>
-            <wp:docPr id="1358461937" name="Imagen 1"/>
-            <wp:cNvGraphicFramePr>
-              <a:graphicFrameLocks xmlns:a="http://schemas.openxmlformats.org/drawingml/2006/main" noChangeAspect="1"/>
-            </wp:cNvGraphicFramePr>
-            <a:graphic xmlns:a="http://schemas.openxmlformats.org/drawingml/2006/main">
-              <a:graphicData uri="http://schemas.openxmlformats.org/drawingml/2006/picture">
-                <pic:pic xmlns:pic="http://schemas.openxmlformats.org/drawingml/2006/picture">
-                  <pic:nvPicPr>
-                    <pic:cNvPr id="1358461937" name=""/>
                     <pic:cNvPicPr/>
                   </pic:nvPicPr>
                   <pic:blipFill>
@@ -4450,7 +5162,7 @@
           <w:b/>
           <w:bCs/>
         </w:rPr>
-        <w:t>6</w:t>
+        <w:t>5</w:t>
       </w:r>
       <w:r>
         <w:rPr>
@@ -4460,7 +5172,7 @@
         <w:t xml:space="preserve">. </w:t>
       </w:r>
       <w:r>
-        <w:t>CÓDIGO DE “registro_vista.py”</w:t>
+        <w:t>CÓDIGO DE “login_vista.py”</w:t>
       </w:r>
     </w:p>
     <w:p>
@@ -4480,73 +5192,115 @@
     </w:p>
     <w:p>
       <w:pPr>
+        <w:pStyle w:val="Tesis"/>
+        <w:rPr>
+          <w:lang w:val="es-ES_tradnl"/>
+        </w:rPr>
+      </w:pPr>
+    </w:p>
+    <w:p>
+      <w:pPr>
+        <w:pStyle w:val="Tesis"/>
+      </w:pPr>
+      <w:r>
+        <w:t>El archivo `registro_vista.py` cont</w:t>
+      </w:r>
+      <w:r>
+        <w:t>iene</w:t>
+      </w:r>
+      <w:r>
+        <w:t xml:space="preserve"> `</w:t>
+      </w:r>
+      <w:proofErr w:type="spellStart"/>
+      <w:r>
+        <w:t>mostrar_</w:t>
+      </w:r>
+      <w:proofErr w:type="gramStart"/>
+      <w:r>
+        <w:t>registro</w:t>
+      </w:r>
+      <w:proofErr w:type="spellEnd"/>
+      <w:r>
+        <w:t>(</w:t>
+      </w:r>
+      <w:proofErr w:type="gramEnd"/>
+      <w:r>
+        <w:t>)` con una función auxiliar `</w:t>
+      </w:r>
+      <w:proofErr w:type="spellStart"/>
+      <w:r>
+        <w:t>crear_</w:t>
+      </w:r>
+      <w:proofErr w:type="gramStart"/>
+      <w:r>
+        <w:t>tf</w:t>
+      </w:r>
+      <w:proofErr w:type="spellEnd"/>
+      <w:r>
+        <w:t>(</w:t>
+      </w:r>
+      <w:proofErr w:type="gramEnd"/>
+      <w:r>
+        <w:t>)`</w:t>
+      </w:r>
+      <w:r>
+        <w:t xml:space="preserve"> empleada para crear </w:t>
+      </w:r>
+      <w:r>
+        <w:t>campos de texto configurados consistentemente con bordes invisibles, fondo gris claro, iconos prefijos y colores personalizados. La función `</w:t>
+      </w:r>
+      <w:proofErr w:type="spellStart"/>
+      <w:r>
+        <w:t>registrar_</w:t>
+      </w:r>
+      <w:proofErr w:type="gramStart"/>
+      <w:r>
+        <w:t>click</w:t>
+      </w:r>
+      <w:proofErr w:type="spellEnd"/>
+      <w:r>
+        <w:t>(</w:t>
+      </w:r>
+      <w:proofErr w:type="gramEnd"/>
+      <w:r>
+        <w:t>)` ejecutaba seis validaciones secuenciales: campos vacíos con `</w:t>
+      </w:r>
+      <w:proofErr w:type="spellStart"/>
+      <w:proofErr w:type="gramStart"/>
+      <w:r>
+        <w:t>all</w:t>
+      </w:r>
+      <w:proofErr w:type="spellEnd"/>
+      <w:r>
+        <w:t>(</w:t>
+      </w:r>
+      <w:proofErr w:type="gramEnd"/>
+      <w:r>
+        <w:t xml:space="preserve">)`, nombres con letras y espacios mediante </w:t>
+      </w:r>
+      <w:proofErr w:type="spellStart"/>
+      <w:r>
+        <w:t>regex</w:t>
+      </w:r>
+      <w:proofErr w:type="spellEnd"/>
+      <w:r>
+        <w:t>, formato de correo electrónico con patrón estándar, formato de usuario alfanumérico, longitud mínima de contraseña, y coincidencia entre contraseña y confirmación.</w:t>
+      </w:r>
+    </w:p>
+    <w:p>
+      <w:pPr>
         <w:jc w:val="center"/>
       </w:pPr>
-    </w:p>
-    <w:p>
-      <w:pPr>
-        <w:pStyle w:val="Tesis"/>
-      </w:pPr>
-      <w:r>
-        <w:t xml:space="preserve">En el archivo ‘menu_vista.py’ se implementó la vista central de la aplicación mediante ‘mostrar_interfaz_camino()’. Esta función comenzaba extrayendo los datos del usuario del recibidos. </w:t>
-      </w:r>
-      <w:r>
-        <w:t>Obten</w:t>
-      </w:r>
-      <w:r>
-        <w:t>ía</w:t>
-      </w:r>
-      <w:r>
-        <w:t xml:space="preserve"> el ID de usuario, etapa y nivel actuales, puntos totales, racha de días y vidas disponibles. El sistema de recarga automática de vidas calculaba la diferencia temporal entre la última recarga registrada y la hora actual usando `datetime.strptime()` para parsear y `datetime.now()` para obtener momento presente.</w:t>
-      </w:r>
-    </w:p>
-    <w:p>
-      <w:pPr>
-        <w:pStyle w:val="Tesis"/>
-      </w:pPr>
-      <w:r>
-        <w:t xml:space="preserve">La diferencia de convertía a horas totales, y si superaba cuatro horas, ejecutaba una actualización SQL para restablecer vidas a cinco, </w:t>
-      </w:r>
-      <w:r>
-        <w:t xml:space="preserve">Si no, calculaba el tiempo restante descomponiendo en horas y minutos mediante </w:t>
-      </w:r>
-      <w:r>
+      <w:r>
+        <w:rPr>
+          <w:noProof/>
+        </w:rPr>
         <w:lastRenderedPageBreak/>
-        <w:t>operaciones módulo y división entera.</w:t>
-      </w:r>
-      <w:r>
-        <w:t xml:space="preserve"> </w:t>
-      </w:r>
-      <w:r>
-        <w:t>La construcción visual del camino progresivo utilizaba un bucle `for` sobre veinte niveles, creando contenedores visualmente diferenciados según el estado</w:t>
-      </w:r>
-      <w:r>
-        <w:t xml:space="preserve">. </w:t>
-      </w:r>
-      <w:r>
-        <w:t>Cada contenedor respondía al evento de clic mediante `on_click` que invocaba `mostrar_nivel()` del módulo `nivel_vista` importado localmente dentro del handler.</w:t>
-      </w:r>
-      <w:r>
-        <w:t xml:space="preserve"> </w:t>
-      </w:r>
-      <w:r>
-        <w:t>El archivo `etapas_vista.py` proporcionaba `mostrar_etapas()` como selector visual de etapas temáticas. Extraía la etapa máxima desbloqueada del usuario y generaba seis botones representando cada etapa matemática.</w:t>
-      </w:r>
-    </w:p>
-    <w:p>
-      <w:pPr>
-        <w:pStyle w:val="Tesis"/>
-        <w:spacing w:line="240" w:lineRule="auto"/>
-      </w:pPr>
-      <w:r>
-        <w:rPr>
-          <w:noProof/>
-        </w:rPr>
         <w:drawing>
-          <wp:inline distT="0" distB="0" distL="0" distR="0" wp14:anchorId="25684AFB" wp14:editId="7244BFBA">
+          <wp:inline distT="0" distB="0" distL="0" distR="0" wp14:anchorId="5EE64F14" wp14:editId="604F72D9">
             <wp:extent cx="4320000" cy="3321349"/>
             <wp:effectExtent l="0" t="0" r="4445" b="0"/>
-            <wp:docPr id="751139353" name="Imagen 1"/>
+            <wp:docPr id="1358461937" name="Imagen 1"/>
             <wp:cNvGraphicFramePr>
               <a:graphicFrameLocks xmlns:a="http://schemas.openxmlformats.org/drawingml/2006/main" noChangeAspect="1"/>
             </wp:cNvGraphicFramePr>
@@ -4554,7 +5308,7 @@
               <a:graphicData uri="http://schemas.openxmlformats.org/drawingml/2006/picture">
                 <pic:pic xmlns:pic="http://schemas.openxmlformats.org/drawingml/2006/picture">
                   <pic:nvPicPr>
-                    <pic:cNvPr id="751139353" name=""/>
+                    <pic:cNvPr id="1358461937" name=""/>
                     <pic:cNvPicPr/>
                   </pic:nvPicPr>
                   <pic:blipFill>
@@ -4613,7 +5367,7 @@
           <w:b/>
           <w:bCs/>
         </w:rPr>
-        <w:t>7</w:t>
+        <w:t>6</w:t>
       </w:r>
       <w:r>
         <w:rPr>
@@ -4623,13 +5377,7 @@
         <w:t xml:space="preserve">. </w:t>
       </w:r>
       <w:r>
-        <w:t>CÓDIGO DE “men</w:t>
-      </w:r>
-      <w:r>
-        <w:t>u_</w:t>
-      </w:r>
-      <w:r>
-        <w:t>vista.py”</w:t>
+        <w:t>CÓDIGO DE “registro_vista.py”</w:t>
       </w:r>
     </w:p>
     <w:p>
@@ -4657,55 +5405,179 @@
         <w:pStyle w:val="Tesis"/>
       </w:pPr>
       <w:r>
-        <w:t>Dentro del código del software, el archivo denominado ‘nivel_vista.py’ contenía posiblemente la lógica más compleja del sistema. La función ‘mostrar_nivel()’ recibía los datos del usuario y la etapa elegida, determinando el ejercicio a mostrar mediante una consulta SQL</w:t>
+        <w:t>En el archivo ‘menu_vista.py’ se implementó la vista central de la aplicación mediante ‘</w:t>
+      </w:r>
+      <w:proofErr w:type="spellStart"/>
+      <w:r>
+        <w:t>mostrar_interfaz_</w:t>
+      </w:r>
+      <w:proofErr w:type="gramStart"/>
+      <w:r>
+        <w:t>camino</w:t>
+      </w:r>
+      <w:proofErr w:type="spellEnd"/>
+      <w:r>
+        <w:t>(</w:t>
+      </w:r>
+      <w:proofErr w:type="gramEnd"/>
+      <w:r>
+        <w:t xml:space="preserve">)’. Esta función comenzaba extrayendo los datos del usuario del recibidos. </w:t>
+      </w:r>
+      <w:r>
+        <w:t>Obten</w:t>
+      </w:r>
+      <w:r>
+        <w:t>ía</w:t>
+      </w:r>
+      <w:r>
+        <w:t xml:space="preserve"> el ID de usuario, etapa y nivel actuales, puntos totales, racha de días y vidas disponibles. El sistema de recarga automática de vidas calculaba la diferencia temporal entre la última recarga registrada y la hora actual usando `</w:t>
+      </w:r>
+      <w:proofErr w:type="spellStart"/>
+      <w:proofErr w:type="gramStart"/>
+      <w:r>
+        <w:t>datetime.strptime</w:t>
+      </w:r>
+      <w:proofErr w:type="spellEnd"/>
+      <w:r>
+        <w:t>()`</w:t>
+      </w:r>
+      <w:proofErr w:type="gramEnd"/>
+      <w:r>
+        <w:t xml:space="preserve"> para </w:t>
+      </w:r>
+      <w:proofErr w:type="spellStart"/>
+      <w:r>
+        <w:t>parsear</w:t>
+      </w:r>
+      <w:proofErr w:type="spellEnd"/>
+      <w:r>
+        <w:t xml:space="preserve"> y `</w:t>
+      </w:r>
+      <w:proofErr w:type="spellStart"/>
+      <w:proofErr w:type="gramStart"/>
+      <w:r>
+        <w:t>datetime.now</w:t>
+      </w:r>
+      <w:proofErr w:type="spellEnd"/>
+      <w:r>
+        <w:t>(</w:t>
+      </w:r>
+      <w:proofErr w:type="gramEnd"/>
+      <w:r>
+        <w:t>)` para obtener momento presente.</w:t>
+      </w:r>
+    </w:p>
+    <w:p>
+      <w:pPr>
+        <w:pStyle w:val="Tesis"/>
+      </w:pPr>
+      <w:r>
+        <w:t xml:space="preserve">La diferencia de convertía a horas totales, y si superaba cuatro horas, ejecutaba una actualización SQL para restablecer vidas a cinco, </w:t>
+      </w:r>
+      <w:r>
+        <w:t>Si no, calculaba el tiempo restante descomponiendo en horas y minutos mediante operaciones módulo y división entera.</w:t>
+      </w:r>
+      <w:r>
+        <w:t xml:space="preserve"> </w:t>
+      </w:r>
+      <w:r>
+        <w:t>La construcción visual del camino progresivo utilizaba un bucle `</w:t>
+      </w:r>
+      <w:proofErr w:type="spellStart"/>
+      <w:r>
+        <w:t>for</w:t>
+      </w:r>
+      <w:proofErr w:type="spellEnd"/>
+      <w:r>
+        <w:t xml:space="preserve">` sobre veinte niveles, creando contenedores </w:t>
+      </w:r>
+      <w:r>
+        <w:lastRenderedPageBreak/>
+        <w:t>visualmente diferenciados según el estado</w:t>
       </w:r>
       <w:r>
         <w:t xml:space="preserve">. </w:t>
       </w:r>
       <w:r>
-        <w:t xml:space="preserve">Para ejercicios de selección </w:t>
-      </w:r>
-      <w:r>
-        <w:lastRenderedPageBreak/>
-        <w:t xml:space="preserve">múltiple, generaba cuatro botones etiquetados A-D usando un diccionario de opciones y el método `items()`. </w:t>
+        <w:t>Cada contenedor respondía al evento de clic mediante `</w:t>
+      </w:r>
+      <w:proofErr w:type="spellStart"/>
+      <w:r>
+        <w:t>on_click</w:t>
+      </w:r>
+      <w:proofErr w:type="spellEnd"/>
+      <w:r>
+        <w:t>` que invocaba `</w:t>
+      </w:r>
+      <w:proofErr w:type="spellStart"/>
+      <w:r>
+        <w:t>mostrar_</w:t>
+      </w:r>
+      <w:proofErr w:type="gramStart"/>
+      <w:r>
+        <w:t>nivel</w:t>
+      </w:r>
+      <w:proofErr w:type="spellEnd"/>
+      <w:r>
+        <w:t>(</w:t>
+      </w:r>
+      <w:proofErr w:type="gramEnd"/>
+      <w:r>
+        <w:t>)` del módulo `</w:t>
+      </w:r>
+      <w:proofErr w:type="spellStart"/>
+      <w:r>
+        <w:t>nivel_vista</w:t>
+      </w:r>
+      <w:proofErr w:type="spellEnd"/>
+      <w:r>
+        <w:t xml:space="preserve">` importado localmente dentro del </w:t>
+      </w:r>
+      <w:proofErr w:type="spellStart"/>
+      <w:r>
+        <w:t>handler</w:t>
+      </w:r>
+      <w:proofErr w:type="spellEnd"/>
+      <w:r>
+        <w:t>.</w:t>
+      </w:r>
+      <w:r>
+        <w:t xml:space="preserve"> </w:t>
+      </w:r>
+      <w:r>
+        <w:t>El archivo `etapas_vista.py` proporcionaba `</w:t>
+      </w:r>
+      <w:proofErr w:type="spellStart"/>
+      <w:r>
+        <w:t>mostrar_</w:t>
+      </w:r>
+      <w:proofErr w:type="gramStart"/>
+      <w:r>
+        <w:t>etapas</w:t>
+      </w:r>
+      <w:proofErr w:type="spellEnd"/>
+      <w:r>
+        <w:t>(</w:t>
+      </w:r>
+      <w:proofErr w:type="gramEnd"/>
+      <w:r>
+        <w:t>)` como selector visual de etapas temáticas. Extraía la etapa máxima desbloqueada del usuario y generaba seis botones representando cada etapa matemática.</w:t>
       </w:r>
     </w:p>
     <w:p>
       <w:pPr>
         <w:pStyle w:val="Tesis"/>
-      </w:pPr>
-      <w:r>
-        <w:t>Cada botón tenía su propio handler `verificar_respuesta()` que comparaba la letra seleccionada contra `respuesta_correcta`. Para verdadero/falso, mostraba solo dos botones con texto literal. Para completación, creaba un `TextField` donde el usuario escribía libremente, aplicando normalización de `lower().strip().replace(" ", "")` antes de comparar contra la respuesta almacenada.</w:t>
-      </w:r>
-    </w:p>
-    <w:p>
-      <w:pPr>
-        <w:pStyle w:val="Tesis"/>
-      </w:pPr>
-      <w:r>
-        <w:t xml:space="preserve">Los ejercicios de conexión requerían </w:t>
-      </w:r>
-      <w:r>
-        <w:t xml:space="preserve">una </w:t>
-      </w:r>
-      <w:r>
-        <w:t>lógica especial: parseaban el formato "A|B" de las opciones dividiendo por pipe, mantenían estado de selección mediante variables externas, y verificaban pares cuando el usuario hacía dos selecciones consecutivas. El sistema de retroalimentación utilizaba `SnackBar` con colores verde para correcto y rojo para incorrecto, aplicando `page.update()` para refrescar inmediatamente.</w:t>
-      </w:r>
-    </w:p>
-    <w:p>
-      <w:pPr>
-        <w:jc w:val="center"/>
+        <w:spacing w:line="240" w:lineRule="auto"/>
       </w:pPr>
       <w:r>
         <w:rPr>
           <w:noProof/>
         </w:rPr>
-        <w:lastRenderedPageBreak/>
         <w:drawing>
-          <wp:inline distT="0" distB="0" distL="0" distR="0" wp14:anchorId="1EAB4A0D" wp14:editId="527F11E7">
+          <wp:inline distT="0" distB="0" distL="0" distR="0" wp14:anchorId="25684AFB" wp14:editId="7244BFBA">
             <wp:extent cx="4320000" cy="3321349"/>
             <wp:effectExtent l="0" t="0" r="4445" b="0"/>
-            <wp:docPr id="1541655969" name="Imagen 1"/>
+            <wp:docPr id="751139353" name="Imagen 1"/>
             <wp:cNvGraphicFramePr>
               <a:graphicFrameLocks xmlns:a="http://schemas.openxmlformats.org/drawingml/2006/main" noChangeAspect="1"/>
             </wp:cNvGraphicFramePr>
@@ -4713,7 +5585,7 @@
               <a:graphicData uri="http://schemas.openxmlformats.org/drawingml/2006/picture">
                 <pic:pic xmlns:pic="http://schemas.openxmlformats.org/drawingml/2006/picture">
                   <pic:nvPicPr>
-                    <pic:cNvPr id="1541655969" name=""/>
+                    <pic:cNvPr id="751139353" name=""/>
                     <pic:cNvPicPr/>
                   </pic:nvPicPr>
                   <pic:blipFill>
@@ -4772,7 +5644,7 @@
           <w:b/>
           <w:bCs/>
         </w:rPr>
-        <w:t>8</w:t>
+        <w:t>7</w:t>
       </w:r>
       <w:r>
         <w:rPr>
@@ -4782,10 +5654,10 @@
         <w:t xml:space="preserve">. </w:t>
       </w:r>
       <w:r>
-        <w:t>CÓDIGO DE “nivel</w:t>
-      </w:r>
-      <w:r>
-        <w:t>_</w:t>
+        <w:t>CÓDIGO DE “men</w:t>
+      </w:r>
+      <w:r>
+        <w:t>u_</w:t>
       </w:r>
       <w:r>
         <w:t>vista.py”</w:t>
@@ -4808,59 +5680,207 @@
     </w:p>
     <w:p>
       <w:pPr>
+        <w:jc w:val="center"/>
+      </w:pPr>
+    </w:p>
+    <w:p>
+      <w:pPr>
         <w:pStyle w:val="Tesis"/>
-        <w:rPr>
-          <w:b/>
-          <w:bCs/>
-        </w:rPr>
-      </w:pPr>
+      </w:pPr>
+      <w:r>
+        <w:t>Dentro del código del software, el archivo denominado ‘nivel_vista.py’ contenía posiblemente la lógica más compleja del sistema. La función ‘</w:t>
+      </w:r>
+      <w:proofErr w:type="spellStart"/>
+      <w:r>
+        <w:t>mostrar_</w:t>
+      </w:r>
+      <w:proofErr w:type="gramStart"/>
+      <w:r>
+        <w:t>nivel</w:t>
+      </w:r>
+      <w:proofErr w:type="spellEnd"/>
+      <w:r>
+        <w:t>(</w:t>
+      </w:r>
+      <w:proofErr w:type="gramEnd"/>
+      <w:r>
+        <w:t>)’ recibía los datos del usuario y la etapa elegida, determinando el ejercicio a mostrar mediante una consulta SQL</w:t>
+      </w:r>
+      <w:r>
+        <w:t xml:space="preserve">. </w:t>
+      </w:r>
+      <w:r>
+        <w:t>Para ejercicios de selección múltiple, generaba cuatro botones etiquetados A-D usando un diccionario de opciones y el método `</w:t>
+      </w:r>
+      <w:proofErr w:type="spellStart"/>
+      <w:proofErr w:type="gramStart"/>
+      <w:r>
+        <w:t>items</w:t>
+      </w:r>
+      <w:proofErr w:type="spellEnd"/>
+      <w:r>
+        <w:t>(</w:t>
+      </w:r>
+      <w:proofErr w:type="gramEnd"/>
+      <w:r>
+        <w:t xml:space="preserve">)`. </w:t>
+      </w:r>
     </w:p>
     <w:p>
       <w:pPr>
         <w:pStyle w:val="Tesis"/>
       </w:pPr>
       <w:r>
-        <w:t>Siguiendo con las otras vistas del programa, en el archivo ‘perfil_vista.py’</w:t>
-      </w:r>
-      <w:r>
-        <w:t xml:space="preserve"> se implement</w:t>
-      </w:r>
-      <w:r>
-        <w:t>ó</w:t>
-      </w:r>
-      <w:r>
-        <w:t xml:space="preserve"> la función ‘mostrar_perfil’ como un dashboard informativo, organizaba visualmente los da</w:t>
-      </w:r>
-      <w:r>
-        <w:t>to</w:t>
-      </w:r>
-      <w:r>
-        <w:t>s en tarjetas con sombras y bordes redondeados</w:t>
-      </w:r>
-      <w:r>
-        <w:t xml:space="preserve">, el avatar con un ícono y color personalizado usando ‘ft.Icon’ con el tamaño 64 y color dinámico desde ‘user_data’. </w:t>
-      </w:r>
-      <w:r>
-        <w:t>Las estadísticas se presentaban en grid de dos columnas usando `ft.ResponsiveRow`, mostrando puntos totales, rango calculado mediante `obtener_info_rango()`, etapa y nivel actuales, racha de días consecutivos, vidas disponibles con indicador visual, y fecha de último acceso formateada.</w:t>
+        <w:lastRenderedPageBreak/>
+        <w:t xml:space="preserve">Cada botón tenía su propio </w:t>
+      </w:r>
+      <w:proofErr w:type="spellStart"/>
+      <w:r>
+        <w:t>handler</w:t>
+      </w:r>
+      <w:proofErr w:type="spellEnd"/>
+      <w:r>
+        <w:t xml:space="preserve"> `</w:t>
+      </w:r>
+      <w:proofErr w:type="spellStart"/>
+      <w:r>
+        <w:t>verificar_</w:t>
+      </w:r>
+      <w:proofErr w:type="gramStart"/>
+      <w:r>
+        <w:t>respuesta</w:t>
+      </w:r>
+      <w:proofErr w:type="spellEnd"/>
+      <w:r>
+        <w:t>(</w:t>
+      </w:r>
+      <w:proofErr w:type="gramEnd"/>
+      <w:r>
+        <w:t>)` que comparaba la letra seleccionada contra `</w:t>
+      </w:r>
+      <w:proofErr w:type="spellStart"/>
+      <w:r>
+        <w:t>respuesta_correcta</w:t>
+      </w:r>
+      <w:proofErr w:type="spellEnd"/>
+      <w:r>
+        <w:t xml:space="preserve">`. Para verdadero/falso, mostraba solo dos botones con texto literal. Para </w:t>
+      </w:r>
+      <w:proofErr w:type="spellStart"/>
+      <w:r>
+        <w:t>completación</w:t>
+      </w:r>
+      <w:proofErr w:type="spellEnd"/>
+      <w:r>
+        <w:t>, creaba un `</w:t>
+      </w:r>
+      <w:proofErr w:type="spellStart"/>
+      <w:r>
+        <w:t>TextField</w:t>
+      </w:r>
+      <w:proofErr w:type="spellEnd"/>
+      <w:r>
+        <w:t>` donde el usuario escribía libremente, aplicando normalización de `</w:t>
+      </w:r>
+      <w:proofErr w:type="spellStart"/>
+      <w:r>
+        <w:t>lower</w:t>
+      </w:r>
+      <w:proofErr w:type="spellEnd"/>
+      <w:r>
+        <w:t>(</w:t>
+      </w:r>
+      <w:proofErr w:type="gramStart"/>
+      <w:r>
+        <w:t>).</w:t>
+      </w:r>
+      <w:proofErr w:type="spellStart"/>
+      <w:r>
+        <w:t>strip</w:t>
+      </w:r>
+      <w:proofErr w:type="spellEnd"/>
+      <w:proofErr w:type="gramEnd"/>
+      <w:r>
+        <w:t>(</w:t>
+      </w:r>
+      <w:proofErr w:type="gramStart"/>
+      <w:r>
+        <w:t>).</w:t>
+      </w:r>
+      <w:proofErr w:type="spellStart"/>
+      <w:r>
+        <w:t>replace</w:t>
+      </w:r>
+      <w:proofErr w:type="spellEnd"/>
+      <w:proofErr w:type="gramEnd"/>
+      <w:r>
+        <w:t>(" ", "</w:t>
+      </w:r>
+      <w:proofErr w:type="gramStart"/>
+      <w:r>
+        <w:t>")`</w:t>
+      </w:r>
+      <w:proofErr w:type="gramEnd"/>
+      <w:r>
+        <w:t xml:space="preserve"> antes de comparar contra la respuesta almacenada.</w:t>
       </w:r>
     </w:p>
     <w:p>
       <w:pPr>
         <w:pStyle w:val="Tesis"/>
-        <w:spacing w:line="240" w:lineRule="auto"/>
-        <w:ind w:firstLine="0"/>
+      </w:pPr>
+      <w:r>
+        <w:t xml:space="preserve">Los ejercicios de conexión requerían </w:t>
+      </w:r>
+      <w:r>
+        <w:t xml:space="preserve">una </w:t>
+      </w:r>
+      <w:r>
+        <w:t xml:space="preserve">lógica especial: </w:t>
+      </w:r>
+      <w:proofErr w:type="spellStart"/>
+      <w:r>
+        <w:t>parseaban</w:t>
+      </w:r>
+      <w:proofErr w:type="spellEnd"/>
+      <w:r>
+        <w:t xml:space="preserve"> el formato "A|B" de las opciones dividiendo por pipe, mantenían estado de selección mediante variables externas, y verificaban pares cuando el usuario hacía dos selecciones consecutivas. El sistema de retroalimentación utilizaba `</w:t>
+      </w:r>
+      <w:proofErr w:type="spellStart"/>
+      <w:r>
+        <w:t>SnackBar</w:t>
+      </w:r>
+      <w:proofErr w:type="spellEnd"/>
+      <w:r>
+        <w:t>` con colores verde para correcto y rojo para incorrecto, aplicando `</w:t>
+      </w:r>
+      <w:proofErr w:type="spellStart"/>
+      <w:proofErr w:type="gramStart"/>
+      <w:r>
+        <w:t>page.update</w:t>
+      </w:r>
+      <w:proofErr w:type="spellEnd"/>
+      <w:r>
+        <w:t>()`</w:t>
+      </w:r>
+      <w:proofErr w:type="gramEnd"/>
+      <w:r>
+        <w:t xml:space="preserve"> para refrescar inmediatamente.</w:t>
+      </w:r>
+    </w:p>
+    <w:p>
+      <w:pPr>
         <w:jc w:val="center"/>
       </w:pPr>
       <w:r>
         <w:rPr>
           <w:noProof/>
         </w:rPr>
-        <w:lastRenderedPageBreak/>
         <w:drawing>
-          <wp:inline distT="0" distB="0" distL="0" distR="0" wp14:anchorId="49B29A27" wp14:editId="42648F55">
+          <wp:inline distT="0" distB="0" distL="0" distR="0" wp14:anchorId="1EAB4A0D" wp14:editId="527F11E7">
             <wp:extent cx="4320000" cy="3321349"/>
             <wp:effectExtent l="0" t="0" r="4445" b="0"/>
-            <wp:docPr id="1189507107" name="Imagen 1"/>
+            <wp:docPr id="1541655969" name="Imagen 1"/>
             <wp:cNvGraphicFramePr>
               <a:graphicFrameLocks xmlns:a="http://schemas.openxmlformats.org/drawingml/2006/main" noChangeAspect="1"/>
             </wp:cNvGraphicFramePr>
@@ -4868,7 +5888,7 @@
               <a:graphicData uri="http://schemas.openxmlformats.org/drawingml/2006/picture">
                 <pic:pic xmlns:pic="http://schemas.openxmlformats.org/drawingml/2006/picture">
                   <pic:nvPicPr>
-                    <pic:cNvPr id="1189507107" name=""/>
+                    <pic:cNvPr id="1541655969" name=""/>
                     <pic:cNvPicPr/>
                   </pic:nvPicPr>
                   <pic:blipFill>
@@ -4927,7 +5947,7 @@
           <w:b/>
           <w:bCs/>
         </w:rPr>
-        <w:t>9</w:t>
+        <w:t>8</w:t>
       </w:r>
       <w:r>
         <w:rPr>
@@ -4937,13 +5957,13 @@
         <w:t xml:space="preserve">. </w:t>
       </w:r>
       <w:r>
-        <w:t>CÓDIGO DE “perfil</w:t>
-      </w:r>
-      <w:r>
-        <w:t>_vista</w:t>
-      </w:r>
-      <w:r>
-        <w:t>.py”</w:t>
+        <w:t>CÓDIGO DE “nivel</w:t>
+      </w:r>
+      <w:r>
+        <w:t>_</w:t>
+      </w:r>
+      <w:r>
+        <w:t>vista.py”</w:t>
       </w:r>
     </w:p>
     <w:p>
@@ -4964,10 +5984,9 @@
     <w:p>
       <w:pPr>
         <w:pStyle w:val="Tesis"/>
-        <w:ind w:firstLine="0"/>
-        <w:jc w:val="center"/>
-        <w:rPr>
-          <w:lang w:val="es-ES_tradnl"/>
+        <w:rPr>
+          <w:b/>
+          <w:bCs/>
         </w:rPr>
       </w:pPr>
     </w:p>
@@ -4976,122 +5995,97 @@
         <w:pStyle w:val="Tesis"/>
       </w:pPr>
       <w:r>
-        <w:t xml:space="preserve">El archivo `biblioteca_vista.py` proporcionó </w:t>
-      </w:r>
-      <w:r>
-        <w:t xml:space="preserve">un módulo </w:t>
-      </w:r>
-      <w:r>
-        <w:t>con contenido educativo estático organizado por etapas. Utilizaba `ft.ExpansionTile` para crear secciones colapsables que el usuario podía expandir para leer teoría matemática sin consumir vidas ni afectar su progreso. Cada etapa contenía explicaciones sobre los conceptos que luego se practicaban en los ejercicios, sirviendo como referencia consultable durante el aprendizaje.</w:t>
-      </w:r>
-    </w:p>
-    <w:p>
-      <w:pPr>
-        <w:pStyle w:val="Tesis"/>
-      </w:pPr>
-    </w:p>
-    <w:p>
-      <w:pPr>
-        <w:pStyle w:val="Tesis"/>
-        <w:ind w:firstLine="0"/>
-      </w:pPr>
-      <w:r>
-        <w:rPr>
-          <w:b/>
-          <w:bCs/>
-        </w:rPr>
-        <w:t>AQUÍ SE PONE UNA IMAGEN</w:t>
-      </w:r>
-    </w:p>
-    <w:p>
-      <w:pPr>
-        <w:pStyle w:val="Tesis"/>
-        <w:rPr>
-          <w:lang w:val="es-ES_tradnl"/>
-        </w:rPr>
-      </w:pPr>
-      <w:r>
-        <w:t>Se desarrollaron las interacciones y conexiones entre la interfaz de usuario y la base de datos diseñados en la fase anterior, prácticamente t</w:t>
-      </w:r>
-      <w:r>
-        <w:t>raduciendo del diseño al código</w:t>
-      </w:r>
-      <w:r>
-        <w:t xml:space="preserve"> del programa para lo cual se utilizó </w:t>
-      </w:r>
-      <w:r>
-        <w:t xml:space="preserve">Flet, el </w:t>
-      </w:r>
-      <w:r>
-        <w:lastRenderedPageBreak/>
-        <w:t>cual es un frame</w:t>
-      </w:r>
-      <w:r>
-        <w:t xml:space="preserve">work </w:t>
-      </w:r>
-      <w:r>
-        <w:rPr>
-          <w:lang w:val="es-ES_tradnl"/>
-        </w:rPr>
-        <w:t xml:space="preserve">de Python que permite crear aplicaciones </w:t>
-      </w:r>
-      <w:r>
-        <w:rPr>
-          <w:lang w:val="es-ES_tradnl"/>
-        </w:rPr>
-        <w:t>visualmente atractivas</w:t>
-      </w:r>
-      <w:r>
-        <w:rPr>
-          <w:lang w:val="es-ES_tradnl"/>
-        </w:rPr>
-        <w:t xml:space="preserve"> utilizando únicamente código Python, sin necesidad de conocimientos en HTML, CSS o JavaScrip</w:t>
-      </w:r>
-      <w:r>
-        <w:rPr>
-          <w:lang w:val="es-ES_tradnl"/>
-        </w:rPr>
-        <w:t>t</w:t>
-      </w:r>
-      <w:r>
-        <w:rPr>
-          <w:lang w:val="es-ES_tradnl"/>
-        </w:rPr>
-        <w:t xml:space="preserve">. </w:t>
-      </w:r>
-      <w:r>
-        <w:rPr>
-          <w:lang w:val="es-ES_tradnl"/>
-        </w:rPr>
-        <w:t xml:space="preserve">A continuación, se presentan las pantallas principales de la aplicación </w:t>
-      </w:r>
-      <w:r>
-        <w:rPr>
-          <w:lang w:val="es-ES_tradnl"/>
-        </w:rPr>
-        <w:t xml:space="preserve">educativa </w:t>
-      </w:r>
-      <w:r>
-        <w:rPr>
-          <w:lang w:val="es-ES_tradnl"/>
-        </w:rPr>
-        <w:t>con las cuales el usuario interactuará</w:t>
-      </w:r>
-      <w:r>
-        <w:rPr>
-          <w:lang w:val="es-ES_tradnl"/>
-        </w:rPr>
-        <w:t>.</w:t>
-      </w:r>
-    </w:p>
-    <w:p>
-      <w:pPr>
-        <w:pStyle w:val="Tesis"/>
-        <w:ind w:firstLine="0"/>
-        <w:rPr>
-          <w:lang w:val="es-ES_tradnl"/>
-        </w:rPr>
-      </w:pPr>
+        <w:t>Siguiendo con las otras vistas del programa, en el archivo ‘perfil_vista.py’</w:t>
+      </w:r>
+      <w:r>
+        <w:t xml:space="preserve"> se implement</w:t>
+      </w:r>
+      <w:r>
+        <w:t>ó</w:t>
+      </w:r>
+      <w:r>
+        <w:t xml:space="preserve"> la función ‘</w:t>
+      </w:r>
+      <w:proofErr w:type="spellStart"/>
+      <w:r>
+        <w:t>mostrar_perfil</w:t>
+      </w:r>
+      <w:proofErr w:type="spellEnd"/>
+      <w:r>
+        <w:t xml:space="preserve">’ como un </w:t>
+      </w:r>
+      <w:proofErr w:type="spellStart"/>
+      <w:r>
+        <w:t>dashboard</w:t>
+      </w:r>
+      <w:proofErr w:type="spellEnd"/>
+      <w:r>
+        <w:t xml:space="preserve"> informativo, organizaba visualmente los da</w:t>
+      </w:r>
+      <w:r>
+        <w:t>to</w:t>
+      </w:r>
+      <w:r>
+        <w:t>s en tarjetas con sombras y bordes redondeados</w:t>
+      </w:r>
+      <w:r>
+        <w:t>, el avatar con un ícono y color personalizado usando ‘</w:t>
+      </w:r>
+      <w:proofErr w:type="spellStart"/>
+      <w:proofErr w:type="gramStart"/>
+      <w:r>
+        <w:t>ft.Icon</w:t>
+      </w:r>
+      <w:proofErr w:type="spellEnd"/>
+      <w:proofErr w:type="gramEnd"/>
+      <w:r>
+        <w:t>’ con el tamaño 64 y color dinámico desde ‘</w:t>
+      </w:r>
+      <w:proofErr w:type="spellStart"/>
+      <w:r>
+        <w:t>user_data</w:t>
+      </w:r>
+      <w:proofErr w:type="spellEnd"/>
+      <w:r>
+        <w:t xml:space="preserve">’. </w:t>
+      </w:r>
+      <w:r>
+        <w:t xml:space="preserve">Las estadísticas se presentaban en </w:t>
+      </w:r>
+      <w:proofErr w:type="spellStart"/>
+      <w:r>
+        <w:t>grid</w:t>
+      </w:r>
+      <w:proofErr w:type="spellEnd"/>
+      <w:r>
+        <w:t xml:space="preserve"> de dos columnas usando `</w:t>
+      </w:r>
+      <w:proofErr w:type="spellStart"/>
+      <w:proofErr w:type="gramStart"/>
+      <w:r>
+        <w:t>ft.ResponsiveRow</w:t>
+      </w:r>
+      <w:proofErr w:type="spellEnd"/>
+      <w:proofErr w:type="gramEnd"/>
+      <w:r>
+        <w:t>`, mostrando puntos totales, rango calculado mediante `</w:t>
+      </w:r>
+      <w:proofErr w:type="spellStart"/>
+      <w:r>
+        <w:t>obtener_info_</w:t>
+      </w:r>
+      <w:proofErr w:type="gramStart"/>
+      <w:r>
+        <w:t>rango</w:t>
+      </w:r>
+      <w:proofErr w:type="spellEnd"/>
+      <w:r>
+        <w:t>(</w:t>
+      </w:r>
+      <w:proofErr w:type="gramEnd"/>
+      <w:r>
+        <w:t>)`, etapa y nivel actuales, racha de días consecutivos, vidas disponibles con indicador visual, y fecha de último acceso formateada.</w:t>
+      </w:r>
     </w:p>
     <w:p>
       <w:pPr>
@@ -5099,10 +6093,263 @@
         <w:spacing w:line="240" w:lineRule="auto"/>
         <w:ind w:firstLine="0"/>
         <w:jc w:val="center"/>
+      </w:pPr>
+      <w:r>
         <w:rPr>
           <w:noProof/>
+        </w:rPr>
+        <w:drawing>
+          <wp:inline distT="0" distB="0" distL="0" distR="0" wp14:anchorId="49B29A27" wp14:editId="42648F55">
+            <wp:extent cx="4320000" cy="3321349"/>
+            <wp:effectExtent l="0" t="0" r="4445" b="0"/>
+            <wp:docPr id="1189507107" name="Imagen 1"/>
+            <wp:cNvGraphicFramePr>
+              <a:graphicFrameLocks xmlns:a="http://schemas.openxmlformats.org/drawingml/2006/main" noChangeAspect="1"/>
+            </wp:cNvGraphicFramePr>
+            <a:graphic xmlns:a="http://schemas.openxmlformats.org/drawingml/2006/main">
+              <a:graphicData uri="http://schemas.openxmlformats.org/drawingml/2006/picture">
+                <pic:pic xmlns:pic="http://schemas.openxmlformats.org/drawingml/2006/picture">
+                  <pic:nvPicPr>
+                    <pic:cNvPr id="1189507107" name=""/>
+                    <pic:cNvPicPr/>
+                  </pic:nvPicPr>
+                  <pic:blipFill>
+                    <a:blip r:embed="rId36"/>
+                    <a:stretch>
+                      <a:fillRect/>
+                    </a:stretch>
+                  </pic:blipFill>
+                  <pic:spPr>
+                    <a:xfrm>
+                      <a:off x="0" y="0"/>
+                      <a:ext cx="4320000" cy="3321349"/>
+                    </a:xfrm>
+                    <a:prstGeom prst="rect">
+                      <a:avLst/>
+                    </a:prstGeom>
+                  </pic:spPr>
+                </pic:pic>
+              </a:graphicData>
+            </a:graphic>
+          </wp:inline>
+        </w:drawing>
+      </w:r>
+    </w:p>
+    <w:p>
+      <w:pPr>
+        <w:jc w:val="center"/>
+        <w:rPr>
+          <w:b/>
+          <w:bCs/>
+        </w:rPr>
+      </w:pPr>
+      <w:r>
+        <w:rPr>
+          <w:b/>
+          <w:bCs/>
+        </w:rPr>
+        <w:t>FIGURA</w:t>
+      </w:r>
+      <w:r>
+        <w:rPr>
+          <w:b/>
+          <w:bCs/>
+        </w:rPr>
+        <w:t xml:space="preserve"> </w:t>
+      </w:r>
+      <w:r>
+        <w:rPr>
+          <w:b/>
+          <w:bCs/>
+        </w:rPr>
+        <w:t>N°</w:t>
+      </w:r>
+      <w:r>
+        <w:rPr>
+          <w:b/>
+          <w:bCs/>
+        </w:rPr>
+        <w:t>9</w:t>
+      </w:r>
+      <w:r>
+        <w:rPr>
+          <w:b/>
+          <w:bCs/>
+        </w:rPr>
+        <w:t xml:space="preserve">. </w:t>
+      </w:r>
+      <w:r>
+        <w:t>CÓDIGO DE “perfil</w:t>
+      </w:r>
+      <w:r>
+        <w:t>_vista</w:t>
+      </w:r>
+      <w:r>
+        <w:t>.py”</w:t>
+      </w:r>
+    </w:p>
+    <w:p>
+      <w:pPr>
+        <w:jc w:val="center"/>
+      </w:pPr>
+      <w:r>
+        <w:rPr>
+          <w:b/>
+          <w:bCs/>
+        </w:rPr>
+        <w:t>Fuente:</w:t>
+      </w:r>
+      <w:r>
+        <w:t xml:space="preserve"> Acurero, Araujo, Montiel (2025)</w:t>
+      </w:r>
+    </w:p>
+    <w:p>
+      <w:pPr>
+        <w:pStyle w:val="Tesis"/>
+        <w:ind w:firstLine="0"/>
+        <w:jc w:val="center"/>
+        <w:rPr>
           <w:lang w:val="es-ES_tradnl"/>
-          <w14:ligatures w14:val="standardContextual"/>
+        </w:rPr>
+      </w:pPr>
+    </w:p>
+    <w:p>
+      <w:pPr>
+        <w:pStyle w:val="Tesis"/>
+      </w:pPr>
+      <w:r>
+        <w:t xml:space="preserve">El archivo `biblioteca_vista.py` proporcionó </w:t>
+      </w:r>
+      <w:r>
+        <w:t xml:space="preserve">un módulo </w:t>
+      </w:r>
+      <w:r>
+        <w:t xml:space="preserve">con contenido </w:t>
+      </w:r>
+      <w:r>
+        <w:lastRenderedPageBreak/>
+        <w:t>educativo estático organizado por etapas. Utilizaba `</w:t>
+      </w:r>
+      <w:proofErr w:type="spellStart"/>
+      <w:proofErr w:type="gramStart"/>
+      <w:r>
+        <w:t>ft.ExpansionTile</w:t>
+      </w:r>
+      <w:proofErr w:type="spellEnd"/>
+      <w:proofErr w:type="gramEnd"/>
+      <w:r>
+        <w:t>` para crear secciones colapsables que el usuario podía expandir para leer teoría matemática sin consumir vidas ni afectar su progreso. Cada etapa contenía explicaciones sobre los conceptos que luego se practicaban en los ejercicios, sirviendo como referencia consultable durante el aprendizaje.</w:t>
+      </w:r>
+    </w:p>
+    <w:p>
+      <w:pPr>
+        <w:pStyle w:val="Tesis"/>
+      </w:pPr>
+    </w:p>
+    <w:p>
+      <w:pPr>
+        <w:pStyle w:val="Tesis"/>
+        <w:ind w:firstLine="0"/>
+      </w:pPr>
+      <w:r>
+        <w:rPr>
+          <w:b/>
+          <w:bCs/>
+        </w:rPr>
+        <w:t>AQUÍ SE PONE UNA IMAGEN</w:t>
+      </w:r>
+    </w:p>
+    <w:p>
+      <w:pPr>
+        <w:pStyle w:val="Tesis"/>
+        <w:rPr>
+          <w:lang w:val="es-ES_tradnl"/>
+        </w:rPr>
+      </w:pPr>
+      <w:r>
+        <w:t>Se desarrollaron las interacciones y conexiones entre la interfaz de usuario y la base de datos diseñados en la fase anterior, prácticamente t</w:t>
+      </w:r>
+      <w:r>
+        <w:t>raduciendo del diseño al código</w:t>
+      </w:r>
+      <w:r>
+        <w:t xml:space="preserve"> del programa para lo cual se utilizó </w:t>
+      </w:r>
+      <w:r>
+        <w:t xml:space="preserve">Flet, el cual es un </w:t>
+      </w:r>
+      <w:proofErr w:type="spellStart"/>
+      <w:r>
+        <w:t>frame</w:t>
+      </w:r>
+      <w:r>
+        <w:t>work</w:t>
+      </w:r>
+      <w:proofErr w:type="spellEnd"/>
+      <w:r>
+        <w:t xml:space="preserve"> </w:t>
+      </w:r>
+      <w:r>
+        <w:rPr>
+          <w:lang w:val="es-ES_tradnl"/>
+        </w:rPr>
+        <w:t xml:space="preserve">de Python que permite crear aplicaciones </w:t>
+      </w:r>
+      <w:r>
+        <w:rPr>
+          <w:lang w:val="es-ES_tradnl"/>
+        </w:rPr>
+        <w:t>visualmente atractivas</w:t>
+      </w:r>
+      <w:r>
+        <w:rPr>
+          <w:lang w:val="es-ES_tradnl"/>
+        </w:rPr>
+        <w:t xml:space="preserve"> utilizando únicamente código Python, sin necesidad de conocimientos en HTML, CSS o JavaScrip</w:t>
+      </w:r>
+      <w:r>
+        <w:rPr>
+          <w:lang w:val="es-ES_tradnl"/>
+        </w:rPr>
+        <w:t>t</w:t>
+      </w:r>
+      <w:r>
+        <w:rPr>
+          <w:lang w:val="es-ES_tradnl"/>
+        </w:rPr>
+        <w:t xml:space="preserve">. </w:t>
+      </w:r>
+      <w:r>
+        <w:rPr>
+          <w:lang w:val="es-ES_tradnl"/>
+        </w:rPr>
+        <w:t xml:space="preserve">A continuación, se presentan las pantallas principales de la aplicación </w:t>
+      </w:r>
+      <w:r>
+        <w:rPr>
+          <w:lang w:val="es-ES_tradnl"/>
+        </w:rPr>
+        <w:t xml:space="preserve">educativa </w:t>
+      </w:r>
+      <w:r>
+        <w:rPr>
+          <w:lang w:val="es-ES_tradnl"/>
+        </w:rPr>
+        <w:t>con las cuales el usuario interactuará</w:t>
+      </w:r>
+      <w:r>
+        <w:rPr>
+          <w:lang w:val="es-ES_tradnl"/>
+        </w:rPr>
+        <w:t>.</w:t>
+      </w:r>
+    </w:p>
+    <w:p>
+      <w:pPr>
+        <w:pStyle w:val="Tesis"/>
+        <w:ind w:firstLine="0"/>
+        <w:rPr>
+          <w:lang w:val="es-ES_tradnl"/>
         </w:rPr>
       </w:pPr>
     </w:p>
@@ -5113,17 +6360,31 @@
         <w:ind w:firstLine="0"/>
         <w:jc w:val="center"/>
         <w:rPr>
-          <w:lang w:val="es-ES_tradnl"/>
-        </w:rPr>
-      </w:pPr>
-      <w:r>
-        <w:rPr>
           <w:noProof/>
           <w:lang w:val="es-ES_tradnl"/>
           <w14:ligatures w14:val="standardContextual"/>
         </w:rPr>
+      </w:pPr>
+    </w:p>
+    <w:p>
+      <w:pPr>
+        <w:pStyle w:val="Tesis"/>
+        <w:spacing w:line="240" w:lineRule="auto"/>
+        <w:ind w:firstLine="0"/>
+        <w:jc w:val="center"/>
+        <w:rPr>
+          <w:lang w:val="es-ES_tradnl"/>
+        </w:rPr>
+      </w:pPr>
+      <w:r>
+        <w:rPr>
+          <w:noProof/>
+          <w:lang w:val="es-ES_tradnl"/>
+          <w14:ligatures w14:val="standardContextual"/>
+        </w:rPr>
+        <w:lastRenderedPageBreak/>
         <w:drawing>
-          <wp:inline distT="0" distB="0" distL="0" distR="0" wp14:anchorId="43359052" wp14:editId="7CD71BC1">
+          <wp:inline distT="0" distB="0" distL="0" distR="0" wp14:anchorId="43359052" wp14:editId="48CF6C0D">
             <wp:extent cx="4318635" cy="2258437"/>
             <wp:effectExtent l="0" t="0" r="5715" b="8890"/>
             <wp:docPr id="1785749341" name="Imagen 3"/>
@@ -5138,7 +6399,7 @@
                     <pic:cNvPicPr/>
                   </pic:nvPicPr>
                   <pic:blipFill rotWithShape="1">
-                    <a:blip r:embed="rId36" cstate="print">
+                    <a:blip r:embed="rId37" cstate="print">
                       <a:extLst>
                         <a:ext uri="{28A0092B-C50C-407E-A947-70E740481C1C}">
                           <a14:useLocalDpi xmlns:a14="http://schemas.microsoft.com/office/drawing/2010/main" val="0"/>
@@ -5235,7 +6496,15 @@
         <w:t>En la figura 1 se observa la pantalla de inicio de toda la aplicación, donde se muestra el logo de la aplicación y el bot</w:t>
       </w:r>
       <w:r>
-        <w:t>ón que te lleva a la pantalla del login.</w:t>
+        <w:t xml:space="preserve">ón que te lleva a la pantalla del </w:t>
+      </w:r>
+      <w:proofErr w:type="spellStart"/>
+      <w:r>
+        <w:t>login</w:t>
+      </w:r>
+      <w:proofErr w:type="spellEnd"/>
+      <w:r>
+        <w:t>.</w:t>
       </w:r>
     </w:p>
     <w:p>
@@ -5254,7 +6523,6 @@
           <w:noProof/>
           <w14:ligatures w14:val="standardContextual"/>
         </w:rPr>
-        <w:lastRenderedPageBreak/>
         <w:drawing>
           <wp:inline distT="0" distB="0" distL="0" distR="0" wp14:anchorId="1143148B" wp14:editId="64FCD255">
             <wp:extent cx="4320000" cy="2276828"/>
@@ -5271,7 +6539,7 @@
                     <pic:cNvPicPr/>
                   </pic:nvPicPr>
                   <pic:blipFill rotWithShape="1">
-                    <a:blip r:embed="rId37" cstate="print">
+                    <a:blip r:embed="rId38" cstate="print">
                       <a:extLst>
                         <a:ext uri="{28A0092B-C50C-407E-A947-70E740481C1C}">
                           <a14:useLocalDpi xmlns:a14="http://schemas.microsoft.com/office/drawing/2010/main" val="0"/>
@@ -5395,6 +6663,7 @@
           <w:lang w:val="es-ES_tradnl"/>
           <w14:ligatures w14:val="standardContextual"/>
         </w:rPr>
+        <w:lastRenderedPageBreak/>
         <w:drawing>
           <wp:inline distT="0" distB="0" distL="0" distR="0" wp14:anchorId="28C28851" wp14:editId="7C8DBF9D">
             <wp:extent cx="4320000" cy="2259371"/>
@@ -5411,7 +6680,7 @@
                     <pic:cNvPicPr/>
                   </pic:nvPicPr>
                   <pic:blipFill>
-                    <a:blip r:embed="rId38" cstate="print">
+                    <a:blip r:embed="rId39" cstate="print">
                       <a:extLst>
                         <a:ext uri="{28A0092B-C50C-407E-A947-70E740481C1C}">
                           <a14:useLocalDpi xmlns:a14="http://schemas.microsoft.com/office/drawing/2010/main" val="0"/>
@@ -5521,7 +6790,15 @@
         <w:t>rá directamente</w:t>
       </w:r>
       <w:r>
-        <w:t xml:space="preserve"> a la pantalla de login en donde el usuario inicia sesión para ingresar a su perfil, en caso de que el usuario no tenga un perfil, abajo del botón de “Iniciar Sesión” estará la opción para crear un perfil nuevo.</w:t>
+        <w:t xml:space="preserve"> a la pantalla de </w:t>
+      </w:r>
+      <w:proofErr w:type="spellStart"/>
+      <w:r>
+        <w:t>login</w:t>
+      </w:r>
+      <w:proofErr w:type="spellEnd"/>
+      <w:r>
+        <w:t xml:space="preserve"> en donde el usuario inicia sesión para ingresar a su perfil, en caso de que el usuario no tenga un perfil, abajo del botón de “Iniciar Sesión” estará la opción para crear un perfil nuevo.</w:t>
       </w:r>
     </w:p>
     <w:p>
@@ -5574,7 +6851,7 @@
                     <pic:cNvPicPr/>
                   </pic:nvPicPr>
                   <pic:blipFill rotWithShape="1">
-                    <a:blip r:embed="rId39" cstate="print">
+                    <a:blip r:embed="rId40" cstate="print">
                       <a:extLst>
                         <a:ext uri="{28A0092B-C50C-407E-A947-70E740481C1C}">
                           <a14:useLocalDpi xmlns:a14="http://schemas.microsoft.com/office/drawing/2010/main" val="0"/>
@@ -5687,7 +6964,19 @@
         <w:t>á</w:t>
       </w:r>
       <w:r>
-        <w:t xml:space="preserve"> la pantalla de registro de usuario, en donde se pide al usuario ingresar sus datos, incluyendo el correo electrónico, un nombre de usuario y la contraseña, una vez finalizado el registro de usuario el programa te redirige a la pantalla del login.</w:t>
+        <w:t xml:space="preserve"> la pantalla de registro de usuario, en donde se pide </w:t>
+      </w:r>
+      <w:r>
+        <w:lastRenderedPageBreak/>
+        <w:t xml:space="preserve">al usuario ingresar sus datos, incluyendo el correo electrónico, un nombre de usuario y la contraseña, una vez finalizado el registro de usuario el programa te redirige a la pantalla del </w:t>
+      </w:r>
+      <w:proofErr w:type="spellStart"/>
+      <w:r>
+        <w:t>login</w:t>
+      </w:r>
+      <w:proofErr w:type="spellEnd"/>
+      <w:r>
+        <w:t>.</w:t>
       </w:r>
     </w:p>
     <w:p>
@@ -5735,7 +7024,7 @@
                     <pic:cNvPicPr/>
                   </pic:nvPicPr>
                   <pic:blipFill rotWithShape="1">
-                    <a:blip r:embed="rId40" cstate="print">
+                    <a:blip r:embed="rId41" cstate="print">
                       <a:extLst>
                         <a:ext uri="{28A0092B-C50C-407E-A947-70E740481C1C}">
                           <a14:useLocalDpi xmlns:a14="http://schemas.microsoft.com/office/drawing/2010/main" val="0"/>
@@ -5842,7 +7131,6 @@
         <w:t xml:space="preserve">de la izquierda </w:t>
       </w:r>
       <w:r>
-        <w:lastRenderedPageBreak/>
         <w:t xml:space="preserve">con las opciones de la aplicación incluyendo la opción de cerrar </w:t>
       </w:r>
       <w:r>
@@ -5883,6 +7171,7 @@
           <w:lang w:val="es-ES_tradnl"/>
           <w14:ligatures w14:val="standardContextual"/>
         </w:rPr>
+        <w:lastRenderedPageBreak/>
         <w:drawing>
           <wp:inline distT="0" distB="0" distL="0" distR="0" wp14:anchorId="5E078E8D" wp14:editId="27D0068A">
             <wp:extent cx="4319270" cy="2250440"/>
@@ -5899,7 +7188,7 @@
                     <pic:cNvPicPr/>
                   </pic:nvPicPr>
                   <pic:blipFill rotWithShape="1">
-                    <a:blip r:embed="rId41" cstate="print">
+                    <a:blip r:embed="rId42" cstate="print">
                       <a:extLst>
                         <a:ext uri="{28A0092B-C50C-407E-A947-70E740481C1C}">
                           <a14:useLocalDpi xmlns:a14="http://schemas.microsoft.com/office/drawing/2010/main" val="0"/>
@@ -6040,7 +7329,6 @@
           <w:lang w:val="es-ES_tradnl"/>
           <w14:ligatures w14:val="standardContextual"/>
         </w:rPr>
-        <w:lastRenderedPageBreak/>
         <w:drawing>
           <wp:inline distT="0" distB="0" distL="0" distR="0" wp14:anchorId="097FDEBC" wp14:editId="1333A5D5">
             <wp:extent cx="4320000" cy="2260982"/>
@@ -6057,7 +7345,7 @@
                     <pic:cNvPicPr/>
                   </pic:nvPicPr>
                   <pic:blipFill>
-                    <a:blip r:embed="rId42" cstate="print">
+                    <a:blip r:embed="rId43" cstate="print">
                       <a:extLst>
                         <a:ext uri="{28A0092B-C50C-407E-A947-70E740481C1C}">
                           <a14:useLocalDpi xmlns:a14="http://schemas.microsoft.com/office/drawing/2010/main" val="0"/>
@@ -6208,7 +7496,7 @@
                     <pic:cNvPicPr/>
                   </pic:nvPicPr>
                   <pic:blipFill rotWithShape="1">
-                    <a:blip r:embed="rId43" cstate="print">
+                    <a:blip r:embed="rId44" cstate="print">
                       <a:extLst>
                         <a:ext uri="{28A0092B-C50C-407E-A947-70E740481C1C}">
                           <a14:useLocalDpi xmlns:a14="http://schemas.microsoft.com/office/drawing/2010/main" val="0"/>
@@ -6312,11 +7600,7 @@
         <w:pStyle w:val="Tesis"/>
       </w:pPr>
       <w:r>
-        <w:t xml:space="preserve">La pantalla de biblioteca consiste en múltiples pestañas que contienen información sobre los temas que se abarcan en las todas las etapas de </w:t>
-      </w:r>
-      <w:r>
-        <w:lastRenderedPageBreak/>
-        <w:t>aplicación, funcionando como un refuerzo para aquellos usuarios que tengan problemas para entender conceptos que se tratan.</w:t>
+        <w:t>La pantalla de biblioteca consiste en múltiples pestañas que contienen información sobre los temas que se abarcan en las todas las etapas de aplicación, funcionando como un refuerzo para aquellos usuarios que tengan problemas para entender conceptos que se tratan.</w:t>
       </w:r>
     </w:p>
     <w:p>
@@ -6356,7 +7640,7 @@
                     <pic:cNvPicPr/>
                   </pic:nvPicPr>
                   <pic:blipFill>
-                    <a:blip r:embed="rId44" cstate="print">
+                    <a:blip r:embed="rId45" cstate="print">
                       <a:extLst>
                         <a:ext uri="{28A0092B-C50C-407E-A947-70E740481C1C}">
                           <a14:useLocalDpi xmlns:a14="http://schemas.microsoft.com/office/drawing/2010/main" val="0"/>
@@ -6457,7 +7741,11 @@
         <w:pStyle w:val="Tesis"/>
       </w:pPr>
       <w:r>
-        <w:t>El apartado de la personalización se muestran las opciones de icono que pueden usar los usuarios para personalizar su perfil</w:t>
+        <w:t xml:space="preserve">El apartado de la personalización se muestran las opciones de icono </w:t>
+      </w:r>
+      <w:r>
+        <w:lastRenderedPageBreak/>
+        <w:t>que pueden usar los usuarios para personalizar su perfil</w:t>
       </w:r>
       <w:r>
         <w:t>, los cuales se desbloquean al ir avanzando en la aplicación</w:t>
@@ -6511,7 +7799,7 @@
                     <pic:cNvPicPr/>
                   </pic:nvPicPr>
                   <pic:blipFill>
-                    <a:blip r:embed="rId45" cstate="print">
+                    <a:blip r:embed="rId46" cstate="print">
                       <a:extLst>
                         <a:ext uri="{28A0092B-C50C-407E-A947-70E740481C1C}">
                           <a14:useLocalDpi xmlns:a14="http://schemas.microsoft.com/office/drawing/2010/main" val="0"/>
@@ -6612,61 +7900,72 @@
         <w:pStyle w:val="Tesis"/>
       </w:pPr>
       <w:r>
+        <w:t>En la última pantalla se localizan los logros que pueden desbloquear los usuarios por realizar ciertas acciones o alcanzar o superar etapas en específico, incluyendo el progreso que llevan en cada logro hasta completarlos.</w:t>
+      </w:r>
+    </w:p>
+    <w:p>
+      <w:pPr>
+        <w:pStyle w:val="Tesis"/>
+      </w:pPr>
+      <w:r>
+        <w:t>Una vez concluida la construcción de la aplicación</w:t>
+      </w:r>
+      <w:r>
+        <w:t xml:space="preserve">, se </w:t>
+      </w:r>
+      <w:r>
+        <w:t>avanza a</w:t>
+      </w:r>
+      <w:r>
+        <w:t>l siguiente objetivo de la investigación el cual es Verificar la funcionalidad del sistema mediante pruebas de funcionamiento</w:t>
+      </w:r>
+      <w:r>
+        <w:t>,</w:t>
+      </w:r>
+      <w:r>
+        <w:t xml:space="preserve"> </w:t>
+      </w:r>
+      <w:r>
+        <w:t xml:space="preserve">aplicadas a la aplicación educativa </w:t>
+      </w:r>
+      <w:proofErr w:type="spellStart"/>
+      <w:r>
+        <w:t>gamificada</w:t>
+      </w:r>
+      <w:proofErr w:type="spellEnd"/>
+      <w:r>
+        <w:t xml:space="preserve"> </w:t>
+      </w:r>
+      <w:r>
+        <w:t>formando parte de la cuarta fase de la metodología propuesta por Pressman (2010), denominada Construcción.</w:t>
+      </w:r>
+      <w:r>
+        <w:t xml:space="preserve"> </w:t>
+      </w:r>
+      <w:r>
+        <w:t xml:space="preserve">Es indispensable </w:t>
+      </w:r>
+      <w:r>
+        <w:t xml:space="preserve">evaluar la aplicación mediante una serie de pruebas </w:t>
+      </w:r>
+      <w:r>
+        <w:t xml:space="preserve">entre las cuales están las pruebas funcionales, unitarias y de integración </w:t>
+      </w:r>
+      <w:r>
+        <w:t xml:space="preserve">a fin de </w:t>
+      </w:r>
+      <w:r>
+        <w:t>evaluar la funcionalidad, la integración entre las pantallas y en caso de que ha</w:t>
+      </w:r>
+      <w:r>
+        <w:t>ll</w:t>
+      </w:r>
+      <w:r>
+        <w:t xml:space="preserve">an </w:t>
+      </w:r>
+      <w:r>
         <w:lastRenderedPageBreak/>
-        <w:t>En la última pantalla se localizan los logros que pueden desbloquear los usuarios por realizar ciertas acciones o alcanzar o superar etapas en específico, incluyendo el progreso que llevan en cada logro hasta completarlos.</w:t>
-      </w:r>
-    </w:p>
-    <w:p>
-      <w:pPr>
-        <w:pStyle w:val="Tesis"/>
-      </w:pPr>
-      <w:r>
-        <w:t>Una vez concluida la construcción de la aplicación</w:t>
-      </w:r>
-      <w:r>
-        <w:t xml:space="preserve">, se </w:t>
-      </w:r>
-      <w:r>
-        <w:t>avanza a</w:t>
-      </w:r>
-      <w:r>
-        <w:t>l siguiente objetivo de la investigación el cual es Verificar la funcionalidad del sistema mediante pruebas de funcionamiento</w:t>
-      </w:r>
-      <w:r>
-        <w:t>,</w:t>
-      </w:r>
-      <w:r>
-        <w:t xml:space="preserve"> </w:t>
-      </w:r>
-      <w:r>
-        <w:t xml:space="preserve">aplicadas a la aplicación educativa gamificada </w:t>
-      </w:r>
-      <w:r>
-        <w:t>formando parte de la cuarta fase de la metodología propuesta por Pressman (2010), denominada Construcción.</w:t>
-      </w:r>
-      <w:r>
-        <w:t xml:space="preserve"> </w:t>
-      </w:r>
-      <w:r>
-        <w:t xml:space="preserve">Es indispensable </w:t>
-      </w:r>
-      <w:r>
-        <w:t xml:space="preserve">evaluar la aplicación mediante una serie de pruebas </w:t>
-      </w:r>
-      <w:r>
-        <w:t xml:space="preserve">entre las cuales están las pruebas funcionales, unitarias y de integración </w:t>
-      </w:r>
-      <w:r>
-        <w:t xml:space="preserve">a fin de </w:t>
-      </w:r>
-      <w:r>
-        <w:t>evaluar la funcionalidad, la integración entre las pantallas y en caso de que ha</w:t>
-      </w:r>
-      <w:r>
-        <w:t>ll</w:t>
-      </w:r>
-      <w:r>
-        <w:t xml:space="preserve">an errores, fallas en el rendimiento </w:t>
+        <w:t xml:space="preserve">errores, fallas en el rendimiento </w:t>
       </w:r>
       <w:r>
         <w:t xml:space="preserve">o </w:t>
@@ -7000,12 +8299,7 @@
               <w:ind w:firstLine="0"/>
             </w:pPr>
             <w:r>
-              <w:lastRenderedPageBreak/>
-              <w:t xml:space="preserve">Errores en la interacción entre los </w:t>
-            </w:r>
-            <w:r>
-              <w:lastRenderedPageBreak/>
-              <w:t>módulos</w:t>
+              <w:t>Errores en la interacción entre los módulos</w:t>
             </w:r>
           </w:p>
         </w:tc>
@@ -7023,7 +8317,6 @@
               <w:ind w:firstLine="0"/>
             </w:pPr>
             <w:r>
-              <w:lastRenderedPageBreak/>
               <w:t>Funcionalidad de los ejercicios</w:t>
             </w:r>
           </w:p>
@@ -7319,10 +8612,17 @@
         <w:pStyle w:val="Tesis"/>
       </w:pPr>
       <w:r>
+        <w:lastRenderedPageBreak/>
         <w:t>Finalmente, como última etapa de del desarrollo del proyecto, se elaboró un manual de usuario, incluido en los anexos como ANEXO B, tiene como objetivo servir de guía a los usuarios durante el uso de la aplicación educativa.</w:t>
       </w:r>
       <w:r>
-        <w:t xml:space="preserve"> Proporcionando instrucciones claras sobre su navegación, funciones disponibles y que hacer en caso de que se pierda u olvide la contraseña. El manual busca facilitar la experiencia del usuario, como un apoyo adicional al contenido que esta presente en el sistema.</w:t>
+        <w:t xml:space="preserve"> Proporcionando instrucciones claras sobre su navegación, funciones disponibles y que hacer en caso de que se pierda u olvide la contraseña. El manual busca facilitar la experiencia del usuario, como un apoyo adicional al contenido que </w:t>
+      </w:r>
+      <w:r>
+        <w:t>está</w:t>
+      </w:r>
+      <w:r>
+        <w:t xml:space="preserve"> presente en el sistema.</w:t>
       </w:r>
     </w:p>
     <w:p>
@@ -7342,7 +8642,7 @@
 </file>
 
 <file path=word/endnotes.xml><?xml version="1.0" encoding="utf-8"?>
-<w:endnotes xmlns:wpc="http://schemas.microsoft.com/office/word/2010/wordprocessingCanvas" xmlns:cx="http://schemas.microsoft.com/office/drawing/2014/chartex" xmlns:cx1="http://schemas.microsoft.com/office/drawing/2015/9/8/chartex" xmlns:cx2="http://schemas.microsoft.com/office/drawing/2015/10/21/chartex" xmlns:cx3="http://schemas.microsoft.com/office/drawing/2016/5/9/chartex" xmlns:cx4="http://schemas.microsoft.com/office/drawing/2016/5/10/chartex" xmlns:cx5="http://schemas.microsoft.com/office/drawing/2016/5/11/chartex" xmlns:cx6="http://schemas.microsoft.com/office/drawing/2016/5/12/chartex" xmlns:cx7="http://schemas.microsoft.com/office/drawing/2016/5/13/chartex" xmlns:cx8="http://schemas.microsoft.com/office/drawing/2016/5/14/chartex" xmlns:mc="http://schemas.openxmlformats.org/markup-compatibility/2006" xmlns:aink="http://schemas.microsoft.com/office/drawing/2016/ink" xmlns:am3d="http://schemas.microsoft.com/office/drawing/2017/model3d" xmlns:o="urn:schemas-microsoft-com:office:office" xmlns:oel="http://schemas.microsoft.com/office/2019/extlst" xmlns:r="http://schemas.openxmlformats.org/officeDocument/2006/relationships" xmlns:m="http://schemas.openxmlformats.org/officeDocument/2006/math" xmlns:v="urn:schemas-microsoft-com:vml" xmlns:wp14="http://schemas.microsoft.com/office/word/2010/wordprocessingDrawing" xmlns:wp="http://schemas.openxmlformats.org/drawingml/2006/wordprocessingDrawing" xmlns:w10="urn:schemas-microsoft-com:office:word" xmlns:w="http://schemas.openxmlformats.org/wordprocessingml/2006/main" xmlns:w14="http://schemas.microsoft.com/office/word/2010/wordml" xmlns:w15="http://schemas.microsoft.com/office/word/2012/wordml" xmlns:w16cex="http://schemas.microsoft.com/office/word/2018/wordml/cex" xmlns:w16cid="http://schemas.microsoft.com/office/word/2016/wordml/cid" xmlns:w16="http://schemas.microsoft.com/office/word/2018/wordml" xmlns:w16sdtdh="http://schemas.microsoft.com/office/word/2020/wordml/sdtdatahash" xmlns:w16se="http://schemas.microsoft.com/office/word/2015/wordml/symex" xmlns:wpg="http://schemas.microsoft.com/office/word/2010/wordprocessingGroup" xmlns:wpi="http://schemas.microsoft.com/office/word/2010/wordprocessingInk" xmlns:wne="http://schemas.microsoft.com/office/word/2006/wordml" xmlns:wps="http://schemas.microsoft.com/office/word/2010/wordprocessingShape" mc:Ignorable="w14 w15 w16se w16cid w16 w16cex w16sdtdh wp14">
+<w:endnotes xmlns:wpc="http://schemas.microsoft.com/office/word/2010/wordprocessingCanvas" xmlns:cx="http://schemas.microsoft.com/office/drawing/2014/chartex" xmlns:cx1="http://schemas.microsoft.com/office/drawing/2015/9/8/chartex" xmlns:cx2="http://schemas.microsoft.com/office/drawing/2015/10/21/chartex" xmlns:cx3="http://schemas.microsoft.com/office/drawing/2016/5/9/chartex" xmlns:cx4="http://schemas.microsoft.com/office/drawing/2016/5/10/chartex" xmlns:cx5="http://schemas.microsoft.com/office/drawing/2016/5/11/chartex" xmlns:cx6="http://schemas.microsoft.com/office/drawing/2016/5/12/chartex" xmlns:cx7="http://schemas.microsoft.com/office/drawing/2016/5/13/chartex" xmlns:cx8="http://schemas.microsoft.com/office/drawing/2016/5/14/chartex" xmlns:mc="http://schemas.openxmlformats.org/markup-compatibility/2006" xmlns:aink="http://schemas.microsoft.com/office/drawing/2016/ink" xmlns:am3d="http://schemas.microsoft.com/office/drawing/2017/model3d" xmlns:o="urn:schemas-microsoft-com:office:office" xmlns:oel="http://schemas.microsoft.com/office/2019/extlst" xmlns:r="http://schemas.openxmlformats.org/officeDocument/2006/relationships" xmlns:m="http://schemas.openxmlformats.org/officeDocument/2006/math" xmlns:v="urn:schemas-microsoft-com:vml" xmlns:wp14="http://schemas.microsoft.com/office/word/2010/wordprocessingDrawing" xmlns:wp="http://schemas.openxmlformats.org/drawingml/2006/wordprocessingDrawing" xmlns:w10="urn:schemas-microsoft-com:office:word" xmlns:w="http://schemas.openxmlformats.org/wordprocessingml/2006/main" xmlns:w14="http://schemas.microsoft.com/office/word/2010/wordml" xmlns:w15="http://schemas.microsoft.com/office/word/2012/wordml" xmlns:w16cex="http://schemas.microsoft.com/office/word/2018/wordml/cex" xmlns:w16cid="http://schemas.microsoft.com/office/word/2016/wordml/cid" xmlns:w16="http://schemas.microsoft.com/office/word/2018/wordml" xmlns:w16du="http://schemas.microsoft.com/office/word/2023/wordml/word16du" xmlns:w16sdtdh="http://schemas.microsoft.com/office/word/2020/wordml/sdtdatahash" xmlns:w16sdtfl="http://schemas.microsoft.com/office/word/2024/wordml/sdtformatlock" xmlns:w16se="http://schemas.microsoft.com/office/word/2015/wordml/symex" xmlns:wpg="http://schemas.microsoft.com/office/word/2010/wordprocessingGroup" xmlns:wpi="http://schemas.microsoft.com/office/word/2010/wordprocessingInk" xmlns:wne="http://schemas.microsoft.com/office/word/2006/wordml" xmlns:wps="http://schemas.microsoft.com/office/word/2010/wordprocessingShape" mc:Ignorable="w14 w15 w16se w16cid w16 w16cex w16sdtdh w16sdtfl w16du wp14">
   <w:endnote w:type="separator" w:id="-1">
     <w:p>
       <w:r>
@@ -7361,7 +8661,7 @@
 </file>
 
 <file path=word/footnotes.xml><?xml version="1.0" encoding="utf-8"?>
-<w:footnotes xmlns:wpc="http://schemas.microsoft.com/office/word/2010/wordprocessingCanvas" xmlns:cx="http://schemas.microsoft.com/office/drawing/2014/chartex" xmlns:cx1="http://schemas.microsoft.com/office/drawing/2015/9/8/chartex" xmlns:cx2="http://schemas.microsoft.com/office/drawing/2015/10/21/chartex" xmlns:cx3="http://schemas.microsoft.com/office/drawing/2016/5/9/chartex" xmlns:cx4="http://schemas.microsoft.com/office/drawing/2016/5/10/chartex" xmlns:cx5="http://schemas.microsoft.com/office/drawing/2016/5/11/chartex" xmlns:cx6="http://schemas.microsoft.com/office/drawing/2016/5/12/chartex" xmlns:cx7="http://schemas.microsoft.com/office/drawing/2016/5/13/chartex" xmlns:cx8="http://schemas.microsoft.com/office/drawing/2016/5/14/chartex" xmlns:mc="http://schemas.openxmlformats.org/markup-compatibility/2006" xmlns:aink="http://schemas.microsoft.com/office/drawing/2016/ink" xmlns:am3d="http://schemas.microsoft.com/office/drawing/2017/model3d" xmlns:o="urn:schemas-microsoft-com:office:office" xmlns:oel="http://schemas.microsoft.com/office/2019/extlst" xmlns:r="http://schemas.openxmlformats.org/officeDocument/2006/relationships" xmlns:m="http://schemas.openxmlformats.org/officeDocument/2006/math" xmlns:v="urn:schemas-microsoft-com:vml" xmlns:wp14="http://schemas.microsoft.com/office/word/2010/wordprocessingDrawing" xmlns:wp="http://schemas.openxmlformats.org/drawingml/2006/wordprocessingDrawing" xmlns:w10="urn:schemas-microsoft-com:office:word" xmlns:w="http://schemas.openxmlformats.org/wordprocessingml/2006/main" xmlns:w14="http://schemas.microsoft.com/office/word/2010/wordml" xmlns:w15="http://schemas.microsoft.com/office/word/2012/wordml" xmlns:w16cex="http://schemas.microsoft.com/office/word/2018/wordml/cex" xmlns:w16cid="http://schemas.microsoft.com/office/word/2016/wordml/cid" xmlns:w16="http://schemas.microsoft.com/office/word/2018/wordml" xmlns:w16sdtdh="http://schemas.microsoft.com/office/word/2020/wordml/sdtdatahash" xmlns:w16se="http://schemas.microsoft.com/office/word/2015/wordml/symex" xmlns:wpg="http://schemas.microsoft.com/office/word/2010/wordprocessingGroup" xmlns:wpi="http://schemas.microsoft.com/office/word/2010/wordprocessingInk" xmlns:wne="http://schemas.microsoft.com/office/word/2006/wordml" xmlns:wps="http://schemas.microsoft.com/office/word/2010/wordprocessingShape" mc:Ignorable="w14 w15 w16se w16cid w16 w16cex w16sdtdh wp14">
+<w:footnotes xmlns:wpc="http://schemas.microsoft.com/office/word/2010/wordprocessingCanvas" xmlns:cx="http://schemas.microsoft.com/office/drawing/2014/chartex" xmlns:cx1="http://schemas.microsoft.com/office/drawing/2015/9/8/chartex" xmlns:cx2="http://schemas.microsoft.com/office/drawing/2015/10/21/chartex" xmlns:cx3="http://schemas.microsoft.com/office/drawing/2016/5/9/chartex" xmlns:cx4="http://schemas.microsoft.com/office/drawing/2016/5/10/chartex" xmlns:cx5="http://schemas.microsoft.com/office/drawing/2016/5/11/chartex" xmlns:cx6="http://schemas.microsoft.com/office/drawing/2016/5/12/chartex" xmlns:cx7="http://schemas.microsoft.com/office/drawing/2016/5/13/chartex" xmlns:cx8="http://schemas.microsoft.com/office/drawing/2016/5/14/chartex" xmlns:mc="http://schemas.openxmlformats.org/markup-compatibility/2006" xmlns:aink="http://schemas.microsoft.com/office/drawing/2016/ink" xmlns:am3d="http://schemas.microsoft.com/office/drawing/2017/model3d" xmlns:o="urn:schemas-microsoft-com:office:office" xmlns:oel="http://schemas.microsoft.com/office/2019/extlst" xmlns:r="http://schemas.openxmlformats.org/officeDocument/2006/relationships" xmlns:m="http://schemas.openxmlformats.org/officeDocument/2006/math" xmlns:v="urn:schemas-microsoft-com:vml" xmlns:wp14="http://schemas.microsoft.com/office/word/2010/wordprocessingDrawing" xmlns:wp="http://schemas.openxmlformats.org/drawingml/2006/wordprocessingDrawing" xmlns:w10="urn:schemas-microsoft-com:office:word" xmlns:w="http://schemas.openxmlformats.org/wordprocessingml/2006/main" xmlns:w14="http://schemas.microsoft.com/office/word/2010/wordml" xmlns:w15="http://schemas.microsoft.com/office/word/2012/wordml" xmlns:w16cex="http://schemas.microsoft.com/office/word/2018/wordml/cex" xmlns:w16cid="http://schemas.microsoft.com/office/word/2016/wordml/cid" xmlns:w16="http://schemas.microsoft.com/office/word/2018/wordml" xmlns:w16du="http://schemas.microsoft.com/office/word/2023/wordml/word16du" xmlns:w16sdtdh="http://schemas.microsoft.com/office/word/2020/wordml/sdtdatahash" xmlns:w16sdtfl="http://schemas.microsoft.com/office/word/2024/wordml/sdtformatlock" xmlns:w16se="http://schemas.microsoft.com/office/word/2015/wordml/symex" xmlns:wpg="http://schemas.microsoft.com/office/word/2010/wordprocessingGroup" xmlns:wpi="http://schemas.microsoft.com/office/word/2010/wordprocessingInk" xmlns:wne="http://schemas.microsoft.com/office/word/2006/wordml" xmlns:wps="http://schemas.microsoft.com/office/word/2010/wordprocessingShape" mc:Ignorable="w14 w15 w16se w16cid w16 w16cex w16sdtdh w16sdtfl w16du wp14">
   <w:footnote w:type="separator" w:id="-1">
     <w:p>
       <w:r>
@@ -7380,7 +8680,7 @@
 </file>
 
 <file path=word/numbering.xml><?xml version="1.0" encoding="utf-8"?>
-<w:numbering xmlns:wpc="http://schemas.microsoft.com/office/word/2010/wordprocessingCanvas" xmlns:cx="http://schemas.microsoft.com/office/drawing/2014/chartex" xmlns:cx1="http://schemas.microsoft.com/office/drawing/2015/9/8/chartex" xmlns:cx2="http://schemas.microsoft.com/office/drawing/2015/10/21/chartex" xmlns:cx3="http://schemas.microsoft.com/office/drawing/2016/5/9/chartex" xmlns:cx4="http://schemas.microsoft.com/office/drawing/2016/5/10/chartex" xmlns:cx5="http://schemas.microsoft.com/office/drawing/2016/5/11/chartex" xmlns:cx6="http://schemas.microsoft.com/office/drawing/2016/5/12/chartex" xmlns:cx7="http://schemas.microsoft.com/office/drawing/2016/5/13/chartex" xmlns:cx8="http://schemas.microsoft.com/office/drawing/2016/5/14/chartex" xmlns:mc="http://schemas.openxmlformats.org/markup-compatibility/2006" xmlns:aink="http://schemas.microsoft.com/office/drawing/2016/ink" xmlns:am3d="http://schemas.microsoft.com/office/drawing/2017/model3d" xmlns:o="urn:schemas-microsoft-com:office:office" xmlns:oel="http://schemas.microsoft.com/office/2019/extlst" xmlns:r="http://schemas.openxmlformats.org/officeDocument/2006/relationships" xmlns:m="http://schemas.openxmlformats.org/officeDocument/2006/math" xmlns:v="urn:schemas-microsoft-com:vml" xmlns:wp14="http://schemas.microsoft.com/office/word/2010/wordprocessingDrawing" xmlns:wp="http://schemas.openxmlformats.org/drawingml/2006/wordprocessingDrawing" xmlns:w10="urn:schemas-microsoft-com:office:word" xmlns:w="http://schemas.openxmlformats.org/wordprocessingml/2006/main" xmlns:w14="http://schemas.microsoft.com/office/word/2010/wordml" xmlns:w15="http://schemas.microsoft.com/office/word/2012/wordml" xmlns:w16cex="http://schemas.microsoft.com/office/word/2018/wordml/cex" xmlns:w16cid="http://schemas.microsoft.com/office/word/2016/wordml/cid" xmlns:w16="http://schemas.microsoft.com/office/word/2018/wordml" xmlns:w16sdtdh="http://schemas.microsoft.com/office/word/2020/wordml/sdtdatahash" xmlns:w16se="http://schemas.microsoft.com/office/word/2015/wordml/symex" xmlns:wpg="http://schemas.microsoft.com/office/word/2010/wordprocessingGroup" xmlns:wpi="http://schemas.microsoft.com/office/word/2010/wordprocessingInk" xmlns:wne="http://schemas.microsoft.com/office/word/2006/wordml" xmlns:wps="http://schemas.microsoft.com/office/word/2010/wordprocessingShape" mc:Ignorable="w14 w15 w16se w16cid w16 w16cex w16sdtdh wp14">
+<w:numbering xmlns:wpc="http://schemas.microsoft.com/office/word/2010/wordprocessingCanvas" xmlns:cx="http://schemas.microsoft.com/office/drawing/2014/chartex" xmlns:cx1="http://schemas.microsoft.com/office/drawing/2015/9/8/chartex" xmlns:cx2="http://schemas.microsoft.com/office/drawing/2015/10/21/chartex" xmlns:cx3="http://schemas.microsoft.com/office/drawing/2016/5/9/chartex" xmlns:cx4="http://schemas.microsoft.com/office/drawing/2016/5/10/chartex" xmlns:cx5="http://schemas.microsoft.com/office/drawing/2016/5/11/chartex" xmlns:cx6="http://schemas.microsoft.com/office/drawing/2016/5/12/chartex" xmlns:cx7="http://schemas.microsoft.com/office/drawing/2016/5/13/chartex" xmlns:cx8="http://schemas.microsoft.com/office/drawing/2016/5/14/chartex" xmlns:mc="http://schemas.openxmlformats.org/markup-compatibility/2006" xmlns:aink="http://schemas.microsoft.com/office/drawing/2016/ink" xmlns:am3d="http://schemas.microsoft.com/office/drawing/2017/model3d" xmlns:o="urn:schemas-microsoft-com:office:office" xmlns:oel="http://schemas.microsoft.com/office/2019/extlst" xmlns:r="http://schemas.openxmlformats.org/officeDocument/2006/relationships" xmlns:m="http://schemas.openxmlformats.org/officeDocument/2006/math" xmlns:v="urn:schemas-microsoft-com:vml" xmlns:wp14="http://schemas.microsoft.com/office/word/2010/wordprocessingDrawing" xmlns:wp="http://schemas.openxmlformats.org/drawingml/2006/wordprocessingDrawing" xmlns:w10="urn:schemas-microsoft-com:office:word" xmlns:w="http://schemas.openxmlformats.org/wordprocessingml/2006/main" xmlns:w14="http://schemas.microsoft.com/office/word/2010/wordml" xmlns:w15="http://schemas.microsoft.com/office/word/2012/wordml" xmlns:w16cex="http://schemas.microsoft.com/office/word/2018/wordml/cex" xmlns:w16cid="http://schemas.microsoft.com/office/word/2016/wordml/cid" xmlns:w16="http://schemas.microsoft.com/office/word/2018/wordml" xmlns:w16du="http://schemas.microsoft.com/office/word/2023/wordml/word16du" xmlns:w16sdtdh="http://schemas.microsoft.com/office/word/2020/wordml/sdtdatahash" xmlns:w16sdtfl="http://schemas.microsoft.com/office/word/2024/wordml/sdtformatlock" xmlns:w16se="http://schemas.microsoft.com/office/word/2015/wordml/symex" xmlns:wpg="http://schemas.microsoft.com/office/word/2010/wordprocessingGroup" xmlns:wpi="http://schemas.microsoft.com/office/word/2010/wordprocessingInk" xmlns:wne="http://schemas.microsoft.com/office/word/2006/wordml" xmlns:wps="http://schemas.microsoft.com/office/word/2010/wordprocessingShape" mc:Ignorable="w14 w15 w16se w16cid w16 w16cex w16sdtdh w16sdtfl w16du wp14">
   <w:abstractNum w:abstractNumId="0" w15:restartNumberingAfterBreak="0">
     <w:nsid w:val="02C57005"/>
     <w:multiLevelType w:val="hybridMultilevel"/>
@@ -7769,7 +9069,7 @@
 </file>
 
 <file path=word/styles.xml><?xml version="1.0" encoding="utf-8"?>
-<w:styles xmlns:mc="http://schemas.openxmlformats.org/markup-compatibility/2006" xmlns:r="http://schemas.openxmlformats.org/officeDocument/2006/relationships" xmlns:w="http://schemas.openxmlformats.org/wordprocessingml/2006/main" xmlns:w14="http://schemas.microsoft.com/office/word/2010/wordml" xmlns:w15="http://schemas.microsoft.com/office/word/2012/wordml" xmlns:w16cex="http://schemas.microsoft.com/office/word/2018/wordml/cex" xmlns:w16cid="http://schemas.microsoft.com/office/word/2016/wordml/cid" xmlns:w16="http://schemas.microsoft.com/office/word/2018/wordml" xmlns:w16sdtdh="http://schemas.microsoft.com/office/word/2020/wordml/sdtdatahash" xmlns:w16se="http://schemas.microsoft.com/office/word/2015/wordml/symex" mc:Ignorable="w14 w15 w16se w16cid w16 w16cex w16sdtdh">
+<w:styles xmlns:mc="http://schemas.openxmlformats.org/markup-compatibility/2006" xmlns:r="http://schemas.openxmlformats.org/officeDocument/2006/relationships" xmlns:w="http://schemas.openxmlformats.org/wordprocessingml/2006/main" xmlns:w14="http://schemas.microsoft.com/office/word/2010/wordml" xmlns:w15="http://schemas.microsoft.com/office/word/2012/wordml" xmlns:w16cex="http://schemas.microsoft.com/office/word/2018/wordml/cex" xmlns:w16cid="http://schemas.microsoft.com/office/word/2016/wordml/cid" xmlns:w16="http://schemas.microsoft.com/office/word/2018/wordml" xmlns:w16du="http://schemas.microsoft.com/office/word/2023/wordml/word16du" xmlns:w16sdtdh="http://schemas.microsoft.com/office/word/2020/wordml/sdtdatahash" xmlns:w16sdtfl="http://schemas.microsoft.com/office/word/2024/wordml/sdtformatlock" xmlns:w16se="http://schemas.microsoft.com/office/word/2015/wordml/symex" mc:Ignorable="w14 w15 w16se w16cid w16 w16cex w16sdtdh w16sdtfl w16du">
   <w:docDefaults>
     <w:rPrDefault>
       <w:rPr>
@@ -8913,7 +10213,7 @@
       <w:lang w:val="es-VE"/>
     </w:rPr>
   </w:style>
-  <w:style w:type="character" w:styleId="Textoennegrita">
+  <w:style w:type="character" w:styleId="Fuerte">
     <w:name w:val="Strong"/>
     <w:basedOn w:val="Fuentedeprrafopredeter"/>
     <w:uiPriority w:val="22"/>
@@ -8968,7 +10268,7 @@
 <file path=word/charts/chart1.xml><?xml version="1.0" encoding="utf-8"?>
 <c:chartSpace xmlns:c="http://schemas.openxmlformats.org/drawingml/2006/chart" xmlns:a="http://schemas.openxmlformats.org/drawingml/2006/main" xmlns:r="http://schemas.openxmlformats.org/officeDocument/2006/relationships" xmlns:c16r2="http://schemas.microsoft.com/office/drawing/2015/06/chart">
   <c:date1904 val="0"/>
-  <c:lang val="es-ES"/>
+  <c:lang val="es-MX"/>
   <c:roundedCorners val="0"/>
   <mc:AlternateContent xmlns:mc="http://schemas.openxmlformats.org/markup-compatibility/2006">
     <mc:Choice xmlns:c14="http://schemas.microsoft.com/office/drawing/2007/8/2/chart" Requires="c14">
@@ -9429,6 +10729,7 @@
     </c:legend>
     <c:plotVisOnly val="1"/>
     <c:dispBlanksAs val="gap"/>
+    <c:showDLblsOverMax val="0"/>
     <c:extLst>
       <c:ext xmlns:c16r3="http://schemas.microsoft.com/office/drawing/2017/03/chart" uri="{56B9EC1D-385E-4148-901F-78D8002777C0}">
         <c16r3:dataDisplayOptions16>
@@ -9436,7 +10737,6 @@
         </c16r3:dataDisplayOptions16>
       </c:ext>
     </c:extLst>
-    <c:showDLblsOverMax val="0"/>
   </c:chart>
   <c:spPr>
     <a:noFill/>
@@ -9471,7 +10771,7 @@
 <file path=word/charts/chart10.xml><?xml version="1.0" encoding="utf-8"?>
 <c:chartSpace xmlns:c="http://schemas.openxmlformats.org/drawingml/2006/chart" xmlns:a="http://schemas.openxmlformats.org/drawingml/2006/main" xmlns:r="http://schemas.openxmlformats.org/officeDocument/2006/relationships" xmlns:c16r2="http://schemas.microsoft.com/office/drawing/2015/06/chart">
   <c:date1904 val="0"/>
-  <c:lang val="es-ES"/>
+  <c:lang val="es-MX"/>
   <c:roundedCorners val="0"/>
   <mc:AlternateContent xmlns:mc="http://schemas.openxmlformats.org/markup-compatibility/2006">
     <mc:Choice xmlns:c14="http://schemas.microsoft.com/office/drawing/2007/8/2/chart" Requires="c14">
@@ -9798,6 +11098,7 @@
     </c:legend>
     <c:plotVisOnly val="1"/>
     <c:dispBlanksAs val="gap"/>
+    <c:showDLblsOverMax val="0"/>
     <c:extLst>
       <c:ext xmlns:c16r3="http://schemas.microsoft.com/office/drawing/2017/03/chart" uri="{56B9EC1D-385E-4148-901F-78D8002777C0}">
         <c16r3:dataDisplayOptions16>
@@ -9805,7 +11106,6 @@
         </c16r3:dataDisplayOptions16>
       </c:ext>
     </c:extLst>
-    <c:showDLblsOverMax val="0"/>
   </c:chart>
   <c:spPr>
     <a:solidFill>
@@ -9842,7 +11142,7 @@
 <file path=word/charts/chart11.xml><?xml version="1.0" encoding="utf-8"?>
 <c:chartSpace xmlns:c="http://schemas.openxmlformats.org/drawingml/2006/chart" xmlns:a="http://schemas.openxmlformats.org/drawingml/2006/main" xmlns:r="http://schemas.openxmlformats.org/officeDocument/2006/relationships" xmlns:c16r2="http://schemas.microsoft.com/office/drawing/2015/06/chart">
   <c:date1904 val="0"/>
-  <c:lang val="es-ES"/>
+  <c:lang val="es-MX"/>
   <c:roundedCorners val="0"/>
   <mc:AlternateContent xmlns:mc="http://schemas.openxmlformats.org/markup-compatibility/2006">
     <mc:Choice xmlns:c14="http://schemas.microsoft.com/office/drawing/2007/8/2/chart" Requires="c14">
@@ -10169,6 +11469,7 @@
     </c:legend>
     <c:plotVisOnly val="1"/>
     <c:dispBlanksAs val="gap"/>
+    <c:showDLblsOverMax val="0"/>
     <c:extLst>
       <c:ext xmlns:c16r3="http://schemas.microsoft.com/office/drawing/2017/03/chart" uri="{56B9EC1D-385E-4148-901F-78D8002777C0}">
         <c16r3:dataDisplayOptions16>
@@ -10176,7 +11477,6 @@
         </c16r3:dataDisplayOptions16>
       </c:ext>
     </c:extLst>
-    <c:showDLblsOverMax val="0"/>
   </c:chart>
   <c:spPr>
     <a:solidFill>
@@ -10213,7 +11513,7 @@
 <file path=word/charts/chart12.xml><?xml version="1.0" encoding="utf-8"?>
 <c:chartSpace xmlns:c="http://schemas.openxmlformats.org/drawingml/2006/chart" xmlns:a="http://schemas.openxmlformats.org/drawingml/2006/main" xmlns:r="http://schemas.openxmlformats.org/officeDocument/2006/relationships" xmlns:c16r2="http://schemas.microsoft.com/office/drawing/2015/06/chart">
   <c:date1904 val="0"/>
-  <c:lang val="es-ES"/>
+  <c:lang val="es-MX"/>
   <c:roundedCorners val="0"/>
   <mc:AlternateContent xmlns:mc="http://schemas.openxmlformats.org/markup-compatibility/2006">
     <mc:Choice xmlns:c14="http://schemas.microsoft.com/office/drawing/2007/8/2/chart" Requires="c14">
@@ -10540,6 +11840,7 @@
     </c:legend>
     <c:plotVisOnly val="1"/>
     <c:dispBlanksAs val="gap"/>
+    <c:showDLblsOverMax val="0"/>
     <c:extLst>
       <c:ext xmlns:c16r3="http://schemas.microsoft.com/office/drawing/2017/03/chart" uri="{56B9EC1D-385E-4148-901F-78D8002777C0}">
         <c16r3:dataDisplayOptions16>
@@ -10547,7 +11848,6 @@
         </c16r3:dataDisplayOptions16>
       </c:ext>
     </c:extLst>
-    <c:showDLblsOverMax val="0"/>
   </c:chart>
   <c:spPr>
     <a:solidFill>
@@ -10584,7 +11884,7 @@
 <file path=word/charts/chart2.xml><?xml version="1.0" encoding="utf-8"?>
 <c:chartSpace xmlns:c="http://schemas.openxmlformats.org/drawingml/2006/chart" xmlns:a="http://schemas.openxmlformats.org/drawingml/2006/main" xmlns:r="http://schemas.openxmlformats.org/officeDocument/2006/relationships" xmlns:c16r2="http://schemas.microsoft.com/office/drawing/2015/06/chart">
   <c:date1904 val="0"/>
-  <c:lang val="es-ES"/>
+  <c:lang val="es-MX"/>
   <c:roundedCorners val="0"/>
   <mc:AlternateContent xmlns:mc="http://schemas.openxmlformats.org/markup-compatibility/2006">
     <mc:Choice xmlns:c14="http://schemas.microsoft.com/office/drawing/2007/8/2/chart" Requires="c14">
@@ -10957,6 +12257,7 @@
     </c:legend>
     <c:plotVisOnly val="1"/>
     <c:dispBlanksAs val="gap"/>
+    <c:showDLblsOverMax val="0"/>
     <c:extLst>
       <c:ext xmlns:c16r3="http://schemas.microsoft.com/office/drawing/2017/03/chart" uri="{56B9EC1D-385E-4148-901F-78D8002777C0}">
         <c16r3:dataDisplayOptions16>
@@ -10964,7 +12265,6 @@
         </c16r3:dataDisplayOptions16>
       </c:ext>
     </c:extLst>
-    <c:showDLblsOverMax val="0"/>
   </c:chart>
   <c:spPr>
     <a:solidFill>
@@ -11001,7 +12301,7 @@
 <file path=word/charts/chart3.xml><?xml version="1.0" encoding="utf-8"?>
 <c:chartSpace xmlns:c="http://schemas.openxmlformats.org/drawingml/2006/chart" xmlns:a="http://schemas.openxmlformats.org/drawingml/2006/main" xmlns:r="http://schemas.openxmlformats.org/officeDocument/2006/relationships" xmlns:c16r2="http://schemas.microsoft.com/office/drawing/2015/06/chart">
   <c:date1904 val="0"/>
-  <c:lang val="es-ES"/>
+  <c:lang val="es-MX"/>
   <c:roundedCorners val="0"/>
   <mc:AlternateContent xmlns:mc="http://schemas.openxmlformats.org/markup-compatibility/2006">
     <mc:Choice xmlns:c14="http://schemas.microsoft.com/office/drawing/2007/8/2/chart" Requires="c14">
@@ -11276,6 +12576,7 @@
     </c:legend>
     <c:plotVisOnly val="1"/>
     <c:dispBlanksAs val="gap"/>
+    <c:showDLblsOverMax val="0"/>
     <c:extLst>
       <c:ext xmlns:c16r3="http://schemas.microsoft.com/office/drawing/2017/03/chart" uri="{56B9EC1D-385E-4148-901F-78D8002777C0}">
         <c16r3:dataDisplayOptions16>
@@ -11283,7 +12584,6 @@
         </c16r3:dataDisplayOptions16>
       </c:ext>
     </c:extLst>
-    <c:showDLblsOverMax val="0"/>
   </c:chart>
   <c:spPr>
     <a:solidFill>
@@ -11320,7 +12620,7 @@
 <file path=word/charts/chart4.xml><?xml version="1.0" encoding="utf-8"?>
 <c:chartSpace xmlns:c="http://schemas.openxmlformats.org/drawingml/2006/chart" xmlns:a="http://schemas.openxmlformats.org/drawingml/2006/main" xmlns:r="http://schemas.openxmlformats.org/officeDocument/2006/relationships" xmlns:c16r2="http://schemas.microsoft.com/office/drawing/2015/06/chart">
   <c:date1904 val="0"/>
-  <c:lang val="es-ES"/>
+  <c:lang val="es-MX"/>
   <c:roundedCorners val="0"/>
   <mc:AlternateContent xmlns:mc="http://schemas.openxmlformats.org/markup-compatibility/2006">
     <mc:Choice xmlns:c14="http://schemas.microsoft.com/office/drawing/2007/8/2/chart" Requires="c14">
@@ -11625,6 +12925,7 @@
     </c:legend>
     <c:plotVisOnly val="1"/>
     <c:dispBlanksAs val="gap"/>
+    <c:showDLblsOverMax val="0"/>
     <c:extLst>
       <c:ext xmlns:c16r3="http://schemas.microsoft.com/office/drawing/2017/03/chart" uri="{56B9EC1D-385E-4148-901F-78D8002777C0}">
         <c16r3:dataDisplayOptions16>
@@ -11632,7 +12933,6 @@
         </c16r3:dataDisplayOptions16>
       </c:ext>
     </c:extLst>
-    <c:showDLblsOverMax val="0"/>
   </c:chart>
   <c:spPr>
     <a:solidFill>
@@ -11669,7 +12969,7 @@
 <file path=word/charts/chart5.xml><?xml version="1.0" encoding="utf-8"?>
 <c:chartSpace xmlns:c="http://schemas.openxmlformats.org/drawingml/2006/chart" xmlns:a="http://schemas.openxmlformats.org/drawingml/2006/main" xmlns:r="http://schemas.openxmlformats.org/officeDocument/2006/relationships" xmlns:c16r2="http://schemas.microsoft.com/office/drawing/2015/06/chart">
   <c:date1904 val="0"/>
-  <c:lang val="es-ES"/>
+  <c:lang val="es-MX"/>
   <c:roundedCorners val="0"/>
   <mc:AlternateContent xmlns:mc="http://schemas.openxmlformats.org/markup-compatibility/2006">
     <mc:Choice xmlns:c14="http://schemas.microsoft.com/office/drawing/2007/8/2/chart" Requires="c14">
@@ -12013,6 +13313,7 @@
     </c:legend>
     <c:plotVisOnly val="1"/>
     <c:dispBlanksAs val="gap"/>
+    <c:showDLblsOverMax val="0"/>
     <c:extLst>
       <c:ext xmlns:c16r3="http://schemas.microsoft.com/office/drawing/2017/03/chart" uri="{56B9EC1D-385E-4148-901F-78D8002777C0}">
         <c16r3:dataDisplayOptions16>
@@ -12020,7 +13321,6 @@
         </c16r3:dataDisplayOptions16>
       </c:ext>
     </c:extLst>
-    <c:showDLblsOverMax val="0"/>
   </c:chart>
   <c:spPr>
     <a:solidFill>
@@ -12060,7 +13360,7 @@
 <file path=word/charts/chart6.xml><?xml version="1.0" encoding="utf-8"?>
 <c:chartSpace xmlns:c="http://schemas.openxmlformats.org/drawingml/2006/chart" xmlns:a="http://schemas.openxmlformats.org/drawingml/2006/main" xmlns:r="http://schemas.openxmlformats.org/officeDocument/2006/relationships" xmlns:c16r2="http://schemas.microsoft.com/office/drawing/2015/06/chart">
   <c:date1904 val="0"/>
-  <c:lang val="es-ES"/>
+  <c:lang val="es-MX"/>
   <c:roundedCorners val="0"/>
   <mc:AlternateContent xmlns:mc="http://schemas.openxmlformats.org/markup-compatibility/2006">
     <mc:Choice xmlns:c14="http://schemas.microsoft.com/office/drawing/2007/8/2/chart" Requires="c14">
@@ -12371,6 +13671,7 @@
     </c:legend>
     <c:plotVisOnly val="1"/>
     <c:dispBlanksAs val="gap"/>
+    <c:showDLblsOverMax val="0"/>
     <c:extLst>
       <c:ext xmlns:c16r3="http://schemas.microsoft.com/office/drawing/2017/03/chart" uri="{56B9EC1D-385E-4148-901F-78D8002777C0}">
         <c16r3:dataDisplayOptions16>
@@ -12378,7 +13679,6 @@
         </c16r3:dataDisplayOptions16>
       </c:ext>
     </c:extLst>
-    <c:showDLblsOverMax val="0"/>
   </c:chart>
   <c:spPr>
     <a:solidFill>
@@ -12417,7 +13717,7 @@
 <file path=word/charts/chart7.xml><?xml version="1.0" encoding="utf-8"?>
 <c:chartSpace xmlns:c="http://schemas.openxmlformats.org/drawingml/2006/chart" xmlns:a="http://schemas.openxmlformats.org/drawingml/2006/main" xmlns:r="http://schemas.openxmlformats.org/officeDocument/2006/relationships" xmlns:c16r2="http://schemas.microsoft.com/office/drawing/2015/06/chart">
   <c:date1904 val="0"/>
-  <c:lang val="es-ES"/>
+  <c:lang val="es-MX"/>
   <c:roundedCorners val="0"/>
   <mc:AlternateContent xmlns:mc="http://schemas.openxmlformats.org/markup-compatibility/2006">
     <mc:Choice xmlns:c14="http://schemas.microsoft.com/office/drawing/2007/8/2/chart" Requires="c14">
@@ -12684,6 +13984,7 @@
     </c:legend>
     <c:plotVisOnly val="1"/>
     <c:dispBlanksAs val="gap"/>
+    <c:showDLblsOverMax val="0"/>
     <c:extLst>
       <c:ext xmlns:c16r3="http://schemas.microsoft.com/office/drawing/2017/03/chart" uri="{56B9EC1D-385E-4148-901F-78D8002777C0}">
         <c16r3:dataDisplayOptions16>
@@ -12691,7 +13992,6 @@
         </c16r3:dataDisplayOptions16>
       </c:ext>
     </c:extLst>
-    <c:showDLblsOverMax val="0"/>
   </c:chart>
   <c:spPr>
     <a:solidFill>
@@ -12728,7 +14028,7 @@
 <file path=word/charts/chart8.xml><?xml version="1.0" encoding="utf-8"?>
 <c:chartSpace xmlns:c="http://schemas.openxmlformats.org/drawingml/2006/chart" xmlns:a="http://schemas.openxmlformats.org/drawingml/2006/main" xmlns:r="http://schemas.openxmlformats.org/officeDocument/2006/relationships" xmlns:c16r2="http://schemas.microsoft.com/office/drawing/2015/06/chart">
   <c:date1904 val="0"/>
-  <c:lang val="es-ES"/>
+  <c:lang val="es-MX"/>
   <c:roundedCorners val="0"/>
   <mc:AlternateContent xmlns:mc="http://schemas.openxmlformats.org/markup-compatibility/2006">
     <mc:Choice xmlns:c14="http://schemas.microsoft.com/office/drawing/2007/8/2/chart" Requires="c14">
@@ -13087,6 +14387,7 @@
     </c:legend>
     <c:plotVisOnly val="1"/>
     <c:dispBlanksAs val="gap"/>
+    <c:showDLblsOverMax val="0"/>
     <c:extLst>
       <c:ext xmlns:c16r3="http://schemas.microsoft.com/office/drawing/2017/03/chart" uri="{56B9EC1D-385E-4148-901F-78D8002777C0}">
         <c16r3:dataDisplayOptions16>
@@ -13094,7 +14395,6 @@
         </c16r3:dataDisplayOptions16>
       </c:ext>
     </c:extLst>
-    <c:showDLblsOverMax val="0"/>
   </c:chart>
   <c:spPr>
     <a:solidFill>
@@ -13131,7 +14431,7 @@
 <file path=word/charts/chart9.xml><?xml version="1.0" encoding="utf-8"?>
 <c:chartSpace xmlns:c="http://schemas.openxmlformats.org/drawingml/2006/chart" xmlns:a="http://schemas.openxmlformats.org/drawingml/2006/main" xmlns:r="http://schemas.openxmlformats.org/officeDocument/2006/relationships" xmlns:c16r2="http://schemas.microsoft.com/office/drawing/2015/06/chart">
   <c:date1904 val="0"/>
-  <c:lang val="es-ES"/>
+  <c:lang val="es-MX"/>
   <c:roundedCorners val="0"/>
   <mc:AlternateContent xmlns:mc="http://schemas.openxmlformats.org/markup-compatibility/2006">
     <mc:Choice xmlns:c14="http://schemas.microsoft.com/office/drawing/2007/8/2/chart" Requires="c14">
@@ -14031,6 +15331,7 @@
     </c:legend>
     <c:plotVisOnly val="1"/>
     <c:dispBlanksAs val="gap"/>
+    <c:showDLblsOverMax val="0"/>
     <c:extLst>
       <c:ext xmlns:c16r3="http://schemas.microsoft.com/office/drawing/2017/03/chart" uri="{56B9EC1D-385E-4148-901F-78D8002777C0}">
         <c16r3:dataDisplayOptions16>
@@ -14038,7 +15339,6 @@
         </c16r3:dataDisplayOptions16>
       </c:ext>
     </c:extLst>
-    <c:showDLblsOverMax val="0"/>
   </c:chart>
   <c:spPr>
     <a:solidFill>

--- a/Capitulos de Tesis/Capítulo IV.docx
+++ b/Capitulos de Tesis/Capítulo IV.docx
@@ -1,6 +1,6 @@
 
 <file path=word/document.xml><?xml version="1.0" encoding="utf-8"?>
-<w:document xmlns:wpc="http://schemas.microsoft.com/office/word/2010/wordprocessingCanvas" xmlns:cx="http://schemas.microsoft.com/office/drawing/2014/chartex" xmlns:cx1="http://schemas.microsoft.com/office/drawing/2015/9/8/chartex" xmlns:cx2="http://schemas.microsoft.com/office/drawing/2015/10/21/chartex" xmlns:cx3="http://schemas.microsoft.com/office/drawing/2016/5/9/chartex" xmlns:cx4="http://schemas.microsoft.com/office/drawing/2016/5/10/chartex" xmlns:cx5="http://schemas.microsoft.com/office/drawing/2016/5/11/chartex" xmlns:cx6="http://schemas.microsoft.com/office/drawing/2016/5/12/chartex" xmlns:cx7="http://schemas.microsoft.com/office/drawing/2016/5/13/chartex" xmlns:cx8="http://schemas.microsoft.com/office/drawing/2016/5/14/chartex" xmlns:mc="http://schemas.openxmlformats.org/markup-compatibility/2006" xmlns:aink="http://schemas.microsoft.com/office/drawing/2016/ink" xmlns:am3d="http://schemas.microsoft.com/office/drawing/2017/model3d" xmlns:o="urn:schemas-microsoft-com:office:office" xmlns:oel="http://schemas.microsoft.com/office/2019/extlst" xmlns:r="http://schemas.openxmlformats.org/officeDocument/2006/relationships" xmlns:m="http://schemas.openxmlformats.org/officeDocument/2006/math" xmlns:v="urn:schemas-microsoft-com:vml" xmlns:wp14="http://schemas.microsoft.com/office/word/2010/wordprocessingDrawing" xmlns:wp="http://schemas.openxmlformats.org/drawingml/2006/wordprocessingDrawing" xmlns:w10="urn:schemas-microsoft-com:office:word" xmlns:w="http://schemas.openxmlformats.org/wordprocessingml/2006/main" xmlns:w14="http://schemas.microsoft.com/office/word/2010/wordml" xmlns:w15="http://schemas.microsoft.com/office/word/2012/wordml" xmlns:w16cex="http://schemas.microsoft.com/office/word/2018/wordml/cex" xmlns:w16cid="http://schemas.microsoft.com/office/word/2016/wordml/cid" xmlns:w16="http://schemas.microsoft.com/office/word/2018/wordml" xmlns:w16du="http://schemas.microsoft.com/office/word/2023/wordml/word16du" xmlns:w16sdtdh="http://schemas.microsoft.com/office/word/2020/wordml/sdtdatahash" xmlns:w16sdtfl="http://schemas.microsoft.com/office/word/2024/wordml/sdtformatlock" xmlns:w16se="http://schemas.microsoft.com/office/word/2015/wordml/symex" xmlns:wpg="http://schemas.microsoft.com/office/word/2010/wordprocessingGroup" xmlns:wpi="http://schemas.microsoft.com/office/word/2010/wordprocessingInk" xmlns:wne="http://schemas.microsoft.com/office/word/2006/wordml" xmlns:wps="http://schemas.microsoft.com/office/word/2010/wordprocessingShape" mc:Ignorable="w14 w15 w16se w16cid w16 w16cex w16sdtdh w16sdtfl w16du wp14">
+<w:document xmlns:wpc="http://schemas.microsoft.com/office/word/2010/wordprocessingCanvas" xmlns:cx="http://schemas.microsoft.com/office/drawing/2014/chartex" xmlns:cx1="http://schemas.microsoft.com/office/drawing/2015/9/8/chartex" xmlns:cx2="http://schemas.microsoft.com/office/drawing/2015/10/21/chartex" xmlns:cx3="http://schemas.microsoft.com/office/drawing/2016/5/9/chartex" xmlns:cx4="http://schemas.microsoft.com/office/drawing/2016/5/10/chartex" xmlns:cx5="http://schemas.microsoft.com/office/drawing/2016/5/11/chartex" xmlns:cx6="http://schemas.microsoft.com/office/drawing/2016/5/12/chartex" xmlns:cx7="http://schemas.microsoft.com/office/drawing/2016/5/13/chartex" xmlns:cx8="http://schemas.microsoft.com/office/drawing/2016/5/14/chartex" xmlns:mc="http://schemas.openxmlformats.org/markup-compatibility/2006" xmlns:aink="http://schemas.microsoft.com/office/drawing/2016/ink" xmlns:am3d="http://schemas.microsoft.com/office/drawing/2017/model3d" xmlns:o="urn:schemas-microsoft-com:office:office" xmlns:oel="http://schemas.microsoft.com/office/2019/extlst" xmlns:r="http://schemas.openxmlformats.org/officeDocument/2006/relationships" xmlns:m="http://schemas.openxmlformats.org/officeDocument/2006/math" xmlns:v="urn:schemas-microsoft-com:vml" xmlns:wp14="http://schemas.microsoft.com/office/word/2010/wordprocessingDrawing" xmlns:wp="http://schemas.openxmlformats.org/drawingml/2006/wordprocessingDrawing" xmlns:w10="urn:schemas-microsoft-com:office:word" xmlns:w="http://schemas.openxmlformats.org/wordprocessingml/2006/main" xmlns:w14="http://schemas.microsoft.com/office/word/2010/wordml" xmlns:w15="http://schemas.microsoft.com/office/word/2012/wordml" xmlns:w16cex="http://schemas.microsoft.com/office/word/2018/wordml/cex" xmlns:w16cid="http://schemas.microsoft.com/office/word/2016/wordml/cid" xmlns:w16="http://schemas.microsoft.com/office/word/2018/wordml" xmlns:w16sdtdh="http://schemas.microsoft.com/office/word/2020/wordml/sdtdatahash" xmlns:w16se="http://schemas.microsoft.com/office/word/2015/wordml/symex" xmlns:wpg="http://schemas.microsoft.com/office/word/2010/wordprocessingGroup" xmlns:wpi="http://schemas.microsoft.com/office/word/2010/wordprocessingInk" xmlns:wne="http://schemas.microsoft.com/office/word/2006/wordml" xmlns:wps="http://schemas.microsoft.com/office/word/2010/wordprocessingShape" mc:Ignorable="w14 w15 w16se w16cid w16 w16cex w16sdtdh wp14">
   <w:body>
     <w:p/>
     <w:p>
@@ -262,7 +262,7 @@
               </wp:anchor>
             </w:drawing>
           </mc:Choice>
-          <mc:Fallback>
+          <mc:Fallback xmlns:w16du="http://schemas.microsoft.com/office/word/2023/wordml/word16du" xmlns:w16sdtfl="http://schemas.microsoft.com/office/word/2024/wordml/sdtformatlock">
             <w:pict>
               <v:group w14:anchorId="720B25CE" id="Group 17" o:spid="_x0000_s1026" style="position:absolute;margin-left:-4.45pt;margin-top:9.2pt;width:450.2pt;height:127.25pt;z-index:251659264" coordorigin="2268,6021" coordsize="8280,2340" o:gfxdata="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